--- a/Daily Reports/07_08_2026-CBOT Reports.docx
+++ b/Daily Reports/07_08_2026-CBOT Reports.docx
@@ -104,7 +104,7 @@
           <w:color w:val="5C768D"/>
           <w:sz w:val="19"/>
         </w:rPr>
-        <w:t>Cập nhật tự động qua `macro_tracker.py` vào lúc 16:32 ICT ngày 07/08/2026</w:t>
+        <w:t>Cập nhật tự động qua `macro_tracker.py` vào lúc 17:00 ICT ngày 07/08/2026</w:t>
       </w:r>
     </w:p>
     <w:tbl>
@@ -313,7 +313,7 @@
               <w:rPr>
                 <w:b/>
               </w:rPr>
-              <w:t>82.74 / thùng</w:t>
+              <w:t>82.30 / thùng</w:t>
             </w:r>
           </w:p>
         </w:tc>
@@ -344,7 +344,7 @@
               <w:rPr>
                 <w:b/>
               </w:rPr>
-              <w:t>+0.30%</w:t>
+              <w:t>-0.23%</w:t>
             </w:r>
           </w:p>
         </w:tc>
@@ -1228,7 +1228,7 @@
         <w:rPr>
           <w:b/>
         </w:rPr>
-        <w:t>`82.74` (+0.30%)</w:t>
+        <w:t>`82.30` (-0.23%)</w:t>
       </w:r>
       <w:r>
         <w:t xml:space="preserve"> | DXY: </w:t>
@@ -1246,7 +1246,7 @@
         <w:rPr>
           <w:b/>
         </w:rPr>
-        <w:t>`633.50` (+0.36%)</w:t>
+        <w:t>`636.50` (+0.83%)</w:t>
       </w:r>
       <w:r>
         <w:t>.</w:t>
@@ -1316,7 +1316,7 @@
           <w:color w:val="5C768D"/>
           <w:sz w:val="19"/>
         </w:rPr>
-        <w:t>Cập nhật tự động lúc 16:32 ICT ngày 07/08/2026 — Nguồn: NOAA, USDA, BOM Australia</w:t>
+        <w:t>Cập nhật tự động lúc 17:00 ICT ngày 07/08/2026 — Nguồn: NOAA, USDA, BOM Australia</w:t>
       </w:r>
     </w:p>
     <w:p>
@@ -3584,7 +3584,7 @@
               <w:rPr>
                 <w:b/>
               </w:rPr>
-              <w:t>441.75</w:t>
+              <w:t>442.75</w:t>
             </w:r>
           </w:p>
         </w:tc>
@@ -3615,7 +3615,7 @@
               <w:rPr>
                 <w:b/>
               </w:rPr>
-              <w:t>442.46 (+0.71)</w:t>
+              <w:t>443.51 (+0.76)</w:t>
             </w:r>
           </w:p>
         </w:tc>
@@ -3643,7 +3643,7 @@
             </w:pPr>
             <w:r/>
             <w:r>
-              <w:t>Bearish (439.86 &lt; 440.04)</w:t>
+              <w:t>Bearish (439.95 &lt; 440.08)</w:t>
             </w:r>
           </w:p>
         </w:tc>
@@ -3671,7 +3671,7 @@
             </w:pPr>
             <w:r/>
             <w:r>
-              <w:t>0.50 cents</w:t>
+              <w:t>1.75 cents</w:t>
             </w:r>
           </w:p>
         </w:tc>
@@ -3832,7 +3832,7 @@
               <w:rPr>
                 <w:b/>
               </w:rPr>
-              <w:t>633.50</w:t>
+              <w:t>636.50</w:t>
             </w:r>
           </w:p>
         </w:tc>
@@ -3863,7 +3863,7 @@
               <w:rPr>
                 <w:b/>
               </w:rPr>
-              <w:t>634.56 (+1.06)</w:t>
+              <w:t>637.82 (+1.32)</w:t>
             </w:r>
           </w:p>
         </w:tc>
@@ -3891,7 +3891,7 @@
             </w:pPr>
             <w:r/>
             <w:r>
-              <w:t>Bearish (634.60 &lt; 638.29)</w:t>
+              <w:t>Bearish (634.88 &lt; 638.41)</w:t>
             </w:r>
           </w:p>
         </w:tc>
@@ -3919,7 +3919,7 @@
             </w:pPr>
             <w:r/>
             <w:r>
-              <w:t>1.25 cents</w:t>
+              <w:t>4.25 cents</w:t>
             </w:r>
           </w:p>
         </w:tc>
@@ -4357,7 +4357,7 @@
                 <w:b/>
                 <w:color w:val="15803D"/>
               </w:rPr>
-              <w:t>440.50 - 439.86 cents (Canh mua vùng hỗ trợ)</w:t>
+              <w:t>441.25 - 439.95 cents (Canh mua vùng hỗ trợ)</w:t>
             </w:r>
           </w:p>
         </w:tc>
@@ -4388,7 +4388,7 @@
               <w:rPr>
                 <w:b/>
               </w:rPr>
-              <w:t>422.79 cents (Dưới cản S2 + 1.5x ATR)</w:t>
+              <w:t>422.54 cents (Dưới cản S2 + 1.5x ATR)</w:t>
             </w:r>
           </w:p>
         </w:tc>
@@ -4424,7 +4424,7 @@
                 <w:color w:val="D97706"/>
                 <w:sz w:val="19"/>
               </w:rPr>
-              <w:t xml:space="preserve"> 442.50 cents </w:t>
+              <w:t xml:space="preserve"> 444.50 cents </w:t>
             </w:r>
             <w:r>
               <w:t xml:space="preserve"> / TP2: </w:t>
@@ -4569,7 +4569,7 @@
               <w:rPr>
                 <w:b/>
               </w:rPr>
-              <w:t>439.00 - 440.50 cents</w:t>
+              <w:t>439.75 - 441.25 cents</w:t>
             </w:r>
           </w:p>
         </w:tc>
@@ -4600,7 +4600,7 @@
               <w:rPr>
                 <w:b/>
               </w:rPr>
-              <w:t>423.53 cents (Chống quét SL tuyệt đối)</w:t>
+              <w:t>423.36 cents (Chống quét SL tuyệt đối)</w:t>
             </w:r>
           </w:p>
         </w:tc>
@@ -4762,7 +4762,7 @@
               <w:rPr>
                 <w:b/>
               </w:rPr>
-              <w:t>442.50 - 444.00 cents</w:t>
+              <w:t>444.50 - 446.00 cents</w:t>
             </w:r>
           </w:p>
         </w:tc>
@@ -4793,7 +4793,7 @@
               <w:rPr>
                 <w:b/>
               </w:rPr>
-              <w:t>443.97 cents</w:t>
+              <w:t>446.14 cents</w:t>
             </w:r>
           </w:p>
         </w:tc>
@@ -4955,7 +4955,7 @@
               <w:rPr>
                 <w:b/>
               </w:rPr>
-              <w:t>438.09 - 444.50 cents</w:t>
+              <w:t>437.56 - 444.50 cents</w:t>
             </w:r>
           </w:p>
         </w:tc>
@@ -5136,7 +5136,7 @@
                 <w:b/>
                 <w:color w:val="B91C1C"/>
               </w:rPr>
-              <w:t>634.60 - 638.29 cents (Canh bán hồi kỹ thuật H1)</w:t>
+              <w:t>634.88 - 638.41 cents (Canh bán hồi kỹ thuật H1)</w:t>
             </w:r>
           </w:p>
         </w:tc>
@@ -5167,7 +5167,7 @@
               <w:rPr>
                 <w:b/>
               </w:rPr>
-              <w:t>715.97 cents (Trên kháng cự R2 + 1.5x ATR)</w:t>
+              <w:t>716.57 cents (Trên kháng cự R2 + 1.5x ATR)</w:t>
             </w:r>
           </w:p>
         </w:tc>
@@ -5203,7 +5203,7 @@
                 <w:color w:val="D97706"/>
                 <w:sz w:val="19"/>
               </w:rPr>
-              <w:t xml:space="preserve"> 631.50 cents </w:t>
+              <w:t xml:space="preserve"> 634.50 cents </w:t>
             </w:r>
             <w:r>
               <w:t xml:space="preserve"> / TP2: </w:t>
@@ -5314,7 +5314,7 @@
                 <w:b/>
                 <w:color w:val="15803D"/>
               </w:rPr>
-              <w:t>Long trung hạn (Swing) (ZWZ26)</w:t>
+              <w:t>Long trung hạn (Swing) (ZWU26)</w:t>
             </w:r>
           </w:p>
         </w:tc>
@@ -5345,7 +5345,7 @@
               <w:rPr>
                 <w:b/>
               </w:rPr>
-              <w:t>648.25 - 650.25 cents</w:t>
+              <w:t>632.50 - 634.50 cents</w:t>
             </w:r>
           </w:p>
         </w:tc>
@@ -5376,7 +5376,7 @@
               <w:rPr>
                 <w:b/>
               </w:rPr>
-              <w:t>611.48 cents</w:t>
+              <w:t>596.70 cents</w:t>
             </w:r>
           </w:p>
         </w:tc>
@@ -5407,7 +5407,7 @@
               <w:rPr>
                 <w:b/>
               </w:rPr>
-              <w:t>656.75 cents (Đón sóng hồi trung hạn ~14.5 giá)</w:t>
+              <w:t>638.75 cents (Đón sóng hồi trung hạn ~14.5 giá)</w:t>
             </w:r>
           </w:p>
         </w:tc>
@@ -5507,7 +5507,7 @@
                 <w:b/>
                 <w:color w:val="B91C1C"/>
               </w:rPr>
-              <w:t>Short trung hạn (Swing) (ZWZ26)</w:t>
+              <w:t>Short trung hạn (Swing) (ZWU26)</w:t>
             </w:r>
           </w:p>
         </w:tc>
@@ -5538,7 +5538,7 @@
               <w:rPr>
                 <w:b/>
               </w:rPr>
-              <w:t>656.75 - 658.75 cents</w:t>
+              <w:t>638.75 - 640.75 cents</w:t>
             </w:r>
           </w:p>
         </w:tc>
@@ -5569,7 +5569,7 @@
               <w:rPr>
                 <w:b/>
               </w:rPr>
-              <w:t>659.77 cents</w:t>
+              <w:t>642.30 cents</w:t>
             </w:r>
           </w:p>
         </w:tc>
@@ -5600,7 +5600,7 @@
               <w:rPr>
                 <w:b/>
               </w:rPr>
-              <w:t>614.50 cents (Thuận xu hướng giảm ngắn hạn)</w:t>
+              <w:t>600.25 cents (Thuận xu hướng giảm ngắn hạn)</w:t>
             </w:r>
           </w:p>
         </w:tc>
@@ -5731,7 +5731,7 @@
               <w:rPr>
                 <w:b/>
               </w:rPr>
-              <w:t>602.44 - 614.50 cents</w:t>
+              <w:t>601.10 - 614.50 cents</w:t>
             </w:r>
           </w:p>
         </w:tc>
@@ -11609,7 +11609,7 @@
         <w:t>Giá Chốt Phiên (Close):</w:t>
       </w:r>
       <w:r>
-        <w:t xml:space="preserve"> 441.75 cents | </w:t>
+        <w:t xml:space="preserve"> 442.75 cents | </w:t>
       </w:r>
       <w:r>
         <w:rPr>
@@ -11624,10 +11624,10 @@
         <w:rPr>
           <w:b/>
         </w:rPr>
-        <w:t>`442.46 cents`</w:t>
+        <w:t>`443.51 cents`</w:t>
       </w:r>
       <w:r>
-        <w:t xml:space="preserve"> (+0.71).</w:t>
+        <w:t xml:space="preserve"> (+0.76).</w:t>
       </w:r>
     </w:p>
     <w:p>
@@ -11648,7 +11648,7 @@
         <w:rPr>
           <w:b/>
         </w:rPr>
-        <w:t>`5,450`</w:t>
+        <w:t>`5,587`</w:t>
       </w:r>
       <w:r>
         <w:t xml:space="preserve"> (Chênh lệch: </w:t>
@@ -11657,7 +11657,7 @@
         <w:rPr>
           <w:b/>
         </w:rPr>
-        <w:t>`-106,795`</w:t>
+        <w:t>`-106,658`</w:t>
       </w:r>
       <w:r>
         <w:t xml:space="preserve">) | OI: </w:t>
@@ -11991,7 +11991,7 @@
               <w:rPr>
                 <w:b/>
               </w:rPr>
-              <w:t>82.74</w:t>
+              <w:t>82.30</w:t>
             </w:r>
           </w:p>
         </w:tc>
@@ -12022,7 +12022,7 @@
               <w:rPr>
                 <w:b/>
               </w:rPr>
-              <w:t>+0.30%</w:t>
+              <w:t>-0.23%</w:t>
             </w:r>
           </w:p>
         </w:tc>
@@ -12050,7 +12050,7 @@
             </w:pPr>
             <w:r/>
             <w:r>
-              <w:t>Giá dầu Tăng hỗ trợ biên lợi nhuận pha chế Ethanol, kéo theo nhu cầu ngô tích cực.</w:t>
+              <w:t>Giá dầu Giảm làm giảm biên lợi nhuận pha chế Ethanol, tạo sức ép lên nhu cầu ngô.</w:t>
             </w:r>
           </w:p>
         </w:tc>
@@ -12749,7 +12749,7 @@
         <w:t xml:space="preserve"> EMA_21 </w:t>
       </w:r>
       <w:r>
-        <w:t xml:space="preserve"> (439.86) &lt; </w:t>
+        <w:t xml:space="preserve"> (439.95) &lt; </w:t>
       </w:r>
       <w:r>
         <w:rPr>
@@ -12760,7 +12760,7 @@
         <w:t xml:space="preserve"> EMA_50 </w:t>
       </w:r>
       <w:r>
-        <w:t xml:space="preserve"> (440.04).</w:t>
+        <w:t xml:space="preserve"> (440.08).</w:t>
       </w:r>
     </w:p>
     <w:p>
@@ -12781,7 +12781,7 @@
         <w:rPr>
           <w:b/>
         </w:rPr>
-        <w:t>`61.01`</w:t>
+        <w:t>`64.54`</w:t>
       </w:r>
       <w:r>
         <w:t xml:space="preserve"> | ATR (14) = </w:t>
@@ -12790,7 +12790,7 @@
         <w:rPr>
           <w:b/>
         </w:rPr>
-        <w:t>`1.47`</w:t>
+        <w:t>`1.64`</w:t>
       </w:r>
       <w:r>
         <w:t xml:space="preserve"> cents | Volatility = </w:t>
@@ -12799,7 +12799,7 @@
         <w:rPr>
           <w:b/>
         </w:rPr>
-        <w:t>`0.50 cents`</w:t>
+        <w:t>`1.75 cents`</w:t>
       </w:r>
       <w:r>
         <w:t>.</w:t>
@@ -12823,7 +12823,7 @@
         <w:rPr>
           <w:b/>
         </w:rPr>
-        <w:t>`440.50`</w:t>
+        <w:t>`441.25`</w:t>
       </w:r>
       <w:r>
         <w:t xml:space="preserve"> | S2: </w:t>
@@ -12841,7 +12841,7 @@
         <w:rPr>
           <w:b/>
         </w:rPr>
-        <w:t>`442.50`</w:t>
+        <w:t>`444.50`</w:t>
       </w:r>
       <w:r>
         <w:t xml:space="preserve"> | R2: </w:t>
@@ -13584,7 +13584,7 @@
           <w:b/>
           <w:color w:val="15803D"/>
         </w:rPr>
-        <w:t>`440.50 - 439.86 cents (Canh mua vùng hỗ trợ)`</w:t>
+        <w:t>`441.25 - 439.95 cents (Canh mua vùng hỗ trợ)`</w:t>
       </w:r>
       <w:r>
         <w:t xml:space="preserve"> | SL: </w:t>
@@ -13593,7 +13593,7 @@
         <w:rPr>
           <w:b/>
         </w:rPr>
-        <w:t>`422.79 cents (Dưới cản S2 + 1.5x ATR)`</w:t>
+        <w:t>`422.54 cents (Dưới cản S2 + 1.5x ATR)`</w:t>
       </w:r>
       <w:r>
         <w:t xml:space="preserve"> | TP: </w:t>
@@ -13604,7 +13604,7 @@
           <w:color w:val="D97706"/>
           <w:sz w:val="19"/>
         </w:rPr>
-        <w:t xml:space="preserve"> 442.50 cents </w:t>
+        <w:t xml:space="preserve"> 444.50 cents </w:t>
       </w:r>
       <w:r>
         <w:t xml:space="preserve"> / </w:t>
@@ -13655,7 +13655,7 @@
         <w:rPr>
           <w:b/>
         </w:rPr>
-        <w:t>`439.00 - 440.50 cents`</w:t>
+        <w:t>`439.75 - 441.25 cents`</w:t>
       </w:r>
       <w:r>
         <w:t xml:space="preserve"> | SL: </w:t>
@@ -13664,7 +13664,7 @@
         <w:rPr>
           <w:b/>
         </w:rPr>
-        <w:t>`423.53 cents (Chống quét SL tuyệt đối)`</w:t>
+        <w:t>`423.36 cents (Chống quét SL tuyệt đối)`</w:t>
       </w:r>
       <w:r>
         <w:t xml:space="preserve"> | TP: </w:t>
@@ -13701,7 +13701,7 @@
         <w:rPr>
           <w:b/>
         </w:rPr>
-        <w:t>`442.50 - 444.00 cents`</w:t>
+        <w:t>`444.50 - 446.00 cents`</w:t>
       </w:r>
       <w:r>
         <w:t xml:space="preserve"> | SL: </w:t>
@@ -13710,7 +13710,7 @@
         <w:rPr>
           <w:b/>
         </w:rPr>
-        <w:t>`443.97 cents`</w:t>
+        <w:t>`446.14 cents`</w:t>
       </w:r>
       <w:r>
         <w:t xml:space="preserve"> | TP: </w:t>
@@ -13759,7 +13759,7 @@
         <w:rPr>
           <w:b/>
         </w:rPr>
-        <w:t>`438.09 - 444.50 cents`</w:t>
+        <w:t>`437.56 - 444.50 cents`</w:t>
       </w:r>
     </w:p>
     <w:p>
@@ -14166,7 +14166,7 @@
             </w:pPr>
             <w:r/>
             <w:r>
-              <w:t>441.75</w:t>
+              <w:t>442.75</w:t>
             </w:r>
           </w:p>
         </w:tc>
@@ -14194,7 +14194,7 @@
             </w:pPr>
             <w:r/>
             <w:r>
-              <w:t>445.50</w:t>
+              <w:t>446.50</w:t>
             </w:r>
           </w:p>
         </w:tc>
@@ -14222,7 +14222,7 @@
             </w:pPr>
             <w:r/>
             <w:r>
-              <w:t>438.50</w:t>
+              <w:t>439.50</w:t>
             </w:r>
           </w:p>
         </w:tc>
@@ -14253,7 +14253,7 @@
               <w:rPr>
                 <w:b/>
               </w:rPr>
-              <w:t>442.00</w:t>
+              <w:t>443.00</w:t>
             </w:r>
           </w:p>
         </w:tc>
@@ -14401,7 +14401,7 @@
             </w:pPr>
             <w:r/>
             <w:r>
-              <w:t>442.00</w:t>
+              <w:t>443.00</w:t>
             </w:r>
           </w:p>
         </w:tc>
@@ -14429,7 +14429,7 @@
             </w:pPr>
             <w:r/>
             <w:r>
-              <w:t>444.75</w:t>
+              <w:t>445.75</w:t>
             </w:r>
           </w:p>
         </w:tc>
@@ -14457,7 +14457,7 @@
             </w:pPr>
             <w:r/>
             <w:r>
-              <w:t>438.25</w:t>
+              <w:t>439.25</w:t>
             </w:r>
           </w:p>
         </w:tc>
@@ -14488,7 +14488,7 @@
               <w:rPr>
                 <w:b/>
               </w:rPr>
-              <w:t>441.50</w:t>
+              <w:t>442.50</w:t>
             </w:r>
           </w:p>
         </w:tc>
@@ -14636,7 +14636,7 @@
             </w:pPr>
             <w:r/>
             <w:r>
-              <w:t>441.50</w:t>
+              <w:t>442.50</w:t>
             </w:r>
           </w:p>
         </w:tc>
@@ -14664,7 +14664,7 @@
             </w:pPr>
             <w:r/>
             <w:r>
-              <w:t>444.50</w:t>
+              <w:t>445.50</w:t>
             </w:r>
           </w:p>
         </w:tc>
@@ -14692,7 +14692,7 @@
             </w:pPr>
             <w:r/>
             <w:r>
-              <w:t>437.50</w:t>
+              <w:t>438.50</w:t>
             </w:r>
           </w:p>
         </w:tc>
@@ -14723,7 +14723,7 @@
               <w:rPr>
                 <w:b/>
               </w:rPr>
-              <w:t>442.25</w:t>
+              <w:t>443.25</w:t>
             </w:r>
           </w:p>
         </w:tc>
@@ -14871,7 +14871,7 @@
             </w:pPr>
             <w:r/>
             <w:r>
-              <w:t>442.25</w:t>
+              <w:t>443.25</w:t>
             </w:r>
           </w:p>
         </w:tc>
@@ -14899,7 +14899,7 @@
             </w:pPr>
             <w:r/>
             <w:r>
-              <w:t>446.75</w:t>
+              <w:t>447.75</w:t>
             </w:r>
           </w:p>
         </w:tc>
@@ -14927,7 +14927,7 @@
             </w:pPr>
             <w:r/>
             <w:r>
-              <w:t>437.25</w:t>
+              <w:t>438.25</w:t>
             </w:r>
           </w:p>
         </w:tc>
@@ -14958,7 +14958,7 @@
               <w:rPr>
                 <w:b/>
               </w:rPr>
-              <w:t>443.00</w:t>
+              <w:t>444.00</w:t>
             </w:r>
           </w:p>
         </w:tc>
@@ -15106,7 +15106,7 @@
             </w:pPr>
             <w:r/>
             <w:r>
-              <w:t>443.00</w:t>
+              <w:t>444.00</w:t>
             </w:r>
           </w:p>
         </w:tc>
@@ -15134,7 +15134,7 @@
             </w:pPr>
             <w:r/>
             <w:r>
-              <w:t>448.50</w:t>
+              <w:t>449.50</w:t>
             </w:r>
           </w:p>
         </w:tc>
@@ -15162,7 +15162,7 @@
             </w:pPr>
             <w:r/>
             <w:r>
-              <w:t>436.75</w:t>
+              <w:t>437.75</w:t>
             </w:r>
           </w:p>
         </w:tc>
@@ -15193,7 +15193,7 @@
               <w:rPr>
                 <w:b/>
               </w:rPr>
-              <w:t>445.25</w:t>
+              <w:t>446.25</w:t>
             </w:r>
           </w:p>
         </w:tc>
@@ -15341,7 +15341,7 @@
             </w:pPr>
             <w:r/>
             <w:r>
-              <w:t>445.25</w:t>
+              <w:t>446.25</w:t>
             </w:r>
           </w:p>
         </w:tc>
@@ -15369,7 +15369,7 @@
             </w:pPr>
             <w:r/>
             <w:r>
-              <w:t>448.25</w:t>
+              <w:t>449.25</w:t>
             </w:r>
           </w:p>
         </w:tc>
@@ -15397,7 +15397,7 @@
             </w:pPr>
             <w:r/>
             <w:r>
-              <w:t>441.00</w:t>
+              <w:t>442.00</w:t>
             </w:r>
           </w:p>
         </w:tc>
@@ -15428,7 +15428,7 @@
               <w:rPr>
                 <w:b/>
               </w:rPr>
-              <w:t>445.50</w:t>
+              <w:t>446.50</w:t>
             </w:r>
           </w:p>
         </w:tc>
@@ -15576,7 +15576,7 @@
             </w:pPr>
             <w:r/>
             <w:r>
-              <w:t>445.50</w:t>
+              <w:t>446.50</w:t>
             </w:r>
           </w:p>
         </w:tc>
@@ -15604,7 +15604,7 @@
             </w:pPr>
             <w:r/>
             <w:r>
-              <w:t>448.75</w:t>
+              <w:t>449.75</w:t>
             </w:r>
           </w:p>
         </w:tc>
@@ -15632,7 +15632,7 @@
             </w:pPr>
             <w:r/>
             <w:r>
-              <w:t>439.00</w:t>
+              <w:t>440.00</w:t>
             </w:r>
           </w:p>
         </w:tc>
@@ -15663,7 +15663,7 @@
               <w:rPr>
                 <w:b/>
               </w:rPr>
-              <w:t>446.25</w:t>
+              <w:t>447.25</w:t>
             </w:r>
           </w:p>
         </w:tc>
@@ -15811,7 +15811,7 @@
             </w:pPr>
             <w:r/>
             <w:r>
-              <w:t>446.25</w:t>
+              <w:t>447.25</w:t>
             </w:r>
           </w:p>
         </w:tc>
@@ -15839,7 +15839,7 @@
             </w:pPr>
             <w:r/>
             <w:r>
-              <w:t>449.25</w:t>
+              <w:t>450.25</w:t>
             </w:r>
           </w:p>
         </w:tc>
@@ -15867,7 +15867,7 @@
             </w:pPr>
             <w:r/>
             <w:r>
-              <w:t>441.75</w:t>
+              <w:t>442.75</w:t>
             </w:r>
           </w:p>
         </w:tc>
@@ -15898,7 +15898,7 @@
               <w:rPr>
                 <w:b/>
               </w:rPr>
-              <w:t>445.75</w:t>
+              <w:t>446.75</w:t>
             </w:r>
           </w:p>
         </w:tc>
@@ -16046,7 +16046,7 @@
             </w:pPr>
             <w:r/>
             <w:r>
-              <w:t>445.75</w:t>
+              <w:t>446.75</w:t>
             </w:r>
           </w:p>
         </w:tc>
@@ -16074,7 +16074,7 @@
             </w:pPr>
             <w:r/>
             <w:r>
-              <w:t>449.75</w:t>
+              <w:t>450.75</w:t>
             </w:r>
           </w:p>
         </w:tc>
@@ -16102,7 +16102,7 @@
             </w:pPr>
             <w:r/>
             <w:r>
-              <w:t>440.00</w:t>
+              <w:t>441.00</w:t>
             </w:r>
           </w:p>
         </w:tc>
@@ -16133,7 +16133,7 @@
               <w:rPr>
                 <w:b/>
               </w:rPr>
-              <w:t>446.25</w:t>
+              <w:t>447.25</w:t>
             </w:r>
           </w:p>
         </w:tc>
@@ -16281,7 +16281,7 @@
             </w:pPr>
             <w:r/>
             <w:r>
-              <w:t>446.25</w:t>
+              <w:t>447.25</w:t>
             </w:r>
           </w:p>
         </w:tc>
@@ -16309,7 +16309,7 @@
             </w:pPr>
             <w:r/>
             <w:r>
-              <w:t>448.75</w:t>
+              <w:t>449.75</w:t>
             </w:r>
           </w:p>
         </w:tc>
@@ -16337,7 +16337,7 @@
             </w:pPr>
             <w:r/>
             <w:r>
-              <w:t>443.00</w:t>
+              <w:t>444.00</w:t>
             </w:r>
           </w:p>
         </w:tc>
@@ -16368,7 +16368,7 @@
               <w:rPr>
                 <w:b/>
               </w:rPr>
-              <w:t>446.75</w:t>
+              <w:t>447.75</w:t>
             </w:r>
           </w:p>
         </w:tc>
@@ -16516,7 +16516,7 @@
             </w:pPr>
             <w:r/>
             <w:r>
-              <w:t>446.75</w:t>
+              <w:t>447.75</w:t>
             </w:r>
           </w:p>
         </w:tc>
@@ -16544,7 +16544,7 @@
             </w:pPr>
             <w:r/>
             <w:r>
-              <w:t>450.25</w:t>
+              <w:t>451.25</w:t>
             </w:r>
           </w:p>
         </w:tc>
@@ -16572,7 +16572,7 @@
             </w:pPr>
             <w:r/>
             <w:r>
-              <w:t>440.75</w:t>
+              <w:t>441.75</w:t>
             </w:r>
           </w:p>
         </w:tc>
@@ -16603,7 +16603,7 @@
               <w:rPr>
                 <w:b/>
               </w:rPr>
-              <w:t>447.75</w:t>
+              <w:t>448.75</w:t>
             </w:r>
           </w:p>
         </w:tc>
@@ -16751,7 +16751,7 @@
             </w:pPr>
             <w:r/>
             <w:r>
-              <w:t>447.75</w:t>
+              <w:t>448.75</w:t>
             </w:r>
           </w:p>
         </w:tc>
@@ -16779,7 +16779,7 @@
             </w:pPr>
             <w:r/>
             <w:r>
-              <w:t>450.50</w:t>
+              <w:t>451.50</w:t>
             </w:r>
           </w:p>
         </w:tc>
@@ -16807,7 +16807,7 @@
             </w:pPr>
             <w:r/>
             <w:r>
-              <w:t>445.25</w:t>
+              <w:t>446.25</w:t>
             </w:r>
           </w:p>
         </w:tc>
@@ -16838,7 +16838,7 @@
               <w:rPr>
                 <w:b/>
               </w:rPr>
-              <w:t>447.75</w:t>
+              <w:t>448.75</w:t>
             </w:r>
           </w:p>
         </w:tc>
@@ -16986,7 +16986,7 @@
             </w:pPr>
             <w:r/>
             <w:r>
-              <w:t>447.75</w:t>
+              <w:t>448.75</w:t>
             </w:r>
           </w:p>
         </w:tc>
@@ -17014,7 +17014,7 @@
             </w:pPr>
             <w:r/>
             <w:r>
-              <w:t>450.50</w:t>
+              <w:t>451.50</w:t>
             </w:r>
           </w:p>
         </w:tc>
@@ -17042,7 +17042,7 @@
             </w:pPr>
             <w:r/>
             <w:r>
-              <w:t>445.25</w:t>
+              <w:t>446.25</w:t>
             </w:r>
           </w:p>
         </w:tc>
@@ -17073,7 +17073,7 @@
               <w:rPr>
                 <w:b/>
               </w:rPr>
-              <w:t>447.25</w:t>
+              <w:t>448.25</w:t>
             </w:r>
           </w:p>
         </w:tc>
@@ -17221,7 +17221,7 @@
             </w:pPr>
             <w:r/>
             <w:r>
-              <w:t>447.25</w:t>
+              <w:t>448.25</w:t>
             </w:r>
           </w:p>
         </w:tc>
@@ -17249,7 +17249,7 @@
             </w:pPr>
             <w:r/>
             <w:r>
-              <w:t>450.25</w:t>
+              <w:t>451.25</w:t>
             </w:r>
           </w:p>
         </w:tc>
@@ -17277,7 +17277,7 @@
             </w:pPr>
             <w:r/>
             <w:r>
-              <w:t>444.00</w:t>
+              <w:t>445.00</w:t>
             </w:r>
           </w:p>
         </w:tc>
@@ -17308,7 +17308,7 @@
               <w:rPr>
                 <w:b/>
               </w:rPr>
-              <w:t>447.00</w:t>
+              <w:t>448.00</w:t>
             </w:r>
           </w:p>
         </w:tc>
@@ -17456,7 +17456,7 @@
             </w:pPr>
             <w:r/>
             <w:r>
-              <w:t>447.00</w:t>
+              <w:t>448.00</w:t>
             </w:r>
           </w:p>
         </w:tc>
@@ -17484,7 +17484,7 @@
             </w:pPr>
             <w:r/>
             <w:r>
-              <w:t>451.00</w:t>
+              <w:t>452.00</w:t>
             </w:r>
           </w:p>
         </w:tc>
@@ -17512,7 +17512,7 @@
             </w:pPr>
             <w:r/>
             <w:r>
-              <w:t>441.75</w:t>
+              <w:t>442.75</w:t>
             </w:r>
           </w:p>
         </w:tc>
@@ -17543,7 +17543,7 @@
               <w:rPr>
                 <w:b/>
               </w:rPr>
-              <w:t>447.50</w:t>
+              <w:t>448.50</w:t>
             </w:r>
           </w:p>
         </w:tc>
@@ -17691,7 +17691,7 @@
             </w:pPr>
             <w:r/>
             <w:r>
-              <w:t>447.50</w:t>
+              <w:t>448.50</w:t>
             </w:r>
           </w:p>
         </w:tc>
@@ -17719,7 +17719,7 @@
             </w:pPr>
             <w:r/>
             <w:r>
-              <w:t>452.25</w:t>
+              <w:t>453.25</w:t>
             </w:r>
           </w:p>
         </w:tc>
@@ -17747,7 +17747,7 @@
             </w:pPr>
             <w:r/>
             <w:r>
-              <w:t>440.50</w:t>
+              <w:t>441.50</w:t>
             </w:r>
           </w:p>
         </w:tc>
@@ -17778,7 +17778,7 @@
               <w:rPr>
                 <w:b/>
               </w:rPr>
-              <w:t>449.50</w:t>
+              <w:t>450.50</w:t>
             </w:r>
           </w:p>
         </w:tc>
@@ -17926,7 +17926,7 @@
             </w:pPr>
             <w:r/>
             <w:r>
-              <w:t>449.50</w:t>
+              <w:t>450.50</w:t>
             </w:r>
           </w:p>
         </w:tc>
@@ -17954,7 +17954,7 @@
             </w:pPr>
             <w:r/>
             <w:r>
-              <w:t>457.50</w:t>
+              <w:t>458.50</w:t>
             </w:r>
           </w:p>
         </w:tc>
@@ -17982,7 +17982,7 @@
             </w:pPr>
             <w:r/>
             <w:r>
-              <w:t>442.50</w:t>
+              <w:t>443.50</w:t>
             </w:r>
           </w:p>
         </w:tc>
@@ -18013,7 +18013,7 @@
               <w:rPr>
                 <w:b/>
               </w:rPr>
-              <w:t>451.00</w:t>
+              <w:t>452.00</w:t>
             </w:r>
           </w:p>
         </w:tc>
@@ -18161,7 +18161,7 @@
             </w:pPr>
             <w:r/>
             <w:r>
-              <w:t>451.00</w:t>
+              <w:t>452.00</w:t>
             </w:r>
           </w:p>
         </w:tc>
@@ -18189,7 +18189,7 @@
             </w:pPr>
             <w:r/>
             <w:r>
-              <w:t>455.50</w:t>
+              <w:t>456.50</w:t>
             </w:r>
           </w:p>
         </w:tc>
@@ -18217,7 +18217,7 @@
             </w:pPr>
             <w:r/>
             <w:r>
-              <w:t>446.75</w:t>
+              <w:t>447.75</w:t>
             </w:r>
           </w:p>
         </w:tc>
@@ -18248,7 +18248,7 @@
               <w:rPr>
                 <w:b/>
               </w:rPr>
-              <w:t>450.50</w:t>
+              <w:t>451.50</w:t>
             </w:r>
           </w:p>
         </w:tc>
@@ -18396,7 +18396,7 @@
             </w:pPr>
             <w:r/>
             <w:r>
-              <w:t>450.50</w:t>
+              <w:t>451.50</w:t>
             </w:r>
           </w:p>
         </w:tc>
@@ -18424,7 +18424,7 @@
             </w:pPr>
             <w:r/>
             <w:r>
-              <w:t>452.75</w:t>
+              <w:t>453.75</w:t>
             </w:r>
           </w:p>
         </w:tc>
@@ -18452,7 +18452,7 @@
             </w:pPr>
             <w:r/>
             <w:r>
-              <w:t>447.75</w:t>
+              <w:t>448.75</w:t>
             </w:r>
           </w:p>
         </w:tc>
@@ -18483,7 +18483,7 @@
               <w:rPr>
                 <w:b/>
               </w:rPr>
-              <w:t>450.25</w:t>
+              <w:t>451.25</w:t>
             </w:r>
           </w:p>
         </w:tc>
@@ -18631,7 +18631,7 @@
             </w:pPr>
             <w:r/>
             <w:r>
-              <w:t>450.25</w:t>
+              <w:t>451.25</w:t>
             </w:r>
           </w:p>
         </w:tc>
@@ -18659,7 +18659,7 @@
             </w:pPr>
             <w:r/>
             <w:r>
-              <w:t>452.25</w:t>
+              <w:t>453.25</w:t>
             </w:r>
           </w:p>
         </w:tc>
@@ -18687,7 +18687,7 @@
             </w:pPr>
             <w:r/>
             <w:r>
-              <w:t>445.75</w:t>
+              <w:t>446.75</w:t>
             </w:r>
           </w:p>
         </w:tc>
@@ -18718,7 +18718,7 @@
               <w:rPr>
                 <w:b/>
               </w:rPr>
-              <w:t>450.50</w:t>
+              <w:t>451.50</w:t>
             </w:r>
           </w:p>
         </w:tc>
@@ -18866,7 +18866,7 @@
             </w:pPr>
             <w:r/>
             <w:r>
-              <w:t>450.50</w:t>
+              <w:t>451.50</w:t>
             </w:r>
           </w:p>
         </w:tc>
@@ -18894,7 +18894,7 @@
             </w:pPr>
             <w:r/>
             <w:r>
-              <w:t>454.25</w:t>
+              <w:t>455.25</w:t>
             </w:r>
           </w:p>
         </w:tc>
@@ -18922,7 +18922,7 @@
             </w:pPr>
             <w:r/>
             <w:r>
-              <w:t>447.75</w:t>
+              <w:t>448.75</w:t>
             </w:r>
           </w:p>
         </w:tc>
@@ -18953,7 +18953,7 @@
               <w:rPr>
                 <w:b/>
               </w:rPr>
-              <w:t>451.00</w:t>
+              <w:t>452.00</w:t>
             </w:r>
           </w:p>
         </w:tc>
@@ -19101,7 +19101,7 @@
             </w:pPr>
             <w:r/>
             <w:r>
-              <w:t>451.00</w:t>
+              <w:t>452.00</w:t>
             </w:r>
           </w:p>
         </w:tc>
@@ -19129,7 +19129,7 @@
             </w:pPr>
             <w:r/>
             <w:r>
-              <w:t>454.00</w:t>
+              <w:t>455.00</w:t>
             </w:r>
           </w:p>
         </w:tc>
@@ -19157,7 +19157,7 @@
             </w:pPr>
             <w:r/>
             <w:r>
-              <w:t>446.50</w:t>
+              <w:t>447.50</w:t>
             </w:r>
           </w:p>
         </w:tc>
@@ -19188,7 +19188,7 @@
               <w:rPr>
                 <w:b/>
               </w:rPr>
-              <w:t>451.25</w:t>
+              <w:t>452.25</w:t>
             </w:r>
           </w:p>
         </w:tc>
@@ -19336,7 +19336,7 @@
             </w:pPr>
             <w:r/>
             <w:r>
-              <w:t>451.25</w:t>
+              <w:t>452.25</w:t>
             </w:r>
           </w:p>
         </w:tc>
@@ -19364,7 +19364,7 @@
             </w:pPr>
             <w:r/>
             <w:r>
-              <w:t>455.50</w:t>
+              <w:t>456.50</w:t>
             </w:r>
           </w:p>
         </w:tc>
@@ -19392,7 +19392,7 @@
             </w:pPr>
             <w:r/>
             <w:r>
-              <w:t>448.00</w:t>
+              <w:t>449.00</w:t>
             </w:r>
           </w:p>
         </w:tc>
@@ -19423,7 +19423,7 @@
               <w:rPr>
                 <w:b/>
               </w:rPr>
-              <w:t>452.00</w:t>
+              <w:t>453.00</w:t>
             </w:r>
           </w:p>
         </w:tc>
@@ -19571,7 +19571,7 @@
             </w:pPr>
             <w:r/>
             <w:r>
-              <w:t>452.00</w:t>
+              <w:t>453.00</w:t>
             </w:r>
           </w:p>
         </w:tc>
@@ -19599,7 +19599,7 @@
             </w:pPr>
             <w:r/>
             <w:r>
-              <w:t>455.50</w:t>
+              <w:t>456.50</w:t>
             </w:r>
           </w:p>
         </w:tc>
@@ -19627,7 +19627,7 @@
             </w:pPr>
             <w:r/>
             <w:r>
-              <w:t>449.75</w:t>
+              <w:t>450.75</w:t>
             </w:r>
           </w:p>
         </w:tc>
@@ -19658,7 +19658,7 @@
               <w:rPr>
                 <w:b/>
               </w:rPr>
-              <w:t>452.00</w:t>
+              <w:t>453.00</w:t>
             </w:r>
           </w:p>
         </w:tc>
@@ -19806,7 +19806,7 @@
             </w:pPr>
             <w:r/>
             <w:r>
-              <w:t>452.00</w:t>
+              <w:t>453.00</w:t>
             </w:r>
           </w:p>
         </w:tc>
@@ -19834,7 +19834,7 @@
             </w:pPr>
             <w:r/>
             <w:r>
-              <w:t>455.75</w:t>
+              <w:t>456.75</w:t>
             </w:r>
           </w:p>
         </w:tc>
@@ -19862,7 +19862,7 @@
             </w:pPr>
             <w:r/>
             <w:r>
-              <w:t>448.50</w:t>
+              <w:t>449.50</w:t>
             </w:r>
           </w:p>
         </w:tc>
@@ -19893,7 +19893,7 @@
               <w:rPr>
                 <w:b/>
               </w:rPr>
-              <w:t>451.75</w:t>
+              <w:t>452.75</w:t>
             </w:r>
           </w:p>
         </w:tc>
@@ -20041,7 +20041,7 @@
             </w:pPr>
             <w:r/>
             <w:r>
-              <w:t>451.75</w:t>
+              <w:t>452.75</w:t>
             </w:r>
           </w:p>
         </w:tc>
@@ -20069,7 +20069,7 @@
             </w:pPr>
             <w:r/>
             <w:r>
-              <w:t>455.25</w:t>
+              <w:t>456.25</w:t>
             </w:r>
           </w:p>
         </w:tc>
@@ -20097,7 +20097,7 @@
             </w:pPr>
             <w:r/>
             <w:r>
-              <w:t>448.50</w:t>
+              <w:t>449.50</w:t>
             </w:r>
           </w:p>
         </w:tc>
@@ -20128,7 +20128,7 @@
               <w:rPr>
                 <w:b/>
               </w:rPr>
-              <w:t>451.50</w:t>
+              <w:t>452.50</w:t>
             </w:r>
           </w:p>
         </w:tc>
@@ -20276,7 +20276,7 @@
             </w:pPr>
             <w:r/>
             <w:r>
-              <w:t>451.50</w:t>
+              <w:t>452.50</w:t>
             </w:r>
           </w:p>
         </w:tc>
@@ -20304,7 +20304,7 @@
             </w:pPr>
             <w:r/>
             <w:r>
-              <w:t>454.50</w:t>
+              <w:t>455.50</w:t>
             </w:r>
           </w:p>
         </w:tc>
@@ -20332,7 +20332,7 @@
             </w:pPr>
             <w:r/>
             <w:r>
-              <w:t>448.75</w:t>
+              <w:t>449.75</w:t>
             </w:r>
           </w:p>
         </w:tc>
@@ -20363,7 +20363,7 @@
               <w:rPr>
                 <w:b/>
               </w:rPr>
-              <w:t>451.75</w:t>
+              <w:t>452.75</w:t>
             </w:r>
           </w:p>
         </w:tc>
@@ -20511,7 +20511,7 @@
             </w:pPr>
             <w:r/>
             <w:r>
-              <w:t>451.75</w:t>
+              <w:t>452.75</w:t>
             </w:r>
           </w:p>
         </w:tc>
@@ -20539,7 +20539,7 @@
             </w:pPr>
             <w:r/>
             <w:r>
-              <w:t>454.75</w:t>
+              <w:t>455.75</w:t>
             </w:r>
           </w:p>
         </w:tc>
@@ -20567,7 +20567,7 @@
             </w:pPr>
             <w:r/>
             <w:r>
-              <w:t>449.00</w:t>
+              <w:t>450.00</w:t>
             </w:r>
           </w:p>
         </w:tc>
@@ -20598,7 +20598,7 @@
               <w:rPr>
                 <w:b/>
               </w:rPr>
-              <w:t>451.75</w:t>
+              <w:t>452.75</w:t>
             </w:r>
           </w:p>
         </w:tc>
@@ -20746,7 +20746,7 @@
             </w:pPr>
             <w:r/>
             <w:r>
-              <w:t>451.75</w:t>
+              <w:t>452.75</w:t>
             </w:r>
           </w:p>
         </w:tc>
@@ -20774,7 +20774,7 @@
             </w:pPr>
             <w:r/>
             <w:r>
-              <w:t>455.75</w:t>
+              <w:t>456.75</w:t>
             </w:r>
           </w:p>
         </w:tc>
@@ -20802,7 +20802,7 @@
             </w:pPr>
             <w:r/>
             <w:r>
-              <w:t>448.25</w:t>
+              <w:t>449.25</w:t>
             </w:r>
           </w:p>
         </w:tc>
@@ -20833,7 +20833,7 @@
               <w:rPr>
                 <w:b/>
               </w:rPr>
-              <w:t>452.25</w:t>
+              <w:t>453.25</w:t>
             </w:r>
           </w:p>
         </w:tc>
@@ -20981,7 +20981,7 @@
             </w:pPr>
             <w:r/>
             <w:r>
-              <w:t>452.25</w:t>
+              <w:t>453.25</w:t>
             </w:r>
           </w:p>
         </w:tc>
@@ -21009,7 +21009,7 @@
             </w:pPr>
             <w:r/>
             <w:r>
-              <w:t>456.25</w:t>
+              <w:t>457.25</w:t>
             </w:r>
           </w:p>
         </w:tc>
@@ -21037,7 +21037,7 @@
             </w:pPr>
             <w:r/>
             <w:r>
-              <w:t>450.50</w:t>
+              <w:t>451.50</w:t>
             </w:r>
           </w:p>
         </w:tc>
@@ -21068,7 +21068,7 @@
               <w:rPr>
                 <w:b/>
               </w:rPr>
-              <w:t>452.00</w:t>
+              <w:t>453.00</w:t>
             </w:r>
           </w:p>
         </w:tc>
@@ -21791,7 +21791,7 @@
         <w:t>Giá Chốt Phiên (Close):</w:t>
       </w:r>
       <w:r>
-        <w:t xml:space="preserve"> 633.50 cents | </w:t>
+        <w:t xml:space="preserve"> 636.50 cents | </w:t>
       </w:r>
       <w:r>
         <w:rPr>
@@ -21806,10 +21806,10 @@
         <w:rPr>
           <w:b/>
         </w:rPr>
-        <w:t>`634.56 cents`</w:t>
+        <w:t>`637.82 cents`</w:t>
       </w:r>
       <w:r>
-        <w:t xml:space="preserve"> (+1.06).</w:t>
+        <w:t xml:space="preserve"> (+1.32).</w:t>
       </w:r>
     </w:p>
     <w:p>
@@ -21830,7 +21830,7 @@
         <w:rPr>
           <w:b/>
         </w:rPr>
-        <w:t>`9,495`</w:t>
+        <w:t>`10,620`</w:t>
       </w:r>
       <w:r>
         <w:t xml:space="preserve"> (Chênh lệch: </w:t>
@@ -21839,7 +21839,7 @@
         <w:rPr>
           <w:b/>
         </w:rPr>
-        <w:t>`-49,949`</w:t>
+        <w:t>`-48,824`</w:t>
       </w:r>
       <w:r>
         <w:t xml:space="preserve">) | OI: </w:t>
@@ -21881,7 +21881,7 @@
         <w:rPr>
           <w:b/>
         </w:rPr>
-        <w:t>`Không phát hiện mô hình nến đặc biệt`</w:t>
+        <w:t>`Bullish Engulfing (Nhấn chìm tăng trưởng)`</w:t>
       </w:r>
     </w:p>
     <w:p>
@@ -21924,10 +21924,10 @@
         <w:rPr>
           <w:b/>
         </w:rPr>
-        <w:t>TÍCH LŨY TÍCH CỰC (Accumulation):</w:t>
+        <w:t>TĂNG MẠNH MẼ (Strong Bullish Confirmation):</w:t>
       </w:r>
       <w:r>
-        <w:t xml:space="preserve"> Nến đi ngang nhưng dòng tiền âm thầm gia tăng (OI tăng), báo hiệu chuẩn bị có nhịp bứt phá tăng.</w:t>
+        <w:t xml:space="preserve"> Mô hình nến tăng được củng cố bởi dòng tiền gia tăng tích cực, hỗ trợ lực mua lên bền vững.</w:t>
       </w:r>
     </w:p>
     <w:p>
@@ -22173,7 +22173,7 @@
               <w:rPr>
                 <w:b/>
               </w:rPr>
-              <w:t>82.74</w:t>
+              <w:t>82.30</w:t>
             </w:r>
           </w:p>
         </w:tc>
@@ -22204,7 +22204,7 @@
               <w:rPr>
                 <w:b/>
               </w:rPr>
-              <w:t>+0.30%</w:t>
+              <w:t>-0.23%</w:t>
             </w:r>
           </w:p>
         </w:tc>
@@ -22232,7 +22232,7 @@
             </w:pPr>
             <w:r/>
             <w:r>
-              <w:t>Giá dầu Tăng tăng premium rủi ro địa chính trị và logistics Biển Đen, hỗ trợ giá lúa mì.</w:t>
+              <w:t>Giá dầu Giảm giảm bớt premium rủi ro địa chính trị, tạo áp lực chốt lời lúa mì.</w:t>
             </w:r>
           </w:p>
         </w:tc>
@@ -22941,7 +22941,7 @@
         <w:t xml:space="preserve"> EMA_21 </w:t>
       </w:r>
       <w:r>
-        <w:t xml:space="preserve"> (634.60) &lt; </w:t>
+        <w:t xml:space="preserve"> (634.88) &lt; </w:t>
       </w:r>
       <w:r>
         <w:rPr>
@@ -22952,7 +22952,7 @@
         <w:t xml:space="preserve"> EMA_50 </w:t>
       </w:r>
       <w:r>
-        <w:t xml:space="preserve"> (638.29).</w:t>
+        <w:t xml:space="preserve"> (638.41).</w:t>
       </w:r>
     </w:p>
     <w:p>
@@ -22973,7 +22973,7 @@
         <w:rPr>
           <w:b/>
         </w:rPr>
-        <w:t>`45.58`</w:t>
+        <w:t>`51.51`</w:t>
       </w:r>
       <w:r>
         <w:t xml:space="preserve"> | ATR (14) = </w:t>
@@ -22982,7 +22982,7 @@
         <w:rPr>
           <w:b/>
         </w:rPr>
-        <w:t>`3.15`</w:t>
+        <w:t>`3.55`</w:t>
       </w:r>
       <w:r>
         <w:t xml:space="preserve"> cents | Volatility = </w:t>
@@ -22991,7 +22991,7 @@
         <w:rPr>
           <w:b/>
         </w:rPr>
-        <w:t>`1.25 cents`</w:t>
+        <w:t>`4.25 cents`</w:t>
       </w:r>
       <w:r>
         <w:t>.</w:t>
@@ -23015,7 +23015,7 @@
         <w:rPr>
           <w:b/>
         </w:rPr>
-        <w:t>`631.50`</w:t>
+        <w:t>`634.50`</w:t>
       </w:r>
       <w:r>
         <w:t xml:space="preserve"> | S2: </w:t>
@@ -23766,7 +23766,7 @@
           <w:b/>
           <w:color w:val="B91C1C"/>
         </w:rPr>
-        <w:t>`634.60 - 638.29 cents (Canh bán hồi kỹ thuật H1)`</w:t>
+        <w:t>`634.88 - 638.41 cents (Canh bán hồi kỹ thuật H1)`</w:t>
       </w:r>
       <w:r>
         <w:t xml:space="preserve"> | SL: </w:t>
@@ -23775,7 +23775,7 @@
         <w:rPr>
           <w:b/>
         </w:rPr>
-        <w:t>`715.97 cents (Trên kháng cự R2 + 1.5x ATR)`</w:t>
+        <w:t>`716.57 cents (Trên kháng cự R2 + 1.5x ATR)`</w:t>
       </w:r>
       <w:r>
         <w:t xml:space="preserve"> | TP: </w:t>
@@ -23786,7 +23786,7 @@
           <w:color w:val="D97706"/>
           <w:sz w:val="19"/>
         </w:rPr>
-        <w:t xml:space="preserve"> 631.50 cents </w:t>
+        <w:t xml:space="preserve"> 634.50 cents </w:t>
       </w:r>
       <w:r>
         <w:t xml:space="preserve"> / </w:t>
@@ -23812,7 +23812,7 @@
         <w:rPr>
           <w:b/>
         </w:rPr>
-        <w:t>Trung hạn (Swing Trades - HĐ ZWZ26):</w:t>
+        <w:t>Trung hạn (Swing Trades - HĐ ZWU26):</w:t>
       </w:r>
     </w:p>
     <w:p>
@@ -23837,7 +23837,7 @@
         <w:rPr>
           <w:b/>
         </w:rPr>
-        <w:t>`648.25 - 650.25 cents`</w:t>
+        <w:t>`632.50 - 634.50 cents`</w:t>
       </w:r>
       <w:r>
         <w:t xml:space="preserve"> | SL: </w:t>
@@ -23846,7 +23846,7 @@
         <w:rPr>
           <w:b/>
         </w:rPr>
-        <w:t>`611.48 cents`</w:t>
+        <w:t>`596.70 cents`</w:t>
       </w:r>
       <w:r>
         <w:t xml:space="preserve"> | TP: </w:t>
@@ -23855,7 +23855,7 @@
         <w:rPr>
           <w:b/>
         </w:rPr>
-        <w:t>`656.75 cents (Đón sóng hồi trung hạn ~14.5 giá)`</w:t>
+        <w:t>`638.75 cents (Đón sóng hồi trung hạn ~14.5 giá)`</w:t>
       </w:r>
       <w:r>
         <w:t>.</w:t>
@@ -23883,7 +23883,7 @@
         <w:rPr>
           <w:b/>
         </w:rPr>
-        <w:t>`656.75 - 658.75 cents`</w:t>
+        <w:t>`638.75 - 640.75 cents`</w:t>
       </w:r>
       <w:r>
         <w:t xml:space="preserve"> | SL: </w:t>
@@ -23892,7 +23892,7 @@
         <w:rPr>
           <w:b/>
         </w:rPr>
-        <w:t>`659.77 cents`</w:t>
+        <w:t>`642.30 cents`</w:t>
       </w:r>
       <w:r>
         <w:t xml:space="preserve"> | TP: </w:t>
@@ -23901,7 +23901,7 @@
         <w:rPr>
           <w:b/>
         </w:rPr>
-        <w:t>`614.50 cents (Thuận xu hướng giảm ngắn hạn)`</w:t>
+        <w:t>`600.25 cents (Thuận xu hướng giảm ngắn hạn)`</w:t>
       </w:r>
       <w:r>
         <w:t>.</w:t>
@@ -23941,7 +23941,7 @@
         <w:rPr>
           <w:b/>
         </w:rPr>
-        <w:t>`602.44 - 614.50 cents`</w:t>
+        <w:t>`601.10 - 614.50 cents`</w:t>
       </w:r>
     </w:p>
     <w:p>
@@ -24348,7 +24348,7 @@
             </w:pPr>
             <w:r/>
             <w:r>
-              <w:t>633.50</w:t>
+              <w:t>636.50</w:t>
             </w:r>
           </w:p>
         </w:tc>
@@ -24376,7 +24376,7 @@
             </w:pPr>
             <w:r/>
             <w:r>
-              <w:t>644.75</w:t>
+              <w:t>647.75</w:t>
             </w:r>
           </w:p>
         </w:tc>
@@ -24404,7 +24404,7 @@
             </w:pPr>
             <w:r/>
             <w:r>
-              <w:t>628.00</w:t>
+              <w:t>631.00</w:t>
             </w:r>
           </w:p>
         </w:tc>
@@ -24435,7 +24435,7 @@
               <w:rPr>
                 <w:b/>
               </w:rPr>
-              <w:t>632.75</w:t>
+              <w:t>635.75</w:t>
             </w:r>
           </w:p>
         </w:tc>
@@ -24583,7 +24583,7 @@
             </w:pPr>
             <w:r/>
             <w:r>
-              <w:t>632.75</w:t>
+              <w:t>635.75</w:t>
             </w:r>
           </w:p>
         </w:tc>
@@ -24611,7 +24611,7 @@
             </w:pPr>
             <w:r/>
             <w:r>
-              <w:t>640.25</w:t>
+              <w:t>643.25</w:t>
             </w:r>
           </w:p>
         </w:tc>
@@ -24639,7 +24639,7 @@
             </w:pPr>
             <w:r/>
             <w:r>
-              <w:t>626.75</w:t>
+              <w:t>629.75</w:t>
             </w:r>
           </w:p>
         </w:tc>
@@ -24670,7 +24670,7 @@
               <w:rPr>
                 <w:b/>
               </w:rPr>
-              <w:t>632.25</w:t>
+              <w:t>635.25</w:t>
             </w:r>
           </w:p>
         </w:tc>
@@ -24818,7 +24818,7 @@
             </w:pPr>
             <w:r/>
             <w:r>
-              <w:t>632.25</w:t>
+              <w:t>635.25</w:t>
             </w:r>
           </w:p>
         </w:tc>
@@ -24846,7 +24846,7 @@
             </w:pPr>
             <w:r/>
             <w:r>
-              <w:t>646.00</w:t>
+              <w:t>649.00</w:t>
             </w:r>
           </w:p>
         </w:tc>
@@ -24874,7 +24874,7 @@
             </w:pPr>
             <w:r/>
             <w:r>
-              <w:t>617.50</w:t>
+              <w:t>620.50</w:t>
             </w:r>
           </w:p>
         </w:tc>
@@ -24905,7 +24905,7 @@
               <w:rPr>
                 <w:b/>
               </w:rPr>
-              <w:t>634.25</w:t>
+              <w:t>637.25</w:t>
             </w:r>
           </w:p>
         </w:tc>
@@ -25053,7 +25053,7 @@
             </w:pPr>
             <w:r/>
             <w:r>
-              <w:t>634.25</w:t>
+              <w:t>637.25</w:t>
             </w:r>
           </w:p>
         </w:tc>
@@ -25081,7 +25081,7 @@
             </w:pPr>
             <w:r/>
             <w:r>
-              <w:t>647.50</w:t>
+              <w:t>650.50</w:t>
             </w:r>
           </w:p>
         </w:tc>
@@ -25109,7 +25109,7 @@
             </w:pPr>
             <w:r/>
             <w:r>
-              <w:t>626.00</w:t>
+              <w:t>629.00</w:t>
             </w:r>
           </w:p>
         </w:tc>
@@ -25140,7 +25140,7 @@
               <w:rPr>
                 <w:b/>
               </w:rPr>
-              <w:t>635.50</w:t>
+              <w:t>638.50</w:t>
             </w:r>
           </w:p>
         </w:tc>
@@ -25288,7 +25288,7 @@
             </w:pPr>
             <w:r/>
             <w:r>
-              <w:t>635.50</w:t>
+              <w:t>638.50</w:t>
             </w:r>
           </w:p>
         </w:tc>
@@ -25316,7 +25316,7 @@
             </w:pPr>
             <w:r/>
             <w:r>
-              <w:t>652.00</w:t>
+              <w:t>655.00</w:t>
             </w:r>
           </w:p>
         </w:tc>
@@ -25344,7 +25344,7 @@
             </w:pPr>
             <w:r/>
             <w:r>
-              <w:t>625.00</w:t>
+              <w:t>628.00</w:t>
             </w:r>
           </w:p>
         </w:tc>
@@ -25375,7 +25375,7 @@
               <w:rPr>
                 <w:b/>
               </w:rPr>
-              <w:t>640.00</w:t>
+              <w:t>643.00</w:t>
             </w:r>
           </w:p>
         </w:tc>
@@ -25523,7 +25523,7 @@
             </w:pPr>
             <w:r/>
             <w:r>
-              <w:t>640.00</w:t>
+              <w:t>643.00</w:t>
             </w:r>
           </w:p>
         </w:tc>
@@ -25551,7 +25551,7 @@
             </w:pPr>
             <w:r/>
             <w:r>
-              <w:t>647.75</w:t>
+              <w:t>650.75</w:t>
             </w:r>
           </w:p>
         </w:tc>
@@ -25579,7 +25579,7 @@
             </w:pPr>
             <w:r/>
             <w:r>
-              <w:t>629.00</w:t>
+              <w:t>632.00</w:t>
             </w:r>
           </w:p>
         </w:tc>
@@ -25610,7 +25610,7 @@
               <w:rPr>
                 <w:b/>
               </w:rPr>
-              <w:t>641.25</w:t>
+              <w:t>644.25</w:t>
             </w:r>
           </w:p>
         </w:tc>
@@ -25758,7 +25758,7 @@
             </w:pPr>
             <w:r/>
             <w:r>
-              <w:t>641.25</w:t>
+              <w:t>644.25</w:t>
             </w:r>
           </w:p>
         </w:tc>
@@ -25786,7 +25786,7 @@
             </w:pPr>
             <w:r/>
             <w:r>
-              <w:t>649.50</w:t>
+              <w:t>652.50</w:t>
             </w:r>
           </w:p>
         </w:tc>
@@ -25814,7 +25814,7 @@
             </w:pPr>
             <w:r/>
             <w:r>
-              <w:t>630.75</w:t>
+              <w:t>633.75</w:t>
             </w:r>
           </w:p>
         </w:tc>
@@ -25845,7 +25845,7 @@
               <w:rPr>
                 <w:b/>
               </w:rPr>
-              <w:t>643.00</w:t>
+              <w:t>646.00</w:t>
             </w:r>
           </w:p>
         </w:tc>
@@ -25993,7 +25993,7 @@
             </w:pPr>
             <w:r/>
             <w:r>
-              <w:t>643.00</w:t>
+              <w:t>646.00</w:t>
             </w:r>
           </w:p>
         </w:tc>
@@ -26021,7 +26021,7 @@
             </w:pPr>
             <w:r/>
             <w:r>
-              <w:t>655.25</w:t>
+              <w:t>658.25</w:t>
             </w:r>
           </w:p>
         </w:tc>
@@ -26049,7 +26049,7 @@
             </w:pPr>
             <w:r/>
             <w:r>
-              <w:t>633.25</w:t>
+              <w:t>636.25</w:t>
             </w:r>
           </w:p>
         </w:tc>
@@ -26080,7 +26080,7 @@
               <w:rPr>
                 <w:b/>
               </w:rPr>
-              <w:t>642.00</w:t>
+              <w:t>645.00</w:t>
             </w:r>
           </w:p>
         </w:tc>
@@ -26228,7 +26228,7 @@
             </w:pPr>
             <w:r/>
             <w:r>
-              <w:t>642.00</w:t>
+              <w:t>645.00</w:t>
             </w:r>
           </w:p>
         </w:tc>
@@ -26256,7 +26256,7 @@
             </w:pPr>
             <w:r/>
             <w:r>
-              <w:t>652.50</w:t>
+              <w:t>655.50</w:t>
             </w:r>
           </w:p>
         </w:tc>
@@ -26284,7 +26284,7 @@
             </w:pPr>
             <w:r/>
             <w:r>
-              <w:t>627.25</w:t>
+              <w:t>630.25</w:t>
             </w:r>
           </w:p>
         </w:tc>
@@ -26315,7 +26315,7 @@
               <w:rPr>
                 <w:b/>
               </w:rPr>
-              <w:t>644.25</w:t>
+              <w:t>647.25</w:t>
             </w:r>
           </w:p>
         </w:tc>
@@ -26463,7 +26463,7 @@
             </w:pPr>
             <w:r/>
             <w:r>
-              <w:t>644.25</w:t>
+              <w:t>647.25</w:t>
             </w:r>
           </w:p>
         </w:tc>
@@ -26491,7 +26491,7 @@
             </w:pPr>
             <w:r/>
             <w:r>
-              <w:t>654.75</w:t>
+              <w:t>657.75</w:t>
             </w:r>
           </w:p>
         </w:tc>
@@ -26519,7 +26519,7 @@
             </w:pPr>
             <w:r/>
             <w:r>
-              <w:t>638.00</w:t>
+              <w:t>641.00</w:t>
             </w:r>
           </w:p>
         </w:tc>
@@ -26550,7 +26550,7 @@
               <w:rPr>
                 <w:b/>
               </w:rPr>
-              <w:t>645.00</w:t>
+              <w:t>648.00</w:t>
             </w:r>
           </w:p>
         </w:tc>
@@ -26698,7 +26698,7 @@
             </w:pPr>
             <w:r/>
             <w:r>
-              <w:t>645.00</w:t>
+              <w:t>648.00</w:t>
             </w:r>
           </w:p>
         </w:tc>
@@ -26726,7 +26726,7 @@
             </w:pPr>
             <w:r/>
             <w:r>
-              <w:t>659.25</w:t>
+              <w:t>662.25</w:t>
             </w:r>
           </w:p>
         </w:tc>
@@ -26754,7 +26754,7 @@
             </w:pPr>
             <w:r/>
             <w:r>
-              <w:t>630.25</w:t>
+              <w:t>633.25</w:t>
             </w:r>
           </w:p>
         </w:tc>
@@ -26785,7 +26785,7 @@
               <w:rPr>
                 <w:b/>
               </w:rPr>
-              <w:t>647.00</w:t>
+              <w:t>650.00</w:t>
             </w:r>
           </w:p>
         </w:tc>
@@ -26933,7 +26933,7 @@
             </w:pPr>
             <w:r/>
             <w:r>
-              <w:t>647.00</w:t>
+              <w:t>650.00</w:t>
             </w:r>
           </w:p>
         </w:tc>
@@ -26961,7 +26961,7 @@
             </w:pPr>
             <w:r/>
             <w:r>
-              <w:t>653.50</w:t>
+              <w:t>656.50</w:t>
             </w:r>
           </w:p>
         </w:tc>
@@ -26989,7 +26989,7 @@
             </w:pPr>
             <w:r/>
             <w:r>
-              <w:t>640.25</w:t>
+              <w:t>643.25</w:t>
             </w:r>
           </w:p>
         </w:tc>
@@ -27020,7 +27020,7 @@
               <w:rPr>
                 <w:b/>
               </w:rPr>
-              <w:t>647.25</w:t>
+              <w:t>650.25</w:t>
             </w:r>
           </w:p>
         </w:tc>
@@ -27168,7 +27168,7 @@
             </w:pPr>
             <w:r/>
             <w:r>
-              <w:t>647.25</w:t>
+              <w:t>650.25</w:t>
             </w:r>
           </w:p>
         </w:tc>
@@ -27196,7 +27196,7 @@
             </w:pPr>
             <w:r/>
             <w:r>
-              <w:t>657.50</w:t>
+              <w:t>660.50</w:t>
             </w:r>
           </w:p>
         </w:tc>
@@ -27224,7 +27224,7 @@
             </w:pPr>
             <w:r/>
             <w:r>
-              <w:t>639.25</w:t>
+              <w:t>642.25</w:t>
             </w:r>
           </w:p>
         </w:tc>
@@ -27255,7 +27255,7 @@
               <w:rPr>
                 <w:b/>
               </w:rPr>
-              <w:t>647.75</w:t>
+              <w:t>650.75</w:t>
             </w:r>
           </w:p>
         </w:tc>
@@ -27403,7 +27403,7 @@
             </w:pPr>
             <w:r/>
             <w:r>
-              <w:t>647.75</w:t>
+              <w:t>650.75</w:t>
             </w:r>
           </w:p>
         </w:tc>
@@ -27431,7 +27431,7 @@
             </w:pPr>
             <w:r/>
             <w:r>
-              <w:t>654.75</w:t>
+              <w:t>657.75</w:t>
             </w:r>
           </w:p>
         </w:tc>
@@ -27459,7 +27459,7 @@
             </w:pPr>
             <w:r/>
             <w:r>
-              <w:t>641.75</w:t>
+              <w:t>644.75</w:t>
             </w:r>
           </w:p>
         </w:tc>
@@ -27490,7 +27490,7 @@
               <w:rPr>
                 <w:b/>
               </w:rPr>
-              <w:t>647.00</w:t>
+              <w:t>650.00</w:t>
             </w:r>
           </w:p>
         </w:tc>
@@ -27638,7 +27638,7 @@
             </w:pPr>
             <w:r/>
             <w:r>
-              <w:t>647.00</w:t>
+              <w:t>650.00</w:t>
             </w:r>
           </w:p>
         </w:tc>
@@ -27666,7 +27666,7 @@
             </w:pPr>
             <w:r/>
             <w:r>
-              <w:t>660.50</w:t>
+              <w:t>663.50</w:t>
             </w:r>
           </w:p>
         </w:tc>
@@ -27694,7 +27694,7 @@
             </w:pPr>
             <w:r/>
             <w:r>
-              <w:t>634.00</w:t>
+              <w:t>637.00</w:t>
             </w:r>
           </w:p>
         </w:tc>
@@ -27725,7 +27725,7 @@
               <w:rPr>
                 <w:b/>
               </w:rPr>
-              <w:t>648.75</w:t>
+              <w:t>651.75</w:t>
             </w:r>
           </w:p>
         </w:tc>
@@ -27873,7 +27873,7 @@
             </w:pPr>
             <w:r/>
             <w:r>
-              <w:t>648.75</w:t>
+              <w:t>651.75</w:t>
             </w:r>
           </w:p>
         </w:tc>
@@ -27901,7 +27901,7 @@
             </w:pPr>
             <w:r/>
             <w:r>
-              <w:t>658.00</w:t>
+              <w:t>661.00</w:t>
             </w:r>
           </w:p>
         </w:tc>
@@ -27929,7 +27929,7 @@
             </w:pPr>
             <w:r/>
             <w:r>
-              <w:t>638.00</w:t>
+              <w:t>641.00</w:t>
             </w:r>
           </w:p>
         </w:tc>
@@ -27960,7 +27960,7 @@
               <w:rPr>
                 <w:b/>
               </w:rPr>
-              <w:t>649.25</w:t>
+              <w:t>652.25</w:t>
             </w:r>
           </w:p>
         </w:tc>
@@ -28108,7 +28108,7 @@
             </w:pPr>
             <w:r/>
             <w:r>
-              <w:t>649.25</w:t>
+              <w:t>652.25</w:t>
             </w:r>
           </w:p>
         </w:tc>
@@ -28136,7 +28136,7 @@
             </w:pPr>
             <w:r/>
             <w:r>
-              <w:t>661.50</w:t>
+              <w:t>664.50</w:t>
             </w:r>
           </w:p>
         </w:tc>
@@ -28164,7 +28164,7 @@
             </w:pPr>
             <w:r/>
             <w:r>
-              <w:t>635.00</w:t>
+              <w:t>638.00</w:t>
             </w:r>
           </w:p>
         </w:tc>
@@ -28195,7 +28195,7 @@
               <w:rPr>
                 <w:b/>
               </w:rPr>
-              <w:t>647.75</w:t>
+              <w:t>650.75</w:t>
             </w:r>
           </w:p>
         </w:tc>
@@ -28343,7 +28343,7 @@
             </w:pPr>
             <w:r/>
             <w:r>
-              <w:t>647.75</w:t>
+              <w:t>650.75</w:t>
             </w:r>
           </w:p>
         </w:tc>
@@ -28371,7 +28371,7 @@
             </w:pPr>
             <w:r/>
             <w:r>
-              <w:t>654.75</w:t>
+              <w:t>657.75</w:t>
             </w:r>
           </w:p>
         </w:tc>
@@ -28399,7 +28399,7 @@
             </w:pPr>
             <w:r/>
             <w:r>
-              <w:t>638.25</w:t>
+              <w:t>641.25</w:t>
             </w:r>
           </w:p>
         </w:tc>
@@ -28430,7 +28430,7 @@
               <w:rPr>
                 <w:b/>
               </w:rPr>
-              <w:t>648.25</w:t>
+              <w:t>651.25</w:t>
             </w:r>
           </w:p>
         </w:tc>
@@ -28578,7 +28578,7 @@
             </w:pPr>
             <w:r/>
             <w:r>
-              <w:t>648.25</w:t>
+              <w:t>651.25</w:t>
             </w:r>
           </w:p>
         </w:tc>
@@ -28606,7 +28606,7 @@
             </w:pPr>
             <w:r/>
             <w:r>
-              <w:t>658.75</w:t>
+              <w:t>661.75</w:t>
             </w:r>
           </w:p>
         </w:tc>
@@ -28634,7 +28634,7 @@
             </w:pPr>
             <w:r/>
             <w:r>
-              <w:t>641.00</w:t>
+              <w:t>644.00</w:t>
             </w:r>
           </w:p>
         </w:tc>
@@ -28665,7 +28665,7 @@
               <w:rPr>
                 <w:b/>
               </w:rPr>
-              <w:t>648.00</w:t>
+              <w:t>651.00</w:t>
             </w:r>
           </w:p>
         </w:tc>
@@ -28813,7 +28813,7 @@
             </w:pPr>
             <w:r/>
             <w:r>
-              <w:t>648.00</w:t>
+              <w:t>651.00</w:t>
             </w:r>
           </w:p>
         </w:tc>
@@ -28841,7 +28841,7 @@
             </w:pPr>
             <w:r/>
             <w:r>
-              <w:t>657.75</w:t>
+              <w:t>660.75</w:t>
             </w:r>
           </w:p>
         </w:tc>
@@ -28869,7 +28869,7 @@
             </w:pPr>
             <w:r/>
             <w:r>
-              <w:t>638.25</w:t>
+              <w:t>641.25</w:t>
             </w:r>
           </w:p>
         </w:tc>
@@ -28900,7 +28900,7 @@
               <w:rPr>
                 <w:b/>
               </w:rPr>
-              <w:t>648.50</w:t>
+              <w:t>651.50</w:t>
             </w:r>
           </w:p>
         </w:tc>
@@ -29048,7 +29048,7 @@
             </w:pPr>
             <w:r/>
             <w:r>
-              <w:t>648.50</w:t>
+              <w:t>651.50</w:t>
             </w:r>
           </w:p>
         </w:tc>
@@ -29076,7 +29076,7 @@
             </w:pPr>
             <w:r/>
             <w:r>
-              <w:t>659.25</w:t>
+              <w:t>662.25</w:t>
             </w:r>
           </w:p>
         </w:tc>
@@ -29104,7 +29104,7 @@
             </w:pPr>
             <w:r/>
             <w:r>
-              <w:t>641.25</w:t>
+              <w:t>644.25</w:t>
             </w:r>
           </w:p>
         </w:tc>
@@ -29135,7 +29135,7 @@
               <w:rPr>
                 <w:b/>
               </w:rPr>
-              <w:t>649.25</w:t>
+              <w:t>652.25</w:t>
             </w:r>
           </w:p>
         </w:tc>
@@ -29283,7 +29283,7 @@
             </w:pPr>
             <w:r/>
             <w:r>
-              <w:t>649.25</w:t>
+              <w:t>652.25</w:t>
             </w:r>
           </w:p>
         </w:tc>
@@ -29311,7 +29311,7 @@
             </w:pPr>
             <w:r/>
             <w:r>
-              <w:t>655.75</w:t>
+              <w:t>658.75</w:t>
             </w:r>
           </w:p>
         </w:tc>
@@ -29339,7 +29339,7 @@
             </w:pPr>
             <w:r/>
             <w:r>
-              <w:t>640.75</w:t>
+              <w:t>643.75</w:t>
             </w:r>
           </w:p>
         </w:tc>
@@ -29370,7 +29370,7 @@
               <w:rPr>
                 <w:b/>
               </w:rPr>
-              <w:t>649.75</w:t>
+              <w:t>652.75</w:t>
             </w:r>
           </w:p>
         </w:tc>
@@ -29518,7 +29518,7 @@
             </w:pPr>
             <w:r/>
             <w:r>
-              <w:t>649.75</w:t>
+              <w:t>652.75</w:t>
             </w:r>
           </w:p>
         </w:tc>
@@ -29546,7 +29546,7 @@
             </w:pPr>
             <w:r/>
             <w:r>
-              <w:t>660.75</w:t>
+              <w:t>663.75</w:t>
             </w:r>
           </w:p>
         </w:tc>
@@ -29574,7 +29574,7 @@
             </w:pPr>
             <w:r/>
             <w:r>
-              <w:t>638.00</w:t>
+              <w:t>641.00</w:t>
             </w:r>
           </w:p>
         </w:tc>
@@ -29605,7 +29605,7 @@
               <w:rPr>
                 <w:b/>
               </w:rPr>
-              <w:t>653.25</w:t>
+              <w:t>656.25</w:t>
             </w:r>
           </w:p>
         </w:tc>
@@ -29753,7 +29753,7 @@
             </w:pPr>
             <w:r/>
             <w:r>
-              <w:t>653.25</w:t>
+              <w:t>656.25</w:t>
             </w:r>
           </w:p>
         </w:tc>
@@ -29781,7 +29781,7 @@
             </w:pPr>
             <w:r/>
             <w:r>
-              <w:t>658.75</w:t>
+              <w:t>661.75</w:t>
             </w:r>
           </w:p>
         </w:tc>
@@ -29809,7 +29809,7 @@
             </w:pPr>
             <w:r/>
             <w:r>
-              <w:t>645.50</w:t>
+              <w:t>648.50</w:t>
             </w:r>
           </w:p>
         </w:tc>
@@ -29840,7 +29840,7 @@
               <w:rPr>
                 <w:b/>
               </w:rPr>
-              <w:t>654.00</w:t>
+              <w:t>657.00</w:t>
             </w:r>
           </w:p>
         </w:tc>
@@ -29988,7 +29988,7 @@
             </w:pPr>
             <w:r/>
             <w:r>
-              <w:t>654.00</w:t>
+              <w:t>657.00</w:t>
             </w:r>
           </w:p>
         </w:tc>
@@ -30016,7 +30016,7 @@
             </w:pPr>
             <w:r/>
             <w:r>
-              <w:t>663.25</w:t>
+              <w:t>666.25</w:t>
             </w:r>
           </w:p>
         </w:tc>
@@ -30044,7 +30044,7 @@
             </w:pPr>
             <w:r/>
             <w:r>
-              <w:t>647.50</w:t>
+              <w:t>650.50</w:t>
             </w:r>
           </w:p>
         </w:tc>
@@ -30075,7 +30075,7 @@
               <w:rPr>
                 <w:b/>
               </w:rPr>
-              <w:t>653.25</w:t>
+              <w:t>656.25</w:t>
             </w:r>
           </w:p>
         </w:tc>
@@ -30223,7 +30223,7 @@
             </w:pPr>
             <w:r/>
             <w:r>
-              <w:t>653.25</w:t>
+              <w:t>656.25</w:t>
             </w:r>
           </w:p>
         </w:tc>
@@ -30251,7 +30251,7 @@
             </w:pPr>
             <w:r/>
             <w:r>
-              <w:t>660.75</w:t>
+              <w:t>663.75</w:t>
             </w:r>
           </w:p>
         </w:tc>
@@ -30279,7 +30279,7 @@
             </w:pPr>
             <w:r/>
             <w:r>
-              <w:t>647.25</w:t>
+              <w:t>650.25</w:t>
             </w:r>
           </w:p>
         </w:tc>
@@ -30310,7 +30310,7 @@
               <w:rPr>
                 <w:b/>
               </w:rPr>
-              <w:t>652.25</w:t>
+              <w:t>655.25</w:t>
             </w:r>
           </w:p>
         </w:tc>
@@ -30458,7 +30458,7 @@
             </w:pPr>
             <w:r/>
             <w:r>
-              <w:t>652.25</w:t>
+              <w:t>655.25</w:t>
             </w:r>
           </w:p>
         </w:tc>
@@ -30486,7 +30486,7 @@
             </w:pPr>
             <w:r/>
             <w:r>
-              <w:t>659.25</w:t>
+              <w:t>662.25</w:t>
             </w:r>
           </w:p>
         </w:tc>
@@ -30514,7 +30514,7 @@
             </w:pPr>
             <w:r/>
             <w:r>
-              <w:t>638.75</w:t>
+              <w:t>641.75</w:t>
             </w:r>
           </w:p>
         </w:tc>
@@ -30545,7 +30545,7 @@
               <w:rPr>
                 <w:b/>
               </w:rPr>
-              <w:t>653.00</w:t>
+              <w:t>656.00</w:t>
             </w:r>
           </w:p>
         </w:tc>
@@ -30693,7 +30693,7 @@
             </w:pPr>
             <w:r/>
             <w:r>
-              <w:t>653.00</w:t>
+              <w:t>656.00</w:t>
             </w:r>
           </w:p>
         </w:tc>
@@ -30721,7 +30721,7 @@
             </w:pPr>
             <w:r/>
             <w:r>
-              <w:t>662.25</w:t>
+              <w:t>665.25</w:t>
             </w:r>
           </w:p>
         </w:tc>
@@ -30749,7 +30749,7 @@
             </w:pPr>
             <w:r/>
             <w:r>
-              <w:t>645.75</w:t>
+              <w:t>648.75</w:t>
             </w:r>
           </w:p>
         </w:tc>
@@ -30780,7 +30780,7 @@
               <w:rPr>
                 <w:b/>
               </w:rPr>
-              <w:t>652.75</w:t>
+              <w:t>655.75</w:t>
             </w:r>
           </w:p>
         </w:tc>
@@ -30928,7 +30928,7 @@
             </w:pPr>
             <w:r/>
             <w:r>
-              <w:t>652.75</w:t>
+              <w:t>655.75</w:t>
             </w:r>
           </w:p>
         </w:tc>
@@ -30956,7 +30956,7 @@
             </w:pPr>
             <w:r/>
             <w:r>
-              <w:t>661.25</w:t>
+              <w:t>664.25</w:t>
             </w:r>
           </w:p>
         </w:tc>
@@ -30984,7 +30984,7 @@
             </w:pPr>
             <w:r/>
             <w:r>
-              <w:t>638.75</w:t>
+              <w:t>641.75</w:t>
             </w:r>
           </w:p>
         </w:tc>
@@ -31015,7 +31015,7 @@
               <w:rPr>
                 <w:b/>
               </w:rPr>
-              <w:t>654.50</w:t>
+              <w:t>657.50</w:t>
             </w:r>
           </w:p>
         </w:tc>
@@ -31163,7 +31163,7 @@
             </w:pPr>
             <w:r/>
             <w:r>
-              <w:t>654.50</w:t>
+              <w:t>657.50</w:t>
             </w:r>
           </w:p>
         </w:tc>
@@ -31191,7 +31191,7 @@
             </w:pPr>
             <w:r/>
             <w:r>
-              <w:t>660.75</w:t>
+              <w:t>663.75</w:t>
             </w:r>
           </w:p>
         </w:tc>
@@ -31219,7 +31219,7 @@
             </w:pPr>
             <w:r/>
             <w:r>
-              <w:t>648.00</w:t>
+              <w:t>651.00</w:t>
             </w:r>
           </w:p>
         </w:tc>
@@ -31250,7 +31250,7 @@
               <w:rPr>
                 <w:b/>
               </w:rPr>
-              <w:t>653.75</w:t>
+              <w:t>656.75</w:t>
             </w:r>
           </w:p>
         </w:tc>

--- a/Daily Reports/07_08_2026-CBOT Reports.docx
+++ b/Daily Reports/07_08_2026-CBOT Reports.docx
@@ -104,7 +104,7 @@
           <w:color w:val="5C768D"/>
           <w:sz w:val="19"/>
         </w:rPr>
-        <w:t>Cập nhật tự động qua `macro_tracker.py` vào lúc 18:00 ICT ngày 07/08/2026</w:t>
+        <w:t>Cập nhật tự động qua `macro_tracker.py` vào lúc 19:58 ICT ngày 07/08/2026</w:t>
       </w:r>
     </w:p>
     <w:tbl>
@@ -313,7 +313,7 @@
               <w:rPr>
                 <w:b/>
               </w:rPr>
-              <w:t>81.79 / thùng</w:t>
+              <w:t>81.68 / thùng</w:t>
             </w:r>
           </w:p>
         </w:tc>
@@ -344,7 +344,7 @@
               <w:rPr>
                 <w:b/>
               </w:rPr>
-              <w:t>-0.85%</w:t>
+              <w:t>-0.98%</w:t>
             </w:r>
           </w:p>
         </w:tc>
@@ -442,7 +442,7 @@
               <w:rPr>
                 <w:b/>
               </w:rPr>
-              <w:t>99.91</w:t>
+              <w:t>99.41</w:t>
             </w:r>
           </w:p>
         </w:tc>
@@ -473,7 +473,7 @@
               <w:rPr>
                 <w:b/>
               </w:rPr>
-              <w:t>-0.06%</w:t>
+              <w:t>-0.56%</w:t>
             </w:r>
           </w:p>
         </w:tc>
@@ -1228,7 +1228,7 @@
         <w:rPr>
           <w:b/>
         </w:rPr>
-        <w:t>`81.79` (-0.85%)</w:t>
+        <w:t>`81.68` (-0.98%)</w:t>
       </w:r>
       <w:r>
         <w:t xml:space="preserve"> | DXY: </w:t>
@@ -1237,7 +1237,7 @@
         <w:rPr>
           <w:b/>
         </w:rPr>
-        <w:t>`99.91` (-0.06%)</w:t>
+        <w:t>`99.41` (-0.56%)</w:t>
       </w:r>
       <w:r>
         <w:t xml:space="preserve"> | Lúa mì CBOT: </w:t>
@@ -1246,7 +1246,7 @@
         <w:rPr>
           <w:b/>
         </w:rPr>
-        <w:t>`633.75` (+0.40%)</w:t>
+        <w:t>`636.50` (+0.83%)</w:t>
       </w:r>
       <w:r>
         <w:t>.</w:t>
@@ -1316,7 +1316,7 @@
           <w:color w:val="5C768D"/>
           <w:sz w:val="19"/>
         </w:rPr>
-        <w:t>Cập nhật tự động lúc 18:00 ICT ngày 07/08/2026 — Nguồn: NOAA, USDA, BOM Australia</w:t>
+        <w:t>Cập nhật tự động lúc 19:58 ICT ngày 07/08/2026 — Nguồn: NOAA, USDA, BOM Australia</w:t>
       </w:r>
     </w:p>
     <w:p>
@@ -3584,7 +3584,7 @@
               <w:rPr>
                 <w:b/>
               </w:rPr>
-              <w:t>442.75</w:t>
+              <w:t>443.00</w:t>
             </w:r>
           </w:p>
         </w:tc>
@@ -3615,7 +3615,7 @@
               <w:rPr>
                 <w:b/>
               </w:rPr>
-              <w:t>443.42 (+0.67)</w:t>
+              <w:t>443.82 (+0.82)</w:t>
             </w:r>
           </w:p>
         </w:tc>
@@ -3643,7 +3643,7 @@
             </w:pPr>
             <w:r/>
             <w:r>
-              <w:t>Bullish (440.20 &gt; 440.18)</w:t>
+              <w:t>Bullish (440.53 &gt; 440.33)</w:t>
             </w:r>
           </w:p>
         </w:tc>
@@ -3671,7 +3671,7 @@
             </w:pPr>
             <w:r/>
             <w:r>
-              <w:t>0.50 cents</w:t>
+              <w:t>1.75 cents</w:t>
             </w:r>
           </w:p>
         </w:tc>
@@ -3832,7 +3832,7 @@
               <w:rPr>
                 <w:b/>
               </w:rPr>
-              <w:t>633.75</w:t>
+              <w:t>636.50</w:t>
             </w:r>
           </w:p>
         </w:tc>
@@ -3863,7 +3863,7 @@
               <w:rPr>
                 <w:b/>
               </w:rPr>
-              <w:t>635.22 (+1.47)</w:t>
+              <w:t>638.29 (+1.79)</w:t>
             </w:r>
           </w:p>
         </w:tc>
@@ -3891,7 +3891,7 @@
             </w:pPr>
             <w:r/>
             <w:r>
-              <w:t>Bearish (634.77 &lt; 638.23)</w:t>
+              <w:t>Bearish (634.83 &lt; 637.98)</w:t>
             </w:r>
           </w:p>
         </w:tc>
@@ -3919,7 +3919,7 @@
             </w:pPr>
             <w:r/>
             <w:r>
-              <w:t>5.50 cents</w:t>
+              <w:t>3.25 cents</w:t>
             </w:r>
           </w:p>
         </w:tc>
@@ -4357,7 +4357,7 @@
                 <w:b/>
                 <w:color w:val="15803D"/>
               </w:rPr>
-              <w:t>441.25 - 440.20 cents (Canh mua vùng hỗ trợ)</w:t>
+              <w:t>441.25 - 440.53 cents (Canh mua vùng hỗ trợ)</w:t>
             </w:r>
           </w:p>
         </w:tc>
@@ -4388,7 +4388,7 @@
               <w:rPr>
                 <w:b/>
               </w:rPr>
-              <w:t>422.77 cents (Dưới cản S2 + 1.5x ATR)</w:t>
+              <w:t>422.73 cents (Dưới cản S2 + 1.5x ATR)</w:t>
             </w:r>
           </w:p>
         </w:tc>
@@ -4600,7 +4600,7 @@
               <w:rPr>
                 <w:b/>
               </w:rPr>
-              <w:t>423.51 cents (Chống quét SL tuyệt đối)</w:t>
+              <w:t>423.49 cents (Chống quét SL tuyệt đối)</w:t>
             </w:r>
           </w:p>
         </w:tc>
@@ -4793,7 +4793,7 @@
               <w:rPr>
                 <w:b/>
               </w:rPr>
-              <w:t>445.99 cents</w:t>
+              <w:t>446.01 cents</w:t>
             </w:r>
           </w:p>
         </w:tc>
@@ -4955,7 +4955,7 @@
               <w:rPr>
                 <w:b/>
               </w:rPr>
-              <w:t>438.08 - 444.50 cents</w:t>
+              <w:t>437.95 - 444.50 cents</w:t>
             </w:r>
           </w:p>
         </w:tc>
@@ -5136,7 +5136,7 @@
                 <w:b/>
                 <w:color w:val="B91C1C"/>
               </w:rPr>
-              <w:t>634.77 - 638.23 cents (Canh bán hồi kỹ thuật H1)</w:t>
+              <w:t>634.83 - 637.98 cents (Canh bán hồi kỹ thuật H1)</w:t>
             </w:r>
           </w:p>
         </w:tc>
@@ -5167,7 +5167,7 @@
               <w:rPr>
                 <w:b/>
               </w:rPr>
-              <w:t>716.96 cents (Trên kháng cự R2 + 1.5x ATR)</w:t>
+              <w:t>716.88 cents (Trên kháng cự R2 + 1.5x ATR)</w:t>
             </w:r>
           </w:p>
         </w:tc>
@@ -5203,7 +5203,7 @@
                 <w:color w:val="D97706"/>
                 <w:sz w:val="19"/>
               </w:rPr>
-              <w:t xml:space="preserve"> 631.50 cents </w:t>
+              <w:t xml:space="preserve"> 634.50 cents </w:t>
             </w:r>
             <w:r>
               <w:t xml:space="preserve"> / TP2: </w:t>
@@ -5345,7 +5345,7 @@
               <w:rPr>
                 <w:b/>
               </w:rPr>
-              <w:t>629.50 - 631.50 cents</w:t>
+              <w:t>632.50 - 634.50 cents</w:t>
             </w:r>
           </w:p>
         </w:tc>
@@ -5376,7 +5376,7 @@
               <w:rPr>
                 <w:b/>
               </w:rPr>
-              <w:t>596.44 cents</w:t>
+              <w:t>596.50 cents</w:t>
             </w:r>
           </w:p>
         </w:tc>
@@ -5569,7 +5569,7 @@
               <w:rPr>
                 <w:b/>
               </w:rPr>
-              <w:t>642.56 cents</w:t>
+              <w:t>642.50 cents</w:t>
             </w:r>
           </w:p>
         </w:tc>
@@ -5731,7 +5731,7 @@
               <w:rPr>
                 <w:b/>
               </w:rPr>
-              <w:t>599.99 - 614.50 cents</w:t>
+              <w:t>599.90 - 614.50 cents</w:t>
             </w:r>
           </w:p>
         </w:tc>
@@ -11609,7 +11609,7 @@
         <w:t>Giá Chốt Phiên (Close):</w:t>
       </w:r>
       <w:r>
-        <w:t xml:space="preserve"> 442.75 cents | </w:t>
+        <w:t xml:space="preserve"> 443.00 cents | </w:t>
       </w:r>
       <w:r>
         <w:rPr>
@@ -11624,10 +11624,10 @@
         <w:rPr>
           <w:b/>
         </w:rPr>
-        <w:t>`443.42 cents`</w:t>
+        <w:t>`443.82 cents`</w:t>
       </w:r>
       <w:r>
-        <w:t xml:space="preserve"> (+0.67).</w:t>
+        <w:t xml:space="preserve"> (+0.82).</w:t>
       </w:r>
     </w:p>
     <w:p>
@@ -11648,7 +11648,7 @@
         <w:rPr>
           <w:b/>
         </w:rPr>
-        <w:t>`6,316`</w:t>
+        <w:t>`11,876`</w:t>
       </w:r>
       <w:r>
         <w:t xml:space="preserve"> (Chênh lệch: </w:t>
@@ -11657,7 +11657,7 @@
         <w:rPr>
           <w:b/>
         </w:rPr>
-        <w:t>`-105,929`</w:t>
+        <w:t>`-100,369`</w:t>
       </w:r>
       <w:r>
         <w:t xml:space="preserve">) | OI: </w:t>
@@ -11699,7 +11699,7 @@
         <w:rPr>
           <w:b/>
         </w:rPr>
-        <w:t>`Doji (Nến lưỡng lự thế trận)`</w:t>
+        <w:t>`Bullish Engulfing (Nhấn chìm tăng trưởng)`</w:t>
       </w:r>
     </w:p>
     <w:p>
@@ -11742,10 +11742,10 @@
         <w:rPr>
           <w:b/>
         </w:rPr>
-        <w:t>TÍCH LŨY TÍCH CỰC (Accumulation):</w:t>
+        <w:t>TĂNG MẠNH MẼ (Strong Bullish Confirmation):</w:t>
       </w:r>
       <w:r>
-        <w:t xml:space="preserve"> Nến đi ngang nhưng dòng tiền âm thầm gia tăng (OI tăng), báo hiệu chuẩn bị có nhịp bứt phá tăng.</w:t>
+        <w:t xml:space="preserve"> Mô hình nến tăng được củng cố bởi dòng tiền gia tăng tích cực, hỗ trợ lực mua lên bền vững.</w:t>
       </w:r>
     </w:p>
     <w:p>
@@ -11991,7 +11991,7 @@
               <w:rPr>
                 <w:b/>
               </w:rPr>
-              <w:t>81.79</w:t>
+              <w:t>81.68</w:t>
             </w:r>
           </w:p>
         </w:tc>
@@ -12022,7 +12022,7 @@
               <w:rPr>
                 <w:b/>
               </w:rPr>
-              <w:t>-0.85%</w:t>
+              <w:t>-0.98%</w:t>
             </w:r>
           </w:p>
         </w:tc>
@@ -12114,7 +12114,7 @@
               <w:rPr>
                 <w:b/>
               </w:rPr>
-              <w:t>99.91</w:t>
+              <w:t>99.41</w:t>
             </w:r>
           </w:p>
         </w:tc>
@@ -12145,7 +12145,7 @@
               <w:rPr>
                 <w:b/>
               </w:rPr>
-              <w:t>-0.06%</w:t>
+              <w:t>-0.56%</w:t>
             </w:r>
           </w:p>
         </w:tc>
@@ -12749,7 +12749,7 @@
         <w:t xml:space="preserve"> EMA_21 </w:t>
       </w:r>
       <w:r>
-        <w:t xml:space="preserve"> (440.20) &gt; </w:t>
+        <w:t xml:space="preserve"> (440.53) &gt; </w:t>
       </w:r>
       <w:r>
         <w:rPr>
@@ -12760,7 +12760,7 @@
         <w:t xml:space="preserve"> EMA_50 </w:t>
       </w:r>
       <w:r>
-        <w:t xml:space="preserve"> (440.18).</w:t>
+        <w:t xml:space="preserve"> (440.33).</w:t>
       </w:r>
     </w:p>
     <w:p>
@@ -12781,7 +12781,7 @@
         <w:rPr>
           <w:b/>
         </w:rPr>
-        <w:t>`64.54`</w:t>
+        <w:t>`63.41`</w:t>
       </w:r>
       <w:r>
         <w:t xml:space="preserve"> | ATR (14) = </w:t>
@@ -12790,7 +12790,7 @@
         <w:rPr>
           <w:b/>
         </w:rPr>
-        <w:t>`1.49`</w:t>
+        <w:t>`1.51`</w:t>
       </w:r>
       <w:r>
         <w:t xml:space="preserve"> cents | Volatility = </w:t>
@@ -12799,7 +12799,7 @@
         <w:rPr>
           <w:b/>
         </w:rPr>
-        <w:t>`0.50 cents`</w:t>
+        <w:t>`1.75 cents`</w:t>
       </w:r>
       <w:r>
         <w:t>.</w:t>
@@ -13584,7 +13584,7 @@
           <w:b/>
           <w:color w:val="15803D"/>
         </w:rPr>
-        <w:t>`441.25 - 440.20 cents (Canh mua vùng hỗ trợ)`</w:t>
+        <w:t>`441.25 - 440.53 cents (Canh mua vùng hỗ trợ)`</w:t>
       </w:r>
       <w:r>
         <w:t xml:space="preserve"> | SL: </w:t>
@@ -13593,7 +13593,7 @@
         <w:rPr>
           <w:b/>
         </w:rPr>
-        <w:t>`422.77 cents (Dưới cản S2 + 1.5x ATR)`</w:t>
+        <w:t>`422.73 cents (Dưới cản S2 + 1.5x ATR)`</w:t>
       </w:r>
       <w:r>
         <w:t xml:space="preserve"> | TP: </w:t>
@@ -13664,7 +13664,7 @@
         <w:rPr>
           <w:b/>
         </w:rPr>
-        <w:t>`423.51 cents (Chống quét SL tuyệt đối)`</w:t>
+        <w:t>`423.49 cents (Chống quét SL tuyệt đối)`</w:t>
       </w:r>
       <w:r>
         <w:t xml:space="preserve"> | TP: </w:t>
@@ -13710,7 +13710,7 @@
         <w:rPr>
           <w:b/>
         </w:rPr>
-        <w:t>`445.99 cents`</w:t>
+        <w:t>`446.01 cents`</w:t>
       </w:r>
       <w:r>
         <w:t xml:space="preserve"> | TP: </w:t>
@@ -13759,7 +13759,7 @@
         <w:rPr>
           <w:b/>
         </w:rPr>
-        <w:t>`438.08 - 444.50 cents`</w:t>
+        <w:t>`437.95 - 444.50 cents`</w:t>
       </w:r>
     </w:p>
     <w:p>
@@ -14166,7 +14166,7 @@
             </w:pPr>
             <w:r/>
             <w:r>
-              <w:t>442.75</w:t>
+              <w:t>443.00</w:t>
             </w:r>
           </w:p>
         </w:tc>
@@ -14194,7 +14194,7 @@
             </w:pPr>
             <w:r/>
             <w:r>
-              <w:t>446.50</w:t>
+              <w:t>446.75</w:t>
             </w:r>
           </w:p>
         </w:tc>
@@ -14222,7 +14222,7 @@
             </w:pPr>
             <w:r/>
             <w:r>
-              <w:t>439.50</w:t>
+              <w:t>439.75</w:t>
             </w:r>
           </w:p>
         </w:tc>
@@ -14253,7 +14253,7 @@
               <w:rPr>
                 <w:b/>
               </w:rPr>
-              <w:t>443.00</w:t>
+              <w:t>443.25</w:t>
             </w:r>
           </w:p>
         </w:tc>
@@ -14401,7 +14401,7 @@
             </w:pPr>
             <w:r/>
             <w:r>
-              <w:t>443.00</w:t>
+              <w:t>443.25</w:t>
             </w:r>
           </w:p>
         </w:tc>
@@ -14429,7 +14429,7 @@
             </w:pPr>
             <w:r/>
             <w:r>
-              <w:t>445.75</w:t>
+              <w:t>446.00</w:t>
             </w:r>
           </w:p>
         </w:tc>
@@ -14457,7 +14457,7 @@
             </w:pPr>
             <w:r/>
             <w:r>
-              <w:t>439.25</w:t>
+              <w:t>439.50</w:t>
             </w:r>
           </w:p>
         </w:tc>
@@ -14488,7 +14488,7 @@
               <w:rPr>
                 <w:b/>
               </w:rPr>
-              <w:t>442.50</w:t>
+              <w:t>442.75</w:t>
             </w:r>
           </w:p>
         </w:tc>
@@ -14636,7 +14636,7 @@
             </w:pPr>
             <w:r/>
             <w:r>
-              <w:t>442.50</w:t>
+              <w:t>442.75</w:t>
             </w:r>
           </w:p>
         </w:tc>
@@ -14664,7 +14664,7 @@
             </w:pPr>
             <w:r/>
             <w:r>
-              <w:t>445.50</w:t>
+              <w:t>445.75</w:t>
             </w:r>
           </w:p>
         </w:tc>
@@ -14692,7 +14692,7 @@
             </w:pPr>
             <w:r/>
             <w:r>
-              <w:t>438.50</w:t>
+              <w:t>438.75</w:t>
             </w:r>
           </w:p>
         </w:tc>
@@ -14723,7 +14723,7 @@
               <w:rPr>
                 <w:b/>
               </w:rPr>
-              <w:t>443.25</w:t>
+              <w:t>443.50</w:t>
             </w:r>
           </w:p>
         </w:tc>
@@ -14871,7 +14871,7 @@
             </w:pPr>
             <w:r/>
             <w:r>
-              <w:t>443.25</w:t>
+              <w:t>443.50</w:t>
             </w:r>
           </w:p>
         </w:tc>
@@ -14899,7 +14899,7 @@
             </w:pPr>
             <w:r/>
             <w:r>
-              <w:t>447.75</w:t>
+              <w:t>448.00</w:t>
             </w:r>
           </w:p>
         </w:tc>
@@ -14927,7 +14927,7 @@
             </w:pPr>
             <w:r/>
             <w:r>
-              <w:t>438.25</w:t>
+              <w:t>438.50</w:t>
             </w:r>
           </w:p>
         </w:tc>
@@ -14958,7 +14958,7 @@
               <w:rPr>
                 <w:b/>
               </w:rPr>
-              <w:t>444.00</w:t>
+              <w:t>444.25</w:t>
             </w:r>
           </w:p>
         </w:tc>
@@ -15106,7 +15106,7 @@
             </w:pPr>
             <w:r/>
             <w:r>
-              <w:t>444.00</w:t>
+              <w:t>444.25</w:t>
             </w:r>
           </w:p>
         </w:tc>
@@ -15134,7 +15134,7 @@
             </w:pPr>
             <w:r/>
             <w:r>
-              <w:t>449.50</w:t>
+              <w:t>449.75</w:t>
             </w:r>
           </w:p>
         </w:tc>
@@ -15162,7 +15162,7 @@
             </w:pPr>
             <w:r/>
             <w:r>
-              <w:t>437.75</w:t>
+              <w:t>438.00</w:t>
             </w:r>
           </w:p>
         </w:tc>
@@ -15193,7 +15193,7 @@
               <w:rPr>
                 <w:b/>
               </w:rPr>
-              <w:t>446.25</w:t>
+              <w:t>446.50</w:t>
             </w:r>
           </w:p>
         </w:tc>
@@ -15341,7 +15341,7 @@
             </w:pPr>
             <w:r/>
             <w:r>
-              <w:t>446.25</w:t>
+              <w:t>446.50</w:t>
             </w:r>
           </w:p>
         </w:tc>
@@ -15369,7 +15369,7 @@
             </w:pPr>
             <w:r/>
             <w:r>
-              <w:t>449.25</w:t>
+              <w:t>449.50</w:t>
             </w:r>
           </w:p>
         </w:tc>
@@ -15397,7 +15397,7 @@
             </w:pPr>
             <w:r/>
             <w:r>
-              <w:t>442.00</w:t>
+              <w:t>442.25</w:t>
             </w:r>
           </w:p>
         </w:tc>
@@ -15428,7 +15428,7 @@
               <w:rPr>
                 <w:b/>
               </w:rPr>
-              <w:t>446.50</w:t>
+              <w:t>446.75</w:t>
             </w:r>
           </w:p>
         </w:tc>
@@ -15576,7 +15576,7 @@
             </w:pPr>
             <w:r/>
             <w:r>
-              <w:t>446.50</w:t>
+              <w:t>446.75</w:t>
             </w:r>
           </w:p>
         </w:tc>
@@ -15604,7 +15604,7 @@
             </w:pPr>
             <w:r/>
             <w:r>
-              <w:t>449.75</w:t>
+              <w:t>450.00</w:t>
             </w:r>
           </w:p>
         </w:tc>
@@ -15632,7 +15632,7 @@
             </w:pPr>
             <w:r/>
             <w:r>
-              <w:t>440.00</w:t>
+              <w:t>440.25</w:t>
             </w:r>
           </w:p>
         </w:tc>
@@ -15663,7 +15663,7 @@
               <w:rPr>
                 <w:b/>
               </w:rPr>
-              <w:t>447.25</w:t>
+              <w:t>447.50</w:t>
             </w:r>
           </w:p>
         </w:tc>
@@ -15811,7 +15811,7 @@
             </w:pPr>
             <w:r/>
             <w:r>
-              <w:t>447.25</w:t>
+              <w:t>447.50</w:t>
             </w:r>
           </w:p>
         </w:tc>
@@ -15839,7 +15839,7 @@
             </w:pPr>
             <w:r/>
             <w:r>
-              <w:t>450.25</w:t>
+              <w:t>450.50</w:t>
             </w:r>
           </w:p>
         </w:tc>
@@ -15867,7 +15867,7 @@
             </w:pPr>
             <w:r/>
             <w:r>
-              <w:t>442.75</w:t>
+              <w:t>443.00</w:t>
             </w:r>
           </w:p>
         </w:tc>
@@ -15898,7 +15898,7 @@
               <w:rPr>
                 <w:b/>
               </w:rPr>
-              <w:t>446.75</w:t>
+              <w:t>447.00</w:t>
             </w:r>
           </w:p>
         </w:tc>
@@ -16046,7 +16046,7 @@
             </w:pPr>
             <w:r/>
             <w:r>
-              <w:t>446.75</w:t>
+              <w:t>447.00</w:t>
             </w:r>
           </w:p>
         </w:tc>
@@ -16074,7 +16074,7 @@
             </w:pPr>
             <w:r/>
             <w:r>
-              <w:t>450.75</w:t>
+              <w:t>451.00</w:t>
             </w:r>
           </w:p>
         </w:tc>
@@ -16102,7 +16102,7 @@
             </w:pPr>
             <w:r/>
             <w:r>
-              <w:t>441.00</w:t>
+              <w:t>441.25</w:t>
             </w:r>
           </w:p>
         </w:tc>
@@ -16133,7 +16133,7 @@
               <w:rPr>
                 <w:b/>
               </w:rPr>
-              <w:t>447.25</w:t>
+              <w:t>447.50</w:t>
             </w:r>
           </w:p>
         </w:tc>
@@ -16281,7 +16281,7 @@
             </w:pPr>
             <w:r/>
             <w:r>
-              <w:t>447.25</w:t>
+              <w:t>447.50</w:t>
             </w:r>
           </w:p>
         </w:tc>
@@ -16309,7 +16309,7 @@
             </w:pPr>
             <w:r/>
             <w:r>
-              <w:t>449.75</w:t>
+              <w:t>450.00</w:t>
             </w:r>
           </w:p>
         </w:tc>
@@ -16337,7 +16337,7 @@
             </w:pPr>
             <w:r/>
             <w:r>
-              <w:t>444.00</w:t>
+              <w:t>444.25</w:t>
             </w:r>
           </w:p>
         </w:tc>
@@ -16368,7 +16368,7 @@
               <w:rPr>
                 <w:b/>
               </w:rPr>
-              <w:t>447.75</w:t>
+              <w:t>448.00</w:t>
             </w:r>
           </w:p>
         </w:tc>
@@ -16516,7 +16516,7 @@
             </w:pPr>
             <w:r/>
             <w:r>
-              <w:t>447.75</w:t>
+              <w:t>448.00</w:t>
             </w:r>
           </w:p>
         </w:tc>
@@ -16544,7 +16544,7 @@
             </w:pPr>
             <w:r/>
             <w:r>
-              <w:t>451.25</w:t>
+              <w:t>451.50</w:t>
             </w:r>
           </w:p>
         </w:tc>
@@ -16572,7 +16572,947 @@
             </w:pPr>
             <w:r/>
             <w:r>
-              <w:t>441.75</w:t>
+              <w:t>442.00</w:t>
+            </w:r>
+          </w:p>
+        </w:tc>
+        <w:tc>
+          <w:tcPr>
+            <w:tcW w:type="dxa" w:w="1728"/>
+            <w:shd w:fill="F8FAFC"/>
+            <w:tcMar>
+              <w:top w:w="100" w:type="dxa"/>
+              <w:bottom w:w="100" w:type="dxa"/>
+              <w:left w:w="120" w:type="dxa"/>
+              <w:right w:w="120" w:type="dxa"/>
+            </w:tcMar>
+            <w:tcBorders>
+              <w:top w:val="single" w:sz="4" w:space="0" w:color="CCCCCC"/>
+              <w:bottom w:val="single" w:sz="4" w:space="0" w:color="CCCCCC"/>
+              <w:left w:val="single" w:sz="4" w:space="0" w:color="CCCCCC"/>
+              <w:right w:val="single" w:sz="4" w:space="0" w:color="CCCCCC"/>
+            </w:tcBorders>
+          </w:tcPr>
+          <w:p>
+            <w:pPr>
+              <w:spacing w:before="60" w:after="60" w:line="252" w:lineRule="auto"/>
+              <w:jc w:val="left"/>
+            </w:pPr>
+            <w:r/>
+            <w:r>
+              <w:rPr>
+                <w:b/>
+              </w:rPr>
+              <w:t>449.00</w:t>
+            </w:r>
+          </w:p>
+        </w:tc>
+        <w:tc>
+          <w:tcPr>
+            <w:tcW w:type="dxa" w:w="3456"/>
+            <w:shd w:fill="F8FAFC"/>
+            <w:tcMar>
+              <w:top w:w="100" w:type="dxa"/>
+              <w:bottom w:w="100" w:type="dxa"/>
+              <w:left w:w="120" w:type="dxa"/>
+              <w:right w:w="120" w:type="dxa"/>
+            </w:tcMar>
+            <w:tcBorders>
+              <w:top w:val="single" w:sz="4" w:space="0" w:color="CCCCCC"/>
+              <w:bottom w:val="single" w:sz="4" w:space="0" w:color="CCCCCC"/>
+              <w:left w:val="single" w:sz="4" w:space="0" w:color="CCCCCC"/>
+              <w:right w:val="single" w:sz="4" w:space="0" w:color="CCCCCC"/>
+            </w:tcBorders>
+          </w:tcPr>
+          <w:p>
+            <w:pPr>
+              <w:spacing w:before="60" w:after="60" w:line="252" w:lineRule="auto"/>
+              <w:jc w:val="left"/>
+            </w:pPr>
+            <w:r/>
+            <w:r>
+              <w:rPr>
+                <w:b/>
+              </w:rPr>
+              <w:t>+1.00</w:t>
+            </w:r>
+          </w:p>
+        </w:tc>
+        <w:tc>
+          <w:tcPr>
+            <w:tcW w:type="dxa" w:w="1440"/>
+            <w:shd w:fill="F8FAFC"/>
+            <w:tcMar>
+              <w:top w:w="100" w:type="dxa"/>
+              <w:bottom w:w="100" w:type="dxa"/>
+              <w:left w:w="120" w:type="dxa"/>
+              <w:right w:w="120" w:type="dxa"/>
+            </w:tcMar>
+            <w:tcBorders>
+              <w:top w:val="single" w:sz="4" w:space="0" w:color="CCCCCC"/>
+              <w:bottom w:val="single" w:sz="4" w:space="0" w:color="CCCCCC"/>
+              <w:left w:val="single" w:sz="4" w:space="0" w:color="CCCCCC"/>
+              <w:right w:val="single" w:sz="4" w:space="0" w:color="CCCCCC"/>
+            </w:tcBorders>
+          </w:tcPr>
+          <w:p>
+            <w:pPr>
+              <w:spacing w:before="60" w:after="60" w:line="252" w:lineRule="auto"/>
+              <w:jc w:val="left"/>
+            </w:pPr>
+            <w:r/>
+            <w:r>
+              <w:t>BULL</w:t>
+            </w:r>
+          </w:p>
+        </w:tc>
+      </w:tr>
+      <w:tr>
+        <w:tc>
+          <w:tcPr>
+            <w:tcW w:type="dxa" w:w="1584"/>
+            <w:shd w:fill="FFFFFF"/>
+            <w:tcMar>
+              <w:top w:w="100" w:type="dxa"/>
+              <w:bottom w:w="100" w:type="dxa"/>
+              <w:left w:w="120" w:type="dxa"/>
+              <w:right w:w="120" w:type="dxa"/>
+            </w:tcMar>
+            <w:tcBorders>
+              <w:top w:val="single" w:sz="4" w:space="0" w:color="CCCCCC"/>
+              <w:bottom w:val="single" w:sz="4" w:space="0" w:color="CCCCCC"/>
+              <w:left w:val="single" w:sz="4" w:space="0" w:color="CCCCCC"/>
+              <w:right w:val="single" w:sz="4" w:space="0" w:color="CCCCCC"/>
+            </w:tcBorders>
+          </w:tcPr>
+          <w:p>
+            <w:pPr>
+              <w:spacing w:before="60" w:after="60" w:line="252" w:lineRule="auto"/>
+              <w:jc w:val="left"/>
+            </w:pPr>
+            <w:r/>
+            <w:r>
+              <w:rPr>
+                <w:b/>
+              </w:rPr>
+              <w:t>Tue 11/08</w:t>
+            </w:r>
+          </w:p>
+        </w:tc>
+        <w:tc>
+          <w:tcPr>
+            <w:tcW w:type="dxa" w:w="864"/>
+            <w:shd w:fill="FFFFFF"/>
+            <w:tcMar>
+              <w:top w:w="100" w:type="dxa"/>
+              <w:bottom w:w="100" w:type="dxa"/>
+              <w:left w:w="120" w:type="dxa"/>
+              <w:right w:w="120" w:type="dxa"/>
+            </w:tcMar>
+            <w:tcBorders>
+              <w:top w:val="single" w:sz="4" w:space="0" w:color="CCCCCC"/>
+              <w:bottom w:val="single" w:sz="4" w:space="0" w:color="CCCCCC"/>
+              <w:left w:val="single" w:sz="4" w:space="0" w:color="CCCCCC"/>
+              <w:right w:val="single" w:sz="4" w:space="0" w:color="CCCCCC"/>
+            </w:tcBorders>
+          </w:tcPr>
+          <w:p>
+            <w:pPr>
+              <w:spacing w:before="60" w:after="60" w:line="252" w:lineRule="auto"/>
+              <w:jc w:val="left"/>
+            </w:pPr>
+            <w:r/>
+            <w:r>
+              <w:t>NY Close 23-01</w:t>
+            </w:r>
+          </w:p>
+        </w:tc>
+        <w:tc>
+          <w:tcPr>
+            <w:tcW w:type="dxa" w:w="1440"/>
+            <w:shd w:fill="FFFFFF"/>
+            <w:tcMar>
+              <w:top w:w="100" w:type="dxa"/>
+              <w:bottom w:w="100" w:type="dxa"/>
+              <w:left w:w="120" w:type="dxa"/>
+              <w:right w:w="120" w:type="dxa"/>
+            </w:tcMar>
+            <w:tcBorders>
+              <w:top w:val="single" w:sz="4" w:space="0" w:color="CCCCCC"/>
+              <w:bottom w:val="single" w:sz="4" w:space="0" w:color="CCCCCC"/>
+              <w:left w:val="single" w:sz="4" w:space="0" w:color="CCCCCC"/>
+              <w:right w:val="single" w:sz="4" w:space="0" w:color="CCCCCC"/>
+            </w:tcBorders>
+          </w:tcPr>
+          <w:p>
+            <w:pPr>
+              <w:spacing w:before="60" w:after="60" w:line="252" w:lineRule="auto"/>
+              <w:jc w:val="left"/>
+            </w:pPr>
+            <w:r/>
+            <w:r>
+              <w:t>449.00</w:t>
+            </w:r>
+          </w:p>
+        </w:tc>
+        <w:tc>
+          <w:tcPr>
+            <w:tcW w:type="dxa" w:w="2016"/>
+            <w:shd w:fill="FFFFFF"/>
+            <w:tcMar>
+              <w:top w:w="100" w:type="dxa"/>
+              <w:bottom w:w="100" w:type="dxa"/>
+              <w:left w:w="120" w:type="dxa"/>
+              <w:right w:w="120" w:type="dxa"/>
+            </w:tcMar>
+            <w:tcBorders>
+              <w:top w:val="single" w:sz="4" w:space="0" w:color="CCCCCC"/>
+              <w:bottom w:val="single" w:sz="4" w:space="0" w:color="CCCCCC"/>
+              <w:left w:val="single" w:sz="4" w:space="0" w:color="CCCCCC"/>
+              <w:right w:val="single" w:sz="4" w:space="0" w:color="CCCCCC"/>
+            </w:tcBorders>
+          </w:tcPr>
+          <w:p>
+            <w:pPr>
+              <w:spacing w:before="60" w:after="60" w:line="252" w:lineRule="auto"/>
+              <w:jc w:val="left"/>
+            </w:pPr>
+            <w:r/>
+            <w:r>
+              <w:t>451.75</w:t>
+            </w:r>
+          </w:p>
+        </w:tc>
+        <w:tc>
+          <w:tcPr>
+            <w:tcW w:type="dxa" w:w="1152"/>
+            <w:shd w:fill="FFFFFF"/>
+            <w:tcMar>
+              <w:top w:w="100" w:type="dxa"/>
+              <w:bottom w:w="100" w:type="dxa"/>
+              <w:left w:w="120" w:type="dxa"/>
+              <w:right w:w="120" w:type="dxa"/>
+            </w:tcMar>
+            <w:tcBorders>
+              <w:top w:val="single" w:sz="4" w:space="0" w:color="CCCCCC"/>
+              <w:bottom w:val="single" w:sz="4" w:space="0" w:color="CCCCCC"/>
+              <w:left w:val="single" w:sz="4" w:space="0" w:color="CCCCCC"/>
+              <w:right w:val="single" w:sz="4" w:space="0" w:color="CCCCCC"/>
+            </w:tcBorders>
+          </w:tcPr>
+          <w:p>
+            <w:pPr>
+              <w:spacing w:before="60" w:after="60" w:line="252" w:lineRule="auto"/>
+              <w:jc w:val="left"/>
+            </w:pPr>
+            <w:r/>
+            <w:r>
+              <w:t>446.50</w:t>
+            </w:r>
+          </w:p>
+        </w:tc>
+        <w:tc>
+          <w:tcPr>
+            <w:tcW w:type="dxa" w:w="1728"/>
+            <w:shd w:fill="FFFFFF"/>
+            <w:tcMar>
+              <w:top w:w="100" w:type="dxa"/>
+              <w:bottom w:w="100" w:type="dxa"/>
+              <w:left w:w="120" w:type="dxa"/>
+              <w:right w:w="120" w:type="dxa"/>
+            </w:tcMar>
+            <w:tcBorders>
+              <w:top w:val="single" w:sz="4" w:space="0" w:color="CCCCCC"/>
+              <w:bottom w:val="single" w:sz="4" w:space="0" w:color="CCCCCC"/>
+              <w:left w:val="single" w:sz="4" w:space="0" w:color="CCCCCC"/>
+              <w:right w:val="single" w:sz="4" w:space="0" w:color="CCCCCC"/>
+            </w:tcBorders>
+          </w:tcPr>
+          <w:p>
+            <w:pPr>
+              <w:spacing w:before="60" w:after="60" w:line="252" w:lineRule="auto"/>
+              <w:jc w:val="left"/>
+            </w:pPr>
+            <w:r/>
+            <w:r>
+              <w:rPr>
+                <w:b/>
+              </w:rPr>
+              <w:t>449.00</w:t>
+            </w:r>
+          </w:p>
+        </w:tc>
+        <w:tc>
+          <w:tcPr>
+            <w:tcW w:type="dxa" w:w="3456"/>
+            <w:shd w:fill="FFFFFF"/>
+            <w:tcMar>
+              <w:top w:w="100" w:type="dxa"/>
+              <w:bottom w:w="100" w:type="dxa"/>
+              <w:left w:w="120" w:type="dxa"/>
+              <w:right w:w="120" w:type="dxa"/>
+            </w:tcMar>
+            <w:tcBorders>
+              <w:top w:val="single" w:sz="4" w:space="0" w:color="CCCCCC"/>
+              <w:bottom w:val="single" w:sz="4" w:space="0" w:color="CCCCCC"/>
+              <w:left w:val="single" w:sz="4" w:space="0" w:color="CCCCCC"/>
+              <w:right w:val="single" w:sz="4" w:space="0" w:color="CCCCCC"/>
+            </w:tcBorders>
+          </w:tcPr>
+          <w:p>
+            <w:pPr>
+              <w:spacing w:before="60" w:after="60" w:line="252" w:lineRule="auto"/>
+              <w:jc w:val="left"/>
+            </w:pPr>
+            <w:r/>
+            <w:r>
+              <w:rPr>
+                <w:b/>
+              </w:rPr>
+              <w:t>+0.00</w:t>
+            </w:r>
+          </w:p>
+        </w:tc>
+        <w:tc>
+          <w:tcPr>
+            <w:tcW w:type="dxa" w:w="1440"/>
+            <w:shd w:fill="FFFFFF"/>
+            <w:tcMar>
+              <w:top w:w="100" w:type="dxa"/>
+              <w:bottom w:w="100" w:type="dxa"/>
+              <w:left w:w="120" w:type="dxa"/>
+              <w:right w:w="120" w:type="dxa"/>
+            </w:tcMar>
+            <w:tcBorders>
+              <w:top w:val="single" w:sz="4" w:space="0" w:color="CCCCCC"/>
+              <w:bottom w:val="single" w:sz="4" w:space="0" w:color="CCCCCC"/>
+              <w:left w:val="single" w:sz="4" w:space="0" w:color="CCCCCC"/>
+              <w:right w:val="single" w:sz="4" w:space="0" w:color="CCCCCC"/>
+            </w:tcBorders>
+          </w:tcPr>
+          <w:p>
+            <w:pPr>
+              <w:spacing w:before="60" w:after="60" w:line="252" w:lineRule="auto"/>
+              <w:jc w:val="left"/>
+            </w:pPr>
+            <w:r/>
+            <w:r>
+              <w:t>BULL</w:t>
+            </w:r>
+          </w:p>
+        </w:tc>
+      </w:tr>
+      <w:tr>
+        <w:tc>
+          <w:tcPr>
+            <w:tcW w:type="dxa" w:w="1584"/>
+            <w:shd w:fill="F8FAFC"/>
+            <w:tcMar>
+              <w:top w:w="100" w:type="dxa"/>
+              <w:bottom w:w="100" w:type="dxa"/>
+              <w:left w:w="120" w:type="dxa"/>
+              <w:right w:w="120" w:type="dxa"/>
+            </w:tcMar>
+            <w:tcBorders>
+              <w:top w:val="single" w:sz="4" w:space="0" w:color="CCCCCC"/>
+              <w:bottom w:val="single" w:sz="4" w:space="0" w:color="CCCCCC"/>
+              <w:left w:val="single" w:sz="4" w:space="0" w:color="CCCCCC"/>
+              <w:right w:val="single" w:sz="4" w:space="0" w:color="CCCCCC"/>
+            </w:tcBorders>
+          </w:tcPr>
+          <w:p>
+            <w:pPr>
+              <w:spacing w:before="60" w:after="60" w:line="252" w:lineRule="auto"/>
+              <w:jc w:val="left"/>
+            </w:pPr>
+            <w:r/>
+            <w:r>
+              <w:rPr>
+                <w:b/>
+              </w:rPr>
+              <w:t>Wed 12/08</w:t>
+            </w:r>
+          </w:p>
+        </w:tc>
+        <w:tc>
+          <w:tcPr>
+            <w:tcW w:type="dxa" w:w="864"/>
+            <w:shd w:fill="F8FAFC"/>
+            <w:tcMar>
+              <w:top w:w="100" w:type="dxa"/>
+              <w:bottom w:w="100" w:type="dxa"/>
+              <w:left w:w="120" w:type="dxa"/>
+              <w:right w:w="120" w:type="dxa"/>
+            </w:tcMar>
+            <w:tcBorders>
+              <w:top w:val="single" w:sz="4" w:space="0" w:color="CCCCCC"/>
+              <w:bottom w:val="single" w:sz="4" w:space="0" w:color="CCCCCC"/>
+              <w:left w:val="single" w:sz="4" w:space="0" w:color="CCCCCC"/>
+              <w:right w:val="single" w:sz="4" w:space="0" w:color="CCCCCC"/>
+            </w:tcBorders>
+          </w:tcPr>
+          <w:p>
+            <w:pPr>
+              <w:spacing w:before="60" w:after="60" w:line="252" w:lineRule="auto"/>
+              <w:jc w:val="left"/>
+            </w:pPr>
+            <w:r/>
+            <w:r>
+              <w:t>Asia 07-11</w:t>
+            </w:r>
+          </w:p>
+        </w:tc>
+        <w:tc>
+          <w:tcPr>
+            <w:tcW w:type="dxa" w:w="1440"/>
+            <w:shd w:fill="F8FAFC"/>
+            <w:tcMar>
+              <w:top w:w="100" w:type="dxa"/>
+              <w:bottom w:w="100" w:type="dxa"/>
+              <w:left w:w="120" w:type="dxa"/>
+              <w:right w:w="120" w:type="dxa"/>
+            </w:tcMar>
+            <w:tcBorders>
+              <w:top w:val="single" w:sz="4" w:space="0" w:color="CCCCCC"/>
+              <w:bottom w:val="single" w:sz="4" w:space="0" w:color="CCCCCC"/>
+              <w:left w:val="single" w:sz="4" w:space="0" w:color="CCCCCC"/>
+              <w:right w:val="single" w:sz="4" w:space="0" w:color="CCCCCC"/>
+            </w:tcBorders>
+          </w:tcPr>
+          <w:p>
+            <w:pPr>
+              <w:spacing w:before="60" w:after="60" w:line="252" w:lineRule="auto"/>
+              <w:jc w:val="left"/>
+            </w:pPr>
+            <w:r/>
+            <w:r>
+              <w:t>449.00</w:t>
+            </w:r>
+          </w:p>
+        </w:tc>
+        <w:tc>
+          <w:tcPr>
+            <w:tcW w:type="dxa" w:w="2016"/>
+            <w:shd w:fill="F8FAFC"/>
+            <w:tcMar>
+              <w:top w:w="100" w:type="dxa"/>
+              <w:bottom w:w="100" w:type="dxa"/>
+              <w:left w:w="120" w:type="dxa"/>
+              <w:right w:w="120" w:type="dxa"/>
+            </w:tcMar>
+            <w:tcBorders>
+              <w:top w:val="single" w:sz="4" w:space="0" w:color="CCCCCC"/>
+              <w:bottom w:val="single" w:sz="4" w:space="0" w:color="CCCCCC"/>
+              <w:left w:val="single" w:sz="4" w:space="0" w:color="CCCCCC"/>
+              <w:right w:val="single" w:sz="4" w:space="0" w:color="CCCCCC"/>
+            </w:tcBorders>
+          </w:tcPr>
+          <w:p>
+            <w:pPr>
+              <w:spacing w:before="60" w:after="60" w:line="252" w:lineRule="auto"/>
+              <w:jc w:val="left"/>
+            </w:pPr>
+            <w:r/>
+            <w:r>
+              <w:t>451.75</w:t>
+            </w:r>
+          </w:p>
+        </w:tc>
+        <w:tc>
+          <w:tcPr>
+            <w:tcW w:type="dxa" w:w="1152"/>
+            <w:shd w:fill="F8FAFC"/>
+            <w:tcMar>
+              <w:top w:w="100" w:type="dxa"/>
+              <w:bottom w:w="100" w:type="dxa"/>
+              <w:left w:w="120" w:type="dxa"/>
+              <w:right w:w="120" w:type="dxa"/>
+            </w:tcMar>
+            <w:tcBorders>
+              <w:top w:val="single" w:sz="4" w:space="0" w:color="CCCCCC"/>
+              <w:bottom w:val="single" w:sz="4" w:space="0" w:color="CCCCCC"/>
+              <w:left w:val="single" w:sz="4" w:space="0" w:color="CCCCCC"/>
+              <w:right w:val="single" w:sz="4" w:space="0" w:color="CCCCCC"/>
+            </w:tcBorders>
+          </w:tcPr>
+          <w:p>
+            <w:pPr>
+              <w:spacing w:before="60" w:after="60" w:line="252" w:lineRule="auto"/>
+              <w:jc w:val="left"/>
+            </w:pPr>
+            <w:r/>
+            <w:r>
+              <w:t>446.50</w:t>
+            </w:r>
+          </w:p>
+        </w:tc>
+        <w:tc>
+          <w:tcPr>
+            <w:tcW w:type="dxa" w:w="1728"/>
+            <w:shd w:fill="F8FAFC"/>
+            <w:tcMar>
+              <w:top w:w="100" w:type="dxa"/>
+              <w:bottom w:w="100" w:type="dxa"/>
+              <w:left w:w="120" w:type="dxa"/>
+              <w:right w:w="120" w:type="dxa"/>
+            </w:tcMar>
+            <w:tcBorders>
+              <w:top w:val="single" w:sz="4" w:space="0" w:color="CCCCCC"/>
+              <w:bottom w:val="single" w:sz="4" w:space="0" w:color="CCCCCC"/>
+              <w:left w:val="single" w:sz="4" w:space="0" w:color="CCCCCC"/>
+              <w:right w:val="single" w:sz="4" w:space="0" w:color="CCCCCC"/>
+            </w:tcBorders>
+          </w:tcPr>
+          <w:p>
+            <w:pPr>
+              <w:spacing w:before="60" w:after="60" w:line="252" w:lineRule="auto"/>
+              <w:jc w:val="left"/>
+            </w:pPr>
+            <w:r/>
+            <w:r>
+              <w:rPr>
+                <w:b/>
+              </w:rPr>
+              <w:t>448.50</w:t>
+            </w:r>
+          </w:p>
+        </w:tc>
+        <w:tc>
+          <w:tcPr>
+            <w:tcW w:type="dxa" w:w="3456"/>
+            <w:shd w:fill="F8FAFC"/>
+            <w:tcMar>
+              <w:top w:w="100" w:type="dxa"/>
+              <w:bottom w:w="100" w:type="dxa"/>
+              <w:left w:w="120" w:type="dxa"/>
+              <w:right w:w="120" w:type="dxa"/>
+            </w:tcMar>
+            <w:tcBorders>
+              <w:top w:val="single" w:sz="4" w:space="0" w:color="CCCCCC"/>
+              <w:bottom w:val="single" w:sz="4" w:space="0" w:color="CCCCCC"/>
+              <w:left w:val="single" w:sz="4" w:space="0" w:color="CCCCCC"/>
+              <w:right w:val="single" w:sz="4" w:space="0" w:color="CCCCCC"/>
+            </w:tcBorders>
+          </w:tcPr>
+          <w:p>
+            <w:pPr>
+              <w:spacing w:before="60" w:after="60" w:line="252" w:lineRule="auto"/>
+              <w:jc w:val="left"/>
+            </w:pPr>
+            <w:r/>
+            <w:r>
+              <w:rPr>
+                <w:b/>
+              </w:rPr>
+              <w:t>-0.50</w:t>
+            </w:r>
+          </w:p>
+        </w:tc>
+        <w:tc>
+          <w:tcPr>
+            <w:tcW w:type="dxa" w:w="1440"/>
+            <w:shd w:fill="F8FAFC"/>
+            <w:tcMar>
+              <w:top w:w="100" w:type="dxa"/>
+              <w:bottom w:w="100" w:type="dxa"/>
+              <w:left w:w="120" w:type="dxa"/>
+              <w:right w:w="120" w:type="dxa"/>
+            </w:tcMar>
+            <w:tcBorders>
+              <w:top w:val="single" w:sz="4" w:space="0" w:color="CCCCCC"/>
+              <w:bottom w:val="single" w:sz="4" w:space="0" w:color="CCCCCC"/>
+              <w:left w:val="single" w:sz="4" w:space="0" w:color="CCCCCC"/>
+              <w:right w:val="single" w:sz="4" w:space="0" w:color="CCCCCC"/>
+            </w:tcBorders>
+          </w:tcPr>
+          <w:p>
+            <w:pPr>
+              <w:spacing w:before="60" w:after="60" w:line="252" w:lineRule="auto"/>
+              <w:jc w:val="left"/>
+            </w:pPr>
+            <w:r/>
+            <w:r>
+              <w:t>BEAR</w:t>
+            </w:r>
+          </w:p>
+        </w:tc>
+      </w:tr>
+      <w:tr>
+        <w:tc>
+          <w:tcPr>
+            <w:tcW w:type="dxa" w:w="1584"/>
+            <w:shd w:fill="FFFFFF"/>
+            <w:tcMar>
+              <w:top w:w="100" w:type="dxa"/>
+              <w:bottom w:w="100" w:type="dxa"/>
+              <w:left w:w="120" w:type="dxa"/>
+              <w:right w:w="120" w:type="dxa"/>
+            </w:tcMar>
+            <w:tcBorders>
+              <w:top w:val="single" w:sz="4" w:space="0" w:color="CCCCCC"/>
+              <w:bottom w:val="single" w:sz="4" w:space="0" w:color="CCCCCC"/>
+              <w:left w:val="single" w:sz="4" w:space="0" w:color="CCCCCC"/>
+              <w:right w:val="single" w:sz="4" w:space="0" w:color="CCCCCC"/>
+            </w:tcBorders>
+          </w:tcPr>
+          <w:p>
+            <w:pPr>
+              <w:spacing w:before="60" w:after="60" w:line="252" w:lineRule="auto"/>
+              <w:jc w:val="left"/>
+            </w:pPr>
+            <w:r/>
+            <w:r>
+              <w:rPr>
+                <w:b/>
+              </w:rPr>
+              <w:t>Wed 12/08</w:t>
+            </w:r>
+          </w:p>
+        </w:tc>
+        <w:tc>
+          <w:tcPr>
+            <w:tcW w:type="dxa" w:w="864"/>
+            <w:shd w:fill="FFFFFF"/>
+            <w:tcMar>
+              <w:top w:w="100" w:type="dxa"/>
+              <w:bottom w:w="100" w:type="dxa"/>
+              <w:left w:w="120" w:type="dxa"/>
+              <w:right w:w="120" w:type="dxa"/>
+            </w:tcMar>
+            <w:tcBorders>
+              <w:top w:val="single" w:sz="4" w:space="0" w:color="CCCCCC"/>
+              <w:bottom w:val="single" w:sz="4" w:space="0" w:color="CCCCCC"/>
+              <w:left w:val="single" w:sz="4" w:space="0" w:color="CCCCCC"/>
+              <w:right w:val="single" w:sz="4" w:space="0" w:color="CCCCCC"/>
+            </w:tcBorders>
+          </w:tcPr>
+          <w:p>
+            <w:pPr>
+              <w:spacing w:before="60" w:after="60" w:line="252" w:lineRule="auto"/>
+              <w:jc w:val="left"/>
+            </w:pPr>
+            <w:r/>
+            <w:r>
+              <w:t>Asia 11-15</w:t>
+            </w:r>
+          </w:p>
+        </w:tc>
+        <w:tc>
+          <w:tcPr>
+            <w:tcW w:type="dxa" w:w="1440"/>
+            <w:shd w:fill="FFFFFF"/>
+            <w:tcMar>
+              <w:top w:w="100" w:type="dxa"/>
+              <w:bottom w:w="100" w:type="dxa"/>
+              <w:left w:w="120" w:type="dxa"/>
+              <w:right w:w="120" w:type="dxa"/>
+            </w:tcMar>
+            <w:tcBorders>
+              <w:top w:val="single" w:sz="4" w:space="0" w:color="CCCCCC"/>
+              <w:bottom w:val="single" w:sz="4" w:space="0" w:color="CCCCCC"/>
+              <w:left w:val="single" w:sz="4" w:space="0" w:color="CCCCCC"/>
+              <w:right w:val="single" w:sz="4" w:space="0" w:color="CCCCCC"/>
+            </w:tcBorders>
+          </w:tcPr>
+          <w:p>
+            <w:pPr>
+              <w:spacing w:before="60" w:after="60" w:line="252" w:lineRule="auto"/>
+              <w:jc w:val="left"/>
+            </w:pPr>
+            <w:r/>
+            <w:r>
+              <w:t>448.50</w:t>
+            </w:r>
+          </w:p>
+        </w:tc>
+        <w:tc>
+          <w:tcPr>
+            <w:tcW w:type="dxa" w:w="2016"/>
+            <w:shd w:fill="FFFFFF"/>
+            <w:tcMar>
+              <w:top w:w="100" w:type="dxa"/>
+              <w:bottom w:w="100" w:type="dxa"/>
+              <w:left w:w="120" w:type="dxa"/>
+              <w:right w:w="120" w:type="dxa"/>
+            </w:tcMar>
+            <w:tcBorders>
+              <w:top w:val="single" w:sz="4" w:space="0" w:color="CCCCCC"/>
+              <w:bottom w:val="single" w:sz="4" w:space="0" w:color="CCCCCC"/>
+              <w:left w:val="single" w:sz="4" w:space="0" w:color="CCCCCC"/>
+              <w:right w:val="single" w:sz="4" w:space="0" w:color="CCCCCC"/>
+            </w:tcBorders>
+          </w:tcPr>
+          <w:p>
+            <w:pPr>
+              <w:spacing w:before="60" w:after="60" w:line="252" w:lineRule="auto"/>
+              <w:jc w:val="left"/>
+            </w:pPr>
+            <w:r/>
+            <w:r>
+              <w:t>451.50</w:t>
+            </w:r>
+          </w:p>
+        </w:tc>
+        <w:tc>
+          <w:tcPr>
+            <w:tcW w:type="dxa" w:w="1152"/>
+            <w:shd w:fill="FFFFFF"/>
+            <w:tcMar>
+              <w:top w:w="100" w:type="dxa"/>
+              <w:bottom w:w="100" w:type="dxa"/>
+              <w:left w:w="120" w:type="dxa"/>
+              <w:right w:w="120" w:type="dxa"/>
+            </w:tcMar>
+            <w:tcBorders>
+              <w:top w:val="single" w:sz="4" w:space="0" w:color="CCCCCC"/>
+              <w:bottom w:val="single" w:sz="4" w:space="0" w:color="CCCCCC"/>
+              <w:left w:val="single" w:sz="4" w:space="0" w:color="CCCCCC"/>
+              <w:right w:val="single" w:sz="4" w:space="0" w:color="CCCCCC"/>
+            </w:tcBorders>
+          </w:tcPr>
+          <w:p>
+            <w:pPr>
+              <w:spacing w:before="60" w:after="60" w:line="252" w:lineRule="auto"/>
+              <w:jc w:val="left"/>
+            </w:pPr>
+            <w:r/>
+            <w:r>
+              <w:t>445.25</w:t>
+            </w:r>
+          </w:p>
+        </w:tc>
+        <w:tc>
+          <w:tcPr>
+            <w:tcW w:type="dxa" w:w="1728"/>
+            <w:shd w:fill="FFFFFF"/>
+            <w:tcMar>
+              <w:top w:w="100" w:type="dxa"/>
+              <w:bottom w:w="100" w:type="dxa"/>
+              <w:left w:w="120" w:type="dxa"/>
+              <w:right w:w="120" w:type="dxa"/>
+            </w:tcMar>
+            <w:tcBorders>
+              <w:top w:val="single" w:sz="4" w:space="0" w:color="CCCCCC"/>
+              <w:bottom w:val="single" w:sz="4" w:space="0" w:color="CCCCCC"/>
+              <w:left w:val="single" w:sz="4" w:space="0" w:color="CCCCCC"/>
+              <w:right w:val="single" w:sz="4" w:space="0" w:color="CCCCCC"/>
+            </w:tcBorders>
+          </w:tcPr>
+          <w:p>
+            <w:pPr>
+              <w:spacing w:before="60" w:after="60" w:line="252" w:lineRule="auto"/>
+              <w:jc w:val="left"/>
+            </w:pPr>
+            <w:r/>
+            <w:r>
+              <w:rPr>
+                <w:b/>
+              </w:rPr>
+              <w:t>448.25</w:t>
+            </w:r>
+          </w:p>
+        </w:tc>
+        <w:tc>
+          <w:tcPr>
+            <w:tcW w:type="dxa" w:w="3456"/>
+            <w:shd w:fill="FFFFFF"/>
+            <w:tcMar>
+              <w:top w:w="100" w:type="dxa"/>
+              <w:bottom w:w="100" w:type="dxa"/>
+              <w:left w:w="120" w:type="dxa"/>
+              <w:right w:w="120" w:type="dxa"/>
+            </w:tcMar>
+            <w:tcBorders>
+              <w:top w:val="single" w:sz="4" w:space="0" w:color="CCCCCC"/>
+              <w:bottom w:val="single" w:sz="4" w:space="0" w:color="CCCCCC"/>
+              <w:left w:val="single" w:sz="4" w:space="0" w:color="CCCCCC"/>
+              <w:right w:val="single" w:sz="4" w:space="0" w:color="CCCCCC"/>
+            </w:tcBorders>
+          </w:tcPr>
+          <w:p>
+            <w:pPr>
+              <w:spacing w:before="60" w:after="60" w:line="252" w:lineRule="auto"/>
+              <w:jc w:val="left"/>
+            </w:pPr>
+            <w:r/>
+            <w:r>
+              <w:rPr>
+                <w:b/>
+              </w:rPr>
+              <w:t>-0.25</w:t>
+            </w:r>
+          </w:p>
+        </w:tc>
+        <w:tc>
+          <w:tcPr>
+            <w:tcW w:type="dxa" w:w="1440"/>
+            <w:shd w:fill="FFFFFF"/>
+            <w:tcMar>
+              <w:top w:w="100" w:type="dxa"/>
+              <w:bottom w:w="100" w:type="dxa"/>
+              <w:left w:w="120" w:type="dxa"/>
+              <w:right w:w="120" w:type="dxa"/>
+            </w:tcMar>
+            <w:tcBorders>
+              <w:top w:val="single" w:sz="4" w:space="0" w:color="CCCCCC"/>
+              <w:bottom w:val="single" w:sz="4" w:space="0" w:color="CCCCCC"/>
+              <w:left w:val="single" w:sz="4" w:space="0" w:color="CCCCCC"/>
+              <w:right w:val="single" w:sz="4" w:space="0" w:color="CCCCCC"/>
+            </w:tcBorders>
+          </w:tcPr>
+          <w:p>
+            <w:pPr>
+              <w:spacing w:before="60" w:after="60" w:line="252" w:lineRule="auto"/>
+              <w:jc w:val="left"/>
+            </w:pPr>
+            <w:r/>
+            <w:r>
+              <w:t>BEAR</w:t>
+            </w:r>
+          </w:p>
+        </w:tc>
+      </w:tr>
+      <w:tr>
+        <w:tc>
+          <w:tcPr>
+            <w:tcW w:type="dxa" w:w="1584"/>
+            <w:shd w:fill="F8FAFC"/>
+            <w:tcMar>
+              <w:top w:w="100" w:type="dxa"/>
+              <w:bottom w:w="100" w:type="dxa"/>
+              <w:left w:w="120" w:type="dxa"/>
+              <w:right w:w="120" w:type="dxa"/>
+            </w:tcMar>
+            <w:tcBorders>
+              <w:top w:val="single" w:sz="4" w:space="0" w:color="CCCCCC"/>
+              <w:bottom w:val="single" w:sz="4" w:space="0" w:color="CCCCCC"/>
+              <w:left w:val="single" w:sz="4" w:space="0" w:color="CCCCCC"/>
+              <w:right w:val="single" w:sz="4" w:space="0" w:color="CCCCCC"/>
+            </w:tcBorders>
+          </w:tcPr>
+          <w:p>
+            <w:pPr>
+              <w:spacing w:before="60" w:after="60" w:line="252" w:lineRule="auto"/>
+              <w:jc w:val="left"/>
+            </w:pPr>
+            <w:r/>
+            <w:r>
+              <w:rPr>
+                <w:b/>
+              </w:rPr>
+              <w:t>Wed 12/08</w:t>
+            </w:r>
+          </w:p>
+        </w:tc>
+        <w:tc>
+          <w:tcPr>
+            <w:tcW w:type="dxa" w:w="864"/>
+            <w:shd w:fill="F8FAFC"/>
+            <w:tcMar>
+              <w:top w:w="100" w:type="dxa"/>
+              <w:bottom w:w="100" w:type="dxa"/>
+              <w:left w:w="120" w:type="dxa"/>
+              <w:right w:w="120" w:type="dxa"/>
+            </w:tcMar>
+            <w:tcBorders>
+              <w:top w:val="single" w:sz="4" w:space="0" w:color="CCCCCC"/>
+              <w:bottom w:val="single" w:sz="4" w:space="0" w:color="CCCCCC"/>
+              <w:left w:val="single" w:sz="4" w:space="0" w:color="CCCCCC"/>
+              <w:right w:val="single" w:sz="4" w:space="0" w:color="CCCCCC"/>
+            </w:tcBorders>
+          </w:tcPr>
+          <w:p>
+            <w:pPr>
+              <w:spacing w:before="60" w:after="60" w:line="252" w:lineRule="auto"/>
+              <w:jc w:val="left"/>
+            </w:pPr>
+            <w:r/>
+            <w:r>
+              <w:t>London 15-19</w:t>
+            </w:r>
+          </w:p>
+        </w:tc>
+        <w:tc>
+          <w:tcPr>
+            <w:tcW w:type="dxa" w:w="1440"/>
+            <w:shd w:fill="F8FAFC"/>
+            <w:tcMar>
+              <w:top w:w="100" w:type="dxa"/>
+              <w:bottom w:w="100" w:type="dxa"/>
+              <w:left w:w="120" w:type="dxa"/>
+              <w:right w:w="120" w:type="dxa"/>
+            </w:tcMar>
+            <w:tcBorders>
+              <w:top w:val="single" w:sz="4" w:space="0" w:color="CCCCCC"/>
+              <w:bottom w:val="single" w:sz="4" w:space="0" w:color="CCCCCC"/>
+              <w:left w:val="single" w:sz="4" w:space="0" w:color="CCCCCC"/>
+              <w:right w:val="single" w:sz="4" w:space="0" w:color="CCCCCC"/>
+            </w:tcBorders>
+          </w:tcPr>
+          <w:p>
+            <w:pPr>
+              <w:spacing w:before="60" w:after="60" w:line="252" w:lineRule="auto"/>
+              <w:jc w:val="left"/>
+            </w:pPr>
+            <w:r/>
+            <w:r>
+              <w:t>448.25</w:t>
+            </w:r>
+          </w:p>
+        </w:tc>
+        <w:tc>
+          <w:tcPr>
+            <w:tcW w:type="dxa" w:w="2016"/>
+            <w:shd w:fill="F8FAFC"/>
+            <w:tcMar>
+              <w:top w:w="100" w:type="dxa"/>
+              <w:bottom w:w="100" w:type="dxa"/>
+              <w:left w:w="120" w:type="dxa"/>
+              <w:right w:w="120" w:type="dxa"/>
+            </w:tcMar>
+            <w:tcBorders>
+              <w:top w:val="single" w:sz="4" w:space="0" w:color="CCCCCC"/>
+              <w:bottom w:val="single" w:sz="4" w:space="0" w:color="CCCCCC"/>
+              <w:left w:val="single" w:sz="4" w:space="0" w:color="CCCCCC"/>
+              <w:right w:val="single" w:sz="4" w:space="0" w:color="CCCCCC"/>
+            </w:tcBorders>
+          </w:tcPr>
+          <w:p>
+            <w:pPr>
+              <w:spacing w:before="60" w:after="60" w:line="252" w:lineRule="auto"/>
+              <w:jc w:val="left"/>
+            </w:pPr>
+            <w:r/>
+            <w:r>
+              <w:t>452.25</w:t>
+            </w:r>
+          </w:p>
+        </w:tc>
+        <w:tc>
+          <w:tcPr>
+            <w:tcW w:type="dxa" w:w="1152"/>
+            <w:shd w:fill="F8FAFC"/>
+            <w:tcMar>
+              <w:top w:w="100" w:type="dxa"/>
+              <w:bottom w:w="100" w:type="dxa"/>
+              <w:left w:w="120" w:type="dxa"/>
+              <w:right w:w="120" w:type="dxa"/>
+            </w:tcMar>
+            <w:tcBorders>
+              <w:top w:val="single" w:sz="4" w:space="0" w:color="CCCCCC"/>
+              <w:bottom w:val="single" w:sz="4" w:space="0" w:color="CCCCCC"/>
+              <w:left w:val="single" w:sz="4" w:space="0" w:color="CCCCCC"/>
+              <w:right w:val="single" w:sz="4" w:space="0" w:color="CCCCCC"/>
+            </w:tcBorders>
+          </w:tcPr>
+          <w:p>
+            <w:pPr>
+              <w:spacing w:before="60" w:after="60" w:line="252" w:lineRule="auto"/>
+              <w:jc w:val="left"/>
+            </w:pPr>
+            <w:r/>
+            <w:r>
+              <w:t>443.00</w:t>
             </w:r>
           </w:p>
         </w:tc>
@@ -16634,7 +17574,7 @@
               <w:rPr>
                 <w:b/>
               </w:rPr>
-              <w:t>+1.00</w:t>
+              <w:t>+0.50</w:t>
             </w:r>
           </w:p>
         </w:tc>
@@ -16695,7 +17635,7 @@
               <w:rPr>
                 <w:b/>
               </w:rPr>
-              <w:t>Tue 11/08</w:t>
+              <w:t>Wed 12/08</w:t>
             </w:r>
           </w:p>
         </w:tc>
@@ -16723,7 +17663,7 @@
             </w:pPr>
             <w:r/>
             <w:r>
-              <w:t>NY Close 23-01</w:t>
+              <w:t>Pre-NY 19-21</w:t>
             </w:r>
           </w:p>
         </w:tc>
@@ -16779,7 +17719,7 @@
             </w:pPr>
             <w:r/>
             <w:r>
-              <w:t>451.50</w:t>
+              <w:t>453.50</w:t>
             </w:r>
           </w:p>
         </w:tc>
@@ -16807,7 +17747,7 @@
             </w:pPr>
             <w:r/>
             <w:r>
-              <w:t>446.25</w:t>
+              <w:t>441.75</w:t>
             </w:r>
           </w:p>
         </w:tc>
@@ -16838,7 +17778,1887 @@
               <w:rPr>
                 <w:b/>
               </w:rPr>
-              <w:t>448.75</w:t>
+              <w:t>450.75</w:t>
+            </w:r>
+          </w:p>
+        </w:tc>
+        <w:tc>
+          <w:tcPr>
+            <w:tcW w:type="dxa" w:w="3456"/>
+            <w:shd w:fill="FFFFFF"/>
+            <w:tcMar>
+              <w:top w:w="100" w:type="dxa"/>
+              <w:bottom w:w="100" w:type="dxa"/>
+              <w:left w:w="120" w:type="dxa"/>
+              <w:right w:w="120" w:type="dxa"/>
+            </w:tcMar>
+            <w:tcBorders>
+              <w:top w:val="single" w:sz="4" w:space="0" w:color="CCCCCC"/>
+              <w:bottom w:val="single" w:sz="4" w:space="0" w:color="CCCCCC"/>
+              <w:left w:val="single" w:sz="4" w:space="0" w:color="CCCCCC"/>
+              <w:right w:val="single" w:sz="4" w:space="0" w:color="CCCCCC"/>
+            </w:tcBorders>
+          </w:tcPr>
+          <w:p>
+            <w:pPr>
+              <w:spacing w:before="60" w:after="60" w:line="252" w:lineRule="auto"/>
+              <w:jc w:val="left"/>
+            </w:pPr>
+            <w:r/>
+            <w:r>
+              <w:rPr>
+                <w:b/>
+              </w:rPr>
+              <w:t>+2.00</w:t>
+            </w:r>
+          </w:p>
+        </w:tc>
+        <w:tc>
+          <w:tcPr>
+            <w:tcW w:type="dxa" w:w="1440"/>
+            <w:shd w:fill="FFFFFF"/>
+            <w:tcMar>
+              <w:top w:w="100" w:type="dxa"/>
+              <w:bottom w:w="100" w:type="dxa"/>
+              <w:left w:w="120" w:type="dxa"/>
+              <w:right w:w="120" w:type="dxa"/>
+            </w:tcMar>
+            <w:tcBorders>
+              <w:top w:val="single" w:sz="4" w:space="0" w:color="CCCCCC"/>
+              <w:bottom w:val="single" w:sz="4" w:space="0" w:color="CCCCCC"/>
+              <w:left w:val="single" w:sz="4" w:space="0" w:color="CCCCCC"/>
+              <w:right w:val="single" w:sz="4" w:space="0" w:color="CCCCCC"/>
+            </w:tcBorders>
+          </w:tcPr>
+          <w:p>
+            <w:pPr>
+              <w:spacing w:before="60" w:after="60" w:line="252" w:lineRule="auto"/>
+              <w:jc w:val="left"/>
+            </w:pPr>
+            <w:r/>
+            <w:r>
+              <w:t>BULL</w:t>
+            </w:r>
+          </w:p>
+        </w:tc>
+      </w:tr>
+      <w:tr>
+        <w:tc>
+          <w:tcPr>
+            <w:tcW w:type="dxa" w:w="1584"/>
+            <w:shd w:fill="F8FAFC"/>
+            <w:tcMar>
+              <w:top w:w="100" w:type="dxa"/>
+              <w:bottom w:w="100" w:type="dxa"/>
+              <w:left w:w="120" w:type="dxa"/>
+              <w:right w:w="120" w:type="dxa"/>
+            </w:tcMar>
+            <w:tcBorders>
+              <w:top w:val="single" w:sz="4" w:space="0" w:color="CCCCCC"/>
+              <w:bottom w:val="single" w:sz="4" w:space="0" w:color="CCCCCC"/>
+              <w:left w:val="single" w:sz="4" w:space="0" w:color="CCCCCC"/>
+              <w:right w:val="single" w:sz="4" w:space="0" w:color="CCCCCC"/>
+            </w:tcBorders>
+          </w:tcPr>
+          <w:p>
+            <w:pPr>
+              <w:spacing w:before="60" w:after="60" w:line="252" w:lineRule="auto"/>
+              <w:jc w:val="left"/>
+            </w:pPr>
+            <w:r/>
+            <w:r>
+              <w:rPr>
+                <w:b/>
+              </w:rPr>
+              <w:t>Wed 12/08</w:t>
+            </w:r>
+          </w:p>
+        </w:tc>
+        <w:tc>
+          <w:tcPr>
+            <w:tcW w:type="dxa" w:w="864"/>
+            <w:shd w:fill="F8FAFC"/>
+            <w:tcMar>
+              <w:top w:w="100" w:type="dxa"/>
+              <w:bottom w:w="100" w:type="dxa"/>
+              <w:left w:w="120" w:type="dxa"/>
+              <w:right w:w="120" w:type="dxa"/>
+            </w:tcMar>
+            <w:tcBorders>
+              <w:top w:val="single" w:sz="4" w:space="0" w:color="CCCCCC"/>
+              <w:bottom w:val="single" w:sz="4" w:space="0" w:color="CCCCCC"/>
+              <w:left w:val="single" w:sz="4" w:space="0" w:color="CCCCCC"/>
+              <w:right w:val="single" w:sz="4" w:space="0" w:color="CCCCCC"/>
+            </w:tcBorders>
+          </w:tcPr>
+          <w:p>
+            <w:pPr>
+              <w:spacing w:before="60" w:after="60" w:line="252" w:lineRule="auto"/>
+              <w:jc w:val="left"/>
+            </w:pPr>
+            <w:r/>
+            <w:r>
+              <w:t>NY Open 21-23</w:t>
+            </w:r>
+          </w:p>
+        </w:tc>
+        <w:tc>
+          <w:tcPr>
+            <w:tcW w:type="dxa" w:w="1440"/>
+            <w:shd w:fill="F8FAFC"/>
+            <w:tcMar>
+              <w:top w:w="100" w:type="dxa"/>
+              <w:bottom w:w="100" w:type="dxa"/>
+              <w:left w:w="120" w:type="dxa"/>
+              <w:right w:w="120" w:type="dxa"/>
+            </w:tcMar>
+            <w:tcBorders>
+              <w:top w:val="single" w:sz="4" w:space="0" w:color="CCCCCC"/>
+              <w:bottom w:val="single" w:sz="4" w:space="0" w:color="CCCCCC"/>
+              <w:left w:val="single" w:sz="4" w:space="0" w:color="CCCCCC"/>
+              <w:right w:val="single" w:sz="4" w:space="0" w:color="CCCCCC"/>
+            </w:tcBorders>
+          </w:tcPr>
+          <w:p>
+            <w:pPr>
+              <w:spacing w:before="60" w:after="60" w:line="252" w:lineRule="auto"/>
+              <w:jc w:val="left"/>
+            </w:pPr>
+            <w:r/>
+            <w:r>
+              <w:t>450.75</w:t>
+            </w:r>
+          </w:p>
+        </w:tc>
+        <w:tc>
+          <w:tcPr>
+            <w:tcW w:type="dxa" w:w="2016"/>
+            <w:shd w:fill="F8FAFC"/>
+            <w:tcMar>
+              <w:top w:w="100" w:type="dxa"/>
+              <w:bottom w:w="100" w:type="dxa"/>
+              <w:left w:w="120" w:type="dxa"/>
+              <w:right w:w="120" w:type="dxa"/>
+            </w:tcMar>
+            <w:tcBorders>
+              <w:top w:val="single" w:sz="4" w:space="0" w:color="CCCCCC"/>
+              <w:bottom w:val="single" w:sz="4" w:space="0" w:color="CCCCCC"/>
+              <w:left w:val="single" w:sz="4" w:space="0" w:color="CCCCCC"/>
+              <w:right w:val="single" w:sz="4" w:space="0" w:color="CCCCCC"/>
+            </w:tcBorders>
+          </w:tcPr>
+          <w:p>
+            <w:pPr>
+              <w:spacing w:before="60" w:after="60" w:line="252" w:lineRule="auto"/>
+              <w:jc w:val="left"/>
+            </w:pPr>
+            <w:r/>
+            <w:r>
+              <w:t>458.75</w:t>
+            </w:r>
+          </w:p>
+        </w:tc>
+        <w:tc>
+          <w:tcPr>
+            <w:tcW w:type="dxa" w:w="1152"/>
+            <w:shd w:fill="F8FAFC"/>
+            <w:tcMar>
+              <w:top w:w="100" w:type="dxa"/>
+              <w:bottom w:w="100" w:type="dxa"/>
+              <w:left w:w="120" w:type="dxa"/>
+              <w:right w:w="120" w:type="dxa"/>
+            </w:tcMar>
+            <w:tcBorders>
+              <w:top w:val="single" w:sz="4" w:space="0" w:color="CCCCCC"/>
+              <w:bottom w:val="single" w:sz="4" w:space="0" w:color="CCCCCC"/>
+              <w:left w:val="single" w:sz="4" w:space="0" w:color="CCCCCC"/>
+              <w:right w:val="single" w:sz="4" w:space="0" w:color="CCCCCC"/>
+            </w:tcBorders>
+          </w:tcPr>
+          <w:p>
+            <w:pPr>
+              <w:spacing w:before="60" w:after="60" w:line="252" w:lineRule="auto"/>
+              <w:jc w:val="left"/>
+            </w:pPr>
+            <w:r/>
+            <w:r>
+              <w:t>443.75</w:t>
+            </w:r>
+          </w:p>
+        </w:tc>
+        <w:tc>
+          <w:tcPr>
+            <w:tcW w:type="dxa" w:w="1728"/>
+            <w:shd w:fill="F8FAFC"/>
+            <w:tcMar>
+              <w:top w:w="100" w:type="dxa"/>
+              <w:bottom w:w="100" w:type="dxa"/>
+              <w:left w:w="120" w:type="dxa"/>
+              <w:right w:w="120" w:type="dxa"/>
+            </w:tcMar>
+            <w:tcBorders>
+              <w:top w:val="single" w:sz="4" w:space="0" w:color="CCCCCC"/>
+              <w:bottom w:val="single" w:sz="4" w:space="0" w:color="CCCCCC"/>
+              <w:left w:val="single" w:sz="4" w:space="0" w:color="CCCCCC"/>
+              <w:right w:val="single" w:sz="4" w:space="0" w:color="CCCCCC"/>
+            </w:tcBorders>
+          </w:tcPr>
+          <w:p>
+            <w:pPr>
+              <w:spacing w:before="60" w:after="60" w:line="252" w:lineRule="auto"/>
+              <w:jc w:val="left"/>
+            </w:pPr>
+            <w:r/>
+            <w:r>
+              <w:rPr>
+                <w:b/>
+              </w:rPr>
+              <w:t>452.25</w:t>
+            </w:r>
+          </w:p>
+        </w:tc>
+        <w:tc>
+          <w:tcPr>
+            <w:tcW w:type="dxa" w:w="3456"/>
+            <w:shd w:fill="F8FAFC"/>
+            <w:tcMar>
+              <w:top w:w="100" w:type="dxa"/>
+              <w:bottom w:w="100" w:type="dxa"/>
+              <w:left w:w="120" w:type="dxa"/>
+              <w:right w:w="120" w:type="dxa"/>
+            </w:tcMar>
+            <w:tcBorders>
+              <w:top w:val="single" w:sz="4" w:space="0" w:color="CCCCCC"/>
+              <w:bottom w:val="single" w:sz="4" w:space="0" w:color="CCCCCC"/>
+              <w:left w:val="single" w:sz="4" w:space="0" w:color="CCCCCC"/>
+              <w:right w:val="single" w:sz="4" w:space="0" w:color="CCCCCC"/>
+            </w:tcBorders>
+          </w:tcPr>
+          <w:p>
+            <w:pPr>
+              <w:spacing w:before="60" w:after="60" w:line="252" w:lineRule="auto"/>
+              <w:jc w:val="left"/>
+            </w:pPr>
+            <w:r/>
+            <w:r>
+              <w:rPr>
+                <w:b/>
+              </w:rPr>
+              <w:t>+1.50</w:t>
+            </w:r>
+          </w:p>
+        </w:tc>
+        <w:tc>
+          <w:tcPr>
+            <w:tcW w:type="dxa" w:w="1440"/>
+            <w:shd w:fill="F8FAFC"/>
+            <w:tcMar>
+              <w:top w:w="100" w:type="dxa"/>
+              <w:bottom w:w="100" w:type="dxa"/>
+              <w:left w:w="120" w:type="dxa"/>
+              <w:right w:w="120" w:type="dxa"/>
+            </w:tcMar>
+            <w:tcBorders>
+              <w:top w:val="single" w:sz="4" w:space="0" w:color="CCCCCC"/>
+              <w:bottom w:val="single" w:sz="4" w:space="0" w:color="CCCCCC"/>
+              <w:left w:val="single" w:sz="4" w:space="0" w:color="CCCCCC"/>
+              <w:right w:val="single" w:sz="4" w:space="0" w:color="CCCCCC"/>
+            </w:tcBorders>
+          </w:tcPr>
+          <w:p>
+            <w:pPr>
+              <w:spacing w:before="60" w:after="60" w:line="252" w:lineRule="auto"/>
+              <w:jc w:val="left"/>
+            </w:pPr>
+            <w:r/>
+            <w:r>
+              <w:t>BULL</w:t>
+            </w:r>
+          </w:p>
+        </w:tc>
+      </w:tr>
+      <w:tr>
+        <w:tc>
+          <w:tcPr>
+            <w:tcW w:type="dxa" w:w="1584"/>
+            <w:shd w:fill="FFFFFF"/>
+            <w:tcMar>
+              <w:top w:w="100" w:type="dxa"/>
+              <w:bottom w:w="100" w:type="dxa"/>
+              <w:left w:w="120" w:type="dxa"/>
+              <w:right w:w="120" w:type="dxa"/>
+            </w:tcMar>
+            <w:tcBorders>
+              <w:top w:val="single" w:sz="4" w:space="0" w:color="CCCCCC"/>
+              <w:bottom w:val="single" w:sz="4" w:space="0" w:color="CCCCCC"/>
+              <w:left w:val="single" w:sz="4" w:space="0" w:color="CCCCCC"/>
+              <w:right w:val="single" w:sz="4" w:space="0" w:color="CCCCCC"/>
+            </w:tcBorders>
+          </w:tcPr>
+          <w:p>
+            <w:pPr>
+              <w:spacing w:before="60" w:after="60" w:line="252" w:lineRule="auto"/>
+              <w:jc w:val="left"/>
+            </w:pPr>
+            <w:r/>
+            <w:r>
+              <w:rPr>
+                <w:b/>
+              </w:rPr>
+              <w:t>Wed 12/08</w:t>
+            </w:r>
+          </w:p>
+        </w:tc>
+        <w:tc>
+          <w:tcPr>
+            <w:tcW w:type="dxa" w:w="864"/>
+            <w:shd w:fill="FFFFFF"/>
+            <w:tcMar>
+              <w:top w:w="100" w:type="dxa"/>
+              <w:bottom w:w="100" w:type="dxa"/>
+              <w:left w:w="120" w:type="dxa"/>
+              <w:right w:w="120" w:type="dxa"/>
+            </w:tcMar>
+            <w:tcBorders>
+              <w:top w:val="single" w:sz="4" w:space="0" w:color="CCCCCC"/>
+              <w:bottom w:val="single" w:sz="4" w:space="0" w:color="CCCCCC"/>
+              <w:left w:val="single" w:sz="4" w:space="0" w:color="CCCCCC"/>
+              <w:right w:val="single" w:sz="4" w:space="0" w:color="CCCCCC"/>
+            </w:tcBorders>
+          </w:tcPr>
+          <w:p>
+            <w:pPr>
+              <w:spacing w:before="60" w:after="60" w:line="252" w:lineRule="auto"/>
+              <w:jc w:val="left"/>
+            </w:pPr>
+            <w:r/>
+            <w:r>
+              <w:t>NY Close 23-01</w:t>
+            </w:r>
+          </w:p>
+        </w:tc>
+        <w:tc>
+          <w:tcPr>
+            <w:tcW w:type="dxa" w:w="1440"/>
+            <w:shd w:fill="FFFFFF"/>
+            <w:tcMar>
+              <w:top w:w="100" w:type="dxa"/>
+              <w:bottom w:w="100" w:type="dxa"/>
+              <w:left w:w="120" w:type="dxa"/>
+              <w:right w:w="120" w:type="dxa"/>
+            </w:tcMar>
+            <w:tcBorders>
+              <w:top w:val="single" w:sz="4" w:space="0" w:color="CCCCCC"/>
+              <w:bottom w:val="single" w:sz="4" w:space="0" w:color="CCCCCC"/>
+              <w:left w:val="single" w:sz="4" w:space="0" w:color="CCCCCC"/>
+              <w:right w:val="single" w:sz="4" w:space="0" w:color="CCCCCC"/>
+            </w:tcBorders>
+          </w:tcPr>
+          <w:p>
+            <w:pPr>
+              <w:spacing w:before="60" w:after="60" w:line="252" w:lineRule="auto"/>
+              <w:jc w:val="left"/>
+            </w:pPr>
+            <w:r/>
+            <w:r>
+              <w:t>452.25</w:t>
+            </w:r>
+          </w:p>
+        </w:tc>
+        <w:tc>
+          <w:tcPr>
+            <w:tcW w:type="dxa" w:w="2016"/>
+            <w:shd w:fill="FFFFFF"/>
+            <w:tcMar>
+              <w:top w:w="100" w:type="dxa"/>
+              <w:bottom w:w="100" w:type="dxa"/>
+              <w:left w:w="120" w:type="dxa"/>
+              <w:right w:w="120" w:type="dxa"/>
+            </w:tcMar>
+            <w:tcBorders>
+              <w:top w:val="single" w:sz="4" w:space="0" w:color="CCCCCC"/>
+              <w:bottom w:val="single" w:sz="4" w:space="0" w:color="CCCCCC"/>
+              <w:left w:val="single" w:sz="4" w:space="0" w:color="CCCCCC"/>
+              <w:right w:val="single" w:sz="4" w:space="0" w:color="CCCCCC"/>
+            </w:tcBorders>
+          </w:tcPr>
+          <w:p>
+            <w:pPr>
+              <w:spacing w:before="60" w:after="60" w:line="252" w:lineRule="auto"/>
+              <w:jc w:val="left"/>
+            </w:pPr>
+            <w:r/>
+            <w:r>
+              <w:t>456.75</w:t>
+            </w:r>
+          </w:p>
+        </w:tc>
+        <w:tc>
+          <w:tcPr>
+            <w:tcW w:type="dxa" w:w="1152"/>
+            <w:shd w:fill="FFFFFF"/>
+            <w:tcMar>
+              <w:top w:w="100" w:type="dxa"/>
+              <w:bottom w:w="100" w:type="dxa"/>
+              <w:left w:w="120" w:type="dxa"/>
+              <w:right w:w="120" w:type="dxa"/>
+            </w:tcMar>
+            <w:tcBorders>
+              <w:top w:val="single" w:sz="4" w:space="0" w:color="CCCCCC"/>
+              <w:bottom w:val="single" w:sz="4" w:space="0" w:color="CCCCCC"/>
+              <w:left w:val="single" w:sz="4" w:space="0" w:color="CCCCCC"/>
+              <w:right w:val="single" w:sz="4" w:space="0" w:color="CCCCCC"/>
+            </w:tcBorders>
+          </w:tcPr>
+          <w:p>
+            <w:pPr>
+              <w:spacing w:before="60" w:after="60" w:line="252" w:lineRule="auto"/>
+              <w:jc w:val="left"/>
+            </w:pPr>
+            <w:r/>
+            <w:r>
+              <w:t>448.00</w:t>
+            </w:r>
+          </w:p>
+        </w:tc>
+        <w:tc>
+          <w:tcPr>
+            <w:tcW w:type="dxa" w:w="1728"/>
+            <w:shd w:fill="FFFFFF"/>
+            <w:tcMar>
+              <w:top w:w="100" w:type="dxa"/>
+              <w:bottom w:w="100" w:type="dxa"/>
+              <w:left w:w="120" w:type="dxa"/>
+              <w:right w:w="120" w:type="dxa"/>
+            </w:tcMar>
+            <w:tcBorders>
+              <w:top w:val="single" w:sz="4" w:space="0" w:color="CCCCCC"/>
+              <w:bottom w:val="single" w:sz="4" w:space="0" w:color="CCCCCC"/>
+              <w:left w:val="single" w:sz="4" w:space="0" w:color="CCCCCC"/>
+              <w:right w:val="single" w:sz="4" w:space="0" w:color="CCCCCC"/>
+            </w:tcBorders>
+          </w:tcPr>
+          <w:p>
+            <w:pPr>
+              <w:spacing w:before="60" w:after="60" w:line="252" w:lineRule="auto"/>
+              <w:jc w:val="left"/>
+            </w:pPr>
+            <w:r/>
+            <w:r>
+              <w:rPr>
+                <w:b/>
+              </w:rPr>
+              <w:t>451.75</w:t>
+            </w:r>
+          </w:p>
+        </w:tc>
+        <w:tc>
+          <w:tcPr>
+            <w:tcW w:type="dxa" w:w="3456"/>
+            <w:shd w:fill="FFFFFF"/>
+            <w:tcMar>
+              <w:top w:w="100" w:type="dxa"/>
+              <w:bottom w:w="100" w:type="dxa"/>
+              <w:left w:w="120" w:type="dxa"/>
+              <w:right w:w="120" w:type="dxa"/>
+            </w:tcMar>
+            <w:tcBorders>
+              <w:top w:val="single" w:sz="4" w:space="0" w:color="CCCCCC"/>
+              <w:bottom w:val="single" w:sz="4" w:space="0" w:color="CCCCCC"/>
+              <w:left w:val="single" w:sz="4" w:space="0" w:color="CCCCCC"/>
+              <w:right w:val="single" w:sz="4" w:space="0" w:color="CCCCCC"/>
+            </w:tcBorders>
+          </w:tcPr>
+          <w:p>
+            <w:pPr>
+              <w:spacing w:before="60" w:after="60" w:line="252" w:lineRule="auto"/>
+              <w:jc w:val="left"/>
+            </w:pPr>
+            <w:r/>
+            <w:r>
+              <w:rPr>
+                <w:b/>
+              </w:rPr>
+              <w:t>-0.50</w:t>
+            </w:r>
+          </w:p>
+        </w:tc>
+        <w:tc>
+          <w:tcPr>
+            <w:tcW w:type="dxa" w:w="1440"/>
+            <w:shd w:fill="FFFFFF"/>
+            <w:tcMar>
+              <w:top w:w="100" w:type="dxa"/>
+              <w:bottom w:w="100" w:type="dxa"/>
+              <w:left w:w="120" w:type="dxa"/>
+              <w:right w:w="120" w:type="dxa"/>
+            </w:tcMar>
+            <w:tcBorders>
+              <w:top w:val="single" w:sz="4" w:space="0" w:color="CCCCCC"/>
+              <w:bottom w:val="single" w:sz="4" w:space="0" w:color="CCCCCC"/>
+              <w:left w:val="single" w:sz="4" w:space="0" w:color="CCCCCC"/>
+              <w:right w:val="single" w:sz="4" w:space="0" w:color="CCCCCC"/>
+            </w:tcBorders>
+          </w:tcPr>
+          <w:p>
+            <w:pPr>
+              <w:spacing w:before="60" w:after="60" w:line="252" w:lineRule="auto"/>
+              <w:jc w:val="left"/>
+            </w:pPr>
+            <w:r/>
+            <w:r>
+              <w:t>BEAR</w:t>
+            </w:r>
+          </w:p>
+        </w:tc>
+      </w:tr>
+      <w:tr>
+        <w:tc>
+          <w:tcPr>
+            <w:tcW w:type="dxa" w:w="1584"/>
+            <w:shd w:fill="F8FAFC"/>
+            <w:tcMar>
+              <w:top w:w="100" w:type="dxa"/>
+              <w:bottom w:w="100" w:type="dxa"/>
+              <w:left w:w="120" w:type="dxa"/>
+              <w:right w:w="120" w:type="dxa"/>
+            </w:tcMar>
+            <w:tcBorders>
+              <w:top w:val="single" w:sz="4" w:space="0" w:color="CCCCCC"/>
+              <w:bottom w:val="single" w:sz="4" w:space="0" w:color="CCCCCC"/>
+              <w:left w:val="single" w:sz="4" w:space="0" w:color="CCCCCC"/>
+              <w:right w:val="single" w:sz="4" w:space="0" w:color="CCCCCC"/>
+            </w:tcBorders>
+          </w:tcPr>
+          <w:p>
+            <w:pPr>
+              <w:spacing w:before="60" w:after="60" w:line="252" w:lineRule="auto"/>
+              <w:jc w:val="left"/>
+            </w:pPr>
+            <w:r/>
+            <w:r>
+              <w:rPr>
+                <w:b/>
+              </w:rPr>
+              <w:t>Thu 13/08</w:t>
+            </w:r>
+          </w:p>
+        </w:tc>
+        <w:tc>
+          <w:tcPr>
+            <w:tcW w:type="dxa" w:w="864"/>
+            <w:shd w:fill="F8FAFC"/>
+            <w:tcMar>
+              <w:top w:w="100" w:type="dxa"/>
+              <w:bottom w:w="100" w:type="dxa"/>
+              <w:left w:w="120" w:type="dxa"/>
+              <w:right w:w="120" w:type="dxa"/>
+            </w:tcMar>
+            <w:tcBorders>
+              <w:top w:val="single" w:sz="4" w:space="0" w:color="CCCCCC"/>
+              <w:bottom w:val="single" w:sz="4" w:space="0" w:color="CCCCCC"/>
+              <w:left w:val="single" w:sz="4" w:space="0" w:color="CCCCCC"/>
+              <w:right w:val="single" w:sz="4" w:space="0" w:color="CCCCCC"/>
+            </w:tcBorders>
+          </w:tcPr>
+          <w:p>
+            <w:pPr>
+              <w:spacing w:before="60" w:after="60" w:line="252" w:lineRule="auto"/>
+              <w:jc w:val="left"/>
+            </w:pPr>
+            <w:r/>
+            <w:r>
+              <w:t>Asia 07-11</w:t>
+            </w:r>
+          </w:p>
+        </w:tc>
+        <w:tc>
+          <w:tcPr>
+            <w:tcW w:type="dxa" w:w="1440"/>
+            <w:shd w:fill="F8FAFC"/>
+            <w:tcMar>
+              <w:top w:w="100" w:type="dxa"/>
+              <w:bottom w:w="100" w:type="dxa"/>
+              <w:left w:w="120" w:type="dxa"/>
+              <w:right w:w="120" w:type="dxa"/>
+            </w:tcMar>
+            <w:tcBorders>
+              <w:top w:val="single" w:sz="4" w:space="0" w:color="CCCCCC"/>
+              <w:bottom w:val="single" w:sz="4" w:space="0" w:color="CCCCCC"/>
+              <w:left w:val="single" w:sz="4" w:space="0" w:color="CCCCCC"/>
+              <w:right w:val="single" w:sz="4" w:space="0" w:color="CCCCCC"/>
+            </w:tcBorders>
+          </w:tcPr>
+          <w:p>
+            <w:pPr>
+              <w:spacing w:before="60" w:after="60" w:line="252" w:lineRule="auto"/>
+              <w:jc w:val="left"/>
+            </w:pPr>
+            <w:r/>
+            <w:r>
+              <w:t>451.75</w:t>
+            </w:r>
+          </w:p>
+        </w:tc>
+        <w:tc>
+          <w:tcPr>
+            <w:tcW w:type="dxa" w:w="2016"/>
+            <w:shd w:fill="F8FAFC"/>
+            <w:tcMar>
+              <w:top w:w="100" w:type="dxa"/>
+              <w:bottom w:w="100" w:type="dxa"/>
+              <w:left w:w="120" w:type="dxa"/>
+              <w:right w:w="120" w:type="dxa"/>
+            </w:tcMar>
+            <w:tcBorders>
+              <w:top w:val="single" w:sz="4" w:space="0" w:color="CCCCCC"/>
+              <w:bottom w:val="single" w:sz="4" w:space="0" w:color="CCCCCC"/>
+              <w:left w:val="single" w:sz="4" w:space="0" w:color="CCCCCC"/>
+              <w:right w:val="single" w:sz="4" w:space="0" w:color="CCCCCC"/>
+            </w:tcBorders>
+          </w:tcPr>
+          <w:p>
+            <w:pPr>
+              <w:spacing w:before="60" w:after="60" w:line="252" w:lineRule="auto"/>
+              <w:jc w:val="left"/>
+            </w:pPr>
+            <w:r/>
+            <w:r>
+              <w:t>454.00</w:t>
+            </w:r>
+          </w:p>
+        </w:tc>
+        <w:tc>
+          <w:tcPr>
+            <w:tcW w:type="dxa" w:w="1152"/>
+            <w:shd w:fill="F8FAFC"/>
+            <w:tcMar>
+              <w:top w:w="100" w:type="dxa"/>
+              <w:bottom w:w="100" w:type="dxa"/>
+              <w:left w:w="120" w:type="dxa"/>
+              <w:right w:w="120" w:type="dxa"/>
+            </w:tcMar>
+            <w:tcBorders>
+              <w:top w:val="single" w:sz="4" w:space="0" w:color="CCCCCC"/>
+              <w:bottom w:val="single" w:sz="4" w:space="0" w:color="CCCCCC"/>
+              <w:left w:val="single" w:sz="4" w:space="0" w:color="CCCCCC"/>
+              <w:right w:val="single" w:sz="4" w:space="0" w:color="CCCCCC"/>
+            </w:tcBorders>
+          </w:tcPr>
+          <w:p>
+            <w:pPr>
+              <w:spacing w:before="60" w:after="60" w:line="252" w:lineRule="auto"/>
+              <w:jc w:val="left"/>
+            </w:pPr>
+            <w:r/>
+            <w:r>
+              <w:t>449.00</w:t>
+            </w:r>
+          </w:p>
+        </w:tc>
+        <w:tc>
+          <w:tcPr>
+            <w:tcW w:type="dxa" w:w="1728"/>
+            <w:shd w:fill="F8FAFC"/>
+            <w:tcMar>
+              <w:top w:w="100" w:type="dxa"/>
+              <w:bottom w:w="100" w:type="dxa"/>
+              <w:left w:w="120" w:type="dxa"/>
+              <w:right w:w="120" w:type="dxa"/>
+            </w:tcMar>
+            <w:tcBorders>
+              <w:top w:val="single" w:sz="4" w:space="0" w:color="CCCCCC"/>
+              <w:bottom w:val="single" w:sz="4" w:space="0" w:color="CCCCCC"/>
+              <w:left w:val="single" w:sz="4" w:space="0" w:color="CCCCCC"/>
+              <w:right w:val="single" w:sz="4" w:space="0" w:color="CCCCCC"/>
+            </w:tcBorders>
+          </w:tcPr>
+          <w:p>
+            <w:pPr>
+              <w:spacing w:before="60" w:after="60" w:line="252" w:lineRule="auto"/>
+              <w:jc w:val="left"/>
+            </w:pPr>
+            <w:r/>
+            <w:r>
+              <w:rPr>
+                <w:b/>
+              </w:rPr>
+              <w:t>451.50</w:t>
+            </w:r>
+          </w:p>
+        </w:tc>
+        <w:tc>
+          <w:tcPr>
+            <w:tcW w:type="dxa" w:w="3456"/>
+            <w:shd w:fill="F8FAFC"/>
+            <w:tcMar>
+              <w:top w:w="100" w:type="dxa"/>
+              <w:bottom w:w="100" w:type="dxa"/>
+              <w:left w:w="120" w:type="dxa"/>
+              <w:right w:w="120" w:type="dxa"/>
+            </w:tcMar>
+            <w:tcBorders>
+              <w:top w:val="single" w:sz="4" w:space="0" w:color="CCCCCC"/>
+              <w:bottom w:val="single" w:sz="4" w:space="0" w:color="CCCCCC"/>
+              <w:left w:val="single" w:sz="4" w:space="0" w:color="CCCCCC"/>
+              <w:right w:val="single" w:sz="4" w:space="0" w:color="CCCCCC"/>
+            </w:tcBorders>
+          </w:tcPr>
+          <w:p>
+            <w:pPr>
+              <w:spacing w:before="60" w:after="60" w:line="252" w:lineRule="auto"/>
+              <w:jc w:val="left"/>
+            </w:pPr>
+            <w:r/>
+            <w:r>
+              <w:rPr>
+                <w:b/>
+              </w:rPr>
+              <w:t>-0.25</w:t>
+            </w:r>
+          </w:p>
+        </w:tc>
+        <w:tc>
+          <w:tcPr>
+            <w:tcW w:type="dxa" w:w="1440"/>
+            <w:shd w:fill="F8FAFC"/>
+            <w:tcMar>
+              <w:top w:w="100" w:type="dxa"/>
+              <w:bottom w:w="100" w:type="dxa"/>
+              <w:left w:w="120" w:type="dxa"/>
+              <w:right w:w="120" w:type="dxa"/>
+            </w:tcMar>
+            <w:tcBorders>
+              <w:top w:val="single" w:sz="4" w:space="0" w:color="CCCCCC"/>
+              <w:bottom w:val="single" w:sz="4" w:space="0" w:color="CCCCCC"/>
+              <w:left w:val="single" w:sz="4" w:space="0" w:color="CCCCCC"/>
+              <w:right w:val="single" w:sz="4" w:space="0" w:color="CCCCCC"/>
+            </w:tcBorders>
+          </w:tcPr>
+          <w:p>
+            <w:pPr>
+              <w:spacing w:before="60" w:after="60" w:line="252" w:lineRule="auto"/>
+              <w:jc w:val="left"/>
+            </w:pPr>
+            <w:r/>
+            <w:r>
+              <w:t>BEAR</w:t>
+            </w:r>
+          </w:p>
+        </w:tc>
+      </w:tr>
+      <w:tr>
+        <w:tc>
+          <w:tcPr>
+            <w:tcW w:type="dxa" w:w="1584"/>
+            <w:shd w:fill="FFFFFF"/>
+            <w:tcMar>
+              <w:top w:w="100" w:type="dxa"/>
+              <w:bottom w:w="100" w:type="dxa"/>
+              <w:left w:w="120" w:type="dxa"/>
+              <w:right w:w="120" w:type="dxa"/>
+            </w:tcMar>
+            <w:tcBorders>
+              <w:top w:val="single" w:sz="4" w:space="0" w:color="CCCCCC"/>
+              <w:bottom w:val="single" w:sz="4" w:space="0" w:color="CCCCCC"/>
+              <w:left w:val="single" w:sz="4" w:space="0" w:color="CCCCCC"/>
+              <w:right w:val="single" w:sz="4" w:space="0" w:color="CCCCCC"/>
+            </w:tcBorders>
+          </w:tcPr>
+          <w:p>
+            <w:pPr>
+              <w:spacing w:before="60" w:after="60" w:line="252" w:lineRule="auto"/>
+              <w:jc w:val="left"/>
+            </w:pPr>
+            <w:r/>
+            <w:r>
+              <w:rPr>
+                <w:b/>
+              </w:rPr>
+              <w:t>Thu 13/08</w:t>
+            </w:r>
+          </w:p>
+        </w:tc>
+        <w:tc>
+          <w:tcPr>
+            <w:tcW w:type="dxa" w:w="864"/>
+            <w:shd w:fill="FFFFFF"/>
+            <w:tcMar>
+              <w:top w:w="100" w:type="dxa"/>
+              <w:bottom w:w="100" w:type="dxa"/>
+              <w:left w:w="120" w:type="dxa"/>
+              <w:right w:w="120" w:type="dxa"/>
+            </w:tcMar>
+            <w:tcBorders>
+              <w:top w:val="single" w:sz="4" w:space="0" w:color="CCCCCC"/>
+              <w:bottom w:val="single" w:sz="4" w:space="0" w:color="CCCCCC"/>
+              <w:left w:val="single" w:sz="4" w:space="0" w:color="CCCCCC"/>
+              <w:right w:val="single" w:sz="4" w:space="0" w:color="CCCCCC"/>
+            </w:tcBorders>
+          </w:tcPr>
+          <w:p>
+            <w:pPr>
+              <w:spacing w:before="60" w:after="60" w:line="252" w:lineRule="auto"/>
+              <w:jc w:val="left"/>
+            </w:pPr>
+            <w:r/>
+            <w:r>
+              <w:t>Asia 11-15</w:t>
+            </w:r>
+          </w:p>
+        </w:tc>
+        <w:tc>
+          <w:tcPr>
+            <w:tcW w:type="dxa" w:w="1440"/>
+            <w:shd w:fill="FFFFFF"/>
+            <w:tcMar>
+              <w:top w:w="100" w:type="dxa"/>
+              <w:bottom w:w="100" w:type="dxa"/>
+              <w:left w:w="120" w:type="dxa"/>
+              <w:right w:w="120" w:type="dxa"/>
+            </w:tcMar>
+            <w:tcBorders>
+              <w:top w:val="single" w:sz="4" w:space="0" w:color="CCCCCC"/>
+              <w:bottom w:val="single" w:sz="4" w:space="0" w:color="CCCCCC"/>
+              <w:left w:val="single" w:sz="4" w:space="0" w:color="CCCCCC"/>
+              <w:right w:val="single" w:sz="4" w:space="0" w:color="CCCCCC"/>
+            </w:tcBorders>
+          </w:tcPr>
+          <w:p>
+            <w:pPr>
+              <w:spacing w:before="60" w:after="60" w:line="252" w:lineRule="auto"/>
+              <w:jc w:val="left"/>
+            </w:pPr>
+            <w:r/>
+            <w:r>
+              <w:t>451.50</w:t>
+            </w:r>
+          </w:p>
+        </w:tc>
+        <w:tc>
+          <w:tcPr>
+            <w:tcW w:type="dxa" w:w="2016"/>
+            <w:shd w:fill="FFFFFF"/>
+            <w:tcMar>
+              <w:top w:w="100" w:type="dxa"/>
+              <w:bottom w:w="100" w:type="dxa"/>
+              <w:left w:w="120" w:type="dxa"/>
+              <w:right w:w="120" w:type="dxa"/>
+            </w:tcMar>
+            <w:tcBorders>
+              <w:top w:val="single" w:sz="4" w:space="0" w:color="CCCCCC"/>
+              <w:bottom w:val="single" w:sz="4" w:space="0" w:color="CCCCCC"/>
+              <w:left w:val="single" w:sz="4" w:space="0" w:color="CCCCCC"/>
+              <w:right w:val="single" w:sz="4" w:space="0" w:color="CCCCCC"/>
+            </w:tcBorders>
+          </w:tcPr>
+          <w:p>
+            <w:pPr>
+              <w:spacing w:before="60" w:after="60" w:line="252" w:lineRule="auto"/>
+              <w:jc w:val="left"/>
+            </w:pPr>
+            <w:r/>
+            <w:r>
+              <w:t>453.50</w:t>
+            </w:r>
+          </w:p>
+        </w:tc>
+        <w:tc>
+          <w:tcPr>
+            <w:tcW w:type="dxa" w:w="1152"/>
+            <w:shd w:fill="FFFFFF"/>
+            <w:tcMar>
+              <w:top w:w="100" w:type="dxa"/>
+              <w:bottom w:w="100" w:type="dxa"/>
+              <w:left w:w="120" w:type="dxa"/>
+              <w:right w:w="120" w:type="dxa"/>
+            </w:tcMar>
+            <w:tcBorders>
+              <w:top w:val="single" w:sz="4" w:space="0" w:color="CCCCCC"/>
+              <w:bottom w:val="single" w:sz="4" w:space="0" w:color="CCCCCC"/>
+              <w:left w:val="single" w:sz="4" w:space="0" w:color="CCCCCC"/>
+              <w:right w:val="single" w:sz="4" w:space="0" w:color="CCCCCC"/>
+            </w:tcBorders>
+          </w:tcPr>
+          <w:p>
+            <w:pPr>
+              <w:spacing w:before="60" w:after="60" w:line="252" w:lineRule="auto"/>
+              <w:jc w:val="left"/>
+            </w:pPr>
+            <w:r/>
+            <w:r>
+              <w:t>447.00</w:t>
+            </w:r>
+          </w:p>
+        </w:tc>
+        <w:tc>
+          <w:tcPr>
+            <w:tcW w:type="dxa" w:w="1728"/>
+            <w:shd w:fill="FFFFFF"/>
+            <w:tcMar>
+              <w:top w:w="100" w:type="dxa"/>
+              <w:bottom w:w="100" w:type="dxa"/>
+              <w:left w:w="120" w:type="dxa"/>
+              <w:right w:w="120" w:type="dxa"/>
+            </w:tcMar>
+            <w:tcBorders>
+              <w:top w:val="single" w:sz="4" w:space="0" w:color="CCCCCC"/>
+              <w:bottom w:val="single" w:sz="4" w:space="0" w:color="CCCCCC"/>
+              <w:left w:val="single" w:sz="4" w:space="0" w:color="CCCCCC"/>
+              <w:right w:val="single" w:sz="4" w:space="0" w:color="CCCCCC"/>
+            </w:tcBorders>
+          </w:tcPr>
+          <w:p>
+            <w:pPr>
+              <w:spacing w:before="60" w:after="60" w:line="252" w:lineRule="auto"/>
+              <w:jc w:val="left"/>
+            </w:pPr>
+            <w:r/>
+            <w:r>
+              <w:rPr>
+                <w:b/>
+              </w:rPr>
+              <w:t>451.75</w:t>
+            </w:r>
+          </w:p>
+        </w:tc>
+        <w:tc>
+          <w:tcPr>
+            <w:tcW w:type="dxa" w:w="3456"/>
+            <w:shd w:fill="FFFFFF"/>
+            <w:tcMar>
+              <w:top w:w="100" w:type="dxa"/>
+              <w:bottom w:w="100" w:type="dxa"/>
+              <w:left w:w="120" w:type="dxa"/>
+              <w:right w:w="120" w:type="dxa"/>
+            </w:tcMar>
+            <w:tcBorders>
+              <w:top w:val="single" w:sz="4" w:space="0" w:color="CCCCCC"/>
+              <w:bottom w:val="single" w:sz="4" w:space="0" w:color="CCCCCC"/>
+              <w:left w:val="single" w:sz="4" w:space="0" w:color="CCCCCC"/>
+              <w:right w:val="single" w:sz="4" w:space="0" w:color="CCCCCC"/>
+            </w:tcBorders>
+          </w:tcPr>
+          <w:p>
+            <w:pPr>
+              <w:spacing w:before="60" w:after="60" w:line="252" w:lineRule="auto"/>
+              <w:jc w:val="left"/>
+            </w:pPr>
+            <w:r/>
+            <w:r>
+              <w:rPr>
+                <w:b/>
+              </w:rPr>
+              <w:t>+0.25</w:t>
+            </w:r>
+          </w:p>
+        </w:tc>
+        <w:tc>
+          <w:tcPr>
+            <w:tcW w:type="dxa" w:w="1440"/>
+            <w:shd w:fill="FFFFFF"/>
+            <w:tcMar>
+              <w:top w:w="100" w:type="dxa"/>
+              <w:bottom w:w="100" w:type="dxa"/>
+              <w:left w:w="120" w:type="dxa"/>
+              <w:right w:w="120" w:type="dxa"/>
+            </w:tcMar>
+            <w:tcBorders>
+              <w:top w:val="single" w:sz="4" w:space="0" w:color="CCCCCC"/>
+              <w:bottom w:val="single" w:sz="4" w:space="0" w:color="CCCCCC"/>
+              <w:left w:val="single" w:sz="4" w:space="0" w:color="CCCCCC"/>
+              <w:right w:val="single" w:sz="4" w:space="0" w:color="CCCCCC"/>
+            </w:tcBorders>
+          </w:tcPr>
+          <w:p>
+            <w:pPr>
+              <w:spacing w:before="60" w:after="60" w:line="252" w:lineRule="auto"/>
+              <w:jc w:val="left"/>
+            </w:pPr>
+            <w:r/>
+            <w:r>
+              <w:t>BULL</w:t>
+            </w:r>
+          </w:p>
+        </w:tc>
+      </w:tr>
+      <w:tr>
+        <w:tc>
+          <w:tcPr>
+            <w:tcW w:type="dxa" w:w="1584"/>
+            <w:shd w:fill="F8FAFC"/>
+            <w:tcMar>
+              <w:top w:w="100" w:type="dxa"/>
+              <w:bottom w:w="100" w:type="dxa"/>
+              <w:left w:w="120" w:type="dxa"/>
+              <w:right w:w="120" w:type="dxa"/>
+            </w:tcMar>
+            <w:tcBorders>
+              <w:top w:val="single" w:sz="4" w:space="0" w:color="CCCCCC"/>
+              <w:bottom w:val="single" w:sz="4" w:space="0" w:color="CCCCCC"/>
+              <w:left w:val="single" w:sz="4" w:space="0" w:color="CCCCCC"/>
+              <w:right w:val="single" w:sz="4" w:space="0" w:color="CCCCCC"/>
+            </w:tcBorders>
+          </w:tcPr>
+          <w:p>
+            <w:pPr>
+              <w:spacing w:before="60" w:after="60" w:line="252" w:lineRule="auto"/>
+              <w:jc w:val="left"/>
+            </w:pPr>
+            <w:r/>
+            <w:r>
+              <w:rPr>
+                <w:b/>
+              </w:rPr>
+              <w:t>Thu 13/08</w:t>
+            </w:r>
+          </w:p>
+        </w:tc>
+        <w:tc>
+          <w:tcPr>
+            <w:tcW w:type="dxa" w:w="864"/>
+            <w:shd w:fill="F8FAFC"/>
+            <w:tcMar>
+              <w:top w:w="100" w:type="dxa"/>
+              <w:bottom w:w="100" w:type="dxa"/>
+              <w:left w:w="120" w:type="dxa"/>
+              <w:right w:w="120" w:type="dxa"/>
+            </w:tcMar>
+            <w:tcBorders>
+              <w:top w:val="single" w:sz="4" w:space="0" w:color="CCCCCC"/>
+              <w:bottom w:val="single" w:sz="4" w:space="0" w:color="CCCCCC"/>
+              <w:left w:val="single" w:sz="4" w:space="0" w:color="CCCCCC"/>
+              <w:right w:val="single" w:sz="4" w:space="0" w:color="CCCCCC"/>
+            </w:tcBorders>
+          </w:tcPr>
+          <w:p>
+            <w:pPr>
+              <w:spacing w:before="60" w:after="60" w:line="252" w:lineRule="auto"/>
+              <w:jc w:val="left"/>
+            </w:pPr>
+            <w:r/>
+            <w:r>
+              <w:t>London 15-19</w:t>
+            </w:r>
+          </w:p>
+        </w:tc>
+        <w:tc>
+          <w:tcPr>
+            <w:tcW w:type="dxa" w:w="1440"/>
+            <w:shd w:fill="F8FAFC"/>
+            <w:tcMar>
+              <w:top w:w="100" w:type="dxa"/>
+              <w:bottom w:w="100" w:type="dxa"/>
+              <w:left w:w="120" w:type="dxa"/>
+              <w:right w:w="120" w:type="dxa"/>
+            </w:tcMar>
+            <w:tcBorders>
+              <w:top w:val="single" w:sz="4" w:space="0" w:color="CCCCCC"/>
+              <w:bottom w:val="single" w:sz="4" w:space="0" w:color="CCCCCC"/>
+              <w:left w:val="single" w:sz="4" w:space="0" w:color="CCCCCC"/>
+              <w:right w:val="single" w:sz="4" w:space="0" w:color="CCCCCC"/>
+            </w:tcBorders>
+          </w:tcPr>
+          <w:p>
+            <w:pPr>
+              <w:spacing w:before="60" w:after="60" w:line="252" w:lineRule="auto"/>
+              <w:jc w:val="left"/>
+            </w:pPr>
+            <w:r/>
+            <w:r>
+              <w:t>451.75</w:t>
+            </w:r>
+          </w:p>
+        </w:tc>
+        <w:tc>
+          <w:tcPr>
+            <w:tcW w:type="dxa" w:w="2016"/>
+            <w:shd w:fill="F8FAFC"/>
+            <w:tcMar>
+              <w:top w:w="100" w:type="dxa"/>
+              <w:bottom w:w="100" w:type="dxa"/>
+              <w:left w:w="120" w:type="dxa"/>
+              <w:right w:w="120" w:type="dxa"/>
+            </w:tcMar>
+            <w:tcBorders>
+              <w:top w:val="single" w:sz="4" w:space="0" w:color="CCCCCC"/>
+              <w:bottom w:val="single" w:sz="4" w:space="0" w:color="CCCCCC"/>
+              <w:left w:val="single" w:sz="4" w:space="0" w:color="CCCCCC"/>
+              <w:right w:val="single" w:sz="4" w:space="0" w:color="CCCCCC"/>
+            </w:tcBorders>
+          </w:tcPr>
+          <w:p>
+            <w:pPr>
+              <w:spacing w:before="60" w:after="60" w:line="252" w:lineRule="auto"/>
+              <w:jc w:val="left"/>
+            </w:pPr>
+            <w:r/>
+            <w:r>
+              <w:t>455.50</w:t>
+            </w:r>
+          </w:p>
+        </w:tc>
+        <w:tc>
+          <w:tcPr>
+            <w:tcW w:type="dxa" w:w="1152"/>
+            <w:shd w:fill="F8FAFC"/>
+            <w:tcMar>
+              <w:top w:w="100" w:type="dxa"/>
+              <w:bottom w:w="100" w:type="dxa"/>
+              <w:left w:w="120" w:type="dxa"/>
+              <w:right w:w="120" w:type="dxa"/>
+            </w:tcMar>
+            <w:tcBorders>
+              <w:top w:val="single" w:sz="4" w:space="0" w:color="CCCCCC"/>
+              <w:bottom w:val="single" w:sz="4" w:space="0" w:color="CCCCCC"/>
+              <w:left w:val="single" w:sz="4" w:space="0" w:color="CCCCCC"/>
+              <w:right w:val="single" w:sz="4" w:space="0" w:color="CCCCCC"/>
+            </w:tcBorders>
+          </w:tcPr>
+          <w:p>
+            <w:pPr>
+              <w:spacing w:before="60" w:after="60" w:line="252" w:lineRule="auto"/>
+              <w:jc w:val="left"/>
+            </w:pPr>
+            <w:r/>
+            <w:r>
+              <w:t>449.00</w:t>
+            </w:r>
+          </w:p>
+        </w:tc>
+        <w:tc>
+          <w:tcPr>
+            <w:tcW w:type="dxa" w:w="1728"/>
+            <w:shd w:fill="F8FAFC"/>
+            <w:tcMar>
+              <w:top w:w="100" w:type="dxa"/>
+              <w:bottom w:w="100" w:type="dxa"/>
+              <w:left w:w="120" w:type="dxa"/>
+              <w:right w:w="120" w:type="dxa"/>
+            </w:tcMar>
+            <w:tcBorders>
+              <w:top w:val="single" w:sz="4" w:space="0" w:color="CCCCCC"/>
+              <w:bottom w:val="single" w:sz="4" w:space="0" w:color="CCCCCC"/>
+              <w:left w:val="single" w:sz="4" w:space="0" w:color="CCCCCC"/>
+              <w:right w:val="single" w:sz="4" w:space="0" w:color="CCCCCC"/>
+            </w:tcBorders>
+          </w:tcPr>
+          <w:p>
+            <w:pPr>
+              <w:spacing w:before="60" w:after="60" w:line="252" w:lineRule="auto"/>
+              <w:jc w:val="left"/>
+            </w:pPr>
+            <w:r/>
+            <w:r>
+              <w:rPr>
+                <w:b/>
+              </w:rPr>
+              <w:t>452.25</w:t>
+            </w:r>
+          </w:p>
+        </w:tc>
+        <w:tc>
+          <w:tcPr>
+            <w:tcW w:type="dxa" w:w="3456"/>
+            <w:shd w:fill="F8FAFC"/>
+            <w:tcMar>
+              <w:top w:w="100" w:type="dxa"/>
+              <w:bottom w:w="100" w:type="dxa"/>
+              <w:left w:w="120" w:type="dxa"/>
+              <w:right w:w="120" w:type="dxa"/>
+            </w:tcMar>
+            <w:tcBorders>
+              <w:top w:val="single" w:sz="4" w:space="0" w:color="CCCCCC"/>
+              <w:bottom w:val="single" w:sz="4" w:space="0" w:color="CCCCCC"/>
+              <w:left w:val="single" w:sz="4" w:space="0" w:color="CCCCCC"/>
+              <w:right w:val="single" w:sz="4" w:space="0" w:color="CCCCCC"/>
+            </w:tcBorders>
+          </w:tcPr>
+          <w:p>
+            <w:pPr>
+              <w:spacing w:before="60" w:after="60" w:line="252" w:lineRule="auto"/>
+              <w:jc w:val="left"/>
+            </w:pPr>
+            <w:r/>
+            <w:r>
+              <w:rPr>
+                <w:b/>
+              </w:rPr>
+              <w:t>+0.50</w:t>
+            </w:r>
+          </w:p>
+        </w:tc>
+        <w:tc>
+          <w:tcPr>
+            <w:tcW w:type="dxa" w:w="1440"/>
+            <w:shd w:fill="F8FAFC"/>
+            <w:tcMar>
+              <w:top w:w="100" w:type="dxa"/>
+              <w:bottom w:w="100" w:type="dxa"/>
+              <w:left w:w="120" w:type="dxa"/>
+              <w:right w:w="120" w:type="dxa"/>
+            </w:tcMar>
+            <w:tcBorders>
+              <w:top w:val="single" w:sz="4" w:space="0" w:color="CCCCCC"/>
+              <w:bottom w:val="single" w:sz="4" w:space="0" w:color="CCCCCC"/>
+              <w:left w:val="single" w:sz="4" w:space="0" w:color="CCCCCC"/>
+              <w:right w:val="single" w:sz="4" w:space="0" w:color="CCCCCC"/>
+            </w:tcBorders>
+          </w:tcPr>
+          <w:p>
+            <w:pPr>
+              <w:spacing w:before="60" w:after="60" w:line="252" w:lineRule="auto"/>
+              <w:jc w:val="left"/>
+            </w:pPr>
+            <w:r/>
+            <w:r>
+              <w:t>BULL</w:t>
+            </w:r>
+          </w:p>
+        </w:tc>
+      </w:tr>
+      <w:tr>
+        <w:tc>
+          <w:tcPr>
+            <w:tcW w:type="dxa" w:w="1584"/>
+            <w:shd w:fill="FFFFFF"/>
+            <w:tcMar>
+              <w:top w:w="100" w:type="dxa"/>
+              <w:bottom w:w="100" w:type="dxa"/>
+              <w:left w:w="120" w:type="dxa"/>
+              <w:right w:w="120" w:type="dxa"/>
+            </w:tcMar>
+            <w:tcBorders>
+              <w:top w:val="single" w:sz="4" w:space="0" w:color="CCCCCC"/>
+              <w:bottom w:val="single" w:sz="4" w:space="0" w:color="CCCCCC"/>
+              <w:left w:val="single" w:sz="4" w:space="0" w:color="CCCCCC"/>
+              <w:right w:val="single" w:sz="4" w:space="0" w:color="CCCCCC"/>
+            </w:tcBorders>
+          </w:tcPr>
+          <w:p>
+            <w:pPr>
+              <w:spacing w:before="60" w:after="60" w:line="252" w:lineRule="auto"/>
+              <w:jc w:val="left"/>
+            </w:pPr>
+            <w:r/>
+            <w:r>
+              <w:rPr>
+                <w:b/>
+              </w:rPr>
+              <w:t>Thu 13/08</w:t>
+            </w:r>
+          </w:p>
+        </w:tc>
+        <w:tc>
+          <w:tcPr>
+            <w:tcW w:type="dxa" w:w="864"/>
+            <w:shd w:fill="FFFFFF"/>
+            <w:tcMar>
+              <w:top w:w="100" w:type="dxa"/>
+              <w:bottom w:w="100" w:type="dxa"/>
+              <w:left w:w="120" w:type="dxa"/>
+              <w:right w:w="120" w:type="dxa"/>
+            </w:tcMar>
+            <w:tcBorders>
+              <w:top w:val="single" w:sz="4" w:space="0" w:color="CCCCCC"/>
+              <w:bottom w:val="single" w:sz="4" w:space="0" w:color="CCCCCC"/>
+              <w:left w:val="single" w:sz="4" w:space="0" w:color="CCCCCC"/>
+              <w:right w:val="single" w:sz="4" w:space="0" w:color="CCCCCC"/>
+            </w:tcBorders>
+          </w:tcPr>
+          <w:p>
+            <w:pPr>
+              <w:spacing w:before="60" w:after="60" w:line="252" w:lineRule="auto"/>
+              <w:jc w:val="left"/>
+            </w:pPr>
+            <w:r/>
+            <w:r>
+              <w:t>Pre-NY 19-21</w:t>
+            </w:r>
+          </w:p>
+        </w:tc>
+        <w:tc>
+          <w:tcPr>
+            <w:tcW w:type="dxa" w:w="1440"/>
+            <w:shd w:fill="FFFFFF"/>
+            <w:tcMar>
+              <w:top w:w="100" w:type="dxa"/>
+              <w:bottom w:w="100" w:type="dxa"/>
+              <w:left w:w="120" w:type="dxa"/>
+              <w:right w:w="120" w:type="dxa"/>
+            </w:tcMar>
+            <w:tcBorders>
+              <w:top w:val="single" w:sz="4" w:space="0" w:color="CCCCCC"/>
+              <w:bottom w:val="single" w:sz="4" w:space="0" w:color="CCCCCC"/>
+              <w:left w:val="single" w:sz="4" w:space="0" w:color="CCCCCC"/>
+              <w:right w:val="single" w:sz="4" w:space="0" w:color="CCCCCC"/>
+            </w:tcBorders>
+          </w:tcPr>
+          <w:p>
+            <w:pPr>
+              <w:spacing w:before="60" w:after="60" w:line="252" w:lineRule="auto"/>
+              <w:jc w:val="left"/>
+            </w:pPr>
+            <w:r/>
+            <w:r>
+              <w:t>452.25</w:t>
+            </w:r>
+          </w:p>
+        </w:tc>
+        <w:tc>
+          <w:tcPr>
+            <w:tcW w:type="dxa" w:w="2016"/>
+            <w:shd w:fill="FFFFFF"/>
+            <w:tcMar>
+              <w:top w:w="100" w:type="dxa"/>
+              <w:bottom w:w="100" w:type="dxa"/>
+              <w:left w:w="120" w:type="dxa"/>
+              <w:right w:w="120" w:type="dxa"/>
+            </w:tcMar>
+            <w:tcBorders>
+              <w:top w:val="single" w:sz="4" w:space="0" w:color="CCCCCC"/>
+              <w:bottom w:val="single" w:sz="4" w:space="0" w:color="CCCCCC"/>
+              <w:left w:val="single" w:sz="4" w:space="0" w:color="CCCCCC"/>
+              <w:right w:val="single" w:sz="4" w:space="0" w:color="CCCCCC"/>
+            </w:tcBorders>
+          </w:tcPr>
+          <w:p>
+            <w:pPr>
+              <w:spacing w:before="60" w:after="60" w:line="252" w:lineRule="auto"/>
+              <w:jc w:val="left"/>
+            </w:pPr>
+            <w:r/>
+            <w:r>
+              <w:t>455.25</w:t>
+            </w:r>
+          </w:p>
+        </w:tc>
+        <w:tc>
+          <w:tcPr>
+            <w:tcW w:type="dxa" w:w="1152"/>
+            <w:shd w:fill="FFFFFF"/>
+            <w:tcMar>
+              <w:top w:w="100" w:type="dxa"/>
+              <w:bottom w:w="100" w:type="dxa"/>
+              <w:left w:w="120" w:type="dxa"/>
+              <w:right w:w="120" w:type="dxa"/>
+            </w:tcMar>
+            <w:tcBorders>
+              <w:top w:val="single" w:sz="4" w:space="0" w:color="CCCCCC"/>
+              <w:bottom w:val="single" w:sz="4" w:space="0" w:color="CCCCCC"/>
+              <w:left w:val="single" w:sz="4" w:space="0" w:color="CCCCCC"/>
+              <w:right w:val="single" w:sz="4" w:space="0" w:color="CCCCCC"/>
+            </w:tcBorders>
+          </w:tcPr>
+          <w:p>
+            <w:pPr>
+              <w:spacing w:before="60" w:after="60" w:line="252" w:lineRule="auto"/>
+              <w:jc w:val="left"/>
+            </w:pPr>
+            <w:r/>
+            <w:r>
+              <w:t>447.75</w:t>
+            </w:r>
+          </w:p>
+        </w:tc>
+        <w:tc>
+          <w:tcPr>
+            <w:tcW w:type="dxa" w:w="1728"/>
+            <w:shd w:fill="FFFFFF"/>
+            <w:tcMar>
+              <w:top w:w="100" w:type="dxa"/>
+              <w:bottom w:w="100" w:type="dxa"/>
+              <w:left w:w="120" w:type="dxa"/>
+              <w:right w:w="120" w:type="dxa"/>
+            </w:tcMar>
+            <w:tcBorders>
+              <w:top w:val="single" w:sz="4" w:space="0" w:color="CCCCCC"/>
+              <w:bottom w:val="single" w:sz="4" w:space="0" w:color="CCCCCC"/>
+              <w:left w:val="single" w:sz="4" w:space="0" w:color="CCCCCC"/>
+              <w:right w:val="single" w:sz="4" w:space="0" w:color="CCCCCC"/>
+            </w:tcBorders>
+          </w:tcPr>
+          <w:p>
+            <w:pPr>
+              <w:spacing w:before="60" w:after="60" w:line="252" w:lineRule="auto"/>
+              <w:jc w:val="left"/>
+            </w:pPr>
+            <w:r/>
+            <w:r>
+              <w:rPr>
+                <w:b/>
+              </w:rPr>
+              <w:t>452.50</w:t>
+            </w:r>
+          </w:p>
+        </w:tc>
+        <w:tc>
+          <w:tcPr>
+            <w:tcW w:type="dxa" w:w="3456"/>
+            <w:shd w:fill="FFFFFF"/>
+            <w:tcMar>
+              <w:top w:w="100" w:type="dxa"/>
+              <w:bottom w:w="100" w:type="dxa"/>
+              <w:left w:w="120" w:type="dxa"/>
+              <w:right w:w="120" w:type="dxa"/>
+            </w:tcMar>
+            <w:tcBorders>
+              <w:top w:val="single" w:sz="4" w:space="0" w:color="CCCCCC"/>
+              <w:bottom w:val="single" w:sz="4" w:space="0" w:color="CCCCCC"/>
+              <w:left w:val="single" w:sz="4" w:space="0" w:color="CCCCCC"/>
+              <w:right w:val="single" w:sz="4" w:space="0" w:color="CCCCCC"/>
+            </w:tcBorders>
+          </w:tcPr>
+          <w:p>
+            <w:pPr>
+              <w:spacing w:before="60" w:after="60" w:line="252" w:lineRule="auto"/>
+              <w:jc w:val="left"/>
+            </w:pPr>
+            <w:r/>
+            <w:r>
+              <w:rPr>
+                <w:b/>
+              </w:rPr>
+              <w:t>+0.25</w:t>
+            </w:r>
+          </w:p>
+        </w:tc>
+        <w:tc>
+          <w:tcPr>
+            <w:tcW w:type="dxa" w:w="1440"/>
+            <w:shd w:fill="FFFFFF"/>
+            <w:tcMar>
+              <w:top w:w="100" w:type="dxa"/>
+              <w:bottom w:w="100" w:type="dxa"/>
+              <w:left w:w="120" w:type="dxa"/>
+              <w:right w:w="120" w:type="dxa"/>
+            </w:tcMar>
+            <w:tcBorders>
+              <w:top w:val="single" w:sz="4" w:space="0" w:color="CCCCCC"/>
+              <w:bottom w:val="single" w:sz="4" w:space="0" w:color="CCCCCC"/>
+              <w:left w:val="single" w:sz="4" w:space="0" w:color="CCCCCC"/>
+              <w:right w:val="single" w:sz="4" w:space="0" w:color="CCCCCC"/>
+            </w:tcBorders>
+          </w:tcPr>
+          <w:p>
+            <w:pPr>
+              <w:spacing w:before="60" w:after="60" w:line="252" w:lineRule="auto"/>
+              <w:jc w:val="left"/>
+            </w:pPr>
+            <w:r/>
+            <w:r>
+              <w:t>BULL</w:t>
+            </w:r>
+          </w:p>
+        </w:tc>
+      </w:tr>
+      <w:tr>
+        <w:tc>
+          <w:tcPr>
+            <w:tcW w:type="dxa" w:w="1584"/>
+            <w:shd w:fill="F8FAFC"/>
+            <w:tcMar>
+              <w:top w:w="100" w:type="dxa"/>
+              <w:bottom w:w="100" w:type="dxa"/>
+              <w:left w:w="120" w:type="dxa"/>
+              <w:right w:w="120" w:type="dxa"/>
+            </w:tcMar>
+            <w:tcBorders>
+              <w:top w:val="single" w:sz="4" w:space="0" w:color="CCCCCC"/>
+              <w:bottom w:val="single" w:sz="4" w:space="0" w:color="CCCCCC"/>
+              <w:left w:val="single" w:sz="4" w:space="0" w:color="CCCCCC"/>
+              <w:right w:val="single" w:sz="4" w:space="0" w:color="CCCCCC"/>
+            </w:tcBorders>
+          </w:tcPr>
+          <w:p>
+            <w:pPr>
+              <w:spacing w:before="60" w:after="60" w:line="252" w:lineRule="auto"/>
+              <w:jc w:val="left"/>
+            </w:pPr>
+            <w:r/>
+            <w:r>
+              <w:rPr>
+                <w:b/>
+              </w:rPr>
+              <w:t>Thu 13/08</w:t>
+            </w:r>
+          </w:p>
+        </w:tc>
+        <w:tc>
+          <w:tcPr>
+            <w:tcW w:type="dxa" w:w="864"/>
+            <w:shd w:fill="F8FAFC"/>
+            <w:tcMar>
+              <w:top w:w="100" w:type="dxa"/>
+              <w:bottom w:w="100" w:type="dxa"/>
+              <w:left w:w="120" w:type="dxa"/>
+              <w:right w:w="120" w:type="dxa"/>
+            </w:tcMar>
+            <w:tcBorders>
+              <w:top w:val="single" w:sz="4" w:space="0" w:color="CCCCCC"/>
+              <w:bottom w:val="single" w:sz="4" w:space="0" w:color="CCCCCC"/>
+              <w:left w:val="single" w:sz="4" w:space="0" w:color="CCCCCC"/>
+              <w:right w:val="single" w:sz="4" w:space="0" w:color="CCCCCC"/>
+            </w:tcBorders>
+          </w:tcPr>
+          <w:p>
+            <w:pPr>
+              <w:spacing w:before="60" w:after="60" w:line="252" w:lineRule="auto"/>
+              <w:jc w:val="left"/>
+            </w:pPr>
+            <w:r/>
+            <w:r>
+              <w:t>NY Open 21-23</w:t>
+            </w:r>
+          </w:p>
+        </w:tc>
+        <w:tc>
+          <w:tcPr>
+            <w:tcW w:type="dxa" w:w="1440"/>
+            <w:shd w:fill="F8FAFC"/>
+            <w:tcMar>
+              <w:top w:w="100" w:type="dxa"/>
+              <w:bottom w:w="100" w:type="dxa"/>
+              <w:left w:w="120" w:type="dxa"/>
+              <w:right w:w="120" w:type="dxa"/>
+            </w:tcMar>
+            <w:tcBorders>
+              <w:top w:val="single" w:sz="4" w:space="0" w:color="CCCCCC"/>
+              <w:bottom w:val="single" w:sz="4" w:space="0" w:color="CCCCCC"/>
+              <w:left w:val="single" w:sz="4" w:space="0" w:color="CCCCCC"/>
+              <w:right w:val="single" w:sz="4" w:space="0" w:color="CCCCCC"/>
+            </w:tcBorders>
+          </w:tcPr>
+          <w:p>
+            <w:pPr>
+              <w:spacing w:before="60" w:after="60" w:line="252" w:lineRule="auto"/>
+              <w:jc w:val="left"/>
+            </w:pPr>
+            <w:r/>
+            <w:r>
+              <w:t>452.50</w:t>
+            </w:r>
+          </w:p>
+        </w:tc>
+        <w:tc>
+          <w:tcPr>
+            <w:tcW w:type="dxa" w:w="2016"/>
+            <w:shd w:fill="F8FAFC"/>
+            <w:tcMar>
+              <w:top w:w="100" w:type="dxa"/>
+              <w:bottom w:w="100" w:type="dxa"/>
+              <w:left w:w="120" w:type="dxa"/>
+              <w:right w:w="120" w:type="dxa"/>
+            </w:tcMar>
+            <w:tcBorders>
+              <w:top w:val="single" w:sz="4" w:space="0" w:color="CCCCCC"/>
+              <w:bottom w:val="single" w:sz="4" w:space="0" w:color="CCCCCC"/>
+              <w:left w:val="single" w:sz="4" w:space="0" w:color="CCCCCC"/>
+              <w:right w:val="single" w:sz="4" w:space="0" w:color="CCCCCC"/>
+            </w:tcBorders>
+          </w:tcPr>
+          <w:p>
+            <w:pPr>
+              <w:spacing w:before="60" w:after="60" w:line="252" w:lineRule="auto"/>
+              <w:jc w:val="left"/>
+            </w:pPr>
+            <w:r/>
+            <w:r>
+              <w:t>456.75</w:t>
+            </w:r>
+          </w:p>
+        </w:tc>
+        <w:tc>
+          <w:tcPr>
+            <w:tcW w:type="dxa" w:w="1152"/>
+            <w:shd w:fill="F8FAFC"/>
+            <w:tcMar>
+              <w:top w:w="100" w:type="dxa"/>
+              <w:bottom w:w="100" w:type="dxa"/>
+              <w:left w:w="120" w:type="dxa"/>
+              <w:right w:w="120" w:type="dxa"/>
+            </w:tcMar>
+            <w:tcBorders>
+              <w:top w:val="single" w:sz="4" w:space="0" w:color="CCCCCC"/>
+              <w:bottom w:val="single" w:sz="4" w:space="0" w:color="CCCCCC"/>
+              <w:left w:val="single" w:sz="4" w:space="0" w:color="CCCCCC"/>
+              <w:right w:val="single" w:sz="4" w:space="0" w:color="CCCCCC"/>
+            </w:tcBorders>
+          </w:tcPr>
+          <w:p>
+            <w:pPr>
+              <w:spacing w:before="60" w:after="60" w:line="252" w:lineRule="auto"/>
+              <w:jc w:val="left"/>
+            </w:pPr>
+            <w:r/>
+            <w:r>
+              <w:t>449.25</w:t>
+            </w:r>
+          </w:p>
+        </w:tc>
+        <w:tc>
+          <w:tcPr>
+            <w:tcW w:type="dxa" w:w="1728"/>
+            <w:shd w:fill="F8FAFC"/>
+            <w:tcMar>
+              <w:top w:w="100" w:type="dxa"/>
+              <w:bottom w:w="100" w:type="dxa"/>
+              <w:left w:w="120" w:type="dxa"/>
+              <w:right w:w="120" w:type="dxa"/>
+            </w:tcMar>
+            <w:tcBorders>
+              <w:top w:val="single" w:sz="4" w:space="0" w:color="CCCCCC"/>
+              <w:bottom w:val="single" w:sz="4" w:space="0" w:color="CCCCCC"/>
+              <w:left w:val="single" w:sz="4" w:space="0" w:color="CCCCCC"/>
+              <w:right w:val="single" w:sz="4" w:space="0" w:color="CCCCCC"/>
+            </w:tcBorders>
+          </w:tcPr>
+          <w:p>
+            <w:pPr>
+              <w:spacing w:before="60" w:after="60" w:line="252" w:lineRule="auto"/>
+              <w:jc w:val="left"/>
+            </w:pPr>
+            <w:r/>
+            <w:r>
+              <w:rPr>
+                <w:b/>
+              </w:rPr>
+              <w:t>453.25</w:t>
+            </w:r>
+          </w:p>
+        </w:tc>
+        <w:tc>
+          <w:tcPr>
+            <w:tcW w:type="dxa" w:w="3456"/>
+            <w:shd w:fill="F8FAFC"/>
+            <w:tcMar>
+              <w:top w:w="100" w:type="dxa"/>
+              <w:bottom w:w="100" w:type="dxa"/>
+              <w:left w:w="120" w:type="dxa"/>
+              <w:right w:w="120" w:type="dxa"/>
+            </w:tcMar>
+            <w:tcBorders>
+              <w:top w:val="single" w:sz="4" w:space="0" w:color="CCCCCC"/>
+              <w:bottom w:val="single" w:sz="4" w:space="0" w:color="CCCCCC"/>
+              <w:left w:val="single" w:sz="4" w:space="0" w:color="CCCCCC"/>
+              <w:right w:val="single" w:sz="4" w:space="0" w:color="CCCCCC"/>
+            </w:tcBorders>
+          </w:tcPr>
+          <w:p>
+            <w:pPr>
+              <w:spacing w:before="60" w:after="60" w:line="252" w:lineRule="auto"/>
+              <w:jc w:val="left"/>
+            </w:pPr>
+            <w:r/>
+            <w:r>
+              <w:rPr>
+                <w:b/>
+              </w:rPr>
+              <w:t>+0.75</w:t>
+            </w:r>
+          </w:p>
+        </w:tc>
+        <w:tc>
+          <w:tcPr>
+            <w:tcW w:type="dxa" w:w="1440"/>
+            <w:shd w:fill="F8FAFC"/>
+            <w:tcMar>
+              <w:top w:w="100" w:type="dxa"/>
+              <w:bottom w:w="100" w:type="dxa"/>
+              <w:left w:w="120" w:type="dxa"/>
+              <w:right w:w="120" w:type="dxa"/>
+            </w:tcMar>
+            <w:tcBorders>
+              <w:top w:val="single" w:sz="4" w:space="0" w:color="CCCCCC"/>
+              <w:bottom w:val="single" w:sz="4" w:space="0" w:color="CCCCCC"/>
+              <w:left w:val="single" w:sz="4" w:space="0" w:color="CCCCCC"/>
+              <w:right w:val="single" w:sz="4" w:space="0" w:color="CCCCCC"/>
+            </w:tcBorders>
+          </w:tcPr>
+          <w:p>
+            <w:pPr>
+              <w:spacing w:before="60" w:after="60" w:line="252" w:lineRule="auto"/>
+              <w:jc w:val="left"/>
+            </w:pPr>
+            <w:r/>
+            <w:r>
+              <w:t>BULL</w:t>
+            </w:r>
+          </w:p>
+        </w:tc>
+      </w:tr>
+      <w:tr>
+        <w:tc>
+          <w:tcPr>
+            <w:tcW w:type="dxa" w:w="1584"/>
+            <w:shd w:fill="FFFFFF"/>
+            <w:tcMar>
+              <w:top w:w="100" w:type="dxa"/>
+              <w:bottom w:w="100" w:type="dxa"/>
+              <w:left w:w="120" w:type="dxa"/>
+              <w:right w:w="120" w:type="dxa"/>
+            </w:tcMar>
+            <w:tcBorders>
+              <w:top w:val="single" w:sz="4" w:space="0" w:color="CCCCCC"/>
+              <w:bottom w:val="single" w:sz="4" w:space="0" w:color="CCCCCC"/>
+              <w:left w:val="single" w:sz="4" w:space="0" w:color="CCCCCC"/>
+              <w:right w:val="single" w:sz="4" w:space="0" w:color="CCCCCC"/>
+            </w:tcBorders>
+          </w:tcPr>
+          <w:p>
+            <w:pPr>
+              <w:spacing w:before="60" w:after="60" w:line="252" w:lineRule="auto"/>
+              <w:jc w:val="left"/>
+            </w:pPr>
+            <w:r/>
+            <w:r>
+              <w:rPr>
+                <w:b/>
+              </w:rPr>
+              <w:t>Thu 13/08</w:t>
+            </w:r>
+          </w:p>
+        </w:tc>
+        <w:tc>
+          <w:tcPr>
+            <w:tcW w:type="dxa" w:w="864"/>
+            <w:shd w:fill="FFFFFF"/>
+            <w:tcMar>
+              <w:top w:w="100" w:type="dxa"/>
+              <w:bottom w:w="100" w:type="dxa"/>
+              <w:left w:w="120" w:type="dxa"/>
+              <w:right w:w="120" w:type="dxa"/>
+            </w:tcMar>
+            <w:tcBorders>
+              <w:top w:val="single" w:sz="4" w:space="0" w:color="CCCCCC"/>
+              <w:bottom w:val="single" w:sz="4" w:space="0" w:color="CCCCCC"/>
+              <w:left w:val="single" w:sz="4" w:space="0" w:color="CCCCCC"/>
+              <w:right w:val="single" w:sz="4" w:space="0" w:color="CCCCCC"/>
+            </w:tcBorders>
+          </w:tcPr>
+          <w:p>
+            <w:pPr>
+              <w:spacing w:before="60" w:after="60" w:line="252" w:lineRule="auto"/>
+              <w:jc w:val="left"/>
+            </w:pPr>
+            <w:r/>
+            <w:r>
+              <w:t>NY Close 23-01</w:t>
+            </w:r>
+          </w:p>
+        </w:tc>
+        <w:tc>
+          <w:tcPr>
+            <w:tcW w:type="dxa" w:w="1440"/>
+            <w:shd w:fill="FFFFFF"/>
+            <w:tcMar>
+              <w:top w:w="100" w:type="dxa"/>
+              <w:bottom w:w="100" w:type="dxa"/>
+              <w:left w:w="120" w:type="dxa"/>
+              <w:right w:w="120" w:type="dxa"/>
+            </w:tcMar>
+            <w:tcBorders>
+              <w:top w:val="single" w:sz="4" w:space="0" w:color="CCCCCC"/>
+              <w:bottom w:val="single" w:sz="4" w:space="0" w:color="CCCCCC"/>
+              <w:left w:val="single" w:sz="4" w:space="0" w:color="CCCCCC"/>
+              <w:right w:val="single" w:sz="4" w:space="0" w:color="CCCCCC"/>
+            </w:tcBorders>
+          </w:tcPr>
+          <w:p>
+            <w:pPr>
+              <w:spacing w:before="60" w:after="60" w:line="252" w:lineRule="auto"/>
+              <w:jc w:val="left"/>
+            </w:pPr>
+            <w:r/>
+            <w:r>
+              <w:t>453.25</w:t>
+            </w:r>
+          </w:p>
+        </w:tc>
+        <w:tc>
+          <w:tcPr>
+            <w:tcW w:type="dxa" w:w="2016"/>
+            <w:shd w:fill="FFFFFF"/>
+            <w:tcMar>
+              <w:top w:w="100" w:type="dxa"/>
+              <w:bottom w:w="100" w:type="dxa"/>
+              <w:left w:w="120" w:type="dxa"/>
+              <w:right w:w="120" w:type="dxa"/>
+            </w:tcMar>
+            <w:tcBorders>
+              <w:top w:val="single" w:sz="4" w:space="0" w:color="CCCCCC"/>
+              <w:bottom w:val="single" w:sz="4" w:space="0" w:color="CCCCCC"/>
+              <w:left w:val="single" w:sz="4" w:space="0" w:color="CCCCCC"/>
+              <w:right w:val="single" w:sz="4" w:space="0" w:color="CCCCCC"/>
+            </w:tcBorders>
+          </w:tcPr>
+          <w:p>
+            <w:pPr>
+              <w:spacing w:before="60" w:after="60" w:line="252" w:lineRule="auto"/>
+              <w:jc w:val="left"/>
+            </w:pPr>
+            <w:r/>
+            <w:r>
+              <w:t>456.75</w:t>
+            </w:r>
+          </w:p>
+        </w:tc>
+        <w:tc>
+          <w:tcPr>
+            <w:tcW w:type="dxa" w:w="1152"/>
+            <w:shd w:fill="FFFFFF"/>
+            <w:tcMar>
+              <w:top w:w="100" w:type="dxa"/>
+              <w:bottom w:w="100" w:type="dxa"/>
+              <w:left w:w="120" w:type="dxa"/>
+              <w:right w:w="120" w:type="dxa"/>
+            </w:tcMar>
+            <w:tcBorders>
+              <w:top w:val="single" w:sz="4" w:space="0" w:color="CCCCCC"/>
+              <w:bottom w:val="single" w:sz="4" w:space="0" w:color="CCCCCC"/>
+              <w:left w:val="single" w:sz="4" w:space="0" w:color="CCCCCC"/>
+              <w:right w:val="single" w:sz="4" w:space="0" w:color="CCCCCC"/>
+            </w:tcBorders>
+          </w:tcPr>
+          <w:p>
+            <w:pPr>
+              <w:spacing w:before="60" w:after="60" w:line="252" w:lineRule="auto"/>
+              <w:jc w:val="left"/>
+            </w:pPr>
+            <w:r/>
+            <w:r>
+              <w:t>451.00</w:t>
+            </w:r>
+          </w:p>
+        </w:tc>
+        <w:tc>
+          <w:tcPr>
+            <w:tcW w:type="dxa" w:w="1728"/>
+            <w:shd w:fill="FFFFFF"/>
+            <w:tcMar>
+              <w:top w:w="100" w:type="dxa"/>
+              <w:bottom w:w="100" w:type="dxa"/>
+              <w:left w:w="120" w:type="dxa"/>
+              <w:right w:w="120" w:type="dxa"/>
+            </w:tcMar>
+            <w:tcBorders>
+              <w:top w:val="single" w:sz="4" w:space="0" w:color="CCCCCC"/>
+              <w:bottom w:val="single" w:sz="4" w:space="0" w:color="CCCCCC"/>
+              <w:left w:val="single" w:sz="4" w:space="0" w:color="CCCCCC"/>
+              <w:right w:val="single" w:sz="4" w:space="0" w:color="CCCCCC"/>
+            </w:tcBorders>
+          </w:tcPr>
+          <w:p>
+            <w:pPr>
+              <w:spacing w:before="60" w:after="60" w:line="252" w:lineRule="auto"/>
+              <w:jc w:val="left"/>
+            </w:pPr>
+            <w:r/>
+            <w:r>
+              <w:rPr>
+                <w:b/>
+              </w:rPr>
+              <w:t>453.25</w:t>
             </w:r>
           </w:p>
         </w:tc>
@@ -16930,7 +19750,7 @@
               <w:rPr>
                 <w:b/>
               </w:rPr>
-              <w:t>Wed 12/08</w:t>
+              <w:t>Fri 14/08</w:t>
             </w:r>
           </w:p>
         </w:tc>
@@ -16986,7 +19806,7 @@
             </w:pPr>
             <w:r/>
             <w:r>
-              <w:t>448.75</w:t>
+              <w:t>453.25</w:t>
             </w:r>
           </w:p>
         </w:tc>
@@ -17014,7 +19834,7 @@
             </w:pPr>
             <w:r/>
             <w:r>
-              <w:t>451.50</w:t>
+              <w:t>457.00</w:t>
             </w:r>
           </w:p>
         </w:tc>
@@ -17042,7 +19862,7 @@
             </w:pPr>
             <w:r/>
             <w:r>
-              <w:t>446.25</w:t>
+              <w:t>449.75</w:t>
             </w:r>
           </w:p>
         </w:tc>
@@ -17073,7 +19893,7 @@
               <w:rPr>
                 <w:b/>
               </w:rPr>
-              <w:t>448.25</w:t>
+              <w:t>453.00</w:t>
             </w:r>
           </w:p>
         </w:tc>
@@ -17081,241 +19901,6 @@
           <w:tcPr>
             <w:tcW w:type="dxa" w:w="3456"/>
             <w:shd w:fill="F8FAFC"/>
-            <w:tcMar>
-              <w:top w:w="100" w:type="dxa"/>
-              <w:bottom w:w="100" w:type="dxa"/>
-              <w:left w:w="120" w:type="dxa"/>
-              <w:right w:w="120" w:type="dxa"/>
-            </w:tcMar>
-            <w:tcBorders>
-              <w:top w:val="single" w:sz="4" w:space="0" w:color="CCCCCC"/>
-              <w:bottom w:val="single" w:sz="4" w:space="0" w:color="CCCCCC"/>
-              <w:left w:val="single" w:sz="4" w:space="0" w:color="CCCCCC"/>
-              <w:right w:val="single" w:sz="4" w:space="0" w:color="CCCCCC"/>
-            </w:tcBorders>
-          </w:tcPr>
-          <w:p>
-            <w:pPr>
-              <w:spacing w:before="60" w:after="60" w:line="252" w:lineRule="auto"/>
-              <w:jc w:val="left"/>
-            </w:pPr>
-            <w:r/>
-            <w:r>
-              <w:rPr>
-                <w:b/>
-              </w:rPr>
-              <w:t>-0.50</w:t>
-            </w:r>
-          </w:p>
-        </w:tc>
-        <w:tc>
-          <w:tcPr>
-            <w:tcW w:type="dxa" w:w="1440"/>
-            <w:shd w:fill="F8FAFC"/>
-            <w:tcMar>
-              <w:top w:w="100" w:type="dxa"/>
-              <w:bottom w:w="100" w:type="dxa"/>
-              <w:left w:w="120" w:type="dxa"/>
-              <w:right w:w="120" w:type="dxa"/>
-            </w:tcMar>
-            <w:tcBorders>
-              <w:top w:val="single" w:sz="4" w:space="0" w:color="CCCCCC"/>
-              <w:bottom w:val="single" w:sz="4" w:space="0" w:color="CCCCCC"/>
-              <w:left w:val="single" w:sz="4" w:space="0" w:color="CCCCCC"/>
-              <w:right w:val="single" w:sz="4" w:space="0" w:color="CCCCCC"/>
-            </w:tcBorders>
-          </w:tcPr>
-          <w:p>
-            <w:pPr>
-              <w:spacing w:before="60" w:after="60" w:line="252" w:lineRule="auto"/>
-              <w:jc w:val="left"/>
-            </w:pPr>
-            <w:r/>
-            <w:r>
-              <w:t>BEAR</w:t>
-            </w:r>
-          </w:p>
-        </w:tc>
-      </w:tr>
-      <w:tr>
-        <w:tc>
-          <w:tcPr>
-            <w:tcW w:type="dxa" w:w="1584"/>
-            <w:shd w:fill="FFFFFF"/>
-            <w:tcMar>
-              <w:top w:w="100" w:type="dxa"/>
-              <w:bottom w:w="100" w:type="dxa"/>
-              <w:left w:w="120" w:type="dxa"/>
-              <w:right w:w="120" w:type="dxa"/>
-            </w:tcMar>
-            <w:tcBorders>
-              <w:top w:val="single" w:sz="4" w:space="0" w:color="CCCCCC"/>
-              <w:bottom w:val="single" w:sz="4" w:space="0" w:color="CCCCCC"/>
-              <w:left w:val="single" w:sz="4" w:space="0" w:color="CCCCCC"/>
-              <w:right w:val="single" w:sz="4" w:space="0" w:color="CCCCCC"/>
-            </w:tcBorders>
-          </w:tcPr>
-          <w:p>
-            <w:pPr>
-              <w:spacing w:before="60" w:after="60" w:line="252" w:lineRule="auto"/>
-              <w:jc w:val="left"/>
-            </w:pPr>
-            <w:r/>
-            <w:r>
-              <w:rPr>
-                <w:b/>
-              </w:rPr>
-              <w:t>Wed 12/08</w:t>
-            </w:r>
-          </w:p>
-        </w:tc>
-        <w:tc>
-          <w:tcPr>
-            <w:tcW w:type="dxa" w:w="864"/>
-            <w:shd w:fill="FFFFFF"/>
-            <w:tcMar>
-              <w:top w:w="100" w:type="dxa"/>
-              <w:bottom w:w="100" w:type="dxa"/>
-              <w:left w:w="120" w:type="dxa"/>
-              <w:right w:w="120" w:type="dxa"/>
-            </w:tcMar>
-            <w:tcBorders>
-              <w:top w:val="single" w:sz="4" w:space="0" w:color="CCCCCC"/>
-              <w:bottom w:val="single" w:sz="4" w:space="0" w:color="CCCCCC"/>
-              <w:left w:val="single" w:sz="4" w:space="0" w:color="CCCCCC"/>
-              <w:right w:val="single" w:sz="4" w:space="0" w:color="CCCCCC"/>
-            </w:tcBorders>
-          </w:tcPr>
-          <w:p>
-            <w:pPr>
-              <w:spacing w:before="60" w:after="60" w:line="252" w:lineRule="auto"/>
-              <w:jc w:val="left"/>
-            </w:pPr>
-            <w:r/>
-            <w:r>
-              <w:t>Asia 11-15</w:t>
-            </w:r>
-          </w:p>
-        </w:tc>
-        <w:tc>
-          <w:tcPr>
-            <w:tcW w:type="dxa" w:w="1440"/>
-            <w:shd w:fill="FFFFFF"/>
-            <w:tcMar>
-              <w:top w:w="100" w:type="dxa"/>
-              <w:bottom w:w="100" w:type="dxa"/>
-              <w:left w:w="120" w:type="dxa"/>
-              <w:right w:w="120" w:type="dxa"/>
-            </w:tcMar>
-            <w:tcBorders>
-              <w:top w:val="single" w:sz="4" w:space="0" w:color="CCCCCC"/>
-              <w:bottom w:val="single" w:sz="4" w:space="0" w:color="CCCCCC"/>
-              <w:left w:val="single" w:sz="4" w:space="0" w:color="CCCCCC"/>
-              <w:right w:val="single" w:sz="4" w:space="0" w:color="CCCCCC"/>
-            </w:tcBorders>
-          </w:tcPr>
-          <w:p>
-            <w:pPr>
-              <w:spacing w:before="60" w:after="60" w:line="252" w:lineRule="auto"/>
-              <w:jc w:val="left"/>
-            </w:pPr>
-            <w:r/>
-            <w:r>
-              <w:t>448.25</w:t>
-            </w:r>
-          </w:p>
-        </w:tc>
-        <w:tc>
-          <w:tcPr>
-            <w:tcW w:type="dxa" w:w="2016"/>
-            <w:shd w:fill="FFFFFF"/>
-            <w:tcMar>
-              <w:top w:w="100" w:type="dxa"/>
-              <w:bottom w:w="100" w:type="dxa"/>
-              <w:left w:w="120" w:type="dxa"/>
-              <w:right w:w="120" w:type="dxa"/>
-            </w:tcMar>
-            <w:tcBorders>
-              <w:top w:val="single" w:sz="4" w:space="0" w:color="CCCCCC"/>
-              <w:bottom w:val="single" w:sz="4" w:space="0" w:color="CCCCCC"/>
-              <w:left w:val="single" w:sz="4" w:space="0" w:color="CCCCCC"/>
-              <w:right w:val="single" w:sz="4" w:space="0" w:color="CCCCCC"/>
-            </w:tcBorders>
-          </w:tcPr>
-          <w:p>
-            <w:pPr>
-              <w:spacing w:before="60" w:after="60" w:line="252" w:lineRule="auto"/>
-              <w:jc w:val="left"/>
-            </w:pPr>
-            <w:r/>
-            <w:r>
-              <w:t>451.25</w:t>
-            </w:r>
-          </w:p>
-        </w:tc>
-        <w:tc>
-          <w:tcPr>
-            <w:tcW w:type="dxa" w:w="1152"/>
-            <w:shd w:fill="FFFFFF"/>
-            <w:tcMar>
-              <w:top w:w="100" w:type="dxa"/>
-              <w:bottom w:w="100" w:type="dxa"/>
-              <w:left w:w="120" w:type="dxa"/>
-              <w:right w:w="120" w:type="dxa"/>
-            </w:tcMar>
-            <w:tcBorders>
-              <w:top w:val="single" w:sz="4" w:space="0" w:color="CCCCCC"/>
-              <w:bottom w:val="single" w:sz="4" w:space="0" w:color="CCCCCC"/>
-              <w:left w:val="single" w:sz="4" w:space="0" w:color="CCCCCC"/>
-              <w:right w:val="single" w:sz="4" w:space="0" w:color="CCCCCC"/>
-            </w:tcBorders>
-          </w:tcPr>
-          <w:p>
-            <w:pPr>
-              <w:spacing w:before="60" w:after="60" w:line="252" w:lineRule="auto"/>
-              <w:jc w:val="left"/>
-            </w:pPr>
-            <w:r/>
-            <w:r>
-              <w:t>445.00</w:t>
-            </w:r>
-          </w:p>
-        </w:tc>
-        <w:tc>
-          <w:tcPr>
-            <w:tcW w:type="dxa" w:w="1728"/>
-            <w:shd w:fill="FFFFFF"/>
-            <w:tcMar>
-              <w:top w:w="100" w:type="dxa"/>
-              <w:bottom w:w="100" w:type="dxa"/>
-              <w:left w:w="120" w:type="dxa"/>
-              <w:right w:w="120" w:type="dxa"/>
-            </w:tcMar>
-            <w:tcBorders>
-              <w:top w:val="single" w:sz="4" w:space="0" w:color="CCCCCC"/>
-              <w:bottom w:val="single" w:sz="4" w:space="0" w:color="CCCCCC"/>
-              <w:left w:val="single" w:sz="4" w:space="0" w:color="CCCCCC"/>
-              <w:right w:val="single" w:sz="4" w:space="0" w:color="CCCCCC"/>
-            </w:tcBorders>
-          </w:tcPr>
-          <w:p>
-            <w:pPr>
-              <w:spacing w:before="60" w:after="60" w:line="252" w:lineRule="auto"/>
-              <w:jc w:val="left"/>
-            </w:pPr>
-            <w:r/>
-            <w:r>
-              <w:rPr>
-                <w:b/>
-              </w:rPr>
-              <w:t>448.00</w:t>
-            </w:r>
-          </w:p>
-        </w:tc>
-        <w:tc>
-          <w:tcPr>
-            <w:tcW w:type="dxa" w:w="3456"/>
-            <w:shd w:fill="FFFFFF"/>
             <w:tcMar>
               <w:top w:w="100" w:type="dxa"/>
               <w:bottom w:w="100" w:type="dxa"/>
@@ -17346,7 +19931,7 @@
         <w:tc>
           <w:tcPr>
             <w:tcW w:type="dxa" w:w="1440"/>
-            <w:shd w:fill="FFFFFF"/>
+            <w:shd w:fill="F8FAFC"/>
             <w:tcMar>
               <w:top w:w="100" w:type="dxa"/>
               <w:bottom w:w="100" w:type="dxa"/>
@@ -17376,7 +19961,7 @@
         <w:tc>
           <w:tcPr>
             <w:tcW w:type="dxa" w:w="1584"/>
-            <w:shd w:fill="F8FAFC"/>
+            <w:shd w:fill="FFFFFF"/>
             <w:tcMar>
               <w:top w:w="100" w:type="dxa"/>
               <w:bottom w:w="100" w:type="dxa"/>
@@ -17400,126 +19985,126 @@
               <w:rPr>
                 <w:b/>
               </w:rPr>
-              <w:t>Wed 12/08</w:t>
+              <w:t>Fri 14/08</w:t>
             </w:r>
           </w:p>
         </w:tc>
         <w:tc>
           <w:tcPr>
             <w:tcW w:type="dxa" w:w="864"/>
-            <w:shd w:fill="F8FAFC"/>
-            <w:tcMar>
-              <w:top w:w="100" w:type="dxa"/>
-              <w:bottom w:w="100" w:type="dxa"/>
-              <w:left w:w="120" w:type="dxa"/>
-              <w:right w:w="120" w:type="dxa"/>
-            </w:tcMar>
-            <w:tcBorders>
-              <w:top w:val="single" w:sz="4" w:space="0" w:color="CCCCCC"/>
-              <w:bottom w:val="single" w:sz="4" w:space="0" w:color="CCCCCC"/>
-              <w:left w:val="single" w:sz="4" w:space="0" w:color="CCCCCC"/>
-              <w:right w:val="single" w:sz="4" w:space="0" w:color="CCCCCC"/>
-            </w:tcBorders>
-          </w:tcPr>
-          <w:p>
-            <w:pPr>
-              <w:spacing w:before="60" w:after="60" w:line="252" w:lineRule="auto"/>
-              <w:jc w:val="left"/>
-            </w:pPr>
-            <w:r/>
-            <w:r>
-              <w:t>London 15-19</w:t>
+            <w:shd w:fill="FFFFFF"/>
+            <w:tcMar>
+              <w:top w:w="100" w:type="dxa"/>
+              <w:bottom w:w="100" w:type="dxa"/>
+              <w:left w:w="120" w:type="dxa"/>
+              <w:right w:w="120" w:type="dxa"/>
+            </w:tcMar>
+            <w:tcBorders>
+              <w:top w:val="single" w:sz="4" w:space="0" w:color="CCCCCC"/>
+              <w:bottom w:val="single" w:sz="4" w:space="0" w:color="CCCCCC"/>
+              <w:left w:val="single" w:sz="4" w:space="0" w:color="CCCCCC"/>
+              <w:right w:val="single" w:sz="4" w:space="0" w:color="CCCCCC"/>
+            </w:tcBorders>
+          </w:tcPr>
+          <w:p>
+            <w:pPr>
+              <w:spacing w:before="60" w:after="60" w:line="252" w:lineRule="auto"/>
+              <w:jc w:val="left"/>
+            </w:pPr>
+            <w:r/>
+            <w:r>
+              <w:t>Asia 11-15</w:t>
             </w:r>
           </w:p>
         </w:tc>
         <w:tc>
           <w:tcPr>
             <w:tcW w:type="dxa" w:w="1440"/>
-            <w:shd w:fill="F8FAFC"/>
-            <w:tcMar>
-              <w:top w:w="100" w:type="dxa"/>
-              <w:bottom w:w="100" w:type="dxa"/>
-              <w:left w:w="120" w:type="dxa"/>
-              <w:right w:w="120" w:type="dxa"/>
-            </w:tcMar>
-            <w:tcBorders>
-              <w:top w:val="single" w:sz="4" w:space="0" w:color="CCCCCC"/>
-              <w:bottom w:val="single" w:sz="4" w:space="0" w:color="CCCCCC"/>
-              <w:left w:val="single" w:sz="4" w:space="0" w:color="CCCCCC"/>
-              <w:right w:val="single" w:sz="4" w:space="0" w:color="CCCCCC"/>
-            </w:tcBorders>
-          </w:tcPr>
-          <w:p>
-            <w:pPr>
-              <w:spacing w:before="60" w:after="60" w:line="252" w:lineRule="auto"/>
-              <w:jc w:val="left"/>
-            </w:pPr>
-            <w:r/>
-            <w:r>
-              <w:t>448.00</w:t>
+            <w:shd w:fill="FFFFFF"/>
+            <w:tcMar>
+              <w:top w:w="100" w:type="dxa"/>
+              <w:bottom w:w="100" w:type="dxa"/>
+              <w:left w:w="120" w:type="dxa"/>
+              <w:right w:w="120" w:type="dxa"/>
+            </w:tcMar>
+            <w:tcBorders>
+              <w:top w:val="single" w:sz="4" w:space="0" w:color="CCCCCC"/>
+              <w:bottom w:val="single" w:sz="4" w:space="0" w:color="CCCCCC"/>
+              <w:left w:val="single" w:sz="4" w:space="0" w:color="CCCCCC"/>
+              <w:right w:val="single" w:sz="4" w:space="0" w:color="CCCCCC"/>
+            </w:tcBorders>
+          </w:tcPr>
+          <w:p>
+            <w:pPr>
+              <w:spacing w:before="60" w:after="60" w:line="252" w:lineRule="auto"/>
+              <w:jc w:val="left"/>
+            </w:pPr>
+            <w:r/>
+            <w:r>
+              <w:t>453.00</w:t>
             </w:r>
           </w:p>
         </w:tc>
         <w:tc>
           <w:tcPr>
             <w:tcW w:type="dxa" w:w="2016"/>
-            <w:shd w:fill="F8FAFC"/>
-            <w:tcMar>
-              <w:top w:w="100" w:type="dxa"/>
-              <w:bottom w:w="100" w:type="dxa"/>
-              <w:left w:w="120" w:type="dxa"/>
-              <w:right w:w="120" w:type="dxa"/>
-            </w:tcMar>
-            <w:tcBorders>
-              <w:top w:val="single" w:sz="4" w:space="0" w:color="CCCCCC"/>
-              <w:bottom w:val="single" w:sz="4" w:space="0" w:color="CCCCCC"/>
-              <w:left w:val="single" w:sz="4" w:space="0" w:color="CCCCCC"/>
-              <w:right w:val="single" w:sz="4" w:space="0" w:color="CCCCCC"/>
-            </w:tcBorders>
-          </w:tcPr>
-          <w:p>
-            <w:pPr>
-              <w:spacing w:before="60" w:after="60" w:line="252" w:lineRule="auto"/>
-              <w:jc w:val="left"/>
-            </w:pPr>
-            <w:r/>
-            <w:r>
-              <w:t>452.00</w:t>
+            <w:shd w:fill="FFFFFF"/>
+            <w:tcMar>
+              <w:top w:w="100" w:type="dxa"/>
+              <w:bottom w:w="100" w:type="dxa"/>
+              <w:left w:w="120" w:type="dxa"/>
+              <w:right w:w="120" w:type="dxa"/>
+            </w:tcMar>
+            <w:tcBorders>
+              <w:top w:val="single" w:sz="4" w:space="0" w:color="CCCCCC"/>
+              <w:bottom w:val="single" w:sz="4" w:space="0" w:color="CCCCCC"/>
+              <w:left w:val="single" w:sz="4" w:space="0" w:color="CCCCCC"/>
+              <w:right w:val="single" w:sz="4" w:space="0" w:color="CCCCCC"/>
+            </w:tcBorders>
+          </w:tcPr>
+          <w:p>
+            <w:pPr>
+              <w:spacing w:before="60" w:after="60" w:line="252" w:lineRule="auto"/>
+              <w:jc w:val="left"/>
+            </w:pPr>
+            <w:r/>
+            <w:r>
+              <w:t>456.50</w:t>
             </w:r>
           </w:p>
         </w:tc>
         <w:tc>
           <w:tcPr>
             <w:tcW w:type="dxa" w:w="1152"/>
-            <w:shd w:fill="F8FAFC"/>
-            <w:tcMar>
-              <w:top w:w="100" w:type="dxa"/>
-              <w:bottom w:w="100" w:type="dxa"/>
-              <w:left w:w="120" w:type="dxa"/>
-              <w:right w:w="120" w:type="dxa"/>
-            </w:tcMar>
-            <w:tcBorders>
-              <w:top w:val="single" w:sz="4" w:space="0" w:color="CCCCCC"/>
-              <w:bottom w:val="single" w:sz="4" w:space="0" w:color="CCCCCC"/>
-              <w:left w:val="single" w:sz="4" w:space="0" w:color="CCCCCC"/>
-              <w:right w:val="single" w:sz="4" w:space="0" w:color="CCCCCC"/>
-            </w:tcBorders>
-          </w:tcPr>
-          <w:p>
-            <w:pPr>
-              <w:spacing w:before="60" w:after="60" w:line="252" w:lineRule="auto"/>
-              <w:jc w:val="left"/>
-            </w:pPr>
-            <w:r/>
-            <w:r>
-              <w:t>442.75</w:t>
+            <w:shd w:fill="FFFFFF"/>
+            <w:tcMar>
+              <w:top w:w="100" w:type="dxa"/>
+              <w:bottom w:w="100" w:type="dxa"/>
+              <w:left w:w="120" w:type="dxa"/>
+              <w:right w:w="120" w:type="dxa"/>
+            </w:tcMar>
+            <w:tcBorders>
+              <w:top w:val="single" w:sz="4" w:space="0" w:color="CCCCCC"/>
+              <w:bottom w:val="single" w:sz="4" w:space="0" w:color="CCCCCC"/>
+              <w:left w:val="single" w:sz="4" w:space="0" w:color="CCCCCC"/>
+              <w:right w:val="single" w:sz="4" w:space="0" w:color="CCCCCC"/>
+            </w:tcBorders>
+          </w:tcPr>
+          <w:p>
+            <w:pPr>
+              <w:spacing w:before="60" w:after="60" w:line="252" w:lineRule="auto"/>
+              <w:jc w:val="left"/>
+            </w:pPr>
+            <w:r/>
+            <w:r>
+              <w:t>449.75</w:t>
             </w:r>
           </w:p>
         </w:tc>
         <w:tc>
           <w:tcPr>
             <w:tcW w:type="dxa" w:w="1728"/>
-            <w:shd w:fill="F8FAFC"/>
+            <w:shd w:fill="FFFFFF"/>
             <w:tcMar>
               <w:top w:w="100" w:type="dxa"/>
               <w:bottom w:w="100" w:type="dxa"/>
@@ -17543,7 +20128,712 @@
               <w:rPr>
                 <w:b/>
               </w:rPr>
-              <w:t>448.50</w:t>
+              <w:t>452.75</w:t>
+            </w:r>
+          </w:p>
+        </w:tc>
+        <w:tc>
+          <w:tcPr>
+            <w:tcW w:type="dxa" w:w="3456"/>
+            <w:shd w:fill="FFFFFF"/>
+            <w:tcMar>
+              <w:top w:w="100" w:type="dxa"/>
+              <w:bottom w:w="100" w:type="dxa"/>
+              <w:left w:w="120" w:type="dxa"/>
+              <w:right w:w="120" w:type="dxa"/>
+            </w:tcMar>
+            <w:tcBorders>
+              <w:top w:val="single" w:sz="4" w:space="0" w:color="CCCCCC"/>
+              <w:bottom w:val="single" w:sz="4" w:space="0" w:color="CCCCCC"/>
+              <w:left w:val="single" w:sz="4" w:space="0" w:color="CCCCCC"/>
+              <w:right w:val="single" w:sz="4" w:space="0" w:color="CCCCCC"/>
+            </w:tcBorders>
+          </w:tcPr>
+          <w:p>
+            <w:pPr>
+              <w:spacing w:before="60" w:after="60" w:line="252" w:lineRule="auto"/>
+              <w:jc w:val="left"/>
+            </w:pPr>
+            <w:r/>
+            <w:r>
+              <w:rPr>
+                <w:b/>
+              </w:rPr>
+              <w:t>-0.25</w:t>
+            </w:r>
+          </w:p>
+        </w:tc>
+        <w:tc>
+          <w:tcPr>
+            <w:tcW w:type="dxa" w:w="1440"/>
+            <w:shd w:fill="FFFFFF"/>
+            <w:tcMar>
+              <w:top w:w="100" w:type="dxa"/>
+              <w:bottom w:w="100" w:type="dxa"/>
+              <w:left w:w="120" w:type="dxa"/>
+              <w:right w:w="120" w:type="dxa"/>
+            </w:tcMar>
+            <w:tcBorders>
+              <w:top w:val="single" w:sz="4" w:space="0" w:color="CCCCCC"/>
+              <w:bottom w:val="single" w:sz="4" w:space="0" w:color="CCCCCC"/>
+              <w:left w:val="single" w:sz="4" w:space="0" w:color="CCCCCC"/>
+              <w:right w:val="single" w:sz="4" w:space="0" w:color="CCCCCC"/>
+            </w:tcBorders>
+          </w:tcPr>
+          <w:p>
+            <w:pPr>
+              <w:spacing w:before="60" w:after="60" w:line="252" w:lineRule="auto"/>
+              <w:jc w:val="left"/>
+            </w:pPr>
+            <w:r/>
+            <w:r>
+              <w:t>BEAR</w:t>
+            </w:r>
+          </w:p>
+        </w:tc>
+      </w:tr>
+      <w:tr>
+        <w:tc>
+          <w:tcPr>
+            <w:tcW w:type="dxa" w:w="1584"/>
+            <w:shd w:fill="F8FAFC"/>
+            <w:tcMar>
+              <w:top w:w="100" w:type="dxa"/>
+              <w:bottom w:w="100" w:type="dxa"/>
+              <w:left w:w="120" w:type="dxa"/>
+              <w:right w:w="120" w:type="dxa"/>
+            </w:tcMar>
+            <w:tcBorders>
+              <w:top w:val="single" w:sz="4" w:space="0" w:color="CCCCCC"/>
+              <w:bottom w:val="single" w:sz="4" w:space="0" w:color="CCCCCC"/>
+              <w:left w:val="single" w:sz="4" w:space="0" w:color="CCCCCC"/>
+              <w:right w:val="single" w:sz="4" w:space="0" w:color="CCCCCC"/>
+            </w:tcBorders>
+          </w:tcPr>
+          <w:p>
+            <w:pPr>
+              <w:spacing w:before="60" w:after="60" w:line="252" w:lineRule="auto"/>
+              <w:jc w:val="left"/>
+            </w:pPr>
+            <w:r/>
+            <w:r>
+              <w:rPr>
+                <w:b/>
+              </w:rPr>
+              <w:t>Fri 14/08</w:t>
+            </w:r>
+          </w:p>
+        </w:tc>
+        <w:tc>
+          <w:tcPr>
+            <w:tcW w:type="dxa" w:w="864"/>
+            <w:shd w:fill="F8FAFC"/>
+            <w:tcMar>
+              <w:top w:w="100" w:type="dxa"/>
+              <w:bottom w:w="100" w:type="dxa"/>
+              <w:left w:w="120" w:type="dxa"/>
+              <w:right w:w="120" w:type="dxa"/>
+            </w:tcMar>
+            <w:tcBorders>
+              <w:top w:val="single" w:sz="4" w:space="0" w:color="CCCCCC"/>
+              <w:bottom w:val="single" w:sz="4" w:space="0" w:color="CCCCCC"/>
+              <w:left w:val="single" w:sz="4" w:space="0" w:color="CCCCCC"/>
+              <w:right w:val="single" w:sz="4" w:space="0" w:color="CCCCCC"/>
+            </w:tcBorders>
+          </w:tcPr>
+          <w:p>
+            <w:pPr>
+              <w:spacing w:before="60" w:after="60" w:line="252" w:lineRule="auto"/>
+              <w:jc w:val="left"/>
+            </w:pPr>
+            <w:r/>
+            <w:r>
+              <w:t>London 15-19</w:t>
+            </w:r>
+          </w:p>
+        </w:tc>
+        <w:tc>
+          <w:tcPr>
+            <w:tcW w:type="dxa" w:w="1440"/>
+            <w:shd w:fill="F8FAFC"/>
+            <w:tcMar>
+              <w:top w:w="100" w:type="dxa"/>
+              <w:bottom w:w="100" w:type="dxa"/>
+              <w:left w:w="120" w:type="dxa"/>
+              <w:right w:w="120" w:type="dxa"/>
+            </w:tcMar>
+            <w:tcBorders>
+              <w:top w:val="single" w:sz="4" w:space="0" w:color="CCCCCC"/>
+              <w:bottom w:val="single" w:sz="4" w:space="0" w:color="CCCCCC"/>
+              <w:left w:val="single" w:sz="4" w:space="0" w:color="CCCCCC"/>
+              <w:right w:val="single" w:sz="4" w:space="0" w:color="CCCCCC"/>
+            </w:tcBorders>
+          </w:tcPr>
+          <w:p>
+            <w:pPr>
+              <w:spacing w:before="60" w:after="60" w:line="252" w:lineRule="auto"/>
+              <w:jc w:val="left"/>
+            </w:pPr>
+            <w:r/>
+            <w:r>
+              <w:t>452.75</w:t>
+            </w:r>
+          </w:p>
+        </w:tc>
+        <w:tc>
+          <w:tcPr>
+            <w:tcW w:type="dxa" w:w="2016"/>
+            <w:shd w:fill="F8FAFC"/>
+            <w:tcMar>
+              <w:top w:w="100" w:type="dxa"/>
+              <w:bottom w:w="100" w:type="dxa"/>
+              <w:left w:w="120" w:type="dxa"/>
+              <w:right w:w="120" w:type="dxa"/>
+            </w:tcMar>
+            <w:tcBorders>
+              <w:top w:val="single" w:sz="4" w:space="0" w:color="CCCCCC"/>
+              <w:bottom w:val="single" w:sz="4" w:space="0" w:color="CCCCCC"/>
+              <w:left w:val="single" w:sz="4" w:space="0" w:color="CCCCCC"/>
+              <w:right w:val="single" w:sz="4" w:space="0" w:color="CCCCCC"/>
+            </w:tcBorders>
+          </w:tcPr>
+          <w:p>
+            <w:pPr>
+              <w:spacing w:before="60" w:after="60" w:line="252" w:lineRule="auto"/>
+              <w:jc w:val="left"/>
+            </w:pPr>
+            <w:r/>
+            <w:r>
+              <w:t>455.75</w:t>
+            </w:r>
+          </w:p>
+        </w:tc>
+        <w:tc>
+          <w:tcPr>
+            <w:tcW w:type="dxa" w:w="1152"/>
+            <w:shd w:fill="F8FAFC"/>
+            <w:tcMar>
+              <w:top w:w="100" w:type="dxa"/>
+              <w:bottom w:w="100" w:type="dxa"/>
+              <w:left w:w="120" w:type="dxa"/>
+              <w:right w:w="120" w:type="dxa"/>
+            </w:tcMar>
+            <w:tcBorders>
+              <w:top w:val="single" w:sz="4" w:space="0" w:color="CCCCCC"/>
+              <w:bottom w:val="single" w:sz="4" w:space="0" w:color="CCCCCC"/>
+              <w:left w:val="single" w:sz="4" w:space="0" w:color="CCCCCC"/>
+              <w:right w:val="single" w:sz="4" w:space="0" w:color="CCCCCC"/>
+            </w:tcBorders>
+          </w:tcPr>
+          <w:p>
+            <w:pPr>
+              <w:spacing w:before="60" w:after="60" w:line="252" w:lineRule="auto"/>
+              <w:jc w:val="left"/>
+            </w:pPr>
+            <w:r/>
+            <w:r>
+              <w:t>450.00</w:t>
+            </w:r>
+          </w:p>
+        </w:tc>
+        <w:tc>
+          <w:tcPr>
+            <w:tcW w:type="dxa" w:w="1728"/>
+            <w:shd w:fill="F8FAFC"/>
+            <w:tcMar>
+              <w:top w:w="100" w:type="dxa"/>
+              <w:bottom w:w="100" w:type="dxa"/>
+              <w:left w:w="120" w:type="dxa"/>
+              <w:right w:w="120" w:type="dxa"/>
+            </w:tcMar>
+            <w:tcBorders>
+              <w:top w:val="single" w:sz="4" w:space="0" w:color="CCCCCC"/>
+              <w:bottom w:val="single" w:sz="4" w:space="0" w:color="CCCCCC"/>
+              <w:left w:val="single" w:sz="4" w:space="0" w:color="CCCCCC"/>
+              <w:right w:val="single" w:sz="4" w:space="0" w:color="CCCCCC"/>
+            </w:tcBorders>
+          </w:tcPr>
+          <w:p>
+            <w:pPr>
+              <w:spacing w:before="60" w:after="60" w:line="252" w:lineRule="auto"/>
+              <w:jc w:val="left"/>
+            </w:pPr>
+            <w:r/>
+            <w:r>
+              <w:rPr>
+                <w:b/>
+              </w:rPr>
+              <w:t>453.00</w:t>
+            </w:r>
+          </w:p>
+        </w:tc>
+        <w:tc>
+          <w:tcPr>
+            <w:tcW w:type="dxa" w:w="3456"/>
+            <w:shd w:fill="F8FAFC"/>
+            <w:tcMar>
+              <w:top w:w="100" w:type="dxa"/>
+              <w:bottom w:w="100" w:type="dxa"/>
+              <w:left w:w="120" w:type="dxa"/>
+              <w:right w:w="120" w:type="dxa"/>
+            </w:tcMar>
+            <w:tcBorders>
+              <w:top w:val="single" w:sz="4" w:space="0" w:color="CCCCCC"/>
+              <w:bottom w:val="single" w:sz="4" w:space="0" w:color="CCCCCC"/>
+              <w:left w:val="single" w:sz="4" w:space="0" w:color="CCCCCC"/>
+              <w:right w:val="single" w:sz="4" w:space="0" w:color="CCCCCC"/>
+            </w:tcBorders>
+          </w:tcPr>
+          <w:p>
+            <w:pPr>
+              <w:spacing w:before="60" w:after="60" w:line="252" w:lineRule="auto"/>
+              <w:jc w:val="left"/>
+            </w:pPr>
+            <w:r/>
+            <w:r>
+              <w:rPr>
+                <w:b/>
+              </w:rPr>
+              <w:t>+0.25</w:t>
+            </w:r>
+          </w:p>
+        </w:tc>
+        <w:tc>
+          <w:tcPr>
+            <w:tcW w:type="dxa" w:w="1440"/>
+            <w:shd w:fill="F8FAFC"/>
+            <w:tcMar>
+              <w:top w:w="100" w:type="dxa"/>
+              <w:bottom w:w="100" w:type="dxa"/>
+              <w:left w:w="120" w:type="dxa"/>
+              <w:right w:w="120" w:type="dxa"/>
+            </w:tcMar>
+            <w:tcBorders>
+              <w:top w:val="single" w:sz="4" w:space="0" w:color="CCCCCC"/>
+              <w:bottom w:val="single" w:sz="4" w:space="0" w:color="CCCCCC"/>
+              <w:left w:val="single" w:sz="4" w:space="0" w:color="CCCCCC"/>
+              <w:right w:val="single" w:sz="4" w:space="0" w:color="CCCCCC"/>
+            </w:tcBorders>
+          </w:tcPr>
+          <w:p>
+            <w:pPr>
+              <w:spacing w:before="60" w:after="60" w:line="252" w:lineRule="auto"/>
+              <w:jc w:val="left"/>
+            </w:pPr>
+            <w:r/>
+            <w:r>
+              <w:t>BULL</w:t>
+            </w:r>
+          </w:p>
+        </w:tc>
+      </w:tr>
+      <w:tr>
+        <w:tc>
+          <w:tcPr>
+            <w:tcW w:type="dxa" w:w="1584"/>
+            <w:shd w:fill="FFFFFF"/>
+            <w:tcMar>
+              <w:top w:w="100" w:type="dxa"/>
+              <w:bottom w:w="100" w:type="dxa"/>
+              <w:left w:w="120" w:type="dxa"/>
+              <w:right w:w="120" w:type="dxa"/>
+            </w:tcMar>
+            <w:tcBorders>
+              <w:top w:val="single" w:sz="4" w:space="0" w:color="CCCCCC"/>
+              <w:bottom w:val="single" w:sz="4" w:space="0" w:color="CCCCCC"/>
+              <w:left w:val="single" w:sz="4" w:space="0" w:color="CCCCCC"/>
+              <w:right w:val="single" w:sz="4" w:space="0" w:color="CCCCCC"/>
+            </w:tcBorders>
+          </w:tcPr>
+          <w:p>
+            <w:pPr>
+              <w:spacing w:before="60" w:after="60" w:line="252" w:lineRule="auto"/>
+              <w:jc w:val="left"/>
+            </w:pPr>
+            <w:r/>
+            <w:r>
+              <w:rPr>
+                <w:b/>
+              </w:rPr>
+              <w:t>Fri 14/08</w:t>
+            </w:r>
+          </w:p>
+        </w:tc>
+        <w:tc>
+          <w:tcPr>
+            <w:tcW w:type="dxa" w:w="864"/>
+            <w:shd w:fill="FFFFFF"/>
+            <w:tcMar>
+              <w:top w:w="100" w:type="dxa"/>
+              <w:bottom w:w="100" w:type="dxa"/>
+              <w:left w:w="120" w:type="dxa"/>
+              <w:right w:w="120" w:type="dxa"/>
+            </w:tcMar>
+            <w:tcBorders>
+              <w:top w:val="single" w:sz="4" w:space="0" w:color="CCCCCC"/>
+              <w:bottom w:val="single" w:sz="4" w:space="0" w:color="CCCCCC"/>
+              <w:left w:val="single" w:sz="4" w:space="0" w:color="CCCCCC"/>
+              <w:right w:val="single" w:sz="4" w:space="0" w:color="CCCCCC"/>
+            </w:tcBorders>
+          </w:tcPr>
+          <w:p>
+            <w:pPr>
+              <w:spacing w:before="60" w:after="60" w:line="252" w:lineRule="auto"/>
+              <w:jc w:val="left"/>
+            </w:pPr>
+            <w:r/>
+            <w:r>
+              <w:t>Pre-NY 19-21</w:t>
+            </w:r>
+          </w:p>
+        </w:tc>
+        <w:tc>
+          <w:tcPr>
+            <w:tcW w:type="dxa" w:w="1440"/>
+            <w:shd w:fill="FFFFFF"/>
+            <w:tcMar>
+              <w:top w:w="100" w:type="dxa"/>
+              <w:bottom w:w="100" w:type="dxa"/>
+              <w:left w:w="120" w:type="dxa"/>
+              <w:right w:w="120" w:type="dxa"/>
+            </w:tcMar>
+            <w:tcBorders>
+              <w:top w:val="single" w:sz="4" w:space="0" w:color="CCCCCC"/>
+              <w:bottom w:val="single" w:sz="4" w:space="0" w:color="CCCCCC"/>
+              <w:left w:val="single" w:sz="4" w:space="0" w:color="CCCCCC"/>
+              <w:right w:val="single" w:sz="4" w:space="0" w:color="CCCCCC"/>
+            </w:tcBorders>
+          </w:tcPr>
+          <w:p>
+            <w:pPr>
+              <w:spacing w:before="60" w:after="60" w:line="252" w:lineRule="auto"/>
+              <w:jc w:val="left"/>
+            </w:pPr>
+            <w:r/>
+            <w:r>
+              <w:t>453.00</w:t>
+            </w:r>
+          </w:p>
+        </w:tc>
+        <w:tc>
+          <w:tcPr>
+            <w:tcW w:type="dxa" w:w="2016"/>
+            <w:shd w:fill="FFFFFF"/>
+            <w:tcMar>
+              <w:top w:w="100" w:type="dxa"/>
+              <w:bottom w:w="100" w:type="dxa"/>
+              <w:left w:w="120" w:type="dxa"/>
+              <w:right w:w="120" w:type="dxa"/>
+            </w:tcMar>
+            <w:tcBorders>
+              <w:top w:val="single" w:sz="4" w:space="0" w:color="CCCCCC"/>
+              <w:bottom w:val="single" w:sz="4" w:space="0" w:color="CCCCCC"/>
+              <w:left w:val="single" w:sz="4" w:space="0" w:color="CCCCCC"/>
+              <w:right w:val="single" w:sz="4" w:space="0" w:color="CCCCCC"/>
+            </w:tcBorders>
+          </w:tcPr>
+          <w:p>
+            <w:pPr>
+              <w:spacing w:before="60" w:after="60" w:line="252" w:lineRule="auto"/>
+              <w:jc w:val="left"/>
+            </w:pPr>
+            <w:r/>
+            <w:r>
+              <w:t>456.00</w:t>
+            </w:r>
+          </w:p>
+        </w:tc>
+        <w:tc>
+          <w:tcPr>
+            <w:tcW w:type="dxa" w:w="1152"/>
+            <w:shd w:fill="FFFFFF"/>
+            <w:tcMar>
+              <w:top w:w="100" w:type="dxa"/>
+              <w:bottom w:w="100" w:type="dxa"/>
+              <w:left w:w="120" w:type="dxa"/>
+              <w:right w:w="120" w:type="dxa"/>
+            </w:tcMar>
+            <w:tcBorders>
+              <w:top w:val="single" w:sz="4" w:space="0" w:color="CCCCCC"/>
+              <w:bottom w:val="single" w:sz="4" w:space="0" w:color="CCCCCC"/>
+              <w:left w:val="single" w:sz="4" w:space="0" w:color="CCCCCC"/>
+              <w:right w:val="single" w:sz="4" w:space="0" w:color="CCCCCC"/>
+            </w:tcBorders>
+          </w:tcPr>
+          <w:p>
+            <w:pPr>
+              <w:spacing w:before="60" w:after="60" w:line="252" w:lineRule="auto"/>
+              <w:jc w:val="left"/>
+            </w:pPr>
+            <w:r/>
+            <w:r>
+              <w:t>450.25</w:t>
+            </w:r>
+          </w:p>
+        </w:tc>
+        <w:tc>
+          <w:tcPr>
+            <w:tcW w:type="dxa" w:w="1728"/>
+            <w:shd w:fill="FFFFFF"/>
+            <w:tcMar>
+              <w:top w:w="100" w:type="dxa"/>
+              <w:bottom w:w="100" w:type="dxa"/>
+              <w:left w:w="120" w:type="dxa"/>
+              <w:right w:w="120" w:type="dxa"/>
+            </w:tcMar>
+            <w:tcBorders>
+              <w:top w:val="single" w:sz="4" w:space="0" w:color="CCCCCC"/>
+              <w:bottom w:val="single" w:sz="4" w:space="0" w:color="CCCCCC"/>
+              <w:left w:val="single" w:sz="4" w:space="0" w:color="CCCCCC"/>
+              <w:right w:val="single" w:sz="4" w:space="0" w:color="CCCCCC"/>
+            </w:tcBorders>
+          </w:tcPr>
+          <w:p>
+            <w:pPr>
+              <w:spacing w:before="60" w:after="60" w:line="252" w:lineRule="auto"/>
+              <w:jc w:val="left"/>
+            </w:pPr>
+            <w:r/>
+            <w:r>
+              <w:rPr>
+                <w:b/>
+              </w:rPr>
+              <w:t>453.00</w:t>
+            </w:r>
+          </w:p>
+        </w:tc>
+        <w:tc>
+          <w:tcPr>
+            <w:tcW w:type="dxa" w:w="3456"/>
+            <w:shd w:fill="FFFFFF"/>
+            <w:tcMar>
+              <w:top w:w="100" w:type="dxa"/>
+              <w:bottom w:w="100" w:type="dxa"/>
+              <w:left w:w="120" w:type="dxa"/>
+              <w:right w:w="120" w:type="dxa"/>
+            </w:tcMar>
+            <w:tcBorders>
+              <w:top w:val="single" w:sz="4" w:space="0" w:color="CCCCCC"/>
+              <w:bottom w:val="single" w:sz="4" w:space="0" w:color="CCCCCC"/>
+              <w:left w:val="single" w:sz="4" w:space="0" w:color="CCCCCC"/>
+              <w:right w:val="single" w:sz="4" w:space="0" w:color="CCCCCC"/>
+            </w:tcBorders>
+          </w:tcPr>
+          <w:p>
+            <w:pPr>
+              <w:spacing w:before="60" w:after="60" w:line="252" w:lineRule="auto"/>
+              <w:jc w:val="left"/>
+            </w:pPr>
+            <w:r/>
+            <w:r>
+              <w:rPr>
+                <w:b/>
+              </w:rPr>
+              <w:t>+0.00</w:t>
+            </w:r>
+          </w:p>
+        </w:tc>
+        <w:tc>
+          <w:tcPr>
+            <w:tcW w:type="dxa" w:w="1440"/>
+            <w:shd w:fill="FFFFFF"/>
+            <w:tcMar>
+              <w:top w:w="100" w:type="dxa"/>
+              <w:bottom w:w="100" w:type="dxa"/>
+              <w:left w:w="120" w:type="dxa"/>
+              <w:right w:w="120" w:type="dxa"/>
+            </w:tcMar>
+            <w:tcBorders>
+              <w:top w:val="single" w:sz="4" w:space="0" w:color="CCCCCC"/>
+              <w:bottom w:val="single" w:sz="4" w:space="0" w:color="CCCCCC"/>
+              <w:left w:val="single" w:sz="4" w:space="0" w:color="CCCCCC"/>
+              <w:right w:val="single" w:sz="4" w:space="0" w:color="CCCCCC"/>
+            </w:tcBorders>
+          </w:tcPr>
+          <w:p>
+            <w:pPr>
+              <w:spacing w:before="60" w:after="60" w:line="252" w:lineRule="auto"/>
+              <w:jc w:val="left"/>
+            </w:pPr>
+            <w:r/>
+            <w:r>
+              <w:t>BEAR</w:t>
+            </w:r>
+          </w:p>
+        </w:tc>
+      </w:tr>
+      <w:tr>
+        <w:tc>
+          <w:tcPr>
+            <w:tcW w:type="dxa" w:w="1584"/>
+            <w:shd w:fill="F8FAFC"/>
+            <w:tcMar>
+              <w:top w:w="100" w:type="dxa"/>
+              <w:bottom w:w="100" w:type="dxa"/>
+              <w:left w:w="120" w:type="dxa"/>
+              <w:right w:w="120" w:type="dxa"/>
+            </w:tcMar>
+            <w:tcBorders>
+              <w:top w:val="single" w:sz="4" w:space="0" w:color="CCCCCC"/>
+              <w:bottom w:val="single" w:sz="4" w:space="0" w:color="CCCCCC"/>
+              <w:left w:val="single" w:sz="4" w:space="0" w:color="CCCCCC"/>
+              <w:right w:val="single" w:sz="4" w:space="0" w:color="CCCCCC"/>
+            </w:tcBorders>
+          </w:tcPr>
+          <w:p>
+            <w:pPr>
+              <w:spacing w:before="60" w:after="60" w:line="252" w:lineRule="auto"/>
+              <w:jc w:val="left"/>
+            </w:pPr>
+            <w:r/>
+            <w:r>
+              <w:rPr>
+                <w:b/>
+              </w:rPr>
+              <w:t>Fri 14/08</w:t>
+            </w:r>
+          </w:p>
+        </w:tc>
+        <w:tc>
+          <w:tcPr>
+            <w:tcW w:type="dxa" w:w="864"/>
+            <w:shd w:fill="F8FAFC"/>
+            <w:tcMar>
+              <w:top w:w="100" w:type="dxa"/>
+              <w:bottom w:w="100" w:type="dxa"/>
+              <w:left w:w="120" w:type="dxa"/>
+              <w:right w:w="120" w:type="dxa"/>
+            </w:tcMar>
+            <w:tcBorders>
+              <w:top w:val="single" w:sz="4" w:space="0" w:color="CCCCCC"/>
+              <w:bottom w:val="single" w:sz="4" w:space="0" w:color="CCCCCC"/>
+              <w:left w:val="single" w:sz="4" w:space="0" w:color="CCCCCC"/>
+              <w:right w:val="single" w:sz="4" w:space="0" w:color="CCCCCC"/>
+            </w:tcBorders>
+          </w:tcPr>
+          <w:p>
+            <w:pPr>
+              <w:spacing w:before="60" w:after="60" w:line="252" w:lineRule="auto"/>
+              <w:jc w:val="left"/>
+            </w:pPr>
+            <w:r/>
+            <w:r>
+              <w:t>NY Open 21-23</w:t>
+            </w:r>
+          </w:p>
+        </w:tc>
+        <w:tc>
+          <w:tcPr>
+            <w:tcW w:type="dxa" w:w="1440"/>
+            <w:shd w:fill="F8FAFC"/>
+            <w:tcMar>
+              <w:top w:w="100" w:type="dxa"/>
+              <w:bottom w:w="100" w:type="dxa"/>
+              <w:left w:w="120" w:type="dxa"/>
+              <w:right w:w="120" w:type="dxa"/>
+            </w:tcMar>
+            <w:tcBorders>
+              <w:top w:val="single" w:sz="4" w:space="0" w:color="CCCCCC"/>
+              <w:bottom w:val="single" w:sz="4" w:space="0" w:color="CCCCCC"/>
+              <w:left w:val="single" w:sz="4" w:space="0" w:color="CCCCCC"/>
+              <w:right w:val="single" w:sz="4" w:space="0" w:color="CCCCCC"/>
+            </w:tcBorders>
+          </w:tcPr>
+          <w:p>
+            <w:pPr>
+              <w:spacing w:before="60" w:after="60" w:line="252" w:lineRule="auto"/>
+              <w:jc w:val="left"/>
+            </w:pPr>
+            <w:r/>
+            <w:r>
+              <w:t>453.00</w:t>
+            </w:r>
+          </w:p>
+        </w:tc>
+        <w:tc>
+          <w:tcPr>
+            <w:tcW w:type="dxa" w:w="2016"/>
+            <w:shd w:fill="F8FAFC"/>
+            <w:tcMar>
+              <w:top w:w="100" w:type="dxa"/>
+              <w:bottom w:w="100" w:type="dxa"/>
+              <w:left w:w="120" w:type="dxa"/>
+              <w:right w:w="120" w:type="dxa"/>
+            </w:tcMar>
+            <w:tcBorders>
+              <w:top w:val="single" w:sz="4" w:space="0" w:color="CCCCCC"/>
+              <w:bottom w:val="single" w:sz="4" w:space="0" w:color="CCCCCC"/>
+              <w:left w:val="single" w:sz="4" w:space="0" w:color="CCCCCC"/>
+              <w:right w:val="single" w:sz="4" w:space="0" w:color="CCCCCC"/>
+            </w:tcBorders>
+          </w:tcPr>
+          <w:p>
+            <w:pPr>
+              <w:spacing w:before="60" w:after="60" w:line="252" w:lineRule="auto"/>
+              <w:jc w:val="left"/>
+            </w:pPr>
+            <w:r/>
+            <w:r>
+              <w:t>457.00</w:t>
+            </w:r>
+          </w:p>
+        </w:tc>
+        <w:tc>
+          <w:tcPr>
+            <w:tcW w:type="dxa" w:w="1152"/>
+            <w:shd w:fill="F8FAFC"/>
+            <w:tcMar>
+              <w:top w:w="100" w:type="dxa"/>
+              <w:bottom w:w="100" w:type="dxa"/>
+              <w:left w:w="120" w:type="dxa"/>
+              <w:right w:w="120" w:type="dxa"/>
+            </w:tcMar>
+            <w:tcBorders>
+              <w:top w:val="single" w:sz="4" w:space="0" w:color="CCCCCC"/>
+              <w:bottom w:val="single" w:sz="4" w:space="0" w:color="CCCCCC"/>
+              <w:left w:val="single" w:sz="4" w:space="0" w:color="CCCCCC"/>
+              <w:right w:val="single" w:sz="4" w:space="0" w:color="CCCCCC"/>
+            </w:tcBorders>
+          </w:tcPr>
+          <w:p>
+            <w:pPr>
+              <w:spacing w:before="60" w:after="60" w:line="252" w:lineRule="auto"/>
+              <w:jc w:val="left"/>
+            </w:pPr>
+            <w:r/>
+            <w:r>
+              <w:t>449.50</w:t>
+            </w:r>
+          </w:p>
+        </w:tc>
+        <w:tc>
+          <w:tcPr>
+            <w:tcW w:type="dxa" w:w="1728"/>
+            <w:shd w:fill="F8FAFC"/>
+            <w:tcMar>
+              <w:top w:w="100" w:type="dxa"/>
+              <w:bottom w:w="100" w:type="dxa"/>
+              <w:left w:w="120" w:type="dxa"/>
+              <w:right w:w="120" w:type="dxa"/>
+            </w:tcMar>
+            <w:tcBorders>
+              <w:top w:val="single" w:sz="4" w:space="0" w:color="CCCCCC"/>
+              <w:bottom w:val="single" w:sz="4" w:space="0" w:color="CCCCCC"/>
+              <w:left w:val="single" w:sz="4" w:space="0" w:color="CCCCCC"/>
+              <w:right w:val="single" w:sz="4" w:space="0" w:color="CCCCCC"/>
+            </w:tcBorders>
+          </w:tcPr>
+          <w:p>
+            <w:pPr>
+              <w:spacing w:before="60" w:after="60" w:line="252" w:lineRule="auto"/>
+              <w:jc w:val="left"/>
+            </w:pPr>
+            <w:r/>
+            <w:r>
+              <w:rPr>
+                <w:b/>
+              </w:rPr>
+              <w:t>453.50</w:t>
             </w:r>
           </w:p>
         </w:tc>
@@ -17635,7 +20925,7 @@
               <w:rPr>
                 <w:b/>
               </w:rPr>
-              <w:t>Wed 12/08</w:t>
+              <w:t>Fri 14/08</w:t>
             </w:r>
           </w:p>
         </w:tc>
@@ -17663,7 +20953,7 @@
             </w:pPr>
             <w:r/>
             <w:r>
-              <w:t>Pre-NY 19-21</w:t>
+              <w:t>NY Close 23-01</w:t>
             </w:r>
           </w:p>
         </w:tc>
@@ -17691,7 +20981,7 @@
             </w:pPr>
             <w:r/>
             <w:r>
-              <w:t>448.50</w:t>
+              <w:t>453.50</w:t>
             </w:r>
           </w:p>
         </w:tc>
@@ -17719,7 +21009,7 @@
             </w:pPr>
             <w:r/>
             <w:r>
-              <w:t>453.25</w:t>
+              <w:t>457.50</w:t>
             </w:r>
           </w:p>
         </w:tc>
@@ -17747,7 +21037,7 @@
             </w:pPr>
             <w:r/>
             <w:r>
-              <w:t>441.50</w:t>
+              <w:t>451.75</w:t>
             </w:r>
           </w:p>
         </w:tc>
@@ -17755,3061 +21045,6 @@
           <w:tcPr>
             <w:tcW w:type="dxa" w:w="1728"/>
             <w:shd w:fill="FFFFFF"/>
-            <w:tcMar>
-              <w:top w:w="100" w:type="dxa"/>
-              <w:bottom w:w="100" w:type="dxa"/>
-              <w:left w:w="120" w:type="dxa"/>
-              <w:right w:w="120" w:type="dxa"/>
-            </w:tcMar>
-            <w:tcBorders>
-              <w:top w:val="single" w:sz="4" w:space="0" w:color="CCCCCC"/>
-              <w:bottom w:val="single" w:sz="4" w:space="0" w:color="CCCCCC"/>
-              <w:left w:val="single" w:sz="4" w:space="0" w:color="CCCCCC"/>
-              <w:right w:val="single" w:sz="4" w:space="0" w:color="CCCCCC"/>
-            </w:tcBorders>
-          </w:tcPr>
-          <w:p>
-            <w:pPr>
-              <w:spacing w:before="60" w:after="60" w:line="252" w:lineRule="auto"/>
-              <w:jc w:val="left"/>
-            </w:pPr>
-            <w:r/>
-            <w:r>
-              <w:rPr>
-                <w:b/>
-              </w:rPr>
-              <w:t>450.50</w:t>
-            </w:r>
-          </w:p>
-        </w:tc>
-        <w:tc>
-          <w:tcPr>
-            <w:tcW w:type="dxa" w:w="3456"/>
-            <w:shd w:fill="FFFFFF"/>
-            <w:tcMar>
-              <w:top w:w="100" w:type="dxa"/>
-              <w:bottom w:w="100" w:type="dxa"/>
-              <w:left w:w="120" w:type="dxa"/>
-              <w:right w:w="120" w:type="dxa"/>
-            </w:tcMar>
-            <w:tcBorders>
-              <w:top w:val="single" w:sz="4" w:space="0" w:color="CCCCCC"/>
-              <w:bottom w:val="single" w:sz="4" w:space="0" w:color="CCCCCC"/>
-              <w:left w:val="single" w:sz="4" w:space="0" w:color="CCCCCC"/>
-              <w:right w:val="single" w:sz="4" w:space="0" w:color="CCCCCC"/>
-            </w:tcBorders>
-          </w:tcPr>
-          <w:p>
-            <w:pPr>
-              <w:spacing w:before="60" w:after="60" w:line="252" w:lineRule="auto"/>
-              <w:jc w:val="left"/>
-            </w:pPr>
-            <w:r/>
-            <w:r>
-              <w:rPr>
-                <w:b/>
-              </w:rPr>
-              <w:t>+2.00</w:t>
-            </w:r>
-          </w:p>
-        </w:tc>
-        <w:tc>
-          <w:tcPr>
-            <w:tcW w:type="dxa" w:w="1440"/>
-            <w:shd w:fill="FFFFFF"/>
-            <w:tcMar>
-              <w:top w:w="100" w:type="dxa"/>
-              <w:bottom w:w="100" w:type="dxa"/>
-              <w:left w:w="120" w:type="dxa"/>
-              <w:right w:w="120" w:type="dxa"/>
-            </w:tcMar>
-            <w:tcBorders>
-              <w:top w:val="single" w:sz="4" w:space="0" w:color="CCCCCC"/>
-              <w:bottom w:val="single" w:sz="4" w:space="0" w:color="CCCCCC"/>
-              <w:left w:val="single" w:sz="4" w:space="0" w:color="CCCCCC"/>
-              <w:right w:val="single" w:sz="4" w:space="0" w:color="CCCCCC"/>
-            </w:tcBorders>
-          </w:tcPr>
-          <w:p>
-            <w:pPr>
-              <w:spacing w:before="60" w:after="60" w:line="252" w:lineRule="auto"/>
-              <w:jc w:val="left"/>
-            </w:pPr>
-            <w:r/>
-            <w:r>
-              <w:t>BULL</w:t>
-            </w:r>
-          </w:p>
-        </w:tc>
-      </w:tr>
-      <w:tr>
-        <w:tc>
-          <w:tcPr>
-            <w:tcW w:type="dxa" w:w="1584"/>
-            <w:shd w:fill="F8FAFC"/>
-            <w:tcMar>
-              <w:top w:w="100" w:type="dxa"/>
-              <w:bottom w:w="100" w:type="dxa"/>
-              <w:left w:w="120" w:type="dxa"/>
-              <w:right w:w="120" w:type="dxa"/>
-            </w:tcMar>
-            <w:tcBorders>
-              <w:top w:val="single" w:sz="4" w:space="0" w:color="CCCCCC"/>
-              <w:bottom w:val="single" w:sz="4" w:space="0" w:color="CCCCCC"/>
-              <w:left w:val="single" w:sz="4" w:space="0" w:color="CCCCCC"/>
-              <w:right w:val="single" w:sz="4" w:space="0" w:color="CCCCCC"/>
-            </w:tcBorders>
-          </w:tcPr>
-          <w:p>
-            <w:pPr>
-              <w:spacing w:before="60" w:after="60" w:line="252" w:lineRule="auto"/>
-              <w:jc w:val="left"/>
-            </w:pPr>
-            <w:r/>
-            <w:r>
-              <w:rPr>
-                <w:b/>
-              </w:rPr>
-              <w:t>Wed 12/08</w:t>
-            </w:r>
-          </w:p>
-        </w:tc>
-        <w:tc>
-          <w:tcPr>
-            <w:tcW w:type="dxa" w:w="864"/>
-            <w:shd w:fill="F8FAFC"/>
-            <w:tcMar>
-              <w:top w:w="100" w:type="dxa"/>
-              <w:bottom w:w="100" w:type="dxa"/>
-              <w:left w:w="120" w:type="dxa"/>
-              <w:right w:w="120" w:type="dxa"/>
-            </w:tcMar>
-            <w:tcBorders>
-              <w:top w:val="single" w:sz="4" w:space="0" w:color="CCCCCC"/>
-              <w:bottom w:val="single" w:sz="4" w:space="0" w:color="CCCCCC"/>
-              <w:left w:val="single" w:sz="4" w:space="0" w:color="CCCCCC"/>
-              <w:right w:val="single" w:sz="4" w:space="0" w:color="CCCCCC"/>
-            </w:tcBorders>
-          </w:tcPr>
-          <w:p>
-            <w:pPr>
-              <w:spacing w:before="60" w:after="60" w:line="252" w:lineRule="auto"/>
-              <w:jc w:val="left"/>
-            </w:pPr>
-            <w:r/>
-            <w:r>
-              <w:t>NY Open 21-23</w:t>
-            </w:r>
-          </w:p>
-        </w:tc>
-        <w:tc>
-          <w:tcPr>
-            <w:tcW w:type="dxa" w:w="1440"/>
-            <w:shd w:fill="F8FAFC"/>
-            <w:tcMar>
-              <w:top w:w="100" w:type="dxa"/>
-              <w:bottom w:w="100" w:type="dxa"/>
-              <w:left w:w="120" w:type="dxa"/>
-              <w:right w:w="120" w:type="dxa"/>
-            </w:tcMar>
-            <w:tcBorders>
-              <w:top w:val="single" w:sz="4" w:space="0" w:color="CCCCCC"/>
-              <w:bottom w:val="single" w:sz="4" w:space="0" w:color="CCCCCC"/>
-              <w:left w:val="single" w:sz="4" w:space="0" w:color="CCCCCC"/>
-              <w:right w:val="single" w:sz="4" w:space="0" w:color="CCCCCC"/>
-            </w:tcBorders>
-          </w:tcPr>
-          <w:p>
-            <w:pPr>
-              <w:spacing w:before="60" w:after="60" w:line="252" w:lineRule="auto"/>
-              <w:jc w:val="left"/>
-            </w:pPr>
-            <w:r/>
-            <w:r>
-              <w:t>450.50</w:t>
-            </w:r>
-          </w:p>
-        </w:tc>
-        <w:tc>
-          <w:tcPr>
-            <w:tcW w:type="dxa" w:w="2016"/>
-            <w:shd w:fill="F8FAFC"/>
-            <w:tcMar>
-              <w:top w:w="100" w:type="dxa"/>
-              <w:bottom w:w="100" w:type="dxa"/>
-              <w:left w:w="120" w:type="dxa"/>
-              <w:right w:w="120" w:type="dxa"/>
-            </w:tcMar>
-            <w:tcBorders>
-              <w:top w:val="single" w:sz="4" w:space="0" w:color="CCCCCC"/>
-              <w:bottom w:val="single" w:sz="4" w:space="0" w:color="CCCCCC"/>
-              <w:left w:val="single" w:sz="4" w:space="0" w:color="CCCCCC"/>
-              <w:right w:val="single" w:sz="4" w:space="0" w:color="CCCCCC"/>
-            </w:tcBorders>
-          </w:tcPr>
-          <w:p>
-            <w:pPr>
-              <w:spacing w:before="60" w:after="60" w:line="252" w:lineRule="auto"/>
-              <w:jc w:val="left"/>
-            </w:pPr>
-            <w:r/>
-            <w:r>
-              <w:t>458.50</w:t>
-            </w:r>
-          </w:p>
-        </w:tc>
-        <w:tc>
-          <w:tcPr>
-            <w:tcW w:type="dxa" w:w="1152"/>
-            <w:shd w:fill="F8FAFC"/>
-            <w:tcMar>
-              <w:top w:w="100" w:type="dxa"/>
-              <w:bottom w:w="100" w:type="dxa"/>
-              <w:left w:w="120" w:type="dxa"/>
-              <w:right w:w="120" w:type="dxa"/>
-            </w:tcMar>
-            <w:tcBorders>
-              <w:top w:val="single" w:sz="4" w:space="0" w:color="CCCCCC"/>
-              <w:bottom w:val="single" w:sz="4" w:space="0" w:color="CCCCCC"/>
-              <w:left w:val="single" w:sz="4" w:space="0" w:color="CCCCCC"/>
-              <w:right w:val="single" w:sz="4" w:space="0" w:color="CCCCCC"/>
-            </w:tcBorders>
-          </w:tcPr>
-          <w:p>
-            <w:pPr>
-              <w:spacing w:before="60" w:after="60" w:line="252" w:lineRule="auto"/>
-              <w:jc w:val="left"/>
-            </w:pPr>
-            <w:r/>
-            <w:r>
-              <w:t>443.50</w:t>
-            </w:r>
-          </w:p>
-        </w:tc>
-        <w:tc>
-          <w:tcPr>
-            <w:tcW w:type="dxa" w:w="1728"/>
-            <w:shd w:fill="F8FAFC"/>
-            <w:tcMar>
-              <w:top w:w="100" w:type="dxa"/>
-              <w:bottom w:w="100" w:type="dxa"/>
-              <w:left w:w="120" w:type="dxa"/>
-              <w:right w:w="120" w:type="dxa"/>
-            </w:tcMar>
-            <w:tcBorders>
-              <w:top w:val="single" w:sz="4" w:space="0" w:color="CCCCCC"/>
-              <w:bottom w:val="single" w:sz="4" w:space="0" w:color="CCCCCC"/>
-              <w:left w:val="single" w:sz="4" w:space="0" w:color="CCCCCC"/>
-              <w:right w:val="single" w:sz="4" w:space="0" w:color="CCCCCC"/>
-            </w:tcBorders>
-          </w:tcPr>
-          <w:p>
-            <w:pPr>
-              <w:spacing w:before="60" w:after="60" w:line="252" w:lineRule="auto"/>
-              <w:jc w:val="left"/>
-            </w:pPr>
-            <w:r/>
-            <w:r>
-              <w:rPr>
-                <w:b/>
-              </w:rPr>
-              <w:t>452.00</w:t>
-            </w:r>
-          </w:p>
-        </w:tc>
-        <w:tc>
-          <w:tcPr>
-            <w:tcW w:type="dxa" w:w="3456"/>
-            <w:shd w:fill="F8FAFC"/>
-            <w:tcMar>
-              <w:top w:w="100" w:type="dxa"/>
-              <w:bottom w:w="100" w:type="dxa"/>
-              <w:left w:w="120" w:type="dxa"/>
-              <w:right w:w="120" w:type="dxa"/>
-            </w:tcMar>
-            <w:tcBorders>
-              <w:top w:val="single" w:sz="4" w:space="0" w:color="CCCCCC"/>
-              <w:bottom w:val="single" w:sz="4" w:space="0" w:color="CCCCCC"/>
-              <w:left w:val="single" w:sz="4" w:space="0" w:color="CCCCCC"/>
-              <w:right w:val="single" w:sz="4" w:space="0" w:color="CCCCCC"/>
-            </w:tcBorders>
-          </w:tcPr>
-          <w:p>
-            <w:pPr>
-              <w:spacing w:before="60" w:after="60" w:line="252" w:lineRule="auto"/>
-              <w:jc w:val="left"/>
-            </w:pPr>
-            <w:r/>
-            <w:r>
-              <w:rPr>
-                <w:b/>
-              </w:rPr>
-              <w:t>+1.50</w:t>
-            </w:r>
-          </w:p>
-        </w:tc>
-        <w:tc>
-          <w:tcPr>
-            <w:tcW w:type="dxa" w:w="1440"/>
-            <w:shd w:fill="F8FAFC"/>
-            <w:tcMar>
-              <w:top w:w="100" w:type="dxa"/>
-              <w:bottom w:w="100" w:type="dxa"/>
-              <w:left w:w="120" w:type="dxa"/>
-              <w:right w:w="120" w:type="dxa"/>
-            </w:tcMar>
-            <w:tcBorders>
-              <w:top w:val="single" w:sz="4" w:space="0" w:color="CCCCCC"/>
-              <w:bottom w:val="single" w:sz="4" w:space="0" w:color="CCCCCC"/>
-              <w:left w:val="single" w:sz="4" w:space="0" w:color="CCCCCC"/>
-              <w:right w:val="single" w:sz="4" w:space="0" w:color="CCCCCC"/>
-            </w:tcBorders>
-          </w:tcPr>
-          <w:p>
-            <w:pPr>
-              <w:spacing w:before="60" w:after="60" w:line="252" w:lineRule="auto"/>
-              <w:jc w:val="left"/>
-            </w:pPr>
-            <w:r/>
-            <w:r>
-              <w:t>BULL</w:t>
-            </w:r>
-          </w:p>
-        </w:tc>
-      </w:tr>
-      <w:tr>
-        <w:tc>
-          <w:tcPr>
-            <w:tcW w:type="dxa" w:w="1584"/>
-            <w:shd w:fill="FFFFFF"/>
-            <w:tcMar>
-              <w:top w:w="100" w:type="dxa"/>
-              <w:bottom w:w="100" w:type="dxa"/>
-              <w:left w:w="120" w:type="dxa"/>
-              <w:right w:w="120" w:type="dxa"/>
-            </w:tcMar>
-            <w:tcBorders>
-              <w:top w:val="single" w:sz="4" w:space="0" w:color="CCCCCC"/>
-              <w:bottom w:val="single" w:sz="4" w:space="0" w:color="CCCCCC"/>
-              <w:left w:val="single" w:sz="4" w:space="0" w:color="CCCCCC"/>
-              <w:right w:val="single" w:sz="4" w:space="0" w:color="CCCCCC"/>
-            </w:tcBorders>
-          </w:tcPr>
-          <w:p>
-            <w:pPr>
-              <w:spacing w:before="60" w:after="60" w:line="252" w:lineRule="auto"/>
-              <w:jc w:val="left"/>
-            </w:pPr>
-            <w:r/>
-            <w:r>
-              <w:rPr>
-                <w:b/>
-              </w:rPr>
-              <w:t>Wed 12/08</w:t>
-            </w:r>
-          </w:p>
-        </w:tc>
-        <w:tc>
-          <w:tcPr>
-            <w:tcW w:type="dxa" w:w="864"/>
-            <w:shd w:fill="FFFFFF"/>
-            <w:tcMar>
-              <w:top w:w="100" w:type="dxa"/>
-              <w:bottom w:w="100" w:type="dxa"/>
-              <w:left w:w="120" w:type="dxa"/>
-              <w:right w:w="120" w:type="dxa"/>
-            </w:tcMar>
-            <w:tcBorders>
-              <w:top w:val="single" w:sz="4" w:space="0" w:color="CCCCCC"/>
-              <w:bottom w:val="single" w:sz="4" w:space="0" w:color="CCCCCC"/>
-              <w:left w:val="single" w:sz="4" w:space="0" w:color="CCCCCC"/>
-              <w:right w:val="single" w:sz="4" w:space="0" w:color="CCCCCC"/>
-            </w:tcBorders>
-          </w:tcPr>
-          <w:p>
-            <w:pPr>
-              <w:spacing w:before="60" w:after="60" w:line="252" w:lineRule="auto"/>
-              <w:jc w:val="left"/>
-            </w:pPr>
-            <w:r/>
-            <w:r>
-              <w:t>NY Close 23-01</w:t>
-            </w:r>
-          </w:p>
-        </w:tc>
-        <w:tc>
-          <w:tcPr>
-            <w:tcW w:type="dxa" w:w="1440"/>
-            <w:shd w:fill="FFFFFF"/>
-            <w:tcMar>
-              <w:top w:w="100" w:type="dxa"/>
-              <w:bottom w:w="100" w:type="dxa"/>
-              <w:left w:w="120" w:type="dxa"/>
-              <w:right w:w="120" w:type="dxa"/>
-            </w:tcMar>
-            <w:tcBorders>
-              <w:top w:val="single" w:sz="4" w:space="0" w:color="CCCCCC"/>
-              <w:bottom w:val="single" w:sz="4" w:space="0" w:color="CCCCCC"/>
-              <w:left w:val="single" w:sz="4" w:space="0" w:color="CCCCCC"/>
-              <w:right w:val="single" w:sz="4" w:space="0" w:color="CCCCCC"/>
-            </w:tcBorders>
-          </w:tcPr>
-          <w:p>
-            <w:pPr>
-              <w:spacing w:before="60" w:after="60" w:line="252" w:lineRule="auto"/>
-              <w:jc w:val="left"/>
-            </w:pPr>
-            <w:r/>
-            <w:r>
-              <w:t>452.00</w:t>
-            </w:r>
-          </w:p>
-        </w:tc>
-        <w:tc>
-          <w:tcPr>
-            <w:tcW w:type="dxa" w:w="2016"/>
-            <w:shd w:fill="FFFFFF"/>
-            <w:tcMar>
-              <w:top w:w="100" w:type="dxa"/>
-              <w:bottom w:w="100" w:type="dxa"/>
-              <w:left w:w="120" w:type="dxa"/>
-              <w:right w:w="120" w:type="dxa"/>
-            </w:tcMar>
-            <w:tcBorders>
-              <w:top w:val="single" w:sz="4" w:space="0" w:color="CCCCCC"/>
-              <w:bottom w:val="single" w:sz="4" w:space="0" w:color="CCCCCC"/>
-              <w:left w:val="single" w:sz="4" w:space="0" w:color="CCCCCC"/>
-              <w:right w:val="single" w:sz="4" w:space="0" w:color="CCCCCC"/>
-            </w:tcBorders>
-          </w:tcPr>
-          <w:p>
-            <w:pPr>
-              <w:spacing w:before="60" w:after="60" w:line="252" w:lineRule="auto"/>
-              <w:jc w:val="left"/>
-            </w:pPr>
-            <w:r/>
-            <w:r>
-              <w:t>456.50</w:t>
-            </w:r>
-          </w:p>
-        </w:tc>
-        <w:tc>
-          <w:tcPr>
-            <w:tcW w:type="dxa" w:w="1152"/>
-            <w:shd w:fill="FFFFFF"/>
-            <w:tcMar>
-              <w:top w:w="100" w:type="dxa"/>
-              <w:bottom w:w="100" w:type="dxa"/>
-              <w:left w:w="120" w:type="dxa"/>
-              <w:right w:w="120" w:type="dxa"/>
-            </w:tcMar>
-            <w:tcBorders>
-              <w:top w:val="single" w:sz="4" w:space="0" w:color="CCCCCC"/>
-              <w:bottom w:val="single" w:sz="4" w:space="0" w:color="CCCCCC"/>
-              <w:left w:val="single" w:sz="4" w:space="0" w:color="CCCCCC"/>
-              <w:right w:val="single" w:sz="4" w:space="0" w:color="CCCCCC"/>
-            </w:tcBorders>
-          </w:tcPr>
-          <w:p>
-            <w:pPr>
-              <w:spacing w:before="60" w:after="60" w:line="252" w:lineRule="auto"/>
-              <w:jc w:val="left"/>
-            </w:pPr>
-            <w:r/>
-            <w:r>
-              <w:t>447.75</w:t>
-            </w:r>
-          </w:p>
-        </w:tc>
-        <w:tc>
-          <w:tcPr>
-            <w:tcW w:type="dxa" w:w="1728"/>
-            <w:shd w:fill="FFFFFF"/>
-            <w:tcMar>
-              <w:top w:w="100" w:type="dxa"/>
-              <w:bottom w:w="100" w:type="dxa"/>
-              <w:left w:w="120" w:type="dxa"/>
-              <w:right w:w="120" w:type="dxa"/>
-            </w:tcMar>
-            <w:tcBorders>
-              <w:top w:val="single" w:sz="4" w:space="0" w:color="CCCCCC"/>
-              <w:bottom w:val="single" w:sz="4" w:space="0" w:color="CCCCCC"/>
-              <w:left w:val="single" w:sz="4" w:space="0" w:color="CCCCCC"/>
-              <w:right w:val="single" w:sz="4" w:space="0" w:color="CCCCCC"/>
-            </w:tcBorders>
-          </w:tcPr>
-          <w:p>
-            <w:pPr>
-              <w:spacing w:before="60" w:after="60" w:line="252" w:lineRule="auto"/>
-              <w:jc w:val="left"/>
-            </w:pPr>
-            <w:r/>
-            <w:r>
-              <w:rPr>
-                <w:b/>
-              </w:rPr>
-              <w:t>451.50</w:t>
-            </w:r>
-          </w:p>
-        </w:tc>
-        <w:tc>
-          <w:tcPr>
-            <w:tcW w:type="dxa" w:w="3456"/>
-            <w:shd w:fill="FFFFFF"/>
-            <w:tcMar>
-              <w:top w:w="100" w:type="dxa"/>
-              <w:bottom w:w="100" w:type="dxa"/>
-              <w:left w:w="120" w:type="dxa"/>
-              <w:right w:w="120" w:type="dxa"/>
-            </w:tcMar>
-            <w:tcBorders>
-              <w:top w:val="single" w:sz="4" w:space="0" w:color="CCCCCC"/>
-              <w:bottom w:val="single" w:sz="4" w:space="0" w:color="CCCCCC"/>
-              <w:left w:val="single" w:sz="4" w:space="0" w:color="CCCCCC"/>
-              <w:right w:val="single" w:sz="4" w:space="0" w:color="CCCCCC"/>
-            </w:tcBorders>
-          </w:tcPr>
-          <w:p>
-            <w:pPr>
-              <w:spacing w:before="60" w:after="60" w:line="252" w:lineRule="auto"/>
-              <w:jc w:val="left"/>
-            </w:pPr>
-            <w:r/>
-            <w:r>
-              <w:rPr>
-                <w:b/>
-              </w:rPr>
-              <w:t>-0.50</w:t>
-            </w:r>
-          </w:p>
-        </w:tc>
-        <w:tc>
-          <w:tcPr>
-            <w:tcW w:type="dxa" w:w="1440"/>
-            <w:shd w:fill="FFFFFF"/>
-            <w:tcMar>
-              <w:top w:w="100" w:type="dxa"/>
-              <w:bottom w:w="100" w:type="dxa"/>
-              <w:left w:w="120" w:type="dxa"/>
-              <w:right w:w="120" w:type="dxa"/>
-            </w:tcMar>
-            <w:tcBorders>
-              <w:top w:val="single" w:sz="4" w:space="0" w:color="CCCCCC"/>
-              <w:bottom w:val="single" w:sz="4" w:space="0" w:color="CCCCCC"/>
-              <w:left w:val="single" w:sz="4" w:space="0" w:color="CCCCCC"/>
-              <w:right w:val="single" w:sz="4" w:space="0" w:color="CCCCCC"/>
-            </w:tcBorders>
-          </w:tcPr>
-          <w:p>
-            <w:pPr>
-              <w:spacing w:before="60" w:after="60" w:line="252" w:lineRule="auto"/>
-              <w:jc w:val="left"/>
-            </w:pPr>
-            <w:r/>
-            <w:r>
-              <w:t>BEAR</w:t>
-            </w:r>
-          </w:p>
-        </w:tc>
-      </w:tr>
-      <w:tr>
-        <w:tc>
-          <w:tcPr>
-            <w:tcW w:type="dxa" w:w="1584"/>
-            <w:shd w:fill="F8FAFC"/>
-            <w:tcMar>
-              <w:top w:w="100" w:type="dxa"/>
-              <w:bottom w:w="100" w:type="dxa"/>
-              <w:left w:w="120" w:type="dxa"/>
-              <w:right w:w="120" w:type="dxa"/>
-            </w:tcMar>
-            <w:tcBorders>
-              <w:top w:val="single" w:sz="4" w:space="0" w:color="CCCCCC"/>
-              <w:bottom w:val="single" w:sz="4" w:space="0" w:color="CCCCCC"/>
-              <w:left w:val="single" w:sz="4" w:space="0" w:color="CCCCCC"/>
-              <w:right w:val="single" w:sz="4" w:space="0" w:color="CCCCCC"/>
-            </w:tcBorders>
-          </w:tcPr>
-          <w:p>
-            <w:pPr>
-              <w:spacing w:before="60" w:after="60" w:line="252" w:lineRule="auto"/>
-              <w:jc w:val="left"/>
-            </w:pPr>
-            <w:r/>
-            <w:r>
-              <w:rPr>
-                <w:b/>
-              </w:rPr>
-              <w:t>Thu 13/08</w:t>
-            </w:r>
-          </w:p>
-        </w:tc>
-        <w:tc>
-          <w:tcPr>
-            <w:tcW w:type="dxa" w:w="864"/>
-            <w:shd w:fill="F8FAFC"/>
-            <w:tcMar>
-              <w:top w:w="100" w:type="dxa"/>
-              <w:bottom w:w="100" w:type="dxa"/>
-              <w:left w:w="120" w:type="dxa"/>
-              <w:right w:w="120" w:type="dxa"/>
-            </w:tcMar>
-            <w:tcBorders>
-              <w:top w:val="single" w:sz="4" w:space="0" w:color="CCCCCC"/>
-              <w:bottom w:val="single" w:sz="4" w:space="0" w:color="CCCCCC"/>
-              <w:left w:val="single" w:sz="4" w:space="0" w:color="CCCCCC"/>
-              <w:right w:val="single" w:sz="4" w:space="0" w:color="CCCCCC"/>
-            </w:tcBorders>
-          </w:tcPr>
-          <w:p>
-            <w:pPr>
-              <w:spacing w:before="60" w:after="60" w:line="252" w:lineRule="auto"/>
-              <w:jc w:val="left"/>
-            </w:pPr>
-            <w:r/>
-            <w:r>
-              <w:t>Asia 07-11</w:t>
-            </w:r>
-          </w:p>
-        </w:tc>
-        <w:tc>
-          <w:tcPr>
-            <w:tcW w:type="dxa" w:w="1440"/>
-            <w:shd w:fill="F8FAFC"/>
-            <w:tcMar>
-              <w:top w:w="100" w:type="dxa"/>
-              <w:bottom w:w="100" w:type="dxa"/>
-              <w:left w:w="120" w:type="dxa"/>
-              <w:right w:w="120" w:type="dxa"/>
-            </w:tcMar>
-            <w:tcBorders>
-              <w:top w:val="single" w:sz="4" w:space="0" w:color="CCCCCC"/>
-              <w:bottom w:val="single" w:sz="4" w:space="0" w:color="CCCCCC"/>
-              <w:left w:val="single" w:sz="4" w:space="0" w:color="CCCCCC"/>
-              <w:right w:val="single" w:sz="4" w:space="0" w:color="CCCCCC"/>
-            </w:tcBorders>
-          </w:tcPr>
-          <w:p>
-            <w:pPr>
-              <w:spacing w:before="60" w:after="60" w:line="252" w:lineRule="auto"/>
-              <w:jc w:val="left"/>
-            </w:pPr>
-            <w:r/>
-            <w:r>
-              <w:t>451.50</w:t>
-            </w:r>
-          </w:p>
-        </w:tc>
-        <w:tc>
-          <w:tcPr>
-            <w:tcW w:type="dxa" w:w="2016"/>
-            <w:shd w:fill="F8FAFC"/>
-            <w:tcMar>
-              <w:top w:w="100" w:type="dxa"/>
-              <w:bottom w:w="100" w:type="dxa"/>
-              <w:left w:w="120" w:type="dxa"/>
-              <w:right w:w="120" w:type="dxa"/>
-            </w:tcMar>
-            <w:tcBorders>
-              <w:top w:val="single" w:sz="4" w:space="0" w:color="CCCCCC"/>
-              <w:bottom w:val="single" w:sz="4" w:space="0" w:color="CCCCCC"/>
-              <w:left w:val="single" w:sz="4" w:space="0" w:color="CCCCCC"/>
-              <w:right w:val="single" w:sz="4" w:space="0" w:color="CCCCCC"/>
-            </w:tcBorders>
-          </w:tcPr>
-          <w:p>
-            <w:pPr>
-              <w:spacing w:before="60" w:after="60" w:line="252" w:lineRule="auto"/>
-              <w:jc w:val="left"/>
-            </w:pPr>
-            <w:r/>
-            <w:r>
-              <w:t>453.75</w:t>
-            </w:r>
-          </w:p>
-        </w:tc>
-        <w:tc>
-          <w:tcPr>
-            <w:tcW w:type="dxa" w:w="1152"/>
-            <w:shd w:fill="F8FAFC"/>
-            <w:tcMar>
-              <w:top w:w="100" w:type="dxa"/>
-              <w:bottom w:w="100" w:type="dxa"/>
-              <w:left w:w="120" w:type="dxa"/>
-              <w:right w:w="120" w:type="dxa"/>
-            </w:tcMar>
-            <w:tcBorders>
-              <w:top w:val="single" w:sz="4" w:space="0" w:color="CCCCCC"/>
-              <w:bottom w:val="single" w:sz="4" w:space="0" w:color="CCCCCC"/>
-              <w:left w:val="single" w:sz="4" w:space="0" w:color="CCCCCC"/>
-              <w:right w:val="single" w:sz="4" w:space="0" w:color="CCCCCC"/>
-            </w:tcBorders>
-          </w:tcPr>
-          <w:p>
-            <w:pPr>
-              <w:spacing w:before="60" w:after="60" w:line="252" w:lineRule="auto"/>
-              <w:jc w:val="left"/>
-            </w:pPr>
-            <w:r/>
-            <w:r>
-              <w:t>448.75</w:t>
-            </w:r>
-          </w:p>
-        </w:tc>
-        <w:tc>
-          <w:tcPr>
-            <w:tcW w:type="dxa" w:w="1728"/>
-            <w:shd w:fill="F8FAFC"/>
-            <w:tcMar>
-              <w:top w:w="100" w:type="dxa"/>
-              <w:bottom w:w="100" w:type="dxa"/>
-              <w:left w:w="120" w:type="dxa"/>
-              <w:right w:w="120" w:type="dxa"/>
-            </w:tcMar>
-            <w:tcBorders>
-              <w:top w:val="single" w:sz="4" w:space="0" w:color="CCCCCC"/>
-              <w:bottom w:val="single" w:sz="4" w:space="0" w:color="CCCCCC"/>
-              <w:left w:val="single" w:sz="4" w:space="0" w:color="CCCCCC"/>
-              <w:right w:val="single" w:sz="4" w:space="0" w:color="CCCCCC"/>
-            </w:tcBorders>
-          </w:tcPr>
-          <w:p>
-            <w:pPr>
-              <w:spacing w:before="60" w:after="60" w:line="252" w:lineRule="auto"/>
-              <w:jc w:val="left"/>
-            </w:pPr>
-            <w:r/>
-            <w:r>
-              <w:rPr>
-                <w:b/>
-              </w:rPr>
-              <w:t>451.25</w:t>
-            </w:r>
-          </w:p>
-        </w:tc>
-        <w:tc>
-          <w:tcPr>
-            <w:tcW w:type="dxa" w:w="3456"/>
-            <w:shd w:fill="F8FAFC"/>
-            <w:tcMar>
-              <w:top w:w="100" w:type="dxa"/>
-              <w:bottom w:w="100" w:type="dxa"/>
-              <w:left w:w="120" w:type="dxa"/>
-              <w:right w:w="120" w:type="dxa"/>
-            </w:tcMar>
-            <w:tcBorders>
-              <w:top w:val="single" w:sz="4" w:space="0" w:color="CCCCCC"/>
-              <w:bottom w:val="single" w:sz="4" w:space="0" w:color="CCCCCC"/>
-              <w:left w:val="single" w:sz="4" w:space="0" w:color="CCCCCC"/>
-              <w:right w:val="single" w:sz="4" w:space="0" w:color="CCCCCC"/>
-            </w:tcBorders>
-          </w:tcPr>
-          <w:p>
-            <w:pPr>
-              <w:spacing w:before="60" w:after="60" w:line="252" w:lineRule="auto"/>
-              <w:jc w:val="left"/>
-            </w:pPr>
-            <w:r/>
-            <w:r>
-              <w:rPr>
-                <w:b/>
-              </w:rPr>
-              <w:t>-0.25</w:t>
-            </w:r>
-          </w:p>
-        </w:tc>
-        <w:tc>
-          <w:tcPr>
-            <w:tcW w:type="dxa" w:w="1440"/>
-            <w:shd w:fill="F8FAFC"/>
-            <w:tcMar>
-              <w:top w:w="100" w:type="dxa"/>
-              <w:bottom w:w="100" w:type="dxa"/>
-              <w:left w:w="120" w:type="dxa"/>
-              <w:right w:w="120" w:type="dxa"/>
-            </w:tcMar>
-            <w:tcBorders>
-              <w:top w:val="single" w:sz="4" w:space="0" w:color="CCCCCC"/>
-              <w:bottom w:val="single" w:sz="4" w:space="0" w:color="CCCCCC"/>
-              <w:left w:val="single" w:sz="4" w:space="0" w:color="CCCCCC"/>
-              <w:right w:val="single" w:sz="4" w:space="0" w:color="CCCCCC"/>
-            </w:tcBorders>
-          </w:tcPr>
-          <w:p>
-            <w:pPr>
-              <w:spacing w:before="60" w:after="60" w:line="252" w:lineRule="auto"/>
-              <w:jc w:val="left"/>
-            </w:pPr>
-            <w:r/>
-            <w:r>
-              <w:t>BEAR</w:t>
-            </w:r>
-          </w:p>
-        </w:tc>
-      </w:tr>
-      <w:tr>
-        <w:tc>
-          <w:tcPr>
-            <w:tcW w:type="dxa" w:w="1584"/>
-            <w:shd w:fill="FFFFFF"/>
-            <w:tcMar>
-              <w:top w:w="100" w:type="dxa"/>
-              <w:bottom w:w="100" w:type="dxa"/>
-              <w:left w:w="120" w:type="dxa"/>
-              <w:right w:w="120" w:type="dxa"/>
-            </w:tcMar>
-            <w:tcBorders>
-              <w:top w:val="single" w:sz="4" w:space="0" w:color="CCCCCC"/>
-              <w:bottom w:val="single" w:sz="4" w:space="0" w:color="CCCCCC"/>
-              <w:left w:val="single" w:sz="4" w:space="0" w:color="CCCCCC"/>
-              <w:right w:val="single" w:sz="4" w:space="0" w:color="CCCCCC"/>
-            </w:tcBorders>
-          </w:tcPr>
-          <w:p>
-            <w:pPr>
-              <w:spacing w:before="60" w:after="60" w:line="252" w:lineRule="auto"/>
-              <w:jc w:val="left"/>
-            </w:pPr>
-            <w:r/>
-            <w:r>
-              <w:rPr>
-                <w:b/>
-              </w:rPr>
-              <w:t>Thu 13/08</w:t>
-            </w:r>
-          </w:p>
-        </w:tc>
-        <w:tc>
-          <w:tcPr>
-            <w:tcW w:type="dxa" w:w="864"/>
-            <w:shd w:fill="FFFFFF"/>
-            <w:tcMar>
-              <w:top w:w="100" w:type="dxa"/>
-              <w:bottom w:w="100" w:type="dxa"/>
-              <w:left w:w="120" w:type="dxa"/>
-              <w:right w:w="120" w:type="dxa"/>
-            </w:tcMar>
-            <w:tcBorders>
-              <w:top w:val="single" w:sz="4" w:space="0" w:color="CCCCCC"/>
-              <w:bottom w:val="single" w:sz="4" w:space="0" w:color="CCCCCC"/>
-              <w:left w:val="single" w:sz="4" w:space="0" w:color="CCCCCC"/>
-              <w:right w:val="single" w:sz="4" w:space="0" w:color="CCCCCC"/>
-            </w:tcBorders>
-          </w:tcPr>
-          <w:p>
-            <w:pPr>
-              <w:spacing w:before="60" w:after="60" w:line="252" w:lineRule="auto"/>
-              <w:jc w:val="left"/>
-            </w:pPr>
-            <w:r/>
-            <w:r>
-              <w:t>Asia 11-15</w:t>
-            </w:r>
-          </w:p>
-        </w:tc>
-        <w:tc>
-          <w:tcPr>
-            <w:tcW w:type="dxa" w:w="1440"/>
-            <w:shd w:fill="FFFFFF"/>
-            <w:tcMar>
-              <w:top w:w="100" w:type="dxa"/>
-              <w:bottom w:w="100" w:type="dxa"/>
-              <w:left w:w="120" w:type="dxa"/>
-              <w:right w:w="120" w:type="dxa"/>
-            </w:tcMar>
-            <w:tcBorders>
-              <w:top w:val="single" w:sz="4" w:space="0" w:color="CCCCCC"/>
-              <w:bottom w:val="single" w:sz="4" w:space="0" w:color="CCCCCC"/>
-              <w:left w:val="single" w:sz="4" w:space="0" w:color="CCCCCC"/>
-              <w:right w:val="single" w:sz="4" w:space="0" w:color="CCCCCC"/>
-            </w:tcBorders>
-          </w:tcPr>
-          <w:p>
-            <w:pPr>
-              <w:spacing w:before="60" w:after="60" w:line="252" w:lineRule="auto"/>
-              <w:jc w:val="left"/>
-            </w:pPr>
-            <w:r/>
-            <w:r>
-              <w:t>451.25</w:t>
-            </w:r>
-          </w:p>
-        </w:tc>
-        <w:tc>
-          <w:tcPr>
-            <w:tcW w:type="dxa" w:w="2016"/>
-            <w:shd w:fill="FFFFFF"/>
-            <w:tcMar>
-              <w:top w:w="100" w:type="dxa"/>
-              <w:bottom w:w="100" w:type="dxa"/>
-              <w:left w:w="120" w:type="dxa"/>
-              <w:right w:w="120" w:type="dxa"/>
-            </w:tcMar>
-            <w:tcBorders>
-              <w:top w:val="single" w:sz="4" w:space="0" w:color="CCCCCC"/>
-              <w:bottom w:val="single" w:sz="4" w:space="0" w:color="CCCCCC"/>
-              <w:left w:val="single" w:sz="4" w:space="0" w:color="CCCCCC"/>
-              <w:right w:val="single" w:sz="4" w:space="0" w:color="CCCCCC"/>
-            </w:tcBorders>
-          </w:tcPr>
-          <w:p>
-            <w:pPr>
-              <w:spacing w:before="60" w:after="60" w:line="252" w:lineRule="auto"/>
-              <w:jc w:val="left"/>
-            </w:pPr>
-            <w:r/>
-            <w:r>
-              <w:t>453.25</w:t>
-            </w:r>
-          </w:p>
-        </w:tc>
-        <w:tc>
-          <w:tcPr>
-            <w:tcW w:type="dxa" w:w="1152"/>
-            <w:shd w:fill="FFFFFF"/>
-            <w:tcMar>
-              <w:top w:w="100" w:type="dxa"/>
-              <w:bottom w:w="100" w:type="dxa"/>
-              <w:left w:w="120" w:type="dxa"/>
-              <w:right w:w="120" w:type="dxa"/>
-            </w:tcMar>
-            <w:tcBorders>
-              <w:top w:val="single" w:sz="4" w:space="0" w:color="CCCCCC"/>
-              <w:bottom w:val="single" w:sz="4" w:space="0" w:color="CCCCCC"/>
-              <w:left w:val="single" w:sz="4" w:space="0" w:color="CCCCCC"/>
-              <w:right w:val="single" w:sz="4" w:space="0" w:color="CCCCCC"/>
-            </w:tcBorders>
-          </w:tcPr>
-          <w:p>
-            <w:pPr>
-              <w:spacing w:before="60" w:after="60" w:line="252" w:lineRule="auto"/>
-              <w:jc w:val="left"/>
-            </w:pPr>
-            <w:r/>
-            <w:r>
-              <w:t>446.75</w:t>
-            </w:r>
-          </w:p>
-        </w:tc>
-        <w:tc>
-          <w:tcPr>
-            <w:tcW w:type="dxa" w:w="1728"/>
-            <w:shd w:fill="FFFFFF"/>
-            <w:tcMar>
-              <w:top w:w="100" w:type="dxa"/>
-              <w:bottom w:w="100" w:type="dxa"/>
-              <w:left w:w="120" w:type="dxa"/>
-              <w:right w:w="120" w:type="dxa"/>
-            </w:tcMar>
-            <w:tcBorders>
-              <w:top w:val="single" w:sz="4" w:space="0" w:color="CCCCCC"/>
-              <w:bottom w:val="single" w:sz="4" w:space="0" w:color="CCCCCC"/>
-              <w:left w:val="single" w:sz="4" w:space="0" w:color="CCCCCC"/>
-              <w:right w:val="single" w:sz="4" w:space="0" w:color="CCCCCC"/>
-            </w:tcBorders>
-          </w:tcPr>
-          <w:p>
-            <w:pPr>
-              <w:spacing w:before="60" w:after="60" w:line="252" w:lineRule="auto"/>
-              <w:jc w:val="left"/>
-            </w:pPr>
-            <w:r/>
-            <w:r>
-              <w:rPr>
-                <w:b/>
-              </w:rPr>
-              <w:t>451.50</w:t>
-            </w:r>
-          </w:p>
-        </w:tc>
-        <w:tc>
-          <w:tcPr>
-            <w:tcW w:type="dxa" w:w="3456"/>
-            <w:shd w:fill="FFFFFF"/>
-            <w:tcMar>
-              <w:top w:w="100" w:type="dxa"/>
-              <w:bottom w:w="100" w:type="dxa"/>
-              <w:left w:w="120" w:type="dxa"/>
-              <w:right w:w="120" w:type="dxa"/>
-            </w:tcMar>
-            <w:tcBorders>
-              <w:top w:val="single" w:sz="4" w:space="0" w:color="CCCCCC"/>
-              <w:bottom w:val="single" w:sz="4" w:space="0" w:color="CCCCCC"/>
-              <w:left w:val="single" w:sz="4" w:space="0" w:color="CCCCCC"/>
-              <w:right w:val="single" w:sz="4" w:space="0" w:color="CCCCCC"/>
-            </w:tcBorders>
-          </w:tcPr>
-          <w:p>
-            <w:pPr>
-              <w:spacing w:before="60" w:after="60" w:line="252" w:lineRule="auto"/>
-              <w:jc w:val="left"/>
-            </w:pPr>
-            <w:r/>
-            <w:r>
-              <w:rPr>
-                <w:b/>
-              </w:rPr>
-              <w:t>+0.25</w:t>
-            </w:r>
-          </w:p>
-        </w:tc>
-        <w:tc>
-          <w:tcPr>
-            <w:tcW w:type="dxa" w:w="1440"/>
-            <w:shd w:fill="FFFFFF"/>
-            <w:tcMar>
-              <w:top w:w="100" w:type="dxa"/>
-              <w:bottom w:w="100" w:type="dxa"/>
-              <w:left w:w="120" w:type="dxa"/>
-              <w:right w:w="120" w:type="dxa"/>
-            </w:tcMar>
-            <w:tcBorders>
-              <w:top w:val="single" w:sz="4" w:space="0" w:color="CCCCCC"/>
-              <w:bottom w:val="single" w:sz="4" w:space="0" w:color="CCCCCC"/>
-              <w:left w:val="single" w:sz="4" w:space="0" w:color="CCCCCC"/>
-              <w:right w:val="single" w:sz="4" w:space="0" w:color="CCCCCC"/>
-            </w:tcBorders>
-          </w:tcPr>
-          <w:p>
-            <w:pPr>
-              <w:spacing w:before="60" w:after="60" w:line="252" w:lineRule="auto"/>
-              <w:jc w:val="left"/>
-            </w:pPr>
-            <w:r/>
-            <w:r>
-              <w:t>BULL</w:t>
-            </w:r>
-          </w:p>
-        </w:tc>
-      </w:tr>
-      <w:tr>
-        <w:tc>
-          <w:tcPr>
-            <w:tcW w:type="dxa" w:w="1584"/>
-            <w:shd w:fill="F8FAFC"/>
-            <w:tcMar>
-              <w:top w:w="100" w:type="dxa"/>
-              <w:bottom w:w="100" w:type="dxa"/>
-              <w:left w:w="120" w:type="dxa"/>
-              <w:right w:w="120" w:type="dxa"/>
-            </w:tcMar>
-            <w:tcBorders>
-              <w:top w:val="single" w:sz="4" w:space="0" w:color="CCCCCC"/>
-              <w:bottom w:val="single" w:sz="4" w:space="0" w:color="CCCCCC"/>
-              <w:left w:val="single" w:sz="4" w:space="0" w:color="CCCCCC"/>
-              <w:right w:val="single" w:sz="4" w:space="0" w:color="CCCCCC"/>
-            </w:tcBorders>
-          </w:tcPr>
-          <w:p>
-            <w:pPr>
-              <w:spacing w:before="60" w:after="60" w:line="252" w:lineRule="auto"/>
-              <w:jc w:val="left"/>
-            </w:pPr>
-            <w:r/>
-            <w:r>
-              <w:rPr>
-                <w:b/>
-              </w:rPr>
-              <w:t>Thu 13/08</w:t>
-            </w:r>
-          </w:p>
-        </w:tc>
-        <w:tc>
-          <w:tcPr>
-            <w:tcW w:type="dxa" w:w="864"/>
-            <w:shd w:fill="F8FAFC"/>
-            <w:tcMar>
-              <w:top w:w="100" w:type="dxa"/>
-              <w:bottom w:w="100" w:type="dxa"/>
-              <w:left w:w="120" w:type="dxa"/>
-              <w:right w:w="120" w:type="dxa"/>
-            </w:tcMar>
-            <w:tcBorders>
-              <w:top w:val="single" w:sz="4" w:space="0" w:color="CCCCCC"/>
-              <w:bottom w:val="single" w:sz="4" w:space="0" w:color="CCCCCC"/>
-              <w:left w:val="single" w:sz="4" w:space="0" w:color="CCCCCC"/>
-              <w:right w:val="single" w:sz="4" w:space="0" w:color="CCCCCC"/>
-            </w:tcBorders>
-          </w:tcPr>
-          <w:p>
-            <w:pPr>
-              <w:spacing w:before="60" w:after="60" w:line="252" w:lineRule="auto"/>
-              <w:jc w:val="left"/>
-            </w:pPr>
-            <w:r/>
-            <w:r>
-              <w:t>London 15-19</w:t>
-            </w:r>
-          </w:p>
-        </w:tc>
-        <w:tc>
-          <w:tcPr>
-            <w:tcW w:type="dxa" w:w="1440"/>
-            <w:shd w:fill="F8FAFC"/>
-            <w:tcMar>
-              <w:top w:w="100" w:type="dxa"/>
-              <w:bottom w:w="100" w:type="dxa"/>
-              <w:left w:w="120" w:type="dxa"/>
-              <w:right w:w="120" w:type="dxa"/>
-            </w:tcMar>
-            <w:tcBorders>
-              <w:top w:val="single" w:sz="4" w:space="0" w:color="CCCCCC"/>
-              <w:bottom w:val="single" w:sz="4" w:space="0" w:color="CCCCCC"/>
-              <w:left w:val="single" w:sz="4" w:space="0" w:color="CCCCCC"/>
-              <w:right w:val="single" w:sz="4" w:space="0" w:color="CCCCCC"/>
-            </w:tcBorders>
-          </w:tcPr>
-          <w:p>
-            <w:pPr>
-              <w:spacing w:before="60" w:after="60" w:line="252" w:lineRule="auto"/>
-              <w:jc w:val="left"/>
-            </w:pPr>
-            <w:r/>
-            <w:r>
-              <w:t>451.50</w:t>
-            </w:r>
-          </w:p>
-        </w:tc>
-        <w:tc>
-          <w:tcPr>
-            <w:tcW w:type="dxa" w:w="2016"/>
-            <w:shd w:fill="F8FAFC"/>
-            <w:tcMar>
-              <w:top w:w="100" w:type="dxa"/>
-              <w:bottom w:w="100" w:type="dxa"/>
-              <w:left w:w="120" w:type="dxa"/>
-              <w:right w:w="120" w:type="dxa"/>
-            </w:tcMar>
-            <w:tcBorders>
-              <w:top w:val="single" w:sz="4" w:space="0" w:color="CCCCCC"/>
-              <w:bottom w:val="single" w:sz="4" w:space="0" w:color="CCCCCC"/>
-              <w:left w:val="single" w:sz="4" w:space="0" w:color="CCCCCC"/>
-              <w:right w:val="single" w:sz="4" w:space="0" w:color="CCCCCC"/>
-            </w:tcBorders>
-          </w:tcPr>
-          <w:p>
-            <w:pPr>
-              <w:spacing w:before="60" w:after="60" w:line="252" w:lineRule="auto"/>
-              <w:jc w:val="left"/>
-            </w:pPr>
-            <w:r/>
-            <w:r>
-              <w:t>455.25</w:t>
-            </w:r>
-          </w:p>
-        </w:tc>
-        <w:tc>
-          <w:tcPr>
-            <w:tcW w:type="dxa" w:w="1152"/>
-            <w:shd w:fill="F8FAFC"/>
-            <w:tcMar>
-              <w:top w:w="100" w:type="dxa"/>
-              <w:bottom w:w="100" w:type="dxa"/>
-              <w:left w:w="120" w:type="dxa"/>
-              <w:right w:w="120" w:type="dxa"/>
-            </w:tcMar>
-            <w:tcBorders>
-              <w:top w:val="single" w:sz="4" w:space="0" w:color="CCCCCC"/>
-              <w:bottom w:val="single" w:sz="4" w:space="0" w:color="CCCCCC"/>
-              <w:left w:val="single" w:sz="4" w:space="0" w:color="CCCCCC"/>
-              <w:right w:val="single" w:sz="4" w:space="0" w:color="CCCCCC"/>
-            </w:tcBorders>
-          </w:tcPr>
-          <w:p>
-            <w:pPr>
-              <w:spacing w:before="60" w:after="60" w:line="252" w:lineRule="auto"/>
-              <w:jc w:val="left"/>
-            </w:pPr>
-            <w:r/>
-            <w:r>
-              <w:t>448.75</w:t>
-            </w:r>
-          </w:p>
-        </w:tc>
-        <w:tc>
-          <w:tcPr>
-            <w:tcW w:type="dxa" w:w="1728"/>
-            <w:shd w:fill="F8FAFC"/>
-            <w:tcMar>
-              <w:top w:w="100" w:type="dxa"/>
-              <w:bottom w:w="100" w:type="dxa"/>
-              <w:left w:w="120" w:type="dxa"/>
-              <w:right w:w="120" w:type="dxa"/>
-            </w:tcMar>
-            <w:tcBorders>
-              <w:top w:val="single" w:sz="4" w:space="0" w:color="CCCCCC"/>
-              <w:bottom w:val="single" w:sz="4" w:space="0" w:color="CCCCCC"/>
-              <w:left w:val="single" w:sz="4" w:space="0" w:color="CCCCCC"/>
-              <w:right w:val="single" w:sz="4" w:space="0" w:color="CCCCCC"/>
-            </w:tcBorders>
-          </w:tcPr>
-          <w:p>
-            <w:pPr>
-              <w:spacing w:before="60" w:after="60" w:line="252" w:lineRule="auto"/>
-              <w:jc w:val="left"/>
-            </w:pPr>
-            <w:r/>
-            <w:r>
-              <w:rPr>
-                <w:b/>
-              </w:rPr>
-              <w:t>452.00</w:t>
-            </w:r>
-          </w:p>
-        </w:tc>
-        <w:tc>
-          <w:tcPr>
-            <w:tcW w:type="dxa" w:w="3456"/>
-            <w:shd w:fill="F8FAFC"/>
-            <w:tcMar>
-              <w:top w:w="100" w:type="dxa"/>
-              <w:bottom w:w="100" w:type="dxa"/>
-              <w:left w:w="120" w:type="dxa"/>
-              <w:right w:w="120" w:type="dxa"/>
-            </w:tcMar>
-            <w:tcBorders>
-              <w:top w:val="single" w:sz="4" w:space="0" w:color="CCCCCC"/>
-              <w:bottom w:val="single" w:sz="4" w:space="0" w:color="CCCCCC"/>
-              <w:left w:val="single" w:sz="4" w:space="0" w:color="CCCCCC"/>
-              <w:right w:val="single" w:sz="4" w:space="0" w:color="CCCCCC"/>
-            </w:tcBorders>
-          </w:tcPr>
-          <w:p>
-            <w:pPr>
-              <w:spacing w:before="60" w:after="60" w:line="252" w:lineRule="auto"/>
-              <w:jc w:val="left"/>
-            </w:pPr>
-            <w:r/>
-            <w:r>
-              <w:rPr>
-                <w:b/>
-              </w:rPr>
-              <w:t>+0.50</w:t>
-            </w:r>
-          </w:p>
-        </w:tc>
-        <w:tc>
-          <w:tcPr>
-            <w:tcW w:type="dxa" w:w="1440"/>
-            <w:shd w:fill="F8FAFC"/>
-            <w:tcMar>
-              <w:top w:w="100" w:type="dxa"/>
-              <w:bottom w:w="100" w:type="dxa"/>
-              <w:left w:w="120" w:type="dxa"/>
-              <w:right w:w="120" w:type="dxa"/>
-            </w:tcMar>
-            <w:tcBorders>
-              <w:top w:val="single" w:sz="4" w:space="0" w:color="CCCCCC"/>
-              <w:bottom w:val="single" w:sz="4" w:space="0" w:color="CCCCCC"/>
-              <w:left w:val="single" w:sz="4" w:space="0" w:color="CCCCCC"/>
-              <w:right w:val="single" w:sz="4" w:space="0" w:color="CCCCCC"/>
-            </w:tcBorders>
-          </w:tcPr>
-          <w:p>
-            <w:pPr>
-              <w:spacing w:before="60" w:after="60" w:line="252" w:lineRule="auto"/>
-              <w:jc w:val="left"/>
-            </w:pPr>
-            <w:r/>
-            <w:r>
-              <w:t>BULL</w:t>
-            </w:r>
-          </w:p>
-        </w:tc>
-      </w:tr>
-      <w:tr>
-        <w:tc>
-          <w:tcPr>
-            <w:tcW w:type="dxa" w:w="1584"/>
-            <w:shd w:fill="FFFFFF"/>
-            <w:tcMar>
-              <w:top w:w="100" w:type="dxa"/>
-              <w:bottom w:w="100" w:type="dxa"/>
-              <w:left w:w="120" w:type="dxa"/>
-              <w:right w:w="120" w:type="dxa"/>
-            </w:tcMar>
-            <w:tcBorders>
-              <w:top w:val="single" w:sz="4" w:space="0" w:color="CCCCCC"/>
-              <w:bottom w:val="single" w:sz="4" w:space="0" w:color="CCCCCC"/>
-              <w:left w:val="single" w:sz="4" w:space="0" w:color="CCCCCC"/>
-              <w:right w:val="single" w:sz="4" w:space="0" w:color="CCCCCC"/>
-            </w:tcBorders>
-          </w:tcPr>
-          <w:p>
-            <w:pPr>
-              <w:spacing w:before="60" w:after="60" w:line="252" w:lineRule="auto"/>
-              <w:jc w:val="left"/>
-            </w:pPr>
-            <w:r/>
-            <w:r>
-              <w:rPr>
-                <w:b/>
-              </w:rPr>
-              <w:t>Thu 13/08</w:t>
-            </w:r>
-          </w:p>
-        </w:tc>
-        <w:tc>
-          <w:tcPr>
-            <w:tcW w:type="dxa" w:w="864"/>
-            <w:shd w:fill="FFFFFF"/>
-            <w:tcMar>
-              <w:top w:w="100" w:type="dxa"/>
-              <w:bottom w:w="100" w:type="dxa"/>
-              <w:left w:w="120" w:type="dxa"/>
-              <w:right w:w="120" w:type="dxa"/>
-            </w:tcMar>
-            <w:tcBorders>
-              <w:top w:val="single" w:sz="4" w:space="0" w:color="CCCCCC"/>
-              <w:bottom w:val="single" w:sz="4" w:space="0" w:color="CCCCCC"/>
-              <w:left w:val="single" w:sz="4" w:space="0" w:color="CCCCCC"/>
-              <w:right w:val="single" w:sz="4" w:space="0" w:color="CCCCCC"/>
-            </w:tcBorders>
-          </w:tcPr>
-          <w:p>
-            <w:pPr>
-              <w:spacing w:before="60" w:after="60" w:line="252" w:lineRule="auto"/>
-              <w:jc w:val="left"/>
-            </w:pPr>
-            <w:r/>
-            <w:r>
-              <w:t>Pre-NY 19-21</w:t>
-            </w:r>
-          </w:p>
-        </w:tc>
-        <w:tc>
-          <w:tcPr>
-            <w:tcW w:type="dxa" w:w="1440"/>
-            <w:shd w:fill="FFFFFF"/>
-            <w:tcMar>
-              <w:top w:w="100" w:type="dxa"/>
-              <w:bottom w:w="100" w:type="dxa"/>
-              <w:left w:w="120" w:type="dxa"/>
-              <w:right w:w="120" w:type="dxa"/>
-            </w:tcMar>
-            <w:tcBorders>
-              <w:top w:val="single" w:sz="4" w:space="0" w:color="CCCCCC"/>
-              <w:bottom w:val="single" w:sz="4" w:space="0" w:color="CCCCCC"/>
-              <w:left w:val="single" w:sz="4" w:space="0" w:color="CCCCCC"/>
-              <w:right w:val="single" w:sz="4" w:space="0" w:color="CCCCCC"/>
-            </w:tcBorders>
-          </w:tcPr>
-          <w:p>
-            <w:pPr>
-              <w:spacing w:before="60" w:after="60" w:line="252" w:lineRule="auto"/>
-              <w:jc w:val="left"/>
-            </w:pPr>
-            <w:r/>
-            <w:r>
-              <w:t>452.00</w:t>
-            </w:r>
-          </w:p>
-        </w:tc>
-        <w:tc>
-          <w:tcPr>
-            <w:tcW w:type="dxa" w:w="2016"/>
-            <w:shd w:fill="FFFFFF"/>
-            <w:tcMar>
-              <w:top w:w="100" w:type="dxa"/>
-              <w:bottom w:w="100" w:type="dxa"/>
-              <w:left w:w="120" w:type="dxa"/>
-              <w:right w:w="120" w:type="dxa"/>
-            </w:tcMar>
-            <w:tcBorders>
-              <w:top w:val="single" w:sz="4" w:space="0" w:color="CCCCCC"/>
-              <w:bottom w:val="single" w:sz="4" w:space="0" w:color="CCCCCC"/>
-              <w:left w:val="single" w:sz="4" w:space="0" w:color="CCCCCC"/>
-              <w:right w:val="single" w:sz="4" w:space="0" w:color="CCCCCC"/>
-            </w:tcBorders>
-          </w:tcPr>
-          <w:p>
-            <w:pPr>
-              <w:spacing w:before="60" w:after="60" w:line="252" w:lineRule="auto"/>
-              <w:jc w:val="left"/>
-            </w:pPr>
-            <w:r/>
-            <w:r>
-              <w:t>455.00</w:t>
-            </w:r>
-          </w:p>
-        </w:tc>
-        <w:tc>
-          <w:tcPr>
-            <w:tcW w:type="dxa" w:w="1152"/>
-            <w:shd w:fill="FFFFFF"/>
-            <w:tcMar>
-              <w:top w:w="100" w:type="dxa"/>
-              <w:bottom w:w="100" w:type="dxa"/>
-              <w:left w:w="120" w:type="dxa"/>
-              <w:right w:w="120" w:type="dxa"/>
-            </w:tcMar>
-            <w:tcBorders>
-              <w:top w:val="single" w:sz="4" w:space="0" w:color="CCCCCC"/>
-              <w:bottom w:val="single" w:sz="4" w:space="0" w:color="CCCCCC"/>
-              <w:left w:val="single" w:sz="4" w:space="0" w:color="CCCCCC"/>
-              <w:right w:val="single" w:sz="4" w:space="0" w:color="CCCCCC"/>
-            </w:tcBorders>
-          </w:tcPr>
-          <w:p>
-            <w:pPr>
-              <w:spacing w:before="60" w:after="60" w:line="252" w:lineRule="auto"/>
-              <w:jc w:val="left"/>
-            </w:pPr>
-            <w:r/>
-            <w:r>
-              <w:t>447.50</w:t>
-            </w:r>
-          </w:p>
-        </w:tc>
-        <w:tc>
-          <w:tcPr>
-            <w:tcW w:type="dxa" w:w="1728"/>
-            <w:shd w:fill="FFFFFF"/>
-            <w:tcMar>
-              <w:top w:w="100" w:type="dxa"/>
-              <w:bottom w:w="100" w:type="dxa"/>
-              <w:left w:w="120" w:type="dxa"/>
-              <w:right w:w="120" w:type="dxa"/>
-            </w:tcMar>
-            <w:tcBorders>
-              <w:top w:val="single" w:sz="4" w:space="0" w:color="CCCCCC"/>
-              <w:bottom w:val="single" w:sz="4" w:space="0" w:color="CCCCCC"/>
-              <w:left w:val="single" w:sz="4" w:space="0" w:color="CCCCCC"/>
-              <w:right w:val="single" w:sz="4" w:space="0" w:color="CCCCCC"/>
-            </w:tcBorders>
-          </w:tcPr>
-          <w:p>
-            <w:pPr>
-              <w:spacing w:before="60" w:after="60" w:line="252" w:lineRule="auto"/>
-              <w:jc w:val="left"/>
-            </w:pPr>
-            <w:r/>
-            <w:r>
-              <w:rPr>
-                <w:b/>
-              </w:rPr>
-              <w:t>452.25</w:t>
-            </w:r>
-          </w:p>
-        </w:tc>
-        <w:tc>
-          <w:tcPr>
-            <w:tcW w:type="dxa" w:w="3456"/>
-            <w:shd w:fill="FFFFFF"/>
-            <w:tcMar>
-              <w:top w:w="100" w:type="dxa"/>
-              <w:bottom w:w="100" w:type="dxa"/>
-              <w:left w:w="120" w:type="dxa"/>
-              <w:right w:w="120" w:type="dxa"/>
-            </w:tcMar>
-            <w:tcBorders>
-              <w:top w:val="single" w:sz="4" w:space="0" w:color="CCCCCC"/>
-              <w:bottom w:val="single" w:sz="4" w:space="0" w:color="CCCCCC"/>
-              <w:left w:val="single" w:sz="4" w:space="0" w:color="CCCCCC"/>
-              <w:right w:val="single" w:sz="4" w:space="0" w:color="CCCCCC"/>
-            </w:tcBorders>
-          </w:tcPr>
-          <w:p>
-            <w:pPr>
-              <w:spacing w:before="60" w:after="60" w:line="252" w:lineRule="auto"/>
-              <w:jc w:val="left"/>
-            </w:pPr>
-            <w:r/>
-            <w:r>
-              <w:rPr>
-                <w:b/>
-              </w:rPr>
-              <w:t>+0.25</w:t>
-            </w:r>
-          </w:p>
-        </w:tc>
-        <w:tc>
-          <w:tcPr>
-            <w:tcW w:type="dxa" w:w="1440"/>
-            <w:shd w:fill="FFFFFF"/>
-            <w:tcMar>
-              <w:top w:w="100" w:type="dxa"/>
-              <w:bottom w:w="100" w:type="dxa"/>
-              <w:left w:w="120" w:type="dxa"/>
-              <w:right w:w="120" w:type="dxa"/>
-            </w:tcMar>
-            <w:tcBorders>
-              <w:top w:val="single" w:sz="4" w:space="0" w:color="CCCCCC"/>
-              <w:bottom w:val="single" w:sz="4" w:space="0" w:color="CCCCCC"/>
-              <w:left w:val="single" w:sz="4" w:space="0" w:color="CCCCCC"/>
-              <w:right w:val="single" w:sz="4" w:space="0" w:color="CCCCCC"/>
-            </w:tcBorders>
-          </w:tcPr>
-          <w:p>
-            <w:pPr>
-              <w:spacing w:before="60" w:after="60" w:line="252" w:lineRule="auto"/>
-              <w:jc w:val="left"/>
-            </w:pPr>
-            <w:r/>
-            <w:r>
-              <w:t>BULL</w:t>
-            </w:r>
-          </w:p>
-        </w:tc>
-      </w:tr>
-      <w:tr>
-        <w:tc>
-          <w:tcPr>
-            <w:tcW w:type="dxa" w:w="1584"/>
-            <w:shd w:fill="F8FAFC"/>
-            <w:tcMar>
-              <w:top w:w="100" w:type="dxa"/>
-              <w:bottom w:w="100" w:type="dxa"/>
-              <w:left w:w="120" w:type="dxa"/>
-              <w:right w:w="120" w:type="dxa"/>
-            </w:tcMar>
-            <w:tcBorders>
-              <w:top w:val="single" w:sz="4" w:space="0" w:color="CCCCCC"/>
-              <w:bottom w:val="single" w:sz="4" w:space="0" w:color="CCCCCC"/>
-              <w:left w:val="single" w:sz="4" w:space="0" w:color="CCCCCC"/>
-              <w:right w:val="single" w:sz="4" w:space="0" w:color="CCCCCC"/>
-            </w:tcBorders>
-          </w:tcPr>
-          <w:p>
-            <w:pPr>
-              <w:spacing w:before="60" w:after="60" w:line="252" w:lineRule="auto"/>
-              <w:jc w:val="left"/>
-            </w:pPr>
-            <w:r/>
-            <w:r>
-              <w:rPr>
-                <w:b/>
-              </w:rPr>
-              <w:t>Thu 13/08</w:t>
-            </w:r>
-          </w:p>
-        </w:tc>
-        <w:tc>
-          <w:tcPr>
-            <w:tcW w:type="dxa" w:w="864"/>
-            <w:shd w:fill="F8FAFC"/>
-            <w:tcMar>
-              <w:top w:w="100" w:type="dxa"/>
-              <w:bottom w:w="100" w:type="dxa"/>
-              <w:left w:w="120" w:type="dxa"/>
-              <w:right w:w="120" w:type="dxa"/>
-            </w:tcMar>
-            <w:tcBorders>
-              <w:top w:val="single" w:sz="4" w:space="0" w:color="CCCCCC"/>
-              <w:bottom w:val="single" w:sz="4" w:space="0" w:color="CCCCCC"/>
-              <w:left w:val="single" w:sz="4" w:space="0" w:color="CCCCCC"/>
-              <w:right w:val="single" w:sz="4" w:space="0" w:color="CCCCCC"/>
-            </w:tcBorders>
-          </w:tcPr>
-          <w:p>
-            <w:pPr>
-              <w:spacing w:before="60" w:after="60" w:line="252" w:lineRule="auto"/>
-              <w:jc w:val="left"/>
-            </w:pPr>
-            <w:r/>
-            <w:r>
-              <w:t>NY Open 21-23</w:t>
-            </w:r>
-          </w:p>
-        </w:tc>
-        <w:tc>
-          <w:tcPr>
-            <w:tcW w:type="dxa" w:w="1440"/>
-            <w:shd w:fill="F8FAFC"/>
-            <w:tcMar>
-              <w:top w:w="100" w:type="dxa"/>
-              <w:bottom w:w="100" w:type="dxa"/>
-              <w:left w:w="120" w:type="dxa"/>
-              <w:right w:w="120" w:type="dxa"/>
-            </w:tcMar>
-            <w:tcBorders>
-              <w:top w:val="single" w:sz="4" w:space="0" w:color="CCCCCC"/>
-              <w:bottom w:val="single" w:sz="4" w:space="0" w:color="CCCCCC"/>
-              <w:left w:val="single" w:sz="4" w:space="0" w:color="CCCCCC"/>
-              <w:right w:val="single" w:sz="4" w:space="0" w:color="CCCCCC"/>
-            </w:tcBorders>
-          </w:tcPr>
-          <w:p>
-            <w:pPr>
-              <w:spacing w:before="60" w:after="60" w:line="252" w:lineRule="auto"/>
-              <w:jc w:val="left"/>
-            </w:pPr>
-            <w:r/>
-            <w:r>
-              <w:t>452.25</w:t>
-            </w:r>
-          </w:p>
-        </w:tc>
-        <w:tc>
-          <w:tcPr>
-            <w:tcW w:type="dxa" w:w="2016"/>
-            <w:shd w:fill="F8FAFC"/>
-            <w:tcMar>
-              <w:top w:w="100" w:type="dxa"/>
-              <w:bottom w:w="100" w:type="dxa"/>
-              <w:left w:w="120" w:type="dxa"/>
-              <w:right w:w="120" w:type="dxa"/>
-            </w:tcMar>
-            <w:tcBorders>
-              <w:top w:val="single" w:sz="4" w:space="0" w:color="CCCCCC"/>
-              <w:bottom w:val="single" w:sz="4" w:space="0" w:color="CCCCCC"/>
-              <w:left w:val="single" w:sz="4" w:space="0" w:color="CCCCCC"/>
-              <w:right w:val="single" w:sz="4" w:space="0" w:color="CCCCCC"/>
-            </w:tcBorders>
-          </w:tcPr>
-          <w:p>
-            <w:pPr>
-              <w:spacing w:before="60" w:after="60" w:line="252" w:lineRule="auto"/>
-              <w:jc w:val="left"/>
-            </w:pPr>
-            <w:r/>
-            <w:r>
-              <w:t>456.50</w:t>
-            </w:r>
-          </w:p>
-        </w:tc>
-        <w:tc>
-          <w:tcPr>
-            <w:tcW w:type="dxa" w:w="1152"/>
-            <w:shd w:fill="F8FAFC"/>
-            <w:tcMar>
-              <w:top w:w="100" w:type="dxa"/>
-              <w:bottom w:w="100" w:type="dxa"/>
-              <w:left w:w="120" w:type="dxa"/>
-              <w:right w:w="120" w:type="dxa"/>
-            </w:tcMar>
-            <w:tcBorders>
-              <w:top w:val="single" w:sz="4" w:space="0" w:color="CCCCCC"/>
-              <w:bottom w:val="single" w:sz="4" w:space="0" w:color="CCCCCC"/>
-              <w:left w:val="single" w:sz="4" w:space="0" w:color="CCCCCC"/>
-              <w:right w:val="single" w:sz="4" w:space="0" w:color="CCCCCC"/>
-            </w:tcBorders>
-          </w:tcPr>
-          <w:p>
-            <w:pPr>
-              <w:spacing w:before="60" w:after="60" w:line="252" w:lineRule="auto"/>
-              <w:jc w:val="left"/>
-            </w:pPr>
-            <w:r/>
-            <w:r>
-              <w:t>449.00</w:t>
-            </w:r>
-          </w:p>
-        </w:tc>
-        <w:tc>
-          <w:tcPr>
-            <w:tcW w:type="dxa" w:w="1728"/>
-            <w:shd w:fill="F8FAFC"/>
-            <w:tcMar>
-              <w:top w:w="100" w:type="dxa"/>
-              <w:bottom w:w="100" w:type="dxa"/>
-              <w:left w:w="120" w:type="dxa"/>
-              <w:right w:w="120" w:type="dxa"/>
-            </w:tcMar>
-            <w:tcBorders>
-              <w:top w:val="single" w:sz="4" w:space="0" w:color="CCCCCC"/>
-              <w:bottom w:val="single" w:sz="4" w:space="0" w:color="CCCCCC"/>
-              <w:left w:val="single" w:sz="4" w:space="0" w:color="CCCCCC"/>
-              <w:right w:val="single" w:sz="4" w:space="0" w:color="CCCCCC"/>
-            </w:tcBorders>
-          </w:tcPr>
-          <w:p>
-            <w:pPr>
-              <w:spacing w:before="60" w:after="60" w:line="252" w:lineRule="auto"/>
-              <w:jc w:val="left"/>
-            </w:pPr>
-            <w:r/>
-            <w:r>
-              <w:rPr>
-                <w:b/>
-              </w:rPr>
-              <w:t>453.00</w:t>
-            </w:r>
-          </w:p>
-        </w:tc>
-        <w:tc>
-          <w:tcPr>
-            <w:tcW w:type="dxa" w:w="3456"/>
-            <w:shd w:fill="F8FAFC"/>
-            <w:tcMar>
-              <w:top w:w="100" w:type="dxa"/>
-              <w:bottom w:w="100" w:type="dxa"/>
-              <w:left w:w="120" w:type="dxa"/>
-              <w:right w:w="120" w:type="dxa"/>
-            </w:tcMar>
-            <w:tcBorders>
-              <w:top w:val="single" w:sz="4" w:space="0" w:color="CCCCCC"/>
-              <w:bottom w:val="single" w:sz="4" w:space="0" w:color="CCCCCC"/>
-              <w:left w:val="single" w:sz="4" w:space="0" w:color="CCCCCC"/>
-              <w:right w:val="single" w:sz="4" w:space="0" w:color="CCCCCC"/>
-            </w:tcBorders>
-          </w:tcPr>
-          <w:p>
-            <w:pPr>
-              <w:spacing w:before="60" w:after="60" w:line="252" w:lineRule="auto"/>
-              <w:jc w:val="left"/>
-            </w:pPr>
-            <w:r/>
-            <w:r>
-              <w:rPr>
-                <w:b/>
-              </w:rPr>
-              <w:t>+0.75</w:t>
-            </w:r>
-          </w:p>
-        </w:tc>
-        <w:tc>
-          <w:tcPr>
-            <w:tcW w:type="dxa" w:w="1440"/>
-            <w:shd w:fill="F8FAFC"/>
-            <w:tcMar>
-              <w:top w:w="100" w:type="dxa"/>
-              <w:bottom w:w="100" w:type="dxa"/>
-              <w:left w:w="120" w:type="dxa"/>
-              <w:right w:w="120" w:type="dxa"/>
-            </w:tcMar>
-            <w:tcBorders>
-              <w:top w:val="single" w:sz="4" w:space="0" w:color="CCCCCC"/>
-              <w:bottom w:val="single" w:sz="4" w:space="0" w:color="CCCCCC"/>
-              <w:left w:val="single" w:sz="4" w:space="0" w:color="CCCCCC"/>
-              <w:right w:val="single" w:sz="4" w:space="0" w:color="CCCCCC"/>
-            </w:tcBorders>
-          </w:tcPr>
-          <w:p>
-            <w:pPr>
-              <w:spacing w:before="60" w:after="60" w:line="252" w:lineRule="auto"/>
-              <w:jc w:val="left"/>
-            </w:pPr>
-            <w:r/>
-            <w:r>
-              <w:t>BULL</w:t>
-            </w:r>
-          </w:p>
-        </w:tc>
-      </w:tr>
-      <w:tr>
-        <w:tc>
-          <w:tcPr>
-            <w:tcW w:type="dxa" w:w="1584"/>
-            <w:shd w:fill="FFFFFF"/>
-            <w:tcMar>
-              <w:top w:w="100" w:type="dxa"/>
-              <w:bottom w:w="100" w:type="dxa"/>
-              <w:left w:w="120" w:type="dxa"/>
-              <w:right w:w="120" w:type="dxa"/>
-            </w:tcMar>
-            <w:tcBorders>
-              <w:top w:val="single" w:sz="4" w:space="0" w:color="CCCCCC"/>
-              <w:bottom w:val="single" w:sz="4" w:space="0" w:color="CCCCCC"/>
-              <w:left w:val="single" w:sz="4" w:space="0" w:color="CCCCCC"/>
-              <w:right w:val="single" w:sz="4" w:space="0" w:color="CCCCCC"/>
-            </w:tcBorders>
-          </w:tcPr>
-          <w:p>
-            <w:pPr>
-              <w:spacing w:before="60" w:after="60" w:line="252" w:lineRule="auto"/>
-              <w:jc w:val="left"/>
-            </w:pPr>
-            <w:r/>
-            <w:r>
-              <w:rPr>
-                <w:b/>
-              </w:rPr>
-              <w:t>Thu 13/08</w:t>
-            </w:r>
-          </w:p>
-        </w:tc>
-        <w:tc>
-          <w:tcPr>
-            <w:tcW w:type="dxa" w:w="864"/>
-            <w:shd w:fill="FFFFFF"/>
-            <w:tcMar>
-              <w:top w:w="100" w:type="dxa"/>
-              <w:bottom w:w="100" w:type="dxa"/>
-              <w:left w:w="120" w:type="dxa"/>
-              <w:right w:w="120" w:type="dxa"/>
-            </w:tcMar>
-            <w:tcBorders>
-              <w:top w:val="single" w:sz="4" w:space="0" w:color="CCCCCC"/>
-              <w:bottom w:val="single" w:sz="4" w:space="0" w:color="CCCCCC"/>
-              <w:left w:val="single" w:sz="4" w:space="0" w:color="CCCCCC"/>
-              <w:right w:val="single" w:sz="4" w:space="0" w:color="CCCCCC"/>
-            </w:tcBorders>
-          </w:tcPr>
-          <w:p>
-            <w:pPr>
-              <w:spacing w:before="60" w:after="60" w:line="252" w:lineRule="auto"/>
-              <w:jc w:val="left"/>
-            </w:pPr>
-            <w:r/>
-            <w:r>
-              <w:t>NY Close 23-01</w:t>
-            </w:r>
-          </w:p>
-        </w:tc>
-        <w:tc>
-          <w:tcPr>
-            <w:tcW w:type="dxa" w:w="1440"/>
-            <w:shd w:fill="FFFFFF"/>
-            <w:tcMar>
-              <w:top w:w="100" w:type="dxa"/>
-              <w:bottom w:w="100" w:type="dxa"/>
-              <w:left w:w="120" w:type="dxa"/>
-              <w:right w:w="120" w:type="dxa"/>
-            </w:tcMar>
-            <w:tcBorders>
-              <w:top w:val="single" w:sz="4" w:space="0" w:color="CCCCCC"/>
-              <w:bottom w:val="single" w:sz="4" w:space="0" w:color="CCCCCC"/>
-              <w:left w:val="single" w:sz="4" w:space="0" w:color="CCCCCC"/>
-              <w:right w:val="single" w:sz="4" w:space="0" w:color="CCCCCC"/>
-            </w:tcBorders>
-          </w:tcPr>
-          <w:p>
-            <w:pPr>
-              <w:spacing w:before="60" w:after="60" w:line="252" w:lineRule="auto"/>
-              <w:jc w:val="left"/>
-            </w:pPr>
-            <w:r/>
-            <w:r>
-              <w:t>453.00</w:t>
-            </w:r>
-          </w:p>
-        </w:tc>
-        <w:tc>
-          <w:tcPr>
-            <w:tcW w:type="dxa" w:w="2016"/>
-            <w:shd w:fill="FFFFFF"/>
-            <w:tcMar>
-              <w:top w:w="100" w:type="dxa"/>
-              <w:bottom w:w="100" w:type="dxa"/>
-              <w:left w:w="120" w:type="dxa"/>
-              <w:right w:w="120" w:type="dxa"/>
-            </w:tcMar>
-            <w:tcBorders>
-              <w:top w:val="single" w:sz="4" w:space="0" w:color="CCCCCC"/>
-              <w:bottom w:val="single" w:sz="4" w:space="0" w:color="CCCCCC"/>
-              <w:left w:val="single" w:sz="4" w:space="0" w:color="CCCCCC"/>
-              <w:right w:val="single" w:sz="4" w:space="0" w:color="CCCCCC"/>
-            </w:tcBorders>
-          </w:tcPr>
-          <w:p>
-            <w:pPr>
-              <w:spacing w:before="60" w:after="60" w:line="252" w:lineRule="auto"/>
-              <w:jc w:val="left"/>
-            </w:pPr>
-            <w:r/>
-            <w:r>
-              <w:t>456.50</w:t>
-            </w:r>
-          </w:p>
-        </w:tc>
-        <w:tc>
-          <w:tcPr>
-            <w:tcW w:type="dxa" w:w="1152"/>
-            <w:shd w:fill="FFFFFF"/>
-            <w:tcMar>
-              <w:top w:w="100" w:type="dxa"/>
-              <w:bottom w:w="100" w:type="dxa"/>
-              <w:left w:w="120" w:type="dxa"/>
-              <w:right w:w="120" w:type="dxa"/>
-            </w:tcMar>
-            <w:tcBorders>
-              <w:top w:val="single" w:sz="4" w:space="0" w:color="CCCCCC"/>
-              <w:bottom w:val="single" w:sz="4" w:space="0" w:color="CCCCCC"/>
-              <w:left w:val="single" w:sz="4" w:space="0" w:color="CCCCCC"/>
-              <w:right w:val="single" w:sz="4" w:space="0" w:color="CCCCCC"/>
-            </w:tcBorders>
-          </w:tcPr>
-          <w:p>
-            <w:pPr>
-              <w:spacing w:before="60" w:after="60" w:line="252" w:lineRule="auto"/>
-              <w:jc w:val="left"/>
-            </w:pPr>
-            <w:r/>
-            <w:r>
-              <w:t>450.75</w:t>
-            </w:r>
-          </w:p>
-        </w:tc>
-        <w:tc>
-          <w:tcPr>
-            <w:tcW w:type="dxa" w:w="1728"/>
-            <w:shd w:fill="FFFFFF"/>
-            <w:tcMar>
-              <w:top w:w="100" w:type="dxa"/>
-              <w:bottom w:w="100" w:type="dxa"/>
-              <w:left w:w="120" w:type="dxa"/>
-              <w:right w:w="120" w:type="dxa"/>
-            </w:tcMar>
-            <w:tcBorders>
-              <w:top w:val="single" w:sz="4" w:space="0" w:color="CCCCCC"/>
-              <w:bottom w:val="single" w:sz="4" w:space="0" w:color="CCCCCC"/>
-              <w:left w:val="single" w:sz="4" w:space="0" w:color="CCCCCC"/>
-              <w:right w:val="single" w:sz="4" w:space="0" w:color="CCCCCC"/>
-            </w:tcBorders>
-          </w:tcPr>
-          <w:p>
-            <w:pPr>
-              <w:spacing w:before="60" w:after="60" w:line="252" w:lineRule="auto"/>
-              <w:jc w:val="left"/>
-            </w:pPr>
-            <w:r/>
-            <w:r>
-              <w:rPr>
-                <w:b/>
-              </w:rPr>
-              <w:t>453.00</w:t>
-            </w:r>
-          </w:p>
-        </w:tc>
-        <w:tc>
-          <w:tcPr>
-            <w:tcW w:type="dxa" w:w="3456"/>
-            <w:shd w:fill="FFFFFF"/>
-            <w:tcMar>
-              <w:top w:w="100" w:type="dxa"/>
-              <w:bottom w:w="100" w:type="dxa"/>
-              <w:left w:w="120" w:type="dxa"/>
-              <w:right w:w="120" w:type="dxa"/>
-            </w:tcMar>
-            <w:tcBorders>
-              <w:top w:val="single" w:sz="4" w:space="0" w:color="CCCCCC"/>
-              <w:bottom w:val="single" w:sz="4" w:space="0" w:color="CCCCCC"/>
-              <w:left w:val="single" w:sz="4" w:space="0" w:color="CCCCCC"/>
-              <w:right w:val="single" w:sz="4" w:space="0" w:color="CCCCCC"/>
-            </w:tcBorders>
-          </w:tcPr>
-          <w:p>
-            <w:pPr>
-              <w:spacing w:before="60" w:after="60" w:line="252" w:lineRule="auto"/>
-              <w:jc w:val="left"/>
-            </w:pPr>
-            <w:r/>
-            <w:r>
-              <w:rPr>
-                <w:b/>
-              </w:rPr>
-              <w:t>+0.00</w:t>
-            </w:r>
-          </w:p>
-        </w:tc>
-        <w:tc>
-          <w:tcPr>
-            <w:tcW w:type="dxa" w:w="1440"/>
-            <w:shd w:fill="FFFFFF"/>
-            <w:tcMar>
-              <w:top w:w="100" w:type="dxa"/>
-              <w:bottom w:w="100" w:type="dxa"/>
-              <w:left w:w="120" w:type="dxa"/>
-              <w:right w:w="120" w:type="dxa"/>
-            </w:tcMar>
-            <w:tcBorders>
-              <w:top w:val="single" w:sz="4" w:space="0" w:color="CCCCCC"/>
-              <w:bottom w:val="single" w:sz="4" w:space="0" w:color="CCCCCC"/>
-              <w:left w:val="single" w:sz="4" w:space="0" w:color="CCCCCC"/>
-              <w:right w:val="single" w:sz="4" w:space="0" w:color="CCCCCC"/>
-            </w:tcBorders>
-          </w:tcPr>
-          <w:p>
-            <w:pPr>
-              <w:spacing w:before="60" w:after="60" w:line="252" w:lineRule="auto"/>
-              <w:jc w:val="left"/>
-            </w:pPr>
-            <w:r/>
-            <w:r>
-              <w:t>BULL</w:t>
-            </w:r>
-          </w:p>
-        </w:tc>
-      </w:tr>
-      <w:tr>
-        <w:tc>
-          <w:tcPr>
-            <w:tcW w:type="dxa" w:w="1584"/>
-            <w:shd w:fill="F8FAFC"/>
-            <w:tcMar>
-              <w:top w:w="100" w:type="dxa"/>
-              <w:bottom w:w="100" w:type="dxa"/>
-              <w:left w:w="120" w:type="dxa"/>
-              <w:right w:w="120" w:type="dxa"/>
-            </w:tcMar>
-            <w:tcBorders>
-              <w:top w:val="single" w:sz="4" w:space="0" w:color="CCCCCC"/>
-              <w:bottom w:val="single" w:sz="4" w:space="0" w:color="CCCCCC"/>
-              <w:left w:val="single" w:sz="4" w:space="0" w:color="CCCCCC"/>
-              <w:right w:val="single" w:sz="4" w:space="0" w:color="CCCCCC"/>
-            </w:tcBorders>
-          </w:tcPr>
-          <w:p>
-            <w:pPr>
-              <w:spacing w:before="60" w:after="60" w:line="252" w:lineRule="auto"/>
-              <w:jc w:val="left"/>
-            </w:pPr>
-            <w:r/>
-            <w:r>
-              <w:rPr>
-                <w:b/>
-              </w:rPr>
-              <w:t>Fri 14/08</w:t>
-            </w:r>
-          </w:p>
-        </w:tc>
-        <w:tc>
-          <w:tcPr>
-            <w:tcW w:type="dxa" w:w="864"/>
-            <w:shd w:fill="F8FAFC"/>
-            <w:tcMar>
-              <w:top w:w="100" w:type="dxa"/>
-              <w:bottom w:w="100" w:type="dxa"/>
-              <w:left w:w="120" w:type="dxa"/>
-              <w:right w:w="120" w:type="dxa"/>
-            </w:tcMar>
-            <w:tcBorders>
-              <w:top w:val="single" w:sz="4" w:space="0" w:color="CCCCCC"/>
-              <w:bottom w:val="single" w:sz="4" w:space="0" w:color="CCCCCC"/>
-              <w:left w:val="single" w:sz="4" w:space="0" w:color="CCCCCC"/>
-              <w:right w:val="single" w:sz="4" w:space="0" w:color="CCCCCC"/>
-            </w:tcBorders>
-          </w:tcPr>
-          <w:p>
-            <w:pPr>
-              <w:spacing w:before="60" w:after="60" w:line="252" w:lineRule="auto"/>
-              <w:jc w:val="left"/>
-            </w:pPr>
-            <w:r/>
-            <w:r>
-              <w:t>Asia 07-11</w:t>
-            </w:r>
-          </w:p>
-        </w:tc>
-        <w:tc>
-          <w:tcPr>
-            <w:tcW w:type="dxa" w:w="1440"/>
-            <w:shd w:fill="F8FAFC"/>
-            <w:tcMar>
-              <w:top w:w="100" w:type="dxa"/>
-              <w:bottom w:w="100" w:type="dxa"/>
-              <w:left w:w="120" w:type="dxa"/>
-              <w:right w:w="120" w:type="dxa"/>
-            </w:tcMar>
-            <w:tcBorders>
-              <w:top w:val="single" w:sz="4" w:space="0" w:color="CCCCCC"/>
-              <w:bottom w:val="single" w:sz="4" w:space="0" w:color="CCCCCC"/>
-              <w:left w:val="single" w:sz="4" w:space="0" w:color="CCCCCC"/>
-              <w:right w:val="single" w:sz="4" w:space="0" w:color="CCCCCC"/>
-            </w:tcBorders>
-          </w:tcPr>
-          <w:p>
-            <w:pPr>
-              <w:spacing w:before="60" w:after="60" w:line="252" w:lineRule="auto"/>
-              <w:jc w:val="left"/>
-            </w:pPr>
-            <w:r/>
-            <w:r>
-              <w:t>453.00</w:t>
-            </w:r>
-          </w:p>
-        </w:tc>
-        <w:tc>
-          <w:tcPr>
-            <w:tcW w:type="dxa" w:w="2016"/>
-            <w:shd w:fill="F8FAFC"/>
-            <w:tcMar>
-              <w:top w:w="100" w:type="dxa"/>
-              <w:bottom w:w="100" w:type="dxa"/>
-              <w:left w:w="120" w:type="dxa"/>
-              <w:right w:w="120" w:type="dxa"/>
-            </w:tcMar>
-            <w:tcBorders>
-              <w:top w:val="single" w:sz="4" w:space="0" w:color="CCCCCC"/>
-              <w:bottom w:val="single" w:sz="4" w:space="0" w:color="CCCCCC"/>
-              <w:left w:val="single" w:sz="4" w:space="0" w:color="CCCCCC"/>
-              <w:right w:val="single" w:sz="4" w:space="0" w:color="CCCCCC"/>
-            </w:tcBorders>
-          </w:tcPr>
-          <w:p>
-            <w:pPr>
-              <w:spacing w:before="60" w:after="60" w:line="252" w:lineRule="auto"/>
-              <w:jc w:val="left"/>
-            </w:pPr>
-            <w:r/>
-            <w:r>
-              <w:t>456.75</w:t>
-            </w:r>
-          </w:p>
-        </w:tc>
-        <w:tc>
-          <w:tcPr>
-            <w:tcW w:type="dxa" w:w="1152"/>
-            <w:shd w:fill="F8FAFC"/>
-            <w:tcMar>
-              <w:top w:w="100" w:type="dxa"/>
-              <w:bottom w:w="100" w:type="dxa"/>
-              <w:left w:w="120" w:type="dxa"/>
-              <w:right w:w="120" w:type="dxa"/>
-            </w:tcMar>
-            <w:tcBorders>
-              <w:top w:val="single" w:sz="4" w:space="0" w:color="CCCCCC"/>
-              <w:bottom w:val="single" w:sz="4" w:space="0" w:color="CCCCCC"/>
-              <w:left w:val="single" w:sz="4" w:space="0" w:color="CCCCCC"/>
-              <w:right w:val="single" w:sz="4" w:space="0" w:color="CCCCCC"/>
-            </w:tcBorders>
-          </w:tcPr>
-          <w:p>
-            <w:pPr>
-              <w:spacing w:before="60" w:after="60" w:line="252" w:lineRule="auto"/>
-              <w:jc w:val="left"/>
-            </w:pPr>
-            <w:r/>
-            <w:r>
-              <w:t>449.50</w:t>
-            </w:r>
-          </w:p>
-        </w:tc>
-        <w:tc>
-          <w:tcPr>
-            <w:tcW w:type="dxa" w:w="1728"/>
-            <w:shd w:fill="F8FAFC"/>
-            <w:tcMar>
-              <w:top w:w="100" w:type="dxa"/>
-              <w:bottom w:w="100" w:type="dxa"/>
-              <w:left w:w="120" w:type="dxa"/>
-              <w:right w:w="120" w:type="dxa"/>
-            </w:tcMar>
-            <w:tcBorders>
-              <w:top w:val="single" w:sz="4" w:space="0" w:color="CCCCCC"/>
-              <w:bottom w:val="single" w:sz="4" w:space="0" w:color="CCCCCC"/>
-              <w:left w:val="single" w:sz="4" w:space="0" w:color="CCCCCC"/>
-              <w:right w:val="single" w:sz="4" w:space="0" w:color="CCCCCC"/>
-            </w:tcBorders>
-          </w:tcPr>
-          <w:p>
-            <w:pPr>
-              <w:spacing w:before="60" w:after="60" w:line="252" w:lineRule="auto"/>
-              <w:jc w:val="left"/>
-            </w:pPr>
-            <w:r/>
-            <w:r>
-              <w:rPr>
-                <w:b/>
-              </w:rPr>
-              <w:t>452.75</w:t>
-            </w:r>
-          </w:p>
-        </w:tc>
-        <w:tc>
-          <w:tcPr>
-            <w:tcW w:type="dxa" w:w="3456"/>
-            <w:shd w:fill="F8FAFC"/>
-            <w:tcMar>
-              <w:top w:w="100" w:type="dxa"/>
-              <w:bottom w:w="100" w:type="dxa"/>
-              <w:left w:w="120" w:type="dxa"/>
-              <w:right w:w="120" w:type="dxa"/>
-            </w:tcMar>
-            <w:tcBorders>
-              <w:top w:val="single" w:sz="4" w:space="0" w:color="CCCCCC"/>
-              <w:bottom w:val="single" w:sz="4" w:space="0" w:color="CCCCCC"/>
-              <w:left w:val="single" w:sz="4" w:space="0" w:color="CCCCCC"/>
-              <w:right w:val="single" w:sz="4" w:space="0" w:color="CCCCCC"/>
-            </w:tcBorders>
-          </w:tcPr>
-          <w:p>
-            <w:pPr>
-              <w:spacing w:before="60" w:after="60" w:line="252" w:lineRule="auto"/>
-              <w:jc w:val="left"/>
-            </w:pPr>
-            <w:r/>
-            <w:r>
-              <w:rPr>
-                <w:b/>
-              </w:rPr>
-              <w:t>-0.25</w:t>
-            </w:r>
-          </w:p>
-        </w:tc>
-        <w:tc>
-          <w:tcPr>
-            <w:tcW w:type="dxa" w:w="1440"/>
-            <w:shd w:fill="F8FAFC"/>
-            <w:tcMar>
-              <w:top w:w="100" w:type="dxa"/>
-              <w:bottom w:w="100" w:type="dxa"/>
-              <w:left w:w="120" w:type="dxa"/>
-              <w:right w:w="120" w:type="dxa"/>
-            </w:tcMar>
-            <w:tcBorders>
-              <w:top w:val="single" w:sz="4" w:space="0" w:color="CCCCCC"/>
-              <w:bottom w:val="single" w:sz="4" w:space="0" w:color="CCCCCC"/>
-              <w:left w:val="single" w:sz="4" w:space="0" w:color="CCCCCC"/>
-              <w:right w:val="single" w:sz="4" w:space="0" w:color="CCCCCC"/>
-            </w:tcBorders>
-          </w:tcPr>
-          <w:p>
-            <w:pPr>
-              <w:spacing w:before="60" w:after="60" w:line="252" w:lineRule="auto"/>
-              <w:jc w:val="left"/>
-            </w:pPr>
-            <w:r/>
-            <w:r>
-              <w:t>BEAR</w:t>
-            </w:r>
-          </w:p>
-        </w:tc>
-      </w:tr>
-      <w:tr>
-        <w:tc>
-          <w:tcPr>
-            <w:tcW w:type="dxa" w:w="1584"/>
-            <w:shd w:fill="FFFFFF"/>
-            <w:tcMar>
-              <w:top w:w="100" w:type="dxa"/>
-              <w:bottom w:w="100" w:type="dxa"/>
-              <w:left w:w="120" w:type="dxa"/>
-              <w:right w:w="120" w:type="dxa"/>
-            </w:tcMar>
-            <w:tcBorders>
-              <w:top w:val="single" w:sz="4" w:space="0" w:color="CCCCCC"/>
-              <w:bottom w:val="single" w:sz="4" w:space="0" w:color="CCCCCC"/>
-              <w:left w:val="single" w:sz="4" w:space="0" w:color="CCCCCC"/>
-              <w:right w:val="single" w:sz="4" w:space="0" w:color="CCCCCC"/>
-            </w:tcBorders>
-          </w:tcPr>
-          <w:p>
-            <w:pPr>
-              <w:spacing w:before="60" w:after="60" w:line="252" w:lineRule="auto"/>
-              <w:jc w:val="left"/>
-            </w:pPr>
-            <w:r/>
-            <w:r>
-              <w:rPr>
-                <w:b/>
-              </w:rPr>
-              <w:t>Fri 14/08</w:t>
-            </w:r>
-          </w:p>
-        </w:tc>
-        <w:tc>
-          <w:tcPr>
-            <w:tcW w:type="dxa" w:w="864"/>
-            <w:shd w:fill="FFFFFF"/>
-            <w:tcMar>
-              <w:top w:w="100" w:type="dxa"/>
-              <w:bottom w:w="100" w:type="dxa"/>
-              <w:left w:w="120" w:type="dxa"/>
-              <w:right w:w="120" w:type="dxa"/>
-            </w:tcMar>
-            <w:tcBorders>
-              <w:top w:val="single" w:sz="4" w:space="0" w:color="CCCCCC"/>
-              <w:bottom w:val="single" w:sz="4" w:space="0" w:color="CCCCCC"/>
-              <w:left w:val="single" w:sz="4" w:space="0" w:color="CCCCCC"/>
-              <w:right w:val="single" w:sz="4" w:space="0" w:color="CCCCCC"/>
-            </w:tcBorders>
-          </w:tcPr>
-          <w:p>
-            <w:pPr>
-              <w:spacing w:before="60" w:after="60" w:line="252" w:lineRule="auto"/>
-              <w:jc w:val="left"/>
-            </w:pPr>
-            <w:r/>
-            <w:r>
-              <w:t>Asia 11-15</w:t>
-            </w:r>
-          </w:p>
-        </w:tc>
-        <w:tc>
-          <w:tcPr>
-            <w:tcW w:type="dxa" w:w="1440"/>
-            <w:shd w:fill="FFFFFF"/>
-            <w:tcMar>
-              <w:top w:w="100" w:type="dxa"/>
-              <w:bottom w:w="100" w:type="dxa"/>
-              <w:left w:w="120" w:type="dxa"/>
-              <w:right w:w="120" w:type="dxa"/>
-            </w:tcMar>
-            <w:tcBorders>
-              <w:top w:val="single" w:sz="4" w:space="0" w:color="CCCCCC"/>
-              <w:bottom w:val="single" w:sz="4" w:space="0" w:color="CCCCCC"/>
-              <w:left w:val="single" w:sz="4" w:space="0" w:color="CCCCCC"/>
-              <w:right w:val="single" w:sz="4" w:space="0" w:color="CCCCCC"/>
-            </w:tcBorders>
-          </w:tcPr>
-          <w:p>
-            <w:pPr>
-              <w:spacing w:before="60" w:after="60" w:line="252" w:lineRule="auto"/>
-              <w:jc w:val="left"/>
-            </w:pPr>
-            <w:r/>
-            <w:r>
-              <w:t>452.75</w:t>
-            </w:r>
-          </w:p>
-        </w:tc>
-        <w:tc>
-          <w:tcPr>
-            <w:tcW w:type="dxa" w:w="2016"/>
-            <w:shd w:fill="FFFFFF"/>
-            <w:tcMar>
-              <w:top w:w="100" w:type="dxa"/>
-              <w:bottom w:w="100" w:type="dxa"/>
-              <w:left w:w="120" w:type="dxa"/>
-              <w:right w:w="120" w:type="dxa"/>
-            </w:tcMar>
-            <w:tcBorders>
-              <w:top w:val="single" w:sz="4" w:space="0" w:color="CCCCCC"/>
-              <w:bottom w:val="single" w:sz="4" w:space="0" w:color="CCCCCC"/>
-              <w:left w:val="single" w:sz="4" w:space="0" w:color="CCCCCC"/>
-              <w:right w:val="single" w:sz="4" w:space="0" w:color="CCCCCC"/>
-            </w:tcBorders>
-          </w:tcPr>
-          <w:p>
-            <w:pPr>
-              <w:spacing w:before="60" w:after="60" w:line="252" w:lineRule="auto"/>
-              <w:jc w:val="left"/>
-            </w:pPr>
-            <w:r/>
-            <w:r>
-              <w:t>456.25</w:t>
-            </w:r>
-          </w:p>
-        </w:tc>
-        <w:tc>
-          <w:tcPr>
-            <w:tcW w:type="dxa" w:w="1152"/>
-            <w:shd w:fill="FFFFFF"/>
-            <w:tcMar>
-              <w:top w:w="100" w:type="dxa"/>
-              <w:bottom w:w="100" w:type="dxa"/>
-              <w:left w:w="120" w:type="dxa"/>
-              <w:right w:w="120" w:type="dxa"/>
-            </w:tcMar>
-            <w:tcBorders>
-              <w:top w:val="single" w:sz="4" w:space="0" w:color="CCCCCC"/>
-              <w:bottom w:val="single" w:sz="4" w:space="0" w:color="CCCCCC"/>
-              <w:left w:val="single" w:sz="4" w:space="0" w:color="CCCCCC"/>
-              <w:right w:val="single" w:sz="4" w:space="0" w:color="CCCCCC"/>
-            </w:tcBorders>
-          </w:tcPr>
-          <w:p>
-            <w:pPr>
-              <w:spacing w:before="60" w:after="60" w:line="252" w:lineRule="auto"/>
-              <w:jc w:val="left"/>
-            </w:pPr>
-            <w:r/>
-            <w:r>
-              <w:t>449.50</w:t>
-            </w:r>
-          </w:p>
-        </w:tc>
-        <w:tc>
-          <w:tcPr>
-            <w:tcW w:type="dxa" w:w="1728"/>
-            <w:shd w:fill="FFFFFF"/>
-            <w:tcMar>
-              <w:top w:w="100" w:type="dxa"/>
-              <w:bottom w:w="100" w:type="dxa"/>
-              <w:left w:w="120" w:type="dxa"/>
-              <w:right w:w="120" w:type="dxa"/>
-            </w:tcMar>
-            <w:tcBorders>
-              <w:top w:val="single" w:sz="4" w:space="0" w:color="CCCCCC"/>
-              <w:bottom w:val="single" w:sz="4" w:space="0" w:color="CCCCCC"/>
-              <w:left w:val="single" w:sz="4" w:space="0" w:color="CCCCCC"/>
-              <w:right w:val="single" w:sz="4" w:space="0" w:color="CCCCCC"/>
-            </w:tcBorders>
-          </w:tcPr>
-          <w:p>
-            <w:pPr>
-              <w:spacing w:before="60" w:after="60" w:line="252" w:lineRule="auto"/>
-              <w:jc w:val="left"/>
-            </w:pPr>
-            <w:r/>
-            <w:r>
-              <w:rPr>
-                <w:b/>
-              </w:rPr>
-              <w:t>452.50</w:t>
-            </w:r>
-          </w:p>
-        </w:tc>
-        <w:tc>
-          <w:tcPr>
-            <w:tcW w:type="dxa" w:w="3456"/>
-            <w:shd w:fill="FFFFFF"/>
-            <w:tcMar>
-              <w:top w:w="100" w:type="dxa"/>
-              <w:bottom w:w="100" w:type="dxa"/>
-              <w:left w:w="120" w:type="dxa"/>
-              <w:right w:w="120" w:type="dxa"/>
-            </w:tcMar>
-            <w:tcBorders>
-              <w:top w:val="single" w:sz="4" w:space="0" w:color="CCCCCC"/>
-              <w:bottom w:val="single" w:sz="4" w:space="0" w:color="CCCCCC"/>
-              <w:left w:val="single" w:sz="4" w:space="0" w:color="CCCCCC"/>
-              <w:right w:val="single" w:sz="4" w:space="0" w:color="CCCCCC"/>
-            </w:tcBorders>
-          </w:tcPr>
-          <w:p>
-            <w:pPr>
-              <w:spacing w:before="60" w:after="60" w:line="252" w:lineRule="auto"/>
-              <w:jc w:val="left"/>
-            </w:pPr>
-            <w:r/>
-            <w:r>
-              <w:rPr>
-                <w:b/>
-              </w:rPr>
-              <w:t>-0.25</w:t>
-            </w:r>
-          </w:p>
-        </w:tc>
-        <w:tc>
-          <w:tcPr>
-            <w:tcW w:type="dxa" w:w="1440"/>
-            <w:shd w:fill="FFFFFF"/>
-            <w:tcMar>
-              <w:top w:w="100" w:type="dxa"/>
-              <w:bottom w:w="100" w:type="dxa"/>
-              <w:left w:w="120" w:type="dxa"/>
-              <w:right w:w="120" w:type="dxa"/>
-            </w:tcMar>
-            <w:tcBorders>
-              <w:top w:val="single" w:sz="4" w:space="0" w:color="CCCCCC"/>
-              <w:bottom w:val="single" w:sz="4" w:space="0" w:color="CCCCCC"/>
-              <w:left w:val="single" w:sz="4" w:space="0" w:color="CCCCCC"/>
-              <w:right w:val="single" w:sz="4" w:space="0" w:color="CCCCCC"/>
-            </w:tcBorders>
-          </w:tcPr>
-          <w:p>
-            <w:pPr>
-              <w:spacing w:before="60" w:after="60" w:line="252" w:lineRule="auto"/>
-              <w:jc w:val="left"/>
-            </w:pPr>
-            <w:r/>
-            <w:r>
-              <w:t>BEAR</w:t>
-            </w:r>
-          </w:p>
-        </w:tc>
-      </w:tr>
-      <w:tr>
-        <w:tc>
-          <w:tcPr>
-            <w:tcW w:type="dxa" w:w="1584"/>
-            <w:shd w:fill="F8FAFC"/>
-            <w:tcMar>
-              <w:top w:w="100" w:type="dxa"/>
-              <w:bottom w:w="100" w:type="dxa"/>
-              <w:left w:w="120" w:type="dxa"/>
-              <w:right w:w="120" w:type="dxa"/>
-            </w:tcMar>
-            <w:tcBorders>
-              <w:top w:val="single" w:sz="4" w:space="0" w:color="CCCCCC"/>
-              <w:bottom w:val="single" w:sz="4" w:space="0" w:color="CCCCCC"/>
-              <w:left w:val="single" w:sz="4" w:space="0" w:color="CCCCCC"/>
-              <w:right w:val="single" w:sz="4" w:space="0" w:color="CCCCCC"/>
-            </w:tcBorders>
-          </w:tcPr>
-          <w:p>
-            <w:pPr>
-              <w:spacing w:before="60" w:after="60" w:line="252" w:lineRule="auto"/>
-              <w:jc w:val="left"/>
-            </w:pPr>
-            <w:r/>
-            <w:r>
-              <w:rPr>
-                <w:b/>
-              </w:rPr>
-              <w:t>Fri 14/08</w:t>
-            </w:r>
-          </w:p>
-        </w:tc>
-        <w:tc>
-          <w:tcPr>
-            <w:tcW w:type="dxa" w:w="864"/>
-            <w:shd w:fill="F8FAFC"/>
-            <w:tcMar>
-              <w:top w:w="100" w:type="dxa"/>
-              <w:bottom w:w="100" w:type="dxa"/>
-              <w:left w:w="120" w:type="dxa"/>
-              <w:right w:w="120" w:type="dxa"/>
-            </w:tcMar>
-            <w:tcBorders>
-              <w:top w:val="single" w:sz="4" w:space="0" w:color="CCCCCC"/>
-              <w:bottom w:val="single" w:sz="4" w:space="0" w:color="CCCCCC"/>
-              <w:left w:val="single" w:sz="4" w:space="0" w:color="CCCCCC"/>
-              <w:right w:val="single" w:sz="4" w:space="0" w:color="CCCCCC"/>
-            </w:tcBorders>
-          </w:tcPr>
-          <w:p>
-            <w:pPr>
-              <w:spacing w:before="60" w:after="60" w:line="252" w:lineRule="auto"/>
-              <w:jc w:val="left"/>
-            </w:pPr>
-            <w:r/>
-            <w:r>
-              <w:t>London 15-19</w:t>
-            </w:r>
-          </w:p>
-        </w:tc>
-        <w:tc>
-          <w:tcPr>
-            <w:tcW w:type="dxa" w:w="1440"/>
-            <w:shd w:fill="F8FAFC"/>
-            <w:tcMar>
-              <w:top w:w="100" w:type="dxa"/>
-              <w:bottom w:w="100" w:type="dxa"/>
-              <w:left w:w="120" w:type="dxa"/>
-              <w:right w:w="120" w:type="dxa"/>
-            </w:tcMar>
-            <w:tcBorders>
-              <w:top w:val="single" w:sz="4" w:space="0" w:color="CCCCCC"/>
-              <w:bottom w:val="single" w:sz="4" w:space="0" w:color="CCCCCC"/>
-              <w:left w:val="single" w:sz="4" w:space="0" w:color="CCCCCC"/>
-              <w:right w:val="single" w:sz="4" w:space="0" w:color="CCCCCC"/>
-            </w:tcBorders>
-          </w:tcPr>
-          <w:p>
-            <w:pPr>
-              <w:spacing w:before="60" w:after="60" w:line="252" w:lineRule="auto"/>
-              <w:jc w:val="left"/>
-            </w:pPr>
-            <w:r/>
-            <w:r>
-              <w:t>452.50</w:t>
-            </w:r>
-          </w:p>
-        </w:tc>
-        <w:tc>
-          <w:tcPr>
-            <w:tcW w:type="dxa" w:w="2016"/>
-            <w:shd w:fill="F8FAFC"/>
-            <w:tcMar>
-              <w:top w:w="100" w:type="dxa"/>
-              <w:bottom w:w="100" w:type="dxa"/>
-              <w:left w:w="120" w:type="dxa"/>
-              <w:right w:w="120" w:type="dxa"/>
-            </w:tcMar>
-            <w:tcBorders>
-              <w:top w:val="single" w:sz="4" w:space="0" w:color="CCCCCC"/>
-              <w:bottom w:val="single" w:sz="4" w:space="0" w:color="CCCCCC"/>
-              <w:left w:val="single" w:sz="4" w:space="0" w:color="CCCCCC"/>
-              <w:right w:val="single" w:sz="4" w:space="0" w:color="CCCCCC"/>
-            </w:tcBorders>
-          </w:tcPr>
-          <w:p>
-            <w:pPr>
-              <w:spacing w:before="60" w:after="60" w:line="252" w:lineRule="auto"/>
-              <w:jc w:val="left"/>
-            </w:pPr>
-            <w:r/>
-            <w:r>
-              <w:t>455.50</w:t>
-            </w:r>
-          </w:p>
-        </w:tc>
-        <w:tc>
-          <w:tcPr>
-            <w:tcW w:type="dxa" w:w="1152"/>
-            <w:shd w:fill="F8FAFC"/>
-            <w:tcMar>
-              <w:top w:w="100" w:type="dxa"/>
-              <w:bottom w:w="100" w:type="dxa"/>
-              <w:left w:w="120" w:type="dxa"/>
-              <w:right w:w="120" w:type="dxa"/>
-            </w:tcMar>
-            <w:tcBorders>
-              <w:top w:val="single" w:sz="4" w:space="0" w:color="CCCCCC"/>
-              <w:bottom w:val="single" w:sz="4" w:space="0" w:color="CCCCCC"/>
-              <w:left w:val="single" w:sz="4" w:space="0" w:color="CCCCCC"/>
-              <w:right w:val="single" w:sz="4" w:space="0" w:color="CCCCCC"/>
-            </w:tcBorders>
-          </w:tcPr>
-          <w:p>
-            <w:pPr>
-              <w:spacing w:before="60" w:after="60" w:line="252" w:lineRule="auto"/>
-              <w:jc w:val="left"/>
-            </w:pPr>
-            <w:r/>
-            <w:r>
-              <w:t>449.75</w:t>
-            </w:r>
-          </w:p>
-        </w:tc>
-        <w:tc>
-          <w:tcPr>
-            <w:tcW w:type="dxa" w:w="1728"/>
-            <w:shd w:fill="F8FAFC"/>
-            <w:tcMar>
-              <w:top w:w="100" w:type="dxa"/>
-              <w:bottom w:w="100" w:type="dxa"/>
-              <w:left w:w="120" w:type="dxa"/>
-              <w:right w:w="120" w:type="dxa"/>
-            </w:tcMar>
-            <w:tcBorders>
-              <w:top w:val="single" w:sz="4" w:space="0" w:color="CCCCCC"/>
-              <w:bottom w:val="single" w:sz="4" w:space="0" w:color="CCCCCC"/>
-              <w:left w:val="single" w:sz="4" w:space="0" w:color="CCCCCC"/>
-              <w:right w:val="single" w:sz="4" w:space="0" w:color="CCCCCC"/>
-            </w:tcBorders>
-          </w:tcPr>
-          <w:p>
-            <w:pPr>
-              <w:spacing w:before="60" w:after="60" w:line="252" w:lineRule="auto"/>
-              <w:jc w:val="left"/>
-            </w:pPr>
-            <w:r/>
-            <w:r>
-              <w:rPr>
-                <w:b/>
-              </w:rPr>
-              <w:t>452.75</w:t>
-            </w:r>
-          </w:p>
-        </w:tc>
-        <w:tc>
-          <w:tcPr>
-            <w:tcW w:type="dxa" w:w="3456"/>
-            <w:shd w:fill="F8FAFC"/>
-            <w:tcMar>
-              <w:top w:w="100" w:type="dxa"/>
-              <w:bottom w:w="100" w:type="dxa"/>
-              <w:left w:w="120" w:type="dxa"/>
-              <w:right w:w="120" w:type="dxa"/>
-            </w:tcMar>
-            <w:tcBorders>
-              <w:top w:val="single" w:sz="4" w:space="0" w:color="CCCCCC"/>
-              <w:bottom w:val="single" w:sz="4" w:space="0" w:color="CCCCCC"/>
-              <w:left w:val="single" w:sz="4" w:space="0" w:color="CCCCCC"/>
-              <w:right w:val="single" w:sz="4" w:space="0" w:color="CCCCCC"/>
-            </w:tcBorders>
-          </w:tcPr>
-          <w:p>
-            <w:pPr>
-              <w:spacing w:before="60" w:after="60" w:line="252" w:lineRule="auto"/>
-              <w:jc w:val="left"/>
-            </w:pPr>
-            <w:r/>
-            <w:r>
-              <w:rPr>
-                <w:b/>
-              </w:rPr>
-              <w:t>+0.25</w:t>
-            </w:r>
-          </w:p>
-        </w:tc>
-        <w:tc>
-          <w:tcPr>
-            <w:tcW w:type="dxa" w:w="1440"/>
-            <w:shd w:fill="F8FAFC"/>
-            <w:tcMar>
-              <w:top w:w="100" w:type="dxa"/>
-              <w:bottom w:w="100" w:type="dxa"/>
-              <w:left w:w="120" w:type="dxa"/>
-              <w:right w:w="120" w:type="dxa"/>
-            </w:tcMar>
-            <w:tcBorders>
-              <w:top w:val="single" w:sz="4" w:space="0" w:color="CCCCCC"/>
-              <w:bottom w:val="single" w:sz="4" w:space="0" w:color="CCCCCC"/>
-              <w:left w:val="single" w:sz="4" w:space="0" w:color="CCCCCC"/>
-              <w:right w:val="single" w:sz="4" w:space="0" w:color="CCCCCC"/>
-            </w:tcBorders>
-          </w:tcPr>
-          <w:p>
-            <w:pPr>
-              <w:spacing w:before="60" w:after="60" w:line="252" w:lineRule="auto"/>
-              <w:jc w:val="left"/>
-            </w:pPr>
-            <w:r/>
-            <w:r>
-              <w:t>BULL</w:t>
-            </w:r>
-          </w:p>
-        </w:tc>
-      </w:tr>
-      <w:tr>
-        <w:tc>
-          <w:tcPr>
-            <w:tcW w:type="dxa" w:w="1584"/>
-            <w:shd w:fill="FFFFFF"/>
-            <w:tcMar>
-              <w:top w:w="100" w:type="dxa"/>
-              <w:bottom w:w="100" w:type="dxa"/>
-              <w:left w:w="120" w:type="dxa"/>
-              <w:right w:w="120" w:type="dxa"/>
-            </w:tcMar>
-            <w:tcBorders>
-              <w:top w:val="single" w:sz="4" w:space="0" w:color="CCCCCC"/>
-              <w:bottom w:val="single" w:sz="4" w:space="0" w:color="CCCCCC"/>
-              <w:left w:val="single" w:sz="4" w:space="0" w:color="CCCCCC"/>
-              <w:right w:val="single" w:sz="4" w:space="0" w:color="CCCCCC"/>
-            </w:tcBorders>
-          </w:tcPr>
-          <w:p>
-            <w:pPr>
-              <w:spacing w:before="60" w:after="60" w:line="252" w:lineRule="auto"/>
-              <w:jc w:val="left"/>
-            </w:pPr>
-            <w:r/>
-            <w:r>
-              <w:rPr>
-                <w:b/>
-              </w:rPr>
-              <w:t>Fri 14/08</w:t>
-            </w:r>
-          </w:p>
-        </w:tc>
-        <w:tc>
-          <w:tcPr>
-            <w:tcW w:type="dxa" w:w="864"/>
-            <w:shd w:fill="FFFFFF"/>
-            <w:tcMar>
-              <w:top w:w="100" w:type="dxa"/>
-              <w:bottom w:w="100" w:type="dxa"/>
-              <w:left w:w="120" w:type="dxa"/>
-              <w:right w:w="120" w:type="dxa"/>
-            </w:tcMar>
-            <w:tcBorders>
-              <w:top w:val="single" w:sz="4" w:space="0" w:color="CCCCCC"/>
-              <w:bottom w:val="single" w:sz="4" w:space="0" w:color="CCCCCC"/>
-              <w:left w:val="single" w:sz="4" w:space="0" w:color="CCCCCC"/>
-              <w:right w:val="single" w:sz="4" w:space="0" w:color="CCCCCC"/>
-            </w:tcBorders>
-          </w:tcPr>
-          <w:p>
-            <w:pPr>
-              <w:spacing w:before="60" w:after="60" w:line="252" w:lineRule="auto"/>
-              <w:jc w:val="left"/>
-            </w:pPr>
-            <w:r/>
-            <w:r>
-              <w:t>Pre-NY 19-21</w:t>
-            </w:r>
-          </w:p>
-        </w:tc>
-        <w:tc>
-          <w:tcPr>
-            <w:tcW w:type="dxa" w:w="1440"/>
-            <w:shd w:fill="FFFFFF"/>
-            <w:tcMar>
-              <w:top w:w="100" w:type="dxa"/>
-              <w:bottom w:w="100" w:type="dxa"/>
-              <w:left w:w="120" w:type="dxa"/>
-              <w:right w:w="120" w:type="dxa"/>
-            </w:tcMar>
-            <w:tcBorders>
-              <w:top w:val="single" w:sz="4" w:space="0" w:color="CCCCCC"/>
-              <w:bottom w:val="single" w:sz="4" w:space="0" w:color="CCCCCC"/>
-              <w:left w:val="single" w:sz="4" w:space="0" w:color="CCCCCC"/>
-              <w:right w:val="single" w:sz="4" w:space="0" w:color="CCCCCC"/>
-            </w:tcBorders>
-          </w:tcPr>
-          <w:p>
-            <w:pPr>
-              <w:spacing w:before="60" w:after="60" w:line="252" w:lineRule="auto"/>
-              <w:jc w:val="left"/>
-            </w:pPr>
-            <w:r/>
-            <w:r>
-              <w:t>452.75</w:t>
-            </w:r>
-          </w:p>
-        </w:tc>
-        <w:tc>
-          <w:tcPr>
-            <w:tcW w:type="dxa" w:w="2016"/>
-            <w:shd w:fill="FFFFFF"/>
-            <w:tcMar>
-              <w:top w:w="100" w:type="dxa"/>
-              <w:bottom w:w="100" w:type="dxa"/>
-              <w:left w:w="120" w:type="dxa"/>
-              <w:right w:w="120" w:type="dxa"/>
-            </w:tcMar>
-            <w:tcBorders>
-              <w:top w:val="single" w:sz="4" w:space="0" w:color="CCCCCC"/>
-              <w:bottom w:val="single" w:sz="4" w:space="0" w:color="CCCCCC"/>
-              <w:left w:val="single" w:sz="4" w:space="0" w:color="CCCCCC"/>
-              <w:right w:val="single" w:sz="4" w:space="0" w:color="CCCCCC"/>
-            </w:tcBorders>
-          </w:tcPr>
-          <w:p>
-            <w:pPr>
-              <w:spacing w:before="60" w:after="60" w:line="252" w:lineRule="auto"/>
-              <w:jc w:val="left"/>
-            </w:pPr>
-            <w:r/>
-            <w:r>
-              <w:t>455.75</w:t>
-            </w:r>
-          </w:p>
-        </w:tc>
-        <w:tc>
-          <w:tcPr>
-            <w:tcW w:type="dxa" w:w="1152"/>
-            <w:shd w:fill="FFFFFF"/>
-            <w:tcMar>
-              <w:top w:w="100" w:type="dxa"/>
-              <w:bottom w:w="100" w:type="dxa"/>
-              <w:left w:w="120" w:type="dxa"/>
-              <w:right w:w="120" w:type="dxa"/>
-            </w:tcMar>
-            <w:tcBorders>
-              <w:top w:val="single" w:sz="4" w:space="0" w:color="CCCCCC"/>
-              <w:bottom w:val="single" w:sz="4" w:space="0" w:color="CCCCCC"/>
-              <w:left w:val="single" w:sz="4" w:space="0" w:color="CCCCCC"/>
-              <w:right w:val="single" w:sz="4" w:space="0" w:color="CCCCCC"/>
-            </w:tcBorders>
-          </w:tcPr>
-          <w:p>
-            <w:pPr>
-              <w:spacing w:before="60" w:after="60" w:line="252" w:lineRule="auto"/>
-              <w:jc w:val="left"/>
-            </w:pPr>
-            <w:r/>
-            <w:r>
-              <w:t>450.00</w:t>
-            </w:r>
-          </w:p>
-        </w:tc>
-        <w:tc>
-          <w:tcPr>
-            <w:tcW w:type="dxa" w:w="1728"/>
-            <w:shd w:fill="FFFFFF"/>
-            <w:tcMar>
-              <w:top w:w="100" w:type="dxa"/>
-              <w:bottom w:w="100" w:type="dxa"/>
-              <w:left w:w="120" w:type="dxa"/>
-              <w:right w:w="120" w:type="dxa"/>
-            </w:tcMar>
-            <w:tcBorders>
-              <w:top w:val="single" w:sz="4" w:space="0" w:color="CCCCCC"/>
-              <w:bottom w:val="single" w:sz="4" w:space="0" w:color="CCCCCC"/>
-              <w:left w:val="single" w:sz="4" w:space="0" w:color="CCCCCC"/>
-              <w:right w:val="single" w:sz="4" w:space="0" w:color="CCCCCC"/>
-            </w:tcBorders>
-          </w:tcPr>
-          <w:p>
-            <w:pPr>
-              <w:spacing w:before="60" w:after="60" w:line="252" w:lineRule="auto"/>
-              <w:jc w:val="left"/>
-            </w:pPr>
-            <w:r/>
-            <w:r>
-              <w:rPr>
-                <w:b/>
-              </w:rPr>
-              <w:t>452.75</w:t>
-            </w:r>
-          </w:p>
-        </w:tc>
-        <w:tc>
-          <w:tcPr>
-            <w:tcW w:type="dxa" w:w="3456"/>
-            <w:shd w:fill="FFFFFF"/>
-            <w:tcMar>
-              <w:top w:w="100" w:type="dxa"/>
-              <w:bottom w:w="100" w:type="dxa"/>
-              <w:left w:w="120" w:type="dxa"/>
-              <w:right w:w="120" w:type="dxa"/>
-            </w:tcMar>
-            <w:tcBorders>
-              <w:top w:val="single" w:sz="4" w:space="0" w:color="CCCCCC"/>
-              <w:bottom w:val="single" w:sz="4" w:space="0" w:color="CCCCCC"/>
-              <w:left w:val="single" w:sz="4" w:space="0" w:color="CCCCCC"/>
-              <w:right w:val="single" w:sz="4" w:space="0" w:color="CCCCCC"/>
-            </w:tcBorders>
-          </w:tcPr>
-          <w:p>
-            <w:pPr>
-              <w:spacing w:before="60" w:after="60" w:line="252" w:lineRule="auto"/>
-              <w:jc w:val="left"/>
-            </w:pPr>
-            <w:r/>
-            <w:r>
-              <w:rPr>
-                <w:b/>
-              </w:rPr>
-              <w:t>+0.00</w:t>
-            </w:r>
-          </w:p>
-        </w:tc>
-        <w:tc>
-          <w:tcPr>
-            <w:tcW w:type="dxa" w:w="1440"/>
-            <w:shd w:fill="FFFFFF"/>
-            <w:tcMar>
-              <w:top w:w="100" w:type="dxa"/>
-              <w:bottom w:w="100" w:type="dxa"/>
-              <w:left w:w="120" w:type="dxa"/>
-              <w:right w:w="120" w:type="dxa"/>
-            </w:tcMar>
-            <w:tcBorders>
-              <w:top w:val="single" w:sz="4" w:space="0" w:color="CCCCCC"/>
-              <w:bottom w:val="single" w:sz="4" w:space="0" w:color="CCCCCC"/>
-              <w:left w:val="single" w:sz="4" w:space="0" w:color="CCCCCC"/>
-              <w:right w:val="single" w:sz="4" w:space="0" w:color="CCCCCC"/>
-            </w:tcBorders>
-          </w:tcPr>
-          <w:p>
-            <w:pPr>
-              <w:spacing w:before="60" w:after="60" w:line="252" w:lineRule="auto"/>
-              <w:jc w:val="left"/>
-            </w:pPr>
-            <w:r/>
-            <w:r>
-              <w:t>BEAR</w:t>
-            </w:r>
-          </w:p>
-        </w:tc>
-      </w:tr>
-      <w:tr>
-        <w:tc>
-          <w:tcPr>
-            <w:tcW w:type="dxa" w:w="1584"/>
-            <w:shd w:fill="F8FAFC"/>
-            <w:tcMar>
-              <w:top w:w="100" w:type="dxa"/>
-              <w:bottom w:w="100" w:type="dxa"/>
-              <w:left w:w="120" w:type="dxa"/>
-              <w:right w:w="120" w:type="dxa"/>
-            </w:tcMar>
-            <w:tcBorders>
-              <w:top w:val="single" w:sz="4" w:space="0" w:color="CCCCCC"/>
-              <w:bottom w:val="single" w:sz="4" w:space="0" w:color="CCCCCC"/>
-              <w:left w:val="single" w:sz="4" w:space="0" w:color="CCCCCC"/>
-              <w:right w:val="single" w:sz="4" w:space="0" w:color="CCCCCC"/>
-            </w:tcBorders>
-          </w:tcPr>
-          <w:p>
-            <w:pPr>
-              <w:spacing w:before="60" w:after="60" w:line="252" w:lineRule="auto"/>
-              <w:jc w:val="left"/>
-            </w:pPr>
-            <w:r/>
-            <w:r>
-              <w:rPr>
-                <w:b/>
-              </w:rPr>
-              <w:t>Fri 14/08</w:t>
-            </w:r>
-          </w:p>
-        </w:tc>
-        <w:tc>
-          <w:tcPr>
-            <w:tcW w:type="dxa" w:w="864"/>
-            <w:shd w:fill="F8FAFC"/>
-            <w:tcMar>
-              <w:top w:w="100" w:type="dxa"/>
-              <w:bottom w:w="100" w:type="dxa"/>
-              <w:left w:w="120" w:type="dxa"/>
-              <w:right w:w="120" w:type="dxa"/>
-            </w:tcMar>
-            <w:tcBorders>
-              <w:top w:val="single" w:sz="4" w:space="0" w:color="CCCCCC"/>
-              <w:bottom w:val="single" w:sz="4" w:space="0" w:color="CCCCCC"/>
-              <w:left w:val="single" w:sz="4" w:space="0" w:color="CCCCCC"/>
-              <w:right w:val="single" w:sz="4" w:space="0" w:color="CCCCCC"/>
-            </w:tcBorders>
-          </w:tcPr>
-          <w:p>
-            <w:pPr>
-              <w:spacing w:before="60" w:after="60" w:line="252" w:lineRule="auto"/>
-              <w:jc w:val="left"/>
-            </w:pPr>
-            <w:r/>
-            <w:r>
-              <w:t>NY Open 21-23</w:t>
-            </w:r>
-          </w:p>
-        </w:tc>
-        <w:tc>
-          <w:tcPr>
-            <w:tcW w:type="dxa" w:w="1440"/>
-            <w:shd w:fill="F8FAFC"/>
-            <w:tcMar>
-              <w:top w:w="100" w:type="dxa"/>
-              <w:bottom w:w="100" w:type="dxa"/>
-              <w:left w:w="120" w:type="dxa"/>
-              <w:right w:w="120" w:type="dxa"/>
-            </w:tcMar>
-            <w:tcBorders>
-              <w:top w:val="single" w:sz="4" w:space="0" w:color="CCCCCC"/>
-              <w:bottom w:val="single" w:sz="4" w:space="0" w:color="CCCCCC"/>
-              <w:left w:val="single" w:sz="4" w:space="0" w:color="CCCCCC"/>
-              <w:right w:val="single" w:sz="4" w:space="0" w:color="CCCCCC"/>
-            </w:tcBorders>
-          </w:tcPr>
-          <w:p>
-            <w:pPr>
-              <w:spacing w:before="60" w:after="60" w:line="252" w:lineRule="auto"/>
-              <w:jc w:val="left"/>
-            </w:pPr>
-            <w:r/>
-            <w:r>
-              <w:t>452.75</w:t>
-            </w:r>
-          </w:p>
-        </w:tc>
-        <w:tc>
-          <w:tcPr>
-            <w:tcW w:type="dxa" w:w="2016"/>
-            <w:shd w:fill="F8FAFC"/>
-            <w:tcMar>
-              <w:top w:w="100" w:type="dxa"/>
-              <w:bottom w:w="100" w:type="dxa"/>
-              <w:left w:w="120" w:type="dxa"/>
-              <w:right w:w="120" w:type="dxa"/>
-            </w:tcMar>
-            <w:tcBorders>
-              <w:top w:val="single" w:sz="4" w:space="0" w:color="CCCCCC"/>
-              <w:bottom w:val="single" w:sz="4" w:space="0" w:color="CCCCCC"/>
-              <w:left w:val="single" w:sz="4" w:space="0" w:color="CCCCCC"/>
-              <w:right w:val="single" w:sz="4" w:space="0" w:color="CCCCCC"/>
-            </w:tcBorders>
-          </w:tcPr>
-          <w:p>
-            <w:pPr>
-              <w:spacing w:before="60" w:after="60" w:line="252" w:lineRule="auto"/>
-              <w:jc w:val="left"/>
-            </w:pPr>
-            <w:r/>
-            <w:r>
-              <w:t>456.75</w:t>
-            </w:r>
-          </w:p>
-        </w:tc>
-        <w:tc>
-          <w:tcPr>
-            <w:tcW w:type="dxa" w:w="1152"/>
-            <w:shd w:fill="F8FAFC"/>
-            <w:tcMar>
-              <w:top w:w="100" w:type="dxa"/>
-              <w:bottom w:w="100" w:type="dxa"/>
-              <w:left w:w="120" w:type="dxa"/>
-              <w:right w:w="120" w:type="dxa"/>
-            </w:tcMar>
-            <w:tcBorders>
-              <w:top w:val="single" w:sz="4" w:space="0" w:color="CCCCCC"/>
-              <w:bottom w:val="single" w:sz="4" w:space="0" w:color="CCCCCC"/>
-              <w:left w:val="single" w:sz="4" w:space="0" w:color="CCCCCC"/>
-              <w:right w:val="single" w:sz="4" w:space="0" w:color="CCCCCC"/>
-            </w:tcBorders>
-          </w:tcPr>
-          <w:p>
-            <w:pPr>
-              <w:spacing w:before="60" w:after="60" w:line="252" w:lineRule="auto"/>
-              <w:jc w:val="left"/>
-            </w:pPr>
-            <w:r/>
-            <w:r>
-              <w:t>449.25</w:t>
-            </w:r>
-          </w:p>
-        </w:tc>
-        <w:tc>
-          <w:tcPr>
-            <w:tcW w:type="dxa" w:w="1728"/>
-            <w:shd w:fill="F8FAFC"/>
             <w:tcMar>
               <w:top w:w="100" w:type="dxa"/>
               <w:bottom w:w="100" w:type="dxa"/>
@@ -20834,241 +21069,6 @@
                 <w:b/>
               </w:rPr>
               <w:t>453.25</w:t>
-            </w:r>
-          </w:p>
-        </w:tc>
-        <w:tc>
-          <w:tcPr>
-            <w:tcW w:type="dxa" w:w="3456"/>
-            <w:shd w:fill="F8FAFC"/>
-            <w:tcMar>
-              <w:top w:w="100" w:type="dxa"/>
-              <w:bottom w:w="100" w:type="dxa"/>
-              <w:left w:w="120" w:type="dxa"/>
-              <w:right w:w="120" w:type="dxa"/>
-            </w:tcMar>
-            <w:tcBorders>
-              <w:top w:val="single" w:sz="4" w:space="0" w:color="CCCCCC"/>
-              <w:bottom w:val="single" w:sz="4" w:space="0" w:color="CCCCCC"/>
-              <w:left w:val="single" w:sz="4" w:space="0" w:color="CCCCCC"/>
-              <w:right w:val="single" w:sz="4" w:space="0" w:color="CCCCCC"/>
-            </w:tcBorders>
-          </w:tcPr>
-          <w:p>
-            <w:pPr>
-              <w:spacing w:before="60" w:after="60" w:line="252" w:lineRule="auto"/>
-              <w:jc w:val="left"/>
-            </w:pPr>
-            <w:r/>
-            <w:r>
-              <w:rPr>
-                <w:b/>
-              </w:rPr>
-              <w:t>+0.50</w:t>
-            </w:r>
-          </w:p>
-        </w:tc>
-        <w:tc>
-          <w:tcPr>
-            <w:tcW w:type="dxa" w:w="1440"/>
-            <w:shd w:fill="F8FAFC"/>
-            <w:tcMar>
-              <w:top w:w="100" w:type="dxa"/>
-              <w:bottom w:w="100" w:type="dxa"/>
-              <w:left w:w="120" w:type="dxa"/>
-              <w:right w:w="120" w:type="dxa"/>
-            </w:tcMar>
-            <w:tcBorders>
-              <w:top w:val="single" w:sz="4" w:space="0" w:color="CCCCCC"/>
-              <w:bottom w:val="single" w:sz="4" w:space="0" w:color="CCCCCC"/>
-              <w:left w:val="single" w:sz="4" w:space="0" w:color="CCCCCC"/>
-              <w:right w:val="single" w:sz="4" w:space="0" w:color="CCCCCC"/>
-            </w:tcBorders>
-          </w:tcPr>
-          <w:p>
-            <w:pPr>
-              <w:spacing w:before="60" w:after="60" w:line="252" w:lineRule="auto"/>
-              <w:jc w:val="left"/>
-            </w:pPr>
-            <w:r/>
-            <w:r>
-              <w:t>BULL</w:t>
-            </w:r>
-          </w:p>
-        </w:tc>
-      </w:tr>
-      <w:tr>
-        <w:tc>
-          <w:tcPr>
-            <w:tcW w:type="dxa" w:w="1584"/>
-            <w:shd w:fill="FFFFFF"/>
-            <w:tcMar>
-              <w:top w:w="100" w:type="dxa"/>
-              <w:bottom w:w="100" w:type="dxa"/>
-              <w:left w:w="120" w:type="dxa"/>
-              <w:right w:w="120" w:type="dxa"/>
-            </w:tcMar>
-            <w:tcBorders>
-              <w:top w:val="single" w:sz="4" w:space="0" w:color="CCCCCC"/>
-              <w:bottom w:val="single" w:sz="4" w:space="0" w:color="CCCCCC"/>
-              <w:left w:val="single" w:sz="4" w:space="0" w:color="CCCCCC"/>
-              <w:right w:val="single" w:sz="4" w:space="0" w:color="CCCCCC"/>
-            </w:tcBorders>
-          </w:tcPr>
-          <w:p>
-            <w:pPr>
-              <w:spacing w:before="60" w:after="60" w:line="252" w:lineRule="auto"/>
-              <w:jc w:val="left"/>
-            </w:pPr>
-            <w:r/>
-            <w:r>
-              <w:rPr>
-                <w:b/>
-              </w:rPr>
-              <w:t>Fri 14/08</w:t>
-            </w:r>
-          </w:p>
-        </w:tc>
-        <w:tc>
-          <w:tcPr>
-            <w:tcW w:type="dxa" w:w="864"/>
-            <w:shd w:fill="FFFFFF"/>
-            <w:tcMar>
-              <w:top w:w="100" w:type="dxa"/>
-              <w:bottom w:w="100" w:type="dxa"/>
-              <w:left w:w="120" w:type="dxa"/>
-              <w:right w:w="120" w:type="dxa"/>
-            </w:tcMar>
-            <w:tcBorders>
-              <w:top w:val="single" w:sz="4" w:space="0" w:color="CCCCCC"/>
-              <w:bottom w:val="single" w:sz="4" w:space="0" w:color="CCCCCC"/>
-              <w:left w:val="single" w:sz="4" w:space="0" w:color="CCCCCC"/>
-              <w:right w:val="single" w:sz="4" w:space="0" w:color="CCCCCC"/>
-            </w:tcBorders>
-          </w:tcPr>
-          <w:p>
-            <w:pPr>
-              <w:spacing w:before="60" w:after="60" w:line="252" w:lineRule="auto"/>
-              <w:jc w:val="left"/>
-            </w:pPr>
-            <w:r/>
-            <w:r>
-              <w:t>NY Close 23-01</w:t>
-            </w:r>
-          </w:p>
-        </w:tc>
-        <w:tc>
-          <w:tcPr>
-            <w:tcW w:type="dxa" w:w="1440"/>
-            <w:shd w:fill="FFFFFF"/>
-            <w:tcMar>
-              <w:top w:w="100" w:type="dxa"/>
-              <w:bottom w:w="100" w:type="dxa"/>
-              <w:left w:w="120" w:type="dxa"/>
-              <w:right w:w="120" w:type="dxa"/>
-            </w:tcMar>
-            <w:tcBorders>
-              <w:top w:val="single" w:sz="4" w:space="0" w:color="CCCCCC"/>
-              <w:bottom w:val="single" w:sz="4" w:space="0" w:color="CCCCCC"/>
-              <w:left w:val="single" w:sz="4" w:space="0" w:color="CCCCCC"/>
-              <w:right w:val="single" w:sz="4" w:space="0" w:color="CCCCCC"/>
-            </w:tcBorders>
-          </w:tcPr>
-          <w:p>
-            <w:pPr>
-              <w:spacing w:before="60" w:after="60" w:line="252" w:lineRule="auto"/>
-              <w:jc w:val="left"/>
-            </w:pPr>
-            <w:r/>
-            <w:r>
-              <w:t>453.25</w:t>
-            </w:r>
-          </w:p>
-        </w:tc>
-        <w:tc>
-          <w:tcPr>
-            <w:tcW w:type="dxa" w:w="2016"/>
-            <w:shd w:fill="FFFFFF"/>
-            <w:tcMar>
-              <w:top w:w="100" w:type="dxa"/>
-              <w:bottom w:w="100" w:type="dxa"/>
-              <w:left w:w="120" w:type="dxa"/>
-              <w:right w:w="120" w:type="dxa"/>
-            </w:tcMar>
-            <w:tcBorders>
-              <w:top w:val="single" w:sz="4" w:space="0" w:color="CCCCCC"/>
-              <w:bottom w:val="single" w:sz="4" w:space="0" w:color="CCCCCC"/>
-              <w:left w:val="single" w:sz="4" w:space="0" w:color="CCCCCC"/>
-              <w:right w:val="single" w:sz="4" w:space="0" w:color="CCCCCC"/>
-            </w:tcBorders>
-          </w:tcPr>
-          <w:p>
-            <w:pPr>
-              <w:spacing w:before="60" w:after="60" w:line="252" w:lineRule="auto"/>
-              <w:jc w:val="left"/>
-            </w:pPr>
-            <w:r/>
-            <w:r>
-              <w:t>457.25</w:t>
-            </w:r>
-          </w:p>
-        </w:tc>
-        <w:tc>
-          <w:tcPr>
-            <w:tcW w:type="dxa" w:w="1152"/>
-            <w:shd w:fill="FFFFFF"/>
-            <w:tcMar>
-              <w:top w:w="100" w:type="dxa"/>
-              <w:bottom w:w="100" w:type="dxa"/>
-              <w:left w:w="120" w:type="dxa"/>
-              <w:right w:w="120" w:type="dxa"/>
-            </w:tcMar>
-            <w:tcBorders>
-              <w:top w:val="single" w:sz="4" w:space="0" w:color="CCCCCC"/>
-              <w:bottom w:val="single" w:sz="4" w:space="0" w:color="CCCCCC"/>
-              <w:left w:val="single" w:sz="4" w:space="0" w:color="CCCCCC"/>
-              <w:right w:val="single" w:sz="4" w:space="0" w:color="CCCCCC"/>
-            </w:tcBorders>
-          </w:tcPr>
-          <w:p>
-            <w:pPr>
-              <w:spacing w:before="60" w:after="60" w:line="252" w:lineRule="auto"/>
-              <w:jc w:val="left"/>
-            </w:pPr>
-            <w:r/>
-            <w:r>
-              <w:t>451.50</w:t>
-            </w:r>
-          </w:p>
-        </w:tc>
-        <w:tc>
-          <w:tcPr>
-            <w:tcW w:type="dxa" w:w="1728"/>
-            <w:shd w:fill="FFFFFF"/>
-            <w:tcMar>
-              <w:top w:w="100" w:type="dxa"/>
-              <w:bottom w:w="100" w:type="dxa"/>
-              <w:left w:w="120" w:type="dxa"/>
-              <w:right w:w="120" w:type="dxa"/>
-            </w:tcMar>
-            <w:tcBorders>
-              <w:top w:val="single" w:sz="4" w:space="0" w:color="CCCCCC"/>
-              <w:bottom w:val="single" w:sz="4" w:space="0" w:color="CCCCCC"/>
-              <w:left w:val="single" w:sz="4" w:space="0" w:color="CCCCCC"/>
-              <w:right w:val="single" w:sz="4" w:space="0" w:color="CCCCCC"/>
-            </w:tcBorders>
-          </w:tcPr>
-          <w:p>
-            <w:pPr>
-              <w:spacing w:before="60" w:after="60" w:line="252" w:lineRule="auto"/>
-              <w:jc w:val="left"/>
-            </w:pPr>
-            <w:r/>
-            <w:r>
-              <w:rPr>
-                <w:b/>
-              </w:rPr>
-              <w:t>453.00</w:t>
             </w:r>
           </w:p>
         </w:tc>
@@ -21791,7 +21791,7 @@
         <w:t>Giá Chốt Phiên (Close):</w:t>
       </w:r>
       <w:r>
-        <w:t xml:space="preserve"> 633.75 cents | </w:t>
+        <w:t xml:space="preserve"> 636.50 cents | </w:t>
       </w:r>
       <w:r>
         <w:rPr>
@@ -21806,10 +21806,10 @@
         <w:rPr>
           <w:b/>
         </w:rPr>
-        <w:t>`635.22 cents`</w:t>
+        <w:t>`638.29 cents`</w:t>
       </w:r>
       <w:r>
-        <w:t xml:space="preserve"> (+1.47).</w:t>
+        <w:t xml:space="preserve"> (+1.79).</w:t>
       </w:r>
     </w:p>
     <w:p>
@@ -21830,7 +21830,7 @@
         <w:rPr>
           <w:b/>
         </w:rPr>
-        <w:t>`12,662`</w:t>
+        <w:t>`15,886`</w:t>
       </w:r>
       <w:r>
         <w:t xml:space="preserve"> (Chênh lệch: </w:t>
@@ -21839,7 +21839,7 @@
         <w:rPr>
           <w:b/>
         </w:rPr>
-        <w:t>`-46,782`</w:t>
+        <w:t>`-43,558`</w:t>
       </w:r>
       <w:r>
         <w:t xml:space="preserve">) | OI: </w:t>
@@ -22173,7 +22173,7 @@
               <w:rPr>
                 <w:b/>
               </w:rPr>
-              <w:t>81.79</w:t>
+              <w:t>81.68</w:t>
             </w:r>
           </w:p>
         </w:tc>
@@ -22204,7 +22204,7 @@
               <w:rPr>
                 <w:b/>
               </w:rPr>
-              <w:t>-0.85%</w:t>
+              <w:t>-0.98%</w:t>
             </w:r>
           </w:p>
         </w:tc>
@@ -22296,7 +22296,7 @@
               <w:rPr>
                 <w:b/>
               </w:rPr>
-              <w:t>99.91</w:t>
+              <w:t>99.41</w:t>
             </w:r>
           </w:p>
         </w:tc>
@@ -22327,7 +22327,7 @@
               <w:rPr>
                 <w:b/>
               </w:rPr>
-              <w:t>-0.06%</w:t>
+              <w:t>-0.56%</w:t>
             </w:r>
           </w:p>
         </w:tc>
@@ -22941,7 +22941,7 @@
         <w:t xml:space="preserve"> EMA_21 </w:t>
       </w:r>
       <w:r>
-        <w:t xml:space="preserve"> (634.77) &lt; </w:t>
+        <w:t xml:space="preserve"> (634.83) &lt; </w:t>
       </w:r>
       <w:r>
         <w:rPr>
@@ -22952,7 +22952,7 @@
         <w:t xml:space="preserve"> EMA_50 </w:t>
       </w:r>
       <w:r>
-        <w:t xml:space="preserve"> (638.23).</w:t>
+        <w:t xml:space="preserve"> (637.98).</w:t>
       </w:r>
     </w:p>
     <w:p>
@@ -22973,7 +22973,7 @@
         <w:rPr>
           <w:b/>
         </w:rPr>
-        <w:t>`46.51`</w:t>
+        <w:t>`51.80`</w:t>
       </w:r>
       <w:r>
         <w:t xml:space="preserve"> | ATR (14) = </w:t>
@@ -22982,7 +22982,7 @@
         <w:rPr>
           <w:b/>
         </w:rPr>
-        <w:t>`3.81`</w:t>
+        <w:t>`3.75`</w:t>
       </w:r>
       <w:r>
         <w:t xml:space="preserve"> cents | Volatility = </w:t>
@@ -22991,7 +22991,7 @@
         <w:rPr>
           <w:b/>
         </w:rPr>
-        <w:t>`5.50 cents`</w:t>
+        <w:t>`3.25 cents`</w:t>
       </w:r>
       <w:r>
         <w:t>.</w:t>
@@ -23015,7 +23015,7 @@
         <w:rPr>
           <w:b/>
         </w:rPr>
-        <w:t>`631.50`</w:t>
+        <w:t>`634.50`</w:t>
       </w:r>
       <w:r>
         <w:t xml:space="preserve"> | S2: </w:t>
@@ -23766,7 +23766,7 @@
           <w:b/>
           <w:color w:val="B91C1C"/>
         </w:rPr>
-        <w:t>`634.77 - 638.23 cents (Canh bán hồi kỹ thuật H1)`</w:t>
+        <w:t>`634.83 - 637.98 cents (Canh bán hồi kỹ thuật H1)`</w:t>
       </w:r>
       <w:r>
         <w:t xml:space="preserve"> | SL: </w:t>
@@ -23775,7 +23775,7 @@
         <w:rPr>
           <w:b/>
         </w:rPr>
-        <w:t>`716.96 cents (Trên kháng cự R2 + 1.5x ATR)`</w:t>
+        <w:t>`716.88 cents (Trên kháng cự R2 + 1.5x ATR)`</w:t>
       </w:r>
       <w:r>
         <w:t xml:space="preserve"> | TP: </w:t>
@@ -23786,7 +23786,7 @@
           <w:color w:val="D97706"/>
           <w:sz w:val="19"/>
         </w:rPr>
-        <w:t xml:space="preserve"> 631.50 cents </w:t>
+        <w:t xml:space="preserve"> 634.50 cents </w:t>
       </w:r>
       <w:r>
         <w:t xml:space="preserve"> / </w:t>
@@ -23837,7 +23837,7 @@
         <w:rPr>
           <w:b/>
         </w:rPr>
-        <w:t>`629.50 - 631.50 cents`</w:t>
+        <w:t>`632.50 - 634.50 cents`</w:t>
       </w:r>
       <w:r>
         <w:t xml:space="preserve"> | SL: </w:t>
@@ -23846,7 +23846,7 @@
         <w:rPr>
           <w:b/>
         </w:rPr>
-        <w:t>`596.44 cents`</w:t>
+        <w:t>`596.50 cents`</w:t>
       </w:r>
       <w:r>
         <w:t xml:space="preserve"> | TP: </w:t>
@@ -23892,7 +23892,7 @@
         <w:rPr>
           <w:b/>
         </w:rPr>
-        <w:t>`642.56 cents`</w:t>
+        <w:t>`642.50 cents`</w:t>
       </w:r>
       <w:r>
         <w:t xml:space="preserve"> | TP: </w:t>
@@ -23941,7 +23941,7 @@
         <w:rPr>
           <w:b/>
         </w:rPr>
-        <w:t>`599.99 - 614.50 cents`</w:t>
+        <w:t>`599.90 - 614.50 cents`</w:t>
       </w:r>
     </w:p>
     <w:p>
@@ -24348,7 +24348,7 @@
             </w:pPr>
             <w:r/>
             <w:r>
-              <w:t>633.75</w:t>
+              <w:t>636.50</w:t>
             </w:r>
           </w:p>
         </w:tc>
@@ -24376,7 +24376,7 @@
             </w:pPr>
             <w:r/>
             <w:r>
-              <w:t>645.00</w:t>
+              <w:t>647.75</w:t>
             </w:r>
           </w:p>
         </w:tc>
@@ -24404,7 +24404,7 @@
             </w:pPr>
             <w:r/>
             <w:r>
-              <w:t>628.25</w:t>
+              <w:t>631.00</w:t>
             </w:r>
           </w:p>
         </w:tc>
@@ -24435,7 +24435,7 @@
               <w:rPr>
                 <w:b/>
               </w:rPr>
-              <w:t>633.00</w:t>
+              <w:t>635.75</w:t>
             </w:r>
           </w:p>
         </w:tc>
@@ -24583,7 +24583,7 @@
             </w:pPr>
             <w:r/>
             <w:r>
-              <w:t>633.00</w:t>
+              <w:t>635.75</w:t>
             </w:r>
           </w:p>
         </w:tc>
@@ -24611,7 +24611,7 @@
             </w:pPr>
             <w:r/>
             <w:r>
-              <w:t>640.50</w:t>
+              <w:t>643.25</w:t>
             </w:r>
           </w:p>
         </w:tc>
@@ -24639,7 +24639,7 @@
             </w:pPr>
             <w:r/>
             <w:r>
-              <w:t>627.00</w:t>
+              <w:t>629.75</w:t>
             </w:r>
           </w:p>
         </w:tc>
@@ -24670,7 +24670,7 @@
               <w:rPr>
                 <w:b/>
               </w:rPr>
-              <w:t>632.50</w:t>
+              <w:t>635.25</w:t>
             </w:r>
           </w:p>
         </w:tc>
@@ -24818,7 +24818,7 @@
             </w:pPr>
             <w:r/>
             <w:r>
-              <w:t>632.50</w:t>
+              <w:t>635.25</w:t>
             </w:r>
           </w:p>
         </w:tc>
@@ -24846,7 +24846,7 @@
             </w:pPr>
             <w:r/>
             <w:r>
-              <w:t>646.25</w:t>
+              <w:t>649.00</w:t>
             </w:r>
           </w:p>
         </w:tc>
@@ -24874,7 +24874,7 @@
             </w:pPr>
             <w:r/>
             <w:r>
-              <w:t>617.75</w:t>
+              <w:t>620.50</w:t>
             </w:r>
           </w:p>
         </w:tc>
@@ -24905,7 +24905,7 @@
               <w:rPr>
                 <w:b/>
               </w:rPr>
-              <w:t>634.50</w:t>
+              <w:t>637.25</w:t>
             </w:r>
           </w:p>
         </w:tc>
@@ -25053,7 +25053,7 @@
             </w:pPr>
             <w:r/>
             <w:r>
-              <w:t>634.50</w:t>
+              <w:t>637.25</w:t>
             </w:r>
           </w:p>
         </w:tc>
@@ -25081,7 +25081,7 @@
             </w:pPr>
             <w:r/>
             <w:r>
-              <w:t>647.75</w:t>
+              <w:t>650.50</w:t>
             </w:r>
           </w:p>
         </w:tc>
@@ -25109,7 +25109,7 @@
             </w:pPr>
             <w:r/>
             <w:r>
-              <w:t>626.25</w:t>
+              <w:t>629.00</w:t>
             </w:r>
           </w:p>
         </w:tc>
@@ -25140,7 +25140,7 @@
               <w:rPr>
                 <w:b/>
               </w:rPr>
-              <w:t>635.75</w:t>
+              <w:t>638.50</w:t>
             </w:r>
           </w:p>
         </w:tc>
@@ -25288,7 +25288,7 @@
             </w:pPr>
             <w:r/>
             <w:r>
-              <w:t>635.75</w:t>
+              <w:t>638.50</w:t>
             </w:r>
           </w:p>
         </w:tc>
@@ -25316,7 +25316,7 @@
             </w:pPr>
             <w:r/>
             <w:r>
-              <w:t>652.25</w:t>
+              <w:t>655.00</w:t>
             </w:r>
           </w:p>
         </w:tc>
@@ -25344,7 +25344,7 @@
             </w:pPr>
             <w:r/>
             <w:r>
-              <w:t>625.25</w:t>
+              <w:t>628.00</w:t>
             </w:r>
           </w:p>
         </w:tc>
@@ -25375,7 +25375,7 @@
               <w:rPr>
                 <w:b/>
               </w:rPr>
-              <w:t>640.25</w:t>
+              <w:t>643.00</w:t>
             </w:r>
           </w:p>
         </w:tc>
@@ -25523,7 +25523,7 @@
             </w:pPr>
             <w:r/>
             <w:r>
-              <w:t>640.25</w:t>
+              <w:t>643.00</w:t>
             </w:r>
           </w:p>
         </w:tc>
@@ -25551,7 +25551,7 @@
             </w:pPr>
             <w:r/>
             <w:r>
-              <w:t>648.00</w:t>
+              <w:t>650.75</w:t>
             </w:r>
           </w:p>
         </w:tc>
@@ -25579,7 +25579,7 @@
             </w:pPr>
             <w:r/>
             <w:r>
-              <w:t>629.25</w:t>
+              <w:t>632.00</w:t>
             </w:r>
           </w:p>
         </w:tc>
@@ -25610,7 +25610,7 @@
               <w:rPr>
                 <w:b/>
               </w:rPr>
-              <w:t>641.50</w:t>
+              <w:t>644.25</w:t>
             </w:r>
           </w:p>
         </w:tc>
@@ -25758,7 +25758,7 @@
             </w:pPr>
             <w:r/>
             <w:r>
-              <w:t>641.50</w:t>
+              <w:t>644.25</w:t>
             </w:r>
           </w:p>
         </w:tc>
@@ -25786,7 +25786,7 @@
             </w:pPr>
             <w:r/>
             <w:r>
-              <w:t>649.75</w:t>
+              <w:t>652.50</w:t>
             </w:r>
           </w:p>
         </w:tc>
@@ -25814,7 +25814,7 @@
             </w:pPr>
             <w:r/>
             <w:r>
-              <w:t>631.00</w:t>
+              <w:t>633.75</w:t>
             </w:r>
           </w:p>
         </w:tc>
@@ -25845,7 +25845,7 @@
               <w:rPr>
                 <w:b/>
               </w:rPr>
-              <w:t>643.25</w:t>
+              <w:t>646.00</w:t>
             </w:r>
           </w:p>
         </w:tc>
@@ -25993,7 +25993,7 @@
             </w:pPr>
             <w:r/>
             <w:r>
-              <w:t>643.25</w:t>
+              <w:t>646.00</w:t>
             </w:r>
           </w:p>
         </w:tc>
@@ -26021,7 +26021,7 @@
             </w:pPr>
             <w:r/>
             <w:r>
-              <w:t>655.50</w:t>
+              <w:t>658.25</w:t>
             </w:r>
           </w:p>
         </w:tc>
@@ -26049,7 +26049,7 @@
             </w:pPr>
             <w:r/>
             <w:r>
-              <w:t>633.50</w:t>
+              <w:t>636.25</w:t>
             </w:r>
           </w:p>
         </w:tc>
@@ -26080,7 +26080,7 @@
               <w:rPr>
                 <w:b/>
               </w:rPr>
-              <w:t>642.25</w:t>
+              <w:t>645.00</w:t>
             </w:r>
           </w:p>
         </w:tc>
@@ -26228,7 +26228,7 @@
             </w:pPr>
             <w:r/>
             <w:r>
-              <w:t>642.25</w:t>
+              <w:t>645.00</w:t>
             </w:r>
           </w:p>
         </w:tc>
@@ -26256,7 +26256,7 @@
             </w:pPr>
             <w:r/>
             <w:r>
-              <w:t>652.75</w:t>
+              <w:t>655.50</w:t>
             </w:r>
           </w:p>
         </w:tc>
@@ -26284,7 +26284,7 @@
             </w:pPr>
             <w:r/>
             <w:r>
-              <w:t>627.50</w:t>
+              <w:t>630.25</w:t>
             </w:r>
           </w:p>
         </w:tc>
@@ -26315,7 +26315,7 @@
               <w:rPr>
                 <w:b/>
               </w:rPr>
-              <w:t>644.50</w:t>
+              <w:t>647.25</w:t>
             </w:r>
           </w:p>
         </w:tc>
@@ -26463,7 +26463,7 @@
             </w:pPr>
             <w:r/>
             <w:r>
-              <w:t>644.50</w:t>
+              <w:t>647.25</w:t>
             </w:r>
           </w:p>
         </w:tc>
@@ -26491,7 +26491,7 @@
             </w:pPr>
             <w:r/>
             <w:r>
-              <w:t>655.00</w:t>
+              <w:t>657.75</w:t>
             </w:r>
           </w:p>
         </w:tc>
@@ -26519,7 +26519,7 @@
             </w:pPr>
             <w:r/>
             <w:r>
-              <w:t>638.25</w:t>
+              <w:t>641.00</w:t>
             </w:r>
           </w:p>
         </w:tc>
@@ -26550,7 +26550,7 @@
               <w:rPr>
                 <w:b/>
               </w:rPr>
-              <w:t>645.25</w:t>
+              <w:t>648.00</w:t>
             </w:r>
           </w:p>
         </w:tc>
@@ -26698,7 +26698,7 @@
             </w:pPr>
             <w:r/>
             <w:r>
-              <w:t>645.25</w:t>
+              <w:t>648.00</w:t>
             </w:r>
           </w:p>
         </w:tc>
@@ -26726,7 +26726,7 @@
             </w:pPr>
             <w:r/>
             <w:r>
-              <w:t>659.50</w:t>
+              <w:t>662.25</w:t>
             </w:r>
           </w:p>
         </w:tc>
@@ -26754,7 +26754,7 @@
             </w:pPr>
             <w:r/>
             <w:r>
-              <w:t>630.50</w:t>
+              <w:t>633.25</w:t>
             </w:r>
           </w:p>
         </w:tc>
@@ -26785,7 +26785,7 @@
               <w:rPr>
                 <w:b/>
               </w:rPr>
-              <w:t>647.25</w:t>
+              <w:t>650.00</w:t>
             </w:r>
           </w:p>
         </w:tc>
@@ -26933,7 +26933,7 @@
             </w:pPr>
             <w:r/>
             <w:r>
-              <w:t>647.25</w:t>
+              <w:t>650.00</w:t>
             </w:r>
           </w:p>
         </w:tc>
@@ -26961,7 +26961,7 @@
             </w:pPr>
             <w:r/>
             <w:r>
-              <w:t>653.75</w:t>
+              <w:t>656.50</w:t>
             </w:r>
           </w:p>
         </w:tc>
@@ -26989,7 +26989,7 @@
             </w:pPr>
             <w:r/>
             <w:r>
-              <w:t>640.50</w:t>
+              <w:t>643.25</w:t>
             </w:r>
           </w:p>
         </w:tc>
@@ -27020,7 +27020,7 @@
               <w:rPr>
                 <w:b/>
               </w:rPr>
-              <w:t>647.50</w:t>
+              <w:t>650.25</w:t>
             </w:r>
           </w:p>
         </w:tc>
@@ -27168,7 +27168,7 @@
             </w:pPr>
             <w:r/>
             <w:r>
-              <w:t>647.50</w:t>
+              <w:t>650.25</w:t>
             </w:r>
           </w:p>
         </w:tc>
@@ -27196,7 +27196,7 @@
             </w:pPr>
             <w:r/>
             <w:r>
-              <w:t>657.75</w:t>
+              <w:t>660.50</w:t>
             </w:r>
           </w:p>
         </w:tc>
@@ -27224,7 +27224,7 @@
             </w:pPr>
             <w:r/>
             <w:r>
-              <w:t>639.50</w:t>
+              <w:t>642.25</w:t>
             </w:r>
           </w:p>
         </w:tc>
@@ -27255,7 +27255,7 @@
               <w:rPr>
                 <w:b/>
               </w:rPr>
-              <w:t>648.00</w:t>
+              <w:t>650.75</w:t>
             </w:r>
           </w:p>
         </w:tc>
@@ -27403,7 +27403,7 @@
             </w:pPr>
             <w:r/>
             <w:r>
-              <w:t>648.00</w:t>
+              <w:t>650.75</w:t>
             </w:r>
           </w:p>
         </w:tc>
@@ -27431,7 +27431,7 @@
             </w:pPr>
             <w:r/>
             <w:r>
-              <w:t>655.00</w:t>
+              <w:t>657.75</w:t>
             </w:r>
           </w:p>
         </w:tc>
@@ -27459,7 +27459,7 @@
             </w:pPr>
             <w:r/>
             <w:r>
-              <w:t>642.00</w:t>
+              <w:t>644.75</w:t>
             </w:r>
           </w:p>
         </w:tc>
@@ -27490,7 +27490,7 @@
               <w:rPr>
                 <w:b/>
               </w:rPr>
-              <w:t>647.25</w:t>
+              <w:t>650.00</w:t>
             </w:r>
           </w:p>
         </w:tc>
@@ -27638,7 +27638,7 @@
             </w:pPr>
             <w:r/>
             <w:r>
-              <w:t>647.25</w:t>
+              <w:t>650.00</w:t>
             </w:r>
           </w:p>
         </w:tc>
@@ -27666,7 +27666,7 @@
             </w:pPr>
             <w:r/>
             <w:r>
-              <w:t>660.75</w:t>
+              <w:t>663.50</w:t>
             </w:r>
           </w:p>
         </w:tc>
@@ -27694,7 +27694,7 @@
             </w:pPr>
             <w:r/>
             <w:r>
-              <w:t>634.25</w:t>
+              <w:t>637.00</w:t>
             </w:r>
           </w:p>
         </w:tc>
@@ -27725,7 +27725,7 @@
               <w:rPr>
                 <w:b/>
               </w:rPr>
-              <w:t>649.00</w:t>
+              <w:t>651.75</w:t>
             </w:r>
           </w:p>
         </w:tc>
@@ -27873,7 +27873,7 @@
             </w:pPr>
             <w:r/>
             <w:r>
-              <w:t>649.00</w:t>
+              <w:t>651.75</w:t>
             </w:r>
           </w:p>
         </w:tc>
@@ -27901,7 +27901,7 @@
             </w:pPr>
             <w:r/>
             <w:r>
-              <w:t>658.25</w:t>
+              <w:t>661.00</w:t>
             </w:r>
           </w:p>
         </w:tc>
@@ -27929,7 +27929,7 @@
             </w:pPr>
             <w:r/>
             <w:r>
-              <w:t>638.25</w:t>
+              <w:t>641.00</w:t>
             </w:r>
           </w:p>
         </w:tc>
@@ -27960,7 +27960,7 @@
               <w:rPr>
                 <w:b/>
               </w:rPr>
-              <w:t>649.50</w:t>
+              <w:t>652.25</w:t>
             </w:r>
           </w:p>
         </w:tc>
@@ -28108,7 +28108,7 @@
             </w:pPr>
             <w:r/>
             <w:r>
-              <w:t>649.50</w:t>
+              <w:t>652.25</w:t>
             </w:r>
           </w:p>
         </w:tc>
@@ -28136,7 +28136,7 @@
             </w:pPr>
             <w:r/>
             <w:r>
-              <w:t>661.75</w:t>
+              <w:t>664.50</w:t>
             </w:r>
           </w:p>
         </w:tc>
@@ -28164,7 +28164,7 @@
             </w:pPr>
             <w:r/>
             <w:r>
-              <w:t>635.25</w:t>
+              <w:t>638.00</w:t>
             </w:r>
           </w:p>
         </w:tc>
@@ -28195,7 +28195,7 @@
               <w:rPr>
                 <w:b/>
               </w:rPr>
-              <w:t>648.00</w:t>
+              <w:t>650.75</w:t>
             </w:r>
           </w:p>
         </w:tc>
@@ -28343,7 +28343,7 @@
             </w:pPr>
             <w:r/>
             <w:r>
-              <w:t>648.00</w:t>
+              <w:t>650.75</w:t>
             </w:r>
           </w:p>
         </w:tc>
@@ -28371,7 +28371,7 @@
             </w:pPr>
             <w:r/>
             <w:r>
-              <w:t>655.00</w:t>
+              <w:t>657.75</w:t>
             </w:r>
           </w:p>
         </w:tc>
@@ -28399,7 +28399,7 @@
             </w:pPr>
             <w:r/>
             <w:r>
-              <w:t>638.50</w:t>
+              <w:t>641.25</w:t>
             </w:r>
           </w:p>
         </w:tc>
@@ -28430,7 +28430,7 @@
               <w:rPr>
                 <w:b/>
               </w:rPr>
-              <w:t>648.50</w:t>
+              <w:t>651.25</w:t>
             </w:r>
           </w:p>
         </w:tc>
@@ -28578,7 +28578,7 @@
             </w:pPr>
             <w:r/>
             <w:r>
-              <w:t>648.50</w:t>
+              <w:t>651.25</w:t>
             </w:r>
           </w:p>
         </w:tc>
@@ -28606,7 +28606,7 @@
             </w:pPr>
             <w:r/>
             <w:r>
-              <w:t>659.00</w:t>
+              <w:t>661.75</w:t>
             </w:r>
           </w:p>
         </w:tc>
@@ -28634,7 +28634,7 @@
             </w:pPr>
             <w:r/>
             <w:r>
-              <w:t>641.25</w:t>
+              <w:t>644.00</w:t>
             </w:r>
           </w:p>
         </w:tc>
@@ -28665,7 +28665,7 @@
               <w:rPr>
                 <w:b/>
               </w:rPr>
-              <w:t>648.25</w:t>
+              <w:t>651.00</w:t>
             </w:r>
           </w:p>
         </w:tc>
@@ -28813,7 +28813,7 @@
             </w:pPr>
             <w:r/>
             <w:r>
-              <w:t>648.25</w:t>
+              <w:t>651.00</w:t>
             </w:r>
           </w:p>
         </w:tc>
@@ -28841,7 +28841,7 @@
             </w:pPr>
             <w:r/>
             <w:r>
-              <w:t>658.00</w:t>
+              <w:t>660.75</w:t>
             </w:r>
           </w:p>
         </w:tc>
@@ -28869,7 +28869,7 @@
             </w:pPr>
             <w:r/>
             <w:r>
-              <w:t>638.50</w:t>
+              <w:t>641.25</w:t>
             </w:r>
           </w:p>
         </w:tc>
@@ -28900,7 +28900,7 @@
               <w:rPr>
                 <w:b/>
               </w:rPr>
-              <w:t>648.75</w:t>
+              <w:t>651.50</w:t>
             </w:r>
           </w:p>
         </w:tc>
@@ -29048,7 +29048,7 @@
             </w:pPr>
             <w:r/>
             <w:r>
-              <w:t>648.75</w:t>
+              <w:t>651.50</w:t>
             </w:r>
           </w:p>
         </w:tc>
@@ -29076,7 +29076,7 @@
             </w:pPr>
             <w:r/>
             <w:r>
-              <w:t>659.50</w:t>
+              <w:t>662.25</w:t>
             </w:r>
           </w:p>
         </w:tc>
@@ -29104,7 +29104,7 @@
             </w:pPr>
             <w:r/>
             <w:r>
-              <w:t>641.50</w:t>
+              <w:t>644.25</w:t>
             </w:r>
           </w:p>
         </w:tc>
@@ -29135,7 +29135,7 @@
               <w:rPr>
                 <w:b/>
               </w:rPr>
-              <w:t>649.50</w:t>
+              <w:t>652.25</w:t>
             </w:r>
           </w:p>
         </w:tc>
@@ -29283,7 +29283,7 @@
             </w:pPr>
             <w:r/>
             <w:r>
-              <w:t>649.50</w:t>
+              <w:t>652.25</w:t>
             </w:r>
           </w:p>
         </w:tc>
@@ -29311,7 +29311,7 @@
             </w:pPr>
             <w:r/>
             <w:r>
-              <w:t>656.00</w:t>
+              <w:t>658.75</w:t>
             </w:r>
           </w:p>
         </w:tc>
@@ -29339,7 +29339,7 @@
             </w:pPr>
             <w:r/>
             <w:r>
-              <w:t>641.00</w:t>
+              <w:t>643.75</w:t>
             </w:r>
           </w:p>
         </w:tc>
@@ -29370,7 +29370,7 @@
               <w:rPr>
                 <w:b/>
               </w:rPr>
-              <w:t>650.00</w:t>
+              <w:t>652.75</w:t>
             </w:r>
           </w:p>
         </w:tc>
@@ -29518,7 +29518,7 @@
             </w:pPr>
             <w:r/>
             <w:r>
-              <w:t>650.00</w:t>
+              <w:t>652.75</w:t>
             </w:r>
           </w:p>
         </w:tc>
@@ -29546,7 +29546,7 @@
             </w:pPr>
             <w:r/>
             <w:r>
-              <w:t>661.00</w:t>
+              <w:t>663.75</w:t>
             </w:r>
           </w:p>
         </w:tc>
@@ -29574,7 +29574,7 @@
             </w:pPr>
             <w:r/>
             <w:r>
-              <w:t>638.25</w:t>
+              <w:t>641.00</w:t>
             </w:r>
           </w:p>
         </w:tc>
@@ -29605,7 +29605,7 @@
               <w:rPr>
                 <w:b/>
               </w:rPr>
-              <w:t>653.50</w:t>
+              <w:t>656.25</w:t>
             </w:r>
           </w:p>
         </w:tc>
@@ -29753,7 +29753,7 @@
             </w:pPr>
             <w:r/>
             <w:r>
-              <w:t>653.50</w:t>
+              <w:t>656.25</w:t>
             </w:r>
           </w:p>
         </w:tc>
@@ -29781,7 +29781,7 @@
             </w:pPr>
             <w:r/>
             <w:r>
-              <w:t>659.00</w:t>
+              <w:t>661.75</w:t>
             </w:r>
           </w:p>
         </w:tc>
@@ -29809,7 +29809,7 @@
             </w:pPr>
             <w:r/>
             <w:r>
-              <w:t>645.75</w:t>
+              <w:t>648.50</w:t>
             </w:r>
           </w:p>
         </w:tc>
@@ -29840,7 +29840,7 @@
               <w:rPr>
                 <w:b/>
               </w:rPr>
-              <w:t>654.25</w:t>
+              <w:t>657.00</w:t>
             </w:r>
           </w:p>
         </w:tc>
@@ -29988,7 +29988,7 @@
             </w:pPr>
             <w:r/>
             <w:r>
-              <w:t>654.25</w:t>
+              <w:t>657.00</w:t>
             </w:r>
           </w:p>
         </w:tc>
@@ -30016,7 +30016,7 @@
             </w:pPr>
             <w:r/>
             <w:r>
-              <w:t>663.50</w:t>
+              <w:t>666.25</w:t>
             </w:r>
           </w:p>
         </w:tc>
@@ -30044,7 +30044,7 @@
             </w:pPr>
             <w:r/>
             <w:r>
-              <w:t>647.75</w:t>
+              <w:t>650.50</w:t>
             </w:r>
           </w:p>
         </w:tc>
@@ -30075,7 +30075,7 @@
               <w:rPr>
                 <w:b/>
               </w:rPr>
-              <w:t>653.50</w:t>
+              <w:t>656.25</w:t>
             </w:r>
           </w:p>
         </w:tc>
@@ -30223,7 +30223,7 @@
             </w:pPr>
             <w:r/>
             <w:r>
-              <w:t>653.50</w:t>
+              <w:t>656.25</w:t>
             </w:r>
           </w:p>
         </w:tc>
@@ -30251,7 +30251,7 @@
             </w:pPr>
             <w:r/>
             <w:r>
-              <w:t>661.00</w:t>
+              <w:t>663.75</w:t>
             </w:r>
           </w:p>
         </w:tc>
@@ -30279,7 +30279,7 @@
             </w:pPr>
             <w:r/>
             <w:r>
-              <w:t>647.50</w:t>
+              <w:t>650.25</w:t>
             </w:r>
           </w:p>
         </w:tc>
@@ -30310,7 +30310,7 @@
               <w:rPr>
                 <w:b/>
               </w:rPr>
-              <w:t>652.50</w:t>
+              <w:t>655.25</w:t>
             </w:r>
           </w:p>
         </w:tc>
@@ -30458,7 +30458,7 @@
             </w:pPr>
             <w:r/>
             <w:r>
-              <w:t>652.50</w:t>
+              <w:t>655.25</w:t>
             </w:r>
           </w:p>
         </w:tc>
@@ -30486,7 +30486,7 @@
             </w:pPr>
             <w:r/>
             <w:r>
-              <w:t>659.50</w:t>
+              <w:t>662.25</w:t>
             </w:r>
           </w:p>
         </w:tc>
@@ -30514,7 +30514,7 @@
             </w:pPr>
             <w:r/>
             <w:r>
-              <w:t>639.00</w:t>
+              <w:t>641.75</w:t>
             </w:r>
           </w:p>
         </w:tc>
@@ -30545,7 +30545,7 @@
               <w:rPr>
                 <w:b/>
               </w:rPr>
-              <w:t>653.25</w:t>
+              <w:t>656.00</w:t>
             </w:r>
           </w:p>
         </w:tc>
@@ -30693,7 +30693,7 @@
             </w:pPr>
             <w:r/>
             <w:r>
-              <w:t>653.25</w:t>
+              <w:t>656.00</w:t>
             </w:r>
           </w:p>
         </w:tc>
@@ -30721,7 +30721,7 @@
             </w:pPr>
             <w:r/>
             <w:r>
-              <w:t>662.50</w:t>
+              <w:t>665.25</w:t>
             </w:r>
           </w:p>
         </w:tc>
@@ -30749,7 +30749,7 @@
             </w:pPr>
             <w:r/>
             <w:r>
-              <w:t>646.00</w:t>
+              <w:t>648.75</w:t>
             </w:r>
           </w:p>
         </w:tc>
@@ -30780,7 +30780,7 @@
               <w:rPr>
                 <w:b/>
               </w:rPr>
-              <w:t>653.00</w:t>
+              <w:t>655.75</w:t>
             </w:r>
           </w:p>
         </w:tc>
@@ -30928,7 +30928,7 @@
             </w:pPr>
             <w:r/>
             <w:r>
-              <w:t>653.00</w:t>
+              <w:t>655.75</w:t>
             </w:r>
           </w:p>
         </w:tc>
@@ -30956,7 +30956,7 @@
             </w:pPr>
             <w:r/>
             <w:r>
-              <w:t>661.50</w:t>
+              <w:t>664.25</w:t>
             </w:r>
           </w:p>
         </w:tc>
@@ -30984,7 +30984,7 @@
             </w:pPr>
             <w:r/>
             <w:r>
-              <w:t>639.00</w:t>
+              <w:t>641.75</w:t>
             </w:r>
           </w:p>
         </w:tc>
@@ -31015,7 +31015,7 @@
               <w:rPr>
                 <w:b/>
               </w:rPr>
-              <w:t>654.75</w:t>
+              <w:t>657.50</w:t>
             </w:r>
           </w:p>
         </w:tc>
@@ -31163,7 +31163,7 @@
             </w:pPr>
             <w:r/>
             <w:r>
-              <w:t>654.75</w:t>
+              <w:t>657.50</w:t>
             </w:r>
           </w:p>
         </w:tc>
@@ -31191,7 +31191,7 @@
             </w:pPr>
             <w:r/>
             <w:r>
-              <w:t>661.00</w:t>
+              <w:t>663.75</w:t>
             </w:r>
           </w:p>
         </w:tc>
@@ -31219,7 +31219,7 @@
             </w:pPr>
             <w:r/>
             <w:r>
-              <w:t>648.25</w:t>
+              <w:t>651.00</w:t>
             </w:r>
           </w:p>
         </w:tc>
@@ -31250,7 +31250,7 @@
               <w:rPr>
                 <w:b/>
               </w:rPr>
-              <w:t>654.00</w:t>
+              <w:t>656.75</w:t>
             </w:r>
           </w:p>
         </w:tc>

--- a/Daily Reports/07_08_2026-CBOT Reports.docx
+++ b/Daily Reports/07_08_2026-CBOT Reports.docx
@@ -104,7 +104,7 @@
           <w:color w:val="5C768D"/>
           <w:sz w:val="19"/>
         </w:rPr>
-        <w:t>Cập nhật tự động qua `macro_tracker.py` vào lúc 19:58 ICT ngày 07/08/2026</w:t>
+        <w:t>Cập nhật tự động qua `macro_tracker.py` vào lúc 20:00 ICT ngày 07/08/2026</w:t>
       </w:r>
     </w:p>
     <w:tbl>
@@ -442,7 +442,7 @@
               <w:rPr>
                 <w:b/>
               </w:rPr>
-              <w:t>99.41</w:t>
+              <w:t>99.42</w:t>
             </w:r>
           </w:p>
         </w:tc>
@@ -473,7 +473,7 @@
               <w:rPr>
                 <w:b/>
               </w:rPr>
-              <w:t>-0.56%</w:t>
+              <w:t>-0.55%</w:t>
             </w:r>
           </w:p>
         </w:tc>
@@ -1237,7 +1237,7 @@
         <w:rPr>
           <w:b/>
         </w:rPr>
-        <w:t>`99.41` (-0.56%)</w:t>
+        <w:t>`99.42` (-0.55%)</w:t>
       </w:r>
       <w:r>
         <w:t xml:space="preserve"> | Lúa mì CBOT: </w:t>
@@ -1316,7 +1316,7 @@
           <w:color w:val="5C768D"/>
           <w:sz w:val="19"/>
         </w:rPr>
-        <w:t>Cập nhật tự động lúc 19:58 ICT ngày 07/08/2026 — Nguồn: NOAA, USDA, BOM Australia</w:t>
+        <w:t>Cập nhật tự động lúc 20:00 ICT ngày 07/08/2026 — Nguồn: NOAA, USDA, BOM Australia</w:t>
       </w:r>
     </w:p>
     <w:p>
@@ -3863,7 +3863,7 @@
               <w:rPr>
                 <w:b/>
               </w:rPr>
-              <w:t>638.29 (+1.79)</w:t>
+              <w:t>638.28 (+1.78)</w:t>
             </w:r>
           </w:p>
         </w:tc>
@@ -12114,7 +12114,7 @@
               <w:rPr>
                 <w:b/>
               </w:rPr>
-              <w:t>99.41</w:t>
+              <w:t>99.42</w:t>
             </w:r>
           </w:p>
         </w:tc>
@@ -12145,7 +12145,7 @@
               <w:rPr>
                 <w:b/>
               </w:rPr>
-              <w:t>-0.56%</w:t>
+              <w:t>-0.55%</w:t>
             </w:r>
           </w:p>
         </w:tc>
@@ -21806,10 +21806,10 @@
         <w:rPr>
           <w:b/>
         </w:rPr>
-        <w:t>`638.29 cents`</w:t>
+        <w:t>`638.28 cents`</w:t>
       </w:r>
       <w:r>
-        <w:t xml:space="preserve"> (+1.79).</w:t>
+        <w:t xml:space="preserve"> (+1.78).</w:t>
       </w:r>
     </w:p>
     <w:p>
@@ -22296,7 +22296,7 @@
               <w:rPr>
                 <w:b/>
               </w:rPr>
-              <w:t>99.41</w:t>
+              <w:t>99.42</w:t>
             </w:r>
           </w:p>
         </w:tc>
@@ -22327,7 +22327,7 @@
               <w:rPr>
                 <w:b/>
               </w:rPr>
-              <w:t>-0.56%</w:t>
+              <w:t>-0.55%</w:t>
             </w:r>
           </w:p>
         </w:tc>

--- a/Daily Reports/07_08_2026-CBOT Reports.docx
+++ b/Daily Reports/07_08_2026-CBOT Reports.docx
@@ -104,7 +104,7 @@
           <w:color w:val="5C768D"/>
           <w:sz w:val="19"/>
         </w:rPr>
-        <w:t>Cập nhật tự động qua `macro_tracker.py` vào lúc 20:00 ICT ngày 07/08/2026</w:t>
+        <w:t>Cập nhật tự động qua `macro_tracker.py` vào lúc 21:01 ICT ngày 07/08/2026</w:t>
       </w:r>
     </w:p>
     <w:tbl>
@@ -313,7 +313,7 @@
               <w:rPr>
                 <w:b/>
               </w:rPr>
-              <w:t>81.68 / thùng</w:t>
+              <w:t>82.27 / thùng</w:t>
             </w:r>
           </w:p>
         </w:tc>
@@ -344,7 +344,7 @@
               <w:rPr>
                 <w:b/>
               </w:rPr>
-              <w:t>-0.98%</w:t>
+              <w:t>-0.27%</w:t>
             </w:r>
           </w:p>
         </w:tc>
@@ -442,7 +442,7 @@
               <w:rPr>
                 <w:b/>
               </w:rPr>
-              <w:t>99.42</w:t>
+              <w:t>99.55</w:t>
             </w:r>
           </w:p>
         </w:tc>
@@ -473,7 +473,7 @@
               <w:rPr>
                 <w:b/>
               </w:rPr>
-              <w:t>-0.55%</w:t>
+              <w:t>-0.42%</w:t>
             </w:r>
           </w:p>
         </w:tc>
@@ -1228,7 +1228,7 @@
         <w:rPr>
           <w:b/>
         </w:rPr>
-        <w:t>`81.68` (-0.98%)</w:t>
+        <w:t>`82.27` (-0.27%)</w:t>
       </w:r>
       <w:r>
         <w:t xml:space="preserve"> | DXY: </w:t>
@@ -1237,7 +1237,7 @@
         <w:rPr>
           <w:b/>
         </w:rPr>
-        <w:t>`99.42` (-0.55%)</w:t>
+        <w:t>`99.55` (-0.42%)</w:t>
       </w:r>
       <w:r>
         <w:t xml:space="preserve"> | Lúa mì CBOT: </w:t>
@@ -1246,7 +1246,7 @@
         <w:rPr>
           <w:b/>
         </w:rPr>
-        <w:t>`636.50` (+0.83%)</w:t>
+        <w:t>`640.00` (+1.39%)</w:t>
       </w:r>
       <w:r>
         <w:t>.</w:t>
@@ -1316,7 +1316,7 @@
           <w:color w:val="5C768D"/>
           <w:sz w:val="19"/>
         </w:rPr>
-        <w:t>Cập nhật tự động lúc 20:00 ICT ngày 07/08/2026 — Nguồn: NOAA, USDA, BOM Australia</w:t>
+        <w:t>Cập nhật tự động lúc 21:01 ICT ngày 07/08/2026 — Nguồn: NOAA, USDA, BOM Australia</w:t>
       </w:r>
     </w:p>
     <w:p>
@@ -3584,7 +3584,7 @@
               <w:rPr>
                 <w:b/>
               </w:rPr>
-              <w:t>443.00</w:t>
+              <w:t>443.75</w:t>
             </w:r>
           </w:p>
         </w:tc>
@@ -3615,7 +3615,7 @@
               <w:rPr>
                 <w:b/>
               </w:rPr>
-              <w:t>443.82 (+0.82)</w:t>
+              <w:t>444.53 (+0.78)</w:t>
             </w:r>
           </w:p>
         </w:tc>
@@ -3643,7 +3643,7 @@
             </w:pPr>
             <w:r/>
             <w:r>
-              <w:t>Bullish (440.53 &gt; 440.33)</w:t>
+              <w:t>Bullish (440.82 &gt; 440.46)</w:t>
             </w:r>
           </w:p>
         </w:tc>
@@ -3671,7 +3671,7 @@
             </w:pPr>
             <w:r/>
             <w:r>
-              <w:t>1.75 cents</w:t>
+              <w:t>2.25 cents</w:t>
             </w:r>
           </w:p>
         </w:tc>
@@ -3832,7 +3832,7 @@
               <w:rPr>
                 <w:b/>
               </w:rPr>
-              <w:t>636.50</w:t>
+              <w:t>640.00</w:t>
             </w:r>
           </w:p>
         </w:tc>
@@ -3863,7 +3863,7 @@
               <w:rPr>
                 <w:b/>
               </w:rPr>
-              <w:t>638.28 (+1.78)</w:t>
+              <w:t>641.97 (+1.97)</w:t>
             </w:r>
           </w:p>
         </w:tc>
@@ -3891,7 +3891,7 @@
             </w:pPr>
             <w:r/>
             <w:r>
-              <w:t>Bearish (634.83 &lt; 637.98)</w:t>
+              <w:t>Bearish (635.30 &lt; 638.06)</w:t>
             </w:r>
           </w:p>
         </w:tc>
@@ -3919,7 +3919,7 @@
             </w:pPr>
             <w:r/>
             <w:r>
-              <w:t>3.25 cents</w:t>
+              <w:t>6.00 cents</w:t>
             </w:r>
           </w:p>
         </w:tc>
@@ -4357,7 +4357,7 @@
                 <w:b/>
                 <w:color w:val="15803D"/>
               </w:rPr>
-              <w:t>441.25 - 440.53 cents (Canh mua vùng hỗ trợ)</w:t>
+              <w:t>441.25 - 440.82 cents (Canh mua vùng hỗ trợ)</w:t>
             </w:r>
           </w:p>
         </w:tc>
@@ -4388,7 +4388,7 @@
               <w:rPr>
                 <w:b/>
               </w:rPr>
-              <w:t>422.73 cents (Dưới cản S2 + 1.5x ATR)</w:t>
+              <w:t>422.58 cents (Dưới cản S2 + 1.5x ATR)</w:t>
             </w:r>
           </w:p>
         </w:tc>
@@ -4424,7 +4424,7 @@
                 <w:color w:val="D97706"/>
                 <w:sz w:val="19"/>
               </w:rPr>
-              <w:t xml:space="preserve"> 444.50 cents </w:t>
+              <w:t xml:space="preserve"> 444.75 cents </w:t>
             </w:r>
             <w:r>
               <w:t xml:space="preserve"> / TP2: </w:t>
@@ -4538,7 +4538,7 @@
                 <w:b/>
                 <w:color w:val="15803D"/>
               </w:rPr>
-              <w:t>Long trung hạn (Swing) (ZCU26)</w:t>
+              <w:t>Long trung hạn (Swing) (ZCZ26)</w:t>
             </w:r>
           </w:p>
         </w:tc>
@@ -4569,7 +4569,7 @@
               <w:rPr>
                 <w:b/>
               </w:rPr>
-              <w:t>439.75 - 441.25 cents</w:t>
+              <w:t>463.25 - 464.75 cents</w:t>
             </w:r>
           </w:p>
         </w:tc>
@@ -4600,7 +4600,7 @@
               <w:rPr>
                 <w:b/>
               </w:rPr>
-              <w:t>423.49 cents (Chống quét SL tuyệt đối)</w:t>
+              <w:t>442.78 cents (Chống quét SL tuyệt đối)</w:t>
             </w:r>
           </w:p>
         </w:tc>
@@ -4631,7 +4631,7 @@
               <w:rPr>
                 <w:b/>
               </w:rPr>
-              <w:t>467.00 cents (Ăn trọn biên độ ngô ~10.5 giá)</w:t>
+              <w:t>491.00 cents (Ăn trọn biên độ ngô ~10.5 giá)</w:t>
             </w:r>
           </w:p>
         </w:tc>
@@ -4731,7 +4731,7 @@
                 <w:b/>
                 <w:color w:val="B91C1C"/>
               </w:rPr>
-              <w:t>Short trung hạn (Swing) (ZCU26)</w:t>
+              <w:t>Short trung hạn (Swing) (ZCZ26)</w:t>
             </w:r>
           </w:p>
         </w:tc>
@@ -4762,7 +4762,7 @@
               <w:rPr>
                 <w:b/>
               </w:rPr>
-              <w:t>444.50 - 446.00 cents</w:t>
+              <w:t>468.00 - 469.50 cents</w:t>
             </w:r>
           </w:p>
         </w:tc>
@@ -4793,7 +4793,7 @@
               <w:rPr>
                 <w:b/>
               </w:rPr>
-              <w:t>446.01 cents</w:t>
+              <w:t>469.72 cents</w:t>
             </w:r>
           </w:p>
         </w:tc>
@@ -4824,7 +4824,7 @@
               <w:rPr>
                 <w:b/>
               </w:rPr>
-              <w:t>426.00 cents</w:t>
+              <w:t>445.50 cents</w:t>
             </w:r>
           </w:p>
         </w:tc>
@@ -4955,7 +4955,7 @@
               <w:rPr>
                 <w:b/>
               </w:rPr>
-              <w:t>437.95 - 444.50 cents</w:t>
+              <w:t>437.62 - 444.50 cents</w:t>
             </w:r>
           </w:p>
         </w:tc>
@@ -5136,7 +5136,7 @@
                 <w:b/>
                 <w:color w:val="B91C1C"/>
               </w:rPr>
-              <w:t>634.83 - 637.98 cents (Canh bán hồi kỹ thuật H1)</w:t>
+              <w:t>635.30 - 638.06 cents (Canh bán hồi kỹ thuật H1)</w:t>
             </w:r>
           </w:p>
         </w:tc>
@@ -5167,7 +5167,7 @@
               <w:rPr>
                 <w:b/>
               </w:rPr>
-              <w:t>716.88 cents (Trên kháng cự R2 + 1.5x ATR)</w:t>
+              <w:t>717.33 cents (Trên kháng cự R2 + 1.5x ATR)</w:t>
             </w:r>
           </w:p>
         </w:tc>
@@ -5203,7 +5203,7 @@
                 <w:color w:val="D97706"/>
                 <w:sz w:val="19"/>
               </w:rPr>
-              <w:t xml:space="preserve"> 634.50 cents </w:t>
+              <w:t xml:space="preserve"> 636.50 cents </w:t>
             </w:r>
             <w:r>
               <w:t xml:space="preserve"> / TP2: </w:t>
@@ -5314,7 +5314,7 @@
                 <w:b/>
                 <w:color w:val="15803D"/>
               </w:rPr>
-              <w:t>Long trung hạn (Swing) (ZWU26)</w:t>
+              <w:t>Long trung hạn (Swing) (ZWZ26)</w:t>
             </w:r>
           </w:p>
         </w:tc>
@@ -5345,7 +5345,7 @@
               <w:rPr>
                 <w:b/>
               </w:rPr>
-              <w:t>632.50 - 634.50 cents</w:t>
+              <w:t>653.25 - 655.25 cents</w:t>
             </w:r>
           </w:p>
         </w:tc>
@@ -5376,7 +5376,7 @@
               <w:rPr>
                 <w:b/>
               </w:rPr>
-              <w:t>596.50 cents</w:t>
+              <w:t>610.54 cents</w:t>
             </w:r>
           </w:p>
         </w:tc>
@@ -5407,7 +5407,7 @@
               <w:rPr>
                 <w:b/>
               </w:rPr>
-              <w:t>638.75 cents (Đón sóng hồi trung hạn ~14.5 giá)</w:t>
+              <w:t>661.75 cents (Đón sóng hồi trung hạn ~14.5 giá)</w:t>
             </w:r>
           </w:p>
         </w:tc>
@@ -5507,7 +5507,7 @@
                 <w:b/>
                 <w:color w:val="B91C1C"/>
               </w:rPr>
-              <w:t>Short trung hạn (Swing) (ZWU26)</w:t>
+              <w:t>Short trung hạn (Swing) (ZWZ26)</w:t>
             </w:r>
           </w:p>
         </w:tc>
@@ -5538,7 +5538,7 @@
               <w:rPr>
                 <w:b/>
               </w:rPr>
-              <w:t>638.75 - 640.75 cents</w:t>
+              <w:t>661.75 - 663.75 cents</w:t>
             </w:r>
           </w:p>
         </w:tc>
@@ -5569,7 +5569,7 @@
               <w:rPr>
                 <w:b/>
               </w:rPr>
-              <w:t>642.50 cents</w:t>
+              <w:t>665.71 cents</w:t>
             </w:r>
           </w:p>
         </w:tc>
@@ -5600,7 +5600,7 @@
               <w:rPr>
                 <w:b/>
               </w:rPr>
-              <w:t>600.25 cents (Thuận xu hướng giảm ngắn hạn)</w:t>
+              <w:t>614.50 cents (Thuận xu hướng giảm ngắn hạn)</w:t>
             </w:r>
           </w:p>
         </w:tc>
@@ -5731,7 +5731,7 @@
               <w:rPr>
                 <w:b/>
               </w:rPr>
-              <w:t>599.90 - 614.50 cents</w:t>
+              <w:t>598.65 - 614.50 cents</w:t>
             </w:r>
           </w:p>
         </w:tc>
@@ -11609,7 +11609,7 @@
         <w:t>Giá Chốt Phiên (Close):</w:t>
       </w:r>
       <w:r>
-        <w:t xml:space="preserve"> 443.00 cents | </w:t>
+        <w:t xml:space="preserve"> 443.75 cents | </w:t>
       </w:r>
       <w:r>
         <w:rPr>
@@ -11624,10 +11624,10 @@
         <w:rPr>
           <w:b/>
         </w:rPr>
-        <w:t>`443.82 cents`</w:t>
+        <w:t>`444.53 cents`</w:t>
       </w:r>
       <w:r>
-        <w:t xml:space="preserve"> (+0.82).</w:t>
+        <w:t xml:space="preserve"> (+0.78).</w:t>
       </w:r>
     </w:p>
     <w:p>
@@ -11648,7 +11648,7 @@
         <w:rPr>
           <w:b/>
         </w:rPr>
-        <w:t>`11,876`</w:t>
+        <w:t>`24,052`</w:t>
       </w:r>
       <w:r>
         <w:t xml:space="preserve"> (Chênh lệch: </w:t>
@@ -11657,7 +11657,7 @@
         <w:rPr>
           <w:b/>
         </w:rPr>
-        <w:t>`-100,369`</w:t>
+        <w:t>`-88,193`</w:t>
       </w:r>
       <w:r>
         <w:t xml:space="preserve">) | OI: </w:t>
@@ -11699,7 +11699,7 @@
         <w:rPr>
           <w:b/>
         </w:rPr>
-        <w:t>`Bullish Engulfing (Nhấn chìm tăng trưởng)`</w:t>
+        <w:t>`Không phát hiện mô hình nến đặc biệt`</w:t>
       </w:r>
     </w:p>
     <w:p>
@@ -11742,10 +11742,10 @@
         <w:rPr>
           <w:b/>
         </w:rPr>
-        <w:t>TĂNG MẠNH MẼ (Strong Bullish Confirmation):</w:t>
+        <w:t>TÍCH LŨY TÍCH CỰC (Accumulation):</w:t>
       </w:r>
       <w:r>
-        <w:t xml:space="preserve"> Mô hình nến tăng được củng cố bởi dòng tiền gia tăng tích cực, hỗ trợ lực mua lên bền vững.</w:t>
+        <w:t xml:space="preserve"> Nến đi ngang nhưng dòng tiền âm thầm gia tăng (OI tăng), báo hiệu chuẩn bị có nhịp bứt phá tăng.</w:t>
       </w:r>
     </w:p>
     <w:p>
@@ -11991,7 +11991,7 @@
               <w:rPr>
                 <w:b/>
               </w:rPr>
-              <w:t>81.68</w:t>
+              <w:t>82.27</w:t>
             </w:r>
           </w:p>
         </w:tc>
@@ -12022,7 +12022,7 @@
               <w:rPr>
                 <w:b/>
               </w:rPr>
-              <w:t>-0.98%</w:t>
+              <w:t>-0.27%</w:t>
             </w:r>
           </w:p>
         </w:tc>
@@ -12114,7 +12114,7 @@
               <w:rPr>
                 <w:b/>
               </w:rPr>
-              <w:t>99.42</w:t>
+              <w:t>99.55</w:t>
             </w:r>
           </w:p>
         </w:tc>
@@ -12145,7 +12145,7 @@
               <w:rPr>
                 <w:b/>
               </w:rPr>
-              <w:t>-0.55%</w:t>
+              <w:t>-0.42%</w:t>
             </w:r>
           </w:p>
         </w:tc>
@@ -12749,7 +12749,7 @@
         <w:t xml:space="preserve"> EMA_21 </w:t>
       </w:r>
       <w:r>
-        <w:t xml:space="preserve"> (440.53) &gt; </w:t>
+        <w:t xml:space="preserve"> (440.82) &gt; </w:t>
       </w:r>
       <w:r>
         <w:rPr>
@@ -12760,7 +12760,7 @@
         <w:t xml:space="preserve"> EMA_50 </w:t>
       </w:r>
       <w:r>
-        <w:t xml:space="preserve"> (440.33).</w:t>
+        <w:t xml:space="preserve"> (440.46).</w:t>
       </w:r>
     </w:p>
     <w:p>
@@ -12781,7 +12781,7 @@
         <w:rPr>
           <w:b/>
         </w:rPr>
-        <w:t>`63.41`</w:t>
+        <w:t>`65.92`</w:t>
       </w:r>
       <w:r>
         <w:t xml:space="preserve"> | ATR (14) = </w:t>
@@ -12790,7 +12790,7 @@
         <w:rPr>
           <w:b/>
         </w:rPr>
-        <w:t>`1.51`</w:t>
+        <w:t>`1.61`</w:t>
       </w:r>
       <w:r>
         <w:t xml:space="preserve"> cents | Volatility = </w:t>
@@ -12799,7 +12799,7 @@
         <w:rPr>
           <w:b/>
         </w:rPr>
-        <w:t>`1.75 cents`</w:t>
+        <w:t>`2.25 cents`</w:t>
       </w:r>
       <w:r>
         <w:t>.</w:t>
@@ -12841,7 +12841,7 @@
         <w:rPr>
           <w:b/>
         </w:rPr>
-        <w:t>`444.50`</w:t>
+        <w:t>`444.75`</w:t>
       </w:r>
       <w:r>
         <w:t xml:space="preserve"> | R2: </w:t>
@@ -13584,7 +13584,7 @@
           <w:b/>
           <w:color w:val="15803D"/>
         </w:rPr>
-        <w:t>`441.25 - 440.53 cents (Canh mua vùng hỗ trợ)`</w:t>
+        <w:t>`441.25 - 440.82 cents (Canh mua vùng hỗ trợ)`</w:t>
       </w:r>
       <w:r>
         <w:t xml:space="preserve"> | SL: </w:t>
@@ -13593,7 +13593,7 @@
         <w:rPr>
           <w:b/>
         </w:rPr>
-        <w:t>`422.73 cents (Dưới cản S2 + 1.5x ATR)`</w:t>
+        <w:t>`422.58 cents (Dưới cản S2 + 1.5x ATR)`</w:t>
       </w:r>
       <w:r>
         <w:t xml:space="preserve"> | TP: </w:t>
@@ -13604,7 +13604,7 @@
           <w:color w:val="D97706"/>
           <w:sz w:val="19"/>
         </w:rPr>
-        <w:t xml:space="preserve"> 444.50 cents </w:t>
+        <w:t xml:space="preserve"> 444.75 cents </w:t>
       </w:r>
       <w:r>
         <w:t xml:space="preserve"> / </w:t>
@@ -13630,7 +13630,7 @@
         <w:rPr>
           <w:b/>
         </w:rPr>
-        <w:t>Trung hạn (Swing Trades - HĐ ZCU26):</w:t>
+        <w:t>Trung hạn (Swing Trades - HĐ ZCZ26):</w:t>
       </w:r>
     </w:p>
     <w:p>
@@ -13655,7 +13655,7 @@
         <w:rPr>
           <w:b/>
         </w:rPr>
-        <w:t>`439.75 - 441.25 cents`</w:t>
+        <w:t>`463.25 - 464.75 cents`</w:t>
       </w:r>
       <w:r>
         <w:t xml:space="preserve"> | SL: </w:t>
@@ -13664,7 +13664,7 @@
         <w:rPr>
           <w:b/>
         </w:rPr>
-        <w:t>`423.49 cents (Chống quét SL tuyệt đối)`</w:t>
+        <w:t>`442.78 cents (Chống quét SL tuyệt đối)`</w:t>
       </w:r>
       <w:r>
         <w:t xml:space="preserve"> | TP: </w:t>
@@ -13673,7 +13673,7 @@
         <w:rPr>
           <w:b/>
         </w:rPr>
-        <w:t>`467.00 cents (Ăn trọn biên độ ngô ~10.5 giá)`</w:t>
+        <w:t>`491.00 cents (Ăn trọn biên độ ngô ~10.5 giá)`</w:t>
       </w:r>
       <w:r>
         <w:t>.</w:t>
@@ -13701,7 +13701,7 @@
         <w:rPr>
           <w:b/>
         </w:rPr>
-        <w:t>`444.50 - 446.00 cents`</w:t>
+        <w:t>`468.00 - 469.50 cents`</w:t>
       </w:r>
       <w:r>
         <w:t xml:space="preserve"> | SL: </w:t>
@@ -13710,7 +13710,7 @@
         <w:rPr>
           <w:b/>
         </w:rPr>
-        <w:t>`446.01 cents`</w:t>
+        <w:t>`469.72 cents`</w:t>
       </w:r>
       <w:r>
         <w:t xml:space="preserve"> | TP: </w:t>
@@ -13719,7 +13719,7 @@
         <w:rPr>
           <w:b/>
         </w:rPr>
-        <w:t>`426.00 cents`</w:t>
+        <w:t>`445.50 cents`</w:t>
       </w:r>
       <w:r>
         <w:t>.</w:t>
@@ -13759,7 +13759,7 @@
         <w:rPr>
           <w:b/>
         </w:rPr>
-        <w:t>`437.95 - 444.50 cents`</w:t>
+        <w:t>`437.62 - 444.50 cents`</w:t>
       </w:r>
     </w:p>
     <w:p>
@@ -14166,7 +14166,7 @@
             </w:pPr>
             <w:r/>
             <w:r>
-              <w:t>443.00</w:t>
+              <w:t>443.75</w:t>
             </w:r>
           </w:p>
         </w:tc>
@@ -14194,7 +14194,7 @@
             </w:pPr>
             <w:r/>
             <w:r>
-              <w:t>446.75</w:t>
+              <w:t>447.50</w:t>
             </w:r>
           </w:p>
         </w:tc>
@@ -14222,7 +14222,7 @@
             </w:pPr>
             <w:r/>
             <w:r>
-              <w:t>439.75</w:t>
+              <w:t>440.50</w:t>
             </w:r>
           </w:p>
         </w:tc>
@@ -14253,7 +14253,7 @@
               <w:rPr>
                 <w:b/>
               </w:rPr>
-              <w:t>443.25</w:t>
+              <w:t>444.00</w:t>
             </w:r>
           </w:p>
         </w:tc>
@@ -14401,7 +14401,7 @@
             </w:pPr>
             <w:r/>
             <w:r>
-              <w:t>443.25</w:t>
+              <w:t>444.00</w:t>
             </w:r>
           </w:p>
         </w:tc>
@@ -14429,7 +14429,7 @@
             </w:pPr>
             <w:r/>
             <w:r>
-              <w:t>446.00</w:t>
+              <w:t>446.75</w:t>
             </w:r>
           </w:p>
         </w:tc>
@@ -14457,7 +14457,7 @@
             </w:pPr>
             <w:r/>
             <w:r>
-              <w:t>439.50</w:t>
+              <w:t>440.25</w:t>
             </w:r>
           </w:p>
         </w:tc>
@@ -14488,7 +14488,7 @@
               <w:rPr>
                 <w:b/>
               </w:rPr>
-              <w:t>442.75</w:t>
+              <w:t>443.50</w:t>
             </w:r>
           </w:p>
         </w:tc>
@@ -14636,7 +14636,7 @@
             </w:pPr>
             <w:r/>
             <w:r>
-              <w:t>442.75</w:t>
+              <w:t>443.50</w:t>
             </w:r>
           </w:p>
         </w:tc>
@@ -14664,7 +14664,7 @@
             </w:pPr>
             <w:r/>
             <w:r>
-              <w:t>445.75</w:t>
+              <w:t>446.50</w:t>
             </w:r>
           </w:p>
         </w:tc>
@@ -14692,7 +14692,7 @@
             </w:pPr>
             <w:r/>
             <w:r>
-              <w:t>438.75</w:t>
+              <w:t>439.50</w:t>
             </w:r>
           </w:p>
         </w:tc>
@@ -14723,7 +14723,7 @@
               <w:rPr>
                 <w:b/>
               </w:rPr>
-              <w:t>443.50</w:t>
+              <w:t>444.25</w:t>
             </w:r>
           </w:p>
         </w:tc>
@@ -14871,7 +14871,7 @@
             </w:pPr>
             <w:r/>
             <w:r>
-              <w:t>443.50</w:t>
+              <w:t>444.25</w:t>
             </w:r>
           </w:p>
         </w:tc>
@@ -14899,7 +14899,7 @@
             </w:pPr>
             <w:r/>
             <w:r>
-              <w:t>448.00</w:t>
+              <w:t>448.75</w:t>
             </w:r>
           </w:p>
         </w:tc>
@@ -14927,7 +14927,7 @@
             </w:pPr>
             <w:r/>
             <w:r>
-              <w:t>438.50</w:t>
+              <w:t>439.25</w:t>
             </w:r>
           </w:p>
         </w:tc>
@@ -14958,7 +14958,7 @@
               <w:rPr>
                 <w:b/>
               </w:rPr>
-              <w:t>444.25</w:t>
+              <w:t>445.00</w:t>
             </w:r>
           </w:p>
         </w:tc>
@@ -15106,7 +15106,7 @@
             </w:pPr>
             <w:r/>
             <w:r>
-              <w:t>444.25</w:t>
+              <w:t>445.00</w:t>
             </w:r>
           </w:p>
         </w:tc>
@@ -15134,7 +15134,7 @@
             </w:pPr>
             <w:r/>
             <w:r>
-              <w:t>449.75</w:t>
+              <w:t>450.50</w:t>
             </w:r>
           </w:p>
         </w:tc>
@@ -15162,7 +15162,7 @@
             </w:pPr>
             <w:r/>
             <w:r>
-              <w:t>438.00</w:t>
+              <w:t>438.75</w:t>
             </w:r>
           </w:p>
         </w:tc>
@@ -15193,7 +15193,7 @@
               <w:rPr>
                 <w:b/>
               </w:rPr>
-              <w:t>446.50</w:t>
+              <w:t>447.25</w:t>
             </w:r>
           </w:p>
         </w:tc>
@@ -15341,7 +15341,7 @@
             </w:pPr>
             <w:r/>
             <w:r>
-              <w:t>446.50</w:t>
+              <w:t>447.25</w:t>
             </w:r>
           </w:p>
         </w:tc>
@@ -15369,7 +15369,7 @@
             </w:pPr>
             <w:r/>
             <w:r>
-              <w:t>449.50</w:t>
+              <w:t>450.25</w:t>
             </w:r>
           </w:p>
         </w:tc>
@@ -15397,7 +15397,7 @@
             </w:pPr>
             <w:r/>
             <w:r>
-              <w:t>442.25</w:t>
+              <w:t>443.00</w:t>
             </w:r>
           </w:p>
         </w:tc>
@@ -15428,7 +15428,7 @@
               <w:rPr>
                 <w:b/>
               </w:rPr>
-              <w:t>446.75</w:t>
+              <w:t>447.50</w:t>
             </w:r>
           </w:p>
         </w:tc>
@@ -15576,7 +15576,7 @@
             </w:pPr>
             <w:r/>
             <w:r>
-              <w:t>446.75</w:t>
+              <w:t>447.50</w:t>
             </w:r>
           </w:p>
         </w:tc>
@@ -15604,7 +15604,7 @@
             </w:pPr>
             <w:r/>
             <w:r>
-              <w:t>450.00</w:t>
+              <w:t>450.75</w:t>
             </w:r>
           </w:p>
         </w:tc>
@@ -15632,7 +15632,7 @@
             </w:pPr>
             <w:r/>
             <w:r>
-              <w:t>440.25</w:t>
+              <w:t>441.00</w:t>
             </w:r>
           </w:p>
         </w:tc>
@@ -15663,7 +15663,7 @@
               <w:rPr>
                 <w:b/>
               </w:rPr>
-              <w:t>447.50</w:t>
+              <w:t>448.25</w:t>
             </w:r>
           </w:p>
         </w:tc>
@@ -15811,7 +15811,7 @@
             </w:pPr>
             <w:r/>
             <w:r>
-              <w:t>447.50</w:t>
+              <w:t>448.25</w:t>
             </w:r>
           </w:p>
         </w:tc>
@@ -15839,7 +15839,7 @@
             </w:pPr>
             <w:r/>
             <w:r>
-              <w:t>450.50</w:t>
+              <w:t>451.25</w:t>
             </w:r>
           </w:p>
         </w:tc>
@@ -15867,7 +15867,7 @@
             </w:pPr>
             <w:r/>
             <w:r>
-              <w:t>443.00</w:t>
+              <w:t>443.75</w:t>
             </w:r>
           </w:p>
         </w:tc>
@@ -15898,7 +15898,7 @@
               <w:rPr>
                 <w:b/>
               </w:rPr>
-              <w:t>447.00</w:t>
+              <w:t>447.75</w:t>
             </w:r>
           </w:p>
         </w:tc>
@@ -16046,7 +16046,7 @@
             </w:pPr>
             <w:r/>
             <w:r>
-              <w:t>447.00</w:t>
+              <w:t>447.75</w:t>
             </w:r>
           </w:p>
         </w:tc>
@@ -16074,7 +16074,7 @@
             </w:pPr>
             <w:r/>
             <w:r>
-              <w:t>451.00</w:t>
+              <w:t>451.75</w:t>
             </w:r>
           </w:p>
         </w:tc>
@@ -16102,7 +16102,7 @@
             </w:pPr>
             <w:r/>
             <w:r>
-              <w:t>441.25</w:t>
+              <w:t>442.00</w:t>
             </w:r>
           </w:p>
         </w:tc>
@@ -16133,7 +16133,7 @@
               <w:rPr>
                 <w:b/>
               </w:rPr>
-              <w:t>447.50</w:t>
+              <w:t>448.25</w:t>
             </w:r>
           </w:p>
         </w:tc>
@@ -16281,7 +16281,7 @@
             </w:pPr>
             <w:r/>
             <w:r>
-              <w:t>447.50</w:t>
+              <w:t>448.25</w:t>
             </w:r>
           </w:p>
         </w:tc>
@@ -16309,7 +16309,7 @@
             </w:pPr>
             <w:r/>
             <w:r>
-              <w:t>450.00</w:t>
+              <w:t>450.75</w:t>
             </w:r>
           </w:p>
         </w:tc>
@@ -16337,7 +16337,7 @@
             </w:pPr>
             <w:r/>
             <w:r>
-              <w:t>444.25</w:t>
+              <w:t>445.00</w:t>
             </w:r>
           </w:p>
         </w:tc>
@@ -16368,7 +16368,7 @@
               <w:rPr>
                 <w:b/>
               </w:rPr>
-              <w:t>448.00</w:t>
+              <w:t>448.75</w:t>
             </w:r>
           </w:p>
         </w:tc>
@@ -16516,7 +16516,7 @@
             </w:pPr>
             <w:r/>
             <w:r>
-              <w:t>448.00</w:t>
+              <w:t>448.75</w:t>
             </w:r>
           </w:p>
         </w:tc>
@@ -16544,7 +16544,7 @@
             </w:pPr>
             <w:r/>
             <w:r>
-              <w:t>451.50</w:t>
+              <w:t>452.25</w:t>
             </w:r>
           </w:p>
         </w:tc>
@@ -16572,7 +16572,7 @@
             </w:pPr>
             <w:r/>
             <w:r>
-              <w:t>442.00</w:t>
+              <w:t>442.75</w:t>
             </w:r>
           </w:p>
         </w:tc>
@@ -16580,6 +16580,711 @@
           <w:tcPr>
             <w:tcW w:type="dxa" w:w="1728"/>
             <w:shd w:fill="F8FAFC"/>
+            <w:tcMar>
+              <w:top w:w="100" w:type="dxa"/>
+              <w:bottom w:w="100" w:type="dxa"/>
+              <w:left w:w="120" w:type="dxa"/>
+              <w:right w:w="120" w:type="dxa"/>
+            </w:tcMar>
+            <w:tcBorders>
+              <w:top w:val="single" w:sz="4" w:space="0" w:color="CCCCCC"/>
+              <w:bottom w:val="single" w:sz="4" w:space="0" w:color="CCCCCC"/>
+              <w:left w:val="single" w:sz="4" w:space="0" w:color="CCCCCC"/>
+              <w:right w:val="single" w:sz="4" w:space="0" w:color="CCCCCC"/>
+            </w:tcBorders>
+          </w:tcPr>
+          <w:p>
+            <w:pPr>
+              <w:spacing w:before="60" w:after="60" w:line="252" w:lineRule="auto"/>
+              <w:jc w:val="left"/>
+            </w:pPr>
+            <w:r/>
+            <w:r>
+              <w:rPr>
+                <w:b/>
+              </w:rPr>
+              <w:t>449.75</w:t>
+            </w:r>
+          </w:p>
+        </w:tc>
+        <w:tc>
+          <w:tcPr>
+            <w:tcW w:type="dxa" w:w="3456"/>
+            <w:shd w:fill="F8FAFC"/>
+            <w:tcMar>
+              <w:top w:w="100" w:type="dxa"/>
+              <w:bottom w:w="100" w:type="dxa"/>
+              <w:left w:w="120" w:type="dxa"/>
+              <w:right w:w="120" w:type="dxa"/>
+            </w:tcMar>
+            <w:tcBorders>
+              <w:top w:val="single" w:sz="4" w:space="0" w:color="CCCCCC"/>
+              <w:bottom w:val="single" w:sz="4" w:space="0" w:color="CCCCCC"/>
+              <w:left w:val="single" w:sz="4" w:space="0" w:color="CCCCCC"/>
+              <w:right w:val="single" w:sz="4" w:space="0" w:color="CCCCCC"/>
+            </w:tcBorders>
+          </w:tcPr>
+          <w:p>
+            <w:pPr>
+              <w:spacing w:before="60" w:after="60" w:line="252" w:lineRule="auto"/>
+              <w:jc w:val="left"/>
+            </w:pPr>
+            <w:r/>
+            <w:r>
+              <w:rPr>
+                <w:b/>
+              </w:rPr>
+              <w:t>+1.00</w:t>
+            </w:r>
+          </w:p>
+        </w:tc>
+        <w:tc>
+          <w:tcPr>
+            <w:tcW w:type="dxa" w:w="1440"/>
+            <w:shd w:fill="F8FAFC"/>
+            <w:tcMar>
+              <w:top w:w="100" w:type="dxa"/>
+              <w:bottom w:w="100" w:type="dxa"/>
+              <w:left w:w="120" w:type="dxa"/>
+              <w:right w:w="120" w:type="dxa"/>
+            </w:tcMar>
+            <w:tcBorders>
+              <w:top w:val="single" w:sz="4" w:space="0" w:color="CCCCCC"/>
+              <w:bottom w:val="single" w:sz="4" w:space="0" w:color="CCCCCC"/>
+              <w:left w:val="single" w:sz="4" w:space="0" w:color="CCCCCC"/>
+              <w:right w:val="single" w:sz="4" w:space="0" w:color="CCCCCC"/>
+            </w:tcBorders>
+          </w:tcPr>
+          <w:p>
+            <w:pPr>
+              <w:spacing w:before="60" w:after="60" w:line="252" w:lineRule="auto"/>
+              <w:jc w:val="left"/>
+            </w:pPr>
+            <w:r/>
+            <w:r>
+              <w:t>BULL</w:t>
+            </w:r>
+          </w:p>
+        </w:tc>
+      </w:tr>
+      <w:tr>
+        <w:tc>
+          <w:tcPr>
+            <w:tcW w:type="dxa" w:w="1584"/>
+            <w:shd w:fill="FFFFFF"/>
+            <w:tcMar>
+              <w:top w:w="100" w:type="dxa"/>
+              <w:bottom w:w="100" w:type="dxa"/>
+              <w:left w:w="120" w:type="dxa"/>
+              <w:right w:w="120" w:type="dxa"/>
+            </w:tcMar>
+            <w:tcBorders>
+              <w:top w:val="single" w:sz="4" w:space="0" w:color="CCCCCC"/>
+              <w:bottom w:val="single" w:sz="4" w:space="0" w:color="CCCCCC"/>
+              <w:left w:val="single" w:sz="4" w:space="0" w:color="CCCCCC"/>
+              <w:right w:val="single" w:sz="4" w:space="0" w:color="CCCCCC"/>
+            </w:tcBorders>
+          </w:tcPr>
+          <w:p>
+            <w:pPr>
+              <w:spacing w:before="60" w:after="60" w:line="252" w:lineRule="auto"/>
+              <w:jc w:val="left"/>
+            </w:pPr>
+            <w:r/>
+            <w:r>
+              <w:rPr>
+                <w:b/>
+              </w:rPr>
+              <w:t>Tue 11/08</w:t>
+            </w:r>
+          </w:p>
+        </w:tc>
+        <w:tc>
+          <w:tcPr>
+            <w:tcW w:type="dxa" w:w="864"/>
+            <w:shd w:fill="FFFFFF"/>
+            <w:tcMar>
+              <w:top w:w="100" w:type="dxa"/>
+              <w:bottom w:w="100" w:type="dxa"/>
+              <w:left w:w="120" w:type="dxa"/>
+              <w:right w:w="120" w:type="dxa"/>
+            </w:tcMar>
+            <w:tcBorders>
+              <w:top w:val="single" w:sz="4" w:space="0" w:color="CCCCCC"/>
+              <w:bottom w:val="single" w:sz="4" w:space="0" w:color="CCCCCC"/>
+              <w:left w:val="single" w:sz="4" w:space="0" w:color="CCCCCC"/>
+              <w:right w:val="single" w:sz="4" w:space="0" w:color="CCCCCC"/>
+            </w:tcBorders>
+          </w:tcPr>
+          <w:p>
+            <w:pPr>
+              <w:spacing w:before="60" w:after="60" w:line="252" w:lineRule="auto"/>
+              <w:jc w:val="left"/>
+            </w:pPr>
+            <w:r/>
+            <w:r>
+              <w:t>NY Close 23-01</w:t>
+            </w:r>
+          </w:p>
+        </w:tc>
+        <w:tc>
+          <w:tcPr>
+            <w:tcW w:type="dxa" w:w="1440"/>
+            <w:shd w:fill="FFFFFF"/>
+            <w:tcMar>
+              <w:top w:w="100" w:type="dxa"/>
+              <w:bottom w:w="100" w:type="dxa"/>
+              <w:left w:w="120" w:type="dxa"/>
+              <w:right w:w="120" w:type="dxa"/>
+            </w:tcMar>
+            <w:tcBorders>
+              <w:top w:val="single" w:sz="4" w:space="0" w:color="CCCCCC"/>
+              <w:bottom w:val="single" w:sz="4" w:space="0" w:color="CCCCCC"/>
+              <w:left w:val="single" w:sz="4" w:space="0" w:color="CCCCCC"/>
+              <w:right w:val="single" w:sz="4" w:space="0" w:color="CCCCCC"/>
+            </w:tcBorders>
+          </w:tcPr>
+          <w:p>
+            <w:pPr>
+              <w:spacing w:before="60" w:after="60" w:line="252" w:lineRule="auto"/>
+              <w:jc w:val="left"/>
+            </w:pPr>
+            <w:r/>
+            <w:r>
+              <w:t>449.75</w:t>
+            </w:r>
+          </w:p>
+        </w:tc>
+        <w:tc>
+          <w:tcPr>
+            <w:tcW w:type="dxa" w:w="2016"/>
+            <w:shd w:fill="FFFFFF"/>
+            <w:tcMar>
+              <w:top w:w="100" w:type="dxa"/>
+              <w:bottom w:w="100" w:type="dxa"/>
+              <w:left w:w="120" w:type="dxa"/>
+              <w:right w:w="120" w:type="dxa"/>
+            </w:tcMar>
+            <w:tcBorders>
+              <w:top w:val="single" w:sz="4" w:space="0" w:color="CCCCCC"/>
+              <w:bottom w:val="single" w:sz="4" w:space="0" w:color="CCCCCC"/>
+              <w:left w:val="single" w:sz="4" w:space="0" w:color="CCCCCC"/>
+              <w:right w:val="single" w:sz="4" w:space="0" w:color="CCCCCC"/>
+            </w:tcBorders>
+          </w:tcPr>
+          <w:p>
+            <w:pPr>
+              <w:spacing w:before="60" w:after="60" w:line="252" w:lineRule="auto"/>
+              <w:jc w:val="left"/>
+            </w:pPr>
+            <w:r/>
+            <w:r>
+              <w:t>452.50</w:t>
+            </w:r>
+          </w:p>
+        </w:tc>
+        <w:tc>
+          <w:tcPr>
+            <w:tcW w:type="dxa" w:w="1152"/>
+            <w:shd w:fill="FFFFFF"/>
+            <w:tcMar>
+              <w:top w:w="100" w:type="dxa"/>
+              <w:bottom w:w="100" w:type="dxa"/>
+              <w:left w:w="120" w:type="dxa"/>
+              <w:right w:w="120" w:type="dxa"/>
+            </w:tcMar>
+            <w:tcBorders>
+              <w:top w:val="single" w:sz="4" w:space="0" w:color="CCCCCC"/>
+              <w:bottom w:val="single" w:sz="4" w:space="0" w:color="CCCCCC"/>
+              <w:left w:val="single" w:sz="4" w:space="0" w:color="CCCCCC"/>
+              <w:right w:val="single" w:sz="4" w:space="0" w:color="CCCCCC"/>
+            </w:tcBorders>
+          </w:tcPr>
+          <w:p>
+            <w:pPr>
+              <w:spacing w:before="60" w:after="60" w:line="252" w:lineRule="auto"/>
+              <w:jc w:val="left"/>
+            </w:pPr>
+            <w:r/>
+            <w:r>
+              <w:t>447.25</w:t>
+            </w:r>
+          </w:p>
+        </w:tc>
+        <w:tc>
+          <w:tcPr>
+            <w:tcW w:type="dxa" w:w="1728"/>
+            <w:shd w:fill="FFFFFF"/>
+            <w:tcMar>
+              <w:top w:w="100" w:type="dxa"/>
+              <w:bottom w:w="100" w:type="dxa"/>
+              <w:left w:w="120" w:type="dxa"/>
+              <w:right w:w="120" w:type="dxa"/>
+            </w:tcMar>
+            <w:tcBorders>
+              <w:top w:val="single" w:sz="4" w:space="0" w:color="CCCCCC"/>
+              <w:bottom w:val="single" w:sz="4" w:space="0" w:color="CCCCCC"/>
+              <w:left w:val="single" w:sz="4" w:space="0" w:color="CCCCCC"/>
+              <w:right w:val="single" w:sz="4" w:space="0" w:color="CCCCCC"/>
+            </w:tcBorders>
+          </w:tcPr>
+          <w:p>
+            <w:pPr>
+              <w:spacing w:before="60" w:after="60" w:line="252" w:lineRule="auto"/>
+              <w:jc w:val="left"/>
+            </w:pPr>
+            <w:r/>
+            <w:r>
+              <w:rPr>
+                <w:b/>
+              </w:rPr>
+              <w:t>449.75</w:t>
+            </w:r>
+          </w:p>
+        </w:tc>
+        <w:tc>
+          <w:tcPr>
+            <w:tcW w:type="dxa" w:w="3456"/>
+            <w:shd w:fill="FFFFFF"/>
+            <w:tcMar>
+              <w:top w:w="100" w:type="dxa"/>
+              <w:bottom w:w="100" w:type="dxa"/>
+              <w:left w:w="120" w:type="dxa"/>
+              <w:right w:w="120" w:type="dxa"/>
+            </w:tcMar>
+            <w:tcBorders>
+              <w:top w:val="single" w:sz="4" w:space="0" w:color="CCCCCC"/>
+              <w:bottom w:val="single" w:sz="4" w:space="0" w:color="CCCCCC"/>
+              <w:left w:val="single" w:sz="4" w:space="0" w:color="CCCCCC"/>
+              <w:right w:val="single" w:sz="4" w:space="0" w:color="CCCCCC"/>
+            </w:tcBorders>
+          </w:tcPr>
+          <w:p>
+            <w:pPr>
+              <w:spacing w:before="60" w:after="60" w:line="252" w:lineRule="auto"/>
+              <w:jc w:val="left"/>
+            </w:pPr>
+            <w:r/>
+            <w:r>
+              <w:rPr>
+                <w:b/>
+              </w:rPr>
+              <w:t>+0.00</w:t>
+            </w:r>
+          </w:p>
+        </w:tc>
+        <w:tc>
+          <w:tcPr>
+            <w:tcW w:type="dxa" w:w="1440"/>
+            <w:shd w:fill="FFFFFF"/>
+            <w:tcMar>
+              <w:top w:w="100" w:type="dxa"/>
+              <w:bottom w:w="100" w:type="dxa"/>
+              <w:left w:w="120" w:type="dxa"/>
+              <w:right w:w="120" w:type="dxa"/>
+            </w:tcMar>
+            <w:tcBorders>
+              <w:top w:val="single" w:sz="4" w:space="0" w:color="CCCCCC"/>
+              <w:bottom w:val="single" w:sz="4" w:space="0" w:color="CCCCCC"/>
+              <w:left w:val="single" w:sz="4" w:space="0" w:color="CCCCCC"/>
+              <w:right w:val="single" w:sz="4" w:space="0" w:color="CCCCCC"/>
+            </w:tcBorders>
+          </w:tcPr>
+          <w:p>
+            <w:pPr>
+              <w:spacing w:before="60" w:after="60" w:line="252" w:lineRule="auto"/>
+              <w:jc w:val="left"/>
+            </w:pPr>
+            <w:r/>
+            <w:r>
+              <w:t>BULL</w:t>
+            </w:r>
+          </w:p>
+        </w:tc>
+      </w:tr>
+      <w:tr>
+        <w:tc>
+          <w:tcPr>
+            <w:tcW w:type="dxa" w:w="1584"/>
+            <w:shd w:fill="F8FAFC"/>
+            <w:tcMar>
+              <w:top w:w="100" w:type="dxa"/>
+              <w:bottom w:w="100" w:type="dxa"/>
+              <w:left w:w="120" w:type="dxa"/>
+              <w:right w:w="120" w:type="dxa"/>
+            </w:tcMar>
+            <w:tcBorders>
+              <w:top w:val="single" w:sz="4" w:space="0" w:color="CCCCCC"/>
+              <w:bottom w:val="single" w:sz="4" w:space="0" w:color="CCCCCC"/>
+              <w:left w:val="single" w:sz="4" w:space="0" w:color="CCCCCC"/>
+              <w:right w:val="single" w:sz="4" w:space="0" w:color="CCCCCC"/>
+            </w:tcBorders>
+          </w:tcPr>
+          <w:p>
+            <w:pPr>
+              <w:spacing w:before="60" w:after="60" w:line="252" w:lineRule="auto"/>
+              <w:jc w:val="left"/>
+            </w:pPr>
+            <w:r/>
+            <w:r>
+              <w:rPr>
+                <w:b/>
+              </w:rPr>
+              <w:t>Wed 12/08</w:t>
+            </w:r>
+          </w:p>
+        </w:tc>
+        <w:tc>
+          <w:tcPr>
+            <w:tcW w:type="dxa" w:w="864"/>
+            <w:shd w:fill="F8FAFC"/>
+            <w:tcMar>
+              <w:top w:w="100" w:type="dxa"/>
+              <w:bottom w:w="100" w:type="dxa"/>
+              <w:left w:w="120" w:type="dxa"/>
+              <w:right w:w="120" w:type="dxa"/>
+            </w:tcMar>
+            <w:tcBorders>
+              <w:top w:val="single" w:sz="4" w:space="0" w:color="CCCCCC"/>
+              <w:bottom w:val="single" w:sz="4" w:space="0" w:color="CCCCCC"/>
+              <w:left w:val="single" w:sz="4" w:space="0" w:color="CCCCCC"/>
+              <w:right w:val="single" w:sz="4" w:space="0" w:color="CCCCCC"/>
+            </w:tcBorders>
+          </w:tcPr>
+          <w:p>
+            <w:pPr>
+              <w:spacing w:before="60" w:after="60" w:line="252" w:lineRule="auto"/>
+              <w:jc w:val="left"/>
+            </w:pPr>
+            <w:r/>
+            <w:r>
+              <w:t>Asia 07-11</w:t>
+            </w:r>
+          </w:p>
+        </w:tc>
+        <w:tc>
+          <w:tcPr>
+            <w:tcW w:type="dxa" w:w="1440"/>
+            <w:shd w:fill="F8FAFC"/>
+            <w:tcMar>
+              <w:top w:w="100" w:type="dxa"/>
+              <w:bottom w:w="100" w:type="dxa"/>
+              <w:left w:w="120" w:type="dxa"/>
+              <w:right w:w="120" w:type="dxa"/>
+            </w:tcMar>
+            <w:tcBorders>
+              <w:top w:val="single" w:sz="4" w:space="0" w:color="CCCCCC"/>
+              <w:bottom w:val="single" w:sz="4" w:space="0" w:color="CCCCCC"/>
+              <w:left w:val="single" w:sz="4" w:space="0" w:color="CCCCCC"/>
+              <w:right w:val="single" w:sz="4" w:space="0" w:color="CCCCCC"/>
+            </w:tcBorders>
+          </w:tcPr>
+          <w:p>
+            <w:pPr>
+              <w:spacing w:before="60" w:after="60" w:line="252" w:lineRule="auto"/>
+              <w:jc w:val="left"/>
+            </w:pPr>
+            <w:r/>
+            <w:r>
+              <w:t>449.75</w:t>
+            </w:r>
+          </w:p>
+        </w:tc>
+        <w:tc>
+          <w:tcPr>
+            <w:tcW w:type="dxa" w:w="2016"/>
+            <w:shd w:fill="F8FAFC"/>
+            <w:tcMar>
+              <w:top w:w="100" w:type="dxa"/>
+              <w:bottom w:w="100" w:type="dxa"/>
+              <w:left w:w="120" w:type="dxa"/>
+              <w:right w:w="120" w:type="dxa"/>
+            </w:tcMar>
+            <w:tcBorders>
+              <w:top w:val="single" w:sz="4" w:space="0" w:color="CCCCCC"/>
+              <w:bottom w:val="single" w:sz="4" w:space="0" w:color="CCCCCC"/>
+              <w:left w:val="single" w:sz="4" w:space="0" w:color="CCCCCC"/>
+              <w:right w:val="single" w:sz="4" w:space="0" w:color="CCCCCC"/>
+            </w:tcBorders>
+          </w:tcPr>
+          <w:p>
+            <w:pPr>
+              <w:spacing w:before="60" w:after="60" w:line="252" w:lineRule="auto"/>
+              <w:jc w:val="left"/>
+            </w:pPr>
+            <w:r/>
+            <w:r>
+              <w:t>452.50</w:t>
+            </w:r>
+          </w:p>
+        </w:tc>
+        <w:tc>
+          <w:tcPr>
+            <w:tcW w:type="dxa" w:w="1152"/>
+            <w:shd w:fill="F8FAFC"/>
+            <w:tcMar>
+              <w:top w:w="100" w:type="dxa"/>
+              <w:bottom w:w="100" w:type="dxa"/>
+              <w:left w:w="120" w:type="dxa"/>
+              <w:right w:w="120" w:type="dxa"/>
+            </w:tcMar>
+            <w:tcBorders>
+              <w:top w:val="single" w:sz="4" w:space="0" w:color="CCCCCC"/>
+              <w:bottom w:val="single" w:sz="4" w:space="0" w:color="CCCCCC"/>
+              <w:left w:val="single" w:sz="4" w:space="0" w:color="CCCCCC"/>
+              <w:right w:val="single" w:sz="4" w:space="0" w:color="CCCCCC"/>
+            </w:tcBorders>
+          </w:tcPr>
+          <w:p>
+            <w:pPr>
+              <w:spacing w:before="60" w:after="60" w:line="252" w:lineRule="auto"/>
+              <w:jc w:val="left"/>
+            </w:pPr>
+            <w:r/>
+            <w:r>
+              <w:t>447.25</w:t>
+            </w:r>
+          </w:p>
+        </w:tc>
+        <w:tc>
+          <w:tcPr>
+            <w:tcW w:type="dxa" w:w="1728"/>
+            <w:shd w:fill="F8FAFC"/>
+            <w:tcMar>
+              <w:top w:w="100" w:type="dxa"/>
+              <w:bottom w:w="100" w:type="dxa"/>
+              <w:left w:w="120" w:type="dxa"/>
+              <w:right w:w="120" w:type="dxa"/>
+            </w:tcMar>
+            <w:tcBorders>
+              <w:top w:val="single" w:sz="4" w:space="0" w:color="CCCCCC"/>
+              <w:bottom w:val="single" w:sz="4" w:space="0" w:color="CCCCCC"/>
+              <w:left w:val="single" w:sz="4" w:space="0" w:color="CCCCCC"/>
+              <w:right w:val="single" w:sz="4" w:space="0" w:color="CCCCCC"/>
+            </w:tcBorders>
+          </w:tcPr>
+          <w:p>
+            <w:pPr>
+              <w:spacing w:before="60" w:after="60" w:line="252" w:lineRule="auto"/>
+              <w:jc w:val="left"/>
+            </w:pPr>
+            <w:r/>
+            <w:r>
+              <w:rPr>
+                <w:b/>
+              </w:rPr>
+              <w:t>449.25</w:t>
+            </w:r>
+          </w:p>
+        </w:tc>
+        <w:tc>
+          <w:tcPr>
+            <w:tcW w:type="dxa" w:w="3456"/>
+            <w:shd w:fill="F8FAFC"/>
+            <w:tcMar>
+              <w:top w:w="100" w:type="dxa"/>
+              <w:bottom w:w="100" w:type="dxa"/>
+              <w:left w:w="120" w:type="dxa"/>
+              <w:right w:w="120" w:type="dxa"/>
+            </w:tcMar>
+            <w:tcBorders>
+              <w:top w:val="single" w:sz="4" w:space="0" w:color="CCCCCC"/>
+              <w:bottom w:val="single" w:sz="4" w:space="0" w:color="CCCCCC"/>
+              <w:left w:val="single" w:sz="4" w:space="0" w:color="CCCCCC"/>
+              <w:right w:val="single" w:sz="4" w:space="0" w:color="CCCCCC"/>
+            </w:tcBorders>
+          </w:tcPr>
+          <w:p>
+            <w:pPr>
+              <w:spacing w:before="60" w:after="60" w:line="252" w:lineRule="auto"/>
+              <w:jc w:val="left"/>
+            </w:pPr>
+            <w:r/>
+            <w:r>
+              <w:rPr>
+                <w:b/>
+              </w:rPr>
+              <w:t>-0.50</w:t>
+            </w:r>
+          </w:p>
+        </w:tc>
+        <w:tc>
+          <w:tcPr>
+            <w:tcW w:type="dxa" w:w="1440"/>
+            <w:shd w:fill="F8FAFC"/>
+            <w:tcMar>
+              <w:top w:w="100" w:type="dxa"/>
+              <w:bottom w:w="100" w:type="dxa"/>
+              <w:left w:w="120" w:type="dxa"/>
+              <w:right w:w="120" w:type="dxa"/>
+            </w:tcMar>
+            <w:tcBorders>
+              <w:top w:val="single" w:sz="4" w:space="0" w:color="CCCCCC"/>
+              <w:bottom w:val="single" w:sz="4" w:space="0" w:color="CCCCCC"/>
+              <w:left w:val="single" w:sz="4" w:space="0" w:color="CCCCCC"/>
+              <w:right w:val="single" w:sz="4" w:space="0" w:color="CCCCCC"/>
+            </w:tcBorders>
+          </w:tcPr>
+          <w:p>
+            <w:pPr>
+              <w:spacing w:before="60" w:after="60" w:line="252" w:lineRule="auto"/>
+              <w:jc w:val="left"/>
+            </w:pPr>
+            <w:r/>
+            <w:r>
+              <w:t>BEAR</w:t>
+            </w:r>
+          </w:p>
+        </w:tc>
+      </w:tr>
+      <w:tr>
+        <w:tc>
+          <w:tcPr>
+            <w:tcW w:type="dxa" w:w="1584"/>
+            <w:shd w:fill="FFFFFF"/>
+            <w:tcMar>
+              <w:top w:w="100" w:type="dxa"/>
+              <w:bottom w:w="100" w:type="dxa"/>
+              <w:left w:w="120" w:type="dxa"/>
+              <w:right w:w="120" w:type="dxa"/>
+            </w:tcMar>
+            <w:tcBorders>
+              <w:top w:val="single" w:sz="4" w:space="0" w:color="CCCCCC"/>
+              <w:bottom w:val="single" w:sz="4" w:space="0" w:color="CCCCCC"/>
+              <w:left w:val="single" w:sz="4" w:space="0" w:color="CCCCCC"/>
+              <w:right w:val="single" w:sz="4" w:space="0" w:color="CCCCCC"/>
+            </w:tcBorders>
+          </w:tcPr>
+          <w:p>
+            <w:pPr>
+              <w:spacing w:before="60" w:after="60" w:line="252" w:lineRule="auto"/>
+              <w:jc w:val="left"/>
+            </w:pPr>
+            <w:r/>
+            <w:r>
+              <w:rPr>
+                <w:b/>
+              </w:rPr>
+              <w:t>Wed 12/08</w:t>
+            </w:r>
+          </w:p>
+        </w:tc>
+        <w:tc>
+          <w:tcPr>
+            <w:tcW w:type="dxa" w:w="864"/>
+            <w:shd w:fill="FFFFFF"/>
+            <w:tcMar>
+              <w:top w:w="100" w:type="dxa"/>
+              <w:bottom w:w="100" w:type="dxa"/>
+              <w:left w:w="120" w:type="dxa"/>
+              <w:right w:w="120" w:type="dxa"/>
+            </w:tcMar>
+            <w:tcBorders>
+              <w:top w:val="single" w:sz="4" w:space="0" w:color="CCCCCC"/>
+              <w:bottom w:val="single" w:sz="4" w:space="0" w:color="CCCCCC"/>
+              <w:left w:val="single" w:sz="4" w:space="0" w:color="CCCCCC"/>
+              <w:right w:val="single" w:sz="4" w:space="0" w:color="CCCCCC"/>
+            </w:tcBorders>
+          </w:tcPr>
+          <w:p>
+            <w:pPr>
+              <w:spacing w:before="60" w:after="60" w:line="252" w:lineRule="auto"/>
+              <w:jc w:val="left"/>
+            </w:pPr>
+            <w:r/>
+            <w:r>
+              <w:t>Asia 11-15</w:t>
+            </w:r>
+          </w:p>
+        </w:tc>
+        <w:tc>
+          <w:tcPr>
+            <w:tcW w:type="dxa" w:w="1440"/>
+            <w:shd w:fill="FFFFFF"/>
+            <w:tcMar>
+              <w:top w:w="100" w:type="dxa"/>
+              <w:bottom w:w="100" w:type="dxa"/>
+              <w:left w:w="120" w:type="dxa"/>
+              <w:right w:w="120" w:type="dxa"/>
+            </w:tcMar>
+            <w:tcBorders>
+              <w:top w:val="single" w:sz="4" w:space="0" w:color="CCCCCC"/>
+              <w:bottom w:val="single" w:sz="4" w:space="0" w:color="CCCCCC"/>
+              <w:left w:val="single" w:sz="4" w:space="0" w:color="CCCCCC"/>
+              <w:right w:val="single" w:sz="4" w:space="0" w:color="CCCCCC"/>
+            </w:tcBorders>
+          </w:tcPr>
+          <w:p>
+            <w:pPr>
+              <w:spacing w:before="60" w:after="60" w:line="252" w:lineRule="auto"/>
+              <w:jc w:val="left"/>
+            </w:pPr>
+            <w:r/>
+            <w:r>
+              <w:t>449.25</w:t>
+            </w:r>
+          </w:p>
+        </w:tc>
+        <w:tc>
+          <w:tcPr>
+            <w:tcW w:type="dxa" w:w="2016"/>
+            <w:shd w:fill="FFFFFF"/>
+            <w:tcMar>
+              <w:top w:w="100" w:type="dxa"/>
+              <w:bottom w:w="100" w:type="dxa"/>
+              <w:left w:w="120" w:type="dxa"/>
+              <w:right w:w="120" w:type="dxa"/>
+            </w:tcMar>
+            <w:tcBorders>
+              <w:top w:val="single" w:sz="4" w:space="0" w:color="CCCCCC"/>
+              <w:bottom w:val="single" w:sz="4" w:space="0" w:color="CCCCCC"/>
+              <w:left w:val="single" w:sz="4" w:space="0" w:color="CCCCCC"/>
+              <w:right w:val="single" w:sz="4" w:space="0" w:color="CCCCCC"/>
+            </w:tcBorders>
+          </w:tcPr>
+          <w:p>
+            <w:pPr>
+              <w:spacing w:before="60" w:after="60" w:line="252" w:lineRule="auto"/>
+              <w:jc w:val="left"/>
+            </w:pPr>
+            <w:r/>
+            <w:r>
+              <w:t>452.25</w:t>
+            </w:r>
+          </w:p>
+        </w:tc>
+        <w:tc>
+          <w:tcPr>
+            <w:tcW w:type="dxa" w:w="1152"/>
+            <w:shd w:fill="FFFFFF"/>
+            <w:tcMar>
+              <w:top w:w="100" w:type="dxa"/>
+              <w:bottom w:w="100" w:type="dxa"/>
+              <w:left w:w="120" w:type="dxa"/>
+              <w:right w:w="120" w:type="dxa"/>
+            </w:tcMar>
+            <w:tcBorders>
+              <w:top w:val="single" w:sz="4" w:space="0" w:color="CCCCCC"/>
+              <w:bottom w:val="single" w:sz="4" w:space="0" w:color="CCCCCC"/>
+              <w:left w:val="single" w:sz="4" w:space="0" w:color="CCCCCC"/>
+              <w:right w:val="single" w:sz="4" w:space="0" w:color="CCCCCC"/>
+            </w:tcBorders>
+          </w:tcPr>
+          <w:p>
+            <w:pPr>
+              <w:spacing w:before="60" w:after="60" w:line="252" w:lineRule="auto"/>
+              <w:jc w:val="left"/>
+            </w:pPr>
+            <w:r/>
+            <w:r>
+              <w:t>446.00</w:t>
+            </w:r>
+          </w:p>
+        </w:tc>
+        <w:tc>
+          <w:tcPr>
+            <w:tcW w:type="dxa" w:w="1728"/>
+            <w:shd w:fill="FFFFFF"/>
             <w:tcMar>
               <w:top w:w="100" w:type="dxa"/>
               <w:bottom w:w="100" w:type="dxa"/>
@@ -16610,7 +17315,7 @@
         <w:tc>
           <w:tcPr>
             <w:tcW w:type="dxa" w:w="3456"/>
-            <w:shd w:fill="F8FAFC"/>
+            <w:shd w:fill="FFFFFF"/>
             <w:tcMar>
               <w:top w:w="100" w:type="dxa"/>
               <w:bottom w:w="100" w:type="dxa"/>
@@ -16634,35 +17339,35 @@
               <w:rPr>
                 <w:b/>
               </w:rPr>
-              <w:t>+1.00</w:t>
+              <w:t>-0.25</w:t>
             </w:r>
           </w:p>
         </w:tc>
         <w:tc>
           <w:tcPr>
             <w:tcW w:type="dxa" w:w="1440"/>
-            <w:shd w:fill="F8FAFC"/>
-            <w:tcMar>
-              <w:top w:w="100" w:type="dxa"/>
-              <w:bottom w:w="100" w:type="dxa"/>
-              <w:left w:w="120" w:type="dxa"/>
-              <w:right w:w="120" w:type="dxa"/>
-            </w:tcMar>
-            <w:tcBorders>
-              <w:top w:val="single" w:sz="4" w:space="0" w:color="CCCCCC"/>
-              <w:bottom w:val="single" w:sz="4" w:space="0" w:color="CCCCCC"/>
-              <w:left w:val="single" w:sz="4" w:space="0" w:color="CCCCCC"/>
-              <w:right w:val="single" w:sz="4" w:space="0" w:color="CCCCCC"/>
-            </w:tcBorders>
-          </w:tcPr>
-          <w:p>
-            <w:pPr>
-              <w:spacing w:before="60" w:after="60" w:line="252" w:lineRule="auto"/>
-              <w:jc w:val="left"/>
-            </w:pPr>
-            <w:r/>
-            <w:r>
-              <w:t>BULL</w:t>
+            <w:shd w:fill="FFFFFF"/>
+            <w:tcMar>
+              <w:top w:w="100" w:type="dxa"/>
+              <w:bottom w:w="100" w:type="dxa"/>
+              <w:left w:w="120" w:type="dxa"/>
+              <w:right w:w="120" w:type="dxa"/>
+            </w:tcMar>
+            <w:tcBorders>
+              <w:top w:val="single" w:sz="4" w:space="0" w:color="CCCCCC"/>
+              <w:bottom w:val="single" w:sz="4" w:space="0" w:color="CCCCCC"/>
+              <w:left w:val="single" w:sz="4" w:space="0" w:color="CCCCCC"/>
+              <w:right w:val="single" w:sz="4" w:space="0" w:color="CCCCCC"/>
+            </w:tcBorders>
+          </w:tcPr>
+          <w:p>
+            <w:pPr>
+              <w:spacing w:before="60" w:after="60" w:line="252" w:lineRule="auto"/>
+              <w:jc w:val="left"/>
+            </w:pPr>
+            <w:r/>
+            <w:r>
+              <w:t>BEAR</w:t>
             </w:r>
           </w:p>
         </w:tc>
@@ -16671,7 +17376,7 @@
         <w:tc>
           <w:tcPr>
             <w:tcW w:type="dxa" w:w="1584"/>
-            <w:shd w:fill="FFFFFF"/>
+            <w:shd w:fill="F8FAFC"/>
             <w:tcMar>
               <w:top w:w="100" w:type="dxa"/>
               <w:bottom w:w="100" w:type="dxa"/>
@@ -16695,42 +17400,42 @@
               <w:rPr>
                 <w:b/>
               </w:rPr>
-              <w:t>Tue 11/08</w:t>
+              <w:t>Wed 12/08</w:t>
             </w:r>
           </w:p>
         </w:tc>
         <w:tc>
           <w:tcPr>
             <w:tcW w:type="dxa" w:w="864"/>
-            <w:shd w:fill="FFFFFF"/>
-            <w:tcMar>
-              <w:top w:w="100" w:type="dxa"/>
-              <w:bottom w:w="100" w:type="dxa"/>
-              <w:left w:w="120" w:type="dxa"/>
-              <w:right w:w="120" w:type="dxa"/>
-            </w:tcMar>
-            <w:tcBorders>
-              <w:top w:val="single" w:sz="4" w:space="0" w:color="CCCCCC"/>
-              <w:bottom w:val="single" w:sz="4" w:space="0" w:color="CCCCCC"/>
-              <w:left w:val="single" w:sz="4" w:space="0" w:color="CCCCCC"/>
-              <w:right w:val="single" w:sz="4" w:space="0" w:color="CCCCCC"/>
-            </w:tcBorders>
-          </w:tcPr>
-          <w:p>
-            <w:pPr>
-              <w:spacing w:before="60" w:after="60" w:line="252" w:lineRule="auto"/>
-              <w:jc w:val="left"/>
-            </w:pPr>
-            <w:r/>
-            <w:r>
-              <w:t>NY Close 23-01</w:t>
+            <w:shd w:fill="F8FAFC"/>
+            <w:tcMar>
+              <w:top w:w="100" w:type="dxa"/>
+              <w:bottom w:w="100" w:type="dxa"/>
+              <w:left w:w="120" w:type="dxa"/>
+              <w:right w:w="120" w:type="dxa"/>
+            </w:tcMar>
+            <w:tcBorders>
+              <w:top w:val="single" w:sz="4" w:space="0" w:color="CCCCCC"/>
+              <w:bottom w:val="single" w:sz="4" w:space="0" w:color="CCCCCC"/>
+              <w:left w:val="single" w:sz="4" w:space="0" w:color="CCCCCC"/>
+              <w:right w:val="single" w:sz="4" w:space="0" w:color="CCCCCC"/>
+            </w:tcBorders>
+          </w:tcPr>
+          <w:p>
+            <w:pPr>
+              <w:spacing w:before="60" w:after="60" w:line="252" w:lineRule="auto"/>
+              <w:jc w:val="left"/>
+            </w:pPr>
+            <w:r/>
+            <w:r>
+              <w:t>London 15-19</w:t>
             </w:r>
           </w:p>
         </w:tc>
         <w:tc>
           <w:tcPr>
             <w:tcW w:type="dxa" w:w="1440"/>
-            <w:shd w:fill="FFFFFF"/>
+            <w:shd w:fill="F8FAFC"/>
             <w:tcMar>
               <w:top w:w="100" w:type="dxa"/>
               <w:bottom w:w="100" w:type="dxa"/>
@@ -16758,63 +17463,63 @@
         <w:tc>
           <w:tcPr>
             <w:tcW w:type="dxa" w:w="2016"/>
-            <w:shd w:fill="FFFFFF"/>
-            <w:tcMar>
-              <w:top w:w="100" w:type="dxa"/>
-              <w:bottom w:w="100" w:type="dxa"/>
-              <w:left w:w="120" w:type="dxa"/>
-              <w:right w:w="120" w:type="dxa"/>
-            </w:tcMar>
-            <w:tcBorders>
-              <w:top w:val="single" w:sz="4" w:space="0" w:color="CCCCCC"/>
-              <w:bottom w:val="single" w:sz="4" w:space="0" w:color="CCCCCC"/>
-              <w:left w:val="single" w:sz="4" w:space="0" w:color="CCCCCC"/>
-              <w:right w:val="single" w:sz="4" w:space="0" w:color="CCCCCC"/>
-            </w:tcBorders>
-          </w:tcPr>
-          <w:p>
-            <w:pPr>
-              <w:spacing w:before="60" w:after="60" w:line="252" w:lineRule="auto"/>
-              <w:jc w:val="left"/>
-            </w:pPr>
-            <w:r/>
-            <w:r>
-              <w:t>451.75</w:t>
+            <w:shd w:fill="F8FAFC"/>
+            <w:tcMar>
+              <w:top w:w="100" w:type="dxa"/>
+              <w:bottom w:w="100" w:type="dxa"/>
+              <w:left w:w="120" w:type="dxa"/>
+              <w:right w:w="120" w:type="dxa"/>
+            </w:tcMar>
+            <w:tcBorders>
+              <w:top w:val="single" w:sz="4" w:space="0" w:color="CCCCCC"/>
+              <w:bottom w:val="single" w:sz="4" w:space="0" w:color="CCCCCC"/>
+              <w:left w:val="single" w:sz="4" w:space="0" w:color="CCCCCC"/>
+              <w:right w:val="single" w:sz="4" w:space="0" w:color="CCCCCC"/>
+            </w:tcBorders>
+          </w:tcPr>
+          <w:p>
+            <w:pPr>
+              <w:spacing w:before="60" w:after="60" w:line="252" w:lineRule="auto"/>
+              <w:jc w:val="left"/>
+            </w:pPr>
+            <w:r/>
+            <w:r>
+              <w:t>453.00</w:t>
             </w:r>
           </w:p>
         </w:tc>
         <w:tc>
           <w:tcPr>
             <w:tcW w:type="dxa" w:w="1152"/>
-            <w:shd w:fill="FFFFFF"/>
-            <w:tcMar>
-              <w:top w:w="100" w:type="dxa"/>
-              <w:bottom w:w="100" w:type="dxa"/>
-              <w:left w:w="120" w:type="dxa"/>
-              <w:right w:w="120" w:type="dxa"/>
-            </w:tcMar>
-            <w:tcBorders>
-              <w:top w:val="single" w:sz="4" w:space="0" w:color="CCCCCC"/>
-              <w:bottom w:val="single" w:sz="4" w:space="0" w:color="CCCCCC"/>
-              <w:left w:val="single" w:sz="4" w:space="0" w:color="CCCCCC"/>
-              <w:right w:val="single" w:sz="4" w:space="0" w:color="CCCCCC"/>
-            </w:tcBorders>
-          </w:tcPr>
-          <w:p>
-            <w:pPr>
-              <w:spacing w:before="60" w:after="60" w:line="252" w:lineRule="auto"/>
-              <w:jc w:val="left"/>
-            </w:pPr>
-            <w:r/>
-            <w:r>
-              <w:t>446.50</w:t>
+            <w:shd w:fill="F8FAFC"/>
+            <w:tcMar>
+              <w:top w:w="100" w:type="dxa"/>
+              <w:bottom w:w="100" w:type="dxa"/>
+              <w:left w:w="120" w:type="dxa"/>
+              <w:right w:w="120" w:type="dxa"/>
+            </w:tcMar>
+            <w:tcBorders>
+              <w:top w:val="single" w:sz="4" w:space="0" w:color="CCCCCC"/>
+              <w:bottom w:val="single" w:sz="4" w:space="0" w:color="CCCCCC"/>
+              <w:left w:val="single" w:sz="4" w:space="0" w:color="CCCCCC"/>
+              <w:right w:val="single" w:sz="4" w:space="0" w:color="CCCCCC"/>
+            </w:tcBorders>
+          </w:tcPr>
+          <w:p>
+            <w:pPr>
+              <w:spacing w:before="60" w:after="60" w:line="252" w:lineRule="auto"/>
+              <w:jc w:val="left"/>
+            </w:pPr>
+            <w:r/>
+            <w:r>
+              <w:t>443.75</w:t>
             </w:r>
           </w:p>
         </w:tc>
         <w:tc>
           <w:tcPr>
             <w:tcW w:type="dxa" w:w="1728"/>
-            <w:shd w:fill="FFFFFF"/>
+            <w:shd w:fill="F8FAFC"/>
             <w:tcMar>
               <w:top w:w="100" w:type="dxa"/>
               <w:bottom w:w="100" w:type="dxa"/>
@@ -16838,7 +17543,2122 @@
               <w:rPr>
                 <w:b/>
               </w:rPr>
-              <w:t>449.00</w:t>
+              <w:t>449.50</w:t>
+            </w:r>
+          </w:p>
+        </w:tc>
+        <w:tc>
+          <w:tcPr>
+            <w:tcW w:type="dxa" w:w="3456"/>
+            <w:shd w:fill="F8FAFC"/>
+            <w:tcMar>
+              <w:top w:w="100" w:type="dxa"/>
+              <w:bottom w:w="100" w:type="dxa"/>
+              <w:left w:w="120" w:type="dxa"/>
+              <w:right w:w="120" w:type="dxa"/>
+            </w:tcMar>
+            <w:tcBorders>
+              <w:top w:val="single" w:sz="4" w:space="0" w:color="CCCCCC"/>
+              <w:bottom w:val="single" w:sz="4" w:space="0" w:color="CCCCCC"/>
+              <w:left w:val="single" w:sz="4" w:space="0" w:color="CCCCCC"/>
+              <w:right w:val="single" w:sz="4" w:space="0" w:color="CCCCCC"/>
+            </w:tcBorders>
+          </w:tcPr>
+          <w:p>
+            <w:pPr>
+              <w:spacing w:before="60" w:after="60" w:line="252" w:lineRule="auto"/>
+              <w:jc w:val="left"/>
+            </w:pPr>
+            <w:r/>
+            <w:r>
+              <w:rPr>
+                <w:b/>
+              </w:rPr>
+              <w:t>+0.50</w:t>
+            </w:r>
+          </w:p>
+        </w:tc>
+        <w:tc>
+          <w:tcPr>
+            <w:tcW w:type="dxa" w:w="1440"/>
+            <w:shd w:fill="F8FAFC"/>
+            <w:tcMar>
+              <w:top w:w="100" w:type="dxa"/>
+              <w:bottom w:w="100" w:type="dxa"/>
+              <w:left w:w="120" w:type="dxa"/>
+              <w:right w:w="120" w:type="dxa"/>
+            </w:tcMar>
+            <w:tcBorders>
+              <w:top w:val="single" w:sz="4" w:space="0" w:color="CCCCCC"/>
+              <w:bottom w:val="single" w:sz="4" w:space="0" w:color="CCCCCC"/>
+              <w:left w:val="single" w:sz="4" w:space="0" w:color="CCCCCC"/>
+              <w:right w:val="single" w:sz="4" w:space="0" w:color="CCCCCC"/>
+            </w:tcBorders>
+          </w:tcPr>
+          <w:p>
+            <w:pPr>
+              <w:spacing w:before="60" w:after="60" w:line="252" w:lineRule="auto"/>
+              <w:jc w:val="left"/>
+            </w:pPr>
+            <w:r/>
+            <w:r>
+              <w:t>BULL</w:t>
+            </w:r>
+          </w:p>
+        </w:tc>
+      </w:tr>
+      <w:tr>
+        <w:tc>
+          <w:tcPr>
+            <w:tcW w:type="dxa" w:w="1584"/>
+            <w:shd w:fill="FFFFFF"/>
+            <w:tcMar>
+              <w:top w:w="100" w:type="dxa"/>
+              <w:bottom w:w="100" w:type="dxa"/>
+              <w:left w:w="120" w:type="dxa"/>
+              <w:right w:w="120" w:type="dxa"/>
+            </w:tcMar>
+            <w:tcBorders>
+              <w:top w:val="single" w:sz="4" w:space="0" w:color="CCCCCC"/>
+              <w:bottom w:val="single" w:sz="4" w:space="0" w:color="CCCCCC"/>
+              <w:left w:val="single" w:sz="4" w:space="0" w:color="CCCCCC"/>
+              <w:right w:val="single" w:sz="4" w:space="0" w:color="CCCCCC"/>
+            </w:tcBorders>
+          </w:tcPr>
+          <w:p>
+            <w:pPr>
+              <w:spacing w:before="60" w:after="60" w:line="252" w:lineRule="auto"/>
+              <w:jc w:val="left"/>
+            </w:pPr>
+            <w:r/>
+            <w:r>
+              <w:rPr>
+                <w:b/>
+              </w:rPr>
+              <w:t>Wed 12/08</w:t>
+            </w:r>
+          </w:p>
+        </w:tc>
+        <w:tc>
+          <w:tcPr>
+            <w:tcW w:type="dxa" w:w="864"/>
+            <w:shd w:fill="FFFFFF"/>
+            <w:tcMar>
+              <w:top w:w="100" w:type="dxa"/>
+              <w:bottom w:w="100" w:type="dxa"/>
+              <w:left w:w="120" w:type="dxa"/>
+              <w:right w:w="120" w:type="dxa"/>
+            </w:tcMar>
+            <w:tcBorders>
+              <w:top w:val="single" w:sz="4" w:space="0" w:color="CCCCCC"/>
+              <w:bottom w:val="single" w:sz="4" w:space="0" w:color="CCCCCC"/>
+              <w:left w:val="single" w:sz="4" w:space="0" w:color="CCCCCC"/>
+              <w:right w:val="single" w:sz="4" w:space="0" w:color="CCCCCC"/>
+            </w:tcBorders>
+          </w:tcPr>
+          <w:p>
+            <w:pPr>
+              <w:spacing w:before="60" w:after="60" w:line="252" w:lineRule="auto"/>
+              <w:jc w:val="left"/>
+            </w:pPr>
+            <w:r/>
+            <w:r>
+              <w:t>Pre-NY 19-21</w:t>
+            </w:r>
+          </w:p>
+        </w:tc>
+        <w:tc>
+          <w:tcPr>
+            <w:tcW w:type="dxa" w:w="1440"/>
+            <w:shd w:fill="FFFFFF"/>
+            <w:tcMar>
+              <w:top w:w="100" w:type="dxa"/>
+              <w:bottom w:w="100" w:type="dxa"/>
+              <w:left w:w="120" w:type="dxa"/>
+              <w:right w:w="120" w:type="dxa"/>
+            </w:tcMar>
+            <w:tcBorders>
+              <w:top w:val="single" w:sz="4" w:space="0" w:color="CCCCCC"/>
+              <w:bottom w:val="single" w:sz="4" w:space="0" w:color="CCCCCC"/>
+              <w:left w:val="single" w:sz="4" w:space="0" w:color="CCCCCC"/>
+              <w:right w:val="single" w:sz="4" w:space="0" w:color="CCCCCC"/>
+            </w:tcBorders>
+          </w:tcPr>
+          <w:p>
+            <w:pPr>
+              <w:spacing w:before="60" w:after="60" w:line="252" w:lineRule="auto"/>
+              <w:jc w:val="left"/>
+            </w:pPr>
+            <w:r/>
+            <w:r>
+              <w:t>449.50</w:t>
+            </w:r>
+          </w:p>
+        </w:tc>
+        <w:tc>
+          <w:tcPr>
+            <w:tcW w:type="dxa" w:w="2016"/>
+            <w:shd w:fill="FFFFFF"/>
+            <w:tcMar>
+              <w:top w:w="100" w:type="dxa"/>
+              <w:bottom w:w="100" w:type="dxa"/>
+              <w:left w:w="120" w:type="dxa"/>
+              <w:right w:w="120" w:type="dxa"/>
+            </w:tcMar>
+            <w:tcBorders>
+              <w:top w:val="single" w:sz="4" w:space="0" w:color="CCCCCC"/>
+              <w:bottom w:val="single" w:sz="4" w:space="0" w:color="CCCCCC"/>
+              <w:left w:val="single" w:sz="4" w:space="0" w:color="CCCCCC"/>
+              <w:right w:val="single" w:sz="4" w:space="0" w:color="CCCCCC"/>
+            </w:tcBorders>
+          </w:tcPr>
+          <w:p>
+            <w:pPr>
+              <w:spacing w:before="60" w:after="60" w:line="252" w:lineRule="auto"/>
+              <w:jc w:val="left"/>
+            </w:pPr>
+            <w:r/>
+            <w:r>
+              <w:t>454.25</w:t>
+            </w:r>
+          </w:p>
+        </w:tc>
+        <w:tc>
+          <w:tcPr>
+            <w:tcW w:type="dxa" w:w="1152"/>
+            <w:shd w:fill="FFFFFF"/>
+            <w:tcMar>
+              <w:top w:w="100" w:type="dxa"/>
+              <w:bottom w:w="100" w:type="dxa"/>
+              <w:left w:w="120" w:type="dxa"/>
+              <w:right w:w="120" w:type="dxa"/>
+            </w:tcMar>
+            <w:tcBorders>
+              <w:top w:val="single" w:sz="4" w:space="0" w:color="CCCCCC"/>
+              <w:bottom w:val="single" w:sz="4" w:space="0" w:color="CCCCCC"/>
+              <w:left w:val="single" w:sz="4" w:space="0" w:color="CCCCCC"/>
+              <w:right w:val="single" w:sz="4" w:space="0" w:color="CCCCCC"/>
+            </w:tcBorders>
+          </w:tcPr>
+          <w:p>
+            <w:pPr>
+              <w:spacing w:before="60" w:after="60" w:line="252" w:lineRule="auto"/>
+              <w:jc w:val="left"/>
+            </w:pPr>
+            <w:r/>
+            <w:r>
+              <w:t>442.50</w:t>
+            </w:r>
+          </w:p>
+        </w:tc>
+        <w:tc>
+          <w:tcPr>
+            <w:tcW w:type="dxa" w:w="1728"/>
+            <w:shd w:fill="FFFFFF"/>
+            <w:tcMar>
+              <w:top w:w="100" w:type="dxa"/>
+              <w:bottom w:w="100" w:type="dxa"/>
+              <w:left w:w="120" w:type="dxa"/>
+              <w:right w:w="120" w:type="dxa"/>
+            </w:tcMar>
+            <w:tcBorders>
+              <w:top w:val="single" w:sz="4" w:space="0" w:color="CCCCCC"/>
+              <w:bottom w:val="single" w:sz="4" w:space="0" w:color="CCCCCC"/>
+              <w:left w:val="single" w:sz="4" w:space="0" w:color="CCCCCC"/>
+              <w:right w:val="single" w:sz="4" w:space="0" w:color="CCCCCC"/>
+            </w:tcBorders>
+          </w:tcPr>
+          <w:p>
+            <w:pPr>
+              <w:spacing w:before="60" w:after="60" w:line="252" w:lineRule="auto"/>
+              <w:jc w:val="left"/>
+            </w:pPr>
+            <w:r/>
+            <w:r>
+              <w:rPr>
+                <w:b/>
+              </w:rPr>
+              <w:t>451.50</w:t>
+            </w:r>
+          </w:p>
+        </w:tc>
+        <w:tc>
+          <w:tcPr>
+            <w:tcW w:type="dxa" w:w="3456"/>
+            <w:shd w:fill="FFFFFF"/>
+            <w:tcMar>
+              <w:top w:w="100" w:type="dxa"/>
+              <w:bottom w:w="100" w:type="dxa"/>
+              <w:left w:w="120" w:type="dxa"/>
+              <w:right w:w="120" w:type="dxa"/>
+            </w:tcMar>
+            <w:tcBorders>
+              <w:top w:val="single" w:sz="4" w:space="0" w:color="CCCCCC"/>
+              <w:bottom w:val="single" w:sz="4" w:space="0" w:color="CCCCCC"/>
+              <w:left w:val="single" w:sz="4" w:space="0" w:color="CCCCCC"/>
+              <w:right w:val="single" w:sz="4" w:space="0" w:color="CCCCCC"/>
+            </w:tcBorders>
+          </w:tcPr>
+          <w:p>
+            <w:pPr>
+              <w:spacing w:before="60" w:after="60" w:line="252" w:lineRule="auto"/>
+              <w:jc w:val="left"/>
+            </w:pPr>
+            <w:r/>
+            <w:r>
+              <w:rPr>
+                <w:b/>
+              </w:rPr>
+              <w:t>+2.00</w:t>
+            </w:r>
+          </w:p>
+        </w:tc>
+        <w:tc>
+          <w:tcPr>
+            <w:tcW w:type="dxa" w:w="1440"/>
+            <w:shd w:fill="FFFFFF"/>
+            <w:tcMar>
+              <w:top w:w="100" w:type="dxa"/>
+              <w:bottom w:w="100" w:type="dxa"/>
+              <w:left w:w="120" w:type="dxa"/>
+              <w:right w:w="120" w:type="dxa"/>
+            </w:tcMar>
+            <w:tcBorders>
+              <w:top w:val="single" w:sz="4" w:space="0" w:color="CCCCCC"/>
+              <w:bottom w:val="single" w:sz="4" w:space="0" w:color="CCCCCC"/>
+              <w:left w:val="single" w:sz="4" w:space="0" w:color="CCCCCC"/>
+              <w:right w:val="single" w:sz="4" w:space="0" w:color="CCCCCC"/>
+            </w:tcBorders>
+          </w:tcPr>
+          <w:p>
+            <w:pPr>
+              <w:spacing w:before="60" w:after="60" w:line="252" w:lineRule="auto"/>
+              <w:jc w:val="left"/>
+            </w:pPr>
+            <w:r/>
+            <w:r>
+              <w:t>BULL</w:t>
+            </w:r>
+          </w:p>
+        </w:tc>
+      </w:tr>
+      <w:tr>
+        <w:tc>
+          <w:tcPr>
+            <w:tcW w:type="dxa" w:w="1584"/>
+            <w:shd w:fill="F8FAFC"/>
+            <w:tcMar>
+              <w:top w:w="100" w:type="dxa"/>
+              <w:bottom w:w="100" w:type="dxa"/>
+              <w:left w:w="120" w:type="dxa"/>
+              <w:right w:w="120" w:type="dxa"/>
+            </w:tcMar>
+            <w:tcBorders>
+              <w:top w:val="single" w:sz="4" w:space="0" w:color="CCCCCC"/>
+              <w:bottom w:val="single" w:sz="4" w:space="0" w:color="CCCCCC"/>
+              <w:left w:val="single" w:sz="4" w:space="0" w:color="CCCCCC"/>
+              <w:right w:val="single" w:sz="4" w:space="0" w:color="CCCCCC"/>
+            </w:tcBorders>
+          </w:tcPr>
+          <w:p>
+            <w:pPr>
+              <w:spacing w:before="60" w:after="60" w:line="252" w:lineRule="auto"/>
+              <w:jc w:val="left"/>
+            </w:pPr>
+            <w:r/>
+            <w:r>
+              <w:rPr>
+                <w:b/>
+              </w:rPr>
+              <w:t>Wed 12/08</w:t>
+            </w:r>
+          </w:p>
+        </w:tc>
+        <w:tc>
+          <w:tcPr>
+            <w:tcW w:type="dxa" w:w="864"/>
+            <w:shd w:fill="F8FAFC"/>
+            <w:tcMar>
+              <w:top w:w="100" w:type="dxa"/>
+              <w:bottom w:w="100" w:type="dxa"/>
+              <w:left w:w="120" w:type="dxa"/>
+              <w:right w:w="120" w:type="dxa"/>
+            </w:tcMar>
+            <w:tcBorders>
+              <w:top w:val="single" w:sz="4" w:space="0" w:color="CCCCCC"/>
+              <w:bottom w:val="single" w:sz="4" w:space="0" w:color="CCCCCC"/>
+              <w:left w:val="single" w:sz="4" w:space="0" w:color="CCCCCC"/>
+              <w:right w:val="single" w:sz="4" w:space="0" w:color="CCCCCC"/>
+            </w:tcBorders>
+          </w:tcPr>
+          <w:p>
+            <w:pPr>
+              <w:spacing w:before="60" w:after="60" w:line="252" w:lineRule="auto"/>
+              <w:jc w:val="left"/>
+            </w:pPr>
+            <w:r/>
+            <w:r>
+              <w:t>NY Open 21-23</w:t>
+            </w:r>
+          </w:p>
+        </w:tc>
+        <w:tc>
+          <w:tcPr>
+            <w:tcW w:type="dxa" w:w="1440"/>
+            <w:shd w:fill="F8FAFC"/>
+            <w:tcMar>
+              <w:top w:w="100" w:type="dxa"/>
+              <w:bottom w:w="100" w:type="dxa"/>
+              <w:left w:w="120" w:type="dxa"/>
+              <w:right w:w="120" w:type="dxa"/>
+            </w:tcMar>
+            <w:tcBorders>
+              <w:top w:val="single" w:sz="4" w:space="0" w:color="CCCCCC"/>
+              <w:bottom w:val="single" w:sz="4" w:space="0" w:color="CCCCCC"/>
+              <w:left w:val="single" w:sz="4" w:space="0" w:color="CCCCCC"/>
+              <w:right w:val="single" w:sz="4" w:space="0" w:color="CCCCCC"/>
+            </w:tcBorders>
+          </w:tcPr>
+          <w:p>
+            <w:pPr>
+              <w:spacing w:before="60" w:after="60" w:line="252" w:lineRule="auto"/>
+              <w:jc w:val="left"/>
+            </w:pPr>
+            <w:r/>
+            <w:r>
+              <w:t>451.50</w:t>
+            </w:r>
+          </w:p>
+        </w:tc>
+        <w:tc>
+          <w:tcPr>
+            <w:tcW w:type="dxa" w:w="2016"/>
+            <w:shd w:fill="F8FAFC"/>
+            <w:tcMar>
+              <w:top w:w="100" w:type="dxa"/>
+              <w:bottom w:w="100" w:type="dxa"/>
+              <w:left w:w="120" w:type="dxa"/>
+              <w:right w:w="120" w:type="dxa"/>
+            </w:tcMar>
+            <w:tcBorders>
+              <w:top w:val="single" w:sz="4" w:space="0" w:color="CCCCCC"/>
+              <w:bottom w:val="single" w:sz="4" w:space="0" w:color="CCCCCC"/>
+              <w:left w:val="single" w:sz="4" w:space="0" w:color="CCCCCC"/>
+              <w:right w:val="single" w:sz="4" w:space="0" w:color="CCCCCC"/>
+            </w:tcBorders>
+          </w:tcPr>
+          <w:p>
+            <w:pPr>
+              <w:spacing w:before="60" w:after="60" w:line="252" w:lineRule="auto"/>
+              <w:jc w:val="left"/>
+            </w:pPr>
+            <w:r/>
+            <w:r>
+              <w:t>459.50</w:t>
+            </w:r>
+          </w:p>
+        </w:tc>
+        <w:tc>
+          <w:tcPr>
+            <w:tcW w:type="dxa" w:w="1152"/>
+            <w:shd w:fill="F8FAFC"/>
+            <w:tcMar>
+              <w:top w:w="100" w:type="dxa"/>
+              <w:bottom w:w="100" w:type="dxa"/>
+              <w:left w:w="120" w:type="dxa"/>
+              <w:right w:w="120" w:type="dxa"/>
+            </w:tcMar>
+            <w:tcBorders>
+              <w:top w:val="single" w:sz="4" w:space="0" w:color="CCCCCC"/>
+              <w:bottom w:val="single" w:sz="4" w:space="0" w:color="CCCCCC"/>
+              <w:left w:val="single" w:sz="4" w:space="0" w:color="CCCCCC"/>
+              <w:right w:val="single" w:sz="4" w:space="0" w:color="CCCCCC"/>
+            </w:tcBorders>
+          </w:tcPr>
+          <w:p>
+            <w:pPr>
+              <w:spacing w:before="60" w:after="60" w:line="252" w:lineRule="auto"/>
+              <w:jc w:val="left"/>
+            </w:pPr>
+            <w:r/>
+            <w:r>
+              <w:t>444.50</w:t>
+            </w:r>
+          </w:p>
+        </w:tc>
+        <w:tc>
+          <w:tcPr>
+            <w:tcW w:type="dxa" w:w="1728"/>
+            <w:shd w:fill="F8FAFC"/>
+            <w:tcMar>
+              <w:top w:w="100" w:type="dxa"/>
+              <w:bottom w:w="100" w:type="dxa"/>
+              <w:left w:w="120" w:type="dxa"/>
+              <w:right w:w="120" w:type="dxa"/>
+            </w:tcMar>
+            <w:tcBorders>
+              <w:top w:val="single" w:sz="4" w:space="0" w:color="CCCCCC"/>
+              <w:bottom w:val="single" w:sz="4" w:space="0" w:color="CCCCCC"/>
+              <w:left w:val="single" w:sz="4" w:space="0" w:color="CCCCCC"/>
+              <w:right w:val="single" w:sz="4" w:space="0" w:color="CCCCCC"/>
+            </w:tcBorders>
+          </w:tcPr>
+          <w:p>
+            <w:pPr>
+              <w:spacing w:before="60" w:after="60" w:line="252" w:lineRule="auto"/>
+              <w:jc w:val="left"/>
+            </w:pPr>
+            <w:r/>
+            <w:r>
+              <w:rPr>
+                <w:b/>
+              </w:rPr>
+              <w:t>453.00</w:t>
+            </w:r>
+          </w:p>
+        </w:tc>
+        <w:tc>
+          <w:tcPr>
+            <w:tcW w:type="dxa" w:w="3456"/>
+            <w:shd w:fill="F8FAFC"/>
+            <w:tcMar>
+              <w:top w:w="100" w:type="dxa"/>
+              <w:bottom w:w="100" w:type="dxa"/>
+              <w:left w:w="120" w:type="dxa"/>
+              <w:right w:w="120" w:type="dxa"/>
+            </w:tcMar>
+            <w:tcBorders>
+              <w:top w:val="single" w:sz="4" w:space="0" w:color="CCCCCC"/>
+              <w:bottom w:val="single" w:sz="4" w:space="0" w:color="CCCCCC"/>
+              <w:left w:val="single" w:sz="4" w:space="0" w:color="CCCCCC"/>
+              <w:right w:val="single" w:sz="4" w:space="0" w:color="CCCCCC"/>
+            </w:tcBorders>
+          </w:tcPr>
+          <w:p>
+            <w:pPr>
+              <w:spacing w:before="60" w:after="60" w:line="252" w:lineRule="auto"/>
+              <w:jc w:val="left"/>
+            </w:pPr>
+            <w:r/>
+            <w:r>
+              <w:rPr>
+                <w:b/>
+              </w:rPr>
+              <w:t>+1.50</w:t>
+            </w:r>
+          </w:p>
+        </w:tc>
+        <w:tc>
+          <w:tcPr>
+            <w:tcW w:type="dxa" w:w="1440"/>
+            <w:shd w:fill="F8FAFC"/>
+            <w:tcMar>
+              <w:top w:w="100" w:type="dxa"/>
+              <w:bottom w:w="100" w:type="dxa"/>
+              <w:left w:w="120" w:type="dxa"/>
+              <w:right w:w="120" w:type="dxa"/>
+            </w:tcMar>
+            <w:tcBorders>
+              <w:top w:val="single" w:sz="4" w:space="0" w:color="CCCCCC"/>
+              <w:bottom w:val="single" w:sz="4" w:space="0" w:color="CCCCCC"/>
+              <w:left w:val="single" w:sz="4" w:space="0" w:color="CCCCCC"/>
+              <w:right w:val="single" w:sz="4" w:space="0" w:color="CCCCCC"/>
+            </w:tcBorders>
+          </w:tcPr>
+          <w:p>
+            <w:pPr>
+              <w:spacing w:before="60" w:after="60" w:line="252" w:lineRule="auto"/>
+              <w:jc w:val="left"/>
+            </w:pPr>
+            <w:r/>
+            <w:r>
+              <w:t>BULL</w:t>
+            </w:r>
+          </w:p>
+        </w:tc>
+      </w:tr>
+      <w:tr>
+        <w:tc>
+          <w:tcPr>
+            <w:tcW w:type="dxa" w:w="1584"/>
+            <w:shd w:fill="FFFFFF"/>
+            <w:tcMar>
+              <w:top w:w="100" w:type="dxa"/>
+              <w:bottom w:w="100" w:type="dxa"/>
+              <w:left w:w="120" w:type="dxa"/>
+              <w:right w:w="120" w:type="dxa"/>
+            </w:tcMar>
+            <w:tcBorders>
+              <w:top w:val="single" w:sz="4" w:space="0" w:color="CCCCCC"/>
+              <w:bottom w:val="single" w:sz="4" w:space="0" w:color="CCCCCC"/>
+              <w:left w:val="single" w:sz="4" w:space="0" w:color="CCCCCC"/>
+              <w:right w:val="single" w:sz="4" w:space="0" w:color="CCCCCC"/>
+            </w:tcBorders>
+          </w:tcPr>
+          <w:p>
+            <w:pPr>
+              <w:spacing w:before="60" w:after="60" w:line="252" w:lineRule="auto"/>
+              <w:jc w:val="left"/>
+            </w:pPr>
+            <w:r/>
+            <w:r>
+              <w:rPr>
+                <w:b/>
+              </w:rPr>
+              <w:t>Wed 12/08</w:t>
+            </w:r>
+          </w:p>
+        </w:tc>
+        <w:tc>
+          <w:tcPr>
+            <w:tcW w:type="dxa" w:w="864"/>
+            <w:shd w:fill="FFFFFF"/>
+            <w:tcMar>
+              <w:top w:w="100" w:type="dxa"/>
+              <w:bottom w:w="100" w:type="dxa"/>
+              <w:left w:w="120" w:type="dxa"/>
+              <w:right w:w="120" w:type="dxa"/>
+            </w:tcMar>
+            <w:tcBorders>
+              <w:top w:val="single" w:sz="4" w:space="0" w:color="CCCCCC"/>
+              <w:bottom w:val="single" w:sz="4" w:space="0" w:color="CCCCCC"/>
+              <w:left w:val="single" w:sz="4" w:space="0" w:color="CCCCCC"/>
+              <w:right w:val="single" w:sz="4" w:space="0" w:color="CCCCCC"/>
+            </w:tcBorders>
+          </w:tcPr>
+          <w:p>
+            <w:pPr>
+              <w:spacing w:before="60" w:after="60" w:line="252" w:lineRule="auto"/>
+              <w:jc w:val="left"/>
+            </w:pPr>
+            <w:r/>
+            <w:r>
+              <w:t>NY Close 23-01</w:t>
+            </w:r>
+          </w:p>
+        </w:tc>
+        <w:tc>
+          <w:tcPr>
+            <w:tcW w:type="dxa" w:w="1440"/>
+            <w:shd w:fill="FFFFFF"/>
+            <w:tcMar>
+              <w:top w:w="100" w:type="dxa"/>
+              <w:bottom w:w="100" w:type="dxa"/>
+              <w:left w:w="120" w:type="dxa"/>
+              <w:right w:w="120" w:type="dxa"/>
+            </w:tcMar>
+            <w:tcBorders>
+              <w:top w:val="single" w:sz="4" w:space="0" w:color="CCCCCC"/>
+              <w:bottom w:val="single" w:sz="4" w:space="0" w:color="CCCCCC"/>
+              <w:left w:val="single" w:sz="4" w:space="0" w:color="CCCCCC"/>
+              <w:right w:val="single" w:sz="4" w:space="0" w:color="CCCCCC"/>
+            </w:tcBorders>
+          </w:tcPr>
+          <w:p>
+            <w:pPr>
+              <w:spacing w:before="60" w:after="60" w:line="252" w:lineRule="auto"/>
+              <w:jc w:val="left"/>
+            </w:pPr>
+            <w:r/>
+            <w:r>
+              <w:t>453.00</w:t>
+            </w:r>
+          </w:p>
+        </w:tc>
+        <w:tc>
+          <w:tcPr>
+            <w:tcW w:type="dxa" w:w="2016"/>
+            <w:shd w:fill="FFFFFF"/>
+            <w:tcMar>
+              <w:top w:w="100" w:type="dxa"/>
+              <w:bottom w:w="100" w:type="dxa"/>
+              <w:left w:w="120" w:type="dxa"/>
+              <w:right w:w="120" w:type="dxa"/>
+            </w:tcMar>
+            <w:tcBorders>
+              <w:top w:val="single" w:sz="4" w:space="0" w:color="CCCCCC"/>
+              <w:bottom w:val="single" w:sz="4" w:space="0" w:color="CCCCCC"/>
+              <w:left w:val="single" w:sz="4" w:space="0" w:color="CCCCCC"/>
+              <w:right w:val="single" w:sz="4" w:space="0" w:color="CCCCCC"/>
+            </w:tcBorders>
+          </w:tcPr>
+          <w:p>
+            <w:pPr>
+              <w:spacing w:before="60" w:after="60" w:line="252" w:lineRule="auto"/>
+              <w:jc w:val="left"/>
+            </w:pPr>
+            <w:r/>
+            <w:r>
+              <w:t>457.50</w:t>
+            </w:r>
+          </w:p>
+        </w:tc>
+        <w:tc>
+          <w:tcPr>
+            <w:tcW w:type="dxa" w:w="1152"/>
+            <w:shd w:fill="FFFFFF"/>
+            <w:tcMar>
+              <w:top w:w="100" w:type="dxa"/>
+              <w:bottom w:w="100" w:type="dxa"/>
+              <w:left w:w="120" w:type="dxa"/>
+              <w:right w:w="120" w:type="dxa"/>
+            </w:tcMar>
+            <w:tcBorders>
+              <w:top w:val="single" w:sz="4" w:space="0" w:color="CCCCCC"/>
+              <w:bottom w:val="single" w:sz="4" w:space="0" w:color="CCCCCC"/>
+              <w:left w:val="single" w:sz="4" w:space="0" w:color="CCCCCC"/>
+              <w:right w:val="single" w:sz="4" w:space="0" w:color="CCCCCC"/>
+            </w:tcBorders>
+          </w:tcPr>
+          <w:p>
+            <w:pPr>
+              <w:spacing w:before="60" w:after="60" w:line="252" w:lineRule="auto"/>
+              <w:jc w:val="left"/>
+            </w:pPr>
+            <w:r/>
+            <w:r>
+              <w:t>448.75</w:t>
+            </w:r>
+          </w:p>
+        </w:tc>
+        <w:tc>
+          <w:tcPr>
+            <w:tcW w:type="dxa" w:w="1728"/>
+            <w:shd w:fill="FFFFFF"/>
+            <w:tcMar>
+              <w:top w:w="100" w:type="dxa"/>
+              <w:bottom w:w="100" w:type="dxa"/>
+              <w:left w:w="120" w:type="dxa"/>
+              <w:right w:w="120" w:type="dxa"/>
+            </w:tcMar>
+            <w:tcBorders>
+              <w:top w:val="single" w:sz="4" w:space="0" w:color="CCCCCC"/>
+              <w:bottom w:val="single" w:sz="4" w:space="0" w:color="CCCCCC"/>
+              <w:left w:val="single" w:sz="4" w:space="0" w:color="CCCCCC"/>
+              <w:right w:val="single" w:sz="4" w:space="0" w:color="CCCCCC"/>
+            </w:tcBorders>
+          </w:tcPr>
+          <w:p>
+            <w:pPr>
+              <w:spacing w:before="60" w:after="60" w:line="252" w:lineRule="auto"/>
+              <w:jc w:val="left"/>
+            </w:pPr>
+            <w:r/>
+            <w:r>
+              <w:rPr>
+                <w:b/>
+              </w:rPr>
+              <w:t>452.50</w:t>
+            </w:r>
+          </w:p>
+        </w:tc>
+        <w:tc>
+          <w:tcPr>
+            <w:tcW w:type="dxa" w:w="3456"/>
+            <w:shd w:fill="FFFFFF"/>
+            <w:tcMar>
+              <w:top w:w="100" w:type="dxa"/>
+              <w:bottom w:w="100" w:type="dxa"/>
+              <w:left w:w="120" w:type="dxa"/>
+              <w:right w:w="120" w:type="dxa"/>
+            </w:tcMar>
+            <w:tcBorders>
+              <w:top w:val="single" w:sz="4" w:space="0" w:color="CCCCCC"/>
+              <w:bottom w:val="single" w:sz="4" w:space="0" w:color="CCCCCC"/>
+              <w:left w:val="single" w:sz="4" w:space="0" w:color="CCCCCC"/>
+              <w:right w:val="single" w:sz="4" w:space="0" w:color="CCCCCC"/>
+            </w:tcBorders>
+          </w:tcPr>
+          <w:p>
+            <w:pPr>
+              <w:spacing w:before="60" w:after="60" w:line="252" w:lineRule="auto"/>
+              <w:jc w:val="left"/>
+            </w:pPr>
+            <w:r/>
+            <w:r>
+              <w:rPr>
+                <w:b/>
+              </w:rPr>
+              <w:t>-0.50</w:t>
+            </w:r>
+          </w:p>
+        </w:tc>
+        <w:tc>
+          <w:tcPr>
+            <w:tcW w:type="dxa" w:w="1440"/>
+            <w:shd w:fill="FFFFFF"/>
+            <w:tcMar>
+              <w:top w:w="100" w:type="dxa"/>
+              <w:bottom w:w="100" w:type="dxa"/>
+              <w:left w:w="120" w:type="dxa"/>
+              <w:right w:w="120" w:type="dxa"/>
+            </w:tcMar>
+            <w:tcBorders>
+              <w:top w:val="single" w:sz="4" w:space="0" w:color="CCCCCC"/>
+              <w:bottom w:val="single" w:sz="4" w:space="0" w:color="CCCCCC"/>
+              <w:left w:val="single" w:sz="4" w:space="0" w:color="CCCCCC"/>
+              <w:right w:val="single" w:sz="4" w:space="0" w:color="CCCCCC"/>
+            </w:tcBorders>
+          </w:tcPr>
+          <w:p>
+            <w:pPr>
+              <w:spacing w:before="60" w:after="60" w:line="252" w:lineRule="auto"/>
+              <w:jc w:val="left"/>
+            </w:pPr>
+            <w:r/>
+            <w:r>
+              <w:t>BEAR</w:t>
+            </w:r>
+          </w:p>
+        </w:tc>
+      </w:tr>
+      <w:tr>
+        <w:tc>
+          <w:tcPr>
+            <w:tcW w:type="dxa" w:w="1584"/>
+            <w:shd w:fill="F8FAFC"/>
+            <w:tcMar>
+              <w:top w:w="100" w:type="dxa"/>
+              <w:bottom w:w="100" w:type="dxa"/>
+              <w:left w:w="120" w:type="dxa"/>
+              <w:right w:w="120" w:type="dxa"/>
+            </w:tcMar>
+            <w:tcBorders>
+              <w:top w:val="single" w:sz="4" w:space="0" w:color="CCCCCC"/>
+              <w:bottom w:val="single" w:sz="4" w:space="0" w:color="CCCCCC"/>
+              <w:left w:val="single" w:sz="4" w:space="0" w:color="CCCCCC"/>
+              <w:right w:val="single" w:sz="4" w:space="0" w:color="CCCCCC"/>
+            </w:tcBorders>
+          </w:tcPr>
+          <w:p>
+            <w:pPr>
+              <w:spacing w:before="60" w:after="60" w:line="252" w:lineRule="auto"/>
+              <w:jc w:val="left"/>
+            </w:pPr>
+            <w:r/>
+            <w:r>
+              <w:rPr>
+                <w:b/>
+              </w:rPr>
+              <w:t>Thu 13/08</w:t>
+            </w:r>
+          </w:p>
+        </w:tc>
+        <w:tc>
+          <w:tcPr>
+            <w:tcW w:type="dxa" w:w="864"/>
+            <w:shd w:fill="F8FAFC"/>
+            <w:tcMar>
+              <w:top w:w="100" w:type="dxa"/>
+              <w:bottom w:w="100" w:type="dxa"/>
+              <w:left w:w="120" w:type="dxa"/>
+              <w:right w:w="120" w:type="dxa"/>
+            </w:tcMar>
+            <w:tcBorders>
+              <w:top w:val="single" w:sz="4" w:space="0" w:color="CCCCCC"/>
+              <w:bottom w:val="single" w:sz="4" w:space="0" w:color="CCCCCC"/>
+              <w:left w:val="single" w:sz="4" w:space="0" w:color="CCCCCC"/>
+              <w:right w:val="single" w:sz="4" w:space="0" w:color="CCCCCC"/>
+            </w:tcBorders>
+          </w:tcPr>
+          <w:p>
+            <w:pPr>
+              <w:spacing w:before="60" w:after="60" w:line="252" w:lineRule="auto"/>
+              <w:jc w:val="left"/>
+            </w:pPr>
+            <w:r/>
+            <w:r>
+              <w:t>Asia 07-11</w:t>
+            </w:r>
+          </w:p>
+        </w:tc>
+        <w:tc>
+          <w:tcPr>
+            <w:tcW w:type="dxa" w:w="1440"/>
+            <w:shd w:fill="F8FAFC"/>
+            <w:tcMar>
+              <w:top w:w="100" w:type="dxa"/>
+              <w:bottom w:w="100" w:type="dxa"/>
+              <w:left w:w="120" w:type="dxa"/>
+              <w:right w:w="120" w:type="dxa"/>
+            </w:tcMar>
+            <w:tcBorders>
+              <w:top w:val="single" w:sz="4" w:space="0" w:color="CCCCCC"/>
+              <w:bottom w:val="single" w:sz="4" w:space="0" w:color="CCCCCC"/>
+              <w:left w:val="single" w:sz="4" w:space="0" w:color="CCCCCC"/>
+              <w:right w:val="single" w:sz="4" w:space="0" w:color="CCCCCC"/>
+            </w:tcBorders>
+          </w:tcPr>
+          <w:p>
+            <w:pPr>
+              <w:spacing w:before="60" w:after="60" w:line="252" w:lineRule="auto"/>
+              <w:jc w:val="left"/>
+            </w:pPr>
+            <w:r/>
+            <w:r>
+              <w:t>452.50</w:t>
+            </w:r>
+          </w:p>
+        </w:tc>
+        <w:tc>
+          <w:tcPr>
+            <w:tcW w:type="dxa" w:w="2016"/>
+            <w:shd w:fill="F8FAFC"/>
+            <w:tcMar>
+              <w:top w:w="100" w:type="dxa"/>
+              <w:bottom w:w="100" w:type="dxa"/>
+              <w:left w:w="120" w:type="dxa"/>
+              <w:right w:w="120" w:type="dxa"/>
+            </w:tcMar>
+            <w:tcBorders>
+              <w:top w:val="single" w:sz="4" w:space="0" w:color="CCCCCC"/>
+              <w:bottom w:val="single" w:sz="4" w:space="0" w:color="CCCCCC"/>
+              <w:left w:val="single" w:sz="4" w:space="0" w:color="CCCCCC"/>
+              <w:right w:val="single" w:sz="4" w:space="0" w:color="CCCCCC"/>
+            </w:tcBorders>
+          </w:tcPr>
+          <w:p>
+            <w:pPr>
+              <w:spacing w:before="60" w:after="60" w:line="252" w:lineRule="auto"/>
+              <w:jc w:val="left"/>
+            </w:pPr>
+            <w:r/>
+            <w:r>
+              <w:t>454.75</w:t>
+            </w:r>
+          </w:p>
+        </w:tc>
+        <w:tc>
+          <w:tcPr>
+            <w:tcW w:type="dxa" w:w="1152"/>
+            <w:shd w:fill="F8FAFC"/>
+            <w:tcMar>
+              <w:top w:w="100" w:type="dxa"/>
+              <w:bottom w:w="100" w:type="dxa"/>
+              <w:left w:w="120" w:type="dxa"/>
+              <w:right w:w="120" w:type="dxa"/>
+            </w:tcMar>
+            <w:tcBorders>
+              <w:top w:val="single" w:sz="4" w:space="0" w:color="CCCCCC"/>
+              <w:bottom w:val="single" w:sz="4" w:space="0" w:color="CCCCCC"/>
+              <w:left w:val="single" w:sz="4" w:space="0" w:color="CCCCCC"/>
+              <w:right w:val="single" w:sz="4" w:space="0" w:color="CCCCCC"/>
+            </w:tcBorders>
+          </w:tcPr>
+          <w:p>
+            <w:pPr>
+              <w:spacing w:before="60" w:after="60" w:line="252" w:lineRule="auto"/>
+              <w:jc w:val="left"/>
+            </w:pPr>
+            <w:r/>
+            <w:r>
+              <w:t>449.75</w:t>
+            </w:r>
+          </w:p>
+        </w:tc>
+        <w:tc>
+          <w:tcPr>
+            <w:tcW w:type="dxa" w:w="1728"/>
+            <w:shd w:fill="F8FAFC"/>
+            <w:tcMar>
+              <w:top w:w="100" w:type="dxa"/>
+              <w:bottom w:w="100" w:type="dxa"/>
+              <w:left w:w="120" w:type="dxa"/>
+              <w:right w:w="120" w:type="dxa"/>
+            </w:tcMar>
+            <w:tcBorders>
+              <w:top w:val="single" w:sz="4" w:space="0" w:color="CCCCCC"/>
+              <w:bottom w:val="single" w:sz="4" w:space="0" w:color="CCCCCC"/>
+              <w:left w:val="single" w:sz="4" w:space="0" w:color="CCCCCC"/>
+              <w:right w:val="single" w:sz="4" w:space="0" w:color="CCCCCC"/>
+            </w:tcBorders>
+          </w:tcPr>
+          <w:p>
+            <w:pPr>
+              <w:spacing w:before="60" w:after="60" w:line="252" w:lineRule="auto"/>
+              <w:jc w:val="left"/>
+            </w:pPr>
+            <w:r/>
+            <w:r>
+              <w:rPr>
+                <w:b/>
+              </w:rPr>
+              <w:t>452.25</w:t>
+            </w:r>
+          </w:p>
+        </w:tc>
+        <w:tc>
+          <w:tcPr>
+            <w:tcW w:type="dxa" w:w="3456"/>
+            <w:shd w:fill="F8FAFC"/>
+            <w:tcMar>
+              <w:top w:w="100" w:type="dxa"/>
+              <w:bottom w:w="100" w:type="dxa"/>
+              <w:left w:w="120" w:type="dxa"/>
+              <w:right w:w="120" w:type="dxa"/>
+            </w:tcMar>
+            <w:tcBorders>
+              <w:top w:val="single" w:sz="4" w:space="0" w:color="CCCCCC"/>
+              <w:bottom w:val="single" w:sz="4" w:space="0" w:color="CCCCCC"/>
+              <w:left w:val="single" w:sz="4" w:space="0" w:color="CCCCCC"/>
+              <w:right w:val="single" w:sz="4" w:space="0" w:color="CCCCCC"/>
+            </w:tcBorders>
+          </w:tcPr>
+          <w:p>
+            <w:pPr>
+              <w:spacing w:before="60" w:after="60" w:line="252" w:lineRule="auto"/>
+              <w:jc w:val="left"/>
+            </w:pPr>
+            <w:r/>
+            <w:r>
+              <w:rPr>
+                <w:b/>
+              </w:rPr>
+              <w:t>-0.25</w:t>
+            </w:r>
+          </w:p>
+        </w:tc>
+        <w:tc>
+          <w:tcPr>
+            <w:tcW w:type="dxa" w:w="1440"/>
+            <w:shd w:fill="F8FAFC"/>
+            <w:tcMar>
+              <w:top w:w="100" w:type="dxa"/>
+              <w:bottom w:w="100" w:type="dxa"/>
+              <w:left w:w="120" w:type="dxa"/>
+              <w:right w:w="120" w:type="dxa"/>
+            </w:tcMar>
+            <w:tcBorders>
+              <w:top w:val="single" w:sz="4" w:space="0" w:color="CCCCCC"/>
+              <w:bottom w:val="single" w:sz="4" w:space="0" w:color="CCCCCC"/>
+              <w:left w:val="single" w:sz="4" w:space="0" w:color="CCCCCC"/>
+              <w:right w:val="single" w:sz="4" w:space="0" w:color="CCCCCC"/>
+            </w:tcBorders>
+          </w:tcPr>
+          <w:p>
+            <w:pPr>
+              <w:spacing w:before="60" w:after="60" w:line="252" w:lineRule="auto"/>
+              <w:jc w:val="left"/>
+            </w:pPr>
+            <w:r/>
+            <w:r>
+              <w:t>BEAR</w:t>
+            </w:r>
+          </w:p>
+        </w:tc>
+      </w:tr>
+      <w:tr>
+        <w:tc>
+          <w:tcPr>
+            <w:tcW w:type="dxa" w:w="1584"/>
+            <w:shd w:fill="FFFFFF"/>
+            <w:tcMar>
+              <w:top w:w="100" w:type="dxa"/>
+              <w:bottom w:w="100" w:type="dxa"/>
+              <w:left w:w="120" w:type="dxa"/>
+              <w:right w:w="120" w:type="dxa"/>
+            </w:tcMar>
+            <w:tcBorders>
+              <w:top w:val="single" w:sz="4" w:space="0" w:color="CCCCCC"/>
+              <w:bottom w:val="single" w:sz="4" w:space="0" w:color="CCCCCC"/>
+              <w:left w:val="single" w:sz="4" w:space="0" w:color="CCCCCC"/>
+              <w:right w:val="single" w:sz="4" w:space="0" w:color="CCCCCC"/>
+            </w:tcBorders>
+          </w:tcPr>
+          <w:p>
+            <w:pPr>
+              <w:spacing w:before="60" w:after="60" w:line="252" w:lineRule="auto"/>
+              <w:jc w:val="left"/>
+            </w:pPr>
+            <w:r/>
+            <w:r>
+              <w:rPr>
+                <w:b/>
+              </w:rPr>
+              <w:t>Thu 13/08</w:t>
+            </w:r>
+          </w:p>
+        </w:tc>
+        <w:tc>
+          <w:tcPr>
+            <w:tcW w:type="dxa" w:w="864"/>
+            <w:shd w:fill="FFFFFF"/>
+            <w:tcMar>
+              <w:top w:w="100" w:type="dxa"/>
+              <w:bottom w:w="100" w:type="dxa"/>
+              <w:left w:w="120" w:type="dxa"/>
+              <w:right w:w="120" w:type="dxa"/>
+            </w:tcMar>
+            <w:tcBorders>
+              <w:top w:val="single" w:sz="4" w:space="0" w:color="CCCCCC"/>
+              <w:bottom w:val="single" w:sz="4" w:space="0" w:color="CCCCCC"/>
+              <w:left w:val="single" w:sz="4" w:space="0" w:color="CCCCCC"/>
+              <w:right w:val="single" w:sz="4" w:space="0" w:color="CCCCCC"/>
+            </w:tcBorders>
+          </w:tcPr>
+          <w:p>
+            <w:pPr>
+              <w:spacing w:before="60" w:after="60" w:line="252" w:lineRule="auto"/>
+              <w:jc w:val="left"/>
+            </w:pPr>
+            <w:r/>
+            <w:r>
+              <w:t>Asia 11-15</w:t>
+            </w:r>
+          </w:p>
+        </w:tc>
+        <w:tc>
+          <w:tcPr>
+            <w:tcW w:type="dxa" w:w="1440"/>
+            <w:shd w:fill="FFFFFF"/>
+            <w:tcMar>
+              <w:top w:w="100" w:type="dxa"/>
+              <w:bottom w:w="100" w:type="dxa"/>
+              <w:left w:w="120" w:type="dxa"/>
+              <w:right w:w="120" w:type="dxa"/>
+            </w:tcMar>
+            <w:tcBorders>
+              <w:top w:val="single" w:sz="4" w:space="0" w:color="CCCCCC"/>
+              <w:bottom w:val="single" w:sz="4" w:space="0" w:color="CCCCCC"/>
+              <w:left w:val="single" w:sz="4" w:space="0" w:color="CCCCCC"/>
+              <w:right w:val="single" w:sz="4" w:space="0" w:color="CCCCCC"/>
+            </w:tcBorders>
+          </w:tcPr>
+          <w:p>
+            <w:pPr>
+              <w:spacing w:before="60" w:after="60" w:line="252" w:lineRule="auto"/>
+              <w:jc w:val="left"/>
+            </w:pPr>
+            <w:r/>
+            <w:r>
+              <w:t>452.25</w:t>
+            </w:r>
+          </w:p>
+        </w:tc>
+        <w:tc>
+          <w:tcPr>
+            <w:tcW w:type="dxa" w:w="2016"/>
+            <w:shd w:fill="FFFFFF"/>
+            <w:tcMar>
+              <w:top w:w="100" w:type="dxa"/>
+              <w:bottom w:w="100" w:type="dxa"/>
+              <w:left w:w="120" w:type="dxa"/>
+              <w:right w:w="120" w:type="dxa"/>
+            </w:tcMar>
+            <w:tcBorders>
+              <w:top w:val="single" w:sz="4" w:space="0" w:color="CCCCCC"/>
+              <w:bottom w:val="single" w:sz="4" w:space="0" w:color="CCCCCC"/>
+              <w:left w:val="single" w:sz="4" w:space="0" w:color="CCCCCC"/>
+              <w:right w:val="single" w:sz="4" w:space="0" w:color="CCCCCC"/>
+            </w:tcBorders>
+          </w:tcPr>
+          <w:p>
+            <w:pPr>
+              <w:spacing w:before="60" w:after="60" w:line="252" w:lineRule="auto"/>
+              <w:jc w:val="left"/>
+            </w:pPr>
+            <w:r/>
+            <w:r>
+              <w:t>454.25</w:t>
+            </w:r>
+          </w:p>
+        </w:tc>
+        <w:tc>
+          <w:tcPr>
+            <w:tcW w:type="dxa" w:w="1152"/>
+            <w:shd w:fill="FFFFFF"/>
+            <w:tcMar>
+              <w:top w:w="100" w:type="dxa"/>
+              <w:bottom w:w="100" w:type="dxa"/>
+              <w:left w:w="120" w:type="dxa"/>
+              <w:right w:w="120" w:type="dxa"/>
+            </w:tcMar>
+            <w:tcBorders>
+              <w:top w:val="single" w:sz="4" w:space="0" w:color="CCCCCC"/>
+              <w:bottom w:val="single" w:sz="4" w:space="0" w:color="CCCCCC"/>
+              <w:left w:val="single" w:sz="4" w:space="0" w:color="CCCCCC"/>
+              <w:right w:val="single" w:sz="4" w:space="0" w:color="CCCCCC"/>
+            </w:tcBorders>
+          </w:tcPr>
+          <w:p>
+            <w:pPr>
+              <w:spacing w:before="60" w:after="60" w:line="252" w:lineRule="auto"/>
+              <w:jc w:val="left"/>
+            </w:pPr>
+            <w:r/>
+            <w:r>
+              <w:t>447.75</w:t>
+            </w:r>
+          </w:p>
+        </w:tc>
+        <w:tc>
+          <w:tcPr>
+            <w:tcW w:type="dxa" w:w="1728"/>
+            <w:shd w:fill="FFFFFF"/>
+            <w:tcMar>
+              <w:top w:w="100" w:type="dxa"/>
+              <w:bottom w:w="100" w:type="dxa"/>
+              <w:left w:w="120" w:type="dxa"/>
+              <w:right w:w="120" w:type="dxa"/>
+            </w:tcMar>
+            <w:tcBorders>
+              <w:top w:val="single" w:sz="4" w:space="0" w:color="CCCCCC"/>
+              <w:bottom w:val="single" w:sz="4" w:space="0" w:color="CCCCCC"/>
+              <w:left w:val="single" w:sz="4" w:space="0" w:color="CCCCCC"/>
+              <w:right w:val="single" w:sz="4" w:space="0" w:color="CCCCCC"/>
+            </w:tcBorders>
+          </w:tcPr>
+          <w:p>
+            <w:pPr>
+              <w:spacing w:before="60" w:after="60" w:line="252" w:lineRule="auto"/>
+              <w:jc w:val="left"/>
+            </w:pPr>
+            <w:r/>
+            <w:r>
+              <w:rPr>
+                <w:b/>
+              </w:rPr>
+              <w:t>452.50</w:t>
+            </w:r>
+          </w:p>
+        </w:tc>
+        <w:tc>
+          <w:tcPr>
+            <w:tcW w:type="dxa" w:w="3456"/>
+            <w:shd w:fill="FFFFFF"/>
+            <w:tcMar>
+              <w:top w:w="100" w:type="dxa"/>
+              <w:bottom w:w="100" w:type="dxa"/>
+              <w:left w:w="120" w:type="dxa"/>
+              <w:right w:w="120" w:type="dxa"/>
+            </w:tcMar>
+            <w:tcBorders>
+              <w:top w:val="single" w:sz="4" w:space="0" w:color="CCCCCC"/>
+              <w:bottom w:val="single" w:sz="4" w:space="0" w:color="CCCCCC"/>
+              <w:left w:val="single" w:sz="4" w:space="0" w:color="CCCCCC"/>
+              <w:right w:val="single" w:sz="4" w:space="0" w:color="CCCCCC"/>
+            </w:tcBorders>
+          </w:tcPr>
+          <w:p>
+            <w:pPr>
+              <w:spacing w:before="60" w:after="60" w:line="252" w:lineRule="auto"/>
+              <w:jc w:val="left"/>
+            </w:pPr>
+            <w:r/>
+            <w:r>
+              <w:rPr>
+                <w:b/>
+              </w:rPr>
+              <w:t>+0.25</w:t>
+            </w:r>
+          </w:p>
+        </w:tc>
+        <w:tc>
+          <w:tcPr>
+            <w:tcW w:type="dxa" w:w="1440"/>
+            <w:shd w:fill="FFFFFF"/>
+            <w:tcMar>
+              <w:top w:w="100" w:type="dxa"/>
+              <w:bottom w:w="100" w:type="dxa"/>
+              <w:left w:w="120" w:type="dxa"/>
+              <w:right w:w="120" w:type="dxa"/>
+            </w:tcMar>
+            <w:tcBorders>
+              <w:top w:val="single" w:sz="4" w:space="0" w:color="CCCCCC"/>
+              <w:bottom w:val="single" w:sz="4" w:space="0" w:color="CCCCCC"/>
+              <w:left w:val="single" w:sz="4" w:space="0" w:color="CCCCCC"/>
+              <w:right w:val="single" w:sz="4" w:space="0" w:color="CCCCCC"/>
+            </w:tcBorders>
+          </w:tcPr>
+          <w:p>
+            <w:pPr>
+              <w:spacing w:before="60" w:after="60" w:line="252" w:lineRule="auto"/>
+              <w:jc w:val="left"/>
+            </w:pPr>
+            <w:r/>
+            <w:r>
+              <w:t>BULL</w:t>
+            </w:r>
+          </w:p>
+        </w:tc>
+      </w:tr>
+      <w:tr>
+        <w:tc>
+          <w:tcPr>
+            <w:tcW w:type="dxa" w:w="1584"/>
+            <w:shd w:fill="F8FAFC"/>
+            <w:tcMar>
+              <w:top w:w="100" w:type="dxa"/>
+              <w:bottom w:w="100" w:type="dxa"/>
+              <w:left w:w="120" w:type="dxa"/>
+              <w:right w:w="120" w:type="dxa"/>
+            </w:tcMar>
+            <w:tcBorders>
+              <w:top w:val="single" w:sz="4" w:space="0" w:color="CCCCCC"/>
+              <w:bottom w:val="single" w:sz="4" w:space="0" w:color="CCCCCC"/>
+              <w:left w:val="single" w:sz="4" w:space="0" w:color="CCCCCC"/>
+              <w:right w:val="single" w:sz="4" w:space="0" w:color="CCCCCC"/>
+            </w:tcBorders>
+          </w:tcPr>
+          <w:p>
+            <w:pPr>
+              <w:spacing w:before="60" w:after="60" w:line="252" w:lineRule="auto"/>
+              <w:jc w:val="left"/>
+            </w:pPr>
+            <w:r/>
+            <w:r>
+              <w:rPr>
+                <w:b/>
+              </w:rPr>
+              <w:t>Thu 13/08</w:t>
+            </w:r>
+          </w:p>
+        </w:tc>
+        <w:tc>
+          <w:tcPr>
+            <w:tcW w:type="dxa" w:w="864"/>
+            <w:shd w:fill="F8FAFC"/>
+            <w:tcMar>
+              <w:top w:w="100" w:type="dxa"/>
+              <w:bottom w:w="100" w:type="dxa"/>
+              <w:left w:w="120" w:type="dxa"/>
+              <w:right w:w="120" w:type="dxa"/>
+            </w:tcMar>
+            <w:tcBorders>
+              <w:top w:val="single" w:sz="4" w:space="0" w:color="CCCCCC"/>
+              <w:bottom w:val="single" w:sz="4" w:space="0" w:color="CCCCCC"/>
+              <w:left w:val="single" w:sz="4" w:space="0" w:color="CCCCCC"/>
+              <w:right w:val="single" w:sz="4" w:space="0" w:color="CCCCCC"/>
+            </w:tcBorders>
+          </w:tcPr>
+          <w:p>
+            <w:pPr>
+              <w:spacing w:before="60" w:after="60" w:line="252" w:lineRule="auto"/>
+              <w:jc w:val="left"/>
+            </w:pPr>
+            <w:r/>
+            <w:r>
+              <w:t>London 15-19</w:t>
+            </w:r>
+          </w:p>
+        </w:tc>
+        <w:tc>
+          <w:tcPr>
+            <w:tcW w:type="dxa" w:w="1440"/>
+            <w:shd w:fill="F8FAFC"/>
+            <w:tcMar>
+              <w:top w:w="100" w:type="dxa"/>
+              <w:bottom w:w="100" w:type="dxa"/>
+              <w:left w:w="120" w:type="dxa"/>
+              <w:right w:w="120" w:type="dxa"/>
+            </w:tcMar>
+            <w:tcBorders>
+              <w:top w:val="single" w:sz="4" w:space="0" w:color="CCCCCC"/>
+              <w:bottom w:val="single" w:sz="4" w:space="0" w:color="CCCCCC"/>
+              <w:left w:val="single" w:sz="4" w:space="0" w:color="CCCCCC"/>
+              <w:right w:val="single" w:sz="4" w:space="0" w:color="CCCCCC"/>
+            </w:tcBorders>
+          </w:tcPr>
+          <w:p>
+            <w:pPr>
+              <w:spacing w:before="60" w:after="60" w:line="252" w:lineRule="auto"/>
+              <w:jc w:val="left"/>
+            </w:pPr>
+            <w:r/>
+            <w:r>
+              <w:t>452.50</w:t>
+            </w:r>
+          </w:p>
+        </w:tc>
+        <w:tc>
+          <w:tcPr>
+            <w:tcW w:type="dxa" w:w="2016"/>
+            <w:shd w:fill="F8FAFC"/>
+            <w:tcMar>
+              <w:top w:w="100" w:type="dxa"/>
+              <w:bottom w:w="100" w:type="dxa"/>
+              <w:left w:w="120" w:type="dxa"/>
+              <w:right w:w="120" w:type="dxa"/>
+            </w:tcMar>
+            <w:tcBorders>
+              <w:top w:val="single" w:sz="4" w:space="0" w:color="CCCCCC"/>
+              <w:bottom w:val="single" w:sz="4" w:space="0" w:color="CCCCCC"/>
+              <w:left w:val="single" w:sz="4" w:space="0" w:color="CCCCCC"/>
+              <w:right w:val="single" w:sz="4" w:space="0" w:color="CCCCCC"/>
+            </w:tcBorders>
+          </w:tcPr>
+          <w:p>
+            <w:pPr>
+              <w:spacing w:before="60" w:after="60" w:line="252" w:lineRule="auto"/>
+              <w:jc w:val="left"/>
+            </w:pPr>
+            <w:r/>
+            <w:r>
+              <w:t>456.25</w:t>
+            </w:r>
+          </w:p>
+        </w:tc>
+        <w:tc>
+          <w:tcPr>
+            <w:tcW w:type="dxa" w:w="1152"/>
+            <w:shd w:fill="F8FAFC"/>
+            <w:tcMar>
+              <w:top w:w="100" w:type="dxa"/>
+              <w:bottom w:w="100" w:type="dxa"/>
+              <w:left w:w="120" w:type="dxa"/>
+              <w:right w:w="120" w:type="dxa"/>
+            </w:tcMar>
+            <w:tcBorders>
+              <w:top w:val="single" w:sz="4" w:space="0" w:color="CCCCCC"/>
+              <w:bottom w:val="single" w:sz="4" w:space="0" w:color="CCCCCC"/>
+              <w:left w:val="single" w:sz="4" w:space="0" w:color="CCCCCC"/>
+              <w:right w:val="single" w:sz="4" w:space="0" w:color="CCCCCC"/>
+            </w:tcBorders>
+          </w:tcPr>
+          <w:p>
+            <w:pPr>
+              <w:spacing w:before="60" w:after="60" w:line="252" w:lineRule="auto"/>
+              <w:jc w:val="left"/>
+            </w:pPr>
+            <w:r/>
+            <w:r>
+              <w:t>449.75</w:t>
+            </w:r>
+          </w:p>
+        </w:tc>
+        <w:tc>
+          <w:tcPr>
+            <w:tcW w:type="dxa" w:w="1728"/>
+            <w:shd w:fill="F8FAFC"/>
+            <w:tcMar>
+              <w:top w:w="100" w:type="dxa"/>
+              <w:bottom w:w="100" w:type="dxa"/>
+              <w:left w:w="120" w:type="dxa"/>
+              <w:right w:w="120" w:type="dxa"/>
+            </w:tcMar>
+            <w:tcBorders>
+              <w:top w:val="single" w:sz="4" w:space="0" w:color="CCCCCC"/>
+              <w:bottom w:val="single" w:sz="4" w:space="0" w:color="CCCCCC"/>
+              <w:left w:val="single" w:sz="4" w:space="0" w:color="CCCCCC"/>
+              <w:right w:val="single" w:sz="4" w:space="0" w:color="CCCCCC"/>
+            </w:tcBorders>
+          </w:tcPr>
+          <w:p>
+            <w:pPr>
+              <w:spacing w:before="60" w:after="60" w:line="252" w:lineRule="auto"/>
+              <w:jc w:val="left"/>
+            </w:pPr>
+            <w:r/>
+            <w:r>
+              <w:rPr>
+                <w:b/>
+              </w:rPr>
+              <w:t>453.00</w:t>
+            </w:r>
+          </w:p>
+        </w:tc>
+        <w:tc>
+          <w:tcPr>
+            <w:tcW w:type="dxa" w:w="3456"/>
+            <w:shd w:fill="F8FAFC"/>
+            <w:tcMar>
+              <w:top w:w="100" w:type="dxa"/>
+              <w:bottom w:w="100" w:type="dxa"/>
+              <w:left w:w="120" w:type="dxa"/>
+              <w:right w:w="120" w:type="dxa"/>
+            </w:tcMar>
+            <w:tcBorders>
+              <w:top w:val="single" w:sz="4" w:space="0" w:color="CCCCCC"/>
+              <w:bottom w:val="single" w:sz="4" w:space="0" w:color="CCCCCC"/>
+              <w:left w:val="single" w:sz="4" w:space="0" w:color="CCCCCC"/>
+              <w:right w:val="single" w:sz="4" w:space="0" w:color="CCCCCC"/>
+            </w:tcBorders>
+          </w:tcPr>
+          <w:p>
+            <w:pPr>
+              <w:spacing w:before="60" w:after="60" w:line="252" w:lineRule="auto"/>
+              <w:jc w:val="left"/>
+            </w:pPr>
+            <w:r/>
+            <w:r>
+              <w:rPr>
+                <w:b/>
+              </w:rPr>
+              <w:t>+0.50</w:t>
+            </w:r>
+          </w:p>
+        </w:tc>
+        <w:tc>
+          <w:tcPr>
+            <w:tcW w:type="dxa" w:w="1440"/>
+            <w:shd w:fill="F8FAFC"/>
+            <w:tcMar>
+              <w:top w:w="100" w:type="dxa"/>
+              <w:bottom w:w="100" w:type="dxa"/>
+              <w:left w:w="120" w:type="dxa"/>
+              <w:right w:w="120" w:type="dxa"/>
+            </w:tcMar>
+            <w:tcBorders>
+              <w:top w:val="single" w:sz="4" w:space="0" w:color="CCCCCC"/>
+              <w:bottom w:val="single" w:sz="4" w:space="0" w:color="CCCCCC"/>
+              <w:left w:val="single" w:sz="4" w:space="0" w:color="CCCCCC"/>
+              <w:right w:val="single" w:sz="4" w:space="0" w:color="CCCCCC"/>
+            </w:tcBorders>
+          </w:tcPr>
+          <w:p>
+            <w:pPr>
+              <w:spacing w:before="60" w:after="60" w:line="252" w:lineRule="auto"/>
+              <w:jc w:val="left"/>
+            </w:pPr>
+            <w:r/>
+            <w:r>
+              <w:t>BULL</w:t>
+            </w:r>
+          </w:p>
+        </w:tc>
+      </w:tr>
+      <w:tr>
+        <w:tc>
+          <w:tcPr>
+            <w:tcW w:type="dxa" w:w="1584"/>
+            <w:shd w:fill="FFFFFF"/>
+            <w:tcMar>
+              <w:top w:w="100" w:type="dxa"/>
+              <w:bottom w:w="100" w:type="dxa"/>
+              <w:left w:w="120" w:type="dxa"/>
+              <w:right w:w="120" w:type="dxa"/>
+            </w:tcMar>
+            <w:tcBorders>
+              <w:top w:val="single" w:sz="4" w:space="0" w:color="CCCCCC"/>
+              <w:bottom w:val="single" w:sz="4" w:space="0" w:color="CCCCCC"/>
+              <w:left w:val="single" w:sz="4" w:space="0" w:color="CCCCCC"/>
+              <w:right w:val="single" w:sz="4" w:space="0" w:color="CCCCCC"/>
+            </w:tcBorders>
+          </w:tcPr>
+          <w:p>
+            <w:pPr>
+              <w:spacing w:before="60" w:after="60" w:line="252" w:lineRule="auto"/>
+              <w:jc w:val="left"/>
+            </w:pPr>
+            <w:r/>
+            <w:r>
+              <w:rPr>
+                <w:b/>
+              </w:rPr>
+              <w:t>Thu 13/08</w:t>
+            </w:r>
+          </w:p>
+        </w:tc>
+        <w:tc>
+          <w:tcPr>
+            <w:tcW w:type="dxa" w:w="864"/>
+            <w:shd w:fill="FFFFFF"/>
+            <w:tcMar>
+              <w:top w:w="100" w:type="dxa"/>
+              <w:bottom w:w="100" w:type="dxa"/>
+              <w:left w:w="120" w:type="dxa"/>
+              <w:right w:w="120" w:type="dxa"/>
+            </w:tcMar>
+            <w:tcBorders>
+              <w:top w:val="single" w:sz="4" w:space="0" w:color="CCCCCC"/>
+              <w:bottom w:val="single" w:sz="4" w:space="0" w:color="CCCCCC"/>
+              <w:left w:val="single" w:sz="4" w:space="0" w:color="CCCCCC"/>
+              <w:right w:val="single" w:sz="4" w:space="0" w:color="CCCCCC"/>
+            </w:tcBorders>
+          </w:tcPr>
+          <w:p>
+            <w:pPr>
+              <w:spacing w:before="60" w:after="60" w:line="252" w:lineRule="auto"/>
+              <w:jc w:val="left"/>
+            </w:pPr>
+            <w:r/>
+            <w:r>
+              <w:t>Pre-NY 19-21</w:t>
+            </w:r>
+          </w:p>
+        </w:tc>
+        <w:tc>
+          <w:tcPr>
+            <w:tcW w:type="dxa" w:w="1440"/>
+            <w:shd w:fill="FFFFFF"/>
+            <w:tcMar>
+              <w:top w:w="100" w:type="dxa"/>
+              <w:bottom w:w="100" w:type="dxa"/>
+              <w:left w:w="120" w:type="dxa"/>
+              <w:right w:w="120" w:type="dxa"/>
+            </w:tcMar>
+            <w:tcBorders>
+              <w:top w:val="single" w:sz="4" w:space="0" w:color="CCCCCC"/>
+              <w:bottom w:val="single" w:sz="4" w:space="0" w:color="CCCCCC"/>
+              <w:left w:val="single" w:sz="4" w:space="0" w:color="CCCCCC"/>
+              <w:right w:val="single" w:sz="4" w:space="0" w:color="CCCCCC"/>
+            </w:tcBorders>
+          </w:tcPr>
+          <w:p>
+            <w:pPr>
+              <w:spacing w:before="60" w:after="60" w:line="252" w:lineRule="auto"/>
+              <w:jc w:val="left"/>
+            </w:pPr>
+            <w:r/>
+            <w:r>
+              <w:t>453.00</w:t>
+            </w:r>
+          </w:p>
+        </w:tc>
+        <w:tc>
+          <w:tcPr>
+            <w:tcW w:type="dxa" w:w="2016"/>
+            <w:shd w:fill="FFFFFF"/>
+            <w:tcMar>
+              <w:top w:w="100" w:type="dxa"/>
+              <w:bottom w:w="100" w:type="dxa"/>
+              <w:left w:w="120" w:type="dxa"/>
+              <w:right w:w="120" w:type="dxa"/>
+            </w:tcMar>
+            <w:tcBorders>
+              <w:top w:val="single" w:sz="4" w:space="0" w:color="CCCCCC"/>
+              <w:bottom w:val="single" w:sz="4" w:space="0" w:color="CCCCCC"/>
+              <w:left w:val="single" w:sz="4" w:space="0" w:color="CCCCCC"/>
+              <w:right w:val="single" w:sz="4" w:space="0" w:color="CCCCCC"/>
+            </w:tcBorders>
+          </w:tcPr>
+          <w:p>
+            <w:pPr>
+              <w:spacing w:before="60" w:after="60" w:line="252" w:lineRule="auto"/>
+              <w:jc w:val="left"/>
+            </w:pPr>
+            <w:r/>
+            <w:r>
+              <w:t>456.00</w:t>
+            </w:r>
+          </w:p>
+        </w:tc>
+        <w:tc>
+          <w:tcPr>
+            <w:tcW w:type="dxa" w:w="1152"/>
+            <w:shd w:fill="FFFFFF"/>
+            <w:tcMar>
+              <w:top w:w="100" w:type="dxa"/>
+              <w:bottom w:w="100" w:type="dxa"/>
+              <w:left w:w="120" w:type="dxa"/>
+              <w:right w:w="120" w:type="dxa"/>
+            </w:tcMar>
+            <w:tcBorders>
+              <w:top w:val="single" w:sz="4" w:space="0" w:color="CCCCCC"/>
+              <w:bottom w:val="single" w:sz="4" w:space="0" w:color="CCCCCC"/>
+              <w:left w:val="single" w:sz="4" w:space="0" w:color="CCCCCC"/>
+              <w:right w:val="single" w:sz="4" w:space="0" w:color="CCCCCC"/>
+            </w:tcBorders>
+          </w:tcPr>
+          <w:p>
+            <w:pPr>
+              <w:spacing w:before="60" w:after="60" w:line="252" w:lineRule="auto"/>
+              <w:jc w:val="left"/>
+            </w:pPr>
+            <w:r/>
+            <w:r>
+              <w:t>448.50</w:t>
+            </w:r>
+          </w:p>
+        </w:tc>
+        <w:tc>
+          <w:tcPr>
+            <w:tcW w:type="dxa" w:w="1728"/>
+            <w:shd w:fill="FFFFFF"/>
+            <w:tcMar>
+              <w:top w:w="100" w:type="dxa"/>
+              <w:bottom w:w="100" w:type="dxa"/>
+              <w:left w:w="120" w:type="dxa"/>
+              <w:right w:w="120" w:type="dxa"/>
+            </w:tcMar>
+            <w:tcBorders>
+              <w:top w:val="single" w:sz="4" w:space="0" w:color="CCCCCC"/>
+              <w:bottom w:val="single" w:sz="4" w:space="0" w:color="CCCCCC"/>
+              <w:left w:val="single" w:sz="4" w:space="0" w:color="CCCCCC"/>
+              <w:right w:val="single" w:sz="4" w:space="0" w:color="CCCCCC"/>
+            </w:tcBorders>
+          </w:tcPr>
+          <w:p>
+            <w:pPr>
+              <w:spacing w:before="60" w:after="60" w:line="252" w:lineRule="auto"/>
+              <w:jc w:val="left"/>
+            </w:pPr>
+            <w:r/>
+            <w:r>
+              <w:rPr>
+                <w:b/>
+              </w:rPr>
+              <w:t>453.25</w:t>
+            </w:r>
+          </w:p>
+        </w:tc>
+        <w:tc>
+          <w:tcPr>
+            <w:tcW w:type="dxa" w:w="3456"/>
+            <w:shd w:fill="FFFFFF"/>
+            <w:tcMar>
+              <w:top w:w="100" w:type="dxa"/>
+              <w:bottom w:w="100" w:type="dxa"/>
+              <w:left w:w="120" w:type="dxa"/>
+              <w:right w:w="120" w:type="dxa"/>
+            </w:tcMar>
+            <w:tcBorders>
+              <w:top w:val="single" w:sz="4" w:space="0" w:color="CCCCCC"/>
+              <w:bottom w:val="single" w:sz="4" w:space="0" w:color="CCCCCC"/>
+              <w:left w:val="single" w:sz="4" w:space="0" w:color="CCCCCC"/>
+              <w:right w:val="single" w:sz="4" w:space="0" w:color="CCCCCC"/>
+            </w:tcBorders>
+          </w:tcPr>
+          <w:p>
+            <w:pPr>
+              <w:spacing w:before="60" w:after="60" w:line="252" w:lineRule="auto"/>
+              <w:jc w:val="left"/>
+            </w:pPr>
+            <w:r/>
+            <w:r>
+              <w:rPr>
+                <w:b/>
+              </w:rPr>
+              <w:t>+0.25</w:t>
+            </w:r>
+          </w:p>
+        </w:tc>
+        <w:tc>
+          <w:tcPr>
+            <w:tcW w:type="dxa" w:w="1440"/>
+            <w:shd w:fill="FFFFFF"/>
+            <w:tcMar>
+              <w:top w:w="100" w:type="dxa"/>
+              <w:bottom w:w="100" w:type="dxa"/>
+              <w:left w:w="120" w:type="dxa"/>
+              <w:right w:w="120" w:type="dxa"/>
+            </w:tcMar>
+            <w:tcBorders>
+              <w:top w:val="single" w:sz="4" w:space="0" w:color="CCCCCC"/>
+              <w:bottom w:val="single" w:sz="4" w:space="0" w:color="CCCCCC"/>
+              <w:left w:val="single" w:sz="4" w:space="0" w:color="CCCCCC"/>
+              <w:right w:val="single" w:sz="4" w:space="0" w:color="CCCCCC"/>
+            </w:tcBorders>
+          </w:tcPr>
+          <w:p>
+            <w:pPr>
+              <w:spacing w:before="60" w:after="60" w:line="252" w:lineRule="auto"/>
+              <w:jc w:val="left"/>
+            </w:pPr>
+            <w:r/>
+            <w:r>
+              <w:t>BULL</w:t>
+            </w:r>
+          </w:p>
+        </w:tc>
+      </w:tr>
+      <w:tr>
+        <w:tc>
+          <w:tcPr>
+            <w:tcW w:type="dxa" w:w="1584"/>
+            <w:shd w:fill="F8FAFC"/>
+            <w:tcMar>
+              <w:top w:w="100" w:type="dxa"/>
+              <w:bottom w:w="100" w:type="dxa"/>
+              <w:left w:w="120" w:type="dxa"/>
+              <w:right w:w="120" w:type="dxa"/>
+            </w:tcMar>
+            <w:tcBorders>
+              <w:top w:val="single" w:sz="4" w:space="0" w:color="CCCCCC"/>
+              <w:bottom w:val="single" w:sz="4" w:space="0" w:color="CCCCCC"/>
+              <w:left w:val="single" w:sz="4" w:space="0" w:color="CCCCCC"/>
+              <w:right w:val="single" w:sz="4" w:space="0" w:color="CCCCCC"/>
+            </w:tcBorders>
+          </w:tcPr>
+          <w:p>
+            <w:pPr>
+              <w:spacing w:before="60" w:after="60" w:line="252" w:lineRule="auto"/>
+              <w:jc w:val="left"/>
+            </w:pPr>
+            <w:r/>
+            <w:r>
+              <w:rPr>
+                <w:b/>
+              </w:rPr>
+              <w:t>Thu 13/08</w:t>
+            </w:r>
+          </w:p>
+        </w:tc>
+        <w:tc>
+          <w:tcPr>
+            <w:tcW w:type="dxa" w:w="864"/>
+            <w:shd w:fill="F8FAFC"/>
+            <w:tcMar>
+              <w:top w:w="100" w:type="dxa"/>
+              <w:bottom w:w="100" w:type="dxa"/>
+              <w:left w:w="120" w:type="dxa"/>
+              <w:right w:w="120" w:type="dxa"/>
+            </w:tcMar>
+            <w:tcBorders>
+              <w:top w:val="single" w:sz="4" w:space="0" w:color="CCCCCC"/>
+              <w:bottom w:val="single" w:sz="4" w:space="0" w:color="CCCCCC"/>
+              <w:left w:val="single" w:sz="4" w:space="0" w:color="CCCCCC"/>
+              <w:right w:val="single" w:sz="4" w:space="0" w:color="CCCCCC"/>
+            </w:tcBorders>
+          </w:tcPr>
+          <w:p>
+            <w:pPr>
+              <w:spacing w:before="60" w:after="60" w:line="252" w:lineRule="auto"/>
+              <w:jc w:val="left"/>
+            </w:pPr>
+            <w:r/>
+            <w:r>
+              <w:t>NY Open 21-23</w:t>
+            </w:r>
+          </w:p>
+        </w:tc>
+        <w:tc>
+          <w:tcPr>
+            <w:tcW w:type="dxa" w:w="1440"/>
+            <w:shd w:fill="F8FAFC"/>
+            <w:tcMar>
+              <w:top w:w="100" w:type="dxa"/>
+              <w:bottom w:w="100" w:type="dxa"/>
+              <w:left w:w="120" w:type="dxa"/>
+              <w:right w:w="120" w:type="dxa"/>
+            </w:tcMar>
+            <w:tcBorders>
+              <w:top w:val="single" w:sz="4" w:space="0" w:color="CCCCCC"/>
+              <w:bottom w:val="single" w:sz="4" w:space="0" w:color="CCCCCC"/>
+              <w:left w:val="single" w:sz="4" w:space="0" w:color="CCCCCC"/>
+              <w:right w:val="single" w:sz="4" w:space="0" w:color="CCCCCC"/>
+            </w:tcBorders>
+          </w:tcPr>
+          <w:p>
+            <w:pPr>
+              <w:spacing w:before="60" w:after="60" w:line="252" w:lineRule="auto"/>
+              <w:jc w:val="left"/>
+            </w:pPr>
+            <w:r/>
+            <w:r>
+              <w:t>453.25</w:t>
+            </w:r>
+          </w:p>
+        </w:tc>
+        <w:tc>
+          <w:tcPr>
+            <w:tcW w:type="dxa" w:w="2016"/>
+            <w:shd w:fill="F8FAFC"/>
+            <w:tcMar>
+              <w:top w:w="100" w:type="dxa"/>
+              <w:bottom w:w="100" w:type="dxa"/>
+              <w:left w:w="120" w:type="dxa"/>
+              <w:right w:w="120" w:type="dxa"/>
+            </w:tcMar>
+            <w:tcBorders>
+              <w:top w:val="single" w:sz="4" w:space="0" w:color="CCCCCC"/>
+              <w:bottom w:val="single" w:sz="4" w:space="0" w:color="CCCCCC"/>
+              <w:left w:val="single" w:sz="4" w:space="0" w:color="CCCCCC"/>
+              <w:right w:val="single" w:sz="4" w:space="0" w:color="CCCCCC"/>
+            </w:tcBorders>
+          </w:tcPr>
+          <w:p>
+            <w:pPr>
+              <w:spacing w:before="60" w:after="60" w:line="252" w:lineRule="auto"/>
+              <w:jc w:val="left"/>
+            </w:pPr>
+            <w:r/>
+            <w:r>
+              <w:t>457.50</w:t>
+            </w:r>
+          </w:p>
+        </w:tc>
+        <w:tc>
+          <w:tcPr>
+            <w:tcW w:type="dxa" w:w="1152"/>
+            <w:shd w:fill="F8FAFC"/>
+            <w:tcMar>
+              <w:top w:w="100" w:type="dxa"/>
+              <w:bottom w:w="100" w:type="dxa"/>
+              <w:left w:w="120" w:type="dxa"/>
+              <w:right w:w="120" w:type="dxa"/>
+            </w:tcMar>
+            <w:tcBorders>
+              <w:top w:val="single" w:sz="4" w:space="0" w:color="CCCCCC"/>
+              <w:bottom w:val="single" w:sz="4" w:space="0" w:color="CCCCCC"/>
+              <w:left w:val="single" w:sz="4" w:space="0" w:color="CCCCCC"/>
+              <w:right w:val="single" w:sz="4" w:space="0" w:color="CCCCCC"/>
+            </w:tcBorders>
+          </w:tcPr>
+          <w:p>
+            <w:pPr>
+              <w:spacing w:before="60" w:after="60" w:line="252" w:lineRule="auto"/>
+              <w:jc w:val="left"/>
+            </w:pPr>
+            <w:r/>
+            <w:r>
+              <w:t>450.00</w:t>
+            </w:r>
+          </w:p>
+        </w:tc>
+        <w:tc>
+          <w:tcPr>
+            <w:tcW w:type="dxa" w:w="1728"/>
+            <w:shd w:fill="F8FAFC"/>
+            <w:tcMar>
+              <w:top w:w="100" w:type="dxa"/>
+              <w:bottom w:w="100" w:type="dxa"/>
+              <w:left w:w="120" w:type="dxa"/>
+              <w:right w:w="120" w:type="dxa"/>
+            </w:tcMar>
+            <w:tcBorders>
+              <w:top w:val="single" w:sz="4" w:space="0" w:color="CCCCCC"/>
+              <w:bottom w:val="single" w:sz="4" w:space="0" w:color="CCCCCC"/>
+              <w:left w:val="single" w:sz="4" w:space="0" w:color="CCCCCC"/>
+              <w:right w:val="single" w:sz="4" w:space="0" w:color="CCCCCC"/>
+            </w:tcBorders>
+          </w:tcPr>
+          <w:p>
+            <w:pPr>
+              <w:spacing w:before="60" w:after="60" w:line="252" w:lineRule="auto"/>
+              <w:jc w:val="left"/>
+            </w:pPr>
+            <w:r/>
+            <w:r>
+              <w:rPr>
+                <w:b/>
+              </w:rPr>
+              <w:t>454.00</w:t>
+            </w:r>
+          </w:p>
+        </w:tc>
+        <w:tc>
+          <w:tcPr>
+            <w:tcW w:type="dxa" w:w="3456"/>
+            <w:shd w:fill="F8FAFC"/>
+            <w:tcMar>
+              <w:top w:w="100" w:type="dxa"/>
+              <w:bottom w:w="100" w:type="dxa"/>
+              <w:left w:w="120" w:type="dxa"/>
+              <w:right w:w="120" w:type="dxa"/>
+            </w:tcMar>
+            <w:tcBorders>
+              <w:top w:val="single" w:sz="4" w:space="0" w:color="CCCCCC"/>
+              <w:bottom w:val="single" w:sz="4" w:space="0" w:color="CCCCCC"/>
+              <w:left w:val="single" w:sz="4" w:space="0" w:color="CCCCCC"/>
+              <w:right w:val="single" w:sz="4" w:space="0" w:color="CCCCCC"/>
+            </w:tcBorders>
+          </w:tcPr>
+          <w:p>
+            <w:pPr>
+              <w:spacing w:before="60" w:after="60" w:line="252" w:lineRule="auto"/>
+              <w:jc w:val="left"/>
+            </w:pPr>
+            <w:r/>
+            <w:r>
+              <w:rPr>
+                <w:b/>
+              </w:rPr>
+              <w:t>+0.75</w:t>
+            </w:r>
+          </w:p>
+        </w:tc>
+        <w:tc>
+          <w:tcPr>
+            <w:tcW w:type="dxa" w:w="1440"/>
+            <w:shd w:fill="F8FAFC"/>
+            <w:tcMar>
+              <w:top w:w="100" w:type="dxa"/>
+              <w:bottom w:w="100" w:type="dxa"/>
+              <w:left w:w="120" w:type="dxa"/>
+              <w:right w:w="120" w:type="dxa"/>
+            </w:tcMar>
+            <w:tcBorders>
+              <w:top w:val="single" w:sz="4" w:space="0" w:color="CCCCCC"/>
+              <w:bottom w:val="single" w:sz="4" w:space="0" w:color="CCCCCC"/>
+              <w:left w:val="single" w:sz="4" w:space="0" w:color="CCCCCC"/>
+              <w:right w:val="single" w:sz="4" w:space="0" w:color="CCCCCC"/>
+            </w:tcBorders>
+          </w:tcPr>
+          <w:p>
+            <w:pPr>
+              <w:spacing w:before="60" w:after="60" w:line="252" w:lineRule="auto"/>
+              <w:jc w:val="left"/>
+            </w:pPr>
+            <w:r/>
+            <w:r>
+              <w:t>BULL</w:t>
+            </w:r>
+          </w:p>
+        </w:tc>
+      </w:tr>
+      <w:tr>
+        <w:tc>
+          <w:tcPr>
+            <w:tcW w:type="dxa" w:w="1584"/>
+            <w:shd w:fill="FFFFFF"/>
+            <w:tcMar>
+              <w:top w:w="100" w:type="dxa"/>
+              <w:bottom w:w="100" w:type="dxa"/>
+              <w:left w:w="120" w:type="dxa"/>
+              <w:right w:w="120" w:type="dxa"/>
+            </w:tcMar>
+            <w:tcBorders>
+              <w:top w:val="single" w:sz="4" w:space="0" w:color="CCCCCC"/>
+              <w:bottom w:val="single" w:sz="4" w:space="0" w:color="CCCCCC"/>
+              <w:left w:val="single" w:sz="4" w:space="0" w:color="CCCCCC"/>
+              <w:right w:val="single" w:sz="4" w:space="0" w:color="CCCCCC"/>
+            </w:tcBorders>
+          </w:tcPr>
+          <w:p>
+            <w:pPr>
+              <w:spacing w:before="60" w:after="60" w:line="252" w:lineRule="auto"/>
+              <w:jc w:val="left"/>
+            </w:pPr>
+            <w:r/>
+            <w:r>
+              <w:rPr>
+                <w:b/>
+              </w:rPr>
+              <w:t>Thu 13/08</w:t>
+            </w:r>
+          </w:p>
+        </w:tc>
+        <w:tc>
+          <w:tcPr>
+            <w:tcW w:type="dxa" w:w="864"/>
+            <w:shd w:fill="FFFFFF"/>
+            <w:tcMar>
+              <w:top w:w="100" w:type="dxa"/>
+              <w:bottom w:w="100" w:type="dxa"/>
+              <w:left w:w="120" w:type="dxa"/>
+              <w:right w:w="120" w:type="dxa"/>
+            </w:tcMar>
+            <w:tcBorders>
+              <w:top w:val="single" w:sz="4" w:space="0" w:color="CCCCCC"/>
+              <w:bottom w:val="single" w:sz="4" w:space="0" w:color="CCCCCC"/>
+              <w:left w:val="single" w:sz="4" w:space="0" w:color="CCCCCC"/>
+              <w:right w:val="single" w:sz="4" w:space="0" w:color="CCCCCC"/>
+            </w:tcBorders>
+          </w:tcPr>
+          <w:p>
+            <w:pPr>
+              <w:spacing w:before="60" w:after="60" w:line="252" w:lineRule="auto"/>
+              <w:jc w:val="left"/>
+            </w:pPr>
+            <w:r/>
+            <w:r>
+              <w:t>NY Close 23-01</w:t>
+            </w:r>
+          </w:p>
+        </w:tc>
+        <w:tc>
+          <w:tcPr>
+            <w:tcW w:type="dxa" w:w="1440"/>
+            <w:shd w:fill="FFFFFF"/>
+            <w:tcMar>
+              <w:top w:w="100" w:type="dxa"/>
+              <w:bottom w:w="100" w:type="dxa"/>
+              <w:left w:w="120" w:type="dxa"/>
+              <w:right w:w="120" w:type="dxa"/>
+            </w:tcMar>
+            <w:tcBorders>
+              <w:top w:val="single" w:sz="4" w:space="0" w:color="CCCCCC"/>
+              <w:bottom w:val="single" w:sz="4" w:space="0" w:color="CCCCCC"/>
+              <w:left w:val="single" w:sz="4" w:space="0" w:color="CCCCCC"/>
+              <w:right w:val="single" w:sz="4" w:space="0" w:color="CCCCCC"/>
+            </w:tcBorders>
+          </w:tcPr>
+          <w:p>
+            <w:pPr>
+              <w:spacing w:before="60" w:after="60" w:line="252" w:lineRule="auto"/>
+              <w:jc w:val="left"/>
+            </w:pPr>
+            <w:r/>
+            <w:r>
+              <w:t>454.00</w:t>
+            </w:r>
+          </w:p>
+        </w:tc>
+        <w:tc>
+          <w:tcPr>
+            <w:tcW w:type="dxa" w:w="2016"/>
+            <w:shd w:fill="FFFFFF"/>
+            <w:tcMar>
+              <w:top w:w="100" w:type="dxa"/>
+              <w:bottom w:w="100" w:type="dxa"/>
+              <w:left w:w="120" w:type="dxa"/>
+              <w:right w:w="120" w:type="dxa"/>
+            </w:tcMar>
+            <w:tcBorders>
+              <w:top w:val="single" w:sz="4" w:space="0" w:color="CCCCCC"/>
+              <w:bottom w:val="single" w:sz="4" w:space="0" w:color="CCCCCC"/>
+              <w:left w:val="single" w:sz="4" w:space="0" w:color="CCCCCC"/>
+              <w:right w:val="single" w:sz="4" w:space="0" w:color="CCCCCC"/>
+            </w:tcBorders>
+          </w:tcPr>
+          <w:p>
+            <w:pPr>
+              <w:spacing w:before="60" w:after="60" w:line="252" w:lineRule="auto"/>
+              <w:jc w:val="left"/>
+            </w:pPr>
+            <w:r/>
+            <w:r>
+              <w:t>457.50</w:t>
+            </w:r>
+          </w:p>
+        </w:tc>
+        <w:tc>
+          <w:tcPr>
+            <w:tcW w:type="dxa" w:w="1152"/>
+            <w:shd w:fill="FFFFFF"/>
+            <w:tcMar>
+              <w:top w:w="100" w:type="dxa"/>
+              <w:bottom w:w="100" w:type="dxa"/>
+              <w:left w:w="120" w:type="dxa"/>
+              <w:right w:w="120" w:type="dxa"/>
+            </w:tcMar>
+            <w:tcBorders>
+              <w:top w:val="single" w:sz="4" w:space="0" w:color="CCCCCC"/>
+              <w:bottom w:val="single" w:sz="4" w:space="0" w:color="CCCCCC"/>
+              <w:left w:val="single" w:sz="4" w:space="0" w:color="CCCCCC"/>
+              <w:right w:val="single" w:sz="4" w:space="0" w:color="CCCCCC"/>
+            </w:tcBorders>
+          </w:tcPr>
+          <w:p>
+            <w:pPr>
+              <w:spacing w:before="60" w:after="60" w:line="252" w:lineRule="auto"/>
+              <w:jc w:val="left"/>
+            </w:pPr>
+            <w:r/>
+            <w:r>
+              <w:t>451.75</w:t>
+            </w:r>
+          </w:p>
+        </w:tc>
+        <w:tc>
+          <w:tcPr>
+            <w:tcW w:type="dxa" w:w="1728"/>
+            <w:shd w:fill="FFFFFF"/>
+            <w:tcMar>
+              <w:top w:w="100" w:type="dxa"/>
+              <w:bottom w:w="100" w:type="dxa"/>
+              <w:left w:w="120" w:type="dxa"/>
+              <w:right w:w="120" w:type="dxa"/>
+            </w:tcMar>
+            <w:tcBorders>
+              <w:top w:val="single" w:sz="4" w:space="0" w:color="CCCCCC"/>
+              <w:bottom w:val="single" w:sz="4" w:space="0" w:color="CCCCCC"/>
+              <w:left w:val="single" w:sz="4" w:space="0" w:color="CCCCCC"/>
+              <w:right w:val="single" w:sz="4" w:space="0" w:color="CCCCCC"/>
+            </w:tcBorders>
+          </w:tcPr>
+          <w:p>
+            <w:pPr>
+              <w:spacing w:before="60" w:after="60" w:line="252" w:lineRule="auto"/>
+              <w:jc w:val="left"/>
+            </w:pPr>
+            <w:r/>
+            <w:r>
+              <w:rPr>
+                <w:b/>
+              </w:rPr>
+              <w:t>454.00</w:t>
             </w:r>
           </w:p>
         </w:tc>
@@ -16930,7 +19750,7 @@
               <w:rPr>
                 <w:b/>
               </w:rPr>
-              <w:t>Wed 12/08</w:t>
+              <w:t>Fri 14/08</w:t>
             </w:r>
           </w:p>
         </w:tc>
@@ -16986,7 +19806,7 @@
             </w:pPr>
             <w:r/>
             <w:r>
-              <w:t>449.00</w:t>
+              <w:t>454.00</w:t>
             </w:r>
           </w:p>
         </w:tc>
@@ -17014,7 +19834,7 @@
             </w:pPr>
             <w:r/>
             <w:r>
-              <w:t>451.75</w:t>
+              <w:t>457.75</w:t>
             </w:r>
           </w:p>
         </w:tc>
@@ -17042,7 +19862,7 @@
             </w:pPr>
             <w:r/>
             <w:r>
-              <w:t>446.50</w:t>
+              <w:t>450.50</w:t>
             </w:r>
           </w:p>
         </w:tc>
@@ -17073,7 +19893,7 @@
               <w:rPr>
                 <w:b/>
               </w:rPr>
-              <w:t>448.50</w:t>
+              <w:t>453.75</w:t>
             </w:r>
           </w:p>
         </w:tc>
@@ -17081,241 +19901,6 @@
           <w:tcPr>
             <w:tcW w:type="dxa" w:w="3456"/>
             <w:shd w:fill="F8FAFC"/>
-            <w:tcMar>
-              <w:top w:w="100" w:type="dxa"/>
-              <w:bottom w:w="100" w:type="dxa"/>
-              <w:left w:w="120" w:type="dxa"/>
-              <w:right w:w="120" w:type="dxa"/>
-            </w:tcMar>
-            <w:tcBorders>
-              <w:top w:val="single" w:sz="4" w:space="0" w:color="CCCCCC"/>
-              <w:bottom w:val="single" w:sz="4" w:space="0" w:color="CCCCCC"/>
-              <w:left w:val="single" w:sz="4" w:space="0" w:color="CCCCCC"/>
-              <w:right w:val="single" w:sz="4" w:space="0" w:color="CCCCCC"/>
-            </w:tcBorders>
-          </w:tcPr>
-          <w:p>
-            <w:pPr>
-              <w:spacing w:before="60" w:after="60" w:line="252" w:lineRule="auto"/>
-              <w:jc w:val="left"/>
-            </w:pPr>
-            <w:r/>
-            <w:r>
-              <w:rPr>
-                <w:b/>
-              </w:rPr>
-              <w:t>-0.50</w:t>
-            </w:r>
-          </w:p>
-        </w:tc>
-        <w:tc>
-          <w:tcPr>
-            <w:tcW w:type="dxa" w:w="1440"/>
-            <w:shd w:fill="F8FAFC"/>
-            <w:tcMar>
-              <w:top w:w="100" w:type="dxa"/>
-              <w:bottom w:w="100" w:type="dxa"/>
-              <w:left w:w="120" w:type="dxa"/>
-              <w:right w:w="120" w:type="dxa"/>
-            </w:tcMar>
-            <w:tcBorders>
-              <w:top w:val="single" w:sz="4" w:space="0" w:color="CCCCCC"/>
-              <w:bottom w:val="single" w:sz="4" w:space="0" w:color="CCCCCC"/>
-              <w:left w:val="single" w:sz="4" w:space="0" w:color="CCCCCC"/>
-              <w:right w:val="single" w:sz="4" w:space="0" w:color="CCCCCC"/>
-            </w:tcBorders>
-          </w:tcPr>
-          <w:p>
-            <w:pPr>
-              <w:spacing w:before="60" w:after="60" w:line="252" w:lineRule="auto"/>
-              <w:jc w:val="left"/>
-            </w:pPr>
-            <w:r/>
-            <w:r>
-              <w:t>BEAR</w:t>
-            </w:r>
-          </w:p>
-        </w:tc>
-      </w:tr>
-      <w:tr>
-        <w:tc>
-          <w:tcPr>
-            <w:tcW w:type="dxa" w:w="1584"/>
-            <w:shd w:fill="FFFFFF"/>
-            <w:tcMar>
-              <w:top w:w="100" w:type="dxa"/>
-              <w:bottom w:w="100" w:type="dxa"/>
-              <w:left w:w="120" w:type="dxa"/>
-              <w:right w:w="120" w:type="dxa"/>
-            </w:tcMar>
-            <w:tcBorders>
-              <w:top w:val="single" w:sz="4" w:space="0" w:color="CCCCCC"/>
-              <w:bottom w:val="single" w:sz="4" w:space="0" w:color="CCCCCC"/>
-              <w:left w:val="single" w:sz="4" w:space="0" w:color="CCCCCC"/>
-              <w:right w:val="single" w:sz="4" w:space="0" w:color="CCCCCC"/>
-            </w:tcBorders>
-          </w:tcPr>
-          <w:p>
-            <w:pPr>
-              <w:spacing w:before="60" w:after="60" w:line="252" w:lineRule="auto"/>
-              <w:jc w:val="left"/>
-            </w:pPr>
-            <w:r/>
-            <w:r>
-              <w:rPr>
-                <w:b/>
-              </w:rPr>
-              <w:t>Wed 12/08</w:t>
-            </w:r>
-          </w:p>
-        </w:tc>
-        <w:tc>
-          <w:tcPr>
-            <w:tcW w:type="dxa" w:w="864"/>
-            <w:shd w:fill="FFFFFF"/>
-            <w:tcMar>
-              <w:top w:w="100" w:type="dxa"/>
-              <w:bottom w:w="100" w:type="dxa"/>
-              <w:left w:w="120" w:type="dxa"/>
-              <w:right w:w="120" w:type="dxa"/>
-            </w:tcMar>
-            <w:tcBorders>
-              <w:top w:val="single" w:sz="4" w:space="0" w:color="CCCCCC"/>
-              <w:bottom w:val="single" w:sz="4" w:space="0" w:color="CCCCCC"/>
-              <w:left w:val="single" w:sz="4" w:space="0" w:color="CCCCCC"/>
-              <w:right w:val="single" w:sz="4" w:space="0" w:color="CCCCCC"/>
-            </w:tcBorders>
-          </w:tcPr>
-          <w:p>
-            <w:pPr>
-              <w:spacing w:before="60" w:after="60" w:line="252" w:lineRule="auto"/>
-              <w:jc w:val="left"/>
-            </w:pPr>
-            <w:r/>
-            <w:r>
-              <w:t>Asia 11-15</w:t>
-            </w:r>
-          </w:p>
-        </w:tc>
-        <w:tc>
-          <w:tcPr>
-            <w:tcW w:type="dxa" w:w="1440"/>
-            <w:shd w:fill="FFFFFF"/>
-            <w:tcMar>
-              <w:top w:w="100" w:type="dxa"/>
-              <w:bottom w:w="100" w:type="dxa"/>
-              <w:left w:w="120" w:type="dxa"/>
-              <w:right w:w="120" w:type="dxa"/>
-            </w:tcMar>
-            <w:tcBorders>
-              <w:top w:val="single" w:sz="4" w:space="0" w:color="CCCCCC"/>
-              <w:bottom w:val="single" w:sz="4" w:space="0" w:color="CCCCCC"/>
-              <w:left w:val="single" w:sz="4" w:space="0" w:color="CCCCCC"/>
-              <w:right w:val="single" w:sz="4" w:space="0" w:color="CCCCCC"/>
-            </w:tcBorders>
-          </w:tcPr>
-          <w:p>
-            <w:pPr>
-              <w:spacing w:before="60" w:after="60" w:line="252" w:lineRule="auto"/>
-              <w:jc w:val="left"/>
-            </w:pPr>
-            <w:r/>
-            <w:r>
-              <w:t>448.50</w:t>
-            </w:r>
-          </w:p>
-        </w:tc>
-        <w:tc>
-          <w:tcPr>
-            <w:tcW w:type="dxa" w:w="2016"/>
-            <w:shd w:fill="FFFFFF"/>
-            <w:tcMar>
-              <w:top w:w="100" w:type="dxa"/>
-              <w:bottom w:w="100" w:type="dxa"/>
-              <w:left w:w="120" w:type="dxa"/>
-              <w:right w:w="120" w:type="dxa"/>
-            </w:tcMar>
-            <w:tcBorders>
-              <w:top w:val="single" w:sz="4" w:space="0" w:color="CCCCCC"/>
-              <w:bottom w:val="single" w:sz="4" w:space="0" w:color="CCCCCC"/>
-              <w:left w:val="single" w:sz="4" w:space="0" w:color="CCCCCC"/>
-              <w:right w:val="single" w:sz="4" w:space="0" w:color="CCCCCC"/>
-            </w:tcBorders>
-          </w:tcPr>
-          <w:p>
-            <w:pPr>
-              <w:spacing w:before="60" w:after="60" w:line="252" w:lineRule="auto"/>
-              <w:jc w:val="left"/>
-            </w:pPr>
-            <w:r/>
-            <w:r>
-              <w:t>451.50</w:t>
-            </w:r>
-          </w:p>
-        </w:tc>
-        <w:tc>
-          <w:tcPr>
-            <w:tcW w:type="dxa" w:w="1152"/>
-            <w:shd w:fill="FFFFFF"/>
-            <w:tcMar>
-              <w:top w:w="100" w:type="dxa"/>
-              <w:bottom w:w="100" w:type="dxa"/>
-              <w:left w:w="120" w:type="dxa"/>
-              <w:right w:w="120" w:type="dxa"/>
-            </w:tcMar>
-            <w:tcBorders>
-              <w:top w:val="single" w:sz="4" w:space="0" w:color="CCCCCC"/>
-              <w:bottom w:val="single" w:sz="4" w:space="0" w:color="CCCCCC"/>
-              <w:left w:val="single" w:sz="4" w:space="0" w:color="CCCCCC"/>
-              <w:right w:val="single" w:sz="4" w:space="0" w:color="CCCCCC"/>
-            </w:tcBorders>
-          </w:tcPr>
-          <w:p>
-            <w:pPr>
-              <w:spacing w:before="60" w:after="60" w:line="252" w:lineRule="auto"/>
-              <w:jc w:val="left"/>
-            </w:pPr>
-            <w:r/>
-            <w:r>
-              <w:t>445.25</w:t>
-            </w:r>
-          </w:p>
-        </w:tc>
-        <w:tc>
-          <w:tcPr>
-            <w:tcW w:type="dxa" w:w="1728"/>
-            <w:shd w:fill="FFFFFF"/>
-            <w:tcMar>
-              <w:top w:w="100" w:type="dxa"/>
-              <w:bottom w:w="100" w:type="dxa"/>
-              <w:left w:w="120" w:type="dxa"/>
-              <w:right w:w="120" w:type="dxa"/>
-            </w:tcMar>
-            <w:tcBorders>
-              <w:top w:val="single" w:sz="4" w:space="0" w:color="CCCCCC"/>
-              <w:bottom w:val="single" w:sz="4" w:space="0" w:color="CCCCCC"/>
-              <w:left w:val="single" w:sz="4" w:space="0" w:color="CCCCCC"/>
-              <w:right w:val="single" w:sz="4" w:space="0" w:color="CCCCCC"/>
-            </w:tcBorders>
-          </w:tcPr>
-          <w:p>
-            <w:pPr>
-              <w:spacing w:before="60" w:after="60" w:line="252" w:lineRule="auto"/>
-              <w:jc w:val="left"/>
-            </w:pPr>
-            <w:r/>
-            <w:r>
-              <w:rPr>
-                <w:b/>
-              </w:rPr>
-              <w:t>448.25</w:t>
-            </w:r>
-          </w:p>
-        </w:tc>
-        <w:tc>
-          <w:tcPr>
-            <w:tcW w:type="dxa" w:w="3456"/>
-            <w:shd w:fill="FFFFFF"/>
             <w:tcMar>
               <w:top w:w="100" w:type="dxa"/>
               <w:bottom w:w="100" w:type="dxa"/>
@@ -17346,7 +19931,7 @@
         <w:tc>
           <w:tcPr>
             <w:tcW w:type="dxa" w:w="1440"/>
-            <w:shd w:fill="FFFFFF"/>
+            <w:shd w:fill="F8FAFC"/>
             <w:tcMar>
               <w:top w:w="100" w:type="dxa"/>
               <w:bottom w:w="100" w:type="dxa"/>
@@ -17376,7 +19961,7 @@
         <w:tc>
           <w:tcPr>
             <w:tcW w:type="dxa" w:w="1584"/>
-            <w:shd w:fill="F8FAFC"/>
+            <w:shd w:fill="FFFFFF"/>
             <w:tcMar>
               <w:top w:w="100" w:type="dxa"/>
               <w:bottom w:w="100" w:type="dxa"/>
@@ -17400,126 +19985,126 @@
               <w:rPr>
                 <w:b/>
               </w:rPr>
-              <w:t>Wed 12/08</w:t>
+              <w:t>Fri 14/08</w:t>
             </w:r>
           </w:p>
         </w:tc>
         <w:tc>
           <w:tcPr>
             <w:tcW w:type="dxa" w:w="864"/>
-            <w:shd w:fill="F8FAFC"/>
-            <w:tcMar>
-              <w:top w:w="100" w:type="dxa"/>
-              <w:bottom w:w="100" w:type="dxa"/>
-              <w:left w:w="120" w:type="dxa"/>
-              <w:right w:w="120" w:type="dxa"/>
-            </w:tcMar>
-            <w:tcBorders>
-              <w:top w:val="single" w:sz="4" w:space="0" w:color="CCCCCC"/>
-              <w:bottom w:val="single" w:sz="4" w:space="0" w:color="CCCCCC"/>
-              <w:left w:val="single" w:sz="4" w:space="0" w:color="CCCCCC"/>
-              <w:right w:val="single" w:sz="4" w:space="0" w:color="CCCCCC"/>
-            </w:tcBorders>
-          </w:tcPr>
-          <w:p>
-            <w:pPr>
-              <w:spacing w:before="60" w:after="60" w:line="252" w:lineRule="auto"/>
-              <w:jc w:val="left"/>
-            </w:pPr>
-            <w:r/>
-            <w:r>
-              <w:t>London 15-19</w:t>
+            <w:shd w:fill="FFFFFF"/>
+            <w:tcMar>
+              <w:top w:w="100" w:type="dxa"/>
+              <w:bottom w:w="100" w:type="dxa"/>
+              <w:left w:w="120" w:type="dxa"/>
+              <w:right w:w="120" w:type="dxa"/>
+            </w:tcMar>
+            <w:tcBorders>
+              <w:top w:val="single" w:sz="4" w:space="0" w:color="CCCCCC"/>
+              <w:bottom w:val="single" w:sz="4" w:space="0" w:color="CCCCCC"/>
+              <w:left w:val="single" w:sz="4" w:space="0" w:color="CCCCCC"/>
+              <w:right w:val="single" w:sz="4" w:space="0" w:color="CCCCCC"/>
+            </w:tcBorders>
+          </w:tcPr>
+          <w:p>
+            <w:pPr>
+              <w:spacing w:before="60" w:after="60" w:line="252" w:lineRule="auto"/>
+              <w:jc w:val="left"/>
+            </w:pPr>
+            <w:r/>
+            <w:r>
+              <w:t>Asia 11-15</w:t>
             </w:r>
           </w:p>
         </w:tc>
         <w:tc>
           <w:tcPr>
             <w:tcW w:type="dxa" w:w="1440"/>
-            <w:shd w:fill="F8FAFC"/>
-            <w:tcMar>
-              <w:top w:w="100" w:type="dxa"/>
-              <w:bottom w:w="100" w:type="dxa"/>
-              <w:left w:w="120" w:type="dxa"/>
-              <w:right w:w="120" w:type="dxa"/>
-            </w:tcMar>
-            <w:tcBorders>
-              <w:top w:val="single" w:sz="4" w:space="0" w:color="CCCCCC"/>
-              <w:bottom w:val="single" w:sz="4" w:space="0" w:color="CCCCCC"/>
-              <w:left w:val="single" w:sz="4" w:space="0" w:color="CCCCCC"/>
-              <w:right w:val="single" w:sz="4" w:space="0" w:color="CCCCCC"/>
-            </w:tcBorders>
-          </w:tcPr>
-          <w:p>
-            <w:pPr>
-              <w:spacing w:before="60" w:after="60" w:line="252" w:lineRule="auto"/>
-              <w:jc w:val="left"/>
-            </w:pPr>
-            <w:r/>
-            <w:r>
-              <w:t>448.25</w:t>
+            <w:shd w:fill="FFFFFF"/>
+            <w:tcMar>
+              <w:top w:w="100" w:type="dxa"/>
+              <w:bottom w:w="100" w:type="dxa"/>
+              <w:left w:w="120" w:type="dxa"/>
+              <w:right w:w="120" w:type="dxa"/>
+            </w:tcMar>
+            <w:tcBorders>
+              <w:top w:val="single" w:sz="4" w:space="0" w:color="CCCCCC"/>
+              <w:bottom w:val="single" w:sz="4" w:space="0" w:color="CCCCCC"/>
+              <w:left w:val="single" w:sz="4" w:space="0" w:color="CCCCCC"/>
+              <w:right w:val="single" w:sz="4" w:space="0" w:color="CCCCCC"/>
+            </w:tcBorders>
+          </w:tcPr>
+          <w:p>
+            <w:pPr>
+              <w:spacing w:before="60" w:after="60" w:line="252" w:lineRule="auto"/>
+              <w:jc w:val="left"/>
+            </w:pPr>
+            <w:r/>
+            <w:r>
+              <w:t>453.75</w:t>
             </w:r>
           </w:p>
         </w:tc>
         <w:tc>
           <w:tcPr>
             <w:tcW w:type="dxa" w:w="2016"/>
-            <w:shd w:fill="F8FAFC"/>
-            <w:tcMar>
-              <w:top w:w="100" w:type="dxa"/>
-              <w:bottom w:w="100" w:type="dxa"/>
-              <w:left w:w="120" w:type="dxa"/>
-              <w:right w:w="120" w:type="dxa"/>
-            </w:tcMar>
-            <w:tcBorders>
-              <w:top w:val="single" w:sz="4" w:space="0" w:color="CCCCCC"/>
-              <w:bottom w:val="single" w:sz="4" w:space="0" w:color="CCCCCC"/>
-              <w:left w:val="single" w:sz="4" w:space="0" w:color="CCCCCC"/>
-              <w:right w:val="single" w:sz="4" w:space="0" w:color="CCCCCC"/>
-            </w:tcBorders>
-          </w:tcPr>
-          <w:p>
-            <w:pPr>
-              <w:spacing w:before="60" w:after="60" w:line="252" w:lineRule="auto"/>
-              <w:jc w:val="left"/>
-            </w:pPr>
-            <w:r/>
-            <w:r>
-              <w:t>452.25</w:t>
+            <w:shd w:fill="FFFFFF"/>
+            <w:tcMar>
+              <w:top w:w="100" w:type="dxa"/>
+              <w:bottom w:w="100" w:type="dxa"/>
+              <w:left w:w="120" w:type="dxa"/>
+              <w:right w:w="120" w:type="dxa"/>
+            </w:tcMar>
+            <w:tcBorders>
+              <w:top w:val="single" w:sz="4" w:space="0" w:color="CCCCCC"/>
+              <w:bottom w:val="single" w:sz="4" w:space="0" w:color="CCCCCC"/>
+              <w:left w:val="single" w:sz="4" w:space="0" w:color="CCCCCC"/>
+              <w:right w:val="single" w:sz="4" w:space="0" w:color="CCCCCC"/>
+            </w:tcBorders>
+          </w:tcPr>
+          <w:p>
+            <w:pPr>
+              <w:spacing w:before="60" w:after="60" w:line="252" w:lineRule="auto"/>
+              <w:jc w:val="left"/>
+            </w:pPr>
+            <w:r/>
+            <w:r>
+              <w:t>457.25</w:t>
             </w:r>
           </w:p>
         </w:tc>
         <w:tc>
           <w:tcPr>
             <w:tcW w:type="dxa" w:w="1152"/>
-            <w:shd w:fill="F8FAFC"/>
-            <w:tcMar>
-              <w:top w:w="100" w:type="dxa"/>
-              <w:bottom w:w="100" w:type="dxa"/>
-              <w:left w:w="120" w:type="dxa"/>
-              <w:right w:w="120" w:type="dxa"/>
-            </w:tcMar>
-            <w:tcBorders>
-              <w:top w:val="single" w:sz="4" w:space="0" w:color="CCCCCC"/>
-              <w:bottom w:val="single" w:sz="4" w:space="0" w:color="CCCCCC"/>
-              <w:left w:val="single" w:sz="4" w:space="0" w:color="CCCCCC"/>
-              <w:right w:val="single" w:sz="4" w:space="0" w:color="CCCCCC"/>
-            </w:tcBorders>
-          </w:tcPr>
-          <w:p>
-            <w:pPr>
-              <w:spacing w:before="60" w:after="60" w:line="252" w:lineRule="auto"/>
-              <w:jc w:val="left"/>
-            </w:pPr>
-            <w:r/>
-            <w:r>
-              <w:t>443.00</w:t>
+            <w:shd w:fill="FFFFFF"/>
+            <w:tcMar>
+              <w:top w:w="100" w:type="dxa"/>
+              <w:bottom w:w="100" w:type="dxa"/>
+              <w:left w:w="120" w:type="dxa"/>
+              <w:right w:w="120" w:type="dxa"/>
+            </w:tcMar>
+            <w:tcBorders>
+              <w:top w:val="single" w:sz="4" w:space="0" w:color="CCCCCC"/>
+              <w:bottom w:val="single" w:sz="4" w:space="0" w:color="CCCCCC"/>
+              <w:left w:val="single" w:sz="4" w:space="0" w:color="CCCCCC"/>
+              <w:right w:val="single" w:sz="4" w:space="0" w:color="CCCCCC"/>
+            </w:tcBorders>
+          </w:tcPr>
+          <w:p>
+            <w:pPr>
+              <w:spacing w:before="60" w:after="60" w:line="252" w:lineRule="auto"/>
+              <w:jc w:val="left"/>
+            </w:pPr>
+            <w:r/>
+            <w:r>
+              <w:t>450.50</w:t>
             </w:r>
           </w:p>
         </w:tc>
         <w:tc>
           <w:tcPr>
             <w:tcW w:type="dxa" w:w="1728"/>
-            <w:shd w:fill="F8FAFC"/>
+            <w:shd w:fill="FFFFFF"/>
             <w:tcMar>
               <w:top w:w="100" w:type="dxa"/>
               <w:bottom w:w="100" w:type="dxa"/>
@@ -17543,7 +20128,712 @@
               <w:rPr>
                 <w:b/>
               </w:rPr>
-              <w:t>448.75</w:t>
+              <w:t>453.50</w:t>
+            </w:r>
+          </w:p>
+        </w:tc>
+        <w:tc>
+          <w:tcPr>
+            <w:tcW w:type="dxa" w:w="3456"/>
+            <w:shd w:fill="FFFFFF"/>
+            <w:tcMar>
+              <w:top w:w="100" w:type="dxa"/>
+              <w:bottom w:w="100" w:type="dxa"/>
+              <w:left w:w="120" w:type="dxa"/>
+              <w:right w:w="120" w:type="dxa"/>
+            </w:tcMar>
+            <w:tcBorders>
+              <w:top w:val="single" w:sz="4" w:space="0" w:color="CCCCCC"/>
+              <w:bottom w:val="single" w:sz="4" w:space="0" w:color="CCCCCC"/>
+              <w:left w:val="single" w:sz="4" w:space="0" w:color="CCCCCC"/>
+              <w:right w:val="single" w:sz="4" w:space="0" w:color="CCCCCC"/>
+            </w:tcBorders>
+          </w:tcPr>
+          <w:p>
+            <w:pPr>
+              <w:spacing w:before="60" w:after="60" w:line="252" w:lineRule="auto"/>
+              <w:jc w:val="left"/>
+            </w:pPr>
+            <w:r/>
+            <w:r>
+              <w:rPr>
+                <w:b/>
+              </w:rPr>
+              <w:t>-0.25</w:t>
+            </w:r>
+          </w:p>
+        </w:tc>
+        <w:tc>
+          <w:tcPr>
+            <w:tcW w:type="dxa" w:w="1440"/>
+            <w:shd w:fill="FFFFFF"/>
+            <w:tcMar>
+              <w:top w:w="100" w:type="dxa"/>
+              <w:bottom w:w="100" w:type="dxa"/>
+              <w:left w:w="120" w:type="dxa"/>
+              <w:right w:w="120" w:type="dxa"/>
+            </w:tcMar>
+            <w:tcBorders>
+              <w:top w:val="single" w:sz="4" w:space="0" w:color="CCCCCC"/>
+              <w:bottom w:val="single" w:sz="4" w:space="0" w:color="CCCCCC"/>
+              <w:left w:val="single" w:sz="4" w:space="0" w:color="CCCCCC"/>
+              <w:right w:val="single" w:sz="4" w:space="0" w:color="CCCCCC"/>
+            </w:tcBorders>
+          </w:tcPr>
+          <w:p>
+            <w:pPr>
+              <w:spacing w:before="60" w:after="60" w:line="252" w:lineRule="auto"/>
+              <w:jc w:val="left"/>
+            </w:pPr>
+            <w:r/>
+            <w:r>
+              <w:t>BEAR</w:t>
+            </w:r>
+          </w:p>
+        </w:tc>
+      </w:tr>
+      <w:tr>
+        <w:tc>
+          <w:tcPr>
+            <w:tcW w:type="dxa" w:w="1584"/>
+            <w:shd w:fill="F8FAFC"/>
+            <w:tcMar>
+              <w:top w:w="100" w:type="dxa"/>
+              <w:bottom w:w="100" w:type="dxa"/>
+              <w:left w:w="120" w:type="dxa"/>
+              <w:right w:w="120" w:type="dxa"/>
+            </w:tcMar>
+            <w:tcBorders>
+              <w:top w:val="single" w:sz="4" w:space="0" w:color="CCCCCC"/>
+              <w:bottom w:val="single" w:sz="4" w:space="0" w:color="CCCCCC"/>
+              <w:left w:val="single" w:sz="4" w:space="0" w:color="CCCCCC"/>
+              <w:right w:val="single" w:sz="4" w:space="0" w:color="CCCCCC"/>
+            </w:tcBorders>
+          </w:tcPr>
+          <w:p>
+            <w:pPr>
+              <w:spacing w:before="60" w:after="60" w:line="252" w:lineRule="auto"/>
+              <w:jc w:val="left"/>
+            </w:pPr>
+            <w:r/>
+            <w:r>
+              <w:rPr>
+                <w:b/>
+              </w:rPr>
+              <w:t>Fri 14/08</w:t>
+            </w:r>
+          </w:p>
+        </w:tc>
+        <w:tc>
+          <w:tcPr>
+            <w:tcW w:type="dxa" w:w="864"/>
+            <w:shd w:fill="F8FAFC"/>
+            <w:tcMar>
+              <w:top w:w="100" w:type="dxa"/>
+              <w:bottom w:w="100" w:type="dxa"/>
+              <w:left w:w="120" w:type="dxa"/>
+              <w:right w:w="120" w:type="dxa"/>
+            </w:tcMar>
+            <w:tcBorders>
+              <w:top w:val="single" w:sz="4" w:space="0" w:color="CCCCCC"/>
+              <w:bottom w:val="single" w:sz="4" w:space="0" w:color="CCCCCC"/>
+              <w:left w:val="single" w:sz="4" w:space="0" w:color="CCCCCC"/>
+              <w:right w:val="single" w:sz="4" w:space="0" w:color="CCCCCC"/>
+            </w:tcBorders>
+          </w:tcPr>
+          <w:p>
+            <w:pPr>
+              <w:spacing w:before="60" w:after="60" w:line="252" w:lineRule="auto"/>
+              <w:jc w:val="left"/>
+            </w:pPr>
+            <w:r/>
+            <w:r>
+              <w:t>London 15-19</w:t>
+            </w:r>
+          </w:p>
+        </w:tc>
+        <w:tc>
+          <w:tcPr>
+            <w:tcW w:type="dxa" w:w="1440"/>
+            <w:shd w:fill="F8FAFC"/>
+            <w:tcMar>
+              <w:top w:w="100" w:type="dxa"/>
+              <w:bottom w:w="100" w:type="dxa"/>
+              <w:left w:w="120" w:type="dxa"/>
+              <w:right w:w="120" w:type="dxa"/>
+            </w:tcMar>
+            <w:tcBorders>
+              <w:top w:val="single" w:sz="4" w:space="0" w:color="CCCCCC"/>
+              <w:bottom w:val="single" w:sz="4" w:space="0" w:color="CCCCCC"/>
+              <w:left w:val="single" w:sz="4" w:space="0" w:color="CCCCCC"/>
+              <w:right w:val="single" w:sz="4" w:space="0" w:color="CCCCCC"/>
+            </w:tcBorders>
+          </w:tcPr>
+          <w:p>
+            <w:pPr>
+              <w:spacing w:before="60" w:after="60" w:line="252" w:lineRule="auto"/>
+              <w:jc w:val="left"/>
+            </w:pPr>
+            <w:r/>
+            <w:r>
+              <w:t>453.50</w:t>
+            </w:r>
+          </w:p>
+        </w:tc>
+        <w:tc>
+          <w:tcPr>
+            <w:tcW w:type="dxa" w:w="2016"/>
+            <w:shd w:fill="F8FAFC"/>
+            <w:tcMar>
+              <w:top w:w="100" w:type="dxa"/>
+              <w:bottom w:w="100" w:type="dxa"/>
+              <w:left w:w="120" w:type="dxa"/>
+              <w:right w:w="120" w:type="dxa"/>
+            </w:tcMar>
+            <w:tcBorders>
+              <w:top w:val="single" w:sz="4" w:space="0" w:color="CCCCCC"/>
+              <w:bottom w:val="single" w:sz="4" w:space="0" w:color="CCCCCC"/>
+              <w:left w:val="single" w:sz="4" w:space="0" w:color="CCCCCC"/>
+              <w:right w:val="single" w:sz="4" w:space="0" w:color="CCCCCC"/>
+            </w:tcBorders>
+          </w:tcPr>
+          <w:p>
+            <w:pPr>
+              <w:spacing w:before="60" w:after="60" w:line="252" w:lineRule="auto"/>
+              <w:jc w:val="left"/>
+            </w:pPr>
+            <w:r/>
+            <w:r>
+              <w:t>456.50</w:t>
+            </w:r>
+          </w:p>
+        </w:tc>
+        <w:tc>
+          <w:tcPr>
+            <w:tcW w:type="dxa" w:w="1152"/>
+            <w:shd w:fill="F8FAFC"/>
+            <w:tcMar>
+              <w:top w:w="100" w:type="dxa"/>
+              <w:bottom w:w="100" w:type="dxa"/>
+              <w:left w:w="120" w:type="dxa"/>
+              <w:right w:w="120" w:type="dxa"/>
+            </w:tcMar>
+            <w:tcBorders>
+              <w:top w:val="single" w:sz="4" w:space="0" w:color="CCCCCC"/>
+              <w:bottom w:val="single" w:sz="4" w:space="0" w:color="CCCCCC"/>
+              <w:left w:val="single" w:sz="4" w:space="0" w:color="CCCCCC"/>
+              <w:right w:val="single" w:sz="4" w:space="0" w:color="CCCCCC"/>
+            </w:tcBorders>
+          </w:tcPr>
+          <w:p>
+            <w:pPr>
+              <w:spacing w:before="60" w:after="60" w:line="252" w:lineRule="auto"/>
+              <w:jc w:val="left"/>
+            </w:pPr>
+            <w:r/>
+            <w:r>
+              <w:t>450.75</w:t>
+            </w:r>
+          </w:p>
+        </w:tc>
+        <w:tc>
+          <w:tcPr>
+            <w:tcW w:type="dxa" w:w="1728"/>
+            <w:shd w:fill="F8FAFC"/>
+            <w:tcMar>
+              <w:top w:w="100" w:type="dxa"/>
+              <w:bottom w:w="100" w:type="dxa"/>
+              <w:left w:w="120" w:type="dxa"/>
+              <w:right w:w="120" w:type="dxa"/>
+            </w:tcMar>
+            <w:tcBorders>
+              <w:top w:val="single" w:sz="4" w:space="0" w:color="CCCCCC"/>
+              <w:bottom w:val="single" w:sz="4" w:space="0" w:color="CCCCCC"/>
+              <w:left w:val="single" w:sz="4" w:space="0" w:color="CCCCCC"/>
+              <w:right w:val="single" w:sz="4" w:space="0" w:color="CCCCCC"/>
+            </w:tcBorders>
+          </w:tcPr>
+          <w:p>
+            <w:pPr>
+              <w:spacing w:before="60" w:after="60" w:line="252" w:lineRule="auto"/>
+              <w:jc w:val="left"/>
+            </w:pPr>
+            <w:r/>
+            <w:r>
+              <w:rPr>
+                <w:b/>
+              </w:rPr>
+              <w:t>453.75</w:t>
+            </w:r>
+          </w:p>
+        </w:tc>
+        <w:tc>
+          <w:tcPr>
+            <w:tcW w:type="dxa" w:w="3456"/>
+            <w:shd w:fill="F8FAFC"/>
+            <w:tcMar>
+              <w:top w:w="100" w:type="dxa"/>
+              <w:bottom w:w="100" w:type="dxa"/>
+              <w:left w:w="120" w:type="dxa"/>
+              <w:right w:w="120" w:type="dxa"/>
+            </w:tcMar>
+            <w:tcBorders>
+              <w:top w:val="single" w:sz="4" w:space="0" w:color="CCCCCC"/>
+              <w:bottom w:val="single" w:sz="4" w:space="0" w:color="CCCCCC"/>
+              <w:left w:val="single" w:sz="4" w:space="0" w:color="CCCCCC"/>
+              <w:right w:val="single" w:sz="4" w:space="0" w:color="CCCCCC"/>
+            </w:tcBorders>
+          </w:tcPr>
+          <w:p>
+            <w:pPr>
+              <w:spacing w:before="60" w:after="60" w:line="252" w:lineRule="auto"/>
+              <w:jc w:val="left"/>
+            </w:pPr>
+            <w:r/>
+            <w:r>
+              <w:rPr>
+                <w:b/>
+              </w:rPr>
+              <w:t>+0.25</w:t>
+            </w:r>
+          </w:p>
+        </w:tc>
+        <w:tc>
+          <w:tcPr>
+            <w:tcW w:type="dxa" w:w="1440"/>
+            <w:shd w:fill="F8FAFC"/>
+            <w:tcMar>
+              <w:top w:w="100" w:type="dxa"/>
+              <w:bottom w:w="100" w:type="dxa"/>
+              <w:left w:w="120" w:type="dxa"/>
+              <w:right w:w="120" w:type="dxa"/>
+            </w:tcMar>
+            <w:tcBorders>
+              <w:top w:val="single" w:sz="4" w:space="0" w:color="CCCCCC"/>
+              <w:bottom w:val="single" w:sz="4" w:space="0" w:color="CCCCCC"/>
+              <w:left w:val="single" w:sz="4" w:space="0" w:color="CCCCCC"/>
+              <w:right w:val="single" w:sz="4" w:space="0" w:color="CCCCCC"/>
+            </w:tcBorders>
+          </w:tcPr>
+          <w:p>
+            <w:pPr>
+              <w:spacing w:before="60" w:after="60" w:line="252" w:lineRule="auto"/>
+              <w:jc w:val="left"/>
+            </w:pPr>
+            <w:r/>
+            <w:r>
+              <w:t>BULL</w:t>
+            </w:r>
+          </w:p>
+        </w:tc>
+      </w:tr>
+      <w:tr>
+        <w:tc>
+          <w:tcPr>
+            <w:tcW w:type="dxa" w:w="1584"/>
+            <w:shd w:fill="FFFFFF"/>
+            <w:tcMar>
+              <w:top w:w="100" w:type="dxa"/>
+              <w:bottom w:w="100" w:type="dxa"/>
+              <w:left w:w="120" w:type="dxa"/>
+              <w:right w:w="120" w:type="dxa"/>
+            </w:tcMar>
+            <w:tcBorders>
+              <w:top w:val="single" w:sz="4" w:space="0" w:color="CCCCCC"/>
+              <w:bottom w:val="single" w:sz="4" w:space="0" w:color="CCCCCC"/>
+              <w:left w:val="single" w:sz="4" w:space="0" w:color="CCCCCC"/>
+              <w:right w:val="single" w:sz="4" w:space="0" w:color="CCCCCC"/>
+            </w:tcBorders>
+          </w:tcPr>
+          <w:p>
+            <w:pPr>
+              <w:spacing w:before="60" w:after="60" w:line="252" w:lineRule="auto"/>
+              <w:jc w:val="left"/>
+            </w:pPr>
+            <w:r/>
+            <w:r>
+              <w:rPr>
+                <w:b/>
+              </w:rPr>
+              <w:t>Fri 14/08</w:t>
+            </w:r>
+          </w:p>
+        </w:tc>
+        <w:tc>
+          <w:tcPr>
+            <w:tcW w:type="dxa" w:w="864"/>
+            <w:shd w:fill="FFFFFF"/>
+            <w:tcMar>
+              <w:top w:w="100" w:type="dxa"/>
+              <w:bottom w:w="100" w:type="dxa"/>
+              <w:left w:w="120" w:type="dxa"/>
+              <w:right w:w="120" w:type="dxa"/>
+            </w:tcMar>
+            <w:tcBorders>
+              <w:top w:val="single" w:sz="4" w:space="0" w:color="CCCCCC"/>
+              <w:bottom w:val="single" w:sz="4" w:space="0" w:color="CCCCCC"/>
+              <w:left w:val="single" w:sz="4" w:space="0" w:color="CCCCCC"/>
+              <w:right w:val="single" w:sz="4" w:space="0" w:color="CCCCCC"/>
+            </w:tcBorders>
+          </w:tcPr>
+          <w:p>
+            <w:pPr>
+              <w:spacing w:before="60" w:after="60" w:line="252" w:lineRule="auto"/>
+              <w:jc w:val="left"/>
+            </w:pPr>
+            <w:r/>
+            <w:r>
+              <w:t>Pre-NY 19-21</w:t>
+            </w:r>
+          </w:p>
+        </w:tc>
+        <w:tc>
+          <w:tcPr>
+            <w:tcW w:type="dxa" w:w="1440"/>
+            <w:shd w:fill="FFFFFF"/>
+            <w:tcMar>
+              <w:top w:w="100" w:type="dxa"/>
+              <w:bottom w:w="100" w:type="dxa"/>
+              <w:left w:w="120" w:type="dxa"/>
+              <w:right w:w="120" w:type="dxa"/>
+            </w:tcMar>
+            <w:tcBorders>
+              <w:top w:val="single" w:sz="4" w:space="0" w:color="CCCCCC"/>
+              <w:bottom w:val="single" w:sz="4" w:space="0" w:color="CCCCCC"/>
+              <w:left w:val="single" w:sz="4" w:space="0" w:color="CCCCCC"/>
+              <w:right w:val="single" w:sz="4" w:space="0" w:color="CCCCCC"/>
+            </w:tcBorders>
+          </w:tcPr>
+          <w:p>
+            <w:pPr>
+              <w:spacing w:before="60" w:after="60" w:line="252" w:lineRule="auto"/>
+              <w:jc w:val="left"/>
+            </w:pPr>
+            <w:r/>
+            <w:r>
+              <w:t>453.75</w:t>
+            </w:r>
+          </w:p>
+        </w:tc>
+        <w:tc>
+          <w:tcPr>
+            <w:tcW w:type="dxa" w:w="2016"/>
+            <w:shd w:fill="FFFFFF"/>
+            <w:tcMar>
+              <w:top w:w="100" w:type="dxa"/>
+              <w:bottom w:w="100" w:type="dxa"/>
+              <w:left w:w="120" w:type="dxa"/>
+              <w:right w:w="120" w:type="dxa"/>
+            </w:tcMar>
+            <w:tcBorders>
+              <w:top w:val="single" w:sz="4" w:space="0" w:color="CCCCCC"/>
+              <w:bottom w:val="single" w:sz="4" w:space="0" w:color="CCCCCC"/>
+              <w:left w:val="single" w:sz="4" w:space="0" w:color="CCCCCC"/>
+              <w:right w:val="single" w:sz="4" w:space="0" w:color="CCCCCC"/>
+            </w:tcBorders>
+          </w:tcPr>
+          <w:p>
+            <w:pPr>
+              <w:spacing w:before="60" w:after="60" w:line="252" w:lineRule="auto"/>
+              <w:jc w:val="left"/>
+            </w:pPr>
+            <w:r/>
+            <w:r>
+              <w:t>456.75</w:t>
+            </w:r>
+          </w:p>
+        </w:tc>
+        <w:tc>
+          <w:tcPr>
+            <w:tcW w:type="dxa" w:w="1152"/>
+            <w:shd w:fill="FFFFFF"/>
+            <w:tcMar>
+              <w:top w:w="100" w:type="dxa"/>
+              <w:bottom w:w="100" w:type="dxa"/>
+              <w:left w:w="120" w:type="dxa"/>
+              <w:right w:w="120" w:type="dxa"/>
+            </w:tcMar>
+            <w:tcBorders>
+              <w:top w:val="single" w:sz="4" w:space="0" w:color="CCCCCC"/>
+              <w:bottom w:val="single" w:sz="4" w:space="0" w:color="CCCCCC"/>
+              <w:left w:val="single" w:sz="4" w:space="0" w:color="CCCCCC"/>
+              <w:right w:val="single" w:sz="4" w:space="0" w:color="CCCCCC"/>
+            </w:tcBorders>
+          </w:tcPr>
+          <w:p>
+            <w:pPr>
+              <w:spacing w:before="60" w:after="60" w:line="252" w:lineRule="auto"/>
+              <w:jc w:val="left"/>
+            </w:pPr>
+            <w:r/>
+            <w:r>
+              <w:t>451.00</w:t>
+            </w:r>
+          </w:p>
+        </w:tc>
+        <w:tc>
+          <w:tcPr>
+            <w:tcW w:type="dxa" w:w="1728"/>
+            <w:shd w:fill="FFFFFF"/>
+            <w:tcMar>
+              <w:top w:w="100" w:type="dxa"/>
+              <w:bottom w:w="100" w:type="dxa"/>
+              <w:left w:w="120" w:type="dxa"/>
+              <w:right w:w="120" w:type="dxa"/>
+            </w:tcMar>
+            <w:tcBorders>
+              <w:top w:val="single" w:sz="4" w:space="0" w:color="CCCCCC"/>
+              <w:bottom w:val="single" w:sz="4" w:space="0" w:color="CCCCCC"/>
+              <w:left w:val="single" w:sz="4" w:space="0" w:color="CCCCCC"/>
+              <w:right w:val="single" w:sz="4" w:space="0" w:color="CCCCCC"/>
+            </w:tcBorders>
+          </w:tcPr>
+          <w:p>
+            <w:pPr>
+              <w:spacing w:before="60" w:after="60" w:line="252" w:lineRule="auto"/>
+              <w:jc w:val="left"/>
+            </w:pPr>
+            <w:r/>
+            <w:r>
+              <w:rPr>
+                <w:b/>
+              </w:rPr>
+              <w:t>453.75</w:t>
+            </w:r>
+          </w:p>
+        </w:tc>
+        <w:tc>
+          <w:tcPr>
+            <w:tcW w:type="dxa" w:w="3456"/>
+            <w:shd w:fill="FFFFFF"/>
+            <w:tcMar>
+              <w:top w:w="100" w:type="dxa"/>
+              <w:bottom w:w="100" w:type="dxa"/>
+              <w:left w:w="120" w:type="dxa"/>
+              <w:right w:w="120" w:type="dxa"/>
+            </w:tcMar>
+            <w:tcBorders>
+              <w:top w:val="single" w:sz="4" w:space="0" w:color="CCCCCC"/>
+              <w:bottom w:val="single" w:sz="4" w:space="0" w:color="CCCCCC"/>
+              <w:left w:val="single" w:sz="4" w:space="0" w:color="CCCCCC"/>
+              <w:right w:val="single" w:sz="4" w:space="0" w:color="CCCCCC"/>
+            </w:tcBorders>
+          </w:tcPr>
+          <w:p>
+            <w:pPr>
+              <w:spacing w:before="60" w:after="60" w:line="252" w:lineRule="auto"/>
+              <w:jc w:val="left"/>
+            </w:pPr>
+            <w:r/>
+            <w:r>
+              <w:rPr>
+                <w:b/>
+              </w:rPr>
+              <w:t>+0.00</w:t>
+            </w:r>
+          </w:p>
+        </w:tc>
+        <w:tc>
+          <w:tcPr>
+            <w:tcW w:type="dxa" w:w="1440"/>
+            <w:shd w:fill="FFFFFF"/>
+            <w:tcMar>
+              <w:top w:w="100" w:type="dxa"/>
+              <w:bottom w:w="100" w:type="dxa"/>
+              <w:left w:w="120" w:type="dxa"/>
+              <w:right w:w="120" w:type="dxa"/>
+            </w:tcMar>
+            <w:tcBorders>
+              <w:top w:val="single" w:sz="4" w:space="0" w:color="CCCCCC"/>
+              <w:bottom w:val="single" w:sz="4" w:space="0" w:color="CCCCCC"/>
+              <w:left w:val="single" w:sz="4" w:space="0" w:color="CCCCCC"/>
+              <w:right w:val="single" w:sz="4" w:space="0" w:color="CCCCCC"/>
+            </w:tcBorders>
+          </w:tcPr>
+          <w:p>
+            <w:pPr>
+              <w:spacing w:before="60" w:after="60" w:line="252" w:lineRule="auto"/>
+              <w:jc w:val="left"/>
+            </w:pPr>
+            <w:r/>
+            <w:r>
+              <w:t>BEAR</w:t>
+            </w:r>
+          </w:p>
+        </w:tc>
+      </w:tr>
+      <w:tr>
+        <w:tc>
+          <w:tcPr>
+            <w:tcW w:type="dxa" w:w="1584"/>
+            <w:shd w:fill="F8FAFC"/>
+            <w:tcMar>
+              <w:top w:w="100" w:type="dxa"/>
+              <w:bottom w:w="100" w:type="dxa"/>
+              <w:left w:w="120" w:type="dxa"/>
+              <w:right w:w="120" w:type="dxa"/>
+            </w:tcMar>
+            <w:tcBorders>
+              <w:top w:val="single" w:sz="4" w:space="0" w:color="CCCCCC"/>
+              <w:bottom w:val="single" w:sz="4" w:space="0" w:color="CCCCCC"/>
+              <w:left w:val="single" w:sz="4" w:space="0" w:color="CCCCCC"/>
+              <w:right w:val="single" w:sz="4" w:space="0" w:color="CCCCCC"/>
+            </w:tcBorders>
+          </w:tcPr>
+          <w:p>
+            <w:pPr>
+              <w:spacing w:before="60" w:after="60" w:line="252" w:lineRule="auto"/>
+              <w:jc w:val="left"/>
+            </w:pPr>
+            <w:r/>
+            <w:r>
+              <w:rPr>
+                <w:b/>
+              </w:rPr>
+              <w:t>Fri 14/08</w:t>
+            </w:r>
+          </w:p>
+        </w:tc>
+        <w:tc>
+          <w:tcPr>
+            <w:tcW w:type="dxa" w:w="864"/>
+            <w:shd w:fill="F8FAFC"/>
+            <w:tcMar>
+              <w:top w:w="100" w:type="dxa"/>
+              <w:bottom w:w="100" w:type="dxa"/>
+              <w:left w:w="120" w:type="dxa"/>
+              <w:right w:w="120" w:type="dxa"/>
+            </w:tcMar>
+            <w:tcBorders>
+              <w:top w:val="single" w:sz="4" w:space="0" w:color="CCCCCC"/>
+              <w:bottom w:val="single" w:sz="4" w:space="0" w:color="CCCCCC"/>
+              <w:left w:val="single" w:sz="4" w:space="0" w:color="CCCCCC"/>
+              <w:right w:val="single" w:sz="4" w:space="0" w:color="CCCCCC"/>
+            </w:tcBorders>
+          </w:tcPr>
+          <w:p>
+            <w:pPr>
+              <w:spacing w:before="60" w:after="60" w:line="252" w:lineRule="auto"/>
+              <w:jc w:val="left"/>
+            </w:pPr>
+            <w:r/>
+            <w:r>
+              <w:t>NY Open 21-23</w:t>
+            </w:r>
+          </w:p>
+        </w:tc>
+        <w:tc>
+          <w:tcPr>
+            <w:tcW w:type="dxa" w:w="1440"/>
+            <w:shd w:fill="F8FAFC"/>
+            <w:tcMar>
+              <w:top w:w="100" w:type="dxa"/>
+              <w:bottom w:w="100" w:type="dxa"/>
+              <w:left w:w="120" w:type="dxa"/>
+              <w:right w:w="120" w:type="dxa"/>
+            </w:tcMar>
+            <w:tcBorders>
+              <w:top w:val="single" w:sz="4" w:space="0" w:color="CCCCCC"/>
+              <w:bottom w:val="single" w:sz="4" w:space="0" w:color="CCCCCC"/>
+              <w:left w:val="single" w:sz="4" w:space="0" w:color="CCCCCC"/>
+              <w:right w:val="single" w:sz="4" w:space="0" w:color="CCCCCC"/>
+            </w:tcBorders>
+          </w:tcPr>
+          <w:p>
+            <w:pPr>
+              <w:spacing w:before="60" w:after="60" w:line="252" w:lineRule="auto"/>
+              <w:jc w:val="left"/>
+            </w:pPr>
+            <w:r/>
+            <w:r>
+              <w:t>453.75</w:t>
+            </w:r>
+          </w:p>
+        </w:tc>
+        <w:tc>
+          <w:tcPr>
+            <w:tcW w:type="dxa" w:w="2016"/>
+            <w:shd w:fill="F8FAFC"/>
+            <w:tcMar>
+              <w:top w:w="100" w:type="dxa"/>
+              <w:bottom w:w="100" w:type="dxa"/>
+              <w:left w:w="120" w:type="dxa"/>
+              <w:right w:w="120" w:type="dxa"/>
+            </w:tcMar>
+            <w:tcBorders>
+              <w:top w:val="single" w:sz="4" w:space="0" w:color="CCCCCC"/>
+              <w:bottom w:val="single" w:sz="4" w:space="0" w:color="CCCCCC"/>
+              <w:left w:val="single" w:sz="4" w:space="0" w:color="CCCCCC"/>
+              <w:right w:val="single" w:sz="4" w:space="0" w:color="CCCCCC"/>
+            </w:tcBorders>
+          </w:tcPr>
+          <w:p>
+            <w:pPr>
+              <w:spacing w:before="60" w:after="60" w:line="252" w:lineRule="auto"/>
+              <w:jc w:val="left"/>
+            </w:pPr>
+            <w:r/>
+            <w:r>
+              <w:t>457.75</w:t>
+            </w:r>
+          </w:p>
+        </w:tc>
+        <w:tc>
+          <w:tcPr>
+            <w:tcW w:type="dxa" w:w="1152"/>
+            <w:shd w:fill="F8FAFC"/>
+            <w:tcMar>
+              <w:top w:w="100" w:type="dxa"/>
+              <w:bottom w:w="100" w:type="dxa"/>
+              <w:left w:w="120" w:type="dxa"/>
+              <w:right w:w="120" w:type="dxa"/>
+            </w:tcMar>
+            <w:tcBorders>
+              <w:top w:val="single" w:sz="4" w:space="0" w:color="CCCCCC"/>
+              <w:bottom w:val="single" w:sz="4" w:space="0" w:color="CCCCCC"/>
+              <w:left w:val="single" w:sz="4" w:space="0" w:color="CCCCCC"/>
+              <w:right w:val="single" w:sz="4" w:space="0" w:color="CCCCCC"/>
+            </w:tcBorders>
+          </w:tcPr>
+          <w:p>
+            <w:pPr>
+              <w:spacing w:before="60" w:after="60" w:line="252" w:lineRule="auto"/>
+              <w:jc w:val="left"/>
+            </w:pPr>
+            <w:r/>
+            <w:r>
+              <w:t>450.25</w:t>
+            </w:r>
+          </w:p>
+        </w:tc>
+        <w:tc>
+          <w:tcPr>
+            <w:tcW w:type="dxa" w:w="1728"/>
+            <w:shd w:fill="F8FAFC"/>
+            <w:tcMar>
+              <w:top w:w="100" w:type="dxa"/>
+              <w:bottom w:w="100" w:type="dxa"/>
+              <w:left w:w="120" w:type="dxa"/>
+              <w:right w:w="120" w:type="dxa"/>
+            </w:tcMar>
+            <w:tcBorders>
+              <w:top w:val="single" w:sz="4" w:space="0" w:color="CCCCCC"/>
+              <w:bottom w:val="single" w:sz="4" w:space="0" w:color="CCCCCC"/>
+              <w:left w:val="single" w:sz="4" w:space="0" w:color="CCCCCC"/>
+              <w:right w:val="single" w:sz="4" w:space="0" w:color="CCCCCC"/>
+            </w:tcBorders>
+          </w:tcPr>
+          <w:p>
+            <w:pPr>
+              <w:spacing w:before="60" w:after="60" w:line="252" w:lineRule="auto"/>
+              <w:jc w:val="left"/>
+            </w:pPr>
+            <w:r/>
+            <w:r>
+              <w:rPr>
+                <w:b/>
+              </w:rPr>
+              <w:t>454.25</w:t>
             </w:r>
           </w:p>
         </w:tc>
@@ -17635,7 +20925,7 @@
               <w:rPr>
                 <w:b/>
               </w:rPr>
-              <w:t>Wed 12/08</w:t>
+              <w:t>Fri 14/08</w:t>
             </w:r>
           </w:p>
         </w:tc>
@@ -17663,7 +20953,7 @@
             </w:pPr>
             <w:r/>
             <w:r>
-              <w:t>Pre-NY 19-21</w:t>
+              <w:t>NY Close 23-01</w:t>
             </w:r>
           </w:p>
         </w:tc>
@@ -17691,7 +20981,7 @@
             </w:pPr>
             <w:r/>
             <w:r>
-              <w:t>448.75</w:t>
+              <w:t>454.25</w:t>
             </w:r>
           </w:p>
         </w:tc>
@@ -17719,7 +21009,7 @@
             </w:pPr>
             <w:r/>
             <w:r>
-              <w:t>453.50</w:t>
+              <w:t>458.25</w:t>
             </w:r>
           </w:p>
         </w:tc>
@@ -17747,7 +21037,7 @@
             </w:pPr>
             <w:r/>
             <w:r>
-              <w:t>441.75</w:t>
+              <w:t>452.50</w:t>
             </w:r>
           </w:p>
         </w:tc>
@@ -17778,3297 +21068,7 @@
               <w:rPr>
                 <w:b/>
               </w:rPr>
-              <w:t>450.75</w:t>
-            </w:r>
-          </w:p>
-        </w:tc>
-        <w:tc>
-          <w:tcPr>
-            <w:tcW w:type="dxa" w:w="3456"/>
-            <w:shd w:fill="FFFFFF"/>
-            <w:tcMar>
-              <w:top w:w="100" w:type="dxa"/>
-              <w:bottom w:w="100" w:type="dxa"/>
-              <w:left w:w="120" w:type="dxa"/>
-              <w:right w:w="120" w:type="dxa"/>
-            </w:tcMar>
-            <w:tcBorders>
-              <w:top w:val="single" w:sz="4" w:space="0" w:color="CCCCCC"/>
-              <w:bottom w:val="single" w:sz="4" w:space="0" w:color="CCCCCC"/>
-              <w:left w:val="single" w:sz="4" w:space="0" w:color="CCCCCC"/>
-              <w:right w:val="single" w:sz="4" w:space="0" w:color="CCCCCC"/>
-            </w:tcBorders>
-          </w:tcPr>
-          <w:p>
-            <w:pPr>
-              <w:spacing w:before="60" w:after="60" w:line="252" w:lineRule="auto"/>
-              <w:jc w:val="left"/>
-            </w:pPr>
-            <w:r/>
-            <w:r>
-              <w:rPr>
-                <w:b/>
-              </w:rPr>
-              <w:t>+2.00</w:t>
-            </w:r>
-          </w:p>
-        </w:tc>
-        <w:tc>
-          <w:tcPr>
-            <w:tcW w:type="dxa" w:w="1440"/>
-            <w:shd w:fill="FFFFFF"/>
-            <w:tcMar>
-              <w:top w:w="100" w:type="dxa"/>
-              <w:bottom w:w="100" w:type="dxa"/>
-              <w:left w:w="120" w:type="dxa"/>
-              <w:right w:w="120" w:type="dxa"/>
-            </w:tcMar>
-            <w:tcBorders>
-              <w:top w:val="single" w:sz="4" w:space="0" w:color="CCCCCC"/>
-              <w:bottom w:val="single" w:sz="4" w:space="0" w:color="CCCCCC"/>
-              <w:left w:val="single" w:sz="4" w:space="0" w:color="CCCCCC"/>
-              <w:right w:val="single" w:sz="4" w:space="0" w:color="CCCCCC"/>
-            </w:tcBorders>
-          </w:tcPr>
-          <w:p>
-            <w:pPr>
-              <w:spacing w:before="60" w:after="60" w:line="252" w:lineRule="auto"/>
-              <w:jc w:val="left"/>
-            </w:pPr>
-            <w:r/>
-            <w:r>
-              <w:t>BULL</w:t>
-            </w:r>
-          </w:p>
-        </w:tc>
-      </w:tr>
-      <w:tr>
-        <w:tc>
-          <w:tcPr>
-            <w:tcW w:type="dxa" w:w="1584"/>
-            <w:shd w:fill="F8FAFC"/>
-            <w:tcMar>
-              <w:top w:w="100" w:type="dxa"/>
-              <w:bottom w:w="100" w:type="dxa"/>
-              <w:left w:w="120" w:type="dxa"/>
-              <w:right w:w="120" w:type="dxa"/>
-            </w:tcMar>
-            <w:tcBorders>
-              <w:top w:val="single" w:sz="4" w:space="0" w:color="CCCCCC"/>
-              <w:bottom w:val="single" w:sz="4" w:space="0" w:color="CCCCCC"/>
-              <w:left w:val="single" w:sz="4" w:space="0" w:color="CCCCCC"/>
-              <w:right w:val="single" w:sz="4" w:space="0" w:color="CCCCCC"/>
-            </w:tcBorders>
-          </w:tcPr>
-          <w:p>
-            <w:pPr>
-              <w:spacing w:before="60" w:after="60" w:line="252" w:lineRule="auto"/>
-              <w:jc w:val="left"/>
-            </w:pPr>
-            <w:r/>
-            <w:r>
-              <w:rPr>
-                <w:b/>
-              </w:rPr>
-              <w:t>Wed 12/08</w:t>
-            </w:r>
-          </w:p>
-        </w:tc>
-        <w:tc>
-          <w:tcPr>
-            <w:tcW w:type="dxa" w:w="864"/>
-            <w:shd w:fill="F8FAFC"/>
-            <w:tcMar>
-              <w:top w:w="100" w:type="dxa"/>
-              <w:bottom w:w="100" w:type="dxa"/>
-              <w:left w:w="120" w:type="dxa"/>
-              <w:right w:w="120" w:type="dxa"/>
-            </w:tcMar>
-            <w:tcBorders>
-              <w:top w:val="single" w:sz="4" w:space="0" w:color="CCCCCC"/>
-              <w:bottom w:val="single" w:sz="4" w:space="0" w:color="CCCCCC"/>
-              <w:left w:val="single" w:sz="4" w:space="0" w:color="CCCCCC"/>
-              <w:right w:val="single" w:sz="4" w:space="0" w:color="CCCCCC"/>
-            </w:tcBorders>
-          </w:tcPr>
-          <w:p>
-            <w:pPr>
-              <w:spacing w:before="60" w:after="60" w:line="252" w:lineRule="auto"/>
-              <w:jc w:val="left"/>
-            </w:pPr>
-            <w:r/>
-            <w:r>
-              <w:t>NY Open 21-23</w:t>
-            </w:r>
-          </w:p>
-        </w:tc>
-        <w:tc>
-          <w:tcPr>
-            <w:tcW w:type="dxa" w:w="1440"/>
-            <w:shd w:fill="F8FAFC"/>
-            <w:tcMar>
-              <w:top w:w="100" w:type="dxa"/>
-              <w:bottom w:w="100" w:type="dxa"/>
-              <w:left w:w="120" w:type="dxa"/>
-              <w:right w:w="120" w:type="dxa"/>
-            </w:tcMar>
-            <w:tcBorders>
-              <w:top w:val="single" w:sz="4" w:space="0" w:color="CCCCCC"/>
-              <w:bottom w:val="single" w:sz="4" w:space="0" w:color="CCCCCC"/>
-              <w:left w:val="single" w:sz="4" w:space="0" w:color="CCCCCC"/>
-              <w:right w:val="single" w:sz="4" w:space="0" w:color="CCCCCC"/>
-            </w:tcBorders>
-          </w:tcPr>
-          <w:p>
-            <w:pPr>
-              <w:spacing w:before="60" w:after="60" w:line="252" w:lineRule="auto"/>
-              <w:jc w:val="left"/>
-            </w:pPr>
-            <w:r/>
-            <w:r>
-              <w:t>450.75</w:t>
-            </w:r>
-          </w:p>
-        </w:tc>
-        <w:tc>
-          <w:tcPr>
-            <w:tcW w:type="dxa" w:w="2016"/>
-            <w:shd w:fill="F8FAFC"/>
-            <w:tcMar>
-              <w:top w:w="100" w:type="dxa"/>
-              <w:bottom w:w="100" w:type="dxa"/>
-              <w:left w:w="120" w:type="dxa"/>
-              <w:right w:w="120" w:type="dxa"/>
-            </w:tcMar>
-            <w:tcBorders>
-              <w:top w:val="single" w:sz="4" w:space="0" w:color="CCCCCC"/>
-              <w:bottom w:val="single" w:sz="4" w:space="0" w:color="CCCCCC"/>
-              <w:left w:val="single" w:sz="4" w:space="0" w:color="CCCCCC"/>
-              <w:right w:val="single" w:sz="4" w:space="0" w:color="CCCCCC"/>
-            </w:tcBorders>
-          </w:tcPr>
-          <w:p>
-            <w:pPr>
-              <w:spacing w:before="60" w:after="60" w:line="252" w:lineRule="auto"/>
-              <w:jc w:val="left"/>
-            </w:pPr>
-            <w:r/>
-            <w:r>
-              <w:t>458.75</w:t>
-            </w:r>
-          </w:p>
-        </w:tc>
-        <w:tc>
-          <w:tcPr>
-            <w:tcW w:type="dxa" w:w="1152"/>
-            <w:shd w:fill="F8FAFC"/>
-            <w:tcMar>
-              <w:top w:w="100" w:type="dxa"/>
-              <w:bottom w:w="100" w:type="dxa"/>
-              <w:left w:w="120" w:type="dxa"/>
-              <w:right w:w="120" w:type="dxa"/>
-            </w:tcMar>
-            <w:tcBorders>
-              <w:top w:val="single" w:sz="4" w:space="0" w:color="CCCCCC"/>
-              <w:bottom w:val="single" w:sz="4" w:space="0" w:color="CCCCCC"/>
-              <w:left w:val="single" w:sz="4" w:space="0" w:color="CCCCCC"/>
-              <w:right w:val="single" w:sz="4" w:space="0" w:color="CCCCCC"/>
-            </w:tcBorders>
-          </w:tcPr>
-          <w:p>
-            <w:pPr>
-              <w:spacing w:before="60" w:after="60" w:line="252" w:lineRule="auto"/>
-              <w:jc w:val="left"/>
-            </w:pPr>
-            <w:r/>
-            <w:r>
-              <w:t>443.75</w:t>
-            </w:r>
-          </w:p>
-        </w:tc>
-        <w:tc>
-          <w:tcPr>
-            <w:tcW w:type="dxa" w:w="1728"/>
-            <w:shd w:fill="F8FAFC"/>
-            <w:tcMar>
-              <w:top w:w="100" w:type="dxa"/>
-              <w:bottom w:w="100" w:type="dxa"/>
-              <w:left w:w="120" w:type="dxa"/>
-              <w:right w:w="120" w:type="dxa"/>
-            </w:tcMar>
-            <w:tcBorders>
-              <w:top w:val="single" w:sz="4" w:space="0" w:color="CCCCCC"/>
-              <w:bottom w:val="single" w:sz="4" w:space="0" w:color="CCCCCC"/>
-              <w:left w:val="single" w:sz="4" w:space="0" w:color="CCCCCC"/>
-              <w:right w:val="single" w:sz="4" w:space="0" w:color="CCCCCC"/>
-            </w:tcBorders>
-          </w:tcPr>
-          <w:p>
-            <w:pPr>
-              <w:spacing w:before="60" w:after="60" w:line="252" w:lineRule="auto"/>
-              <w:jc w:val="left"/>
-            </w:pPr>
-            <w:r/>
-            <w:r>
-              <w:rPr>
-                <w:b/>
-              </w:rPr>
-              <w:t>452.25</w:t>
-            </w:r>
-          </w:p>
-        </w:tc>
-        <w:tc>
-          <w:tcPr>
-            <w:tcW w:type="dxa" w:w="3456"/>
-            <w:shd w:fill="F8FAFC"/>
-            <w:tcMar>
-              <w:top w:w="100" w:type="dxa"/>
-              <w:bottom w:w="100" w:type="dxa"/>
-              <w:left w:w="120" w:type="dxa"/>
-              <w:right w:w="120" w:type="dxa"/>
-            </w:tcMar>
-            <w:tcBorders>
-              <w:top w:val="single" w:sz="4" w:space="0" w:color="CCCCCC"/>
-              <w:bottom w:val="single" w:sz="4" w:space="0" w:color="CCCCCC"/>
-              <w:left w:val="single" w:sz="4" w:space="0" w:color="CCCCCC"/>
-              <w:right w:val="single" w:sz="4" w:space="0" w:color="CCCCCC"/>
-            </w:tcBorders>
-          </w:tcPr>
-          <w:p>
-            <w:pPr>
-              <w:spacing w:before="60" w:after="60" w:line="252" w:lineRule="auto"/>
-              <w:jc w:val="left"/>
-            </w:pPr>
-            <w:r/>
-            <w:r>
-              <w:rPr>
-                <w:b/>
-              </w:rPr>
-              <w:t>+1.50</w:t>
-            </w:r>
-          </w:p>
-        </w:tc>
-        <w:tc>
-          <w:tcPr>
-            <w:tcW w:type="dxa" w:w="1440"/>
-            <w:shd w:fill="F8FAFC"/>
-            <w:tcMar>
-              <w:top w:w="100" w:type="dxa"/>
-              <w:bottom w:w="100" w:type="dxa"/>
-              <w:left w:w="120" w:type="dxa"/>
-              <w:right w:w="120" w:type="dxa"/>
-            </w:tcMar>
-            <w:tcBorders>
-              <w:top w:val="single" w:sz="4" w:space="0" w:color="CCCCCC"/>
-              <w:bottom w:val="single" w:sz="4" w:space="0" w:color="CCCCCC"/>
-              <w:left w:val="single" w:sz="4" w:space="0" w:color="CCCCCC"/>
-              <w:right w:val="single" w:sz="4" w:space="0" w:color="CCCCCC"/>
-            </w:tcBorders>
-          </w:tcPr>
-          <w:p>
-            <w:pPr>
-              <w:spacing w:before="60" w:after="60" w:line="252" w:lineRule="auto"/>
-              <w:jc w:val="left"/>
-            </w:pPr>
-            <w:r/>
-            <w:r>
-              <w:t>BULL</w:t>
-            </w:r>
-          </w:p>
-        </w:tc>
-      </w:tr>
-      <w:tr>
-        <w:tc>
-          <w:tcPr>
-            <w:tcW w:type="dxa" w:w="1584"/>
-            <w:shd w:fill="FFFFFF"/>
-            <w:tcMar>
-              <w:top w:w="100" w:type="dxa"/>
-              <w:bottom w:w="100" w:type="dxa"/>
-              <w:left w:w="120" w:type="dxa"/>
-              <w:right w:w="120" w:type="dxa"/>
-            </w:tcMar>
-            <w:tcBorders>
-              <w:top w:val="single" w:sz="4" w:space="0" w:color="CCCCCC"/>
-              <w:bottom w:val="single" w:sz="4" w:space="0" w:color="CCCCCC"/>
-              <w:left w:val="single" w:sz="4" w:space="0" w:color="CCCCCC"/>
-              <w:right w:val="single" w:sz="4" w:space="0" w:color="CCCCCC"/>
-            </w:tcBorders>
-          </w:tcPr>
-          <w:p>
-            <w:pPr>
-              <w:spacing w:before="60" w:after="60" w:line="252" w:lineRule="auto"/>
-              <w:jc w:val="left"/>
-            </w:pPr>
-            <w:r/>
-            <w:r>
-              <w:rPr>
-                <w:b/>
-              </w:rPr>
-              <w:t>Wed 12/08</w:t>
-            </w:r>
-          </w:p>
-        </w:tc>
-        <w:tc>
-          <w:tcPr>
-            <w:tcW w:type="dxa" w:w="864"/>
-            <w:shd w:fill="FFFFFF"/>
-            <w:tcMar>
-              <w:top w:w="100" w:type="dxa"/>
-              <w:bottom w:w="100" w:type="dxa"/>
-              <w:left w:w="120" w:type="dxa"/>
-              <w:right w:w="120" w:type="dxa"/>
-            </w:tcMar>
-            <w:tcBorders>
-              <w:top w:val="single" w:sz="4" w:space="0" w:color="CCCCCC"/>
-              <w:bottom w:val="single" w:sz="4" w:space="0" w:color="CCCCCC"/>
-              <w:left w:val="single" w:sz="4" w:space="0" w:color="CCCCCC"/>
-              <w:right w:val="single" w:sz="4" w:space="0" w:color="CCCCCC"/>
-            </w:tcBorders>
-          </w:tcPr>
-          <w:p>
-            <w:pPr>
-              <w:spacing w:before="60" w:after="60" w:line="252" w:lineRule="auto"/>
-              <w:jc w:val="left"/>
-            </w:pPr>
-            <w:r/>
-            <w:r>
-              <w:t>NY Close 23-01</w:t>
-            </w:r>
-          </w:p>
-        </w:tc>
-        <w:tc>
-          <w:tcPr>
-            <w:tcW w:type="dxa" w:w="1440"/>
-            <w:shd w:fill="FFFFFF"/>
-            <w:tcMar>
-              <w:top w:w="100" w:type="dxa"/>
-              <w:bottom w:w="100" w:type="dxa"/>
-              <w:left w:w="120" w:type="dxa"/>
-              <w:right w:w="120" w:type="dxa"/>
-            </w:tcMar>
-            <w:tcBorders>
-              <w:top w:val="single" w:sz="4" w:space="0" w:color="CCCCCC"/>
-              <w:bottom w:val="single" w:sz="4" w:space="0" w:color="CCCCCC"/>
-              <w:left w:val="single" w:sz="4" w:space="0" w:color="CCCCCC"/>
-              <w:right w:val="single" w:sz="4" w:space="0" w:color="CCCCCC"/>
-            </w:tcBorders>
-          </w:tcPr>
-          <w:p>
-            <w:pPr>
-              <w:spacing w:before="60" w:after="60" w:line="252" w:lineRule="auto"/>
-              <w:jc w:val="left"/>
-            </w:pPr>
-            <w:r/>
-            <w:r>
-              <w:t>452.25</w:t>
-            </w:r>
-          </w:p>
-        </w:tc>
-        <w:tc>
-          <w:tcPr>
-            <w:tcW w:type="dxa" w:w="2016"/>
-            <w:shd w:fill="FFFFFF"/>
-            <w:tcMar>
-              <w:top w:w="100" w:type="dxa"/>
-              <w:bottom w:w="100" w:type="dxa"/>
-              <w:left w:w="120" w:type="dxa"/>
-              <w:right w:w="120" w:type="dxa"/>
-            </w:tcMar>
-            <w:tcBorders>
-              <w:top w:val="single" w:sz="4" w:space="0" w:color="CCCCCC"/>
-              <w:bottom w:val="single" w:sz="4" w:space="0" w:color="CCCCCC"/>
-              <w:left w:val="single" w:sz="4" w:space="0" w:color="CCCCCC"/>
-              <w:right w:val="single" w:sz="4" w:space="0" w:color="CCCCCC"/>
-            </w:tcBorders>
-          </w:tcPr>
-          <w:p>
-            <w:pPr>
-              <w:spacing w:before="60" w:after="60" w:line="252" w:lineRule="auto"/>
-              <w:jc w:val="left"/>
-            </w:pPr>
-            <w:r/>
-            <w:r>
-              <w:t>456.75</w:t>
-            </w:r>
-          </w:p>
-        </w:tc>
-        <w:tc>
-          <w:tcPr>
-            <w:tcW w:type="dxa" w:w="1152"/>
-            <w:shd w:fill="FFFFFF"/>
-            <w:tcMar>
-              <w:top w:w="100" w:type="dxa"/>
-              <w:bottom w:w="100" w:type="dxa"/>
-              <w:left w:w="120" w:type="dxa"/>
-              <w:right w:w="120" w:type="dxa"/>
-            </w:tcMar>
-            <w:tcBorders>
-              <w:top w:val="single" w:sz="4" w:space="0" w:color="CCCCCC"/>
-              <w:bottom w:val="single" w:sz="4" w:space="0" w:color="CCCCCC"/>
-              <w:left w:val="single" w:sz="4" w:space="0" w:color="CCCCCC"/>
-              <w:right w:val="single" w:sz="4" w:space="0" w:color="CCCCCC"/>
-            </w:tcBorders>
-          </w:tcPr>
-          <w:p>
-            <w:pPr>
-              <w:spacing w:before="60" w:after="60" w:line="252" w:lineRule="auto"/>
-              <w:jc w:val="left"/>
-            </w:pPr>
-            <w:r/>
-            <w:r>
-              <w:t>448.00</w:t>
-            </w:r>
-          </w:p>
-        </w:tc>
-        <w:tc>
-          <w:tcPr>
-            <w:tcW w:type="dxa" w:w="1728"/>
-            <w:shd w:fill="FFFFFF"/>
-            <w:tcMar>
-              <w:top w:w="100" w:type="dxa"/>
-              <w:bottom w:w="100" w:type="dxa"/>
-              <w:left w:w="120" w:type="dxa"/>
-              <w:right w:w="120" w:type="dxa"/>
-            </w:tcMar>
-            <w:tcBorders>
-              <w:top w:val="single" w:sz="4" w:space="0" w:color="CCCCCC"/>
-              <w:bottom w:val="single" w:sz="4" w:space="0" w:color="CCCCCC"/>
-              <w:left w:val="single" w:sz="4" w:space="0" w:color="CCCCCC"/>
-              <w:right w:val="single" w:sz="4" w:space="0" w:color="CCCCCC"/>
-            </w:tcBorders>
-          </w:tcPr>
-          <w:p>
-            <w:pPr>
-              <w:spacing w:before="60" w:after="60" w:line="252" w:lineRule="auto"/>
-              <w:jc w:val="left"/>
-            </w:pPr>
-            <w:r/>
-            <w:r>
-              <w:rPr>
-                <w:b/>
-              </w:rPr>
-              <w:t>451.75</w:t>
-            </w:r>
-          </w:p>
-        </w:tc>
-        <w:tc>
-          <w:tcPr>
-            <w:tcW w:type="dxa" w:w="3456"/>
-            <w:shd w:fill="FFFFFF"/>
-            <w:tcMar>
-              <w:top w:w="100" w:type="dxa"/>
-              <w:bottom w:w="100" w:type="dxa"/>
-              <w:left w:w="120" w:type="dxa"/>
-              <w:right w:w="120" w:type="dxa"/>
-            </w:tcMar>
-            <w:tcBorders>
-              <w:top w:val="single" w:sz="4" w:space="0" w:color="CCCCCC"/>
-              <w:bottom w:val="single" w:sz="4" w:space="0" w:color="CCCCCC"/>
-              <w:left w:val="single" w:sz="4" w:space="0" w:color="CCCCCC"/>
-              <w:right w:val="single" w:sz="4" w:space="0" w:color="CCCCCC"/>
-            </w:tcBorders>
-          </w:tcPr>
-          <w:p>
-            <w:pPr>
-              <w:spacing w:before="60" w:after="60" w:line="252" w:lineRule="auto"/>
-              <w:jc w:val="left"/>
-            </w:pPr>
-            <w:r/>
-            <w:r>
-              <w:rPr>
-                <w:b/>
-              </w:rPr>
-              <w:t>-0.50</w:t>
-            </w:r>
-          </w:p>
-        </w:tc>
-        <w:tc>
-          <w:tcPr>
-            <w:tcW w:type="dxa" w:w="1440"/>
-            <w:shd w:fill="FFFFFF"/>
-            <w:tcMar>
-              <w:top w:w="100" w:type="dxa"/>
-              <w:bottom w:w="100" w:type="dxa"/>
-              <w:left w:w="120" w:type="dxa"/>
-              <w:right w:w="120" w:type="dxa"/>
-            </w:tcMar>
-            <w:tcBorders>
-              <w:top w:val="single" w:sz="4" w:space="0" w:color="CCCCCC"/>
-              <w:bottom w:val="single" w:sz="4" w:space="0" w:color="CCCCCC"/>
-              <w:left w:val="single" w:sz="4" w:space="0" w:color="CCCCCC"/>
-              <w:right w:val="single" w:sz="4" w:space="0" w:color="CCCCCC"/>
-            </w:tcBorders>
-          </w:tcPr>
-          <w:p>
-            <w:pPr>
-              <w:spacing w:before="60" w:after="60" w:line="252" w:lineRule="auto"/>
-              <w:jc w:val="left"/>
-            </w:pPr>
-            <w:r/>
-            <w:r>
-              <w:t>BEAR</w:t>
-            </w:r>
-          </w:p>
-        </w:tc>
-      </w:tr>
-      <w:tr>
-        <w:tc>
-          <w:tcPr>
-            <w:tcW w:type="dxa" w:w="1584"/>
-            <w:shd w:fill="F8FAFC"/>
-            <w:tcMar>
-              <w:top w:w="100" w:type="dxa"/>
-              <w:bottom w:w="100" w:type="dxa"/>
-              <w:left w:w="120" w:type="dxa"/>
-              <w:right w:w="120" w:type="dxa"/>
-            </w:tcMar>
-            <w:tcBorders>
-              <w:top w:val="single" w:sz="4" w:space="0" w:color="CCCCCC"/>
-              <w:bottom w:val="single" w:sz="4" w:space="0" w:color="CCCCCC"/>
-              <w:left w:val="single" w:sz="4" w:space="0" w:color="CCCCCC"/>
-              <w:right w:val="single" w:sz="4" w:space="0" w:color="CCCCCC"/>
-            </w:tcBorders>
-          </w:tcPr>
-          <w:p>
-            <w:pPr>
-              <w:spacing w:before="60" w:after="60" w:line="252" w:lineRule="auto"/>
-              <w:jc w:val="left"/>
-            </w:pPr>
-            <w:r/>
-            <w:r>
-              <w:rPr>
-                <w:b/>
-              </w:rPr>
-              <w:t>Thu 13/08</w:t>
-            </w:r>
-          </w:p>
-        </w:tc>
-        <w:tc>
-          <w:tcPr>
-            <w:tcW w:type="dxa" w:w="864"/>
-            <w:shd w:fill="F8FAFC"/>
-            <w:tcMar>
-              <w:top w:w="100" w:type="dxa"/>
-              <w:bottom w:w="100" w:type="dxa"/>
-              <w:left w:w="120" w:type="dxa"/>
-              <w:right w:w="120" w:type="dxa"/>
-            </w:tcMar>
-            <w:tcBorders>
-              <w:top w:val="single" w:sz="4" w:space="0" w:color="CCCCCC"/>
-              <w:bottom w:val="single" w:sz="4" w:space="0" w:color="CCCCCC"/>
-              <w:left w:val="single" w:sz="4" w:space="0" w:color="CCCCCC"/>
-              <w:right w:val="single" w:sz="4" w:space="0" w:color="CCCCCC"/>
-            </w:tcBorders>
-          </w:tcPr>
-          <w:p>
-            <w:pPr>
-              <w:spacing w:before="60" w:after="60" w:line="252" w:lineRule="auto"/>
-              <w:jc w:val="left"/>
-            </w:pPr>
-            <w:r/>
-            <w:r>
-              <w:t>Asia 07-11</w:t>
-            </w:r>
-          </w:p>
-        </w:tc>
-        <w:tc>
-          <w:tcPr>
-            <w:tcW w:type="dxa" w:w="1440"/>
-            <w:shd w:fill="F8FAFC"/>
-            <w:tcMar>
-              <w:top w:w="100" w:type="dxa"/>
-              <w:bottom w:w="100" w:type="dxa"/>
-              <w:left w:w="120" w:type="dxa"/>
-              <w:right w:w="120" w:type="dxa"/>
-            </w:tcMar>
-            <w:tcBorders>
-              <w:top w:val="single" w:sz="4" w:space="0" w:color="CCCCCC"/>
-              <w:bottom w:val="single" w:sz="4" w:space="0" w:color="CCCCCC"/>
-              <w:left w:val="single" w:sz="4" w:space="0" w:color="CCCCCC"/>
-              <w:right w:val="single" w:sz="4" w:space="0" w:color="CCCCCC"/>
-            </w:tcBorders>
-          </w:tcPr>
-          <w:p>
-            <w:pPr>
-              <w:spacing w:before="60" w:after="60" w:line="252" w:lineRule="auto"/>
-              <w:jc w:val="left"/>
-            </w:pPr>
-            <w:r/>
-            <w:r>
-              <w:t>451.75</w:t>
-            </w:r>
-          </w:p>
-        </w:tc>
-        <w:tc>
-          <w:tcPr>
-            <w:tcW w:type="dxa" w:w="2016"/>
-            <w:shd w:fill="F8FAFC"/>
-            <w:tcMar>
-              <w:top w:w="100" w:type="dxa"/>
-              <w:bottom w:w="100" w:type="dxa"/>
-              <w:left w:w="120" w:type="dxa"/>
-              <w:right w:w="120" w:type="dxa"/>
-            </w:tcMar>
-            <w:tcBorders>
-              <w:top w:val="single" w:sz="4" w:space="0" w:color="CCCCCC"/>
-              <w:bottom w:val="single" w:sz="4" w:space="0" w:color="CCCCCC"/>
-              <w:left w:val="single" w:sz="4" w:space="0" w:color="CCCCCC"/>
-              <w:right w:val="single" w:sz="4" w:space="0" w:color="CCCCCC"/>
-            </w:tcBorders>
-          </w:tcPr>
-          <w:p>
-            <w:pPr>
-              <w:spacing w:before="60" w:after="60" w:line="252" w:lineRule="auto"/>
-              <w:jc w:val="left"/>
-            </w:pPr>
-            <w:r/>
-            <w:r>
               <w:t>454.00</w:t>
-            </w:r>
-          </w:p>
-        </w:tc>
-        <w:tc>
-          <w:tcPr>
-            <w:tcW w:type="dxa" w:w="1152"/>
-            <w:shd w:fill="F8FAFC"/>
-            <w:tcMar>
-              <w:top w:w="100" w:type="dxa"/>
-              <w:bottom w:w="100" w:type="dxa"/>
-              <w:left w:w="120" w:type="dxa"/>
-              <w:right w:w="120" w:type="dxa"/>
-            </w:tcMar>
-            <w:tcBorders>
-              <w:top w:val="single" w:sz="4" w:space="0" w:color="CCCCCC"/>
-              <w:bottom w:val="single" w:sz="4" w:space="0" w:color="CCCCCC"/>
-              <w:left w:val="single" w:sz="4" w:space="0" w:color="CCCCCC"/>
-              <w:right w:val="single" w:sz="4" w:space="0" w:color="CCCCCC"/>
-            </w:tcBorders>
-          </w:tcPr>
-          <w:p>
-            <w:pPr>
-              <w:spacing w:before="60" w:after="60" w:line="252" w:lineRule="auto"/>
-              <w:jc w:val="left"/>
-            </w:pPr>
-            <w:r/>
-            <w:r>
-              <w:t>449.00</w:t>
-            </w:r>
-          </w:p>
-        </w:tc>
-        <w:tc>
-          <w:tcPr>
-            <w:tcW w:type="dxa" w:w="1728"/>
-            <w:shd w:fill="F8FAFC"/>
-            <w:tcMar>
-              <w:top w:w="100" w:type="dxa"/>
-              <w:bottom w:w="100" w:type="dxa"/>
-              <w:left w:w="120" w:type="dxa"/>
-              <w:right w:w="120" w:type="dxa"/>
-            </w:tcMar>
-            <w:tcBorders>
-              <w:top w:val="single" w:sz="4" w:space="0" w:color="CCCCCC"/>
-              <w:bottom w:val="single" w:sz="4" w:space="0" w:color="CCCCCC"/>
-              <w:left w:val="single" w:sz="4" w:space="0" w:color="CCCCCC"/>
-              <w:right w:val="single" w:sz="4" w:space="0" w:color="CCCCCC"/>
-            </w:tcBorders>
-          </w:tcPr>
-          <w:p>
-            <w:pPr>
-              <w:spacing w:before="60" w:after="60" w:line="252" w:lineRule="auto"/>
-              <w:jc w:val="left"/>
-            </w:pPr>
-            <w:r/>
-            <w:r>
-              <w:rPr>
-                <w:b/>
-              </w:rPr>
-              <w:t>451.50</w:t>
-            </w:r>
-          </w:p>
-        </w:tc>
-        <w:tc>
-          <w:tcPr>
-            <w:tcW w:type="dxa" w:w="3456"/>
-            <w:shd w:fill="F8FAFC"/>
-            <w:tcMar>
-              <w:top w:w="100" w:type="dxa"/>
-              <w:bottom w:w="100" w:type="dxa"/>
-              <w:left w:w="120" w:type="dxa"/>
-              <w:right w:w="120" w:type="dxa"/>
-            </w:tcMar>
-            <w:tcBorders>
-              <w:top w:val="single" w:sz="4" w:space="0" w:color="CCCCCC"/>
-              <w:bottom w:val="single" w:sz="4" w:space="0" w:color="CCCCCC"/>
-              <w:left w:val="single" w:sz="4" w:space="0" w:color="CCCCCC"/>
-              <w:right w:val="single" w:sz="4" w:space="0" w:color="CCCCCC"/>
-            </w:tcBorders>
-          </w:tcPr>
-          <w:p>
-            <w:pPr>
-              <w:spacing w:before="60" w:after="60" w:line="252" w:lineRule="auto"/>
-              <w:jc w:val="left"/>
-            </w:pPr>
-            <w:r/>
-            <w:r>
-              <w:rPr>
-                <w:b/>
-              </w:rPr>
-              <w:t>-0.25</w:t>
-            </w:r>
-          </w:p>
-        </w:tc>
-        <w:tc>
-          <w:tcPr>
-            <w:tcW w:type="dxa" w:w="1440"/>
-            <w:shd w:fill="F8FAFC"/>
-            <w:tcMar>
-              <w:top w:w="100" w:type="dxa"/>
-              <w:bottom w:w="100" w:type="dxa"/>
-              <w:left w:w="120" w:type="dxa"/>
-              <w:right w:w="120" w:type="dxa"/>
-            </w:tcMar>
-            <w:tcBorders>
-              <w:top w:val="single" w:sz="4" w:space="0" w:color="CCCCCC"/>
-              <w:bottom w:val="single" w:sz="4" w:space="0" w:color="CCCCCC"/>
-              <w:left w:val="single" w:sz="4" w:space="0" w:color="CCCCCC"/>
-              <w:right w:val="single" w:sz="4" w:space="0" w:color="CCCCCC"/>
-            </w:tcBorders>
-          </w:tcPr>
-          <w:p>
-            <w:pPr>
-              <w:spacing w:before="60" w:after="60" w:line="252" w:lineRule="auto"/>
-              <w:jc w:val="left"/>
-            </w:pPr>
-            <w:r/>
-            <w:r>
-              <w:t>BEAR</w:t>
-            </w:r>
-          </w:p>
-        </w:tc>
-      </w:tr>
-      <w:tr>
-        <w:tc>
-          <w:tcPr>
-            <w:tcW w:type="dxa" w:w="1584"/>
-            <w:shd w:fill="FFFFFF"/>
-            <w:tcMar>
-              <w:top w:w="100" w:type="dxa"/>
-              <w:bottom w:w="100" w:type="dxa"/>
-              <w:left w:w="120" w:type="dxa"/>
-              <w:right w:w="120" w:type="dxa"/>
-            </w:tcMar>
-            <w:tcBorders>
-              <w:top w:val="single" w:sz="4" w:space="0" w:color="CCCCCC"/>
-              <w:bottom w:val="single" w:sz="4" w:space="0" w:color="CCCCCC"/>
-              <w:left w:val="single" w:sz="4" w:space="0" w:color="CCCCCC"/>
-              <w:right w:val="single" w:sz="4" w:space="0" w:color="CCCCCC"/>
-            </w:tcBorders>
-          </w:tcPr>
-          <w:p>
-            <w:pPr>
-              <w:spacing w:before="60" w:after="60" w:line="252" w:lineRule="auto"/>
-              <w:jc w:val="left"/>
-            </w:pPr>
-            <w:r/>
-            <w:r>
-              <w:rPr>
-                <w:b/>
-              </w:rPr>
-              <w:t>Thu 13/08</w:t>
-            </w:r>
-          </w:p>
-        </w:tc>
-        <w:tc>
-          <w:tcPr>
-            <w:tcW w:type="dxa" w:w="864"/>
-            <w:shd w:fill="FFFFFF"/>
-            <w:tcMar>
-              <w:top w:w="100" w:type="dxa"/>
-              <w:bottom w:w="100" w:type="dxa"/>
-              <w:left w:w="120" w:type="dxa"/>
-              <w:right w:w="120" w:type="dxa"/>
-            </w:tcMar>
-            <w:tcBorders>
-              <w:top w:val="single" w:sz="4" w:space="0" w:color="CCCCCC"/>
-              <w:bottom w:val="single" w:sz="4" w:space="0" w:color="CCCCCC"/>
-              <w:left w:val="single" w:sz="4" w:space="0" w:color="CCCCCC"/>
-              <w:right w:val="single" w:sz="4" w:space="0" w:color="CCCCCC"/>
-            </w:tcBorders>
-          </w:tcPr>
-          <w:p>
-            <w:pPr>
-              <w:spacing w:before="60" w:after="60" w:line="252" w:lineRule="auto"/>
-              <w:jc w:val="left"/>
-            </w:pPr>
-            <w:r/>
-            <w:r>
-              <w:t>Asia 11-15</w:t>
-            </w:r>
-          </w:p>
-        </w:tc>
-        <w:tc>
-          <w:tcPr>
-            <w:tcW w:type="dxa" w:w="1440"/>
-            <w:shd w:fill="FFFFFF"/>
-            <w:tcMar>
-              <w:top w:w="100" w:type="dxa"/>
-              <w:bottom w:w="100" w:type="dxa"/>
-              <w:left w:w="120" w:type="dxa"/>
-              <w:right w:w="120" w:type="dxa"/>
-            </w:tcMar>
-            <w:tcBorders>
-              <w:top w:val="single" w:sz="4" w:space="0" w:color="CCCCCC"/>
-              <w:bottom w:val="single" w:sz="4" w:space="0" w:color="CCCCCC"/>
-              <w:left w:val="single" w:sz="4" w:space="0" w:color="CCCCCC"/>
-              <w:right w:val="single" w:sz="4" w:space="0" w:color="CCCCCC"/>
-            </w:tcBorders>
-          </w:tcPr>
-          <w:p>
-            <w:pPr>
-              <w:spacing w:before="60" w:after="60" w:line="252" w:lineRule="auto"/>
-              <w:jc w:val="left"/>
-            </w:pPr>
-            <w:r/>
-            <w:r>
-              <w:t>451.50</w:t>
-            </w:r>
-          </w:p>
-        </w:tc>
-        <w:tc>
-          <w:tcPr>
-            <w:tcW w:type="dxa" w:w="2016"/>
-            <w:shd w:fill="FFFFFF"/>
-            <w:tcMar>
-              <w:top w:w="100" w:type="dxa"/>
-              <w:bottom w:w="100" w:type="dxa"/>
-              <w:left w:w="120" w:type="dxa"/>
-              <w:right w:w="120" w:type="dxa"/>
-            </w:tcMar>
-            <w:tcBorders>
-              <w:top w:val="single" w:sz="4" w:space="0" w:color="CCCCCC"/>
-              <w:bottom w:val="single" w:sz="4" w:space="0" w:color="CCCCCC"/>
-              <w:left w:val="single" w:sz="4" w:space="0" w:color="CCCCCC"/>
-              <w:right w:val="single" w:sz="4" w:space="0" w:color="CCCCCC"/>
-            </w:tcBorders>
-          </w:tcPr>
-          <w:p>
-            <w:pPr>
-              <w:spacing w:before="60" w:after="60" w:line="252" w:lineRule="auto"/>
-              <w:jc w:val="left"/>
-            </w:pPr>
-            <w:r/>
-            <w:r>
-              <w:t>453.50</w:t>
-            </w:r>
-          </w:p>
-        </w:tc>
-        <w:tc>
-          <w:tcPr>
-            <w:tcW w:type="dxa" w:w="1152"/>
-            <w:shd w:fill="FFFFFF"/>
-            <w:tcMar>
-              <w:top w:w="100" w:type="dxa"/>
-              <w:bottom w:w="100" w:type="dxa"/>
-              <w:left w:w="120" w:type="dxa"/>
-              <w:right w:w="120" w:type="dxa"/>
-            </w:tcMar>
-            <w:tcBorders>
-              <w:top w:val="single" w:sz="4" w:space="0" w:color="CCCCCC"/>
-              <w:bottom w:val="single" w:sz="4" w:space="0" w:color="CCCCCC"/>
-              <w:left w:val="single" w:sz="4" w:space="0" w:color="CCCCCC"/>
-              <w:right w:val="single" w:sz="4" w:space="0" w:color="CCCCCC"/>
-            </w:tcBorders>
-          </w:tcPr>
-          <w:p>
-            <w:pPr>
-              <w:spacing w:before="60" w:after="60" w:line="252" w:lineRule="auto"/>
-              <w:jc w:val="left"/>
-            </w:pPr>
-            <w:r/>
-            <w:r>
-              <w:t>447.00</w:t>
-            </w:r>
-          </w:p>
-        </w:tc>
-        <w:tc>
-          <w:tcPr>
-            <w:tcW w:type="dxa" w:w="1728"/>
-            <w:shd w:fill="FFFFFF"/>
-            <w:tcMar>
-              <w:top w:w="100" w:type="dxa"/>
-              <w:bottom w:w="100" w:type="dxa"/>
-              <w:left w:w="120" w:type="dxa"/>
-              <w:right w:w="120" w:type="dxa"/>
-            </w:tcMar>
-            <w:tcBorders>
-              <w:top w:val="single" w:sz="4" w:space="0" w:color="CCCCCC"/>
-              <w:bottom w:val="single" w:sz="4" w:space="0" w:color="CCCCCC"/>
-              <w:left w:val="single" w:sz="4" w:space="0" w:color="CCCCCC"/>
-              <w:right w:val="single" w:sz="4" w:space="0" w:color="CCCCCC"/>
-            </w:tcBorders>
-          </w:tcPr>
-          <w:p>
-            <w:pPr>
-              <w:spacing w:before="60" w:after="60" w:line="252" w:lineRule="auto"/>
-              <w:jc w:val="left"/>
-            </w:pPr>
-            <w:r/>
-            <w:r>
-              <w:rPr>
-                <w:b/>
-              </w:rPr>
-              <w:t>451.75</w:t>
-            </w:r>
-          </w:p>
-        </w:tc>
-        <w:tc>
-          <w:tcPr>
-            <w:tcW w:type="dxa" w:w="3456"/>
-            <w:shd w:fill="FFFFFF"/>
-            <w:tcMar>
-              <w:top w:w="100" w:type="dxa"/>
-              <w:bottom w:w="100" w:type="dxa"/>
-              <w:left w:w="120" w:type="dxa"/>
-              <w:right w:w="120" w:type="dxa"/>
-            </w:tcMar>
-            <w:tcBorders>
-              <w:top w:val="single" w:sz="4" w:space="0" w:color="CCCCCC"/>
-              <w:bottom w:val="single" w:sz="4" w:space="0" w:color="CCCCCC"/>
-              <w:left w:val="single" w:sz="4" w:space="0" w:color="CCCCCC"/>
-              <w:right w:val="single" w:sz="4" w:space="0" w:color="CCCCCC"/>
-            </w:tcBorders>
-          </w:tcPr>
-          <w:p>
-            <w:pPr>
-              <w:spacing w:before="60" w:after="60" w:line="252" w:lineRule="auto"/>
-              <w:jc w:val="left"/>
-            </w:pPr>
-            <w:r/>
-            <w:r>
-              <w:rPr>
-                <w:b/>
-              </w:rPr>
-              <w:t>+0.25</w:t>
-            </w:r>
-          </w:p>
-        </w:tc>
-        <w:tc>
-          <w:tcPr>
-            <w:tcW w:type="dxa" w:w="1440"/>
-            <w:shd w:fill="FFFFFF"/>
-            <w:tcMar>
-              <w:top w:w="100" w:type="dxa"/>
-              <w:bottom w:w="100" w:type="dxa"/>
-              <w:left w:w="120" w:type="dxa"/>
-              <w:right w:w="120" w:type="dxa"/>
-            </w:tcMar>
-            <w:tcBorders>
-              <w:top w:val="single" w:sz="4" w:space="0" w:color="CCCCCC"/>
-              <w:bottom w:val="single" w:sz="4" w:space="0" w:color="CCCCCC"/>
-              <w:left w:val="single" w:sz="4" w:space="0" w:color="CCCCCC"/>
-              <w:right w:val="single" w:sz="4" w:space="0" w:color="CCCCCC"/>
-            </w:tcBorders>
-          </w:tcPr>
-          <w:p>
-            <w:pPr>
-              <w:spacing w:before="60" w:after="60" w:line="252" w:lineRule="auto"/>
-              <w:jc w:val="left"/>
-            </w:pPr>
-            <w:r/>
-            <w:r>
-              <w:t>BULL</w:t>
-            </w:r>
-          </w:p>
-        </w:tc>
-      </w:tr>
-      <w:tr>
-        <w:tc>
-          <w:tcPr>
-            <w:tcW w:type="dxa" w:w="1584"/>
-            <w:shd w:fill="F8FAFC"/>
-            <w:tcMar>
-              <w:top w:w="100" w:type="dxa"/>
-              <w:bottom w:w="100" w:type="dxa"/>
-              <w:left w:w="120" w:type="dxa"/>
-              <w:right w:w="120" w:type="dxa"/>
-            </w:tcMar>
-            <w:tcBorders>
-              <w:top w:val="single" w:sz="4" w:space="0" w:color="CCCCCC"/>
-              <w:bottom w:val="single" w:sz="4" w:space="0" w:color="CCCCCC"/>
-              <w:left w:val="single" w:sz="4" w:space="0" w:color="CCCCCC"/>
-              <w:right w:val="single" w:sz="4" w:space="0" w:color="CCCCCC"/>
-            </w:tcBorders>
-          </w:tcPr>
-          <w:p>
-            <w:pPr>
-              <w:spacing w:before="60" w:after="60" w:line="252" w:lineRule="auto"/>
-              <w:jc w:val="left"/>
-            </w:pPr>
-            <w:r/>
-            <w:r>
-              <w:rPr>
-                <w:b/>
-              </w:rPr>
-              <w:t>Thu 13/08</w:t>
-            </w:r>
-          </w:p>
-        </w:tc>
-        <w:tc>
-          <w:tcPr>
-            <w:tcW w:type="dxa" w:w="864"/>
-            <w:shd w:fill="F8FAFC"/>
-            <w:tcMar>
-              <w:top w:w="100" w:type="dxa"/>
-              <w:bottom w:w="100" w:type="dxa"/>
-              <w:left w:w="120" w:type="dxa"/>
-              <w:right w:w="120" w:type="dxa"/>
-            </w:tcMar>
-            <w:tcBorders>
-              <w:top w:val="single" w:sz="4" w:space="0" w:color="CCCCCC"/>
-              <w:bottom w:val="single" w:sz="4" w:space="0" w:color="CCCCCC"/>
-              <w:left w:val="single" w:sz="4" w:space="0" w:color="CCCCCC"/>
-              <w:right w:val="single" w:sz="4" w:space="0" w:color="CCCCCC"/>
-            </w:tcBorders>
-          </w:tcPr>
-          <w:p>
-            <w:pPr>
-              <w:spacing w:before="60" w:after="60" w:line="252" w:lineRule="auto"/>
-              <w:jc w:val="left"/>
-            </w:pPr>
-            <w:r/>
-            <w:r>
-              <w:t>London 15-19</w:t>
-            </w:r>
-          </w:p>
-        </w:tc>
-        <w:tc>
-          <w:tcPr>
-            <w:tcW w:type="dxa" w:w="1440"/>
-            <w:shd w:fill="F8FAFC"/>
-            <w:tcMar>
-              <w:top w:w="100" w:type="dxa"/>
-              <w:bottom w:w="100" w:type="dxa"/>
-              <w:left w:w="120" w:type="dxa"/>
-              <w:right w:w="120" w:type="dxa"/>
-            </w:tcMar>
-            <w:tcBorders>
-              <w:top w:val="single" w:sz="4" w:space="0" w:color="CCCCCC"/>
-              <w:bottom w:val="single" w:sz="4" w:space="0" w:color="CCCCCC"/>
-              <w:left w:val="single" w:sz="4" w:space="0" w:color="CCCCCC"/>
-              <w:right w:val="single" w:sz="4" w:space="0" w:color="CCCCCC"/>
-            </w:tcBorders>
-          </w:tcPr>
-          <w:p>
-            <w:pPr>
-              <w:spacing w:before="60" w:after="60" w:line="252" w:lineRule="auto"/>
-              <w:jc w:val="left"/>
-            </w:pPr>
-            <w:r/>
-            <w:r>
-              <w:t>451.75</w:t>
-            </w:r>
-          </w:p>
-        </w:tc>
-        <w:tc>
-          <w:tcPr>
-            <w:tcW w:type="dxa" w:w="2016"/>
-            <w:shd w:fill="F8FAFC"/>
-            <w:tcMar>
-              <w:top w:w="100" w:type="dxa"/>
-              <w:bottom w:w="100" w:type="dxa"/>
-              <w:left w:w="120" w:type="dxa"/>
-              <w:right w:w="120" w:type="dxa"/>
-            </w:tcMar>
-            <w:tcBorders>
-              <w:top w:val="single" w:sz="4" w:space="0" w:color="CCCCCC"/>
-              <w:bottom w:val="single" w:sz="4" w:space="0" w:color="CCCCCC"/>
-              <w:left w:val="single" w:sz="4" w:space="0" w:color="CCCCCC"/>
-              <w:right w:val="single" w:sz="4" w:space="0" w:color="CCCCCC"/>
-            </w:tcBorders>
-          </w:tcPr>
-          <w:p>
-            <w:pPr>
-              <w:spacing w:before="60" w:after="60" w:line="252" w:lineRule="auto"/>
-              <w:jc w:val="left"/>
-            </w:pPr>
-            <w:r/>
-            <w:r>
-              <w:t>455.50</w:t>
-            </w:r>
-          </w:p>
-        </w:tc>
-        <w:tc>
-          <w:tcPr>
-            <w:tcW w:type="dxa" w:w="1152"/>
-            <w:shd w:fill="F8FAFC"/>
-            <w:tcMar>
-              <w:top w:w="100" w:type="dxa"/>
-              <w:bottom w:w="100" w:type="dxa"/>
-              <w:left w:w="120" w:type="dxa"/>
-              <w:right w:w="120" w:type="dxa"/>
-            </w:tcMar>
-            <w:tcBorders>
-              <w:top w:val="single" w:sz="4" w:space="0" w:color="CCCCCC"/>
-              <w:bottom w:val="single" w:sz="4" w:space="0" w:color="CCCCCC"/>
-              <w:left w:val="single" w:sz="4" w:space="0" w:color="CCCCCC"/>
-              <w:right w:val="single" w:sz="4" w:space="0" w:color="CCCCCC"/>
-            </w:tcBorders>
-          </w:tcPr>
-          <w:p>
-            <w:pPr>
-              <w:spacing w:before="60" w:after="60" w:line="252" w:lineRule="auto"/>
-              <w:jc w:val="left"/>
-            </w:pPr>
-            <w:r/>
-            <w:r>
-              <w:t>449.00</w:t>
-            </w:r>
-          </w:p>
-        </w:tc>
-        <w:tc>
-          <w:tcPr>
-            <w:tcW w:type="dxa" w:w="1728"/>
-            <w:shd w:fill="F8FAFC"/>
-            <w:tcMar>
-              <w:top w:w="100" w:type="dxa"/>
-              <w:bottom w:w="100" w:type="dxa"/>
-              <w:left w:w="120" w:type="dxa"/>
-              <w:right w:w="120" w:type="dxa"/>
-            </w:tcMar>
-            <w:tcBorders>
-              <w:top w:val="single" w:sz="4" w:space="0" w:color="CCCCCC"/>
-              <w:bottom w:val="single" w:sz="4" w:space="0" w:color="CCCCCC"/>
-              <w:left w:val="single" w:sz="4" w:space="0" w:color="CCCCCC"/>
-              <w:right w:val="single" w:sz="4" w:space="0" w:color="CCCCCC"/>
-            </w:tcBorders>
-          </w:tcPr>
-          <w:p>
-            <w:pPr>
-              <w:spacing w:before="60" w:after="60" w:line="252" w:lineRule="auto"/>
-              <w:jc w:val="left"/>
-            </w:pPr>
-            <w:r/>
-            <w:r>
-              <w:rPr>
-                <w:b/>
-              </w:rPr>
-              <w:t>452.25</w:t>
-            </w:r>
-          </w:p>
-        </w:tc>
-        <w:tc>
-          <w:tcPr>
-            <w:tcW w:type="dxa" w:w="3456"/>
-            <w:shd w:fill="F8FAFC"/>
-            <w:tcMar>
-              <w:top w:w="100" w:type="dxa"/>
-              <w:bottom w:w="100" w:type="dxa"/>
-              <w:left w:w="120" w:type="dxa"/>
-              <w:right w:w="120" w:type="dxa"/>
-            </w:tcMar>
-            <w:tcBorders>
-              <w:top w:val="single" w:sz="4" w:space="0" w:color="CCCCCC"/>
-              <w:bottom w:val="single" w:sz="4" w:space="0" w:color="CCCCCC"/>
-              <w:left w:val="single" w:sz="4" w:space="0" w:color="CCCCCC"/>
-              <w:right w:val="single" w:sz="4" w:space="0" w:color="CCCCCC"/>
-            </w:tcBorders>
-          </w:tcPr>
-          <w:p>
-            <w:pPr>
-              <w:spacing w:before="60" w:after="60" w:line="252" w:lineRule="auto"/>
-              <w:jc w:val="left"/>
-            </w:pPr>
-            <w:r/>
-            <w:r>
-              <w:rPr>
-                <w:b/>
-              </w:rPr>
-              <w:t>+0.50</w:t>
-            </w:r>
-          </w:p>
-        </w:tc>
-        <w:tc>
-          <w:tcPr>
-            <w:tcW w:type="dxa" w:w="1440"/>
-            <w:shd w:fill="F8FAFC"/>
-            <w:tcMar>
-              <w:top w:w="100" w:type="dxa"/>
-              <w:bottom w:w="100" w:type="dxa"/>
-              <w:left w:w="120" w:type="dxa"/>
-              <w:right w:w="120" w:type="dxa"/>
-            </w:tcMar>
-            <w:tcBorders>
-              <w:top w:val="single" w:sz="4" w:space="0" w:color="CCCCCC"/>
-              <w:bottom w:val="single" w:sz="4" w:space="0" w:color="CCCCCC"/>
-              <w:left w:val="single" w:sz="4" w:space="0" w:color="CCCCCC"/>
-              <w:right w:val="single" w:sz="4" w:space="0" w:color="CCCCCC"/>
-            </w:tcBorders>
-          </w:tcPr>
-          <w:p>
-            <w:pPr>
-              <w:spacing w:before="60" w:after="60" w:line="252" w:lineRule="auto"/>
-              <w:jc w:val="left"/>
-            </w:pPr>
-            <w:r/>
-            <w:r>
-              <w:t>BULL</w:t>
-            </w:r>
-          </w:p>
-        </w:tc>
-      </w:tr>
-      <w:tr>
-        <w:tc>
-          <w:tcPr>
-            <w:tcW w:type="dxa" w:w="1584"/>
-            <w:shd w:fill="FFFFFF"/>
-            <w:tcMar>
-              <w:top w:w="100" w:type="dxa"/>
-              <w:bottom w:w="100" w:type="dxa"/>
-              <w:left w:w="120" w:type="dxa"/>
-              <w:right w:w="120" w:type="dxa"/>
-            </w:tcMar>
-            <w:tcBorders>
-              <w:top w:val="single" w:sz="4" w:space="0" w:color="CCCCCC"/>
-              <w:bottom w:val="single" w:sz="4" w:space="0" w:color="CCCCCC"/>
-              <w:left w:val="single" w:sz="4" w:space="0" w:color="CCCCCC"/>
-              <w:right w:val="single" w:sz="4" w:space="0" w:color="CCCCCC"/>
-            </w:tcBorders>
-          </w:tcPr>
-          <w:p>
-            <w:pPr>
-              <w:spacing w:before="60" w:after="60" w:line="252" w:lineRule="auto"/>
-              <w:jc w:val="left"/>
-            </w:pPr>
-            <w:r/>
-            <w:r>
-              <w:rPr>
-                <w:b/>
-              </w:rPr>
-              <w:t>Thu 13/08</w:t>
-            </w:r>
-          </w:p>
-        </w:tc>
-        <w:tc>
-          <w:tcPr>
-            <w:tcW w:type="dxa" w:w="864"/>
-            <w:shd w:fill="FFFFFF"/>
-            <w:tcMar>
-              <w:top w:w="100" w:type="dxa"/>
-              <w:bottom w:w="100" w:type="dxa"/>
-              <w:left w:w="120" w:type="dxa"/>
-              <w:right w:w="120" w:type="dxa"/>
-            </w:tcMar>
-            <w:tcBorders>
-              <w:top w:val="single" w:sz="4" w:space="0" w:color="CCCCCC"/>
-              <w:bottom w:val="single" w:sz="4" w:space="0" w:color="CCCCCC"/>
-              <w:left w:val="single" w:sz="4" w:space="0" w:color="CCCCCC"/>
-              <w:right w:val="single" w:sz="4" w:space="0" w:color="CCCCCC"/>
-            </w:tcBorders>
-          </w:tcPr>
-          <w:p>
-            <w:pPr>
-              <w:spacing w:before="60" w:after="60" w:line="252" w:lineRule="auto"/>
-              <w:jc w:val="left"/>
-            </w:pPr>
-            <w:r/>
-            <w:r>
-              <w:t>Pre-NY 19-21</w:t>
-            </w:r>
-          </w:p>
-        </w:tc>
-        <w:tc>
-          <w:tcPr>
-            <w:tcW w:type="dxa" w:w="1440"/>
-            <w:shd w:fill="FFFFFF"/>
-            <w:tcMar>
-              <w:top w:w="100" w:type="dxa"/>
-              <w:bottom w:w="100" w:type="dxa"/>
-              <w:left w:w="120" w:type="dxa"/>
-              <w:right w:w="120" w:type="dxa"/>
-            </w:tcMar>
-            <w:tcBorders>
-              <w:top w:val="single" w:sz="4" w:space="0" w:color="CCCCCC"/>
-              <w:bottom w:val="single" w:sz="4" w:space="0" w:color="CCCCCC"/>
-              <w:left w:val="single" w:sz="4" w:space="0" w:color="CCCCCC"/>
-              <w:right w:val="single" w:sz="4" w:space="0" w:color="CCCCCC"/>
-            </w:tcBorders>
-          </w:tcPr>
-          <w:p>
-            <w:pPr>
-              <w:spacing w:before="60" w:after="60" w:line="252" w:lineRule="auto"/>
-              <w:jc w:val="left"/>
-            </w:pPr>
-            <w:r/>
-            <w:r>
-              <w:t>452.25</w:t>
-            </w:r>
-          </w:p>
-        </w:tc>
-        <w:tc>
-          <w:tcPr>
-            <w:tcW w:type="dxa" w:w="2016"/>
-            <w:shd w:fill="FFFFFF"/>
-            <w:tcMar>
-              <w:top w:w="100" w:type="dxa"/>
-              <w:bottom w:w="100" w:type="dxa"/>
-              <w:left w:w="120" w:type="dxa"/>
-              <w:right w:w="120" w:type="dxa"/>
-            </w:tcMar>
-            <w:tcBorders>
-              <w:top w:val="single" w:sz="4" w:space="0" w:color="CCCCCC"/>
-              <w:bottom w:val="single" w:sz="4" w:space="0" w:color="CCCCCC"/>
-              <w:left w:val="single" w:sz="4" w:space="0" w:color="CCCCCC"/>
-              <w:right w:val="single" w:sz="4" w:space="0" w:color="CCCCCC"/>
-            </w:tcBorders>
-          </w:tcPr>
-          <w:p>
-            <w:pPr>
-              <w:spacing w:before="60" w:after="60" w:line="252" w:lineRule="auto"/>
-              <w:jc w:val="left"/>
-            </w:pPr>
-            <w:r/>
-            <w:r>
-              <w:t>455.25</w:t>
-            </w:r>
-          </w:p>
-        </w:tc>
-        <w:tc>
-          <w:tcPr>
-            <w:tcW w:type="dxa" w:w="1152"/>
-            <w:shd w:fill="FFFFFF"/>
-            <w:tcMar>
-              <w:top w:w="100" w:type="dxa"/>
-              <w:bottom w:w="100" w:type="dxa"/>
-              <w:left w:w="120" w:type="dxa"/>
-              <w:right w:w="120" w:type="dxa"/>
-            </w:tcMar>
-            <w:tcBorders>
-              <w:top w:val="single" w:sz="4" w:space="0" w:color="CCCCCC"/>
-              <w:bottom w:val="single" w:sz="4" w:space="0" w:color="CCCCCC"/>
-              <w:left w:val="single" w:sz="4" w:space="0" w:color="CCCCCC"/>
-              <w:right w:val="single" w:sz="4" w:space="0" w:color="CCCCCC"/>
-            </w:tcBorders>
-          </w:tcPr>
-          <w:p>
-            <w:pPr>
-              <w:spacing w:before="60" w:after="60" w:line="252" w:lineRule="auto"/>
-              <w:jc w:val="left"/>
-            </w:pPr>
-            <w:r/>
-            <w:r>
-              <w:t>447.75</w:t>
-            </w:r>
-          </w:p>
-        </w:tc>
-        <w:tc>
-          <w:tcPr>
-            <w:tcW w:type="dxa" w:w="1728"/>
-            <w:shd w:fill="FFFFFF"/>
-            <w:tcMar>
-              <w:top w:w="100" w:type="dxa"/>
-              <w:bottom w:w="100" w:type="dxa"/>
-              <w:left w:w="120" w:type="dxa"/>
-              <w:right w:w="120" w:type="dxa"/>
-            </w:tcMar>
-            <w:tcBorders>
-              <w:top w:val="single" w:sz="4" w:space="0" w:color="CCCCCC"/>
-              <w:bottom w:val="single" w:sz="4" w:space="0" w:color="CCCCCC"/>
-              <w:left w:val="single" w:sz="4" w:space="0" w:color="CCCCCC"/>
-              <w:right w:val="single" w:sz="4" w:space="0" w:color="CCCCCC"/>
-            </w:tcBorders>
-          </w:tcPr>
-          <w:p>
-            <w:pPr>
-              <w:spacing w:before="60" w:after="60" w:line="252" w:lineRule="auto"/>
-              <w:jc w:val="left"/>
-            </w:pPr>
-            <w:r/>
-            <w:r>
-              <w:rPr>
-                <w:b/>
-              </w:rPr>
-              <w:t>452.50</w:t>
-            </w:r>
-          </w:p>
-        </w:tc>
-        <w:tc>
-          <w:tcPr>
-            <w:tcW w:type="dxa" w:w="3456"/>
-            <w:shd w:fill="FFFFFF"/>
-            <w:tcMar>
-              <w:top w:w="100" w:type="dxa"/>
-              <w:bottom w:w="100" w:type="dxa"/>
-              <w:left w:w="120" w:type="dxa"/>
-              <w:right w:w="120" w:type="dxa"/>
-            </w:tcMar>
-            <w:tcBorders>
-              <w:top w:val="single" w:sz="4" w:space="0" w:color="CCCCCC"/>
-              <w:bottom w:val="single" w:sz="4" w:space="0" w:color="CCCCCC"/>
-              <w:left w:val="single" w:sz="4" w:space="0" w:color="CCCCCC"/>
-              <w:right w:val="single" w:sz="4" w:space="0" w:color="CCCCCC"/>
-            </w:tcBorders>
-          </w:tcPr>
-          <w:p>
-            <w:pPr>
-              <w:spacing w:before="60" w:after="60" w:line="252" w:lineRule="auto"/>
-              <w:jc w:val="left"/>
-            </w:pPr>
-            <w:r/>
-            <w:r>
-              <w:rPr>
-                <w:b/>
-              </w:rPr>
-              <w:t>+0.25</w:t>
-            </w:r>
-          </w:p>
-        </w:tc>
-        <w:tc>
-          <w:tcPr>
-            <w:tcW w:type="dxa" w:w="1440"/>
-            <w:shd w:fill="FFFFFF"/>
-            <w:tcMar>
-              <w:top w:w="100" w:type="dxa"/>
-              <w:bottom w:w="100" w:type="dxa"/>
-              <w:left w:w="120" w:type="dxa"/>
-              <w:right w:w="120" w:type="dxa"/>
-            </w:tcMar>
-            <w:tcBorders>
-              <w:top w:val="single" w:sz="4" w:space="0" w:color="CCCCCC"/>
-              <w:bottom w:val="single" w:sz="4" w:space="0" w:color="CCCCCC"/>
-              <w:left w:val="single" w:sz="4" w:space="0" w:color="CCCCCC"/>
-              <w:right w:val="single" w:sz="4" w:space="0" w:color="CCCCCC"/>
-            </w:tcBorders>
-          </w:tcPr>
-          <w:p>
-            <w:pPr>
-              <w:spacing w:before="60" w:after="60" w:line="252" w:lineRule="auto"/>
-              <w:jc w:val="left"/>
-            </w:pPr>
-            <w:r/>
-            <w:r>
-              <w:t>BULL</w:t>
-            </w:r>
-          </w:p>
-        </w:tc>
-      </w:tr>
-      <w:tr>
-        <w:tc>
-          <w:tcPr>
-            <w:tcW w:type="dxa" w:w="1584"/>
-            <w:shd w:fill="F8FAFC"/>
-            <w:tcMar>
-              <w:top w:w="100" w:type="dxa"/>
-              <w:bottom w:w="100" w:type="dxa"/>
-              <w:left w:w="120" w:type="dxa"/>
-              <w:right w:w="120" w:type="dxa"/>
-            </w:tcMar>
-            <w:tcBorders>
-              <w:top w:val="single" w:sz="4" w:space="0" w:color="CCCCCC"/>
-              <w:bottom w:val="single" w:sz="4" w:space="0" w:color="CCCCCC"/>
-              <w:left w:val="single" w:sz="4" w:space="0" w:color="CCCCCC"/>
-              <w:right w:val="single" w:sz="4" w:space="0" w:color="CCCCCC"/>
-            </w:tcBorders>
-          </w:tcPr>
-          <w:p>
-            <w:pPr>
-              <w:spacing w:before="60" w:after="60" w:line="252" w:lineRule="auto"/>
-              <w:jc w:val="left"/>
-            </w:pPr>
-            <w:r/>
-            <w:r>
-              <w:rPr>
-                <w:b/>
-              </w:rPr>
-              <w:t>Thu 13/08</w:t>
-            </w:r>
-          </w:p>
-        </w:tc>
-        <w:tc>
-          <w:tcPr>
-            <w:tcW w:type="dxa" w:w="864"/>
-            <w:shd w:fill="F8FAFC"/>
-            <w:tcMar>
-              <w:top w:w="100" w:type="dxa"/>
-              <w:bottom w:w="100" w:type="dxa"/>
-              <w:left w:w="120" w:type="dxa"/>
-              <w:right w:w="120" w:type="dxa"/>
-            </w:tcMar>
-            <w:tcBorders>
-              <w:top w:val="single" w:sz="4" w:space="0" w:color="CCCCCC"/>
-              <w:bottom w:val="single" w:sz="4" w:space="0" w:color="CCCCCC"/>
-              <w:left w:val="single" w:sz="4" w:space="0" w:color="CCCCCC"/>
-              <w:right w:val="single" w:sz="4" w:space="0" w:color="CCCCCC"/>
-            </w:tcBorders>
-          </w:tcPr>
-          <w:p>
-            <w:pPr>
-              <w:spacing w:before="60" w:after="60" w:line="252" w:lineRule="auto"/>
-              <w:jc w:val="left"/>
-            </w:pPr>
-            <w:r/>
-            <w:r>
-              <w:t>NY Open 21-23</w:t>
-            </w:r>
-          </w:p>
-        </w:tc>
-        <w:tc>
-          <w:tcPr>
-            <w:tcW w:type="dxa" w:w="1440"/>
-            <w:shd w:fill="F8FAFC"/>
-            <w:tcMar>
-              <w:top w:w="100" w:type="dxa"/>
-              <w:bottom w:w="100" w:type="dxa"/>
-              <w:left w:w="120" w:type="dxa"/>
-              <w:right w:w="120" w:type="dxa"/>
-            </w:tcMar>
-            <w:tcBorders>
-              <w:top w:val="single" w:sz="4" w:space="0" w:color="CCCCCC"/>
-              <w:bottom w:val="single" w:sz="4" w:space="0" w:color="CCCCCC"/>
-              <w:left w:val="single" w:sz="4" w:space="0" w:color="CCCCCC"/>
-              <w:right w:val="single" w:sz="4" w:space="0" w:color="CCCCCC"/>
-            </w:tcBorders>
-          </w:tcPr>
-          <w:p>
-            <w:pPr>
-              <w:spacing w:before="60" w:after="60" w:line="252" w:lineRule="auto"/>
-              <w:jc w:val="left"/>
-            </w:pPr>
-            <w:r/>
-            <w:r>
-              <w:t>452.50</w:t>
-            </w:r>
-          </w:p>
-        </w:tc>
-        <w:tc>
-          <w:tcPr>
-            <w:tcW w:type="dxa" w:w="2016"/>
-            <w:shd w:fill="F8FAFC"/>
-            <w:tcMar>
-              <w:top w:w="100" w:type="dxa"/>
-              <w:bottom w:w="100" w:type="dxa"/>
-              <w:left w:w="120" w:type="dxa"/>
-              <w:right w:w="120" w:type="dxa"/>
-            </w:tcMar>
-            <w:tcBorders>
-              <w:top w:val="single" w:sz="4" w:space="0" w:color="CCCCCC"/>
-              <w:bottom w:val="single" w:sz="4" w:space="0" w:color="CCCCCC"/>
-              <w:left w:val="single" w:sz="4" w:space="0" w:color="CCCCCC"/>
-              <w:right w:val="single" w:sz="4" w:space="0" w:color="CCCCCC"/>
-            </w:tcBorders>
-          </w:tcPr>
-          <w:p>
-            <w:pPr>
-              <w:spacing w:before="60" w:after="60" w:line="252" w:lineRule="auto"/>
-              <w:jc w:val="left"/>
-            </w:pPr>
-            <w:r/>
-            <w:r>
-              <w:t>456.75</w:t>
-            </w:r>
-          </w:p>
-        </w:tc>
-        <w:tc>
-          <w:tcPr>
-            <w:tcW w:type="dxa" w:w="1152"/>
-            <w:shd w:fill="F8FAFC"/>
-            <w:tcMar>
-              <w:top w:w="100" w:type="dxa"/>
-              <w:bottom w:w="100" w:type="dxa"/>
-              <w:left w:w="120" w:type="dxa"/>
-              <w:right w:w="120" w:type="dxa"/>
-            </w:tcMar>
-            <w:tcBorders>
-              <w:top w:val="single" w:sz="4" w:space="0" w:color="CCCCCC"/>
-              <w:bottom w:val="single" w:sz="4" w:space="0" w:color="CCCCCC"/>
-              <w:left w:val="single" w:sz="4" w:space="0" w:color="CCCCCC"/>
-              <w:right w:val="single" w:sz="4" w:space="0" w:color="CCCCCC"/>
-            </w:tcBorders>
-          </w:tcPr>
-          <w:p>
-            <w:pPr>
-              <w:spacing w:before="60" w:after="60" w:line="252" w:lineRule="auto"/>
-              <w:jc w:val="left"/>
-            </w:pPr>
-            <w:r/>
-            <w:r>
-              <w:t>449.25</w:t>
-            </w:r>
-          </w:p>
-        </w:tc>
-        <w:tc>
-          <w:tcPr>
-            <w:tcW w:type="dxa" w:w="1728"/>
-            <w:shd w:fill="F8FAFC"/>
-            <w:tcMar>
-              <w:top w:w="100" w:type="dxa"/>
-              <w:bottom w:w="100" w:type="dxa"/>
-              <w:left w:w="120" w:type="dxa"/>
-              <w:right w:w="120" w:type="dxa"/>
-            </w:tcMar>
-            <w:tcBorders>
-              <w:top w:val="single" w:sz="4" w:space="0" w:color="CCCCCC"/>
-              <w:bottom w:val="single" w:sz="4" w:space="0" w:color="CCCCCC"/>
-              <w:left w:val="single" w:sz="4" w:space="0" w:color="CCCCCC"/>
-              <w:right w:val="single" w:sz="4" w:space="0" w:color="CCCCCC"/>
-            </w:tcBorders>
-          </w:tcPr>
-          <w:p>
-            <w:pPr>
-              <w:spacing w:before="60" w:after="60" w:line="252" w:lineRule="auto"/>
-              <w:jc w:val="left"/>
-            </w:pPr>
-            <w:r/>
-            <w:r>
-              <w:rPr>
-                <w:b/>
-              </w:rPr>
-              <w:t>453.25</w:t>
-            </w:r>
-          </w:p>
-        </w:tc>
-        <w:tc>
-          <w:tcPr>
-            <w:tcW w:type="dxa" w:w="3456"/>
-            <w:shd w:fill="F8FAFC"/>
-            <w:tcMar>
-              <w:top w:w="100" w:type="dxa"/>
-              <w:bottom w:w="100" w:type="dxa"/>
-              <w:left w:w="120" w:type="dxa"/>
-              <w:right w:w="120" w:type="dxa"/>
-            </w:tcMar>
-            <w:tcBorders>
-              <w:top w:val="single" w:sz="4" w:space="0" w:color="CCCCCC"/>
-              <w:bottom w:val="single" w:sz="4" w:space="0" w:color="CCCCCC"/>
-              <w:left w:val="single" w:sz="4" w:space="0" w:color="CCCCCC"/>
-              <w:right w:val="single" w:sz="4" w:space="0" w:color="CCCCCC"/>
-            </w:tcBorders>
-          </w:tcPr>
-          <w:p>
-            <w:pPr>
-              <w:spacing w:before="60" w:after="60" w:line="252" w:lineRule="auto"/>
-              <w:jc w:val="left"/>
-            </w:pPr>
-            <w:r/>
-            <w:r>
-              <w:rPr>
-                <w:b/>
-              </w:rPr>
-              <w:t>+0.75</w:t>
-            </w:r>
-          </w:p>
-        </w:tc>
-        <w:tc>
-          <w:tcPr>
-            <w:tcW w:type="dxa" w:w="1440"/>
-            <w:shd w:fill="F8FAFC"/>
-            <w:tcMar>
-              <w:top w:w="100" w:type="dxa"/>
-              <w:bottom w:w="100" w:type="dxa"/>
-              <w:left w:w="120" w:type="dxa"/>
-              <w:right w:w="120" w:type="dxa"/>
-            </w:tcMar>
-            <w:tcBorders>
-              <w:top w:val="single" w:sz="4" w:space="0" w:color="CCCCCC"/>
-              <w:bottom w:val="single" w:sz="4" w:space="0" w:color="CCCCCC"/>
-              <w:left w:val="single" w:sz="4" w:space="0" w:color="CCCCCC"/>
-              <w:right w:val="single" w:sz="4" w:space="0" w:color="CCCCCC"/>
-            </w:tcBorders>
-          </w:tcPr>
-          <w:p>
-            <w:pPr>
-              <w:spacing w:before="60" w:after="60" w:line="252" w:lineRule="auto"/>
-              <w:jc w:val="left"/>
-            </w:pPr>
-            <w:r/>
-            <w:r>
-              <w:t>BULL</w:t>
-            </w:r>
-          </w:p>
-        </w:tc>
-      </w:tr>
-      <w:tr>
-        <w:tc>
-          <w:tcPr>
-            <w:tcW w:type="dxa" w:w="1584"/>
-            <w:shd w:fill="FFFFFF"/>
-            <w:tcMar>
-              <w:top w:w="100" w:type="dxa"/>
-              <w:bottom w:w="100" w:type="dxa"/>
-              <w:left w:w="120" w:type="dxa"/>
-              <w:right w:w="120" w:type="dxa"/>
-            </w:tcMar>
-            <w:tcBorders>
-              <w:top w:val="single" w:sz="4" w:space="0" w:color="CCCCCC"/>
-              <w:bottom w:val="single" w:sz="4" w:space="0" w:color="CCCCCC"/>
-              <w:left w:val="single" w:sz="4" w:space="0" w:color="CCCCCC"/>
-              <w:right w:val="single" w:sz="4" w:space="0" w:color="CCCCCC"/>
-            </w:tcBorders>
-          </w:tcPr>
-          <w:p>
-            <w:pPr>
-              <w:spacing w:before="60" w:after="60" w:line="252" w:lineRule="auto"/>
-              <w:jc w:val="left"/>
-            </w:pPr>
-            <w:r/>
-            <w:r>
-              <w:rPr>
-                <w:b/>
-              </w:rPr>
-              <w:t>Thu 13/08</w:t>
-            </w:r>
-          </w:p>
-        </w:tc>
-        <w:tc>
-          <w:tcPr>
-            <w:tcW w:type="dxa" w:w="864"/>
-            <w:shd w:fill="FFFFFF"/>
-            <w:tcMar>
-              <w:top w:w="100" w:type="dxa"/>
-              <w:bottom w:w="100" w:type="dxa"/>
-              <w:left w:w="120" w:type="dxa"/>
-              <w:right w:w="120" w:type="dxa"/>
-            </w:tcMar>
-            <w:tcBorders>
-              <w:top w:val="single" w:sz="4" w:space="0" w:color="CCCCCC"/>
-              <w:bottom w:val="single" w:sz="4" w:space="0" w:color="CCCCCC"/>
-              <w:left w:val="single" w:sz="4" w:space="0" w:color="CCCCCC"/>
-              <w:right w:val="single" w:sz="4" w:space="0" w:color="CCCCCC"/>
-            </w:tcBorders>
-          </w:tcPr>
-          <w:p>
-            <w:pPr>
-              <w:spacing w:before="60" w:after="60" w:line="252" w:lineRule="auto"/>
-              <w:jc w:val="left"/>
-            </w:pPr>
-            <w:r/>
-            <w:r>
-              <w:t>NY Close 23-01</w:t>
-            </w:r>
-          </w:p>
-        </w:tc>
-        <w:tc>
-          <w:tcPr>
-            <w:tcW w:type="dxa" w:w="1440"/>
-            <w:shd w:fill="FFFFFF"/>
-            <w:tcMar>
-              <w:top w:w="100" w:type="dxa"/>
-              <w:bottom w:w="100" w:type="dxa"/>
-              <w:left w:w="120" w:type="dxa"/>
-              <w:right w:w="120" w:type="dxa"/>
-            </w:tcMar>
-            <w:tcBorders>
-              <w:top w:val="single" w:sz="4" w:space="0" w:color="CCCCCC"/>
-              <w:bottom w:val="single" w:sz="4" w:space="0" w:color="CCCCCC"/>
-              <w:left w:val="single" w:sz="4" w:space="0" w:color="CCCCCC"/>
-              <w:right w:val="single" w:sz="4" w:space="0" w:color="CCCCCC"/>
-            </w:tcBorders>
-          </w:tcPr>
-          <w:p>
-            <w:pPr>
-              <w:spacing w:before="60" w:after="60" w:line="252" w:lineRule="auto"/>
-              <w:jc w:val="left"/>
-            </w:pPr>
-            <w:r/>
-            <w:r>
-              <w:t>453.25</w:t>
-            </w:r>
-          </w:p>
-        </w:tc>
-        <w:tc>
-          <w:tcPr>
-            <w:tcW w:type="dxa" w:w="2016"/>
-            <w:shd w:fill="FFFFFF"/>
-            <w:tcMar>
-              <w:top w:w="100" w:type="dxa"/>
-              <w:bottom w:w="100" w:type="dxa"/>
-              <w:left w:w="120" w:type="dxa"/>
-              <w:right w:w="120" w:type="dxa"/>
-            </w:tcMar>
-            <w:tcBorders>
-              <w:top w:val="single" w:sz="4" w:space="0" w:color="CCCCCC"/>
-              <w:bottom w:val="single" w:sz="4" w:space="0" w:color="CCCCCC"/>
-              <w:left w:val="single" w:sz="4" w:space="0" w:color="CCCCCC"/>
-              <w:right w:val="single" w:sz="4" w:space="0" w:color="CCCCCC"/>
-            </w:tcBorders>
-          </w:tcPr>
-          <w:p>
-            <w:pPr>
-              <w:spacing w:before="60" w:after="60" w:line="252" w:lineRule="auto"/>
-              <w:jc w:val="left"/>
-            </w:pPr>
-            <w:r/>
-            <w:r>
-              <w:t>456.75</w:t>
-            </w:r>
-          </w:p>
-        </w:tc>
-        <w:tc>
-          <w:tcPr>
-            <w:tcW w:type="dxa" w:w="1152"/>
-            <w:shd w:fill="FFFFFF"/>
-            <w:tcMar>
-              <w:top w:w="100" w:type="dxa"/>
-              <w:bottom w:w="100" w:type="dxa"/>
-              <w:left w:w="120" w:type="dxa"/>
-              <w:right w:w="120" w:type="dxa"/>
-            </w:tcMar>
-            <w:tcBorders>
-              <w:top w:val="single" w:sz="4" w:space="0" w:color="CCCCCC"/>
-              <w:bottom w:val="single" w:sz="4" w:space="0" w:color="CCCCCC"/>
-              <w:left w:val="single" w:sz="4" w:space="0" w:color="CCCCCC"/>
-              <w:right w:val="single" w:sz="4" w:space="0" w:color="CCCCCC"/>
-            </w:tcBorders>
-          </w:tcPr>
-          <w:p>
-            <w:pPr>
-              <w:spacing w:before="60" w:after="60" w:line="252" w:lineRule="auto"/>
-              <w:jc w:val="left"/>
-            </w:pPr>
-            <w:r/>
-            <w:r>
-              <w:t>451.00</w:t>
-            </w:r>
-          </w:p>
-        </w:tc>
-        <w:tc>
-          <w:tcPr>
-            <w:tcW w:type="dxa" w:w="1728"/>
-            <w:shd w:fill="FFFFFF"/>
-            <w:tcMar>
-              <w:top w:w="100" w:type="dxa"/>
-              <w:bottom w:w="100" w:type="dxa"/>
-              <w:left w:w="120" w:type="dxa"/>
-              <w:right w:w="120" w:type="dxa"/>
-            </w:tcMar>
-            <w:tcBorders>
-              <w:top w:val="single" w:sz="4" w:space="0" w:color="CCCCCC"/>
-              <w:bottom w:val="single" w:sz="4" w:space="0" w:color="CCCCCC"/>
-              <w:left w:val="single" w:sz="4" w:space="0" w:color="CCCCCC"/>
-              <w:right w:val="single" w:sz="4" w:space="0" w:color="CCCCCC"/>
-            </w:tcBorders>
-          </w:tcPr>
-          <w:p>
-            <w:pPr>
-              <w:spacing w:before="60" w:after="60" w:line="252" w:lineRule="auto"/>
-              <w:jc w:val="left"/>
-            </w:pPr>
-            <w:r/>
-            <w:r>
-              <w:rPr>
-                <w:b/>
-              </w:rPr>
-              <w:t>453.25</w:t>
-            </w:r>
-          </w:p>
-        </w:tc>
-        <w:tc>
-          <w:tcPr>
-            <w:tcW w:type="dxa" w:w="3456"/>
-            <w:shd w:fill="FFFFFF"/>
-            <w:tcMar>
-              <w:top w:w="100" w:type="dxa"/>
-              <w:bottom w:w="100" w:type="dxa"/>
-              <w:left w:w="120" w:type="dxa"/>
-              <w:right w:w="120" w:type="dxa"/>
-            </w:tcMar>
-            <w:tcBorders>
-              <w:top w:val="single" w:sz="4" w:space="0" w:color="CCCCCC"/>
-              <w:bottom w:val="single" w:sz="4" w:space="0" w:color="CCCCCC"/>
-              <w:left w:val="single" w:sz="4" w:space="0" w:color="CCCCCC"/>
-              <w:right w:val="single" w:sz="4" w:space="0" w:color="CCCCCC"/>
-            </w:tcBorders>
-          </w:tcPr>
-          <w:p>
-            <w:pPr>
-              <w:spacing w:before="60" w:after="60" w:line="252" w:lineRule="auto"/>
-              <w:jc w:val="left"/>
-            </w:pPr>
-            <w:r/>
-            <w:r>
-              <w:rPr>
-                <w:b/>
-              </w:rPr>
-              <w:t>+0.00</w:t>
-            </w:r>
-          </w:p>
-        </w:tc>
-        <w:tc>
-          <w:tcPr>
-            <w:tcW w:type="dxa" w:w="1440"/>
-            <w:shd w:fill="FFFFFF"/>
-            <w:tcMar>
-              <w:top w:w="100" w:type="dxa"/>
-              <w:bottom w:w="100" w:type="dxa"/>
-              <w:left w:w="120" w:type="dxa"/>
-              <w:right w:w="120" w:type="dxa"/>
-            </w:tcMar>
-            <w:tcBorders>
-              <w:top w:val="single" w:sz="4" w:space="0" w:color="CCCCCC"/>
-              <w:bottom w:val="single" w:sz="4" w:space="0" w:color="CCCCCC"/>
-              <w:left w:val="single" w:sz="4" w:space="0" w:color="CCCCCC"/>
-              <w:right w:val="single" w:sz="4" w:space="0" w:color="CCCCCC"/>
-            </w:tcBorders>
-          </w:tcPr>
-          <w:p>
-            <w:pPr>
-              <w:spacing w:before="60" w:after="60" w:line="252" w:lineRule="auto"/>
-              <w:jc w:val="left"/>
-            </w:pPr>
-            <w:r/>
-            <w:r>
-              <w:t>BULL</w:t>
-            </w:r>
-          </w:p>
-        </w:tc>
-      </w:tr>
-      <w:tr>
-        <w:tc>
-          <w:tcPr>
-            <w:tcW w:type="dxa" w:w="1584"/>
-            <w:shd w:fill="F8FAFC"/>
-            <w:tcMar>
-              <w:top w:w="100" w:type="dxa"/>
-              <w:bottom w:w="100" w:type="dxa"/>
-              <w:left w:w="120" w:type="dxa"/>
-              <w:right w:w="120" w:type="dxa"/>
-            </w:tcMar>
-            <w:tcBorders>
-              <w:top w:val="single" w:sz="4" w:space="0" w:color="CCCCCC"/>
-              <w:bottom w:val="single" w:sz="4" w:space="0" w:color="CCCCCC"/>
-              <w:left w:val="single" w:sz="4" w:space="0" w:color="CCCCCC"/>
-              <w:right w:val="single" w:sz="4" w:space="0" w:color="CCCCCC"/>
-            </w:tcBorders>
-          </w:tcPr>
-          <w:p>
-            <w:pPr>
-              <w:spacing w:before="60" w:after="60" w:line="252" w:lineRule="auto"/>
-              <w:jc w:val="left"/>
-            </w:pPr>
-            <w:r/>
-            <w:r>
-              <w:rPr>
-                <w:b/>
-              </w:rPr>
-              <w:t>Fri 14/08</w:t>
-            </w:r>
-          </w:p>
-        </w:tc>
-        <w:tc>
-          <w:tcPr>
-            <w:tcW w:type="dxa" w:w="864"/>
-            <w:shd w:fill="F8FAFC"/>
-            <w:tcMar>
-              <w:top w:w="100" w:type="dxa"/>
-              <w:bottom w:w="100" w:type="dxa"/>
-              <w:left w:w="120" w:type="dxa"/>
-              <w:right w:w="120" w:type="dxa"/>
-            </w:tcMar>
-            <w:tcBorders>
-              <w:top w:val="single" w:sz="4" w:space="0" w:color="CCCCCC"/>
-              <w:bottom w:val="single" w:sz="4" w:space="0" w:color="CCCCCC"/>
-              <w:left w:val="single" w:sz="4" w:space="0" w:color="CCCCCC"/>
-              <w:right w:val="single" w:sz="4" w:space="0" w:color="CCCCCC"/>
-            </w:tcBorders>
-          </w:tcPr>
-          <w:p>
-            <w:pPr>
-              <w:spacing w:before="60" w:after="60" w:line="252" w:lineRule="auto"/>
-              <w:jc w:val="left"/>
-            </w:pPr>
-            <w:r/>
-            <w:r>
-              <w:t>Asia 07-11</w:t>
-            </w:r>
-          </w:p>
-        </w:tc>
-        <w:tc>
-          <w:tcPr>
-            <w:tcW w:type="dxa" w:w="1440"/>
-            <w:shd w:fill="F8FAFC"/>
-            <w:tcMar>
-              <w:top w:w="100" w:type="dxa"/>
-              <w:bottom w:w="100" w:type="dxa"/>
-              <w:left w:w="120" w:type="dxa"/>
-              <w:right w:w="120" w:type="dxa"/>
-            </w:tcMar>
-            <w:tcBorders>
-              <w:top w:val="single" w:sz="4" w:space="0" w:color="CCCCCC"/>
-              <w:bottom w:val="single" w:sz="4" w:space="0" w:color="CCCCCC"/>
-              <w:left w:val="single" w:sz="4" w:space="0" w:color="CCCCCC"/>
-              <w:right w:val="single" w:sz="4" w:space="0" w:color="CCCCCC"/>
-            </w:tcBorders>
-          </w:tcPr>
-          <w:p>
-            <w:pPr>
-              <w:spacing w:before="60" w:after="60" w:line="252" w:lineRule="auto"/>
-              <w:jc w:val="left"/>
-            </w:pPr>
-            <w:r/>
-            <w:r>
-              <w:t>453.25</w:t>
-            </w:r>
-          </w:p>
-        </w:tc>
-        <w:tc>
-          <w:tcPr>
-            <w:tcW w:type="dxa" w:w="2016"/>
-            <w:shd w:fill="F8FAFC"/>
-            <w:tcMar>
-              <w:top w:w="100" w:type="dxa"/>
-              <w:bottom w:w="100" w:type="dxa"/>
-              <w:left w:w="120" w:type="dxa"/>
-              <w:right w:w="120" w:type="dxa"/>
-            </w:tcMar>
-            <w:tcBorders>
-              <w:top w:val="single" w:sz="4" w:space="0" w:color="CCCCCC"/>
-              <w:bottom w:val="single" w:sz="4" w:space="0" w:color="CCCCCC"/>
-              <w:left w:val="single" w:sz="4" w:space="0" w:color="CCCCCC"/>
-              <w:right w:val="single" w:sz="4" w:space="0" w:color="CCCCCC"/>
-            </w:tcBorders>
-          </w:tcPr>
-          <w:p>
-            <w:pPr>
-              <w:spacing w:before="60" w:after="60" w:line="252" w:lineRule="auto"/>
-              <w:jc w:val="left"/>
-            </w:pPr>
-            <w:r/>
-            <w:r>
-              <w:t>457.00</w:t>
-            </w:r>
-          </w:p>
-        </w:tc>
-        <w:tc>
-          <w:tcPr>
-            <w:tcW w:type="dxa" w:w="1152"/>
-            <w:shd w:fill="F8FAFC"/>
-            <w:tcMar>
-              <w:top w:w="100" w:type="dxa"/>
-              <w:bottom w:w="100" w:type="dxa"/>
-              <w:left w:w="120" w:type="dxa"/>
-              <w:right w:w="120" w:type="dxa"/>
-            </w:tcMar>
-            <w:tcBorders>
-              <w:top w:val="single" w:sz="4" w:space="0" w:color="CCCCCC"/>
-              <w:bottom w:val="single" w:sz="4" w:space="0" w:color="CCCCCC"/>
-              <w:left w:val="single" w:sz="4" w:space="0" w:color="CCCCCC"/>
-              <w:right w:val="single" w:sz="4" w:space="0" w:color="CCCCCC"/>
-            </w:tcBorders>
-          </w:tcPr>
-          <w:p>
-            <w:pPr>
-              <w:spacing w:before="60" w:after="60" w:line="252" w:lineRule="auto"/>
-              <w:jc w:val="left"/>
-            </w:pPr>
-            <w:r/>
-            <w:r>
-              <w:t>449.75</w:t>
-            </w:r>
-          </w:p>
-        </w:tc>
-        <w:tc>
-          <w:tcPr>
-            <w:tcW w:type="dxa" w:w="1728"/>
-            <w:shd w:fill="F8FAFC"/>
-            <w:tcMar>
-              <w:top w:w="100" w:type="dxa"/>
-              <w:bottom w:w="100" w:type="dxa"/>
-              <w:left w:w="120" w:type="dxa"/>
-              <w:right w:w="120" w:type="dxa"/>
-            </w:tcMar>
-            <w:tcBorders>
-              <w:top w:val="single" w:sz="4" w:space="0" w:color="CCCCCC"/>
-              <w:bottom w:val="single" w:sz="4" w:space="0" w:color="CCCCCC"/>
-              <w:left w:val="single" w:sz="4" w:space="0" w:color="CCCCCC"/>
-              <w:right w:val="single" w:sz="4" w:space="0" w:color="CCCCCC"/>
-            </w:tcBorders>
-          </w:tcPr>
-          <w:p>
-            <w:pPr>
-              <w:spacing w:before="60" w:after="60" w:line="252" w:lineRule="auto"/>
-              <w:jc w:val="left"/>
-            </w:pPr>
-            <w:r/>
-            <w:r>
-              <w:rPr>
-                <w:b/>
-              </w:rPr>
-              <w:t>453.00</w:t>
-            </w:r>
-          </w:p>
-        </w:tc>
-        <w:tc>
-          <w:tcPr>
-            <w:tcW w:type="dxa" w:w="3456"/>
-            <w:shd w:fill="F8FAFC"/>
-            <w:tcMar>
-              <w:top w:w="100" w:type="dxa"/>
-              <w:bottom w:w="100" w:type="dxa"/>
-              <w:left w:w="120" w:type="dxa"/>
-              <w:right w:w="120" w:type="dxa"/>
-            </w:tcMar>
-            <w:tcBorders>
-              <w:top w:val="single" w:sz="4" w:space="0" w:color="CCCCCC"/>
-              <w:bottom w:val="single" w:sz="4" w:space="0" w:color="CCCCCC"/>
-              <w:left w:val="single" w:sz="4" w:space="0" w:color="CCCCCC"/>
-              <w:right w:val="single" w:sz="4" w:space="0" w:color="CCCCCC"/>
-            </w:tcBorders>
-          </w:tcPr>
-          <w:p>
-            <w:pPr>
-              <w:spacing w:before="60" w:after="60" w:line="252" w:lineRule="auto"/>
-              <w:jc w:val="left"/>
-            </w:pPr>
-            <w:r/>
-            <w:r>
-              <w:rPr>
-                <w:b/>
-              </w:rPr>
-              <w:t>-0.25</w:t>
-            </w:r>
-          </w:p>
-        </w:tc>
-        <w:tc>
-          <w:tcPr>
-            <w:tcW w:type="dxa" w:w="1440"/>
-            <w:shd w:fill="F8FAFC"/>
-            <w:tcMar>
-              <w:top w:w="100" w:type="dxa"/>
-              <w:bottom w:w="100" w:type="dxa"/>
-              <w:left w:w="120" w:type="dxa"/>
-              <w:right w:w="120" w:type="dxa"/>
-            </w:tcMar>
-            <w:tcBorders>
-              <w:top w:val="single" w:sz="4" w:space="0" w:color="CCCCCC"/>
-              <w:bottom w:val="single" w:sz="4" w:space="0" w:color="CCCCCC"/>
-              <w:left w:val="single" w:sz="4" w:space="0" w:color="CCCCCC"/>
-              <w:right w:val="single" w:sz="4" w:space="0" w:color="CCCCCC"/>
-            </w:tcBorders>
-          </w:tcPr>
-          <w:p>
-            <w:pPr>
-              <w:spacing w:before="60" w:after="60" w:line="252" w:lineRule="auto"/>
-              <w:jc w:val="left"/>
-            </w:pPr>
-            <w:r/>
-            <w:r>
-              <w:t>BEAR</w:t>
-            </w:r>
-          </w:p>
-        </w:tc>
-      </w:tr>
-      <w:tr>
-        <w:tc>
-          <w:tcPr>
-            <w:tcW w:type="dxa" w:w="1584"/>
-            <w:shd w:fill="FFFFFF"/>
-            <w:tcMar>
-              <w:top w:w="100" w:type="dxa"/>
-              <w:bottom w:w="100" w:type="dxa"/>
-              <w:left w:w="120" w:type="dxa"/>
-              <w:right w:w="120" w:type="dxa"/>
-            </w:tcMar>
-            <w:tcBorders>
-              <w:top w:val="single" w:sz="4" w:space="0" w:color="CCCCCC"/>
-              <w:bottom w:val="single" w:sz="4" w:space="0" w:color="CCCCCC"/>
-              <w:left w:val="single" w:sz="4" w:space="0" w:color="CCCCCC"/>
-              <w:right w:val="single" w:sz="4" w:space="0" w:color="CCCCCC"/>
-            </w:tcBorders>
-          </w:tcPr>
-          <w:p>
-            <w:pPr>
-              <w:spacing w:before="60" w:after="60" w:line="252" w:lineRule="auto"/>
-              <w:jc w:val="left"/>
-            </w:pPr>
-            <w:r/>
-            <w:r>
-              <w:rPr>
-                <w:b/>
-              </w:rPr>
-              <w:t>Fri 14/08</w:t>
-            </w:r>
-          </w:p>
-        </w:tc>
-        <w:tc>
-          <w:tcPr>
-            <w:tcW w:type="dxa" w:w="864"/>
-            <w:shd w:fill="FFFFFF"/>
-            <w:tcMar>
-              <w:top w:w="100" w:type="dxa"/>
-              <w:bottom w:w="100" w:type="dxa"/>
-              <w:left w:w="120" w:type="dxa"/>
-              <w:right w:w="120" w:type="dxa"/>
-            </w:tcMar>
-            <w:tcBorders>
-              <w:top w:val="single" w:sz="4" w:space="0" w:color="CCCCCC"/>
-              <w:bottom w:val="single" w:sz="4" w:space="0" w:color="CCCCCC"/>
-              <w:left w:val="single" w:sz="4" w:space="0" w:color="CCCCCC"/>
-              <w:right w:val="single" w:sz="4" w:space="0" w:color="CCCCCC"/>
-            </w:tcBorders>
-          </w:tcPr>
-          <w:p>
-            <w:pPr>
-              <w:spacing w:before="60" w:after="60" w:line="252" w:lineRule="auto"/>
-              <w:jc w:val="left"/>
-            </w:pPr>
-            <w:r/>
-            <w:r>
-              <w:t>Asia 11-15</w:t>
-            </w:r>
-          </w:p>
-        </w:tc>
-        <w:tc>
-          <w:tcPr>
-            <w:tcW w:type="dxa" w:w="1440"/>
-            <w:shd w:fill="FFFFFF"/>
-            <w:tcMar>
-              <w:top w:w="100" w:type="dxa"/>
-              <w:bottom w:w="100" w:type="dxa"/>
-              <w:left w:w="120" w:type="dxa"/>
-              <w:right w:w="120" w:type="dxa"/>
-            </w:tcMar>
-            <w:tcBorders>
-              <w:top w:val="single" w:sz="4" w:space="0" w:color="CCCCCC"/>
-              <w:bottom w:val="single" w:sz="4" w:space="0" w:color="CCCCCC"/>
-              <w:left w:val="single" w:sz="4" w:space="0" w:color="CCCCCC"/>
-              <w:right w:val="single" w:sz="4" w:space="0" w:color="CCCCCC"/>
-            </w:tcBorders>
-          </w:tcPr>
-          <w:p>
-            <w:pPr>
-              <w:spacing w:before="60" w:after="60" w:line="252" w:lineRule="auto"/>
-              <w:jc w:val="left"/>
-            </w:pPr>
-            <w:r/>
-            <w:r>
-              <w:t>453.00</w:t>
-            </w:r>
-          </w:p>
-        </w:tc>
-        <w:tc>
-          <w:tcPr>
-            <w:tcW w:type="dxa" w:w="2016"/>
-            <w:shd w:fill="FFFFFF"/>
-            <w:tcMar>
-              <w:top w:w="100" w:type="dxa"/>
-              <w:bottom w:w="100" w:type="dxa"/>
-              <w:left w:w="120" w:type="dxa"/>
-              <w:right w:w="120" w:type="dxa"/>
-            </w:tcMar>
-            <w:tcBorders>
-              <w:top w:val="single" w:sz="4" w:space="0" w:color="CCCCCC"/>
-              <w:bottom w:val="single" w:sz="4" w:space="0" w:color="CCCCCC"/>
-              <w:left w:val="single" w:sz="4" w:space="0" w:color="CCCCCC"/>
-              <w:right w:val="single" w:sz="4" w:space="0" w:color="CCCCCC"/>
-            </w:tcBorders>
-          </w:tcPr>
-          <w:p>
-            <w:pPr>
-              <w:spacing w:before="60" w:after="60" w:line="252" w:lineRule="auto"/>
-              <w:jc w:val="left"/>
-            </w:pPr>
-            <w:r/>
-            <w:r>
-              <w:t>456.50</w:t>
-            </w:r>
-          </w:p>
-        </w:tc>
-        <w:tc>
-          <w:tcPr>
-            <w:tcW w:type="dxa" w:w="1152"/>
-            <w:shd w:fill="FFFFFF"/>
-            <w:tcMar>
-              <w:top w:w="100" w:type="dxa"/>
-              <w:bottom w:w="100" w:type="dxa"/>
-              <w:left w:w="120" w:type="dxa"/>
-              <w:right w:w="120" w:type="dxa"/>
-            </w:tcMar>
-            <w:tcBorders>
-              <w:top w:val="single" w:sz="4" w:space="0" w:color="CCCCCC"/>
-              <w:bottom w:val="single" w:sz="4" w:space="0" w:color="CCCCCC"/>
-              <w:left w:val="single" w:sz="4" w:space="0" w:color="CCCCCC"/>
-              <w:right w:val="single" w:sz="4" w:space="0" w:color="CCCCCC"/>
-            </w:tcBorders>
-          </w:tcPr>
-          <w:p>
-            <w:pPr>
-              <w:spacing w:before="60" w:after="60" w:line="252" w:lineRule="auto"/>
-              <w:jc w:val="left"/>
-            </w:pPr>
-            <w:r/>
-            <w:r>
-              <w:t>449.75</w:t>
-            </w:r>
-          </w:p>
-        </w:tc>
-        <w:tc>
-          <w:tcPr>
-            <w:tcW w:type="dxa" w:w="1728"/>
-            <w:shd w:fill="FFFFFF"/>
-            <w:tcMar>
-              <w:top w:w="100" w:type="dxa"/>
-              <w:bottom w:w="100" w:type="dxa"/>
-              <w:left w:w="120" w:type="dxa"/>
-              <w:right w:w="120" w:type="dxa"/>
-            </w:tcMar>
-            <w:tcBorders>
-              <w:top w:val="single" w:sz="4" w:space="0" w:color="CCCCCC"/>
-              <w:bottom w:val="single" w:sz="4" w:space="0" w:color="CCCCCC"/>
-              <w:left w:val="single" w:sz="4" w:space="0" w:color="CCCCCC"/>
-              <w:right w:val="single" w:sz="4" w:space="0" w:color="CCCCCC"/>
-            </w:tcBorders>
-          </w:tcPr>
-          <w:p>
-            <w:pPr>
-              <w:spacing w:before="60" w:after="60" w:line="252" w:lineRule="auto"/>
-              <w:jc w:val="left"/>
-            </w:pPr>
-            <w:r/>
-            <w:r>
-              <w:rPr>
-                <w:b/>
-              </w:rPr>
-              <w:t>452.75</w:t>
-            </w:r>
-          </w:p>
-        </w:tc>
-        <w:tc>
-          <w:tcPr>
-            <w:tcW w:type="dxa" w:w="3456"/>
-            <w:shd w:fill="FFFFFF"/>
-            <w:tcMar>
-              <w:top w:w="100" w:type="dxa"/>
-              <w:bottom w:w="100" w:type="dxa"/>
-              <w:left w:w="120" w:type="dxa"/>
-              <w:right w:w="120" w:type="dxa"/>
-            </w:tcMar>
-            <w:tcBorders>
-              <w:top w:val="single" w:sz="4" w:space="0" w:color="CCCCCC"/>
-              <w:bottom w:val="single" w:sz="4" w:space="0" w:color="CCCCCC"/>
-              <w:left w:val="single" w:sz="4" w:space="0" w:color="CCCCCC"/>
-              <w:right w:val="single" w:sz="4" w:space="0" w:color="CCCCCC"/>
-            </w:tcBorders>
-          </w:tcPr>
-          <w:p>
-            <w:pPr>
-              <w:spacing w:before="60" w:after="60" w:line="252" w:lineRule="auto"/>
-              <w:jc w:val="left"/>
-            </w:pPr>
-            <w:r/>
-            <w:r>
-              <w:rPr>
-                <w:b/>
-              </w:rPr>
-              <w:t>-0.25</w:t>
-            </w:r>
-          </w:p>
-        </w:tc>
-        <w:tc>
-          <w:tcPr>
-            <w:tcW w:type="dxa" w:w="1440"/>
-            <w:shd w:fill="FFFFFF"/>
-            <w:tcMar>
-              <w:top w:w="100" w:type="dxa"/>
-              <w:bottom w:w="100" w:type="dxa"/>
-              <w:left w:w="120" w:type="dxa"/>
-              <w:right w:w="120" w:type="dxa"/>
-            </w:tcMar>
-            <w:tcBorders>
-              <w:top w:val="single" w:sz="4" w:space="0" w:color="CCCCCC"/>
-              <w:bottom w:val="single" w:sz="4" w:space="0" w:color="CCCCCC"/>
-              <w:left w:val="single" w:sz="4" w:space="0" w:color="CCCCCC"/>
-              <w:right w:val="single" w:sz="4" w:space="0" w:color="CCCCCC"/>
-            </w:tcBorders>
-          </w:tcPr>
-          <w:p>
-            <w:pPr>
-              <w:spacing w:before="60" w:after="60" w:line="252" w:lineRule="auto"/>
-              <w:jc w:val="left"/>
-            </w:pPr>
-            <w:r/>
-            <w:r>
-              <w:t>BEAR</w:t>
-            </w:r>
-          </w:p>
-        </w:tc>
-      </w:tr>
-      <w:tr>
-        <w:tc>
-          <w:tcPr>
-            <w:tcW w:type="dxa" w:w="1584"/>
-            <w:shd w:fill="F8FAFC"/>
-            <w:tcMar>
-              <w:top w:w="100" w:type="dxa"/>
-              <w:bottom w:w="100" w:type="dxa"/>
-              <w:left w:w="120" w:type="dxa"/>
-              <w:right w:w="120" w:type="dxa"/>
-            </w:tcMar>
-            <w:tcBorders>
-              <w:top w:val="single" w:sz="4" w:space="0" w:color="CCCCCC"/>
-              <w:bottom w:val="single" w:sz="4" w:space="0" w:color="CCCCCC"/>
-              <w:left w:val="single" w:sz="4" w:space="0" w:color="CCCCCC"/>
-              <w:right w:val="single" w:sz="4" w:space="0" w:color="CCCCCC"/>
-            </w:tcBorders>
-          </w:tcPr>
-          <w:p>
-            <w:pPr>
-              <w:spacing w:before="60" w:after="60" w:line="252" w:lineRule="auto"/>
-              <w:jc w:val="left"/>
-            </w:pPr>
-            <w:r/>
-            <w:r>
-              <w:rPr>
-                <w:b/>
-              </w:rPr>
-              <w:t>Fri 14/08</w:t>
-            </w:r>
-          </w:p>
-        </w:tc>
-        <w:tc>
-          <w:tcPr>
-            <w:tcW w:type="dxa" w:w="864"/>
-            <w:shd w:fill="F8FAFC"/>
-            <w:tcMar>
-              <w:top w:w="100" w:type="dxa"/>
-              <w:bottom w:w="100" w:type="dxa"/>
-              <w:left w:w="120" w:type="dxa"/>
-              <w:right w:w="120" w:type="dxa"/>
-            </w:tcMar>
-            <w:tcBorders>
-              <w:top w:val="single" w:sz="4" w:space="0" w:color="CCCCCC"/>
-              <w:bottom w:val="single" w:sz="4" w:space="0" w:color="CCCCCC"/>
-              <w:left w:val="single" w:sz="4" w:space="0" w:color="CCCCCC"/>
-              <w:right w:val="single" w:sz="4" w:space="0" w:color="CCCCCC"/>
-            </w:tcBorders>
-          </w:tcPr>
-          <w:p>
-            <w:pPr>
-              <w:spacing w:before="60" w:after="60" w:line="252" w:lineRule="auto"/>
-              <w:jc w:val="left"/>
-            </w:pPr>
-            <w:r/>
-            <w:r>
-              <w:t>London 15-19</w:t>
-            </w:r>
-          </w:p>
-        </w:tc>
-        <w:tc>
-          <w:tcPr>
-            <w:tcW w:type="dxa" w:w="1440"/>
-            <w:shd w:fill="F8FAFC"/>
-            <w:tcMar>
-              <w:top w:w="100" w:type="dxa"/>
-              <w:bottom w:w="100" w:type="dxa"/>
-              <w:left w:w="120" w:type="dxa"/>
-              <w:right w:w="120" w:type="dxa"/>
-            </w:tcMar>
-            <w:tcBorders>
-              <w:top w:val="single" w:sz="4" w:space="0" w:color="CCCCCC"/>
-              <w:bottom w:val="single" w:sz="4" w:space="0" w:color="CCCCCC"/>
-              <w:left w:val="single" w:sz="4" w:space="0" w:color="CCCCCC"/>
-              <w:right w:val="single" w:sz="4" w:space="0" w:color="CCCCCC"/>
-            </w:tcBorders>
-          </w:tcPr>
-          <w:p>
-            <w:pPr>
-              <w:spacing w:before="60" w:after="60" w:line="252" w:lineRule="auto"/>
-              <w:jc w:val="left"/>
-            </w:pPr>
-            <w:r/>
-            <w:r>
-              <w:t>452.75</w:t>
-            </w:r>
-          </w:p>
-        </w:tc>
-        <w:tc>
-          <w:tcPr>
-            <w:tcW w:type="dxa" w:w="2016"/>
-            <w:shd w:fill="F8FAFC"/>
-            <w:tcMar>
-              <w:top w:w="100" w:type="dxa"/>
-              <w:bottom w:w="100" w:type="dxa"/>
-              <w:left w:w="120" w:type="dxa"/>
-              <w:right w:w="120" w:type="dxa"/>
-            </w:tcMar>
-            <w:tcBorders>
-              <w:top w:val="single" w:sz="4" w:space="0" w:color="CCCCCC"/>
-              <w:bottom w:val="single" w:sz="4" w:space="0" w:color="CCCCCC"/>
-              <w:left w:val="single" w:sz="4" w:space="0" w:color="CCCCCC"/>
-              <w:right w:val="single" w:sz="4" w:space="0" w:color="CCCCCC"/>
-            </w:tcBorders>
-          </w:tcPr>
-          <w:p>
-            <w:pPr>
-              <w:spacing w:before="60" w:after="60" w:line="252" w:lineRule="auto"/>
-              <w:jc w:val="left"/>
-            </w:pPr>
-            <w:r/>
-            <w:r>
-              <w:t>455.75</w:t>
-            </w:r>
-          </w:p>
-        </w:tc>
-        <w:tc>
-          <w:tcPr>
-            <w:tcW w:type="dxa" w:w="1152"/>
-            <w:shd w:fill="F8FAFC"/>
-            <w:tcMar>
-              <w:top w:w="100" w:type="dxa"/>
-              <w:bottom w:w="100" w:type="dxa"/>
-              <w:left w:w="120" w:type="dxa"/>
-              <w:right w:w="120" w:type="dxa"/>
-            </w:tcMar>
-            <w:tcBorders>
-              <w:top w:val="single" w:sz="4" w:space="0" w:color="CCCCCC"/>
-              <w:bottom w:val="single" w:sz="4" w:space="0" w:color="CCCCCC"/>
-              <w:left w:val="single" w:sz="4" w:space="0" w:color="CCCCCC"/>
-              <w:right w:val="single" w:sz="4" w:space="0" w:color="CCCCCC"/>
-            </w:tcBorders>
-          </w:tcPr>
-          <w:p>
-            <w:pPr>
-              <w:spacing w:before="60" w:after="60" w:line="252" w:lineRule="auto"/>
-              <w:jc w:val="left"/>
-            </w:pPr>
-            <w:r/>
-            <w:r>
-              <w:t>450.00</w:t>
-            </w:r>
-          </w:p>
-        </w:tc>
-        <w:tc>
-          <w:tcPr>
-            <w:tcW w:type="dxa" w:w="1728"/>
-            <w:shd w:fill="F8FAFC"/>
-            <w:tcMar>
-              <w:top w:w="100" w:type="dxa"/>
-              <w:bottom w:w="100" w:type="dxa"/>
-              <w:left w:w="120" w:type="dxa"/>
-              <w:right w:w="120" w:type="dxa"/>
-            </w:tcMar>
-            <w:tcBorders>
-              <w:top w:val="single" w:sz="4" w:space="0" w:color="CCCCCC"/>
-              <w:bottom w:val="single" w:sz="4" w:space="0" w:color="CCCCCC"/>
-              <w:left w:val="single" w:sz="4" w:space="0" w:color="CCCCCC"/>
-              <w:right w:val="single" w:sz="4" w:space="0" w:color="CCCCCC"/>
-            </w:tcBorders>
-          </w:tcPr>
-          <w:p>
-            <w:pPr>
-              <w:spacing w:before="60" w:after="60" w:line="252" w:lineRule="auto"/>
-              <w:jc w:val="left"/>
-            </w:pPr>
-            <w:r/>
-            <w:r>
-              <w:rPr>
-                <w:b/>
-              </w:rPr>
-              <w:t>453.00</w:t>
-            </w:r>
-          </w:p>
-        </w:tc>
-        <w:tc>
-          <w:tcPr>
-            <w:tcW w:type="dxa" w:w="3456"/>
-            <w:shd w:fill="F8FAFC"/>
-            <w:tcMar>
-              <w:top w:w="100" w:type="dxa"/>
-              <w:bottom w:w="100" w:type="dxa"/>
-              <w:left w:w="120" w:type="dxa"/>
-              <w:right w:w="120" w:type="dxa"/>
-            </w:tcMar>
-            <w:tcBorders>
-              <w:top w:val="single" w:sz="4" w:space="0" w:color="CCCCCC"/>
-              <w:bottom w:val="single" w:sz="4" w:space="0" w:color="CCCCCC"/>
-              <w:left w:val="single" w:sz="4" w:space="0" w:color="CCCCCC"/>
-              <w:right w:val="single" w:sz="4" w:space="0" w:color="CCCCCC"/>
-            </w:tcBorders>
-          </w:tcPr>
-          <w:p>
-            <w:pPr>
-              <w:spacing w:before="60" w:after="60" w:line="252" w:lineRule="auto"/>
-              <w:jc w:val="left"/>
-            </w:pPr>
-            <w:r/>
-            <w:r>
-              <w:rPr>
-                <w:b/>
-              </w:rPr>
-              <w:t>+0.25</w:t>
-            </w:r>
-          </w:p>
-        </w:tc>
-        <w:tc>
-          <w:tcPr>
-            <w:tcW w:type="dxa" w:w="1440"/>
-            <w:shd w:fill="F8FAFC"/>
-            <w:tcMar>
-              <w:top w:w="100" w:type="dxa"/>
-              <w:bottom w:w="100" w:type="dxa"/>
-              <w:left w:w="120" w:type="dxa"/>
-              <w:right w:w="120" w:type="dxa"/>
-            </w:tcMar>
-            <w:tcBorders>
-              <w:top w:val="single" w:sz="4" w:space="0" w:color="CCCCCC"/>
-              <w:bottom w:val="single" w:sz="4" w:space="0" w:color="CCCCCC"/>
-              <w:left w:val="single" w:sz="4" w:space="0" w:color="CCCCCC"/>
-              <w:right w:val="single" w:sz="4" w:space="0" w:color="CCCCCC"/>
-            </w:tcBorders>
-          </w:tcPr>
-          <w:p>
-            <w:pPr>
-              <w:spacing w:before="60" w:after="60" w:line="252" w:lineRule="auto"/>
-              <w:jc w:val="left"/>
-            </w:pPr>
-            <w:r/>
-            <w:r>
-              <w:t>BULL</w:t>
-            </w:r>
-          </w:p>
-        </w:tc>
-      </w:tr>
-      <w:tr>
-        <w:tc>
-          <w:tcPr>
-            <w:tcW w:type="dxa" w:w="1584"/>
-            <w:shd w:fill="FFFFFF"/>
-            <w:tcMar>
-              <w:top w:w="100" w:type="dxa"/>
-              <w:bottom w:w="100" w:type="dxa"/>
-              <w:left w:w="120" w:type="dxa"/>
-              <w:right w:w="120" w:type="dxa"/>
-            </w:tcMar>
-            <w:tcBorders>
-              <w:top w:val="single" w:sz="4" w:space="0" w:color="CCCCCC"/>
-              <w:bottom w:val="single" w:sz="4" w:space="0" w:color="CCCCCC"/>
-              <w:left w:val="single" w:sz="4" w:space="0" w:color="CCCCCC"/>
-              <w:right w:val="single" w:sz="4" w:space="0" w:color="CCCCCC"/>
-            </w:tcBorders>
-          </w:tcPr>
-          <w:p>
-            <w:pPr>
-              <w:spacing w:before="60" w:after="60" w:line="252" w:lineRule="auto"/>
-              <w:jc w:val="left"/>
-            </w:pPr>
-            <w:r/>
-            <w:r>
-              <w:rPr>
-                <w:b/>
-              </w:rPr>
-              <w:t>Fri 14/08</w:t>
-            </w:r>
-          </w:p>
-        </w:tc>
-        <w:tc>
-          <w:tcPr>
-            <w:tcW w:type="dxa" w:w="864"/>
-            <w:shd w:fill="FFFFFF"/>
-            <w:tcMar>
-              <w:top w:w="100" w:type="dxa"/>
-              <w:bottom w:w="100" w:type="dxa"/>
-              <w:left w:w="120" w:type="dxa"/>
-              <w:right w:w="120" w:type="dxa"/>
-            </w:tcMar>
-            <w:tcBorders>
-              <w:top w:val="single" w:sz="4" w:space="0" w:color="CCCCCC"/>
-              <w:bottom w:val="single" w:sz="4" w:space="0" w:color="CCCCCC"/>
-              <w:left w:val="single" w:sz="4" w:space="0" w:color="CCCCCC"/>
-              <w:right w:val="single" w:sz="4" w:space="0" w:color="CCCCCC"/>
-            </w:tcBorders>
-          </w:tcPr>
-          <w:p>
-            <w:pPr>
-              <w:spacing w:before="60" w:after="60" w:line="252" w:lineRule="auto"/>
-              <w:jc w:val="left"/>
-            </w:pPr>
-            <w:r/>
-            <w:r>
-              <w:t>Pre-NY 19-21</w:t>
-            </w:r>
-          </w:p>
-        </w:tc>
-        <w:tc>
-          <w:tcPr>
-            <w:tcW w:type="dxa" w:w="1440"/>
-            <w:shd w:fill="FFFFFF"/>
-            <w:tcMar>
-              <w:top w:w="100" w:type="dxa"/>
-              <w:bottom w:w="100" w:type="dxa"/>
-              <w:left w:w="120" w:type="dxa"/>
-              <w:right w:w="120" w:type="dxa"/>
-            </w:tcMar>
-            <w:tcBorders>
-              <w:top w:val="single" w:sz="4" w:space="0" w:color="CCCCCC"/>
-              <w:bottom w:val="single" w:sz="4" w:space="0" w:color="CCCCCC"/>
-              <w:left w:val="single" w:sz="4" w:space="0" w:color="CCCCCC"/>
-              <w:right w:val="single" w:sz="4" w:space="0" w:color="CCCCCC"/>
-            </w:tcBorders>
-          </w:tcPr>
-          <w:p>
-            <w:pPr>
-              <w:spacing w:before="60" w:after="60" w:line="252" w:lineRule="auto"/>
-              <w:jc w:val="left"/>
-            </w:pPr>
-            <w:r/>
-            <w:r>
-              <w:t>453.00</w:t>
-            </w:r>
-          </w:p>
-        </w:tc>
-        <w:tc>
-          <w:tcPr>
-            <w:tcW w:type="dxa" w:w="2016"/>
-            <w:shd w:fill="FFFFFF"/>
-            <w:tcMar>
-              <w:top w:w="100" w:type="dxa"/>
-              <w:bottom w:w="100" w:type="dxa"/>
-              <w:left w:w="120" w:type="dxa"/>
-              <w:right w:w="120" w:type="dxa"/>
-            </w:tcMar>
-            <w:tcBorders>
-              <w:top w:val="single" w:sz="4" w:space="0" w:color="CCCCCC"/>
-              <w:bottom w:val="single" w:sz="4" w:space="0" w:color="CCCCCC"/>
-              <w:left w:val="single" w:sz="4" w:space="0" w:color="CCCCCC"/>
-              <w:right w:val="single" w:sz="4" w:space="0" w:color="CCCCCC"/>
-            </w:tcBorders>
-          </w:tcPr>
-          <w:p>
-            <w:pPr>
-              <w:spacing w:before="60" w:after="60" w:line="252" w:lineRule="auto"/>
-              <w:jc w:val="left"/>
-            </w:pPr>
-            <w:r/>
-            <w:r>
-              <w:t>456.00</w:t>
-            </w:r>
-          </w:p>
-        </w:tc>
-        <w:tc>
-          <w:tcPr>
-            <w:tcW w:type="dxa" w:w="1152"/>
-            <w:shd w:fill="FFFFFF"/>
-            <w:tcMar>
-              <w:top w:w="100" w:type="dxa"/>
-              <w:bottom w:w="100" w:type="dxa"/>
-              <w:left w:w="120" w:type="dxa"/>
-              <w:right w:w="120" w:type="dxa"/>
-            </w:tcMar>
-            <w:tcBorders>
-              <w:top w:val="single" w:sz="4" w:space="0" w:color="CCCCCC"/>
-              <w:bottom w:val="single" w:sz="4" w:space="0" w:color="CCCCCC"/>
-              <w:left w:val="single" w:sz="4" w:space="0" w:color="CCCCCC"/>
-              <w:right w:val="single" w:sz="4" w:space="0" w:color="CCCCCC"/>
-            </w:tcBorders>
-          </w:tcPr>
-          <w:p>
-            <w:pPr>
-              <w:spacing w:before="60" w:after="60" w:line="252" w:lineRule="auto"/>
-              <w:jc w:val="left"/>
-            </w:pPr>
-            <w:r/>
-            <w:r>
-              <w:t>450.25</w:t>
-            </w:r>
-          </w:p>
-        </w:tc>
-        <w:tc>
-          <w:tcPr>
-            <w:tcW w:type="dxa" w:w="1728"/>
-            <w:shd w:fill="FFFFFF"/>
-            <w:tcMar>
-              <w:top w:w="100" w:type="dxa"/>
-              <w:bottom w:w="100" w:type="dxa"/>
-              <w:left w:w="120" w:type="dxa"/>
-              <w:right w:w="120" w:type="dxa"/>
-            </w:tcMar>
-            <w:tcBorders>
-              <w:top w:val="single" w:sz="4" w:space="0" w:color="CCCCCC"/>
-              <w:bottom w:val="single" w:sz="4" w:space="0" w:color="CCCCCC"/>
-              <w:left w:val="single" w:sz="4" w:space="0" w:color="CCCCCC"/>
-              <w:right w:val="single" w:sz="4" w:space="0" w:color="CCCCCC"/>
-            </w:tcBorders>
-          </w:tcPr>
-          <w:p>
-            <w:pPr>
-              <w:spacing w:before="60" w:after="60" w:line="252" w:lineRule="auto"/>
-              <w:jc w:val="left"/>
-            </w:pPr>
-            <w:r/>
-            <w:r>
-              <w:rPr>
-                <w:b/>
-              </w:rPr>
-              <w:t>453.00</w:t>
-            </w:r>
-          </w:p>
-        </w:tc>
-        <w:tc>
-          <w:tcPr>
-            <w:tcW w:type="dxa" w:w="3456"/>
-            <w:shd w:fill="FFFFFF"/>
-            <w:tcMar>
-              <w:top w:w="100" w:type="dxa"/>
-              <w:bottom w:w="100" w:type="dxa"/>
-              <w:left w:w="120" w:type="dxa"/>
-              <w:right w:w="120" w:type="dxa"/>
-            </w:tcMar>
-            <w:tcBorders>
-              <w:top w:val="single" w:sz="4" w:space="0" w:color="CCCCCC"/>
-              <w:bottom w:val="single" w:sz="4" w:space="0" w:color="CCCCCC"/>
-              <w:left w:val="single" w:sz="4" w:space="0" w:color="CCCCCC"/>
-              <w:right w:val="single" w:sz="4" w:space="0" w:color="CCCCCC"/>
-            </w:tcBorders>
-          </w:tcPr>
-          <w:p>
-            <w:pPr>
-              <w:spacing w:before="60" w:after="60" w:line="252" w:lineRule="auto"/>
-              <w:jc w:val="left"/>
-            </w:pPr>
-            <w:r/>
-            <w:r>
-              <w:rPr>
-                <w:b/>
-              </w:rPr>
-              <w:t>+0.00</w:t>
-            </w:r>
-          </w:p>
-        </w:tc>
-        <w:tc>
-          <w:tcPr>
-            <w:tcW w:type="dxa" w:w="1440"/>
-            <w:shd w:fill="FFFFFF"/>
-            <w:tcMar>
-              <w:top w:w="100" w:type="dxa"/>
-              <w:bottom w:w="100" w:type="dxa"/>
-              <w:left w:w="120" w:type="dxa"/>
-              <w:right w:w="120" w:type="dxa"/>
-            </w:tcMar>
-            <w:tcBorders>
-              <w:top w:val="single" w:sz="4" w:space="0" w:color="CCCCCC"/>
-              <w:bottom w:val="single" w:sz="4" w:space="0" w:color="CCCCCC"/>
-              <w:left w:val="single" w:sz="4" w:space="0" w:color="CCCCCC"/>
-              <w:right w:val="single" w:sz="4" w:space="0" w:color="CCCCCC"/>
-            </w:tcBorders>
-          </w:tcPr>
-          <w:p>
-            <w:pPr>
-              <w:spacing w:before="60" w:after="60" w:line="252" w:lineRule="auto"/>
-              <w:jc w:val="left"/>
-            </w:pPr>
-            <w:r/>
-            <w:r>
-              <w:t>BEAR</w:t>
-            </w:r>
-          </w:p>
-        </w:tc>
-      </w:tr>
-      <w:tr>
-        <w:tc>
-          <w:tcPr>
-            <w:tcW w:type="dxa" w:w="1584"/>
-            <w:shd w:fill="F8FAFC"/>
-            <w:tcMar>
-              <w:top w:w="100" w:type="dxa"/>
-              <w:bottom w:w="100" w:type="dxa"/>
-              <w:left w:w="120" w:type="dxa"/>
-              <w:right w:w="120" w:type="dxa"/>
-            </w:tcMar>
-            <w:tcBorders>
-              <w:top w:val="single" w:sz="4" w:space="0" w:color="CCCCCC"/>
-              <w:bottom w:val="single" w:sz="4" w:space="0" w:color="CCCCCC"/>
-              <w:left w:val="single" w:sz="4" w:space="0" w:color="CCCCCC"/>
-              <w:right w:val="single" w:sz="4" w:space="0" w:color="CCCCCC"/>
-            </w:tcBorders>
-          </w:tcPr>
-          <w:p>
-            <w:pPr>
-              <w:spacing w:before="60" w:after="60" w:line="252" w:lineRule="auto"/>
-              <w:jc w:val="left"/>
-            </w:pPr>
-            <w:r/>
-            <w:r>
-              <w:rPr>
-                <w:b/>
-              </w:rPr>
-              <w:t>Fri 14/08</w:t>
-            </w:r>
-          </w:p>
-        </w:tc>
-        <w:tc>
-          <w:tcPr>
-            <w:tcW w:type="dxa" w:w="864"/>
-            <w:shd w:fill="F8FAFC"/>
-            <w:tcMar>
-              <w:top w:w="100" w:type="dxa"/>
-              <w:bottom w:w="100" w:type="dxa"/>
-              <w:left w:w="120" w:type="dxa"/>
-              <w:right w:w="120" w:type="dxa"/>
-            </w:tcMar>
-            <w:tcBorders>
-              <w:top w:val="single" w:sz="4" w:space="0" w:color="CCCCCC"/>
-              <w:bottom w:val="single" w:sz="4" w:space="0" w:color="CCCCCC"/>
-              <w:left w:val="single" w:sz="4" w:space="0" w:color="CCCCCC"/>
-              <w:right w:val="single" w:sz="4" w:space="0" w:color="CCCCCC"/>
-            </w:tcBorders>
-          </w:tcPr>
-          <w:p>
-            <w:pPr>
-              <w:spacing w:before="60" w:after="60" w:line="252" w:lineRule="auto"/>
-              <w:jc w:val="left"/>
-            </w:pPr>
-            <w:r/>
-            <w:r>
-              <w:t>NY Open 21-23</w:t>
-            </w:r>
-          </w:p>
-        </w:tc>
-        <w:tc>
-          <w:tcPr>
-            <w:tcW w:type="dxa" w:w="1440"/>
-            <w:shd w:fill="F8FAFC"/>
-            <w:tcMar>
-              <w:top w:w="100" w:type="dxa"/>
-              <w:bottom w:w="100" w:type="dxa"/>
-              <w:left w:w="120" w:type="dxa"/>
-              <w:right w:w="120" w:type="dxa"/>
-            </w:tcMar>
-            <w:tcBorders>
-              <w:top w:val="single" w:sz="4" w:space="0" w:color="CCCCCC"/>
-              <w:bottom w:val="single" w:sz="4" w:space="0" w:color="CCCCCC"/>
-              <w:left w:val="single" w:sz="4" w:space="0" w:color="CCCCCC"/>
-              <w:right w:val="single" w:sz="4" w:space="0" w:color="CCCCCC"/>
-            </w:tcBorders>
-          </w:tcPr>
-          <w:p>
-            <w:pPr>
-              <w:spacing w:before="60" w:after="60" w:line="252" w:lineRule="auto"/>
-              <w:jc w:val="left"/>
-            </w:pPr>
-            <w:r/>
-            <w:r>
-              <w:t>453.00</w:t>
-            </w:r>
-          </w:p>
-        </w:tc>
-        <w:tc>
-          <w:tcPr>
-            <w:tcW w:type="dxa" w:w="2016"/>
-            <w:shd w:fill="F8FAFC"/>
-            <w:tcMar>
-              <w:top w:w="100" w:type="dxa"/>
-              <w:bottom w:w="100" w:type="dxa"/>
-              <w:left w:w="120" w:type="dxa"/>
-              <w:right w:w="120" w:type="dxa"/>
-            </w:tcMar>
-            <w:tcBorders>
-              <w:top w:val="single" w:sz="4" w:space="0" w:color="CCCCCC"/>
-              <w:bottom w:val="single" w:sz="4" w:space="0" w:color="CCCCCC"/>
-              <w:left w:val="single" w:sz="4" w:space="0" w:color="CCCCCC"/>
-              <w:right w:val="single" w:sz="4" w:space="0" w:color="CCCCCC"/>
-            </w:tcBorders>
-          </w:tcPr>
-          <w:p>
-            <w:pPr>
-              <w:spacing w:before="60" w:after="60" w:line="252" w:lineRule="auto"/>
-              <w:jc w:val="left"/>
-            </w:pPr>
-            <w:r/>
-            <w:r>
-              <w:t>457.00</w:t>
-            </w:r>
-          </w:p>
-        </w:tc>
-        <w:tc>
-          <w:tcPr>
-            <w:tcW w:type="dxa" w:w="1152"/>
-            <w:shd w:fill="F8FAFC"/>
-            <w:tcMar>
-              <w:top w:w="100" w:type="dxa"/>
-              <w:bottom w:w="100" w:type="dxa"/>
-              <w:left w:w="120" w:type="dxa"/>
-              <w:right w:w="120" w:type="dxa"/>
-            </w:tcMar>
-            <w:tcBorders>
-              <w:top w:val="single" w:sz="4" w:space="0" w:color="CCCCCC"/>
-              <w:bottom w:val="single" w:sz="4" w:space="0" w:color="CCCCCC"/>
-              <w:left w:val="single" w:sz="4" w:space="0" w:color="CCCCCC"/>
-              <w:right w:val="single" w:sz="4" w:space="0" w:color="CCCCCC"/>
-            </w:tcBorders>
-          </w:tcPr>
-          <w:p>
-            <w:pPr>
-              <w:spacing w:before="60" w:after="60" w:line="252" w:lineRule="auto"/>
-              <w:jc w:val="left"/>
-            </w:pPr>
-            <w:r/>
-            <w:r>
-              <w:t>449.50</w:t>
-            </w:r>
-          </w:p>
-        </w:tc>
-        <w:tc>
-          <w:tcPr>
-            <w:tcW w:type="dxa" w:w="1728"/>
-            <w:shd w:fill="F8FAFC"/>
-            <w:tcMar>
-              <w:top w:w="100" w:type="dxa"/>
-              <w:bottom w:w="100" w:type="dxa"/>
-              <w:left w:w="120" w:type="dxa"/>
-              <w:right w:w="120" w:type="dxa"/>
-            </w:tcMar>
-            <w:tcBorders>
-              <w:top w:val="single" w:sz="4" w:space="0" w:color="CCCCCC"/>
-              <w:bottom w:val="single" w:sz="4" w:space="0" w:color="CCCCCC"/>
-              <w:left w:val="single" w:sz="4" w:space="0" w:color="CCCCCC"/>
-              <w:right w:val="single" w:sz="4" w:space="0" w:color="CCCCCC"/>
-            </w:tcBorders>
-          </w:tcPr>
-          <w:p>
-            <w:pPr>
-              <w:spacing w:before="60" w:after="60" w:line="252" w:lineRule="auto"/>
-              <w:jc w:val="left"/>
-            </w:pPr>
-            <w:r/>
-            <w:r>
-              <w:rPr>
-                <w:b/>
-              </w:rPr>
-              <w:t>453.50</w:t>
-            </w:r>
-          </w:p>
-        </w:tc>
-        <w:tc>
-          <w:tcPr>
-            <w:tcW w:type="dxa" w:w="3456"/>
-            <w:shd w:fill="F8FAFC"/>
-            <w:tcMar>
-              <w:top w:w="100" w:type="dxa"/>
-              <w:bottom w:w="100" w:type="dxa"/>
-              <w:left w:w="120" w:type="dxa"/>
-              <w:right w:w="120" w:type="dxa"/>
-            </w:tcMar>
-            <w:tcBorders>
-              <w:top w:val="single" w:sz="4" w:space="0" w:color="CCCCCC"/>
-              <w:bottom w:val="single" w:sz="4" w:space="0" w:color="CCCCCC"/>
-              <w:left w:val="single" w:sz="4" w:space="0" w:color="CCCCCC"/>
-              <w:right w:val="single" w:sz="4" w:space="0" w:color="CCCCCC"/>
-            </w:tcBorders>
-          </w:tcPr>
-          <w:p>
-            <w:pPr>
-              <w:spacing w:before="60" w:after="60" w:line="252" w:lineRule="auto"/>
-              <w:jc w:val="left"/>
-            </w:pPr>
-            <w:r/>
-            <w:r>
-              <w:rPr>
-                <w:b/>
-              </w:rPr>
-              <w:t>+0.50</w:t>
-            </w:r>
-          </w:p>
-        </w:tc>
-        <w:tc>
-          <w:tcPr>
-            <w:tcW w:type="dxa" w:w="1440"/>
-            <w:shd w:fill="F8FAFC"/>
-            <w:tcMar>
-              <w:top w:w="100" w:type="dxa"/>
-              <w:bottom w:w="100" w:type="dxa"/>
-              <w:left w:w="120" w:type="dxa"/>
-              <w:right w:w="120" w:type="dxa"/>
-            </w:tcMar>
-            <w:tcBorders>
-              <w:top w:val="single" w:sz="4" w:space="0" w:color="CCCCCC"/>
-              <w:bottom w:val="single" w:sz="4" w:space="0" w:color="CCCCCC"/>
-              <w:left w:val="single" w:sz="4" w:space="0" w:color="CCCCCC"/>
-              <w:right w:val="single" w:sz="4" w:space="0" w:color="CCCCCC"/>
-            </w:tcBorders>
-          </w:tcPr>
-          <w:p>
-            <w:pPr>
-              <w:spacing w:before="60" w:after="60" w:line="252" w:lineRule="auto"/>
-              <w:jc w:val="left"/>
-            </w:pPr>
-            <w:r/>
-            <w:r>
-              <w:t>BULL</w:t>
-            </w:r>
-          </w:p>
-        </w:tc>
-      </w:tr>
-      <w:tr>
-        <w:tc>
-          <w:tcPr>
-            <w:tcW w:type="dxa" w:w="1584"/>
-            <w:shd w:fill="FFFFFF"/>
-            <w:tcMar>
-              <w:top w:w="100" w:type="dxa"/>
-              <w:bottom w:w="100" w:type="dxa"/>
-              <w:left w:w="120" w:type="dxa"/>
-              <w:right w:w="120" w:type="dxa"/>
-            </w:tcMar>
-            <w:tcBorders>
-              <w:top w:val="single" w:sz="4" w:space="0" w:color="CCCCCC"/>
-              <w:bottom w:val="single" w:sz="4" w:space="0" w:color="CCCCCC"/>
-              <w:left w:val="single" w:sz="4" w:space="0" w:color="CCCCCC"/>
-              <w:right w:val="single" w:sz="4" w:space="0" w:color="CCCCCC"/>
-            </w:tcBorders>
-          </w:tcPr>
-          <w:p>
-            <w:pPr>
-              <w:spacing w:before="60" w:after="60" w:line="252" w:lineRule="auto"/>
-              <w:jc w:val="left"/>
-            </w:pPr>
-            <w:r/>
-            <w:r>
-              <w:rPr>
-                <w:b/>
-              </w:rPr>
-              <w:t>Fri 14/08</w:t>
-            </w:r>
-          </w:p>
-        </w:tc>
-        <w:tc>
-          <w:tcPr>
-            <w:tcW w:type="dxa" w:w="864"/>
-            <w:shd w:fill="FFFFFF"/>
-            <w:tcMar>
-              <w:top w:w="100" w:type="dxa"/>
-              <w:bottom w:w="100" w:type="dxa"/>
-              <w:left w:w="120" w:type="dxa"/>
-              <w:right w:w="120" w:type="dxa"/>
-            </w:tcMar>
-            <w:tcBorders>
-              <w:top w:val="single" w:sz="4" w:space="0" w:color="CCCCCC"/>
-              <w:bottom w:val="single" w:sz="4" w:space="0" w:color="CCCCCC"/>
-              <w:left w:val="single" w:sz="4" w:space="0" w:color="CCCCCC"/>
-              <w:right w:val="single" w:sz="4" w:space="0" w:color="CCCCCC"/>
-            </w:tcBorders>
-          </w:tcPr>
-          <w:p>
-            <w:pPr>
-              <w:spacing w:before="60" w:after="60" w:line="252" w:lineRule="auto"/>
-              <w:jc w:val="left"/>
-            </w:pPr>
-            <w:r/>
-            <w:r>
-              <w:t>NY Close 23-01</w:t>
-            </w:r>
-          </w:p>
-        </w:tc>
-        <w:tc>
-          <w:tcPr>
-            <w:tcW w:type="dxa" w:w="1440"/>
-            <w:shd w:fill="FFFFFF"/>
-            <w:tcMar>
-              <w:top w:w="100" w:type="dxa"/>
-              <w:bottom w:w="100" w:type="dxa"/>
-              <w:left w:w="120" w:type="dxa"/>
-              <w:right w:w="120" w:type="dxa"/>
-            </w:tcMar>
-            <w:tcBorders>
-              <w:top w:val="single" w:sz="4" w:space="0" w:color="CCCCCC"/>
-              <w:bottom w:val="single" w:sz="4" w:space="0" w:color="CCCCCC"/>
-              <w:left w:val="single" w:sz="4" w:space="0" w:color="CCCCCC"/>
-              <w:right w:val="single" w:sz="4" w:space="0" w:color="CCCCCC"/>
-            </w:tcBorders>
-          </w:tcPr>
-          <w:p>
-            <w:pPr>
-              <w:spacing w:before="60" w:after="60" w:line="252" w:lineRule="auto"/>
-              <w:jc w:val="left"/>
-            </w:pPr>
-            <w:r/>
-            <w:r>
-              <w:t>453.50</w:t>
-            </w:r>
-          </w:p>
-        </w:tc>
-        <w:tc>
-          <w:tcPr>
-            <w:tcW w:type="dxa" w:w="2016"/>
-            <w:shd w:fill="FFFFFF"/>
-            <w:tcMar>
-              <w:top w:w="100" w:type="dxa"/>
-              <w:bottom w:w="100" w:type="dxa"/>
-              <w:left w:w="120" w:type="dxa"/>
-              <w:right w:w="120" w:type="dxa"/>
-            </w:tcMar>
-            <w:tcBorders>
-              <w:top w:val="single" w:sz="4" w:space="0" w:color="CCCCCC"/>
-              <w:bottom w:val="single" w:sz="4" w:space="0" w:color="CCCCCC"/>
-              <w:left w:val="single" w:sz="4" w:space="0" w:color="CCCCCC"/>
-              <w:right w:val="single" w:sz="4" w:space="0" w:color="CCCCCC"/>
-            </w:tcBorders>
-          </w:tcPr>
-          <w:p>
-            <w:pPr>
-              <w:spacing w:before="60" w:after="60" w:line="252" w:lineRule="auto"/>
-              <w:jc w:val="left"/>
-            </w:pPr>
-            <w:r/>
-            <w:r>
-              <w:t>457.50</w:t>
-            </w:r>
-          </w:p>
-        </w:tc>
-        <w:tc>
-          <w:tcPr>
-            <w:tcW w:type="dxa" w:w="1152"/>
-            <w:shd w:fill="FFFFFF"/>
-            <w:tcMar>
-              <w:top w:w="100" w:type="dxa"/>
-              <w:bottom w:w="100" w:type="dxa"/>
-              <w:left w:w="120" w:type="dxa"/>
-              <w:right w:w="120" w:type="dxa"/>
-            </w:tcMar>
-            <w:tcBorders>
-              <w:top w:val="single" w:sz="4" w:space="0" w:color="CCCCCC"/>
-              <w:bottom w:val="single" w:sz="4" w:space="0" w:color="CCCCCC"/>
-              <w:left w:val="single" w:sz="4" w:space="0" w:color="CCCCCC"/>
-              <w:right w:val="single" w:sz="4" w:space="0" w:color="CCCCCC"/>
-            </w:tcBorders>
-          </w:tcPr>
-          <w:p>
-            <w:pPr>
-              <w:spacing w:before="60" w:after="60" w:line="252" w:lineRule="auto"/>
-              <w:jc w:val="left"/>
-            </w:pPr>
-            <w:r/>
-            <w:r>
-              <w:t>451.75</w:t>
-            </w:r>
-          </w:p>
-        </w:tc>
-        <w:tc>
-          <w:tcPr>
-            <w:tcW w:type="dxa" w:w="1728"/>
-            <w:shd w:fill="FFFFFF"/>
-            <w:tcMar>
-              <w:top w:w="100" w:type="dxa"/>
-              <w:bottom w:w="100" w:type="dxa"/>
-              <w:left w:w="120" w:type="dxa"/>
-              <w:right w:w="120" w:type="dxa"/>
-            </w:tcMar>
-            <w:tcBorders>
-              <w:top w:val="single" w:sz="4" w:space="0" w:color="CCCCCC"/>
-              <w:bottom w:val="single" w:sz="4" w:space="0" w:color="CCCCCC"/>
-              <w:left w:val="single" w:sz="4" w:space="0" w:color="CCCCCC"/>
-              <w:right w:val="single" w:sz="4" w:space="0" w:color="CCCCCC"/>
-            </w:tcBorders>
-          </w:tcPr>
-          <w:p>
-            <w:pPr>
-              <w:spacing w:before="60" w:after="60" w:line="252" w:lineRule="auto"/>
-              <w:jc w:val="left"/>
-            </w:pPr>
-            <w:r/>
-            <w:r>
-              <w:rPr>
-                <w:b/>
-              </w:rPr>
-              <w:t>453.25</w:t>
             </w:r>
           </w:p>
         </w:tc>
@@ -21791,7 +21791,7 @@
         <w:t>Giá Chốt Phiên (Close):</w:t>
       </w:r>
       <w:r>
-        <w:t xml:space="preserve"> 636.50 cents | </w:t>
+        <w:t xml:space="preserve"> 640.00 cents | </w:t>
       </w:r>
       <w:r>
         <w:rPr>
@@ -21806,10 +21806,10 @@
         <w:rPr>
           <w:b/>
         </w:rPr>
-        <w:t>`638.28 cents`</w:t>
+        <w:t>`641.97 cents`</w:t>
       </w:r>
       <w:r>
-        <w:t xml:space="preserve"> (+1.78).</w:t>
+        <w:t xml:space="preserve"> (+1.97).</w:t>
       </w:r>
     </w:p>
     <w:p>
@@ -21830,7 +21830,7 @@
         <w:rPr>
           <w:b/>
         </w:rPr>
-        <w:t>`15,886`</w:t>
+        <w:t>`22,647`</w:t>
       </w:r>
       <w:r>
         <w:t xml:space="preserve"> (Chênh lệch: </w:t>
@@ -21839,7 +21839,7 @@
         <w:rPr>
           <w:b/>
         </w:rPr>
-        <w:t>`-43,558`</w:t>
+        <w:t>`-36,797`</w:t>
       </w:r>
       <w:r>
         <w:t xml:space="preserve">) | OI: </w:t>
@@ -22173,7 +22173,7 @@
               <w:rPr>
                 <w:b/>
               </w:rPr>
-              <w:t>81.68</w:t>
+              <w:t>82.27</w:t>
             </w:r>
           </w:p>
         </w:tc>
@@ -22204,7 +22204,7 @@
               <w:rPr>
                 <w:b/>
               </w:rPr>
-              <w:t>-0.98%</w:t>
+              <w:t>-0.27%</w:t>
             </w:r>
           </w:p>
         </w:tc>
@@ -22296,7 +22296,7 @@
               <w:rPr>
                 <w:b/>
               </w:rPr>
-              <w:t>99.42</w:t>
+              <w:t>99.55</w:t>
             </w:r>
           </w:p>
         </w:tc>
@@ -22327,7 +22327,7 @@
               <w:rPr>
                 <w:b/>
               </w:rPr>
-              <w:t>-0.55%</w:t>
+              <w:t>-0.42%</w:t>
             </w:r>
           </w:p>
         </w:tc>
@@ -22941,7 +22941,7 @@
         <w:t xml:space="preserve"> EMA_21 </w:t>
       </w:r>
       <w:r>
-        <w:t xml:space="preserve"> (634.83) &lt; </w:t>
+        <w:t xml:space="preserve"> (635.30) &lt; </w:t>
       </w:r>
       <w:r>
         <w:rPr>
@@ -22952,7 +22952,7 @@
         <w:t xml:space="preserve"> EMA_50 </w:t>
       </w:r>
       <w:r>
-        <w:t xml:space="preserve"> (637.98).</w:t>
+        <w:t xml:space="preserve"> (638.06).</w:t>
       </w:r>
     </w:p>
     <w:p>
@@ -22973,7 +22973,7 @@
         <w:rPr>
           <w:b/>
         </w:rPr>
-        <w:t>`51.80`</w:t>
+        <w:t>`57.29`</w:t>
       </w:r>
       <w:r>
         <w:t xml:space="preserve"> | ATR (14) = </w:t>
@@ -22982,7 +22982,7 @@
         <w:rPr>
           <w:b/>
         </w:rPr>
-        <w:t>`3.75`</w:t>
+        <w:t>`4.05`</w:t>
       </w:r>
       <w:r>
         <w:t xml:space="preserve"> cents | Volatility = </w:t>
@@ -22991,7 +22991,7 @@
         <w:rPr>
           <w:b/>
         </w:rPr>
-        <w:t>`3.25 cents`</w:t>
+        <w:t>`6.00 cents`</w:t>
       </w:r>
       <w:r>
         <w:t>.</w:t>
@@ -23015,7 +23015,7 @@
         <w:rPr>
           <w:b/>
         </w:rPr>
-        <w:t>`634.50`</w:t>
+        <w:t>`636.50`</w:t>
       </w:r>
       <w:r>
         <w:t xml:space="preserve"> | S2: </w:t>
@@ -23033,7 +23033,7 @@
         <w:rPr>
           <w:b/>
         </w:rPr>
-        <w:t>`638.75`</w:t>
+        <w:t>`647.50`</w:t>
       </w:r>
       <w:r>
         <w:t xml:space="preserve"> | R2: </w:t>
@@ -23766,7 +23766,7 @@
           <w:b/>
           <w:color w:val="B91C1C"/>
         </w:rPr>
-        <w:t>`634.83 - 637.98 cents (Canh bán hồi kỹ thuật H1)`</w:t>
+        <w:t>`635.30 - 638.06 cents (Canh bán hồi kỹ thuật H1)`</w:t>
       </w:r>
       <w:r>
         <w:t xml:space="preserve"> | SL: </w:t>
@@ -23775,7 +23775,7 @@
         <w:rPr>
           <w:b/>
         </w:rPr>
-        <w:t>`716.88 cents (Trên kháng cự R2 + 1.5x ATR)`</w:t>
+        <w:t>`717.33 cents (Trên kháng cự R2 + 1.5x ATR)`</w:t>
       </w:r>
       <w:r>
         <w:t xml:space="preserve"> | TP: </w:t>
@@ -23786,7 +23786,7 @@
           <w:color w:val="D97706"/>
           <w:sz w:val="19"/>
         </w:rPr>
-        <w:t xml:space="preserve"> 634.50 cents </w:t>
+        <w:t xml:space="preserve"> 636.50 cents </w:t>
       </w:r>
       <w:r>
         <w:t xml:space="preserve"> / </w:t>
@@ -23812,7 +23812,7 @@
         <w:rPr>
           <w:b/>
         </w:rPr>
-        <w:t>Trung hạn (Swing Trades - HĐ ZWU26):</w:t>
+        <w:t>Trung hạn (Swing Trades - HĐ ZWZ26):</w:t>
       </w:r>
     </w:p>
     <w:p>
@@ -23837,7 +23837,7 @@
         <w:rPr>
           <w:b/>
         </w:rPr>
-        <w:t>`632.50 - 634.50 cents`</w:t>
+        <w:t>`653.25 - 655.25 cents`</w:t>
       </w:r>
       <w:r>
         <w:t xml:space="preserve"> | SL: </w:t>
@@ -23846,7 +23846,7 @@
         <w:rPr>
           <w:b/>
         </w:rPr>
-        <w:t>`596.50 cents`</w:t>
+        <w:t>`610.54 cents`</w:t>
       </w:r>
       <w:r>
         <w:t xml:space="preserve"> | TP: </w:t>
@@ -23855,7 +23855,7 @@
         <w:rPr>
           <w:b/>
         </w:rPr>
-        <w:t>`638.75 cents (Đón sóng hồi trung hạn ~14.5 giá)`</w:t>
+        <w:t>`661.75 cents (Đón sóng hồi trung hạn ~14.5 giá)`</w:t>
       </w:r>
       <w:r>
         <w:t>.</w:t>
@@ -23883,7 +23883,7 @@
         <w:rPr>
           <w:b/>
         </w:rPr>
-        <w:t>`638.75 - 640.75 cents`</w:t>
+        <w:t>`661.75 - 663.75 cents`</w:t>
       </w:r>
       <w:r>
         <w:t xml:space="preserve"> | SL: </w:t>
@@ -23892,7 +23892,7 @@
         <w:rPr>
           <w:b/>
         </w:rPr>
-        <w:t>`642.50 cents`</w:t>
+        <w:t>`665.71 cents`</w:t>
       </w:r>
       <w:r>
         <w:t xml:space="preserve"> | TP: </w:t>
@@ -23901,7 +23901,7 @@
         <w:rPr>
           <w:b/>
         </w:rPr>
-        <w:t>`600.25 cents (Thuận xu hướng giảm ngắn hạn)`</w:t>
+        <w:t>`614.50 cents (Thuận xu hướng giảm ngắn hạn)`</w:t>
       </w:r>
       <w:r>
         <w:t>.</w:t>
@@ -23941,7 +23941,7 @@
         <w:rPr>
           <w:b/>
         </w:rPr>
-        <w:t>`599.90 - 614.50 cents`</w:t>
+        <w:t>`598.65 - 614.50 cents`</w:t>
       </w:r>
     </w:p>
     <w:p>
@@ -24348,7 +24348,7 @@
             </w:pPr>
             <w:r/>
             <w:r>
-              <w:t>636.50</w:t>
+              <w:t>640.00</w:t>
             </w:r>
           </w:p>
         </w:tc>
@@ -24376,7 +24376,7 @@
             </w:pPr>
             <w:r/>
             <w:r>
-              <w:t>647.75</w:t>
+              <w:t>651.25</w:t>
             </w:r>
           </w:p>
         </w:tc>
@@ -24404,7 +24404,7 @@
             </w:pPr>
             <w:r/>
             <w:r>
-              <w:t>631.00</w:t>
+              <w:t>634.50</w:t>
             </w:r>
           </w:p>
         </w:tc>
@@ -24435,7 +24435,7 @@
               <w:rPr>
                 <w:b/>
               </w:rPr>
-              <w:t>635.75</w:t>
+              <w:t>639.25</w:t>
             </w:r>
           </w:p>
         </w:tc>
@@ -24583,7 +24583,7 @@
             </w:pPr>
             <w:r/>
             <w:r>
-              <w:t>635.75</w:t>
+              <w:t>639.25</w:t>
             </w:r>
           </w:p>
         </w:tc>
@@ -24611,7 +24611,7 @@
             </w:pPr>
             <w:r/>
             <w:r>
-              <w:t>643.25</w:t>
+              <w:t>646.75</w:t>
             </w:r>
           </w:p>
         </w:tc>
@@ -24639,7 +24639,7 @@
             </w:pPr>
             <w:r/>
             <w:r>
-              <w:t>629.75</w:t>
+              <w:t>633.25</w:t>
             </w:r>
           </w:p>
         </w:tc>
@@ -24670,7 +24670,7 @@
               <w:rPr>
                 <w:b/>
               </w:rPr>
-              <w:t>635.25</w:t>
+              <w:t>638.75</w:t>
             </w:r>
           </w:p>
         </w:tc>
@@ -24818,7 +24818,7 @@
             </w:pPr>
             <w:r/>
             <w:r>
-              <w:t>635.25</w:t>
+              <w:t>638.75</w:t>
             </w:r>
           </w:p>
         </w:tc>
@@ -24846,7 +24846,7 @@
             </w:pPr>
             <w:r/>
             <w:r>
-              <w:t>649.00</w:t>
+              <w:t>652.50</w:t>
             </w:r>
           </w:p>
         </w:tc>
@@ -24874,7 +24874,7 @@
             </w:pPr>
             <w:r/>
             <w:r>
-              <w:t>620.50</w:t>
+              <w:t>624.00</w:t>
             </w:r>
           </w:p>
         </w:tc>
@@ -24905,7 +24905,7 @@
               <w:rPr>
                 <w:b/>
               </w:rPr>
-              <w:t>637.25</w:t>
+              <w:t>640.75</w:t>
             </w:r>
           </w:p>
         </w:tc>
@@ -25053,7 +25053,7 @@
             </w:pPr>
             <w:r/>
             <w:r>
-              <w:t>637.25</w:t>
+              <w:t>640.75</w:t>
             </w:r>
           </w:p>
         </w:tc>
@@ -25081,7 +25081,7 @@
             </w:pPr>
             <w:r/>
             <w:r>
-              <w:t>650.50</w:t>
+              <w:t>654.00</w:t>
             </w:r>
           </w:p>
         </w:tc>
@@ -25109,7 +25109,7 @@
             </w:pPr>
             <w:r/>
             <w:r>
-              <w:t>629.00</w:t>
+              <w:t>632.50</w:t>
             </w:r>
           </w:p>
         </w:tc>
@@ -25140,7 +25140,7 @@
               <w:rPr>
                 <w:b/>
               </w:rPr>
-              <w:t>638.50</w:t>
+              <w:t>642.00</w:t>
             </w:r>
           </w:p>
         </w:tc>
@@ -25288,7 +25288,7 @@
             </w:pPr>
             <w:r/>
             <w:r>
-              <w:t>638.50</w:t>
+              <w:t>642.00</w:t>
             </w:r>
           </w:p>
         </w:tc>
@@ -25316,7 +25316,7 @@
             </w:pPr>
             <w:r/>
             <w:r>
-              <w:t>655.00</w:t>
+              <w:t>658.50</w:t>
             </w:r>
           </w:p>
         </w:tc>
@@ -25344,7 +25344,7 @@
             </w:pPr>
             <w:r/>
             <w:r>
-              <w:t>628.00</w:t>
+              <w:t>631.50</w:t>
             </w:r>
           </w:p>
         </w:tc>
@@ -25375,7 +25375,7 @@
               <w:rPr>
                 <w:b/>
               </w:rPr>
-              <w:t>643.00</w:t>
+              <w:t>646.50</w:t>
             </w:r>
           </w:p>
         </w:tc>
@@ -25523,7 +25523,7 @@
             </w:pPr>
             <w:r/>
             <w:r>
-              <w:t>643.00</w:t>
+              <w:t>646.50</w:t>
             </w:r>
           </w:p>
         </w:tc>
@@ -25551,7 +25551,7 @@
             </w:pPr>
             <w:r/>
             <w:r>
-              <w:t>650.75</w:t>
+              <w:t>654.25</w:t>
             </w:r>
           </w:p>
         </w:tc>
@@ -25579,7 +25579,7 @@
             </w:pPr>
             <w:r/>
             <w:r>
-              <w:t>632.00</w:t>
+              <w:t>635.50</w:t>
             </w:r>
           </w:p>
         </w:tc>
@@ -25610,7 +25610,7 @@
               <w:rPr>
                 <w:b/>
               </w:rPr>
-              <w:t>644.25</w:t>
+              <w:t>647.75</w:t>
             </w:r>
           </w:p>
         </w:tc>
@@ -25758,7 +25758,7 @@
             </w:pPr>
             <w:r/>
             <w:r>
-              <w:t>644.25</w:t>
+              <w:t>647.75</w:t>
             </w:r>
           </w:p>
         </w:tc>
@@ -25786,7 +25786,7 @@
             </w:pPr>
             <w:r/>
             <w:r>
-              <w:t>652.50</w:t>
+              <w:t>656.00</w:t>
             </w:r>
           </w:p>
         </w:tc>
@@ -25814,7 +25814,7 @@
             </w:pPr>
             <w:r/>
             <w:r>
-              <w:t>633.75</w:t>
+              <w:t>637.25</w:t>
             </w:r>
           </w:p>
         </w:tc>
@@ -25845,7 +25845,7 @@
               <w:rPr>
                 <w:b/>
               </w:rPr>
-              <w:t>646.00</w:t>
+              <w:t>649.50</w:t>
             </w:r>
           </w:p>
         </w:tc>
@@ -25993,7 +25993,7 @@
             </w:pPr>
             <w:r/>
             <w:r>
-              <w:t>646.00</w:t>
+              <w:t>649.50</w:t>
             </w:r>
           </w:p>
         </w:tc>
@@ -26021,7 +26021,7 @@
             </w:pPr>
             <w:r/>
             <w:r>
-              <w:t>658.25</w:t>
+              <w:t>661.75</w:t>
             </w:r>
           </w:p>
         </w:tc>
@@ -26049,7 +26049,7 @@
             </w:pPr>
             <w:r/>
             <w:r>
-              <w:t>636.25</w:t>
+              <w:t>639.75</w:t>
             </w:r>
           </w:p>
         </w:tc>
@@ -26080,7 +26080,7 @@
               <w:rPr>
                 <w:b/>
               </w:rPr>
-              <w:t>645.00</w:t>
+              <w:t>648.50</w:t>
             </w:r>
           </w:p>
         </w:tc>
@@ -26228,7 +26228,7 @@
             </w:pPr>
             <w:r/>
             <w:r>
-              <w:t>645.00</w:t>
+              <w:t>648.50</w:t>
             </w:r>
           </w:p>
         </w:tc>
@@ -26256,7 +26256,7 @@
             </w:pPr>
             <w:r/>
             <w:r>
-              <w:t>655.50</w:t>
+              <w:t>659.00</w:t>
             </w:r>
           </w:p>
         </w:tc>
@@ -26284,7 +26284,7 @@
             </w:pPr>
             <w:r/>
             <w:r>
-              <w:t>630.25</w:t>
+              <w:t>633.75</w:t>
             </w:r>
           </w:p>
         </w:tc>
@@ -26315,7 +26315,7 @@
               <w:rPr>
                 <w:b/>
               </w:rPr>
-              <w:t>647.25</w:t>
+              <w:t>650.75</w:t>
             </w:r>
           </w:p>
         </w:tc>
@@ -26463,7 +26463,7 @@
             </w:pPr>
             <w:r/>
             <w:r>
-              <w:t>647.25</w:t>
+              <w:t>650.75</w:t>
             </w:r>
           </w:p>
         </w:tc>
@@ -26491,7 +26491,7 @@
             </w:pPr>
             <w:r/>
             <w:r>
-              <w:t>657.75</w:t>
+              <w:t>661.25</w:t>
             </w:r>
           </w:p>
         </w:tc>
@@ -26519,7 +26519,7 @@
             </w:pPr>
             <w:r/>
             <w:r>
-              <w:t>641.00</w:t>
+              <w:t>644.50</w:t>
             </w:r>
           </w:p>
         </w:tc>
@@ -26550,7 +26550,7 @@
               <w:rPr>
                 <w:b/>
               </w:rPr>
-              <w:t>648.00</w:t>
+              <w:t>651.50</w:t>
             </w:r>
           </w:p>
         </w:tc>
@@ -26698,7 +26698,7 @@
             </w:pPr>
             <w:r/>
             <w:r>
-              <w:t>648.00</w:t>
+              <w:t>651.50</w:t>
             </w:r>
           </w:p>
         </w:tc>
@@ -26726,7 +26726,7 @@
             </w:pPr>
             <w:r/>
             <w:r>
-              <w:t>662.25</w:t>
+              <w:t>665.75</w:t>
             </w:r>
           </w:p>
         </w:tc>
@@ -26754,7 +26754,7 @@
             </w:pPr>
             <w:r/>
             <w:r>
-              <w:t>633.25</w:t>
+              <w:t>636.75</w:t>
             </w:r>
           </w:p>
         </w:tc>
@@ -26785,7 +26785,7 @@
               <w:rPr>
                 <w:b/>
               </w:rPr>
-              <w:t>650.00</w:t>
+              <w:t>653.50</w:t>
             </w:r>
           </w:p>
         </w:tc>
@@ -26933,7 +26933,7 @@
             </w:pPr>
             <w:r/>
             <w:r>
-              <w:t>650.00</w:t>
+              <w:t>653.50</w:t>
             </w:r>
           </w:p>
         </w:tc>
@@ -26961,7 +26961,7 @@
             </w:pPr>
             <w:r/>
             <w:r>
-              <w:t>656.50</w:t>
+              <w:t>660.00</w:t>
             </w:r>
           </w:p>
         </w:tc>
@@ -26989,7 +26989,7 @@
             </w:pPr>
             <w:r/>
             <w:r>
-              <w:t>643.25</w:t>
+              <w:t>646.75</w:t>
             </w:r>
           </w:p>
         </w:tc>
@@ -27020,7 +27020,7 @@
               <w:rPr>
                 <w:b/>
               </w:rPr>
-              <w:t>650.25</w:t>
+              <w:t>653.75</w:t>
             </w:r>
           </w:p>
         </w:tc>
@@ -27168,7 +27168,7 @@
             </w:pPr>
             <w:r/>
             <w:r>
-              <w:t>650.25</w:t>
+              <w:t>653.75</w:t>
             </w:r>
           </w:p>
         </w:tc>
@@ -27196,7 +27196,7 @@
             </w:pPr>
             <w:r/>
             <w:r>
-              <w:t>660.50</w:t>
+              <w:t>664.00</w:t>
             </w:r>
           </w:p>
         </w:tc>
@@ -27224,7 +27224,7 @@
             </w:pPr>
             <w:r/>
             <w:r>
-              <w:t>642.25</w:t>
+              <w:t>645.75</w:t>
             </w:r>
           </w:p>
         </w:tc>
@@ -27255,7 +27255,7 @@
               <w:rPr>
                 <w:b/>
               </w:rPr>
-              <w:t>650.75</w:t>
+              <w:t>654.25</w:t>
             </w:r>
           </w:p>
         </w:tc>
@@ -27403,7 +27403,7 @@
             </w:pPr>
             <w:r/>
             <w:r>
-              <w:t>650.75</w:t>
+              <w:t>654.25</w:t>
             </w:r>
           </w:p>
         </w:tc>
@@ -27431,7 +27431,7 @@
             </w:pPr>
             <w:r/>
             <w:r>
-              <w:t>657.75</w:t>
+              <w:t>661.25</w:t>
             </w:r>
           </w:p>
         </w:tc>
@@ -27459,7 +27459,7 @@
             </w:pPr>
             <w:r/>
             <w:r>
-              <w:t>644.75</w:t>
+              <w:t>648.25</w:t>
             </w:r>
           </w:p>
         </w:tc>
@@ -27490,7 +27490,7 @@
               <w:rPr>
                 <w:b/>
               </w:rPr>
-              <w:t>650.00</w:t>
+              <w:t>653.50</w:t>
             </w:r>
           </w:p>
         </w:tc>
@@ -27638,7 +27638,7 @@
             </w:pPr>
             <w:r/>
             <w:r>
-              <w:t>650.00</w:t>
+              <w:t>653.50</w:t>
             </w:r>
           </w:p>
         </w:tc>
@@ -27666,7 +27666,7 @@
             </w:pPr>
             <w:r/>
             <w:r>
-              <w:t>663.50</w:t>
+              <w:t>667.00</w:t>
             </w:r>
           </w:p>
         </w:tc>
@@ -27694,7 +27694,7 @@
             </w:pPr>
             <w:r/>
             <w:r>
-              <w:t>637.00</w:t>
+              <w:t>640.50</w:t>
             </w:r>
           </w:p>
         </w:tc>
@@ -27725,7 +27725,7 @@
               <w:rPr>
                 <w:b/>
               </w:rPr>
-              <w:t>651.75</w:t>
+              <w:t>655.25</w:t>
             </w:r>
           </w:p>
         </w:tc>
@@ -27873,7 +27873,7 @@
             </w:pPr>
             <w:r/>
             <w:r>
-              <w:t>651.75</w:t>
+              <w:t>655.25</w:t>
             </w:r>
           </w:p>
         </w:tc>
@@ -27901,7 +27901,7 @@
             </w:pPr>
             <w:r/>
             <w:r>
-              <w:t>661.00</w:t>
+              <w:t>664.50</w:t>
             </w:r>
           </w:p>
         </w:tc>
@@ -27929,7 +27929,7 @@
             </w:pPr>
             <w:r/>
             <w:r>
-              <w:t>641.00</w:t>
+              <w:t>644.50</w:t>
             </w:r>
           </w:p>
         </w:tc>
@@ -27960,7 +27960,7 @@
               <w:rPr>
                 <w:b/>
               </w:rPr>
-              <w:t>652.25</w:t>
+              <w:t>655.75</w:t>
             </w:r>
           </w:p>
         </w:tc>
@@ -28108,7 +28108,7 @@
             </w:pPr>
             <w:r/>
             <w:r>
-              <w:t>652.25</w:t>
+              <w:t>655.75</w:t>
             </w:r>
           </w:p>
         </w:tc>
@@ -28136,7 +28136,7 @@
             </w:pPr>
             <w:r/>
             <w:r>
-              <w:t>664.50</w:t>
+              <w:t>668.00</w:t>
             </w:r>
           </w:p>
         </w:tc>
@@ -28164,7 +28164,7 @@
             </w:pPr>
             <w:r/>
             <w:r>
-              <w:t>638.00</w:t>
+              <w:t>641.50</w:t>
             </w:r>
           </w:p>
         </w:tc>
@@ -28195,7 +28195,7 @@
               <w:rPr>
                 <w:b/>
               </w:rPr>
-              <w:t>650.75</w:t>
+              <w:t>654.25</w:t>
             </w:r>
           </w:p>
         </w:tc>
@@ -28343,7 +28343,7 @@
             </w:pPr>
             <w:r/>
             <w:r>
-              <w:t>650.75</w:t>
+              <w:t>654.25</w:t>
             </w:r>
           </w:p>
         </w:tc>
@@ -28371,7 +28371,7 @@
             </w:pPr>
             <w:r/>
             <w:r>
-              <w:t>657.75</w:t>
+              <w:t>661.25</w:t>
             </w:r>
           </w:p>
         </w:tc>
@@ -28399,7 +28399,7 @@
             </w:pPr>
             <w:r/>
             <w:r>
-              <w:t>641.25</w:t>
+              <w:t>644.75</w:t>
             </w:r>
           </w:p>
         </w:tc>
@@ -28430,7 +28430,7 @@
               <w:rPr>
                 <w:b/>
               </w:rPr>
-              <w:t>651.25</w:t>
+              <w:t>654.75</w:t>
             </w:r>
           </w:p>
         </w:tc>
@@ -28578,7 +28578,7 @@
             </w:pPr>
             <w:r/>
             <w:r>
-              <w:t>651.25</w:t>
+              <w:t>654.75</w:t>
             </w:r>
           </w:p>
         </w:tc>
@@ -28606,7 +28606,7 @@
             </w:pPr>
             <w:r/>
             <w:r>
-              <w:t>661.75</w:t>
+              <w:t>665.25</w:t>
             </w:r>
           </w:p>
         </w:tc>
@@ -28634,7 +28634,7 @@
             </w:pPr>
             <w:r/>
             <w:r>
-              <w:t>644.00</w:t>
+              <w:t>647.50</w:t>
             </w:r>
           </w:p>
         </w:tc>
@@ -28665,7 +28665,7 @@
               <w:rPr>
                 <w:b/>
               </w:rPr>
-              <w:t>651.00</w:t>
+              <w:t>654.50</w:t>
             </w:r>
           </w:p>
         </w:tc>
@@ -28813,7 +28813,7 @@
             </w:pPr>
             <w:r/>
             <w:r>
-              <w:t>651.00</w:t>
+              <w:t>654.50</w:t>
             </w:r>
           </w:p>
         </w:tc>
@@ -28841,7 +28841,7 @@
             </w:pPr>
             <w:r/>
             <w:r>
-              <w:t>660.75</w:t>
+              <w:t>664.25</w:t>
             </w:r>
           </w:p>
         </w:tc>
@@ -28869,7 +28869,7 @@
             </w:pPr>
             <w:r/>
             <w:r>
-              <w:t>641.25</w:t>
+              <w:t>644.75</w:t>
             </w:r>
           </w:p>
         </w:tc>
@@ -28900,7 +28900,7 @@
               <w:rPr>
                 <w:b/>
               </w:rPr>
-              <w:t>651.50</w:t>
+              <w:t>655.00</w:t>
             </w:r>
           </w:p>
         </w:tc>
@@ -29048,7 +29048,7 @@
             </w:pPr>
             <w:r/>
             <w:r>
-              <w:t>651.50</w:t>
+              <w:t>655.00</w:t>
             </w:r>
           </w:p>
         </w:tc>
@@ -29076,7 +29076,7 @@
             </w:pPr>
             <w:r/>
             <w:r>
-              <w:t>662.25</w:t>
+              <w:t>665.75</w:t>
             </w:r>
           </w:p>
         </w:tc>
@@ -29104,7 +29104,7 @@
             </w:pPr>
             <w:r/>
             <w:r>
-              <w:t>644.25</w:t>
+              <w:t>647.75</w:t>
             </w:r>
           </w:p>
         </w:tc>
@@ -29135,7 +29135,7 @@
               <w:rPr>
                 <w:b/>
               </w:rPr>
-              <w:t>652.25</w:t>
+              <w:t>655.75</w:t>
             </w:r>
           </w:p>
         </w:tc>
@@ -29283,7 +29283,7 @@
             </w:pPr>
             <w:r/>
             <w:r>
-              <w:t>652.25</w:t>
+              <w:t>655.75</w:t>
             </w:r>
           </w:p>
         </w:tc>
@@ -29311,7 +29311,7 @@
             </w:pPr>
             <w:r/>
             <w:r>
-              <w:t>658.75</w:t>
+              <w:t>662.25</w:t>
             </w:r>
           </w:p>
         </w:tc>
@@ -29339,7 +29339,7 @@
             </w:pPr>
             <w:r/>
             <w:r>
-              <w:t>643.75</w:t>
+              <w:t>647.25</w:t>
             </w:r>
           </w:p>
         </w:tc>
@@ -29370,7 +29370,7 @@
               <w:rPr>
                 <w:b/>
               </w:rPr>
-              <w:t>652.75</w:t>
+              <w:t>656.25</w:t>
             </w:r>
           </w:p>
         </w:tc>
@@ -29518,7 +29518,7 @@
             </w:pPr>
             <w:r/>
             <w:r>
-              <w:t>652.75</w:t>
+              <w:t>656.25</w:t>
             </w:r>
           </w:p>
         </w:tc>
@@ -29546,7 +29546,7 @@
             </w:pPr>
             <w:r/>
             <w:r>
-              <w:t>663.75</w:t>
+              <w:t>667.25</w:t>
             </w:r>
           </w:p>
         </w:tc>
@@ -29574,7 +29574,7 @@
             </w:pPr>
             <w:r/>
             <w:r>
-              <w:t>641.00</w:t>
+              <w:t>644.50</w:t>
             </w:r>
           </w:p>
         </w:tc>
@@ -29605,7 +29605,7 @@
               <w:rPr>
                 <w:b/>
               </w:rPr>
-              <w:t>656.25</w:t>
+              <w:t>659.75</w:t>
             </w:r>
           </w:p>
         </w:tc>
@@ -29753,7 +29753,7 @@
             </w:pPr>
             <w:r/>
             <w:r>
-              <w:t>656.25</w:t>
+              <w:t>659.75</w:t>
             </w:r>
           </w:p>
         </w:tc>
@@ -29781,7 +29781,7 @@
             </w:pPr>
             <w:r/>
             <w:r>
-              <w:t>661.75</w:t>
+              <w:t>665.25</w:t>
             </w:r>
           </w:p>
         </w:tc>
@@ -29809,7 +29809,7 @@
             </w:pPr>
             <w:r/>
             <w:r>
-              <w:t>648.50</w:t>
+              <w:t>652.00</w:t>
             </w:r>
           </w:p>
         </w:tc>
@@ -29840,7 +29840,7 @@
               <w:rPr>
                 <w:b/>
               </w:rPr>
-              <w:t>657.00</w:t>
+              <w:t>660.50</w:t>
             </w:r>
           </w:p>
         </w:tc>
@@ -29988,7 +29988,7 @@
             </w:pPr>
             <w:r/>
             <w:r>
-              <w:t>657.00</w:t>
+              <w:t>660.50</w:t>
             </w:r>
           </w:p>
         </w:tc>
@@ -30016,7 +30016,7 @@
             </w:pPr>
             <w:r/>
             <w:r>
-              <w:t>666.25</w:t>
+              <w:t>669.75</w:t>
             </w:r>
           </w:p>
         </w:tc>
@@ -30044,7 +30044,7 @@
             </w:pPr>
             <w:r/>
             <w:r>
-              <w:t>650.50</w:t>
+              <w:t>654.00</w:t>
             </w:r>
           </w:p>
         </w:tc>
@@ -30075,7 +30075,7 @@
               <w:rPr>
                 <w:b/>
               </w:rPr>
-              <w:t>656.25</w:t>
+              <w:t>659.75</w:t>
             </w:r>
           </w:p>
         </w:tc>
@@ -30223,7 +30223,7 @@
             </w:pPr>
             <w:r/>
             <w:r>
-              <w:t>656.25</w:t>
+              <w:t>659.75</w:t>
             </w:r>
           </w:p>
         </w:tc>
@@ -30251,7 +30251,7 @@
             </w:pPr>
             <w:r/>
             <w:r>
-              <w:t>663.75</w:t>
+              <w:t>667.25</w:t>
             </w:r>
           </w:p>
         </w:tc>
@@ -30279,7 +30279,7 @@
             </w:pPr>
             <w:r/>
             <w:r>
-              <w:t>650.25</w:t>
+              <w:t>653.75</w:t>
             </w:r>
           </w:p>
         </w:tc>
@@ -30310,7 +30310,7 @@
               <w:rPr>
                 <w:b/>
               </w:rPr>
-              <w:t>655.25</w:t>
+              <w:t>658.75</w:t>
             </w:r>
           </w:p>
         </w:tc>
@@ -30458,7 +30458,7 @@
             </w:pPr>
             <w:r/>
             <w:r>
-              <w:t>655.25</w:t>
+              <w:t>658.75</w:t>
             </w:r>
           </w:p>
         </w:tc>
@@ -30486,7 +30486,7 @@
             </w:pPr>
             <w:r/>
             <w:r>
-              <w:t>662.25</w:t>
+              <w:t>665.75</w:t>
             </w:r>
           </w:p>
         </w:tc>
@@ -30514,7 +30514,7 @@
             </w:pPr>
             <w:r/>
             <w:r>
-              <w:t>641.75</w:t>
+              <w:t>645.25</w:t>
             </w:r>
           </w:p>
         </w:tc>
@@ -30545,7 +30545,7 @@
               <w:rPr>
                 <w:b/>
               </w:rPr>
-              <w:t>656.00</w:t>
+              <w:t>659.50</w:t>
             </w:r>
           </w:p>
         </w:tc>
@@ -30693,7 +30693,7 @@
             </w:pPr>
             <w:r/>
             <w:r>
-              <w:t>656.00</w:t>
+              <w:t>659.50</w:t>
             </w:r>
           </w:p>
         </w:tc>
@@ -30721,7 +30721,7 @@
             </w:pPr>
             <w:r/>
             <w:r>
-              <w:t>665.25</w:t>
+              <w:t>668.75</w:t>
             </w:r>
           </w:p>
         </w:tc>
@@ -30749,7 +30749,7 @@
             </w:pPr>
             <w:r/>
             <w:r>
-              <w:t>648.75</w:t>
+              <w:t>652.25</w:t>
             </w:r>
           </w:p>
         </w:tc>
@@ -30780,7 +30780,7 @@
               <w:rPr>
                 <w:b/>
               </w:rPr>
-              <w:t>655.75</w:t>
+              <w:t>659.25</w:t>
             </w:r>
           </w:p>
         </w:tc>
@@ -30928,7 +30928,7 @@
             </w:pPr>
             <w:r/>
             <w:r>
-              <w:t>655.75</w:t>
+              <w:t>659.25</w:t>
             </w:r>
           </w:p>
         </w:tc>
@@ -30956,7 +30956,7 @@
             </w:pPr>
             <w:r/>
             <w:r>
-              <w:t>664.25</w:t>
+              <w:t>667.75</w:t>
             </w:r>
           </w:p>
         </w:tc>
@@ -30984,7 +30984,7 @@
             </w:pPr>
             <w:r/>
             <w:r>
-              <w:t>641.75</w:t>
+              <w:t>645.25</w:t>
             </w:r>
           </w:p>
         </w:tc>
@@ -31015,7 +31015,7 @@
               <w:rPr>
                 <w:b/>
               </w:rPr>
-              <w:t>657.50</w:t>
+              <w:t>661.00</w:t>
             </w:r>
           </w:p>
         </w:tc>
@@ -31163,7 +31163,7 @@
             </w:pPr>
             <w:r/>
             <w:r>
-              <w:t>657.50</w:t>
+              <w:t>661.00</w:t>
             </w:r>
           </w:p>
         </w:tc>
@@ -31191,7 +31191,7 @@
             </w:pPr>
             <w:r/>
             <w:r>
-              <w:t>663.75</w:t>
+              <w:t>667.25</w:t>
             </w:r>
           </w:p>
         </w:tc>
@@ -31219,7 +31219,7 @@
             </w:pPr>
             <w:r/>
             <w:r>
-              <w:t>651.00</w:t>
+              <w:t>654.50</w:t>
             </w:r>
           </w:p>
         </w:tc>
@@ -31250,7 +31250,7 @@
               <w:rPr>
                 <w:b/>
               </w:rPr>
-              <w:t>656.75</w:t>
+              <w:t>660.25</w:t>
             </w:r>
           </w:p>
         </w:tc>
